--- a/reports/Отчёт.docx
+++ b/reports/Отчёт.docx
@@ -1,6 +1,6 @@
 
 <file path=word/document.xml><?xml version="1.0" encoding="utf-8"?>
-<w:document xmlns:wpc="http://schemas.microsoft.com/office/word/2010/wordprocessingCanvas" xmlns:mc="http://schemas.openxmlformats.org/markup-compatibility/2006" xmlns:o="urn:schemas-microsoft-com:office:office" xmlns:r="http://schemas.openxmlformats.org/officeDocument/2006/relationships" xmlns:m="http://schemas.openxmlformats.org/officeDocument/2006/math" xmlns:v="urn:schemas-microsoft-com:vml" xmlns:wp14="http://schemas.microsoft.com/office/word/2010/wordprocessingDrawing" xmlns:wp="http://schemas.openxmlformats.org/drawingml/2006/wordprocessingDrawing" xmlns:w10="urn:schemas-microsoft-com:office:word" xmlns:w="http://schemas.openxmlformats.org/wordprocessingml/2006/main" xmlns:w14="http://schemas.microsoft.com/office/word/2010/wordml" xmlns:w15="http://schemas.microsoft.com/office/word/2012/wordml" xmlns:wpg="http://schemas.microsoft.com/office/word/2010/wordprocessingGroup" xmlns:wpi="http://schemas.microsoft.com/office/word/2010/wordprocessingInk" xmlns:wne="http://schemas.microsoft.com/office/word/2006/wordml" xmlns:wps="http://schemas.microsoft.com/office/word/2010/wordprocessingShape" mc:Ignorable="w14 w15 wp14">
+<w:document xmlns:wpc="http://schemas.microsoft.com/office/word/2010/wordprocessingCanvas" xmlns:cx="http://schemas.microsoft.com/office/drawing/2014/chartex" xmlns:mc="http://schemas.openxmlformats.org/markup-compatibility/2006" xmlns:o="urn:schemas-microsoft-com:office:office" xmlns:r="http://schemas.openxmlformats.org/officeDocument/2006/relationships" xmlns:m="http://schemas.openxmlformats.org/officeDocument/2006/math" xmlns:v="urn:schemas-microsoft-com:vml" xmlns:wp14="http://schemas.microsoft.com/office/word/2010/wordprocessingDrawing" xmlns:wp="http://schemas.openxmlformats.org/drawingml/2006/wordprocessingDrawing" xmlns:w10="urn:schemas-microsoft-com:office:word" xmlns:w="http://schemas.openxmlformats.org/wordprocessingml/2006/main" xmlns:w14="http://schemas.microsoft.com/office/word/2010/wordml" xmlns:w15="http://schemas.microsoft.com/office/word/2012/wordml" xmlns:w16se="http://schemas.microsoft.com/office/word/2015/wordml/symex" xmlns:wpg="http://schemas.microsoft.com/office/word/2010/wordprocessingGroup" xmlns:wpi="http://schemas.microsoft.com/office/word/2010/wordprocessingInk" xmlns:wne="http://schemas.microsoft.com/office/word/2006/wordml" xmlns:wps="http://schemas.microsoft.com/office/word/2010/wordprocessingShape" mc:Ignorable="w14 w15 w16se wp14">
   <w:body>
     <w:p>
       <w:pPr>
@@ -10,8 +10,8 @@
         <w:rPr>
           <w:rFonts w:ascii="Times New Roman" w:eastAsia="Times New Roman" w:hAnsi="Times New Roman" w:cs="Times New Roman"/>
           <w:color w:val="000000"/>
-          <w:sz w:val="24"/>
-          <w:szCs w:val="24"/>
+          <w:sz w:val="28"/>
+          <w:szCs w:val="28"/>
           <w:lang w:eastAsia="en-US" w:bidi="en-US"/>
         </w:rPr>
       </w:pPr>
@@ -19,31 +19,11 @@
         <w:rPr>
           <w:rFonts w:ascii="Times New Roman" w:eastAsia="Times New Roman" w:hAnsi="Times New Roman" w:cs="Times New Roman"/>
           <w:color w:val="000000"/>
-          <w:sz w:val="24"/>
-          <w:szCs w:val="24"/>
-          <w:lang w:eastAsia="en-US" w:bidi="en-US"/>
-        </w:rPr>
-        <w:t xml:space="preserve">Федеральное государственное </w:t>
-      </w:r>
-      <w:r>
-        <w:rPr>
-          <w:rFonts w:ascii="Times New Roman" w:eastAsia="Times New Roman" w:hAnsi="Times New Roman" w:cs="Times New Roman"/>
-          <w:color w:val="000000"/>
-          <w:sz w:val="24"/>
-          <w:szCs w:val="24"/>
-          <w:lang w:eastAsia="en-US" w:bidi="en-US"/>
-        </w:rPr>
-        <w:t>автономн</w:t>
-      </w:r>
-      <w:r>
-        <w:rPr>
-          <w:rFonts w:ascii="Times New Roman" w:eastAsia="Times New Roman" w:hAnsi="Times New Roman" w:cs="Times New Roman"/>
-          <w:color w:val="000000"/>
-          <w:sz w:val="24"/>
-          <w:szCs w:val="24"/>
-          <w:lang w:eastAsia="en-US" w:bidi="en-US"/>
-        </w:rPr>
-        <w:t>ое образовательное учреждение высшего образования</w:t>
+          <w:sz w:val="28"/>
+          <w:szCs w:val="28"/>
+          <w:lang w:eastAsia="en-US" w:bidi="en-US"/>
+        </w:rPr>
+        <w:t>Федеральное государственное автономное образовательное учреждение высшего образования</w:t>
       </w:r>
     </w:p>
     <w:p>
@@ -54,8 +34,8 @@
         <w:rPr>
           <w:rFonts w:ascii="Times New Roman" w:eastAsia="Times New Roman" w:hAnsi="Times New Roman" w:cs="Times New Roman"/>
           <w:color w:val="000000"/>
-          <w:sz w:val="24"/>
-          <w:szCs w:val="24"/>
+          <w:sz w:val="28"/>
+          <w:szCs w:val="28"/>
           <w:lang w:eastAsia="en-US" w:bidi="en-US"/>
         </w:rPr>
       </w:pPr>
@@ -63,8 +43,8 @@
         <w:rPr>
           <w:rFonts w:ascii="Times New Roman" w:eastAsia="Times New Roman" w:hAnsi="Times New Roman" w:cs="Times New Roman"/>
           <w:color w:val="000000"/>
-          <w:sz w:val="24"/>
-          <w:szCs w:val="24"/>
+          <w:sz w:val="28"/>
+          <w:szCs w:val="28"/>
           <w:lang w:eastAsia="en-US" w:bidi="en-US"/>
         </w:rPr>
         <w:t>«МОСКОВСКИЙ ПОЛИТЕХНИЧЕСКИЙ УНИВЕРСИТЕТ»</w:t>
@@ -78,8 +58,8 @@
         <w:rPr>
           <w:rFonts w:ascii="Times New Roman" w:eastAsia="Times New Roman" w:hAnsi="Times New Roman" w:cs="Times New Roman"/>
           <w:color w:val="000000"/>
-          <w:sz w:val="24"/>
-          <w:szCs w:val="24"/>
+          <w:sz w:val="28"/>
+          <w:szCs w:val="28"/>
           <w:lang w:eastAsia="en-US" w:bidi="en-US"/>
         </w:rPr>
       </w:pPr>
@@ -87,8 +67,8 @@
         <w:rPr>
           <w:rFonts w:ascii="Times New Roman" w:eastAsia="Times New Roman" w:hAnsi="Times New Roman" w:cs="Times New Roman"/>
           <w:color w:val="000000"/>
-          <w:sz w:val="24"/>
-          <w:szCs w:val="24"/>
+          <w:sz w:val="28"/>
+          <w:szCs w:val="28"/>
           <w:lang w:eastAsia="en-US" w:bidi="en-US"/>
         </w:rPr>
         <w:t>Факультет: Информационных технологий</w:t>
@@ -97,8 +77,8 @@
         <w:rPr>
           <w:rFonts w:ascii="Times New Roman" w:eastAsia="Times New Roman" w:hAnsi="Times New Roman" w:cs="Times New Roman"/>
           <w:color w:val="000000"/>
-          <w:sz w:val="24"/>
-          <w:szCs w:val="24"/>
+          <w:sz w:val="28"/>
+          <w:szCs w:val="28"/>
           <w:lang w:eastAsia="en-US" w:bidi="en-US"/>
         </w:rPr>
         <w:br/>
@@ -108,8 +88,8 @@
         <w:rPr>
           <w:rFonts w:ascii="Times New Roman" w:hAnsi="Times New Roman" w:cs="Times New Roman"/>
           <w:color w:val="000000"/>
-          <w:sz w:val="24"/>
-          <w:szCs w:val="24"/>
+          <w:sz w:val="28"/>
+          <w:szCs w:val="28"/>
           <w:lang w:eastAsia="en-US" w:bidi="en-US"/>
         </w:rPr>
         <w:t>Информационная безопасность</w:t>
@@ -118,8 +98,8 @@
         <w:rPr>
           <w:rFonts w:ascii="Times New Roman" w:eastAsia="Times New Roman" w:hAnsi="Times New Roman" w:cs="Times New Roman"/>
           <w:color w:val="000000"/>
-          <w:sz w:val="24"/>
-          <w:szCs w:val="24"/>
+          <w:sz w:val="28"/>
+          <w:szCs w:val="28"/>
           <w:lang w:eastAsia="en-US" w:bidi="en-US"/>
         </w:rPr>
         <w:t>»</w:t>
@@ -133,17 +113,17 @@
         <w:rPr>
           <w:rFonts w:ascii="Times New Roman" w:hAnsi="Times New Roman" w:cs="Times New Roman"/>
           <w:color w:val="000000"/>
-          <w:sz w:val="24"/>
-          <w:szCs w:val="24"/>
-          <w:lang w:eastAsia="en-US" w:bidi="en-US"/>
-        </w:rPr>
-      </w:pPr>
-      <w:r>
-        <w:rPr>
-          <w:rFonts w:ascii="Times New Roman" w:hAnsi="Times New Roman" w:cs="Times New Roman"/>
-          <w:color w:val="000000"/>
-          <w:sz w:val="24"/>
-          <w:szCs w:val="24"/>
+          <w:sz w:val="28"/>
+          <w:szCs w:val="28"/>
+          <w:lang w:eastAsia="en-US" w:bidi="en-US"/>
+        </w:rPr>
+      </w:pPr>
+      <w:r>
+        <w:rPr>
+          <w:rFonts w:ascii="Times New Roman" w:hAnsi="Times New Roman" w:cs="Times New Roman"/>
+          <w:color w:val="000000"/>
+          <w:sz w:val="28"/>
+          <w:szCs w:val="28"/>
           <w:lang w:eastAsia="en-US" w:bidi="en-US"/>
         </w:rPr>
         <w:t>Направление подготовки/ с</w:t>
@@ -152,8 +132,8 @@
         <w:rPr>
           <w:rFonts w:ascii="Times New Roman" w:hAnsi="Times New Roman" w:cs="Times New Roman"/>
           <w:color w:val="000000"/>
-          <w:sz w:val="24"/>
-          <w:szCs w:val="24"/>
+          <w:sz w:val="28"/>
+          <w:szCs w:val="28"/>
           <w:lang w:eastAsia="en-US" w:bidi="en-US"/>
         </w:rPr>
         <w:t>пециальность: Безопасность компьютерных систем</w:t>
@@ -203,8 +183,8 @@
       <w:r>
         <w:rPr>
           <w:rFonts w:ascii="Times New Roman" w:eastAsia="Times New Roman" w:hAnsi="Times New Roman" w:cs="Times New Roman"/>
-          <w:sz w:val="44"/>
-          <w:szCs w:val="44"/>
+          <w:sz w:val="28"/>
+          <w:szCs w:val="28"/>
           <w:lang w:eastAsia="en-US" w:bidi="en-US"/>
         </w:rPr>
         <w:t>ОТЧЕТ</w:t>
@@ -235,31 +215,7 @@
           <w:szCs w:val="28"/>
           <w:lang w:eastAsia="en-US" w:bidi="en-US"/>
         </w:rPr>
-        <w:t xml:space="preserve">по </w:t>
-      </w:r>
-      <w:r>
-        <w:rPr>
-          <w:rFonts w:ascii="Times New Roman" w:eastAsia="Times New Roman" w:hAnsi="Times New Roman" w:cs="Times New Roman"/>
-          <w:bCs/>
-          <w:iCs/>
-          <w:color w:val="000000"/>
-          <w:sz w:val="28"/>
-          <w:szCs w:val="28"/>
-          <w:lang w:eastAsia="en-US" w:bidi="en-US"/>
-        </w:rPr>
-        <w:t>проектн</w:t>
-      </w:r>
-      <w:r>
-        <w:rPr>
-          <w:rFonts w:ascii="Times New Roman" w:eastAsia="Times New Roman" w:hAnsi="Times New Roman" w:cs="Times New Roman"/>
-          <w:bCs/>
-          <w:iCs/>
-          <w:color w:val="000000"/>
-          <w:sz w:val="28"/>
-          <w:szCs w:val="28"/>
-          <w:lang w:eastAsia="en-US" w:bidi="en-US"/>
-        </w:rPr>
-        <w:t>ой практике</w:t>
+        <w:t>по проектной практике</w:t>
       </w:r>
     </w:p>
     <w:p>
@@ -285,6 +241,7 @@
           <w:rFonts w:ascii="Times New Roman" w:eastAsia="Times New Roman" w:hAnsi="Times New Roman" w:cs="Times New Roman"/>
           <w:color w:val="000000"/>
           <w:sz w:val="28"/>
+          <w:szCs w:val="28"/>
           <w:lang w:eastAsia="en-US" w:bidi="en-US"/>
         </w:rPr>
       </w:pPr>
@@ -293,54 +250,64 @@
           <w:rFonts w:ascii="Times New Roman" w:eastAsia="Times New Roman" w:hAnsi="Times New Roman" w:cs="Times New Roman"/>
           <w:color w:val="000000"/>
           <w:sz w:val="28"/>
-          <w:lang w:eastAsia="en-US" w:bidi="en-US"/>
-        </w:rPr>
-        <w:t>Студент</w:t>
+          <w:szCs w:val="28"/>
+          <w:lang w:eastAsia="en-US" w:bidi="en-US"/>
+        </w:rPr>
+        <w:t xml:space="preserve">Студент: </w:t>
       </w:r>
       <w:r>
         <w:rPr>
           <w:rFonts w:ascii="Times New Roman" w:eastAsia="Times New Roman" w:hAnsi="Times New Roman" w:cs="Times New Roman"/>
           <w:color w:val="000000"/>
           <w:sz w:val="28"/>
-          <w:lang w:eastAsia="en-US" w:bidi="en-US"/>
-        </w:rPr>
-        <w:t xml:space="preserve">: </w:t>
+          <w:szCs w:val="28"/>
+          <w:lang w:eastAsia="en-US" w:bidi="en-US"/>
+        </w:rPr>
+        <w:t>Мельников Кирилл</w:t>
       </w:r>
       <w:r>
         <w:rPr>
           <w:rFonts w:ascii="Times New Roman" w:eastAsia="Times New Roman" w:hAnsi="Times New Roman" w:cs="Times New Roman"/>
           <w:color w:val="000000"/>
           <w:sz w:val="28"/>
-          <w:lang w:eastAsia="en-US" w:bidi="en-US"/>
-        </w:rPr>
-        <w:t>Мельников Кирилл</w:t>
+          <w:szCs w:val="28"/>
+          <w:lang w:eastAsia="en-US" w:bidi="en-US"/>
+        </w:rPr>
+        <w:t xml:space="preserve"> Игоревич</w:t>
       </w:r>
       <w:r>
         <w:rPr>
           <w:rFonts w:ascii="Times New Roman" w:eastAsia="Times New Roman" w:hAnsi="Times New Roman" w:cs="Times New Roman"/>
           <w:color w:val="000000"/>
           <w:sz w:val="28"/>
+          <w:szCs w:val="28"/>
           <w:lang w:eastAsia="en-US" w:bidi="en-US"/>
         </w:rPr>
         <w:t xml:space="preserve"> </w:t>
       </w:r>
-      <w:r>
+    </w:p>
+    <w:p>
+      <w:pPr>
+        <w:spacing w:before="100" w:beforeAutospacing="1" w:after="100" w:afterAutospacing="1" w:line="360" w:lineRule="auto"/>
+        <w:ind w:left="10" w:right="10"/>
+        <w:jc w:val="center"/>
         <w:rPr>
           <w:rFonts w:ascii="Times New Roman" w:eastAsia="Times New Roman" w:hAnsi="Times New Roman" w:cs="Times New Roman"/>
           <w:color w:val="000000"/>
           <w:sz w:val="28"/>
-          <w:lang w:eastAsia="en-US" w:bidi="en-US"/>
-        </w:rPr>
-        <w:t xml:space="preserve">Группа: </w:t>
-      </w:r>
+          <w:szCs w:val="28"/>
+          <w:lang w:eastAsia="en-US" w:bidi="en-US"/>
+        </w:rPr>
+      </w:pPr>
       <w:r>
         <w:rPr>
           <w:rFonts w:ascii="Times New Roman" w:eastAsia="Times New Roman" w:hAnsi="Times New Roman" w:cs="Times New Roman"/>
           <w:color w:val="000000"/>
           <w:sz w:val="28"/>
-          <w:lang w:eastAsia="en-US" w:bidi="en-US"/>
-        </w:rPr>
-        <w:t>241-353</w:t>
+          <w:szCs w:val="28"/>
+          <w:lang w:eastAsia="en-US" w:bidi="en-US"/>
+        </w:rPr>
+        <w:t>Группа: 241-353</w:t>
       </w:r>
     </w:p>
     <w:p>
@@ -351,6 +318,7 @@
           <w:rFonts w:ascii="Times New Roman" w:eastAsia="Times New Roman" w:hAnsi="Times New Roman" w:cs="Times New Roman"/>
           <w:color w:val="000000"/>
           <w:sz w:val="28"/>
+          <w:szCs w:val="28"/>
           <w:lang w:eastAsia="en-US" w:bidi="en-US"/>
         </w:rPr>
       </w:pPr>
@@ -362,33 +330,26 @@
           <w:szCs w:val="28"/>
           <w:lang w:eastAsia="en-US" w:bidi="en-US"/>
         </w:rPr>
-        <w:t xml:space="preserve">Место прохождения практики: </w:t>
-      </w:r>
+        <w:t xml:space="preserve">Место прохождения практики: Московский </w:t>
+      </w:r>
+      <w:proofErr w:type="spellStart"/>
       <w:r>
         <w:rPr>
           <w:rFonts w:ascii="Times New Roman" w:eastAsia="Times New Roman" w:hAnsi="Times New Roman" w:cs="Times New Roman"/>
           <w:color w:val="000000"/>
           <w:sz w:val="28"/>
-          <w:lang w:eastAsia="en-US" w:bidi="en-US"/>
-        </w:rPr>
-        <w:t xml:space="preserve">Московский </w:t>
-      </w:r>
-      <w:proofErr w:type="spellStart"/>
+          <w:szCs w:val="28"/>
+          <w:lang w:eastAsia="en-US" w:bidi="en-US"/>
+        </w:rPr>
+        <w:t>Политех</w:t>
+      </w:r>
+      <w:proofErr w:type="spellEnd"/>
       <w:r>
         <w:rPr>
           <w:rFonts w:ascii="Times New Roman" w:eastAsia="Times New Roman" w:hAnsi="Times New Roman" w:cs="Times New Roman"/>
           <w:color w:val="000000"/>
           <w:sz w:val="28"/>
-          <w:lang w:eastAsia="en-US" w:bidi="en-US"/>
-        </w:rPr>
-        <w:t>Политех</w:t>
-      </w:r>
-      <w:proofErr w:type="spellEnd"/>
-      <w:r>
-        <w:rPr>
-          <w:rFonts w:ascii="Times New Roman" w:eastAsia="Times New Roman" w:hAnsi="Times New Roman" w:cs="Times New Roman"/>
-          <w:color w:val="000000"/>
-          <w:sz w:val="28"/>
+          <w:szCs w:val="28"/>
           <w:lang w:eastAsia="en-US" w:bidi="en-US"/>
         </w:rPr>
         <w:t xml:space="preserve">, кафедра </w:t>
@@ -397,8 +358,8 @@
         <w:rPr>
           <w:rFonts w:ascii="Times New Roman" w:hAnsi="Times New Roman" w:cs="Times New Roman"/>
           <w:color w:val="000000"/>
-          <w:sz w:val="24"/>
-          <w:szCs w:val="24"/>
+          <w:sz w:val="28"/>
+          <w:szCs w:val="28"/>
           <w:lang w:eastAsia="en-US" w:bidi="en-US"/>
         </w:rPr>
         <w:t>Информационная безопасность</w:t>
@@ -462,57 +423,21 @@
         </w:rPr>
         <w:t xml:space="preserve">Руководитель практики: </w:t>
       </w:r>
-      <w:proofErr w:type="spellStart"/>
       <w:r>
         <w:rPr>
           <w:rFonts w:ascii="Times New Roman" w:eastAsia="Times New Roman" w:hAnsi="Times New Roman" w:cs="Times New Roman"/>
           <w:color w:val="000000"/>
           <w:sz w:val="28"/>
-          <w:lang w:eastAsia="en-US" w:bidi="en-US"/>
-        </w:rPr>
-        <w:t>Кесель</w:t>
-      </w:r>
-      <w:proofErr w:type="spellEnd"/>
-      <w:r>
-        <w:rPr>
-          <w:rFonts w:ascii="Times New Roman" w:eastAsia="Times New Roman" w:hAnsi="Times New Roman" w:cs="Times New Roman"/>
-          <w:color w:val="000000"/>
-          <w:sz w:val="28"/>
-          <w:lang w:eastAsia="en-US" w:bidi="en-US"/>
-        </w:rPr>
-        <w:t xml:space="preserve"> Сергей Александрович</w:t>
+          <w:szCs w:val="28"/>
+          <w:lang w:eastAsia="en-US" w:bidi="en-US"/>
+        </w:rPr>
+        <w:t>Кесель Сергей Александрович</w:t>
       </w:r>
     </w:p>
     <w:p>
       <w:pPr>
         <w:spacing w:before="100" w:beforeAutospacing="1" w:after="100" w:afterAutospacing="1" w:line="360" w:lineRule="auto"/>
-        <w:ind w:left="-5" w:right="67"/>
-        <w:rPr>
-          <w:rFonts w:ascii="Times New Roman" w:eastAsia="Times New Roman" w:hAnsi="Times New Roman" w:cs="Times New Roman"/>
-          <w:color w:val="000000"/>
-          <w:sz w:val="28"/>
-          <w:szCs w:val="28"/>
-          <w:lang w:eastAsia="en-US" w:bidi="en-US"/>
-        </w:rPr>
-      </w:pPr>
-    </w:p>
-    <w:p>
-      <w:pPr>
-        <w:spacing w:before="100" w:beforeAutospacing="1" w:after="100" w:afterAutospacing="1" w:line="360" w:lineRule="auto"/>
-        <w:ind w:left="-5" w:right="67"/>
-        <w:rPr>
-          <w:rFonts w:ascii="Times New Roman" w:eastAsia="Times New Roman" w:hAnsi="Times New Roman" w:cs="Times New Roman"/>
-          <w:color w:val="000000"/>
-          <w:sz w:val="28"/>
-          <w:szCs w:val="28"/>
-          <w:lang w:eastAsia="en-US" w:bidi="en-US"/>
-        </w:rPr>
-      </w:pPr>
-    </w:p>
-    <w:p>
-      <w:pPr>
-        <w:spacing w:before="100" w:beforeAutospacing="1" w:after="100" w:afterAutospacing="1" w:line="360" w:lineRule="auto"/>
-        <w:ind w:left="-5" w:right="67"/>
+        <w:ind w:right="67"/>
         <w:rPr>
           <w:rFonts w:ascii="Times New Roman" w:eastAsia="Times New Roman" w:hAnsi="Times New Roman" w:cs="Times New Roman"/>
           <w:color w:val="000000"/>
@@ -543,26 +468,16 @@
           <w:szCs w:val="28"/>
           <w:lang w:eastAsia="en-US" w:bidi="en-US"/>
         </w:rPr>
-        <w:t>Москва 202</w:t>
-      </w:r>
-      <w:r>
-        <w:rPr>
-          <w:rFonts w:ascii="Times New Roman" w:eastAsia="Times New Roman" w:hAnsi="Times New Roman" w:cs="Times New Roman"/>
-          <w:color w:val="000000"/>
-          <w:sz w:val="28"/>
-          <w:szCs w:val="28"/>
-          <w:lang w:eastAsia="en-US" w:bidi="en-US"/>
-        </w:rPr>
-        <w:t>5</w:t>
+        <w:t>Москва 2025</w:t>
       </w:r>
     </w:p>
     <w:sdt>
       <w:sdtPr>
         <w:rPr>
-          <w:rFonts w:ascii="Calibri" w:eastAsia="Calibri" w:hAnsi="Calibri" w:cs="Calibri"/>
+          <w:rFonts w:ascii="Times New Roman" w:eastAsia="Calibri" w:hAnsi="Times New Roman" w:cs="Times New Roman"/>
           <w:color w:val="auto"/>
-          <w:sz w:val="22"/>
-          <w:szCs w:val="22"/>
+          <w:sz w:val="28"/>
+          <w:szCs w:val="28"/>
         </w:rPr>
         <w:id w:val="-73828236"/>
         <w:docPartObj>
@@ -582,16 +497,20 @@
             <w:pStyle w:val="a3"/>
             <w:jc w:val="center"/>
             <w:rPr>
+              <w:rFonts w:ascii="Times New Roman" w:hAnsi="Times New Roman" w:cs="Times New Roman"/>
               <w:b/>
               <w:color w:val="auto"/>
               <w:sz w:val="28"/>
+              <w:szCs w:val="28"/>
             </w:rPr>
           </w:pPr>
           <w:r>
             <w:rPr>
+              <w:rFonts w:ascii="Times New Roman" w:hAnsi="Times New Roman" w:cs="Times New Roman"/>
               <w:b/>
               <w:color w:val="auto"/>
               <w:sz w:val="28"/>
+              <w:szCs w:val="28"/>
             </w:rPr>
             <w:t>Оглавление</w:t>
           </w:r>
@@ -603,73 +522,114 @@
               <w:tab w:val="right" w:leader="dot" w:pos="9345"/>
             </w:tabs>
             <w:rPr>
-              <w:rFonts w:asciiTheme="minorHAnsi" w:eastAsiaTheme="minorEastAsia" w:hAnsiTheme="minorHAnsi" w:cstheme="minorBidi"/>
+              <w:rFonts w:ascii="Times New Roman" w:eastAsiaTheme="minorEastAsia" w:hAnsi="Times New Roman" w:cs="Times New Roman"/>
               <w:noProof/>
+              <w:sz w:val="28"/>
+              <w:szCs w:val="28"/>
             </w:rPr>
           </w:pPr>
           <w:r>
+            <w:rPr>
+              <w:rFonts w:ascii="Times New Roman" w:hAnsi="Times New Roman" w:cs="Times New Roman"/>
+              <w:sz w:val="28"/>
+              <w:szCs w:val="28"/>
+            </w:rPr>
             <w:fldChar w:fldCharType="begin"/>
           </w:r>
           <w:r>
+            <w:rPr>
+              <w:rFonts w:ascii="Times New Roman" w:hAnsi="Times New Roman" w:cs="Times New Roman"/>
+              <w:sz w:val="28"/>
+              <w:szCs w:val="28"/>
+            </w:rPr>
             <w:instrText xml:space="preserve"> TOC \o "1-3" \h \z \u </w:instrText>
           </w:r>
           <w:r>
+            <w:rPr>
+              <w:rFonts w:ascii="Times New Roman" w:hAnsi="Times New Roman" w:cs="Times New Roman"/>
+              <w:sz w:val="28"/>
+              <w:szCs w:val="28"/>
+            </w:rPr>
             <w:fldChar w:fldCharType="separate"/>
           </w:r>
           <w:hyperlink w:anchor="_Toc196055036" w:history="1">
             <w:r>
               <w:rPr>
                 <w:rStyle w:val="a6"/>
+                <w:rFonts w:ascii="Times New Roman" w:hAnsi="Times New Roman" w:cs="Times New Roman"/>
                 <w:b/>
                 <w:noProof/>
+                <w:sz w:val="28"/>
+                <w:szCs w:val="28"/>
               </w:rPr>
               <w:t>ВВЕДЕНИЕ</w:t>
             </w:r>
             <w:r>
               <w:rPr>
-                <w:noProof/>
-                <w:webHidden/>
+                <w:rFonts w:ascii="Times New Roman" w:hAnsi="Times New Roman" w:cs="Times New Roman"/>
+                <w:noProof/>
+                <w:webHidden/>
+                <w:sz w:val="28"/>
+                <w:szCs w:val="28"/>
               </w:rPr>
               <w:tab/>
             </w:r>
             <w:r>
               <w:rPr>
-                <w:noProof/>
-                <w:webHidden/>
+                <w:rFonts w:ascii="Times New Roman" w:hAnsi="Times New Roman" w:cs="Times New Roman"/>
+                <w:noProof/>
+                <w:webHidden/>
+                <w:sz w:val="28"/>
+                <w:szCs w:val="28"/>
               </w:rPr>
               <w:fldChar w:fldCharType="begin"/>
             </w:r>
             <w:r>
               <w:rPr>
-                <w:noProof/>
-                <w:webHidden/>
+                <w:rFonts w:ascii="Times New Roman" w:hAnsi="Times New Roman" w:cs="Times New Roman"/>
+                <w:noProof/>
+                <w:webHidden/>
+                <w:sz w:val="28"/>
+                <w:szCs w:val="28"/>
               </w:rPr>
               <w:instrText xml:space="preserve"> PAGEREF _Toc196055036 \h </w:instrText>
             </w:r>
             <w:r>
               <w:rPr>
-                <w:noProof/>
-                <w:webHidden/>
-              </w:rPr>
-            </w:r>
-            <w:r>
-              <w:rPr>
-                <w:noProof/>
-                <w:webHidden/>
+                <w:rFonts w:ascii="Times New Roman" w:hAnsi="Times New Roman" w:cs="Times New Roman"/>
+                <w:noProof/>
+                <w:webHidden/>
+                <w:sz w:val="28"/>
+                <w:szCs w:val="28"/>
+              </w:rPr>
+            </w:r>
+            <w:r>
+              <w:rPr>
+                <w:rFonts w:ascii="Times New Roman" w:hAnsi="Times New Roman" w:cs="Times New Roman"/>
+                <w:noProof/>
+                <w:webHidden/>
+                <w:sz w:val="28"/>
+                <w:szCs w:val="28"/>
               </w:rPr>
               <w:fldChar w:fldCharType="separate"/>
             </w:r>
             <w:r>
               <w:rPr>
-                <w:noProof/>
-                <w:webHidden/>
+                <w:rFonts w:ascii="Times New Roman" w:hAnsi="Times New Roman" w:cs="Times New Roman"/>
+                <w:noProof/>
+                <w:webHidden/>
+                <w:sz w:val="28"/>
+                <w:szCs w:val="28"/>
               </w:rPr>
               <w:t>3</w:t>
             </w:r>
             <w:r>
               <w:rPr>
-                <w:noProof/>
-                <w:webHidden/>
+                <w:rFonts w:ascii="Times New Roman" w:hAnsi="Times New Roman" w:cs="Times New Roman"/>
+                <w:noProof/>
+                <w:webHidden/>
+                <w:sz w:val="28"/>
+                <w:szCs w:val="28"/>
               </w:rPr>
               <w:fldChar w:fldCharType="end"/>
             </w:r>
@@ -682,64 +642,90 @@
               <w:tab w:val="right" w:leader="dot" w:pos="9345"/>
             </w:tabs>
             <w:rPr>
-              <w:rFonts w:asciiTheme="minorHAnsi" w:eastAsiaTheme="minorEastAsia" w:hAnsiTheme="minorHAnsi" w:cstheme="minorBidi"/>
+              <w:rFonts w:ascii="Times New Roman" w:eastAsiaTheme="minorEastAsia" w:hAnsi="Times New Roman" w:cs="Times New Roman"/>
               <w:noProof/>
+              <w:sz w:val="28"/>
+              <w:szCs w:val="28"/>
             </w:rPr>
           </w:pPr>
           <w:hyperlink w:anchor="_Toc196055037" w:history="1">
             <w:r>
               <w:rPr>
                 <w:rStyle w:val="a6"/>
+                <w:rFonts w:ascii="Times New Roman" w:hAnsi="Times New Roman" w:cs="Times New Roman"/>
                 <w:b/>
                 <w:noProof/>
+                <w:sz w:val="28"/>
+                <w:szCs w:val="28"/>
               </w:rPr>
               <w:t>Создание веб-сайта на основе материалов проекта «ИТ-сервисы для Цифрового университета»</w:t>
             </w:r>
             <w:r>
               <w:rPr>
-                <w:noProof/>
-                <w:webHidden/>
+                <w:rFonts w:ascii="Times New Roman" w:hAnsi="Times New Roman" w:cs="Times New Roman"/>
+                <w:noProof/>
+                <w:webHidden/>
+                <w:sz w:val="28"/>
+                <w:szCs w:val="28"/>
               </w:rPr>
               <w:tab/>
             </w:r>
             <w:r>
               <w:rPr>
-                <w:noProof/>
-                <w:webHidden/>
+                <w:rFonts w:ascii="Times New Roman" w:hAnsi="Times New Roman" w:cs="Times New Roman"/>
+                <w:noProof/>
+                <w:webHidden/>
+                <w:sz w:val="28"/>
+                <w:szCs w:val="28"/>
               </w:rPr>
               <w:fldChar w:fldCharType="begin"/>
             </w:r>
             <w:r>
               <w:rPr>
-                <w:noProof/>
-                <w:webHidden/>
+                <w:rFonts w:ascii="Times New Roman" w:hAnsi="Times New Roman" w:cs="Times New Roman"/>
+                <w:noProof/>
+                <w:webHidden/>
+                <w:sz w:val="28"/>
+                <w:szCs w:val="28"/>
               </w:rPr>
               <w:instrText xml:space="preserve"> PAGEREF _Toc196055037 \h </w:instrText>
             </w:r>
             <w:r>
               <w:rPr>
-                <w:noProof/>
-                <w:webHidden/>
-              </w:rPr>
-            </w:r>
-            <w:r>
-              <w:rPr>
-                <w:noProof/>
-                <w:webHidden/>
+                <w:rFonts w:ascii="Times New Roman" w:hAnsi="Times New Roman" w:cs="Times New Roman"/>
+                <w:noProof/>
+                <w:webHidden/>
+                <w:sz w:val="28"/>
+                <w:szCs w:val="28"/>
+              </w:rPr>
+            </w:r>
+            <w:r>
+              <w:rPr>
+                <w:rFonts w:ascii="Times New Roman" w:hAnsi="Times New Roman" w:cs="Times New Roman"/>
+                <w:noProof/>
+                <w:webHidden/>
+                <w:sz w:val="28"/>
+                <w:szCs w:val="28"/>
               </w:rPr>
               <w:fldChar w:fldCharType="separate"/>
             </w:r>
             <w:r>
               <w:rPr>
-                <w:noProof/>
-                <w:webHidden/>
+                <w:rFonts w:ascii="Times New Roman" w:hAnsi="Times New Roman" w:cs="Times New Roman"/>
+                <w:noProof/>
+                <w:webHidden/>
+                <w:sz w:val="28"/>
+                <w:szCs w:val="28"/>
               </w:rPr>
               <w:t>3</w:t>
             </w:r>
             <w:r>
               <w:rPr>
-                <w:noProof/>
-                <w:webHidden/>
+                <w:rFonts w:ascii="Times New Roman" w:hAnsi="Times New Roman" w:cs="Times New Roman"/>
+                <w:noProof/>
+                <w:webHidden/>
+                <w:sz w:val="28"/>
+                <w:szCs w:val="28"/>
               </w:rPr>
               <w:fldChar w:fldCharType="end"/>
             </w:r>
@@ -752,63 +738,89 @@
               <w:tab w:val="right" w:leader="dot" w:pos="9345"/>
             </w:tabs>
             <w:rPr>
-              <w:rFonts w:asciiTheme="minorHAnsi" w:eastAsiaTheme="minorEastAsia" w:hAnsiTheme="minorHAnsi" w:cstheme="minorBidi"/>
+              <w:rFonts w:ascii="Times New Roman" w:eastAsiaTheme="minorEastAsia" w:hAnsi="Times New Roman" w:cs="Times New Roman"/>
               <w:noProof/>
+              <w:sz w:val="28"/>
+              <w:szCs w:val="28"/>
             </w:rPr>
           </w:pPr>
           <w:hyperlink w:anchor="_Toc196055038" w:history="1">
             <w:r>
               <w:rPr>
                 <w:rStyle w:val="a6"/>
-                <w:noProof/>
+                <w:rFonts w:ascii="Times New Roman" w:hAnsi="Times New Roman" w:cs="Times New Roman"/>
+                <w:noProof/>
+                <w:sz w:val="28"/>
+                <w:szCs w:val="28"/>
               </w:rPr>
               <w:t>Структура сайта:</w:t>
             </w:r>
             <w:r>
               <w:rPr>
-                <w:noProof/>
-                <w:webHidden/>
+                <w:rFonts w:ascii="Times New Roman" w:hAnsi="Times New Roman" w:cs="Times New Roman"/>
+                <w:noProof/>
+                <w:webHidden/>
+                <w:sz w:val="28"/>
+                <w:szCs w:val="28"/>
               </w:rPr>
               <w:tab/>
             </w:r>
             <w:r>
               <w:rPr>
-                <w:noProof/>
-                <w:webHidden/>
+                <w:rFonts w:ascii="Times New Roman" w:hAnsi="Times New Roman" w:cs="Times New Roman"/>
+                <w:noProof/>
+                <w:webHidden/>
+                <w:sz w:val="28"/>
+                <w:szCs w:val="28"/>
               </w:rPr>
               <w:fldChar w:fldCharType="begin"/>
             </w:r>
             <w:r>
               <w:rPr>
-                <w:noProof/>
-                <w:webHidden/>
+                <w:rFonts w:ascii="Times New Roman" w:hAnsi="Times New Roman" w:cs="Times New Roman"/>
+                <w:noProof/>
+                <w:webHidden/>
+                <w:sz w:val="28"/>
+                <w:szCs w:val="28"/>
               </w:rPr>
               <w:instrText xml:space="preserve"> PAGEREF _Toc196055038 \h </w:instrText>
             </w:r>
             <w:r>
               <w:rPr>
-                <w:noProof/>
-                <w:webHidden/>
-              </w:rPr>
-            </w:r>
-            <w:r>
-              <w:rPr>
-                <w:noProof/>
-                <w:webHidden/>
+                <w:rFonts w:ascii="Times New Roman" w:hAnsi="Times New Roman" w:cs="Times New Roman"/>
+                <w:noProof/>
+                <w:webHidden/>
+                <w:sz w:val="28"/>
+                <w:szCs w:val="28"/>
+              </w:rPr>
+            </w:r>
+            <w:r>
+              <w:rPr>
+                <w:rFonts w:ascii="Times New Roman" w:hAnsi="Times New Roman" w:cs="Times New Roman"/>
+                <w:noProof/>
+                <w:webHidden/>
+                <w:sz w:val="28"/>
+                <w:szCs w:val="28"/>
               </w:rPr>
               <w:fldChar w:fldCharType="separate"/>
             </w:r>
             <w:r>
               <w:rPr>
-                <w:noProof/>
-                <w:webHidden/>
+                <w:rFonts w:ascii="Times New Roman" w:hAnsi="Times New Roman" w:cs="Times New Roman"/>
+                <w:noProof/>
+                <w:webHidden/>
+                <w:sz w:val="28"/>
+                <w:szCs w:val="28"/>
               </w:rPr>
               <w:t>3</w:t>
             </w:r>
             <w:r>
               <w:rPr>
-                <w:noProof/>
-                <w:webHidden/>
+                <w:rFonts w:ascii="Times New Roman" w:hAnsi="Times New Roman" w:cs="Times New Roman"/>
+                <w:noProof/>
+                <w:webHidden/>
+                <w:sz w:val="28"/>
+                <w:szCs w:val="28"/>
               </w:rPr>
               <w:fldChar w:fldCharType="end"/>
             </w:r>
@@ -821,63 +833,89 @@
               <w:tab w:val="right" w:leader="dot" w:pos="9345"/>
             </w:tabs>
             <w:rPr>
-              <w:rFonts w:asciiTheme="minorHAnsi" w:eastAsiaTheme="minorEastAsia" w:hAnsiTheme="minorHAnsi" w:cstheme="minorBidi"/>
+              <w:rFonts w:ascii="Times New Roman" w:eastAsiaTheme="minorEastAsia" w:hAnsi="Times New Roman" w:cs="Times New Roman"/>
               <w:noProof/>
+              <w:sz w:val="28"/>
+              <w:szCs w:val="28"/>
             </w:rPr>
           </w:pPr>
           <w:hyperlink w:anchor="_Toc196055039" w:history="1">
             <w:r>
               <w:rPr>
                 <w:rStyle w:val="a6"/>
-                <w:noProof/>
+                <w:rFonts w:ascii="Times New Roman" w:hAnsi="Times New Roman" w:cs="Times New Roman"/>
+                <w:noProof/>
+                <w:sz w:val="28"/>
+                <w:szCs w:val="28"/>
               </w:rPr>
               <w:t>Технологии:</w:t>
             </w:r>
             <w:r>
               <w:rPr>
-                <w:noProof/>
-                <w:webHidden/>
+                <w:rFonts w:ascii="Times New Roman" w:hAnsi="Times New Roman" w:cs="Times New Roman"/>
+                <w:noProof/>
+                <w:webHidden/>
+                <w:sz w:val="28"/>
+                <w:szCs w:val="28"/>
               </w:rPr>
               <w:tab/>
             </w:r>
             <w:r>
               <w:rPr>
-                <w:noProof/>
-                <w:webHidden/>
+                <w:rFonts w:ascii="Times New Roman" w:hAnsi="Times New Roman" w:cs="Times New Roman"/>
+                <w:noProof/>
+                <w:webHidden/>
+                <w:sz w:val="28"/>
+                <w:szCs w:val="28"/>
               </w:rPr>
               <w:fldChar w:fldCharType="begin"/>
             </w:r>
             <w:r>
               <w:rPr>
-                <w:noProof/>
-                <w:webHidden/>
+                <w:rFonts w:ascii="Times New Roman" w:hAnsi="Times New Roman" w:cs="Times New Roman"/>
+                <w:noProof/>
+                <w:webHidden/>
+                <w:sz w:val="28"/>
+                <w:szCs w:val="28"/>
               </w:rPr>
               <w:instrText xml:space="preserve"> PAGEREF _Toc196055039 \h </w:instrText>
             </w:r>
             <w:r>
               <w:rPr>
-                <w:noProof/>
-                <w:webHidden/>
-              </w:rPr>
-            </w:r>
-            <w:r>
-              <w:rPr>
-                <w:noProof/>
-                <w:webHidden/>
+                <w:rFonts w:ascii="Times New Roman" w:hAnsi="Times New Roman" w:cs="Times New Roman"/>
+                <w:noProof/>
+                <w:webHidden/>
+                <w:sz w:val="28"/>
+                <w:szCs w:val="28"/>
+              </w:rPr>
+            </w:r>
+            <w:r>
+              <w:rPr>
+                <w:rFonts w:ascii="Times New Roman" w:hAnsi="Times New Roman" w:cs="Times New Roman"/>
+                <w:noProof/>
+                <w:webHidden/>
+                <w:sz w:val="28"/>
+                <w:szCs w:val="28"/>
               </w:rPr>
               <w:fldChar w:fldCharType="separate"/>
             </w:r>
             <w:r>
               <w:rPr>
-                <w:noProof/>
-                <w:webHidden/>
+                <w:rFonts w:ascii="Times New Roman" w:hAnsi="Times New Roman" w:cs="Times New Roman"/>
+                <w:noProof/>
+                <w:webHidden/>
+                <w:sz w:val="28"/>
+                <w:szCs w:val="28"/>
               </w:rPr>
               <w:t>3</w:t>
             </w:r>
             <w:r>
               <w:rPr>
-                <w:noProof/>
-                <w:webHidden/>
+                <w:rFonts w:ascii="Times New Roman" w:hAnsi="Times New Roman" w:cs="Times New Roman"/>
+                <w:noProof/>
+                <w:webHidden/>
+                <w:sz w:val="28"/>
+                <w:szCs w:val="28"/>
               </w:rPr>
               <w:fldChar w:fldCharType="end"/>
             </w:r>
@@ -890,63 +928,89 @@
               <w:tab w:val="right" w:leader="dot" w:pos="9345"/>
             </w:tabs>
             <w:rPr>
-              <w:rFonts w:asciiTheme="minorHAnsi" w:eastAsiaTheme="minorEastAsia" w:hAnsiTheme="minorHAnsi" w:cstheme="minorBidi"/>
+              <w:rFonts w:ascii="Times New Roman" w:eastAsiaTheme="minorEastAsia" w:hAnsi="Times New Roman" w:cs="Times New Roman"/>
               <w:noProof/>
+              <w:sz w:val="28"/>
+              <w:szCs w:val="28"/>
             </w:rPr>
           </w:pPr>
           <w:hyperlink w:anchor="_Toc196055040" w:history="1">
             <w:r>
               <w:rPr>
                 <w:rStyle w:val="a6"/>
-                <w:noProof/>
+                <w:rFonts w:ascii="Times New Roman" w:hAnsi="Times New Roman" w:cs="Times New Roman"/>
+                <w:noProof/>
+                <w:sz w:val="28"/>
+                <w:szCs w:val="28"/>
               </w:rPr>
               <w:t>Полученные навыки:</w:t>
             </w:r>
             <w:r>
               <w:rPr>
-                <w:noProof/>
-                <w:webHidden/>
+                <w:rFonts w:ascii="Times New Roman" w:hAnsi="Times New Roman" w:cs="Times New Roman"/>
+                <w:noProof/>
+                <w:webHidden/>
+                <w:sz w:val="28"/>
+                <w:szCs w:val="28"/>
               </w:rPr>
               <w:tab/>
             </w:r>
             <w:r>
               <w:rPr>
-                <w:noProof/>
-                <w:webHidden/>
+                <w:rFonts w:ascii="Times New Roman" w:hAnsi="Times New Roman" w:cs="Times New Roman"/>
+                <w:noProof/>
+                <w:webHidden/>
+                <w:sz w:val="28"/>
+                <w:szCs w:val="28"/>
               </w:rPr>
               <w:fldChar w:fldCharType="begin"/>
             </w:r>
             <w:r>
               <w:rPr>
-                <w:noProof/>
-                <w:webHidden/>
+                <w:rFonts w:ascii="Times New Roman" w:hAnsi="Times New Roman" w:cs="Times New Roman"/>
+                <w:noProof/>
+                <w:webHidden/>
+                <w:sz w:val="28"/>
+                <w:szCs w:val="28"/>
               </w:rPr>
               <w:instrText xml:space="preserve"> PAGEREF _Toc196055040 \h </w:instrText>
             </w:r>
             <w:r>
               <w:rPr>
-                <w:noProof/>
-                <w:webHidden/>
-              </w:rPr>
-            </w:r>
-            <w:r>
-              <w:rPr>
-                <w:noProof/>
-                <w:webHidden/>
+                <w:rFonts w:ascii="Times New Roman" w:hAnsi="Times New Roman" w:cs="Times New Roman"/>
+                <w:noProof/>
+                <w:webHidden/>
+                <w:sz w:val="28"/>
+                <w:szCs w:val="28"/>
+              </w:rPr>
+            </w:r>
+            <w:r>
+              <w:rPr>
+                <w:rFonts w:ascii="Times New Roman" w:hAnsi="Times New Roman" w:cs="Times New Roman"/>
+                <w:noProof/>
+                <w:webHidden/>
+                <w:sz w:val="28"/>
+                <w:szCs w:val="28"/>
               </w:rPr>
               <w:fldChar w:fldCharType="separate"/>
             </w:r>
             <w:r>
               <w:rPr>
-                <w:noProof/>
-                <w:webHidden/>
+                <w:rFonts w:ascii="Times New Roman" w:hAnsi="Times New Roman" w:cs="Times New Roman"/>
+                <w:noProof/>
+                <w:webHidden/>
+                <w:sz w:val="28"/>
+                <w:szCs w:val="28"/>
               </w:rPr>
               <w:t>3</w:t>
             </w:r>
             <w:r>
               <w:rPr>
-                <w:noProof/>
-                <w:webHidden/>
+                <w:rFonts w:ascii="Times New Roman" w:hAnsi="Times New Roman" w:cs="Times New Roman"/>
+                <w:noProof/>
+                <w:webHidden/>
+                <w:sz w:val="28"/>
+                <w:szCs w:val="28"/>
               </w:rPr>
               <w:fldChar w:fldCharType="end"/>
             </w:r>
@@ -959,87 +1023,131 @@
               <w:tab w:val="right" w:leader="dot" w:pos="9345"/>
             </w:tabs>
             <w:rPr>
-              <w:rFonts w:asciiTheme="minorHAnsi" w:eastAsiaTheme="minorEastAsia" w:hAnsiTheme="minorHAnsi" w:cstheme="minorBidi"/>
+              <w:rFonts w:ascii="Times New Roman" w:eastAsiaTheme="minorEastAsia" w:hAnsi="Times New Roman" w:cs="Times New Roman"/>
               <w:noProof/>
+              <w:sz w:val="28"/>
+              <w:szCs w:val="28"/>
             </w:rPr>
           </w:pPr>
           <w:hyperlink w:anchor="_Toc196055041" w:history="1">
             <w:r>
               <w:rPr>
                 <w:rStyle w:val="a6"/>
+                <w:rFonts w:ascii="Times New Roman" w:hAnsi="Times New Roman" w:cs="Times New Roman"/>
                 <w:b/>
                 <w:noProof/>
+                <w:sz w:val="28"/>
+                <w:szCs w:val="28"/>
               </w:rPr>
               <w:t>ЗАКЛЮЧЕНИЕ</w:t>
             </w:r>
             <w:r>
               <w:rPr>
-                <w:noProof/>
-                <w:webHidden/>
+                <w:rFonts w:ascii="Times New Roman" w:hAnsi="Times New Roman" w:cs="Times New Roman"/>
+                <w:noProof/>
+                <w:webHidden/>
+                <w:sz w:val="28"/>
+                <w:szCs w:val="28"/>
               </w:rPr>
               <w:tab/>
             </w:r>
             <w:r>
               <w:rPr>
-                <w:noProof/>
-                <w:webHidden/>
+                <w:rFonts w:ascii="Times New Roman" w:hAnsi="Times New Roman" w:cs="Times New Roman"/>
+                <w:noProof/>
+                <w:webHidden/>
+                <w:sz w:val="28"/>
+                <w:szCs w:val="28"/>
               </w:rPr>
               <w:fldChar w:fldCharType="begin"/>
             </w:r>
             <w:r>
               <w:rPr>
-                <w:noProof/>
-                <w:webHidden/>
+                <w:rFonts w:ascii="Times New Roman" w:hAnsi="Times New Roman" w:cs="Times New Roman"/>
+                <w:noProof/>
+                <w:webHidden/>
+                <w:sz w:val="28"/>
+                <w:szCs w:val="28"/>
               </w:rPr>
               <w:instrText xml:space="preserve"> PAGEREF _Toc196055041 \h </w:instrText>
             </w:r>
             <w:r>
               <w:rPr>
-                <w:noProof/>
-                <w:webHidden/>
-              </w:rPr>
-            </w:r>
-            <w:r>
-              <w:rPr>
-                <w:noProof/>
-                <w:webHidden/>
+                <w:rFonts w:ascii="Times New Roman" w:hAnsi="Times New Roman" w:cs="Times New Roman"/>
+                <w:noProof/>
+                <w:webHidden/>
+                <w:sz w:val="28"/>
+                <w:szCs w:val="28"/>
+              </w:rPr>
+            </w:r>
+            <w:r>
+              <w:rPr>
+                <w:rFonts w:ascii="Times New Roman" w:hAnsi="Times New Roman" w:cs="Times New Roman"/>
+                <w:noProof/>
+                <w:webHidden/>
+                <w:sz w:val="28"/>
+                <w:szCs w:val="28"/>
               </w:rPr>
               <w:fldChar w:fldCharType="separate"/>
             </w:r>
             <w:r>
               <w:rPr>
-                <w:noProof/>
-                <w:webHidden/>
+                <w:rFonts w:ascii="Times New Roman" w:hAnsi="Times New Roman" w:cs="Times New Roman"/>
+                <w:noProof/>
+                <w:webHidden/>
+                <w:sz w:val="28"/>
+                <w:szCs w:val="28"/>
               </w:rPr>
               <w:t>4</w:t>
             </w:r>
             <w:r>
               <w:rPr>
-                <w:noProof/>
-                <w:webHidden/>
+                <w:rFonts w:ascii="Times New Roman" w:hAnsi="Times New Roman" w:cs="Times New Roman"/>
+                <w:noProof/>
+                <w:webHidden/>
+                <w:sz w:val="28"/>
+                <w:szCs w:val="28"/>
               </w:rPr>
               <w:fldChar w:fldCharType="end"/>
             </w:r>
           </w:hyperlink>
         </w:p>
         <w:p>
+          <w:pPr>
+            <w:rPr>
+              <w:rFonts w:ascii="Times New Roman" w:hAnsi="Times New Roman" w:cs="Times New Roman"/>
+              <w:sz w:val="28"/>
+              <w:szCs w:val="28"/>
+            </w:rPr>
+          </w:pPr>
           <w:r>
             <w:rPr>
+              <w:rFonts w:ascii="Times New Roman" w:hAnsi="Times New Roman" w:cs="Times New Roman"/>
               <w:b/>
               <w:bCs/>
+              <w:sz w:val="28"/>
+              <w:szCs w:val="28"/>
             </w:rPr>
             <w:fldChar w:fldCharType="end"/>
           </w:r>
         </w:p>
-        <w:bookmarkStart w:id="0" w:name="_GoBack" w:displacedByCustomXml="next"/>
-        <w:bookmarkEnd w:id="0" w:displacedByCustomXml="next"/>
       </w:sdtContent>
     </w:sdt>
     <w:p>
       <w:pPr>
         <w:spacing w:after="160" w:line="360" w:lineRule="auto"/>
-      </w:pPr>
-      <w:r>
+        <w:rPr>
+          <w:rFonts w:ascii="Times New Roman" w:hAnsi="Times New Roman" w:cs="Times New Roman"/>
+          <w:sz w:val="28"/>
+          <w:szCs w:val="28"/>
+        </w:rPr>
+      </w:pPr>
+      <w:r>
+        <w:rPr>
+          <w:rFonts w:ascii="Times New Roman" w:hAnsi="Times New Roman" w:cs="Times New Roman"/>
+          <w:sz w:val="28"/>
+          <w:szCs w:val="28"/>
+        </w:rPr>
         <w:br w:type="page"/>
       </w:r>
     </w:p>
@@ -1054,10 +1162,11 @@
           <w:szCs w:val="28"/>
         </w:rPr>
       </w:pPr>
-      <w:bookmarkStart w:id="1" w:name="_Toc196055036"/>
+      <w:bookmarkStart w:id="0" w:name="_Toc196055036"/>
       <w:r>
         <w:rPr>
           <w:rStyle w:val="a4"/>
+          <w:rFonts w:ascii="Times New Roman" w:hAnsi="Times New Roman" w:cs="Times New Roman"/>
           <w:bCs w:val="0"/>
           <w:color w:val="auto"/>
           <w:sz w:val="28"/>
@@ -1066,13 +1175,13 @@
         <w:lastRenderedPageBreak/>
         <w:t>ВВЕДЕНИЕ</w:t>
       </w:r>
-      <w:bookmarkEnd w:id="1"/>
+      <w:bookmarkEnd w:id="0"/>
     </w:p>
     <w:p>
       <w:pPr>
         <w:pStyle w:val="2"/>
         <w:ind w:firstLine="851"/>
-        <w:jc w:val="both"/>
+        <w:jc w:val="center"/>
         <w:rPr>
           <w:rFonts w:ascii="Times New Roman" w:eastAsia="Times New Roman" w:hAnsi="Times New Roman" w:cs="Times New Roman"/>
           <w:b/>
@@ -1081,17 +1190,30 @@
           <w:szCs w:val="28"/>
         </w:rPr>
       </w:pPr>
-      <w:bookmarkStart w:id="2" w:name="_Toc196055037"/>
-      <w:r>
-        <w:rPr>
+      <w:bookmarkStart w:id="1" w:name="_Toc196055037"/>
+      <w:r>
+        <w:rPr>
+          <w:rFonts w:ascii="Times New Roman" w:hAnsi="Times New Roman" w:cs="Times New Roman"/>
           <w:b/>
           <w:color w:val="auto"/>
           <w:sz w:val="28"/>
           <w:szCs w:val="28"/>
         </w:rPr>
-        <w:t>Создание веб-сайта на основе материалов проекта «ИТ-сервисы для Цифрового университета»</w:t>
-      </w:r>
+        <w:t xml:space="preserve">Создание веб-сайта на основе материалов проекта «ИТ-сервисы </w:t>
+      </w:r>
+      <w:bookmarkStart w:id="2" w:name="_GoBack"/>
       <w:bookmarkEnd w:id="2"/>
+      <w:r>
+        <w:rPr>
+          <w:rFonts w:ascii="Times New Roman" w:hAnsi="Times New Roman" w:cs="Times New Roman"/>
+          <w:b/>
+          <w:color w:val="auto"/>
+          <w:sz w:val="28"/>
+          <w:szCs w:val="28"/>
+        </w:rPr>
+        <w:t>для Цифрового университета»</w:t>
+      </w:r>
+      <w:bookmarkEnd w:id="1"/>
     </w:p>
     <w:p>
       <w:pPr>
@@ -1099,32 +1221,18 @@
         <w:ind w:firstLine="851"/>
         <w:jc w:val="both"/>
         <w:rPr>
-          <w:sz w:val="28"/>
-          <w:szCs w:val="28"/>
-        </w:rPr>
-      </w:pPr>
-      <w:r>
-        <w:rPr>
-          <w:sz w:val="28"/>
-          <w:szCs w:val="28"/>
-        </w:rPr>
-        <w:t xml:space="preserve">В процессе прохождения проектной практики, помимо изучения CTF-материалов, был также рассмотрен внутренний проект университета — «ИТ-сервисы для Цифрового университета», который реализуется в Московском </w:t>
-      </w:r>
-      <w:proofErr w:type="spellStart"/>
-      <w:r>
-        <w:rPr>
-          <w:sz w:val="28"/>
-          <w:szCs w:val="28"/>
-        </w:rPr>
-        <w:t>Политехе</w:t>
-      </w:r>
-      <w:proofErr w:type="spellEnd"/>
-      <w:r>
-        <w:rPr>
-          <w:sz w:val="28"/>
-          <w:szCs w:val="28"/>
-        </w:rPr>
-        <w:t>. Основная цель проекта — цифровая трансформация учебного пространства, повышение продуктивности взаимодействия между студентами, преподавателями и ИТ-инфраструктурой вуза.</w:t>
+          <w:rFonts w:ascii="Times New Roman" w:hAnsi="Times New Roman" w:cs="Times New Roman"/>
+          <w:sz w:val="28"/>
+          <w:szCs w:val="28"/>
+        </w:rPr>
+      </w:pPr>
+      <w:r>
+        <w:rPr>
+          <w:rFonts w:ascii="Times New Roman" w:hAnsi="Times New Roman" w:cs="Times New Roman"/>
+          <w:sz w:val="28"/>
+          <w:szCs w:val="28"/>
+        </w:rPr>
+        <w:t>В процессе прохождения проектной практики, помимо изучения CTF-материалов, был также рассмотрен внутренний проект университета — «ИТ-сервисы для Цифрового университета», который реализуется в Московском Политехе. Основная цель проекта — цифровая трансформация учебного пространства, повышение продуктивности взаимодействия между студентами, преподавателями и ИТ-инфраструктурой вуза.</w:t>
       </w:r>
     </w:p>
     <w:p>
@@ -1133,12 +1241,14 @@
         <w:ind w:firstLine="851"/>
         <w:jc w:val="both"/>
         <w:rPr>
-          <w:sz w:val="28"/>
-          <w:szCs w:val="28"/>
-        </w:rPr>
-      </w:pPr>
-      <w:r>
-        <w:rPr>
+          <w:rFonts w:ascii="Times New Roman" w:hAnsi="Times New Roman" w:cs="Times New Roman"/>
+          <w:sz w:val="28"/>
+          <w:szCs w:val="28"/>
+        </w:rPr>
+      </w:pPr>
+      <w:r>
+        <w:rPr>
+          <w:rFonts w:ascii="Times New Roman" w:hAnsi="Times New Roman" w:cs="Times New Roman"/>
           <w:sz w:val="28"/>
           <w:szCs w:val="28"/>
         </w:rPr>
@@ -1147,6 +1257,7 @@
       <w:r>
         <w:rPr>
           <w:rStyle w:val="a4"/>
+          <w:rFonts w:ascii="Times New Roman" w:hAnsi="Times New Roman" w:cs="Times New Roman"/>
           <w:sz w:val="28"/>
           <w:szCs w:val="28"/>
         </w:rPr>
@@ -1154,6 +1265,7 @@
       </w:r>
       <w:r>
         <w:rPr>
+          <w:rFonts w:ascii="Times New Roman" w:hAnsi="Times New Roman" w:cs="Times New Roman"/>
           <w:sz w:val="28"/>
           <w:szCs w:val="28"/>
         </w:rPr>
@@ -1166,6 +1278,8 @@
         <w:ind w:firstLine="851"/>
         <w:jc w:val="both"/>
         <w:rPr>
+          <w:rFonts w:ascii="Times New Roman" w:hAnsi="Times New Roman" w:cs="Times New Roman"/>
+          <w:color w:val="auto"/>
           <w:sz w:val="28"/>
           <w:szCs w:val="28"/>
         </w:rPr>
@@ -1173,6 +1287,8 @@
       <w:bookmarkStart w:id="3" w:name="_Toc196055038"/>
       <w:r>
         <w:rPr>
+          <w:rFonts w:ascii="Times New Roman" w:hAnsi="Times New Roman" w:cs="Times New Roman"/>
+          <w:color w:val="auto"/>
           <w:sz w:val="28"/>
           <w:szCs w:val="28"/>
         </w:rPr>
@@ -1190,12 +1306,14 @@
         <w:ind w:firstLine="851"/>
         <w:jc w:val="both"/>
         <w:rPr>
-          <w:sz w:val="28"/>
-          <w:szCs w:val="28"/>
-        </w:rPr>
-      </w:pPr>
-      <w:r>
-        <w:rPr>
+          <w:rFonts w:ascii="Times New Roman" w:hAnsi="Times New Roman" w:cs="Times New Roman"/>
+          <w:sz w:val="28"/>
+          <w:szCs w:val="28"/>
+        </w:rPr>
+      </w:pPr>
+      <w:r>
+        <w:rPr>
+          <w:rFonts w:ascii="Times New Roman" w:hAnsi="Times New Roman" w:cs="Times New Roman"/>
           <w:sz w:val="28"/>
           <w:szCs w:val="28"/>
         </w:rPr>
@@ -1212,12 +1330,14 @@
         <w:ind w:firstLine="851"/>
         <w:jc w:val="both"/>
         <w:rPr>
-          <w:sz w:val="28"/>
-          <w:szCs w:val="28"/>
-        </w:rPr>
-      </w:pPr>
-      <w:r>
-        <w:rPr>
+          <w:rFonts w:ascii="Times New Roman" w:hAnsi="Times New Roman" w:cs="Times New Roman"/>
+          <w:sz w:val="28"/>
+          <w:szCs w:val="28"/>
+        </w:rPr>
+      </w:pPr>
+      <w:r>
+        <w:rPr>
+          <w:rFonts w:ascii="Times New Roman" w:hAnsi="Times New Roman" w:cs="Times New Roman"/>
           <w:sz w:val="28"/>
           <w:szCs w:val="28"/>
         </w:rPr>
@@ -1234,32 +1354,18 @@
         <w:ind w:firstLine="851"/>
         <w:jc w:val="both"/>
         <w:rPr>
-          <w:sz w:val="28"/>
-          <w:szCs w:val="28"/>
-        </w:rPr>
-      </w:pPr>
-      <w:r>
-        <w:rPr>
-          <w:sz w:val="28"/>
-          <w:szCs w:val="28"/>
-        </w:rPr>
-        <w:t xml:space="preserve">Блоки с </w:t>
-      </w:r>
-      <w:proofErr w:type="spellStart"/>
-      <w:r>
-        <w:rPr>
-          <w:sz w:val="28"/>
-          <w:szCs w:val="28"/>
-        </w:rPr>
-        <w:t>подпроектами</w:t>
-      </w:r>
-      <w:proofErr w:type="spellEnd"/>
-      <w:r>
-        <w:rPr>
-          <w:sz w:val="28"/>
-          <w:szCs w:val="28"/>
-        </w:rPr>
-        <w:t>:</w:t>
+          <w:rFonts w:ascii="Times New Roman" w:hAnsi="Times New Roman" w:cs="Times New Roman"/>
+          <w:sz w:val="28"/>
+          <w:szCs w:val="28"/>
+        </w:rPr>
+      </w:pPr>
+      <w:r>
+        <w:rPr>
+          <w:rFonts w:ascii="Times New Roman" w:hAnsi="Times New Roman" w:cs="Times New Roman"/>
+          <w:sz w:val="28"/>
+          <w:szCs w:val="28"/>
+        </w:rPr>
+        <w:t>Блоки с подпроектами:</w:t>
       </w:r>
     </w:p>
     <w:p>
@@ -1272,12 +1378,14 @@
         <w:ind w:firstLine="851"/>
         <w:jc w:val="both"/>
         <w:rPr>
-          <w:sz w:val="28"/>
-          <w:szCs w:val="28"/>
-        </w:rPr>
-      </w:pPr>
-      <w:r>
-        <w:rPr>
+          <w:rFonts w:ascii="Times New Roman" w:hAnsi="Times New Roman" w:cs="Times New Roman"/>
+          <w:sz w:val="28"/>
+          <w:szCs w:val="28"/>
+        </w:rPr>
+      </w:pPr>
+      <w:r>
+        <w:rPr>
+          <w:rFonts w:ascii="Times New Roman" w:hAnsi="Times New Roman" w:cs="Times New Roman"/>
           <w:sz w:val="28"/>
           <w:szCs w:val="28"/>
         </w:rPr>
@@ -1294,48 +1402,18 @@
         <w:ind w:firstLine="851"/>
         <w:jc w:val="both"/>
         <w:rPr>
-          <w:sz w:val="28"/>
-          <w:szCs w:val="28"/>
-        </w:rPr>
-      </w:pPr>
-      <w:r>
-        <w:rPr>
-          <w:sz w:val="28"/>
-          <w:szCs w:val="28"/>
-        </w:rPr>
-        <w:t>Мобильные приложения (</w:t>
-      </w:r>
-      <w:proofErr w:type="spellStart"/>
-      <w:r>
-        <w:rPr>
-          <w:sz w:val="28"/>
-          <w:szCs w:val="28"/>
-        </w:rPr>
-        <w:t>Android</w:t>
-      </w:r>
-      <w:proofErr w:type="spellEnd"/>
-      <w:r>
-        <w:rPr>
-          <w:sz w:val="28"/>
-          <w:szCs w:val="28"/>
-        </w:rPr>
-        <w:t xml:space="preserve"> и </w:t>
-      </w:r>
-      <w:proofErr w:type="spellStart"/>
-      <w:r>
-        <w:rPr>
-          <w:sz w:val="28"/>
-          <w:szCs w:val="28"/>
-        </w:rPr>
-        <w:t>iOS</w:t>
-      </w:r>
-      <w:proofErr w:type="spellEnd"/>
-      <w:r>
-        <w:rPr>
-          <w:sz w:val="28"/>
-          <w:szCs w:val="28"/>
-        </w:rPr>
-        <w:t>);</w:t>
+          <w:rFonts w:ascii="Times New Roman" w:hAnsi="Times New Roman" w:cs="Times New Roman"/>
+          <w:sz w:val="28"/>
+          <w:szCs w:val="28"/>
+        </w:rPr>
+      </w:pPr>
+      <w:r>
+        <w:rPr>
+          <w:rFonts w:ascii="Times New Roman" w:hAnsi="Times New Roman" w:cs="Times New Roman"/>
+          <w:sz w:val="28"/>
+          <w:szCs w:val="28"/>
+        </w:rPr>
+        <w:t>Мобильные приложения (Android и iOS);</w:t>
       </w:r>
     </w:p>
     <w:p>
@@ -1348,32 +1426,18 @@
         <w:ind w:firstLine="851"/>
         <w:jc w:val="both"/>
         <w:rPr>
-          <w:sz w:val="28"/>
-          <w:szCs w:val="28"/>
-        </w:rPr>
-      </w:pPr>
-      <w:r>
-        <w:rPr>
-          <w:sz w:val="28"/>
-          <w:szCs w:val="28"/>
-        </w:rPr>
-        <w:t>Визуализация данных (</w:t>
-      </w:r>
-      <w:proofErr w:type="spellStart"/>
-      <w:r>
-        <w:rPr>
-          <w:sz w:val="28"/>
-          <w:szCs w:val="28"/>
-        </w:rPr>
-        <w:t>Grafana</w:t>
-      </w:r>
-      <w:proofErr w:type="spellEnd"/>
-      <w:r>
-        <w:rPr>
-          <w:sz w:val="28"/>
-          <w:szCs w:val="28"/>
-        </w:rPr>
-        <w:t>);</w:t>
+          <w:rFonts w:ascii="Times New Roman" w:hAnsi="Times New Roman" w:cs="Times New Roman"/>
+          <w:sz w:val="28"/>
+          <w:szCs w:val="28"/>
+        </w:rPr>
+      </w:pPr>
+      <w:r>
+        <w:rPr>
+          <w:rFonts w:ascii="Times New Roman" w:hAnsi="Times New Roman" w:cs="Times New Roman"/>
+          <w:sz w:val="28"/>
+          <w:szCs w:val="28"/>
+        </w:rPr>
+        <w:t>Визуализация данных (Grafana);</w:t>
       </w:r>
     </w:p>
     <w:p>
@@ -1386,12 +1450,14 @@
         <w:ind w:firstLine="851"/>
         <w:jc w:val="both"/>
         <w:rPr>
-          <w:sz w:val="28"/>
-          <w:szCs w:val="28"/>
-        </w:rPr>
-      </w:pPr>
-      <w:r>
-        <w:rPr>
+          <w:rFonts w:ascii="Times New Roman" w:hAnsi="Times New Roman" w:cs="Times New Roman"/>
+          <w:sz w:val="28"/>
+          <w:szCs w:val="28"/>
+        </w:rPr>
+      </w:pPr>
+      <w:r>
+        <w:rPr>
+          <w:rFonts w:ascii="Times New Roman" w:hAnsi="Times New Roman" w:cs="Times New Roman"/>
           <w:sz w:val="28"/>
           <w:szCs w:val="28"/>
         </w:rPr>
@@ -1408,12 +1474,14 @@
         <w:ind w:firstLine="851"/>
         <w:jc w:val="both"/>
         <w:rPr>
-          <w:sz w:val="28"/>
-          <w:szCs w:val="28"/>
-        </w:rPr>
-      </w:pPr>
-      <w:r>
-        <w:rPr>
+          <w:rFonts w:ascii="Times New Roman" w:hAnsi="Times New Roman" w:cs="Times New Roman"/>
+          <w:sz w:val="28"/>
+          <w:szCs w:val="28"/>
+        </w:rPr>
+      </w:pPr>
+      <w:r>
+        <w:rPr>
+          <w:rFonts w:ascii="Times New Roman" w:hAnsi="Times New Roman" w:cs="Times New Roman"/>
           <w:sz w:val="28"/>
           <w:szCs w:val="28"/>
         </w:rPr>
@@ -1430,12 +1498,14 @@
         <w:ind w:firstLine="851"/>
         <w:jc w:val="both"/>
         <w:rPr>
-          <w:sz w:val="28"/>
-          <w:szCs w:val="28"/>
-        </w:rPr>
-      </w:pPr>
-      <w:r>
-        <w:rPr>
+          <w:rFonts w:ascii="Times New Roman" w:hAnsi="Times New Roman" w:cs="Times New Roman"/>
+          <w:sz w:val="28"/>
+          <w:szCs w:val="28"/>
+        </w:rPr>
+      </w:pPr>
+      <w:r>
+        <w:rPr>
+          <w:rFonts w:ascii="Times New Roman" w:hAnsi="Times New Roman" w:cs="Times New Roman"/>
           <w:sz w:val="28"/>
           <w:szCs w:val="28"/>
         </w:rPr>
@@ -1448,6 +1518,8 @@
         <w:ind w:firstLine="851"/>
         <w:jc w:val="both"/>
         <w:rPr>
+          <w:rFonts w:ascii="Times New Roman" w:hAnsi="Times New Roman" w:cs="Times New Roman"/>
+          <w:color w:val="auto"/>
           <w:sz w:val="28"/>
           <w:szCs w:val="28"/>
         </w:rPr>
@@ -1455,6 +1527,8 @@
       <w:bookmarkStart w:id="4" w:name="_Toc196055039"/>
       <w:r>
         <w:rPr>
+          <w:rFonts w:ascii="Times New Roman" w:hAnsi="Times New Roman" w:cs="Times New Roman"/>
+          <w:color w:val="auto"/>
           <w:sz w:val="28"/>
           <w:szCs w:val="28"/>
         </w:rPr>
@@ -1472,12 +1546,14 @@
         <w:ind w:firstLine="851"/>
         <w:jc w:val="both"/>
         <w:rPr>
-          <w:sz w:val="28"/>
-          <w:szCs w:val="28"/>
-        </w:rPr>
-      </w:pPr>
-      <w:r>
-        <w:rPr>
+          <w:rFonts w:ascii="Times New Roman" w:hAnsi="Times New Roman" w:cs="Times New Roman"/>
+          <w:sz w:val="28"/>
+          <w:szCs w:val="28"/>
+        </w:rPr>
+      </w:pPr>
+      <w:r>
+        <w:rPr>
+          <w:rFonts w:ascii="Times New Roman" w:hAnsi="Times New Roman" w:cs="Times New Roman"/>
           <w:sz w:val="28"/>
           <w:szCs w:val="28"/>
         </w:rPr>
@@ -1494,12 +1570,14 @@
         <w:ind w:firstLine="851"/>
         <w:jc w:val="both"/>
         <w:rPr>
-          <w:sz w:val="28"/>
-          <w:szCs w:val="28"/>
-        </w:rPr>
-      </w:pPr>
-      <w:r>
-        <w:rPr>
+          <w:rFonts w:ascii="Times New Roman" w:hAnsi="Times New Roman" w:cs="Times New Roman"/>
+          <w:sz w:val="28"/>
+          <w:szCs w:val="28"/>
+        </w:rPr>
+      </w:pPr>
+      <w:r>
+        <w:rPr>
+          <w:rFonts w:ascii="Times New Roman" w:hAnsi="Times New Roman" w:cs="Times New Roman"/>
           <w:sz w:val="28"/>
           <w:szCs w:val="28"/>
         </w:rPr>
@@ -1516,12 +1594,14 @@
         <w:ind w:firstLine="851"/>
         <w:jc w:val="both"/>
         <w:rPr>
-          <w:sz w:val="28"/>
-          <w:szCs w:val="28"/>
-        </w:rPr>
-      </w:pPr>
-      <w:r>
-        <w:rPr>
+          <w:rFonts w:ascii="Times New Roman" w:hAnsi="Times New Roman" w:cs="Times New Roman"/>
+          <w:sz w:val="28"/>
+          <w:szCs w:val="28"/>
+        </w:rPr>
+      </w:pPr>
+      <w:r>
+        <w:rPr>
+          <w:rFonts w:ascii="Times New Roman" w:hAnsi="Times New Roman" w:cs="Times New Roman"/>
           <w:sz w:val="28"/>
           <w:szCs w:val="28"/>
         </w:rPr>
@@ -1534,6 +1614,8 @@
         <w:ind w:firstLine="851"/>
         <w:jc w:val="both"/>
         <w:rPr>
+          <w:rFonts w:ascii="Times New Roman" w:hAnsi="Times New Roman" w:cs="Times New Roman"/>
+          <w:color w:val="auto"/>
           <w:sz w:val="28"/>
           <w:szCs w:val="28"/>
         </w:rPr>
@@ -1541,6 +1623,8 @@
       <w:bookmarkStart w:id="5" w:name="_Toc196055040"/>
       <w:r>
         <w:rPr>
+          <w:rFonts w:ascii="Times New Roman" w:hAnsi="Times New Roman" w:cs="Times New Roman"/>
+          <w:color w:val="auto"/>
           <w:sz w:val="28"/>
           <w:szCs w:val="28"/>
         </w:rPr>
@@ -1558,12 +1642,14 @@
         <w:ind w:firstLine="851"/>
         <w:jc w:val="both"/>
         <w:rPr>
-          <w:sz w:val="28"/>
-          <w:szCs w:val="28"/>
-        </w:rPr>
-      </w:pPr>
-      <w:r>
-        <w:rPr>
+          <w:rFonts w:ascii="Times New Roman" w:hAnsi="Times New Roman" w:cs="Times New Roman"/>
+          <w:sz w:val="28"/>
+          <w:szCs w:val="28"/>
+        </w:rPr>
+      </w:pPr>
+      <w:r>
+        <w:rPr>
+          <w:rFonts w:ascii="Times New Roman" w:hAnsi="Times New Roman" w:cs="Times New Roman"/>
           <w:sz w:val="28"/>
           <w:szCs w:val="28"/>
         </w:rPr>
@@ -1580,12 +1666,14 @@
         <w:ind w:firstLine="851"/>
         <w:jc w:val="both"/>
         <w:rPr>
-          <w:sz w:val="28"/>
-          <w:szCs w:val="28"/>
-        </w:rPr>
-      </w:pPr>
-      <w:r>
-        <w:rPr>
+          <w:rFonts w:ascii="Times New Roman" w:hAnsi="Times New Roman" w:cs="Times New Roman"/>
+          <w:sz w:val="28"/>
+          <w:szCs w:val="28"/>
+        </w:rPr>
+      </w:pPr>
+      <w:r>
+        <w:rPr>
+          <w:rFonts w:ascii="Times New Roman" w:hAnsi="Times New Roman" w:cs="Times New Roman"/>
           <w:sz w:val="28"/>
           <w:szCs w:val="28"/>
         </w:rPr>
@@ -1602,16 +1690,17 @@
         <w:ind w:firstLine="851"/>
         <w:jc w:val="both"/>
         <w:rPr>
-          <w:sz w:val="28"/>
-          <w:szCs w:val="28"/>
-        </w:rPr>
-      </w:pPr>
-      <w:r>
-        <w:rPr>
-          <w:sz w:val="28"/>
-          <w:szCs w:val="28"/>
-        </w:rPr>
-        <w:lastRenderedPageBreak/>
+          <w:rFonts w:ascii="Times New Roman" w:hAnsi="Times New Roman" w:cs="Times New Roman"/>
+          <w:sz w:val="28"/>
+          <w:szCs w:val="28"/>
+        </w:rPr>
+      </w:pPr>
+      <w:r>
+        <w:rPr>
+          <w:rFonts w:ascii="Times New Roman" w:hAnsi="Times New Roman" w:cs="Times New Roman"/>
+          <w:sz w:val="28"/>
+          <w:szCs w:val="28"/>
+        </w:rPr>
         <w:t>Работа с контентом, полученным из технической документации;</w:t>
       </w:r>
     </w:p>
@@ -1625,12 +1714,14 @@
         <w:ind w:firstLine="851"/>
         <w:jc w:val="both"/>
         <w:rPr>
-          <w:sz w:val="28"/>
-          <w:szCs w:val="28"/>
-        </w:rPr>
-      </w:pPr>
-      <w:r>
-        <w:rPr>
+          <w:rFonts w:ascii="Times New Roman" w:hAnsi="Times New Roman" w:cs="Times New Roman"/>
+          <w:sz w:val="28"/>
+          <w:szCs w:val="28"/>
+        </w:rPr>
+      </w:pPr>
+      <w:r>
+        <w:rPr>
+          <w:rFonts w:ascii="Times New Roman" w:hAnsi="Times New Roman" w:cs="Times New Roman"/>
           <w:sz w:val="28"/>
           <w:szCs w:val="28"/>
         </w:rPr>
@@ -1643,15 +1734,18 @@
         <w:ind w:firstLine="851"/>
         <w:jc w:val="both"/>
         <w:rPr>
-          <w:sz w:val="28"/>
-          <w:szCs w:val="28"/>
-        </w:rPr>
-      </w:pPr>
-      <w:r>
-        <w:rPr>
-          <w:sz w:val="28"/>
-          <w:szCs w:val="28"/>
-        </w:rPr>
+          <w:rFonts w:ascii="Times New Roman" w:hAnsi="Times New Roman" w:cs="Times New Roman"/>
+          <w:sz w:val="28"/>
+          <w:szCs w:val="28"/>
+        </w:rPr>
+      </w:pPr>
+      <w:r>
+        <w:rPr>
+          <w:rFonts w:ascii="Times New Roman" w:hAnsi="Times New Roman" w:cs="Times New Roman"/>
+          <w:sz w:val="28"/>
+          <w:szCs w:val="28"/>
+        </w:rPr>
+        <w:lastRenderedPageBreak/>
         <w:t>Разработка веб-сайта позволила применить полученные знания на практике и создала визуально понятный инструмент для демонстрации сути проекта «Цифровой университет».</w:t>
       </w:r>
     </w:p>
@@ -1663,15 +1757,18 @@
           <w:rFonts w:ascii="Times New Roman" w:eastAsia="Times New Roman" w:hAnsi="Times New Roman" w:cs="Times New Roman"/>
           <w:b/>
           <w:color w:val="auto"/>
-          <w:sz w:val="40"/>
+          <w:sz w:val="28"/>
+          <w:szCs w:val="28"/>
         </w:rPr>
       </w:pPr>
       <w:bookmarkStart w:id="6" w:name="_Toc196055041"/>
       <w:r>
         <w:rPr>
+          <w:rFonts w:ascii="Times New Roman" w:hAnsi="Times New Roman" w:cs="Times New Roman"/>
           <w:b/>
           <w:color w:val="auto"/>
           <w:sz w:val="28"/>
+          <w:szCs w:val="28"/>
         </w:rPr>
         <w:t>ЗАКЛЮЧЕНИЕ</w:t>
       </w:r>
@@ -1683,32 +1780,18 @@
         <w:ind w:firstLine="851"/>
         <w:jc w:val="both"/>
         <w:rPr>
-          <w:sz w:val="28"/>
-          <w:szCs w:val="28"/>
-        </w:rPr>
-      </w:pPr>
-      <w:r>
-        <w:rPr>
-          <w:sz w:val="28"/>
-          <w:szCs w:val="28"/>
-        </w:rPr>
-        <w:t xml:space="preserve">В рамках проектной практики была изучена документация и структура проекта «ИТ-сервисы для Цифрового университета», реализуемого в Московском </w:t>
-      </w:r>
-      <w:proofErr w:type="spellStart"/>
-      <w:r>
-        <w:rPr>
-          <w:sz w:val="28"/>
-          <w:szCs w:val="28"/>
-        </w:rPr>
-        <w:t>Политехе</w:t>
-      </w:r>
-      <w:proofErr w:type="spellEnd"/>
-      <w:r>
-        <w:rPr>
-          <w:sz w:val="28"/>
-          <w:szCs w:val="28"/>
-        </w:rPr>
-        <w:t>. Работа над проектом позволила понять особенности цифровой трансформации вуза и роли ИТ-решений в повышении эффективности образовательного процесса.</w:t>
+          <w:rFonts w:ascii="Times New Roman" w:hAnsi="Times New Roman" w:cs="Times New Roman"/>
+          <w:sz w:val="28"/>
+          <w:szCs w:val="28"/>
+        </w:rPr>
+      </w:pPr>
+      <w:r>
+        <w:rPr>
+          <w:rFonts w:ascii="Times New Roman" w:hAnsi="Times New Roman" w:cs="Times New Roman"/>
+          <w:sz w:val="28"/>
+          <w:szCs w:val="28"/>
+        </w:rPr>
+        <w:t>В рамках проектной практики была изучена документация и структура проекта «ИТ-сервисы для Цифрового университета», реализуемого в Московском Политехе. Работа над проектом позволила понять особенности цифровой трансформации вуза и роли ИТ-решений в повышении эффективности образовательного процесса.</w:t>
       </w:r>
     </w:p>
     <w:p>
@@ -1717,12 +1800,14 @@
         <w:ind w:firstLine="851"/>
         <w:jc w:val="both"/>
         <w:rPr>
-          <w:sz w:val="28"/>
-          <w:szCs w:val="28"/>
-        </w:rPr>
-      </w:pPr>
-      <w:r>
-        <w:rPr>
+          <w:rFonts w:ascii="Times New Roman" w:hAnsi="Times New Roman" w:cs="Times New Roman"/>
+          <w:sz w:val="28"/>
+          <w:szCs w:val="28"/>
+        </w:rPr>
+      </w:pPr>
+      <w:r>
+        <w:rPr>
+          <w:rFonts w:ascii="Times New Roman" w:hAnsi="Times New Roman" w:cs="Times New Roman"/>
           <w:sz w:val="28"/>
           <w:szCs w:val="28"/>
         </w:rPr>
@@ -1730,6 +1815,7 @@
       </w:r>
       <w:r>
         <w:rPr>
+          <w:rFonts w:ascii="Times New Roman" w:hAnsi="Times New Roman" w:cs="Times New Roman"/>
           <w:b/>
           <w:bCs/>
           <w:sz w:val="28"/>
@@ -1739,6 +1825,7 @@
       </w:r>
       <w:r>
         <w:rPr>
+          <w:rFonts w:ascii="Times New Roman" w:hAnsi="Times New Roman" w:cs="Times New Roman"/>
           <w:sz w:val="28"/>
           <w:szCs w:val="28"/>
         </w:rPr>
@@ -1751,19 +1838,29 @@
         <w:ind w:firstLine="851"/>
         <w:jc w:val="both"/>
         <w:rPr>
-          <w:sz w:val="28"/>
-          <w:szCs w:val="28"/>
-        </w:rPr>
-      </w:pPr>
-      <w:r>
-        <w:rPr>
+          <w:rFonts w:ascii="Times New Roman" w:hAnsi="Times New Roman" w:cs="Times New Roman"/>
+          <w:sz w:val="28"/>
+          <w:szCs w:val="28"/>
+        </w:rPr>
+      </w:pPr>
+      <w:r>
+        <w:rPr>
+          <w:rFonts w:ascii="Times New Roman" w:hAnsi="Times New Roman" w:cs="Times New Roman"/>
           <w:sz w:val="28"/>
           <w:szCs w:val="28"/>
         </w:rPr>
         <w:t>Практика была выполнена в полном объёме, с соблюдением требований задания. Полученные знания и навыки имеют прикладной характер и могут быть использованы в будущей профессиональной деятельности в сфере информационных технологий и цифровой инфраструктуры образования.</w:t>
       </w:r>
     </w:p>
-    <w:p/>
+    <w:p>
+      <w:pPr>
+        <w:rPr>
+          <w:rFonts w:ascii="Times New Roman" w:hAnsi="Times New Roman" w:cs="Times New Roman"/>
+          <w:sz w:val="28"/>
+          <w:szCs w:val="28"/>
+        </w:rPr>
+      </w:pPr>
+    </w:p>
     <w:sectPr>
       <w:pgSz w:w="11906" w:h="16838"/>
       <w:pgMar w:top="1134" w:right="850" w:bottom="1134" w:left="1701" w:header="708" w:footer="708" w:gutter="0"/>
@@ -1775,8 +1872,8 @@
 </file>
 
 <file path=word/numbering.xml><?xml version="1.0" encoding="utf-8"?>
-<w:numbering xmlns:wpc="http://schemas.microsoft.com/office/word/2010/wordprocessingCanvas" xmlns:mc="http://schemas.openxmlformats.org/markup-compatibility/2006" xmlns:o="urn:schemas-microsoft-com:office:office" xmlns:r="http://schemas.openxmlformats.org/officeDocument/2006/relationships" xmlns:m="http://schemas.openxmlformats.org/officeDocument/2006/math" xmlns:v="urn:schemas-microsoft-com:vml" xmlns:wp14="http://schemas.microsoft.com/office/word/2010/wordprocessingDrawing" xmlns:wp="http://schemas.openxmlformats.org/drawingml/2006/wordprocessingDrawing" xmlns:w10="urn:schemas-microsoft-com:office:word" xmlns:w="http://schemas.openxmlformats.org/wordprocessingml/2006/main" xmlns:w14="http://schemas.microsoft.com/office/word/2010/wordml" xmlns:w15="http://schemas.microsoft.com/office/word/2012/wordml" xmlns:wpg="http://schemas.microsoft.com/office/word/2010/wordprocessingGroup" xmlns:wpi="http://schemas.microsoft.com/office/word/2010/wordprocessingInk" xmlns:wne="http://schemas.microsoft.com/office/word/2006/wordml" xmlns:wps="http://schemas.microsoft.com/office/word/2010/wordprocessingShape" mc:Ignorable="w14 w15 wp14">
-  <w:abstractNum w:abstractNumId="0">
+<w:numbering xmlns:wpc="http://schemas.microsoft.com/office/word/2010/wordprocessingCanvas" xmlns:cx="http://schemas.microsoft.com/office/drawing/2014/chartex" xmlns:mc="http://schemas.openxmlformats.org/markup-compatibility/2006" xmlns:o="urn:schemas-microsoft-com:office:office" xmlns:r="http://schemas.openxmlformats.org/officeDocument/2006/relationships" xmlns:m="http://schemas.openxmlformats.org/officeDocument/2006/math" xmlns:v="urn:schemas-microsoft-com:vml" xmlns:wp14="http://schemas.microsoft.com/office/word/2010/wordprocessingDrawing" xmlns:wp="http://schemas.openxmlformats.org/drawingml/2006/wordprocessingDrawing" xmlns:w10="urn:schemas-microsoft-com:office:word" xmlns:w="http://schemas.openxmlformats.org/wordprocessingml/2006/main" xmlns:w14="http://schemas.microsoft.com/office/word/2010/wordml" xmlns:w15="http://schemas.microsoft.com/office/word/2012/wordml" xmlns:w16se="http://schemas.microsoft.com/office/word/2015/wordml/symex" xmlns:wpg="http://schemas.microsoft.com/office/word/2010/wordprocessingGroup" xmlns:wpi="http://schemas.microsoft.com/office/word/2010/wordprocessingInk" xmlns:wne="http://schemas.microsoft.com/office/word/2006/wordml" xmlns:wps="http://schemas.microsoft.com/office/word/2010/wordprocessingShape" mc:Ignorable="w14 w15 w16se wp14">
+  <w:abstractNum w:abstractNumId="0" w15:restartNumberingAfterBreak="0">
     <w:nsid w:val="0A9F162F"/>
     <w:multiLevelType w:val="multilevel"/>
     <w:tmpl w:val="8C10E896"/>
@@ -1925,7 +2022,7 @@
       </w:rPr>
     </w:lvl>
   </w:abstractNum>
-  <w:abstractNum w:abstractNumId="1">
+  <w:abstractNum w:abstractNumId="1" w15:restartNumberingAfterBreak="0">
     <w:nsid w:val="302D6325"/>
     <w:multiLevelType w:val="multilevel"/>
     <w:tmpl w:val="86C47CAE"/>
@@ -2074,7 +2171,7 @@
       </w:rPr>
     </w:lvl>
   </w:abstractNum>
-  <w:abstractNum w:abstractNumId="2">
+  <w:abstractNum w:abstractNumId="2" w15:restartNumberingAfterBreak="0">
     <w:nsid w:val="41E231BF"/>
     <w:multiLevelType w:val="multilevel"/>
     <w:tmpl w:val="35C8B73A"/>
@@ -2223,7 +2320,7 @@
       </w:rPr>
     </w:lvl>
   </w:abstractNum>
-  <w:abstractNum w:abstractNumId="3">
+  <w:abstractNum w:abstractNumId="3" w15:restartNumberingAfterBreak="0">
     <w:nsid w:val="4C2D1489"/>
     <w:multiLevelType w:val="multilevel"/>
     <w:tmpl w:val="FFACFBEC"/>
@@ -2372,7 +2469,7 @@
       </w:rPr>
     </w:lvl>
   </w:abstractNum>
-  <w:abstractNum w:abstractNumId="4">
+  <w:abstractNum w:abstractNumId="4" w15:restartNumberingAfterBreak="0">
     <w:nsid w:val="50A50F8E"/>
     <w:multiLevelType w:val="multilevel"/>
     <w:tmpl w:val="00E2305C"/>
@@ -2485,7 +2582,7 @@
       </w:pPr>
     </w:lvl>
   </w:abstractNum>
-  <w:abstractNum w:abstractNumId="5">
+  <w:abstractNum w:abstractNumId="5" w15:restartNumberingAfterBreak="0">
     <w:nsid w:val="62E36CFE"/>
     <w:multiLevelType w:val="multilevel"/>
     <w:tmpl w:val="21B215BA"/>
@@ -2634,7 +2731,7 @@
       </w:rPr>
     </w:lvl>
   </w:abstractNum>
-  <w:abstractNum w:abstractNumId="6">
+  <w:abstractNum w:abstractNumId="6" w15:restartNumberingAfterBreak="0">
     <w:nsid w:val="67921B5C"/>
     <w:multiLevelType w:val="multilevel"/>
     <w:tmpl w:val="A5C2924C"/>
@@ -2808,7 +2905,7 @@
 </file>
 
 <file path=word/styles.xml><?xml version="1.0" encoding="utf-8"?>
-<w:styles xmlns:mc="http://schemas.openxmlformats.org/markup-compatibility/2006" xmlns:r="http://schemas.openxmlformats.org/officeDocument/2006/relationships" xmlns:w="http://schemas.openxmlformats.org/wordprocessingml/2006/main" xmlns:w14="http://schemas.microsoft.com/office/word/2010/wordml" xmlns:w15="http://schemas.microsoft.com/office/word/2012/wordml" mc:Ignorable="w14 w15">
+<w:styles xmlns:mc="http://schemas.openxmlformats.org/markup-compatibility/2006" xmlns:r="http://schemas.openxmlformats.org/officeDocument/2006/relationships" xmlns:w="http://schemas.openxmlformats.org/wordprocessingml/2006/main" xmlns:w14="http://schemas.microsoft.com/office/word/2010/wordml" xmlns:w15="http://schemas.microsoft.com/office/word/2012/wordml" xmlns:w16se="http://schemas.microsoft.com/office/word/2015/wordml/symex" mc:Ignorable="w14 w15 w16se">
   <w:docDefaults>
     <w:rPrDefault>
       <w:rPr>
@@ -3688,7 +3785,7 @@
 </file>
 
 <file path=customXml/itemProps1.xml><?xml version="1.0" encoding="utf-8"?>
-<ds:datastoreItem xmlns:ds="http://schemas.openxmlformats.org/officeDocument/2006/customXml" ds:itemID="{59763775-AB89-4B91-8DBC-383DF7D01DCE}">
+<ds:datastoreItem xmlns:ds="http://schemas.openxmlformats.org/officeDocument/2006/customXml" ds:itemID="{74CFDD8C-8626-466E-8C14-9C60F869F87A}">
   <ds:schemaRefs>
     <ds:schemaRef ds:uri="http://schemas.openxmlformats.org/officeDocument/2006/bibliography"/>
   </ds:schemaRefs>

--- a/reports/Отчёт.docx
+++ b/reports/Отчёт.docx
@@ -142,7 +142,21 @@
     <w:p>
       <w:pPr>
         <w:spacing w:before="100" w:beforeAutospacing="1" w:after="100" w:afterAutospacing="1" w:line="360" w:lineRule="auto"/>
-        <w:ind w:left="646" w:right="642"/>
+        <w:ind w:right="15"/>
+        <w:jc w:val="both"/>
+        <w:rPr>
+          <w:rFonts w:ascii="Times New Roman" w:hAnsi="Times New Roman" w:cs="Times New Roman"/>
+          <w:color w:val="000000"/>
+          <w:sz w:val="28"/>
+          <w:szCs w:val="28"/>
+          <w:lang w:eastAsia="en-US" w:bidi="en-US"/>
+        </w:rPr>
+      </w:pPr>
+    </w:p>
+    <w:p>
+      <w:pPr>
+        <w:spacing w:before="100" w:beforeAutospacing="1" w:after="100" w:afterAutospacing="1" w:line="360" w:lineRule="auto"/>
+        <w:ind w:left="11" w:right="17"/>
         <w:jc w:val="center"/>
         <w:rPr>
           <w:rFonts w:ascii="Times New Roman" w:eastAsia="Times New Roman" w:hAnsi="Times New Roman" w:cs="Times New Roman"/>
@@ -152,47 +166,19 @@
           <w:lang w:eastAsia="en-US" w:bidi="en-US"/>
         </w:rPr>
       </w:pPr>
+      <w:r>
+        <w:rPr>
+          <w:rFonts w:ascii="Times New Roman" w:eastAsia="Times New Roman" w:hAnsi="Times New Roman" w:cs="Times New Roman"/>
+          <w:sz w:val="28"/>
+          <w:szCs w:val="28"/>
+          <w:lang w:eastAsia="en-US" w:bidi="en-US"/>
+        </w:rPr>
+        <w:t>ОТЧЕТ</w:t>
+      </w:r>
     </w:p>
     <w:p>
       <w:pPr>
         <w:spacing w:before="100" w:beforeAutospacing="1" w:after="100" w:afterAutospacing="1" w:line="360" w:lineRule="auto"/>
-        <w:ind w:left="10" w:right="15"/>
-        <w:jc w:val="both"/>
-        <w:rPr>
-          <w:rFonts w:ascii="Times New Roman" w:hAnsi="Times New Roman" w:cs="Times New Roman"/>
-          <w:color w:val="000000"/>
-          <w:sz w:val="28"/>
-          <w:szCs w:val="28"/>
-          <w:lang w:eastAsia="en-US" w:bidi="en-US"/>
-        </w:rPr>
-      </w:pPr>
-    </w:p>
-    <w:p>
-      <w:pPr>
-        <w:spacing w:before="100" w:beforeAutospacing="1" w:after="100" w:afterAutospacing="1" w:line="240" w:lineRule="auto"/>
-        <w:ind w:left="11" w:right="17"/>
-        <w:jc w:val="center"/>
-        <w:rPr>
-          <w:rFonts w:ascii="Times New Roman" w:eastAsia="Times New Roman" w:hAnsi="Times New Roman" w:cs="Times New Roman"/>
-          <w:color w:val="000000"/>
-          <w:sz w:val="28"/>
-          <w:szCs w:val="28"/>
-          <w:lang w:eastAsia="en-US" w:bidi="en-US"/>
-        </w:rPr>
-      </w:pPr>
-      <w:r>
-        <w:rPr>
-          <w:rFonts w:ascii="Times New Roman" w:eastAsia="Times New Roman" w:hAnsi="Times New Roman" w:cs="Times New Roman"/>
-          <w:sz w:val="28"/>
-          <w:szCs w:val="28"/>
-          <w:lang w:eastAsia="en-US" w:bidi="en-US"/>
-        </w:rPr>
-        <w:t>ОТЧЕТ</w:t>
-      </w:r>
-    </w:p>
-    <w:p>
-      <w:pPr>
-        <w:spacing w:before="100" w:beforeAutospacing="1" w:after="100" w:afterAutospacing="1" w:line="240" w:lineRule="auto"/>
         <w:ind w:left="11" w:right="17"/>
         <w:jc w:val="center"/>
         <w:rPr>
@@ -235,7 +221,7 @@
     <w:p>
       <w:pPr>
         <w:spacing w:before="100" w:beforeAutospacing="1" w:after="100" w:afterAutospacing="1" w:line="360" w:lineRule="auto"/>
-        <w:ind w:left="10" w:right="10"/>
+        <w:ind w:left="73"/>
         <w:jc w:val="center"/>
         <w:rPr>
           <w:rFonts w:ascii="Times New Roman" w:eastAsia="Times New Roman" w:hAnsi="Times New Roman" w:cs="Times New Roman"/>
@@ -245,46 +231,6 @@
           <w:lang w:eastAsia="en-US" w:bidi="en-US"/>
         </w:rPr>
       </w:pPr>
-      <w:r>
-        <w:rPr>
-          <w:rFonts w:ascii="Times New Roman" w:eastAsia="Times New Roman" w:hAnsi="Times New Roman" w:cs="Times New Roman"/>
-          <w:color w:val="000000"/>
-          <w:sz w:val="28"/>
-          <w:szCs w:val="28"/>
-          <w:lang w:eastAsia="en-US" w:bidi="en-US"/>
-        </w:rPr>
-        <w:t xml:space="preserve">Студент: </w:t>
-      </w:r>
-      <w:r>
-        <w:rPr>
-          <w:rFonts w:ascii="Times New Roman" w:eastAsia="Times New Roman" w:hAnsi="Times New Roman" w:cs="Times New Roman"/>
-          <w:color w:val="000000"/>
-          <w:sz w:val="28"/>
-          <w:szCs w:val="28"/>
-          <w:lang w:eastAsia="en-US" w:bidi="en-US"/>
-        </w:rPr>
-        <w:t>Мельников Кирилл</w:t>
-      </w:r>
-      <w:r>
-        <w:rPr>
-          <w:rFonts w:ascii="Times New Roman" w:eastAsia="Times New Roman" w:hAnsi="Times New Roman" w:cs="Times New Roman"/>
-          <w:color w:val="000000"/>
-          <w:sz w:val="28"/>
-          <w:szCs w:val="28"/>
-          <w:lang w:eastAsia="en-US" w:bidi="en-US"/>
-        </w:rPr>
-        <w:t xml:space="preserve"> Игоревич</w:t>
-      </w:r>
-      <w:r>
-        <w:rPr>
-          <w:rFonts w:ascii="Times New Roman" w:eastAsia="Times New Roman" w:hAnsi="Times New Roman" w:cs="Times New Roman"/>
-          <w:color w:val="000000"/>
-          <w:sz w:val="28"/>
-          <w:szCs w:val="28"/>
-          <w:lang w:eastAsia="en-US" w:bidi="en-US"/>
-        </w:rPr>
-        <w:t xml:space="preserve"> </w:t>
-      </w:r>
     </w:p>
     <w:p>
       <w:pPr>
@@ -307,7 +253,27 @@
           <w:szCs w:val="28"/>
           <w:lang w:eastAsia="en-US" w:bidi="en-US"/>
         </w:rPr>
-        <w:t>Группа: 241-353</w:t>
+        <w:t xml:space="preserve">Студент: </w:t>
+      </w:r>
+      <w:r>
+        <w:rPr>
+          <w:rFonts w:ascii="Times New Roman" w:eastAsia="Times New Roman" w:hAnsi="Times New Roman" w:cs="Times New Roman"/>
+          <w:color w:val="000000"/>
+          <w:sz w:val="28"/>
+          <w:szCs w:val="28"/>
+          <w:lang w:eastAsia="en-US" w:bidi="en-US"/>
+        </w:rPr>
+        <w:t>Мельников Кирилл</w:t>
+      </w:r>
+      <w:r>
+        <w:rPr>
+          <w:rFonts w:ascii="Times New Roman" w:eastAsia="Times New Roman" w:hAnsi="Times New Roman" w:cs="Times New Roman"/>
+          <w:color w:val="000000"/>
+          <w:sz w:val="28"/>
+          <w:szCs w:val="28"/>
+          <w:lang w:eastAsia="en-US" w:bidi="en-US"/>
+        </w:rPr>
+        <w:t xml:space="preserve"> Группа: 241-353</w:t>
       </w:r>
     </w:p>
     <w:p>
@@ -330,9 +296,8 @@
           <w:szCs w:val="28"/>
           <w:lang w:eastAsia="en-US" w:bidi="en-US"/>
         </w:rPr>
-        <w:t xml:space="preserve">Место прохождения практики: Московский </w:t>
-      </w:r>
-      <w:proofErr w:type="spellStart"/>
+        <w:t>Место прохождения практики: Московский Политех</w:t>
+      </w:r>
       <w:r>
         <w:rPr>
           <w:rFonts w:ascii="Times New Roman" w:eastAsia="Times New Roman" w:hAnsi="Times New Roman" w:cs="Times New Roman"/>
@@ -341,10 +306,23 @@
           <w:szCs w:val="28"/>
           <w:lang w:eastAsia="en-US" w:bidi="en-US"/>
         </w:rPr>
-        <w:t>Политех</w:t>
-      </w:r>
-      <w:proofErr w:type="spellEnd"/>
-      <w:r>
+        <w:t xml:space="preserve">, кафедра </w:t>
+      </w:r>
+      <w:r>
+        <w:rPr>
+          <w:rFonts w:ascii="Times New Roman" w:hAnsi="Times New Roman" w:cs="Times New Roman"/>
+          <w:color w:val="000000"/>
+          <w:sz w:val="28"/>
+          <w:szCs w:val="28"/>
+          <w:lang w:eastAsia="en-US" w:bidi="en-US"/>
+        </w:rPr>
+        <w:t>Информационная безопасность</w:t>
+      </w:r>
+    </w:p>
+    <w:p>
+      <w:pPr>
+        <w:spacing w:before="100" w:beforeAutospacing="1" w:after="100" w:afterAutospacing="1" w:line="360" w:lineRule="auto"/>
+        <w:ind w:left="-5" w:right="67"/>
         <w:rPr>
           <w:rFonts w:ascii="Times New Roman" w:eastAsia="Times New Roman" w:hAnsi="Times New Roman" w:cs="Times New Roman"/>
           <w:color w:val="000000"/>
@@ -352,18 +330,7 @@
           <w:szCs w:val="28"/>
           <w:lang w:eastAsia="en-US" w:bidi="en-US"/>
         </w:rPr>
-        <w:t xml:space="preserve">, кафедра </w:t>
-      </w:r>
-      <w:r>
-        <w:rPr>
-          <w:rFonts w:ascii="Times New Roman" w:hAnsi="Times New Roman" w:cs="Times New Roman"/>
-          <w:color w:val="000000"/>
-          <w:sz w:val="28"/>
-          <w:szCs w:val="28"/>
-          <w:lang w:eastAsia="en-US" w:bidi="en-US"/>
-        </w:rPr>
-        <w:t>Информационная безопасность</w:t>
-      </w:r>
+      </w:pPr>
     </w:p>
     <w:p>
       <w:pPr>
@@ -377,6 +344,16 @@
           <w:lang w:eastAsia="en-US" w:bidi="en-US"/>
         </w:rPr>
       </w:pPr>
+      <w:r>
+        <w:rPr>
+          <w:rFonts w:ascii="Times New Roman" w:eastAsia="Times New Roman" w:hAnsi="Times New Roman" w:cs="Times New Roman"/>
+          <w:color w:val="000000"/>
+          <w:sz w:val="28"/>
+          <w:szCs w:val="28"/>
+          <w:lang w:eastAsia="en-US" w:bidi="en-US"/>
+        </w:rPr>
+        <w:t>Отчет принят с оценкой _______________ Дата ________________________</w:t>
+      </w:r>
     </w:p>
     <w:p>
       <w:pPr>
@@ -398,7 +375,17 @@
           <w:szCs w:val="28"/>
           <w:lang w:eastAsia="en-US" w:bidi="en-US"/>
         </w:rPr>
-        <w:t>Отчет принят с оценкой _______________ Дата ________________________</w:t>
+        <w:t xml:space="preserve">Руководитель практики: </w:t>
+      </w:r>
+      <w:r>
+        <w:rPr>
+          <w:rFonts w:ascii="Times New Roman" w:eastAsia="Times New Roman" w:hAnsi="Times New Roman" w:cs="Times New Roman"/>
+          <w:color w:val="000000"/>
+          <w:sz w:val="28"/>
+          <w:szCs w:val="28"/>
+          <w:lang w:eastAsia="en-US" w:bidi="en-US"/>
+        </w:rPr>
+        <w:t>Кесель Сергей Александрович</w:t>
       </w:r>
     </w:p>
     <w:p>
@@ -413,26 +400,6 @@
           <w:lang w:eastAsia="en-US" w:bidi="en-US"/>
         </w:rPr>
       </w:pPr>
-      <w:r>
-        <w:rPr>
-          <w:rFonts w:ascii="Times New Roman" w:eastAsia="Times New Roman" w:hAnsi="Times New Roman" w:cs="Times New Roman"/>
-          <w:color w:val="000000"/>
-          <w:sz w:val="28"/>
-          <w:szCs w:val="28"/>
-          <w:lang w:eastAsia="en-US" w:bidi="en-US"/>
-        </w:rPr>
-        <w:t xml:space="preserve">Руководитель практики: </w:t>
-      </w:r>
-      <w:r>
-        <w:rPr>
-          <w:rFonts w:ascii="Times New Roman" w:eastAsia="Times New Roman" w:hAnsi="Times New Roman" w:cs="Times New Roman"/>
-          <w:color w:val="000000"/>
-          <w:sz w:val="28"/>
-          <w:szCs w:val="28"/>
-          <w:lang w:eastAsia="en-US" w:bidi="en-US"/>
-        </w:rPr>
-        <w:t>Кесель Сергей Александрович</w:t>
-      </w:r>
     </w:p>
     <w:p>
       <w:pPr>
@@ -495,6 +462,7 @@
         <w:p>
           <w:pPr>
             <w:pStyle w:val="a3"/>
+            <w:spacing w:line="360" w:lineRule="auto"/>
             <w:jc w:val="center"/>
             <w:rPr>
               <w:rFonts w:ascii="Times New Roman" w:hAnsi="Times New Roman" w:cs="Times New Roman"/>
@@ -552,7 +520,7 @@
             </w:rPr>
             <w:fldChar w:fldCharType="separate"/>
           </w:r>
-          <w:hyperlink w:anchor="_Toc196055036" w:history="1">
+          <w:hyperlink w:anchor="_Toc197965269" w:history="1">
             <w:r>
               <w:rPr>
                 <w:rStyle w:val="a6"/>
@@ -592,7 +560,7 @@
                 <w:sz w:val="28"/>
                 <w:szCs w:val="28"/>
               </w:rPr>
-              <w:instrText xml:space="preserve"> PAGEREF _Toc196055036 \h </w:instrText>
+              <w:instrText xml:space="preserve"> PAGEREF _Toc197965269 \h </w:instrText>
             </w:r>
             <w:r>
               <w:rPr>
@@ -621,7 +589,7 @@
                 <w:sz w:val="28"/>
                 <w:szCs w:val="28"/>
               </w:rPr>
-              <w:t>3</w:t>
+              <w:t>2</w:t>
             </w:r>
             <w:r>
               <w:rPr>
@@ -637,7 +605,7 @@
         </w:p>
         <w:p>
           <w:pPr>
-            <w:pStyle w:val="21"/>
+            <w:pStyle w:val="31"/>
             <w:tabs>
               <w:tab w:val="right" w:leader="dot" w:pos="9345"/>
             </w:tabs>
@@ -648,7 +616,7 @@
               <w:szCs w:val="28"/>
             </w:rPr>
           </w:pPr>
-          <w:hyperlink w:anchor="_Toc196055037" w:history="1">
+          <w:hyperlink w:anchor="_Toc197965270" w:history="1">
             <w:r>
               <w:rPr>
                 <w:rStyle w:val="a6"/>
@@ -658,7 +626,7 @@
                 <w:sz w:val="28"/>
                 <w:szCs w:val="28"/>
               </w:rPr>
-              <w:t>Создание веб-сайта на основе материалов проекта «ИТ-сервисы для Цифрового университета»</w:t>
+              <w:t>Работа с разметкой</w:t>
             </w:r>
             <w:r>
               <w:rPr>
@@ -688,388 +656,7 @@
                 <w:sz w:val="28"/>
                 <w:szCs w:val="28"/>
               </w:rPr>
-              <w:instrText xml:space="preserve"> PAGEREF _Toc196055037 \h </w:instrText>
-            </w:r>
-            <w:r>
-              <w:rPr>
-                <w:rFonts w:ascii="Times New Roman" w:hAnsi="Times New Roman" w:cs="Times New Roman"/>
-                <w:noProof/>
-                <w:webHidden/>
-                <w:sz w:val="28"/>
-                <w:szCs w:val="28"/>
-              </w:rPr>
-            </w:r>
-            <w:r>
-              <w:rPr>
-                <w:rFonts w:ascii="Times New Roman" w:hAnsi="Times New Roman" w:cs="Times New Roman"/>
-                <w:noProof/>
-                <w:webHidden/>
-                <w:sz w:val="28"/>
-                <w:szCs w:val="28"/>
-              </w:rPr>
-              <w:fldChar w:fldCharType="separate"/>
-            </w:r>
-            <w:r>
-              <w:rPr>
-                <w:rFonts w:ascii="Times New Roman" w:hAnsi="Times New Roman" w:cs="Times New Roman"/>
-                <w:noProof/>
-                <w:webHidden/>
-                <w:sz w:val="28"/>
-                <w:szCs w:val="28"/>
-              </w:rPr>
-              <w:t>3</w:t>
-            </w:r>
-            <w:r>
-              <w:rPr>
-                <w:rFonts w:ascii="Times New Roman" w:hAnsi="Times New Roman" w:cs="Times New Roman"/>
-                <w:noProof/>
-                <w:webHidden/>
-                <w:sz w:val="28"/>
-                <w:szCs w:val="28"/>
-              </w:rPr>
-              <w:fldChar w:fldCharType="end"/>
-            </w:r>
-          </w:hyperlink>
-        </w:p>
-        <w:p>
-          <w:pPr>
-            <w:pStyle w:val="31"/>
-            <w:tabs>
-              <w:tab w:val="right" w:leader="dot" w:pos="9345"/>
-            </w:tabs>
-            <w:rPr>
-              <w:rFonts w:ascii="Times New Roman" w:eastAsiaTheme="minorEastAsia" w:hAnsi="Times New Roman" w:cs="Times New Roman"/>
-              <w:noProof/>
-              <w:sz w:val="28"/>
-              <w:szCs w:val="28"/>
-            </w:rPr>
-          </w:pPr>
-          <w:hyperlink w:anchor="_Toc196055038" w:history="1">
-            <w:r>
-              <w:rPr>
-                <w:rStyle w:val="a6"/>
-                <w:rFonts w:ascii="Times New Roman" w:hAnsi="Times New Roman" w:cs="Times New Roman"/>
-                <w:noProof/>
-                <w:sz w:val="28"/>
-                <w:szCs w:val="28"/>
-              </w:rPr>
-              <w:t>Структура сайта:</w:t>
-            </w:r>
-            <w:r>
-              <w:rPr>
-                <w:rFonts w:ascii="Times New Roman" w:hAnsi="Times New Roman" w:cs="Times New Roman"/>
-                <w:noProof/>
-                <w:webHidden/>
-                <w:sz w:val="28"/>
-                <w:szCs w:val="28"/>
-              </w:rPr>
-              <w:tab/>
-            </w:r>
-            <w:r>
-              <w:rPr>
-                <w:rFonts w:ascii="Times New Roman" w:hAnsi="Times New Roman" w:cs="Times New Roman"/>
-                <w:noProof/>
-                <w:webHidden/>
-                <w:sz w:val="28"/>
-                <w:szCs w:val="28"/>
-              </w:rPr>
-              <w:fldChar w:fldCharType="begin"/>
-            </w:r>
-            <w:r>
-              <w:rPr>
-                <w:rFonts w:ascii="Times New Roman" w:hAnsi="Times New Roman" w:cs="Times New Roman"/>
-                <w:noProof/>
-                <w:webHidden/>
-                <w:sz w:val="28"/>
-                <w:szCs w:val="28"/>
-              </w:rPr>
-              <w:instrText xml:space="preserve"> PAGEREF _Toc196055038 \h </w:instrText>
-            </w:r>
-            <w:r>
-              <w:rPr>
-                <w:rFonts w:ascii="Times New Roman" w:hAnsi="Times New Roman" w:cs="Times New Roman"/>
-                <w:noProof/>
-                <w:webHidden/>
-                <w:sz w:val="28"/>
-                <w:szCs w:val="28"/>
-              </w:rPr>
-            </w:r>
-            <w:r>
-              <w:rPr>
-                <w:rFonts w:ascii="Times New Roman" w:hAnsi="Times New Roman" w:cs="Times New Roman"/>
-                <w:noProof/>
-                <w:webHidden/>
-                <w:sz w:val="28"/>
-                <w:szCs w:val="28"/>
-              </w:rPr>
-              <w:fldChar w:fldCharType="separate"/>
-            </w:r>
-            <w:r>
-              <w:rPr>
-                <w:rFonts w:ascii="Times New Roman" w:hAnsi="Times New Roman" w:cs="Times New Roman"/>
-                <w:noProof/>
-                <w:webHidden/>
-                <w:sz w:val="28"/>
-                <w:szCs w:val="28"/>
-              </w:rPr>
-              <w:t>3</w:t>
-            </w:r>
-            <w:r>
-              <w:rPr>
-                <w:rFonts w:ascii="Times New Roman" w:hAnsi="Times New Roman" w:cs="Times New Roman"/>
-                <w:noProof/>
-                <w:webHidden/>
-                <w:sz w:val="28"/>
-                <w:szCs w:val="28"/>
-              </w:rPr>
-              <w:fldChar w:fldCharType="end"/>
-            </w:r>
-          </w:hyperlink>
-        </w:p>
-        <w:p>
-          <w:pPr>
-            <w:pStyle w:val="31"/>
-            <w:tabs>
-              <w:tab w:val="right" w:leader="dot" w:pos="9345"/>
-            </w:tabs>
-            <w:rPr>
-              <w:rFonts w:ascii="Times New Roman" w:eastAsiaTheme="minorEastAsia" w:hAnsi="Times New Roman" w:cs="Times New Roman"/>
-              <w:noProof/>
-              <w:sz w:val="28"/>
-              <w:szCs w:val="28"/>
-            </w:rPr>
-          </w:pPr>
-          <w:hyperlink w:anchor="_Toc196055039" w:history="1">
-            <w:r>
-              <w:rPr>
-                <w:rStyle w:val="a6"/>
-                <w:rFonts w:ascii="Times New Roman" w:hAnsi="Times New Roman" w:cs="Times New Roman"/>
-                <w:noProof/>
-                <w:sz w:val="28"/>
-                <w:szCs w:val="28"/>
-              </w:rPr>
-              <w:t>Технологии:</w:t>
-            </w:r>
-            <w:r>
-              <w:rPr>
-                <w:rFonts w:ascii="Times New Roman" w:hAnsi="Times New Roman" w:cs="Times New Roman"/>
-                <w:noProof/>
-                <w:webHidden/>
-                <w:sz w:val="28"/>
-                <w:szCs w:val="28"/>
-              </w:rPr>
-              <w:tab/>
-            </w:r>
-            <w:r>
-              <w:rPr>
-                <w:rFonts w:ascii="Times New Roman" w:hAnsi="Times New Roman" w:cs="Times New Roman"/>
-                <w:noProof/>
-                <w:webHidden/>
-                <w:sz w:val="28"/>
-                <w:szCs w:val="28"/>
-              </w:rPr>
-              <w:fldChar w:fldCharType="begin"/>
-            </w:r>
-            <w:r>
-              <w:rPr>
-                <w:rFonts w:ascii="Times New Roman" w:hAnsi="Times New Roman" w:cs="Times New Roman"/>
-                <w:noProof/>
-                <w:webHidden/>
-                <w:sz w:val="28"/>
-                <w:szCs w:val="28"/>
-              </w:rPr>
-              <w:instrText xml:space="preserve"> PAGEREF _Toc196055039 \h </w:instrText>
-            </w:r>
-            <w:r>
-              <w:rPr>
-                <w:rFonts w:ascii="Times New Roman" w:hAnsi="Times New Roman" w:cs="Times New Roman"/>
-                <w:noProof/>
-                <w:webHidden/>
-                <w:sz w:val="28"/>
-                <w:szCs w:val="28"/>
-              </w:rPr>
-            </w:r>
-            <w:r>
-              <w:rPr>
-                <w:rFonts w:ascii="Times New Roman" w:hAnsi="Times New Roman" w:cs="Times New Roman"/>
-                <w:noProof/>
-                <w:webHidden/>
-                <w:sz w:val="28"/>
-                <w:szCs w:val="28"/>
-              </w:rPr>
-              <w:fldChar w:fldCharType="separate"/>
-            </w:r>
-            <w:r>
-              <w:rPr>
-                <w:rFonts w:ascii="Times New Roman" w:hAnsi="Times New Roman" w:cs="Times New Roman"/>
-                <w:noProof/>
-                <w:webHidden/>
-                <w:sz w:val="28"/>
-                <w:szCs w:val="28"/>
-              </w:rPr>
-              <w:t>3</w:t>
-            </w:r>
-            <w:r>
-              <w:rPr>
-                <w:rFonts w:ascii="Times New Roman" w:hAnsi="Times New Roman" w:cs="Times New Roman"/>
-                <w:noProof/>
-                <w:webHidden/>
-                <w:sz w:val="28"/>
-                <w:szCs w:val="28"/>
-              </w:rPr>
-              <w:fldChar w:fldCharType="end"/>
-            </w:r>
-          </w:hyperlink>
-        </w:p>
-        <w:p>
-          <w:pPr>
-            <w:pStyle w:val="31"/>
-            <w:tabs>
-              <w:tab w:val="right" w:leader="dot" w:pos="9345"/>
-            </w:tabs>
-            <w:rPr>
-              <w:rFonts w:ascii="Times New Roman" w:eastAsiaTheme="minorEastAsia" w:hAnsi="Times New Roman" w:cs="Times New Roman"/>
-              <w:noProof/>
-              <w:sz w:val="28"/>
-              <w:szCs w:val="28"/>
-            </w:rPr>
-          </w:pPr>
-          <w:hyperlink w:anchor="_Toc196055040" w:history="1">
-            <w:r>
-              <w:rPr>
-                <w:rStyle w:val="a6"/>
-                <w:rFonts w:ascii="Times New Roman" w:hAnsi="Times New Roman" w:cs="Times New Roman"/>
-                <w:noProof/>
-                <w:sz w:val="28"/>
-                <w:szCs w:val="28"/>
-              </w:rPr>
-              <w:t>Полученные навыки:</w:t>
-            </w:r>
-            <w:r>
-              <w:rPr>
-                <w:rFonts w:ascii="Times New Roman" w:hAnsi="Times New Roman" w:cs="Times New Roman"/>
-                <w:noProof/>
-                <w:webHidden/>
-                <w:sz w:val="28"/>
-                <w:szCs w:val="28"/>
-              </w:rPr>
-              <w:tab/>
-            </w:r>
-            <w:r>
-              <w:rPr>
-                <w:rFonts w:ascii="Times New Roman" w:hAnsi="Times New Roman" w:cs="Times New Roman"/>
-                <w:noProof/>
-                <w:webHidden/>
-                <w:sz w:val="28"/>
-                <w:szCs w:val="28"/>
-              </w:rPr>
-              <w:fldChar w:fldCharType="begin"/>
-            </w:r>
-            <w:r>
-              <w:rPr>
-                <w:rFonts w:ascii="Times New Roman" w:hAnsi="Times New Roman" w:cs="Times New Roman"/>
-                <w:noProof/>
-                <w:webHidden/>
-                <w:sz w:val="28"/>
-                <w:szCs w:val="28"/>
-              </w:rPr>
-              <w:instrText xml:space="preserve"> PAGEREF _Toc196055040 \h </w:instrText>
-            </w:r>
-            <w:r>
-              <w:rPr>
-                <w:rFonts w:ascii="Times New Roman" w:hAnsi="Times New Roman" w:cs="Times New Roman"/>
-                <w:noProof/>
-                <w:webHidden/>
-                <w:sz w:val="28"/>
-                <w:szCs w:val="28"/>
-              </w:rPr>
-            </w:r>
-            <w:r>
-              <w:rPr>
-                <w:rFonts w:ascii="Times New Roman" w:hAnsi="Times New Roman" w:cs="Times New Roman"/>
-                <w:noProof/>
-                <w:webHidden/>
-                <w:sz w:val="28"/>
-                <w:szCs w:val="28"/>
-              </w:rPr>
-              <w:fldChar w:fldCharType="separate"/>
-            </w:r>
-            <w:r>
-              <w:rPr>
-                <w:rFonts w:ascii="Times New Roman" w:hAnsi="Times New Roman" w:cs="Times New Roman"/>
-                <w:noProof/>
-                <w:webHidden/>
-                <w:sz w:val="28"/>
-                <w:szCs w:val="28"/>
-              </w:rPr>
-              <w:t>3</w:t>
-            </w:r>
-            <w:r>
-              <w:rPr>
-                <w:rFonts w:ascii="Times New Roman" w:hAnsi="Times New Roman" w:cs="Times New Roman"/>
-                <w:noProof/>
-                <w:webHidden/>
-                <w:sz w:val="28"/>
-                <w:szCs w:val="28"/>
-              </w:rPr>
-              <w:fldChar w:fldCharType="end"/>
-            </w:r>
-          </w:hyperlink>
-        </w:p>
-        <w:p>
-          <w:pPr>
-            <w:pStyle w:val="21"/>
-            <w:tabs>
-              <w:tab w:val="right" w:leader="dot" w:pos="9345"/>
-            </w:tabs>
-            <w:rPr>
-              <w:rFonts w:ascii="Times New Roman" w:eastAsiaTheme="minorEastAsia" w:hAnsi="Times New Roman" w:cs="Times New Roman"/>
-              <w:noProof/>
-              <w:sz w:val="28"/>
-              <w:szCs w:val="28"/>
-            </w:rPr>
-          </w:pPr>
-          <w:hyperlink w:anchor="_Toc196055041" w:history="1">
-            <w:r>
-              <w:rPr>
-                <w:rStyle w:val="a6"/>
-                <w:rFonts w:ascii="Times New Roman" w:hAnsi="Times New Roman" w:cs="Times New Roman"/>
-                <w:b/>
-                <w:noProof/>
-                <w:sz w:val="28"/>
-                <w:szCs w:val="28"/>
-              </w:rPr>
-              <w:t>ЗАКЛЮЧЕНИЕ</w:t>
-            </w:r>
-            <w:r>
-              <w:rPr>
-                <w:rFonts w:ascii="Times New Roman" w:hAnsi="Times New Roman" w:cs="Times New Roman"/>
-                <w:noProof/>
-                <w:webHidden/>
-                <w:sz w:val="28"/>
-                <w:szCs w:val="28"/>
-              </w:rPr>
-              <w:tab/>
-            </w:r>
-            <w:r>
-              <w:rPr>
-                <w:rFonts w:ascii="Times New Roman" w:hAnsi="Times New Roman" w:cs="Times New Roman"/>
-                <w:noProof/>
-                <w:webHidden/>
-                <w:sz w:val="28"/>
-                <w:szCs w:val="28"/>
-              </w:rPr>
-              <w:fldChar w:fldCharType="begin"/>
-            </w:r>
-            <w:r>
-              <w:rPr>
-                <w:rFonts w:ascii="Times New Roman" w:hAnsi="Times New Roman" w:cs="Times New Roman"/>
-                <w:noProof/>
-                <w:webHidden/>
-                <w:sz w:val="28"/>
-                <w:szCs w:val="28"/>
-              </w:rPr>
-              <w:instrText xml:space="preserve"> PAGEREF _Toc196055041 \h </w:instrText>
+              <w:instrText xml:space="preserve"> PAGEREF _Toc197965270 \h </w:instrText>
             </w:r>
             <w:r>
               <w:rPr>
@@ -1114,6 +701,679 @@
         </w:p>
         <w:p>
           <w:pPr>
+            <w:pStyle w:val="31"/>
+            <w:tabs>
+              <w:tab w:val="right" w:leader="dot" w:pos="9345"/>
+            </w:tabs>
+            <w:rPr>
+              <w:rFonts w:ascii="Times New Roman" w:eastAsiaTheme="minorEastAsia" w:hAnsi="Times New Roman" w:cs="Times New Roman"/>
+              <w:noProof/>
+              <w:sz w:val="28"/>
+              <w:szCs w:val="28"/>
+            </w:rPr>
+          </w:pPr>
+          <w:hyperlink w:anchor="_Toc197965271" w:history="1">
+            <w:r>
+              <w:rPr>
+                <w:rStyle w:val="a6"/>
+                <w:rFonts w:ascii="Times New Roman" w:hAnsi="Times New Roman" w:cs="Times New Roman"/>
+                <w:b/>
+                <w:noProof/>
+                <w:sz w:val="28"/>
+                <w:szCs w:val="28"/>
+              </w:rPr>
+              <w:t>Разбор реального инцидента ИБ</w:t>
+            </w:r>
+            <w:r>
+              <w:rPr>
+                <w:rFonts w:ascii="Times New Roman" w:hAnsi="Times New Roman" w:cs="Times New Roman"/>
+                <w:noProof/>
+                <w:webHidden/>
+                <w:sz w:val="28"/>
+                <w:szCs w:val="28"/>
+              </w:rPr>
+              <w:tab/>
+            </w:r>
+            <w:r>
+              <w:rPr>
+                <w:rFonts w:ascii="Times New Roman" w:hAnsi="Times New Roman" w:cs="Times New Roman"/>
+                <w:noProof/>
+                <w:webHidden/>
+                <w:sz w:val="28"/>
+                <w:szCs w:val="28"/>
+              </w:rPr>
+              <w:fldChar w:fldCharType="begin"/>
+            </w:r>
+            <w:r>
+              <w:rPr>
+                <w:rFonts w:ascii="Times New Roman" w:hAnsi="Times New Roman" w:cs="Times New Roman"/>
+                <w:noProof/>
+                <w:webHidden/>
+                <w:sz w:val="28"/>
+                <w:szCs w:val="28"/>
+              </w:rPr>
+              <w:instrText xml:space="preserve"> PAGEREF _Toc197965271 \h </w:instrText>
+            </w:r>
+            <w:r>
+              <w:rPr>
+                <w:rFonts w:ascii="Times New Roman" w:hAnsi="Times New Roman" w:cs="Times New Roman"/>
+                <w:noProof/>
+                <w:webHidden/>
+                <w:sz w:val="28"/>
+                <w:szCs w:val="28"/>
+              </w:rPr>
+            </w:r>
+            <w:r>
+              <w:rPr>
+                <w:rFonts w:ascii="Times New Roman" w:hAnsi="Times New Roman" w:cs="Times New Roman"/>
+                <w:noProof/>
+                <w:webHidden/>
+                <w:sz w:val="28"/>
+                <w:szCs w:val="28"/>
+              </w:rPr>
+              <w:fldChar w:fldCharType="separate"/>
+            </w:r>
+            <w:r>
+              <w:rPr>
+                <w:rFonts w:ascii="Times New Roman" w:hAnsi="Times New Roman" w:cs="Times New Roman"/>
+                <w:noProof/>
+                <w:webHidden/>
+                <w:sz w:val="28"/>
+                <w:szCs w:val="28"/>
+              </w:rPr>
+              <w:t>4</w:t>
+            </w:r>
+            <w:r>
+              <w:rPr>
+                <w:rFonts w:ascii="Times New Roman" w:hAnsi="Times New Roman" w:cs="Times New Roman"/>
+                <w:noProof/>
+                <w:webHidden/>
+                <w:sz w:val="28"/>
+                <w:szCs w:val="28"/>
+              </w:rPr>
+              <w:fldChar w:fldCharType="end"/>
+            </w:r>
+          </w:hyperlink>
+        </w:p>
+        <w:p>
+          <w:pPr>
+            <w:pStyle w:val="31"/>
+            <w:tabs>
+              <w:tab w:val="right" w:leader="dot" w:pos="9345"/>
+            </w:tabs>
+            <w:rPr>
+              <w:rFonts w:ascii="Times New Roman" w:eastAsiaTheme="minorEastAsia" w:hAnsi="Times New Roman" w:cs="Times New Roman"/>
+              <w:noProof/>
+              <w:sz w:val="28"/>
+              <w:szCs w:val="28"/>
+            </w:rPr>
+          </w:pPr>
+          <w:hyperlink w:anchor="_Toc197965272" w:history="1">
+            <w:r>
+              <w:rPr>
+                <w:rStyle w:val="a6"/>
+                <w:rFonts w:ascii="Times New Roman" w:hAnsi="Times New Roman" w:cs="Times New Roman"/>
+                <w:b/>
+                <w:noProof/>
+                <w:sz w:val="28"/>
+                <w:szCs w:val="28"/>
+              </w:rPr>
+              <w:t>Базовая часть: создание простого веб-сайта</w:t>
+            </w:r>
+            <w:r>
+              <w:rPr>
+                <w:rFonts w:ascii="Times New Roman" w:hAnsi="Times New Roman" w:cs="Times New Roman"/>
+                <w:noProof/>
+                <w:webHidden/>
+                <w:sz w:val="28"/>
+                <w:szCs w:val="28"/>
+              </w:rPr>
+              <w:tab/>
+            </w:r>
+            <w:r>
+              <w:rPr>
+                <w:rFonts w:ascii="Times New Roman" w:hAnsi="Times New Roman" w:cs="Times New Roman"/>
+                <w:noProof/>
+                <w:webHidden/>
+                <w:sz w:val="28"/>
+                <w:szCs w:val="28"/>
+              </w:rPr>
+              <w:fldChar w:fldCharType="begin"/>
+            </w:r>
+            <w:r>
+              <w:rPr>
+                <w:rFonts w:ascii="Times New Roman" w:hAnsi="Times New Roman" w:cs="Times New Roman"/>
+                <w:noProof/>
+                <w:webHidden/>
+                <w:sz w:val="28"/>
+                <w:szCs w:val="28"/>
+              </w:rPr>
+              <w:instrText xml:space="preserve"> PAGEREF _Toc197965272 \h </w:instrText>
+            </w:r>
+            <w:r>
+              <w:rPr>
+                <w:rFonts w:ascii="Times New Roman" w:hAnsi="Times New Roman" w:cs="Times New Roman"/>
+                <w:noProof/>
+                <w:webHidden/>
+                <w:sz w:val="28"/>
+                <w:szCs w:val="28"/>
+              </w:rPr>
+            </w:r>
+            <w:r>
+              <w:rPr>
+                <w:rFonts w:ascii="Times New Roman" w:hAnsi="Times New Roman" w:cs="Times New Roman"/>
+                <w:noProof/>
+                <w:webHidden/>
+                <w:sz w:val="28"/>
+                <w:szCs w:val="28"/>
+              </w:rPr>
+              <w:fldChar w:fldCharType="separate"/>
+            </w:r>
+            <w:r>
+              <w:rPr>
+                <w:rFonts w:ascii="Times New Roman" w:hAnsi="Times New Roman" w:cs="Times New Roman"/>
+                <w:noProof/>
+                <w:webHidden/>
+                <w:sz w:val="28"/>
+                <w:szCs w:val="28"/>
+              </w:rPr>
+              <w:t>7</w:t>
+            </w:r>
+            <w:r>
+              <w:rPr>
+                <w:rFonts w:ascii="Times New Roman" w:hAnsi="Times New Roman" w:cs="Times New Roman"/>
+                <w:noProof/>
+                <w:webHidden/>
+                <w:sz w:val="28"/>
+                <w:szCs w:val="28"/>
+              </w:rPr>
+              <w:fldChar w:fldCharType="end"/>
+            </w:r>
+          </w:hyperlink>
+        </w:p>
+        <w:p>
+          <w:pPr>
+            <w:pStyle w:val="31"/>
+            <w:tabs>
+              <w:tab w:val="right" w:leader="dot" w:pos="9345"/>
+            </w:tabs>
+            <w:rPr>
+              <w:rFonts w:ascii="Times New Roman" w:eastAsiaTheme="minorEastAsia" w:hAnsi="Times New Roman" w:cs="Times New Roman"/>
+              <w:noProof/>
+              <w:sz w:val="28"/>
+              <w:szCs w:val="28"/>
+            </w:rPr>
+          </w:pPr>
+          <w:hyperlink w:anchor="_Toc197965273" w:history="1">
+            <w:r>
+              <w:rPr>
+                <w:rStyle w:val="a6"/>
+                <w:rFonts w:ascii="Times New Roman" w:hAnsi="Times New Roman" w:cs="Times New Roman"/>
+                <w:b/>
+                <w:noProof/>
+                <w:sz w:val="28"/>
+                <w:szCs w:val="28"/>
+              </w:rPr>
+              <w:t>О компании R-Vision и событиях конференции</w:t>
+            </w:r>
+            <w:r>
+              <w:rPr>
+                <w:rFonts w:ascii="Times New Roman" w:hAnsi="Times New Roman" w:cs="Times New Roman"/>
+                <w:noProof/>
+                <w:webHidden/>
+                <w:sz w:val="28"/>
+                <w:szCs w:val="28"/>
+              </w:rPr>
+              <w:tab/>
+            </w:r>
+            <w:r>
+              <w:rPr>
+                <w:rFonts w:ascii="Times New Roman" w:hAnsi="Times New Roman" w:cs="Times New Roman"/>
+                <w:noProof/>
+                <w:webHidden/>
+                <w:sz w:val="28"/>
+                <w:szCs w:val="28"/>
+              </w:rPr>
+              <w:fldChar w:fldCharType="begin"/>
+            </w:r>
+            <w:r>
+              <w:rPr>
+                <w:rFonts w:ascii="Times New Roman" w:hAnsi="Times New Roman" w:cs="Times New Roman"/>
+                <w:noProof/>
+                <w:webHidden/>
+                <w:sz w:val="28"/>
+                <w:szCs w:val="28"/>
+              </w:rPr>
+              <w:instrText xml:space="preserve"> PAGEREF _Toc197965273 \h </w:instrText>
+            </w:r>
+            <w:r>
+              <w:rPr>
+                <w:rFonts w:ascii="Times New Roman" w:hAnsi="Times New Roman" w:cs="Times New Roman"/>
+                <w:noProof/>
+                <w:webHidden/>
+                <w:sz w:val="28"/>
+                <w:szCs w:val="28"/>
+              </w:rPr>
+            </w:r>
+            <w:r>
+              <w:rPr>
+                <w:rFonts w:ascii="Times New Roman" w:hAnsi="Times New Roman" w:cs="Times New Roman"/>
+                <w:noProof/>
+                <w:webHidden/>
+                <w:sz w:val="28"/>
+                <w:szCs w:val="28"/>
+              </w:rPr>
+              <w:fldChar w:fldCharType="separate"/>
+            </w:r>
+            <w:r>
+              <w:rPr>
+                <w:rFonts w:ascii="Times New Roman" w:hAnsi="Times New Roman" w:cs="Times New Roman"/>
+                <w:noProof/>
+                <w:webHidden/>
+                <w:sz w:val="28"/>
+                <w:szCs w:val="28"/>
+              </w:rPr>
+              <w:t>9</w:t>
+            </w:r>
+            <w:r>
+              <w:rPr>
+                <w:rFonts w:ascii="Times New Roman" w:hAnsi="Times New Roman" w:cs="Times New Roman"/>
+                <w:noProof/>
+                <w:webHidden/>
+                <w:sz w:val="28"/>
+                <w:szCs w:val="28"/>
+              </w:rPr>
+              <w:fldChar w:fldCharType="end"/>
+            </w:r>
+          </w:hyperlink>
+        </w:p>
+        <w:p>
+          <w:pPr>
+            <w:pStyle w:val="31"/>
+            <w:tabs>
+              <w:tab w:val="right" w:leader="dot" w:pos="9345"/>
+            </w:tabs>
+            <w:rPr>
+              <w:rFonts w:ascii="Times New Roman" w:eastAsiaTheme="minorEastAsia" w:hAnsi="Times New Roman" w:cs="Times New Roman"/>
+              <w:noProof/>
+              <w:sz w:val="28"/>
+              <w:szCs w:val="28"/>
+            </w:rPr>
+          </w:pPr>
+          <w:hyperlink w:anchor="_Toc197965274" w:history="1">
+            <w:r>
+              <w:rPr>
+                <w:rStyle w:val="a6"/>
+                <w:rFonts w:ascii="Times New Roman" w:hAnsi="Times New Roman" w:cs="Times New Roman"/>
+                <w:b/>
+                <w:noProof/>
+                <w:sz w:val="28"/>
+                <w:szCs w:val="28"/>
+              </w:rPr>
+              <w:t>Участие в конференции и основные события</w:t>
+            </w:r>
+            <w:r>
+              <w:rPr>
+                <w:rFonts w:ascii="Times New Roman" w:hAnsi="Times New Roman" w:cs="Times New Roman"/>
+                <w:noProof/>
+                <w:webHidden/>
+                <w:sz w:val="28"/>
+                <w:szCs w:val="28"/>
+              </w:rPr>
+              <w:tab/>
+            </w:r>
+            <w:r>
+              <w:rPr>
+                <w:rFonts w:ascii="Times New Roman" w:hAnsi="Times New Roman" w:cs="Times New Roman"/>
+                <w:noProof/>
+                <w:webHidden/>
+                <w:sz w:val="28"/>
+                <w:szCs w:val="28"/>
+              </w:rPr>
+              <w:fldChar w:fldCharType="begin"/>
+            </w:r>
+            <w:r>
+              <w:rPr>
+                <w:rFonts w:ascii="Times New Roman" w:hAnsi="Times New Roman" w:cs="Times New Roman"/>
+                <w:noProof/>
+                <w:webHidden/>
+                <w:sz w:val="28"/>
+                <w:szCs w:val="28"/>
+              </w:rPr>
+              <w:instrText xml:space="preserve"> PAGEREF _Toc197965274 \h </w:instrText>
+            </w:r>
+            <w:r>
+              <w:rPr>
+                <w:rFonts w:ascii="Times New Roman" w:hAnsi="Times New Roman" w:cs="Times New Roman"/>
+                <w:noProof/>
+                <w:webHidden/>
+                <w:sz w:val="28"/>
+                <w:szCs w:val="28"/>
+              </w:rPr>
+            </w:r>
+            <w:r>
+              <w:rPr>
+                <w:rFonts w:ascii="Times New Roman" w:hAnsi="Times New Roman" w:cs="Times New Roman"/>
+                <w:noProof/>
+                <w:webHidden/>
+                <w:sz w:val="28"/>
+                <w:szCs w:val="28"/>
+              </w:rPr>
+              <w:fldChar w:fldCharType="separate"/>
+            </w:r>
+            <w:r>
+              <w:rPr>
+                <w:rFonts w:ascii="Times New Roman" w:hAnsi="Times New Roman" w:cs="Times New Roman"/>
+                <w:noProof/>
+                <w:webHidden/>
+                <w:sz w:val="28"/>
+                <w:szCs w:val="28"/>
+              </w:rPr>
+              <w:t>10</w:t>
+            </w:r>
+            <w:r>
+              <w:rPr>
+                <w:rFonts w:ascii="Times New Roman" w:hAnsi="Times New Roman" w:cs="Times New Roman"/>
+                <w:noProof/>
+                <w:webHidden/>
+                <w:sz w:val="28"/>
+                <w:szCs w:val="28"/>
+              </w:rPr>
+              <w:fldChar w:fldCharType="end"/>
+            </w:r>
+          </w:hyperlink>
+        </w:p>
+        <w:p>
+          <w:pPr>
+            <w:pStyle w:val="31"/>
+            <w:tabs>
+              <w:tab w:val="right" w:leader="dot" w:pos="9345"/>
+            </w:tabs>
+            <w:rPr>
+              <w:rFonts w:ascii="Times New Roman" w:eastAsiaTheme="minorEastAsia" w:hAnsi="Times New Roman" w:cs="Times New Roman"/>
+              <w:noProof/>
+              <w:sz w:val="28"/>
+              <w:szCs w:val="28"/>
+            </w:rPr>
+          </w:pPr>
+          <w:hyperlink w:anchor="_Toc197965275" w:history="1">
+            <w:r>
+              <w:rPr>
+                <w:rStyle w:val="a6"/>
+                <w:rFonts w:ascii="Times New Roman" w:hAnsi="Times New Roman" w:cs="Times New Roman"/>
+                <w:b/>
+                <w:noProof/>
+                <w:sz w:val="28"/>
+                <w:szCs w:val="28"/>
+              </w:rPr>
+              <w:t>Вариативная часть: Разработка веб-мессенджера на Node.js с использованием Express и Socket.IO</w:t>
+            </w:r>
+            <w:r>
+              <w:rPr>
+                <w:rFonts w:ascii="Times New Roman" w:hAnsi="Times New Roman" w:cs="Times New Roman"/>
+                <w:noProof/>
+                <w:webHidden/>
+                <w:sz w:val="28"/>
+                <w:szCs w:val="28"/>
+              </w:rPr>
+              <w:tab/>
+            </w:r>
+            <w:r>
+              <w:rPr>
+                <w:rFonts w:ascii="Times New Roman" w:hAnsi="Times New Roman" w:cs="Times New Roman"/>
+                <w:noProof/>
+                <w:webHidden/>
+                <w:sz w:val="28"/>
+                <w:szCs w:val="28"/>
+              </w:rPr>
+              <w:fldChar w:fldCharType="begin"/>
+            </w:r>
+            <w:r>
+              <w:rPr>
+                <w:rFonts w:ascii="Times New Roman" w:hAnsi="Times New Roman" w:cs="Times New Roman"/>
+                <w:noProof/>
+                <w:webHidden/>
+                <w:sz w:val="28"/>
+                <w:szCs w:val="28"/>
+              </w:rPr>
+              <w:instrText xml:space="preserve"> PAGEREF _Toc197965275 \h </w:instrText>
+            </w:r>
+            <w:r>
+              <w:rPr>
+                <w:rFonts w:ascii="Times New Roman" w:hAnsi="Times New Roman" w:cs="Times New Roman"/>
+                <w:noProof/>
+                <w:webHidden/>
+                <w:sz w:val="28"/>
+                <w:szCs w:val="28"/>
+              </w:rPr>
+            </w:r>
+            <w:r>
+              <w:rPr>
+                <w:rFonts w:ascii="Times New Roman" w:hAnsi="Times New Roman" w:cs="Times New Roman"/>
+                <w:noProof/>
+                <w:webHidden/>
+                <w:sz w:val="28"/>
+                <w:szCs w:val="28"/>
+              </w:rPr>
+              <w:fldChar w:fldCharType="separate"/>
+            </w:r>
+            <w:r>
+              <w:rPr>
+                <w:rFonts w:ascii="Times New Roman" w:hAnsi="Times New Roman" w:cs="Times New Roman"/>
+                <w:noProof/>
+                <w:webHidden/>
+                <w:sz w:val="28"/>
+                <w:szCs w:val="28"/>
+              </w:rPr>
+              <w:t>12</w:t>
+            </w:r>
+            <w:r>
+              <w:rPr>
+                <w:rFonts w:ascii="Times New Roman" w:hAnsi="Times New Roman" w:cs="Times New Roman"/>
+                <w:noProof/>
+                <w:webHidden/>
+                <w:sz w:val="28"/>
+                <w:szCs w:val="28"/>
+              </w:rPr>
+              <w:fldChar w:fldCharType="end"/>
+            </w:r>
+          </w:hyperlink>
+        </w:p>
+        <w:p>
+          <w:pPr>
+            <w:pStyle w:val="21"/>
+            <w:tabs>
+              <w:tab w:val="right" w:leader="dot" w:pos="9345"/>
+            </w:tabs>
+            <w:rPr>
+              <w:rFonts w:ascii="Times New Roman" w:eastAsiaTheme="minorEastAsia" w:hAnsi="Times New Roman" w:cs="Times New Roman"/>
+              <w:noProof/>
+              <w:sz w:val="28"/>
+              <w:szCs w:val="28"/>
+            </w:rPr>
+          </w:pPr>
+          <w:hyperlink w:anchor="_Toc197965276" w:history="1">
+            <w:r>
+              <w:rPr>
+                <w:rStyle w:val="a6"/>
+                <w:rFonts w:ascii="Times New Roman" w:hAnsi="Times New Roman" w:cs="Times New Roman"/>
+                <w:b/>
+                <w:noProof/>
+                <w:sz w:val="28"/>
+                <w:szCs w:val="28"/>
+              </w:rPr>
+              <w:t>ЗАКЛЮЧЕНИЕ</w:t>
+            </w:r>
+            <w:r>
+              <w:rPr>
+                <w:rFonts w:ascii="Times New Roman" w:hAnsi="Times New Roman" w:cs="Times New Roman"/>
+                <w:noProof/>
+                <w:webHidden/>
+                <w:sz w:val="28"/>
+                <w:szCs w:val="28"/>
+              </w:rPr>
+              <w:tab/>
+            </w:r>
+            <w:r>
+              <w:rPr>
+                <w:rFonts w:ascii="Times New Roman" w:hAnsi="Times New Roman" w:cs="Times New Roman"/>
+                <w:noProof/>
+                <w:webHidden/>
+                <w:sz w:val="28"/>
+                <w:szCs w:val="28"/>
+              </w:rPr>
+              <w:fldChar w:fldCharType="begin"/>
+            </w:r>
+            <w:r>
+              <w:rPr>
+                <w:rFonts w:ascii="Times New Roman" w:hAnsi="Times New Roman" w:cs="Times New Roman"/>
+                <w:noProof/>
+                <w:webHidden/>
+                <w:sz w:val="28"/>
+                <w:szCs w:val="28"/>
+              </w:rPr>
+              <w:instrText xml:space="preserve"> PAGEREF _Toc197965276 \h </w:instrText>
+            </w:r>
+            <w:r>
+              <w:rPr>
+                <w:rFonts w:ascii="Times New Roman" w:hAnsi="Times New Roman" w:cs="Times New Roman"/>
+                <w:noProof/>
+                <w:webHidden/>
+                <w:sz w:val="28"/>
+                <w:szCs w:val="28"/>
+              </w:rPr>
+            </w:r>
+            <w:r>
+              <w:rPr>
+                <w:rFonts w:ascii="Times New Roman" w:hAnsi="Times New Roman" w:cs="Times New Roman"/>
+                <w:noProof/>
+                <w:webHidden/>
+                <w:sz w:val="28"/>
+                <w:szCs w:val="28"/>
+              </w:rPr>
+              <w:fldChar w:fldCharType="separate"/>
+            </w:r>
+            <w:r>
+              <w:rPr>
+                <w:rFonts w:ascii="Times New Roman" w:hAnsi="Times New Roman" w:cs="Times New Roman"/>
+                <w:noProof/>
+                <w:webHidden/>
+                <w:sz w:val="28"/>
+                <w:szCs w:val="28"/>
+              </w:rPr>
+              <w:t>15</w:t>
+            </w:r>
+            <w:r>
+              <w:rPr>
+                <w:rFonts w:ascii="Times New Roman" w:hAnsi="Times New Roman" w:cs="Times New Roman"/>
+                <w:noProof/>
+                <w:webHidden/>
+                <w:sz w:val="28"/>
+                <w:szCs w:val="28"/>
+              </w:rPr>
+              <w:fldChar w:fldCharType="end"/>
+            </w:r>
+          </w:hyperlink>
+        </w:p>
+        <w:p>
+          <w:pPr>
+            <w:pStyle w:val="31"/>
+            <w:tabs>
+              <w:tab w:val="right" w:leader="dot" w:pos="9345"/>
+            </w:tabs>
+            <w:rPr>
+              <w:rFonts w:ascii="Times New Roman" w:eastAsiaTheme="minorEastAsia" w:hAnsi="Times New Roman" w:cs="Times New Roman"/>
+              <w:noProof/>
+              <w:sz w:val="28"/>
+              <w:szCs w:val="28"/>
+            </w:rPr>
+          </w:pPr>
+          <w:hyperlink w:anchor="_Toc197965277" w:history="1">
+            <w:r>
+              <w:rPr>
+                <w:rStyle w:val="a6"/>
+                <w:rFonts w:ascii="Times New Roman" w:hAnsi="Times New Roman" w:cs="Times New Roman"/>
+                <w:b/>
+                <w:noProof/>
+                <w:sz w:val="28"/>
+                <w:szCs w:val="28"/>
+              </w:rPr>
+              <w:t>Список литературы.</w:t>
+            </w:r>
+            <w:r>
+              <w:rPr>
+                <w:rFonts w:ascii="Times New Roman" w:hAnsi="Times New Roman" w:cs="Times New Roman"/>
+                <w:noProof/>
+                <w:webHidden/>
+                <w:sz w:val="28"/>
+                <w:szCs w:val="28"/>
+              </w:rPr>
+              <w:tab/>
+            </w:r>
+            <w:r>
+              <w:rPr>
+                <w:rFonts w:ascii="Times New Roman" w:hAnsi="Times New Roman" w:cs="Times New Roman"/>
+                <w:noProof/>
+                <w:webHidden/>
+                <w:sz w:val="28"/>
+                <w:szCs w:val="28"/>
+              </w:rPr>
+              <w:fldChar w:fldCharType="begin"/>
+            </w:r>
+            <w:r>
+              <w:rPr>
+                <w:rFonts w:ascii="Times New Roman" w:hAnsi="Times New Roman" w:cs="Times New Roman"/>
+                <w:noProof/>
+                <w:webHidden/>
+                <w:sz w:val="28"/>
+                <w:szCs w:val="28"/>
+              </w:rPr>
+              <w:instrText xml:space="preserve"> PAGEREF _Toc197965277 \h </w:instrText>
+            </w:r>
+            <w:r>
+              <w:rPr>
+                <w:rFonts w:ascii="Times New Roman" w:hAnsi="Times New Roman" w:cs="Times New Roman"/>
+                <w:noProof/>
+                <w:webHidden/>
+                <w:sz w:val="28"/>
+                <w:szCs w:val="28"/>
+              </w:rPr>
+            </w:r>
+            <w:r>
+              <w:rPr>
+                <w:rFonts w:ascii="Times New Roman" w:hAnsi="Times New Roman" w:cs="Times New Roman"/>
+                <w:noProof/>
+                <w:webHidden/>
+                <w:sz w:val="28"/>
+                <w:szCs w:val="28"/>
+              </w:rPr>
+              <w:fldChar w:fldCharType="separate"/>
+            </w:r>
+            <w:r>
+              <w:rPr>
+                <w:rFonts w:ascii="Times New Roman" w:hAnsi="Times New Roman" w:cs="Times New Roman"/>
+                <w:noProof/>
+                <w:webHidden/>
+                <w:sz w:val="28"/>
+                <w:szCs w:val="28"/>
+              </w:rPr>
+              <w:t>17</w:t>
+            </w:r>
+            <w:r>
+              <w:rPr>
+                <w:rFonts w:ascii="Times New Roman" w:hAnsi="Times New Roman" w:cs="Times New Roman"/>
+                <w:noProof/>
+                <w:webHidden/>
+                <w:sz w:val="28"/>
+                <w:szCs w:val="28"/>
+              </w:rPr>
+              <w:fldChar w:fldCharType="end"/>
+            </w:r>
+          </w:hyperlink>
+        </w:p>
+        <w:p>
+          <w:pPr>
+            <w:spacing w:line="360" w:lineRule="auto"/>
             <w:rPr>
               <w:rFonts w:ascii="Times New Roman" w:hAnsi="Times New Roman" w:cs="Times New Roman"/>
               <w:sz w:val="28"/>
@@ -1142,18 +1402,121 @@
           <w:szCs w:val="28"/>
         </w:rPr>
       </w:pPr>
-      <w:r>
-        <w:rPr>
-          <w:rFonts w:ascii="Times New Roman" w:hAnsi="Times New Roman" w:cs="Times New Roman"/>
-          <w:sz w:val="28"/>
-          <w:szCs w:val="28"/>
-        </w:rPr>
-        <w:br w:type="page"/>
-      </w:r>
+    </w:p>
+    <w:p>
+      <w:pPr>
+        <w:spacing w:after="160" w:line="360" w:lineRule="auto"/>
+        <w:rPr>
+          <w:rFonts w:ascii="Times New Roman" w:hAnsi="Times New Roman" w:cs="Times New Roman"/>
+          <w:sz w:val="28"/>
+          <w:szCs w:val="28"/>
+        </w:rPr>
+      </w:pPr>
+    </w:p>
+    <w:p>
+      <w:pPr>
+        <w:spacing w:after="160" w:line="360" w:lineRule="auto"/>
+        <w:rPr>
+          <w:rFonts w:ascii="Times New Roman" w:hAnsi="Times New Roman" w:cs="Times New Roman"/>
+          <w:sz w:val="28"/>
+          <w:szCs w:val="28"/>
+        </w:rPr>
+      </w:pPr>
+    </w:p>
+    <w:p>
+      <w:pPr>
+        <w:spacing w:after="160" w:line="360" w:lineRule="auto"/>
+        <w:rPr>
+          <w:rFonts w:ascii="Times New Roman" w:hAnsi="Times New Roman" w:cs="Times New Roman"/>
+          <w:sz w:val="28"/>
+          <w:szCs w:val="28"/>
+        </w:rPr>
+      </w:pPr>
+    </w:p>
+    <w:p>
+      <w:pPr>
+        <w:spacing w:after="160" w:line="360" w:lineRule="auto"/>
+        <w:rPr>
+          <w:rFonts w:ascii="Times New Roman" w:hAnsi="Times New Roman" w:cs="Times New Roman"/>
+          <w:sz w:val="28"/>
+          <w:szCs w:val="28"/>
+        </w:rPr>
+      </w:pPr>
+    </w:p>
+    <w:p>
+      <w:pPr>
+        <w:spacing w:after="160" w:line="360" w:lineRule="auto"/>
+        <w:rPr>
+          <w:rFonts w:ascii="Times New Roman" w:hAnsi="Times New Roman" w:cs="Times New Roman"/>
+          <w:sz w:val="28"/>
+          <w:szCs w:val="28"/>
+        </w:rPr>
+      </w:pPr>
+    </w:p>
+    <w:p>
+      <w:pPr>
+        <w:spacing w:after="160" w:line="360" w:lineRule="auto"/>
+        <w:rPr>
+          <w:rFonts w:ascii="Times New Roman" w:hAnsi="Times New Roman" w:cs="Times New Roman"/>
+          <w:sz w:val="28"/>
+          <w:szCs w:val="28"/>
+        </w:rPr>
+      </w:pPr>
+    </w:p>
+    <w:p>
+      <w:pPr>
+        <w:spacing w:after="160" w:line="360" w:lineRule="auto"/>
+        <w:rPr>
+          <w:rFonts w:ascii="Times New Roman" w:hAnsi="Times New Roman" w:cs="Times New Roman"/>
+          <w:sz w:val="28"/>
+          <w:szCs w:val="28"/>
+        </w:rPr>
+      </w:pPr>
+    </w:p>
+    <w:p>
+      <w:pPr>
+        <w:spacing w:after="160" w:line="360" w:lineRule="auto"/>
+        <w:rPr>
+          <w:rFonts w:ascii="Times New Roman" w:hAnsi="Times New Roman" w:cs="Times New Roman"/>
+          <w:sz w:val="28"/>
+          <w:szCs w:val="28"/>
+        </w:rPr>
+      </w:pPr>
+    </w:p>
+    <w:p>
+      <w:pPr>
+        <w:spacing w:after="160" w:line="360" w:lineRule="auto"/>
+        <w:rPr>
+          <w:rFonts w:ascii="Times New Roman" w:hAnsi="Times New Roman" w:cs="Times New Roman"/>
+          <w:sz w:val="28"/>
+          <w:szCs w:val="28"/>
+        </w:rPr>
+      </w:pPr>
+    </w:p>
+    <w:p>
+      <w:pPr>
+        <w:spacing w:after="160" w:line="360" w:lineRule="auto"/>
+        <w:rPr>
+          <w:rFonts w:ascii="Times New Roman" w:hAnsi="Times New Roman" w:cs="Times New Roman"/>
+          <w:sz w:val="28"/>
+          <w:szCs w:val="28"/>
+        </w:rPr>
+      </w:pPr>
+    </w:p>
+    <w:p>
+      <w:pPr>
+        <w:spacing w:after="160" w:line="360" w:lineRule="auto"/>
+        <w:rPr>
+          <w:rFonts w:ascii="Times New Roman" w:hAnsi="Times New Roman" w:cs="Times New Roman"/>
+          <w:sz w:val="28"/>
+          <w:szCs w:val="28"/>
+        </w:rPr>
+      </w:pPr>
     </w:p>
     <w:p>
       <w:pPr>
         <w:pStyle w:val="2"/>
+        <w:spacing w:line="360" w:lineRule="auto"/>
         <w:jc w:val="center"/>
         <w:rPr>
           <w:rFonts w:ascii="Times New Roman" w:eastAsia="Times New Roman" w:hAnsi="Times New Roman" w:cs="Times New Roman"/>
@@ -1162,7 +1525,7 @@
           <w:szCs w:val="28"/>
         </w:rPr>
       </w:pPr>
-      <w:bookmarkStart w:id="0" w:name="_Toc196055036"/>
+      <w:bookmarkStart w:id="0" w:name="_Toc197965269"/>
       <w:r>
         <w:rPr>
           <w:rStyle w:val="a4"/>
@@ -1179,81 +1542,2228 @@
     </w:p>
     <w:p>
       <w:pPr>
-        <w:pStyle w:val="2"/>
+        <w:spacing w:after="0" w:line="360" w:lineRule="auto"/>
+        <w:ind w:firstLine="851"/>
+        <w:jc w:val="both"/>
+        <w:rPr>
+          <w:rFonts w:ascii="Times New Roman" w:eastAsia="Times New Roman" w:hAnsi="Times New Roman" w:cs="Times New Roman"/>
+          <w:sz w:val="28"/>
+          <w:szCs w:val="28"/>
+        </w:rPr>
+      </w:pPr>
+      <w:r>
+        <w:rPr>
+          <w:rFonts w:ascii="Times New Roman" w:eastAsia="Times New Roman" w:hAnsi="Times New Roman" w:cs="Times New Roman"/>
+          <w:sz w:val="28"/>
+          <w:szCs w:val="28"/>
+        </w:rPr>
+        <w:t>Учебная практика, выполненная студентом группы 241-353 Мельниковым Кириллом, была направлена на получение теоретических знаний и развитие практических навыков в области информационной безопасности, а также на изучение современных подходов к обеспечению кибербезопасности. Основное внимание в ходе практики уделялось анализу реального инцидента информационной безопасности, произошедшего в 2024–2025 годах, а также разработке веб-проекта, посвящённого визуализации внутреннего университетского проекта «ИТ-сервисы для Цифрового университета». Данный проект реализуется в Московском Политехе в рамках общей стратегии цифровизации вуза.</w:t>
+      </w:r>
+      <w:bookmarkStart w:id="1" w:name="_GoBack"/>
+      <w:bookmarkEnd w:id="1"/>
+    </w:p>
+    <w:p>
+      <w:pPr>
+        <w:spacing w:after="0" w:line="360" w:lineRule="auto"/>
+        <w:ind w:firstLine="851"/>
+        <w:jc w:val="both"/>
+        <w:rPr>
+          <w:rFonts w:ascii="Times New Roman" w:eastAsia="Times New Roman" w:hAnsi="Times New Roman" w:cs="Times New Roman"/>
+          <w:sz w:val="28"/>
+          <w:szCs w:val="28"/>
+        </w:rPr>
+      </w:pPr>
+      <w:r>
+        <w:rPr>
+          <w:rFonts w:ascii="Times New Roman" w:eastAsia="Times New Roman" w:hAnsi="Times New Roman" w:cs="Times New Roman"/>
+          <w:sz w:val="28"/>
+          <w:szCs w:val="28"/>
+        </w:rPr>
+        <w:t xml:space="preserve">Одним из важных этапов практики стала экскурсия и ознакомление с деятельностью </w:t>
+      </w:r>
+      <w:r>
+        <w:rPr>
+          <w:rFonts w:ascii="Times New Roman" w:eastAsia="Times New Roman" w:hAnsi="Times New Roman" w:cs="Times New Roman"/>
+          <w:b/>
+          <w:sz w:val="28"/>
+          <w:szCs w:val="28"/>
+        </w:rPr>
+        <w:t>компании</w:t>
+      </w:r>
+      <w:r>
+        <w:rPr>
+          <w:rFonts w:ascii="Times New Roman" w:eastAsia="Times New Roman" w:hAnsi="Times New Roman" w:cs="Times New Roman"/>
+          <w:sz w:val="28"/>
+          <w:szCs w:val="28"/>
+        </w:rPr>
+        <w:t xml:space="preserve"> </w:t>
+      </w:r>
+      <w:r>
+        <w:rPr>
+          <w:rFonts w:ascii="Times New Roman" w:eastAsia="Times New Roman" w:hAnsi="Times New Roman" w:cs="Times New Roman"/>
+          <w:b/>
+          <w:sz w:val="28"/>
+          <w:szCs w:val="28"/>
+        </w:rPr>
+        <w:t>R-Vision</w:t>
+      </w:r>
+      <w:r>
+        <w:rPr>
+          <w:rFonts w:ascii="Times New Roman" w:eastAsia="Times New Roman" w:hAnsi="Times New Roman" w:cs="Times New Roman"/>
+          <w:sz w:val="28"/>
+          <w:szCs w:val="28"/>
+        </w:rPr>
+        <w:t xml:space="preserve"> — одного из лидеров в области разработки решений для обеспечения информационной безопасности в России. Компания представила свою технологическую платформу </w:t>
+      </w:r>
+      <w:r>
+        <w:rPr>
+          <w:rFonts w:ascii="Times New Roman" w:eastAsia="Times New Roman" w:hAnsi="Times New Roman" w:cs="Times New Roman"/>
+          <w:b/>
+          <w:sz w:val="28"/>
+          <w:szCs w:val="28"/>
+        </w:rPr>
+        <w:t>R-Vision EVO</w:t>
+      </w:r>
+      <w:r>
+        <w:rPr>
+          <w:rFonts w:ascii="Times New Roman" w:eastAsia="Times New Roman" w:hAnsi="Times New Roman" w:cs="Times New Roman"/>
+          <w:sz w:val="28"/>
+          <w:szCs w:val="28"/>
+        </w:rPr>
+        <w:t>, предназначенную для автоматизации процессов управления киберрисками, инцидентами информационной безопасности, уязвимостями, а также для координации реагирования на цифровые угрозы.</w:t>
+      </w:r>
+    </w:p>
+    <w:p>
+      <w:pPr>
+        <w:spacing w:after="0" w:line="360" w:lineRule="auto"/>
+        <w:ind w:firstLine="851"/>
+        <w:jc w:val="both"/>
+        <w:rPr>
+          <w:rFonts w:ascii="Times New Roman" w:eastAsia="Times New Roman" w:hAnsi="Times New Roman" w:cs="Times New Roman"/>
+          <w:sz w:val="28"/>
+          <w:szCs w:val="28"/>
+        </w:rPr>
+      </w:pPr>
+      <w:r>
+        <w:rPr>
+          <w:rFonts w:ascii="Times New Roman" w:eastAsia="Times New Roman" w:hAnsi="Times New Roman" w:cs="Times New Roman"/>
+          <w:sz w:val="28"/>
+          <w:szCs w:val="28"/>
+        </w:rPr>
+        <w:t>Во время конференции представители R-Vision подробно рассказали об архитектуре своей платформы, ориентированной на крупные корпоративные инфраструктуры. Особое внимание было уделено преимуществам системы: высокой отказоустойчивости, поддержке горизонтального масштабирования, гибкости настройки (в том числе с помощью no-code/low-code средств), регулярному обновлению аналитических пакетов и экономии вычислительных ресурсов. Прозвучали также практические примеры применения решений R-Vision в реальных сценариях реагирования на инциденты и автоматизации процессов ИБ, что позволило студентам лучше понять современные инструменты цифровой защиты.</w:t>
+      </w:r>
+    </w:p>
+    <w:p>
+      <w:pPr>
+        <w:spacing w:after="0" w:line="360" w:lineRule="auto"/>
+        <w:ind w:firstLine="851"/>
+        <w:jc w:val="both"/>
+        <w:rPr>
+          <w:rFonts w:ascii="Times New Roman" w:eastAsia="Times New Roman" w:hAnsi="Times New Roman" w:cs="Times New Roman"/>
+          <w:sz w:val="28"/>
+          <w:szCs w:val="28"/>
+        </w:rPr>
+      </w:pPr>
+      <w:r>
+        <w:rPr>
+          <w:rFonts w:ascii="Times New Roman" w:eastAsia="Times New Roman" w:hAnsi="Times New Roman" w:cs="Times New Roman"/>
+          <w:sz w:val="28"/>
+          <w:szCs w:val="28"/>
+        </w:rPr>
+        <w:t xml:space="preserve">Помимо экскурсии, в рамках проектной части практики студентом была выполнена разработка информационного веб-сайта, посвящённого </w:t>
+      </w:r>
+      <w:r>
+        <w:rPr>
+          <w:rFonts w:ascii="Times New Roman" w:eastAsia="Times New Roman" w:hAnsi="Times New Roman" w:cs="Times New Roman"/>
+          <w:sz w:val="28"/>
+          <w:szCs w:val="28"/>
+        </w:rPr>
+        <w:lastRenderedPageBreak/>
+        <w:t>проекту «ИТ-сервисы для Цифрового университета». Проект включал анализ целей, задач и архитектуры цифровых решений, таких как: личный кабинет студента, мобильные приложения, система визуализации данных и внутренние ИТ-сервисы вуза. Разработка включала создание статического сайта с использованием HTML и CSS, в котором структурированно и наглядно представлена вся информация о проекте, его командной структуре и достигнутых результатах.</w:t>
+      </w:r>
+    </w:p>
+    <w:p>
+      <w:pPr>
+        <w:spacing w:after="0" w:line="360" w:lineRule="auto"/>
+        <w:ind w:firstLine="851"/>
+        <w:jc w:val="both"/>
+        <w:rPr>
+          <w:rFonts w:ascii="Times New Roman" w:eastAsia="Times New Roman" w:hAnsi="Times New Roman" w:cs="Times New Roman"/>
+          <w:sz w:val="28"/>
+          <w:szCs w:val="28"/>
+        </w:rPr>
+      </w:pPr>
+      <w:r>
+        <w:rPr>
+          <w:rFonts w:ascii="Times New Roman" w:eastAsia="Times New Roman" w:hAnsi="Times New Roman" w:cs="Times New Roman"/>
+          <w:sz w:val="28"/>
+          <w:szCs w:val="28"/>
+        </w:rPr>
+        <w:t>Таким образом, данная практика позволила объединить теоретическое изучение цифровых подходов к развитию образовательной среды, знакомство с профессиональными решениями в области информационной безопасности, а также развитие практических навыков в области веб-разработки и визуализации образовательных ИТ-проектов.</w:t>
+      </w:r>
+    </w:p>
+    <w:p>
+      <w:pPr>
+        <w:pStyle w:val="3"/>
+        <w:spacing w:line="360" w:lineRule="auto"/>
+        <w:jc w:val="center"/>
+        <w:rPr>
+          <w:rFonts w:ascii="Times New Roman" w:hAnsi="Times New Roman" w:cs="Times New Roman"/>
+          <w:b/>
+          <w:color w:val="auto"/>
+          <w:sz w:val="28"/>
+          <w:szCs w:val="28"/>
+        </w:rPr>
+      </w:pPr>
+      <w:bookmarkStart w:id="2" w:name="_Toc194335478"/>
+      <w:bookmarkStart w:id="3" w:name="_Toc196913590"/>
+      <w:bookmarkStart w:id="4" w:name="_Toc197965270"/>
+      <w:r>
+        <w:rPr>
+          <w:rFonts w:ascii="Times New Roman" w:hAnsi="Times New Roman" w:cs="Times New Roman"/>
+          <w:b/>
+          <w:color w:val="auto"/>
+          <w:sz w:val="28"/>
+          <w:szCs w:val="28"/>
+        </w:rPr>
+        <w:t>Работа с разметкой</w:t>
+      </w:r>
+      <w:bookmarkEnd w:id="2"/>
+      <w:bookmarkEnd w:id="3"/>
+      <w:bookmarkEnd w:id="4"/>
+    </w:p>
+    <w:p>
+      <w:pPr>
+        <w:spacing w:after="0" w:line="360" w:lineRule="auto"/>
+        <w:ind w:firstLine="851"/>
+        <w:jc w:val="both"/>
+        <w:rPr>
+          <w:rFonts w:ascii="Times New Roman" w:eastAsia="Times New Roman" w:hAnsi="Times New Roman" w:cs="Times New Roman"/>
+          <w:sz w:val="28"/>
+          <w:szCs w:val="28"/>
+        </w:rPr>
+      </w:pPr>
+      <w:r>
+        <w:rPr>
+          <w:rFonts w:ascii="Times New Roman" w:eastAsia="Times New Roman" w:hAnsi="Times New Roman" w:cs="Times New Roman"/>
+          <w:sz w:val="28"/>
+          <w:szCs w:val="28"/>
+        </w:rPr>
+        <w:t>В рамках работы с программным обеспечением "</w:t>
+      </w:r>
+      <w:r>
+        <w:rPr>
+          <w:rFonts w:ascii="Times New Roman" w:eastAsia="Times New Roman" w:hAnsi="Times New Roman" w:cs="Times New Roman"/>
+          <w:b/>
+          <w:sz w:val="28"/>
+          <w:szCs w:val="28"/>
+        </w:rPr>
+        <w:t>MarkupToolBuild</w:t>
+      </w:r>
+      <w:r>
+        <w:rPr>
+          <w:rFonts w:ascii="Times New Roman" w:eastAsia="Times New Roman" w:hAnsi="Times New Roman" w:cs="Times New Roman"/>
+          <w:sz w:val="28"/>
+          <w:szCs w:val="28"/>
+        </w:rPr>
+        <w:t>", используемым для выполнения задач, поставленных компанией-партнером, была проведена всесторонняя оценка его назначения и функциональных возможностей.</w:t>
+      </w:r>
+    </w:p>
+    <w:p>
+      <w:pPr>
+        <w:spacing w:after="0" w:line="360" w:lineRule="auto"/>
+        <w:ind w:firstLine="851"/>
+        <w:jc w:val="both"/>
+        <w:rPr>
+          <w:rFonts w:ascii="Times New Roman" w:eastAsia="Times New Roman" w:hAnsi="Times New Roman" w:cs="Times New Roman"/>
+          <w:sz w:val="28"/>
+          <w:szCs w:val="28"/>
+        </w:rPr>
+      </w:pPr>
+      <w:r>
+        <w:rPr>
+          <w:rFonts w:ascii="Times New Roman" w:eastAsia="Times New Roman" w:hAnsi="Times New Roman" w:cs="Times New Roman"/>
+          <w:b/>
+          <w:sz w:val="28"/>
+          <w:szCs w:val="28"/>
+        </w:rPr>
+        <w:t>MarkupToolBuild</w:t>
+      </w:r>
+      <w:r>
+        <w:rPr>
+          <w:rFonts w:ascii="Times New Roman" w:eastAsia="Times New Roman" w:hAnsi="Times New Roman" w:cs="Times New Roman"/>
+          <w:sz w:val="28"/>
+          <w:szCs w:val="28"/>
+        </w:rPr>
+        <w:t xml:space="preserve"> представляет собой инструмент, предназначенный для разметки объектов, потенциально представляющих опасность для человека. К таким объектам относятся, в частности, люди с оружием, а также различные виды оружия — автоматы, пистолеты, дробовики и другие. В процессе работы было обработано свыше 25 тысяч кадров, на каждом из которых производилась идентификация и выделение как опасных, так и безопасных объектов.</w:t>
+      </w:r>
+    </w:p>
+    <w:p>
+      <w:pPr>
+        <w:pStyle w:val="3"/>
+        <w:spacing w:line="360" w:lineRule="auto"/>
+        <w:jc w:val="center"/>
+        <w:rPr>
+          <w:rFonts w:ascii="Times New Roman" w:hAnsi="Times New Roman" w:cs="Times New Roman"/>
+          <w:b/>
+          <w:color w:val="auto"/>
+          <w:sz w:val="28"/>
+          <w:szCs w:val="28"/>
+        </w:rPr>
+      </w:pPr>
+      <w:bookmarkStart w:id="5" w:name="_Toc194846763"/>
+      <w:bookmarkStart w:id="6" w:name="_Toc197965271"/>
+      <w:r>
+        <w:rPr>
+          <w:rFonts w:ascii="Times New Roman" w:hAnsi="Times New Roman" w:cs="Times New Roman"/>
+          <w:b/>
+          <w:color w:val="auto"/>
+          <w:sz w:val="28"/>
+          <w:szCs w:val="28"/>
+        </w:rPr>
+        <w:t>Разбор реального инцидента ИБ</w:t>
+      </w:r>
+      <w:bookmarkEnd w:id="5"/>
+      <w:bookmarkEnd w:id="6"/>
+    </w:p>
+    <w:p>
+      <w:pPr>
+        <w:spacing w:after="0" w:line="360" w:lineRule="auto"/>
+        <w:ind w:firstLine="851"/>
+        <w:jc w:val="both"/>
+        <w:rPr>
+          <w:rFonts w:ascii="Times New Roman" w:hAnsi="Times New Roman" w:cs="Times New Roman"/>
+          <w:b/>
+          <w:sz w:val="28"/>
+          <w:szCs w:val="28"/>
+        </w:rPr>
+      </w:pPr>
+      <w:bookmarkStart w:id="7" w:name="_Toc194846764"/>
+      <w:r>
+        <w:rPr>
+          <w:rFonts w:ascii="Times New Roman" w:hAnsi="Times New Roman" w:cs="Times New Roman"/>
+          <w:b/>
+          <w:sz w:val="28"/>
+          <w:szCs w:val="28"/>
+        </w:rPr>
+        <w:t>1.1 Общая информация об инциденте</w:t>
+      </w:r>
+      <w:bookmarkEnd w:id="7"/>
+    </w:p>
+    <w:p>
+      <w:pPr>
+        <w:spacing w:after="0" w:line="360" w:lineRule="auto"/>
+        <w:ind w:firstLine="851"/>
+        <w:jc w:val="both"/>
+        <w:rPr>
+          <w:rFonts w:ascii="Times New Roman" w:eastAsia="Times New Roman" w:hAnsi="Times New Roman" w:cs="Times New Roman"/>
+          <w:sz w:val="28"/>
+          <w:szCs w:val="28"/>
+        </w:rPr>
+      </w:pPr>
+      <w:r>
+        <w:rPr>
+          <w:rFonts w:ascii="Times New Roman" w:eastAsia="Times New Roman" w:hAnsi="Times New Roman" w:cs="Times New Roman"/>
+          <w:sz w:val="28"/>
+          <w:szCs w:val="28"/>
+        </w:rPr>
+        <w:t xml:space="preserve">В качестве примера для разбора инцидента выбран случай кибератаки на компанию </w:t>
+      </w:r>
+      <w:r>
+        <w:rPr>
+          <w:rFonts w:ascii="Times New Roman" w:eastAsia="Times New Roman" w:hAnsi="Times New Roman" w:cs="Times New Roman"/>
+          <w:b/>
+          <w:bCs/>
+          <w:sz w:val="28"/>
+          <w:szCs w:val="28"/>
+        </w:rPr>
+        <w:t>Fortinet</w:t>
+      </w:r>
+      <w:r>
+        <w:rPr>
+          <w:rFonts w:ascii="Times New Roman" w:eastAsia="Times New Roman" w:hAnsi="Times New Roman" w:cs="Times New Roman"/>
+          <w:sz w:val="28"/>
+          <w:szCs w:val="28"/>
+        </w:rPr>
+        <w:t xml:space="preserve">, произошедший в сентябре 2024 года. Целью кибератаки на компанию Fortinet, произошедшей 12 сентября 2024 года, было получение несанкционированного доступа к внутренним системам через облачное </w:t>
+      </w:r>
+      <w:r>
+        <w:rPr>
+          <w:rFonts w:ascii="Times New Roman" w:eastAsia="Times New Roman" w:hAnsi="Times New Roman" w:cs="Times New Roman"/>
+          <w:sz w:val="28"/>
+          <w:szCs w:val="28"/>
+        </w:rPr>
+        <w:lastRenderedPageBreak/>
+        <w:t>хранилище SharePoint, компрометация конфиденциальных данных и хищение информации, связанной с клиентами и сотрудниками компании. Злоумышленники стремились получить критически важные сведения, включая служебные документы и персональные данные, что могло быть использовано для дальнейших атак или шантажа. Атака также была направлена на подрыв доверия к Fortinet как поставщику решений в области информационной безопасности.</w:t>
+      </w:r>
+    </w:p>
+    <w:p>
+      <w:pPr>
+        <w:spacing w:after="0" w:line="360" w:lineRule="auto"/>
+        <w:ind w:firstLine="851"/>
+        <w:jc w:val="both"/>
+        <w:rPr>
+          <w:rFonts w:ascii="Times New Roman" w:hAnsi="Times New Roman" w:cs="Times New Roman"/>
+          <w:b/>
+          <w:sz w:val="28"/>
+          <w:szCs w:val="28"/>
+        </w:rPr>
+      </w:pPr>
+      <w:bookmarkStart w:id="8" w:name="_Toc194846765"/>
+      <w:r>
+        <w:rPr>
+          <w:rFonts w:ascii="Times New Roman" w:hAnsi="Times New Roman" w:cs="Times New Roman"/>
+          <w:b/>
+          <w:sz w:val="28"/>
+          <w:szCs w:val="28"/>
+        </w:rPr>
+        <w:t>1.2 Описание инцидента и уязвимости</w:t>
+      </w:r>
+      <w:bookmarkEnd w:id="8"/>
+    </w:p>
+    <w:p>
+      <w:pPr>
+        <w:spacing w:after="0" w:line="360" w:lineRule="auto"/>
+        <w:ind w:firstLine="851"/>
+        <w:jc w:val="both"/>
+        <w:rPr>
+          <w:rFonts w:ascii="Times New Roman" w:eastAsia="Times New Roman" w:hAnsi="Times New Roman" w:cs="Times New Roman"/>
+          <w:sz w:val="28"/>
+          <w:szCs w:val="28"/>
+        </w:rPr>
+      </w:pPr>
+      <w:r>
+        <w:rPr>
+          <w:rFonts w:ascii="Times New Roman" w:eastAsia="Times New Roman" w:hAnsi="Times New Roman" w:cs="Times New Roman"/>
+          <w:sz w:val="28"/>
+          <w:szCs w:val="28"/>
+        </w:rPr>
+        <w:t>Инцидент произошел в сентябре 2024 года, когда хакер, действующий под псевдонимом Fortibitch, осуществил успешную кибератаку на компанию Fortinet. В результате атаки злоумышленник получил доступ к облачному хранилищу Microsoft Azure SharePoint, где находились конфиденциальные данные компании. Атака проходила поэтапно: сначала был получен доступ к уязвимому аккаунту или сервису в облаке, после чего началась систематическая эксфильтрация данных объёмом около 440 ГБ, включая внутренние документы, а также данные клиентов и сотрудников.</w:t>
+      </w:r>
+    </w:p>
+    <w:p>
+      <w:pPr>
+        <w:spacing w:after="0" w:line="360" w:lineRule="auto"/>
+        <w:ind w:firstLine="851"/>
+        <w:jc w:val="both"/>
+        <w:rPr>
+          <w:rFonts w:ascii="Times New Roman" w:eastAsia="Times New Roman" w:hAnsi="Times New Roman" w:cs="Times New Roman"/>
+          <w:sz w:val="28"/>
+          <w:szCs w:val="28"/>
+        </w:rPr>
+      </w:pPr>
+      <w:r>
+        <w:rPr>
+          <w:rFonts w:ascii="Times New Roman" w:eastAsia="Times New Roman" w:hAnsi="Times New Roman" w:cs="Times New Roman"/>
+          <w:sz w:val="28"/>
+          <w:szCs w:val="28"/>
+        </w:rPr>
+        <w:t xml:space="preserve">Для атаки использовались уязвимости в облачной инфраструктуре, вероятно в сочетании с методами социальной инженерии, направленными на обход механизмов аутентификации и защиты. Одной из потенциально критических уязвимостей, связанной с продуктами Fortinet, является </w:t>
+      </w:r>
+      <w:r>
+        <w:rPr>
+          <w:rFonts w:ascii="Times New Roman" w:eastAsia="Times New Roman" w:hAnsi="Times New Roman" w:cs="Times New Roman"/>
+          <w:b/>
+          <w:bCs/>
+          <w:sz w:val="28"/>
+          <w:szCs w:val="28"/>
+        </w:rPr>
+        <w:t>CVE-2024-55591</w:t>
+      </w:r>
+      <w:r>
+        <w:rPr>
+          <w:rFonts w:ascii="Times New Roman" w:eastAsia="Times New Roman" w:hAnsi="Times New Roman" w:cs="Times New Roman"/>
+          <w:sz w:val="28"/>
+          <w:szCs w:val="28"/>
+        </w:rPr>
+        <w:t xml:space="preserve"> — уязвимость, позволяющая обходить аутентификацию и получать права супер-администратора через специально сформированные websocket-запросы в модулях на Node.js. Хотя эта уязвимость начала активно эксплуатироваться лишь в ноябре 2024 года, уже после атаки, её характеристики свидетельствуют о существовании серьезных проблем в области контроля доступа. Хакер использовал зашифрованные каналы связи для скрытного переноса данных на внешние ресурсы, что затруднило своевременное обнаружение атаки. Несмотря на то что Fortinet заявила о незначительном масштабе утечки (менее 0,3% клиентской базы), инцидент </w:t>
+      </w:r>
+      <w:r>
+        <w:rPr>
+          <w:rFonts w:ascii="Times New Roman" w:eastAsia="Times New Roman" w:hAnsi="Times New Roman" w:cs="Times New Roman"/>
+          <w:sz w:val="28"/>
+          <w:szCs w:val="28"/>
+        </w:rPr>
+        <w:lastRenderedPageBreak/>
+        <w:t>стал серьёзным вызовом для репутации компании, специализирующейся на кибербезопасности</w:t>
+      </w:r>
+      <w:r>
+        <w:rPr>
+          <w:rFonts w:ascii="Times New Roman" w:eastAsia="Times New Roman" w:hAnsi="Times New Roman" w:cs="Times New Roman"/>
+          <w:sz w:val="28"/>
+          <w:szCs w:val="28"/>
+        </w:rPr>
+        <w:t>.</w:t>
+      </w:r>
+    </w:p>
+    <w:p>
+      <w:pPr>
+        <w:spacing w:after="0" w:line="360" w:lineRule="auto"/>
+        <w:ind w:firstLine="851"/>
+        <w:jc w:val="both"/>
+        <w:rPr>
+          <w:rFonts w:ascii="Times New Roman" w:hAnsi="Times New Roman" w:cs="Times New Roman"/>
+          <w:b/>
+          <w:sz w:val="28"/>
+          <w:szCs w:val="28"/>
+        </w:rPr>
+      </w:pPr>
+      <w:bookmarkStart w:id="9" w:name="_Toc194846766"/>
+      <w:r>
+        <w:rPr>
+          <w:rFonts w:ascii="Times New Roman" w:hAnsi="Times New Roman" w:cs="Times New Roman"/>
+          <w:b/>
+          <w:sz w:val="28"/>
+          <w:szCs w:val="28"/>
+        </w:rPr>
+        <w:t>1.3 Тактики, техники и процедуры злоумышленников</w:t>
+      </w:r>
+      <w:bookmarkEnd w:id="9"/>
+    </w:p>
+    <w:p>
+      <w:pPr>
+        <w:spacing w:after="0" w:line="360" w:lineRule="auto"/>
+        <w:ind w:firstLine="851"/>
+        <w:jc w:val="both"/>
+        <w:rPr>
+          <w:rFonts w:ascii="Times New Roman" w:eastAsia="Times New Roman" w:hAnsi="Times New Roman" w:cs="Times New Roman"/>
+          <w:sz w:val="28"/>
+          <w:szCs w:val="28"/>
+        </w:rPr>
+      </w:pPr>
+      <w:r>
+        <w:rPr>
+          <w:rFonts w:ascii="Times New Roman" w:eastAsia="Times New Roman" w:hAnsi="Times New Roman" w:cs="Times New Roman"/>
+          <w:sz w:val="28"/>
+          <w:szCs w:val="28"/>
+        </w:rPr>
+        <w:t xml:space="preserve">Атака на компанию Fortinet началась с несанкционированного доступа к облачному хранилищу Microsoft Azure SharePoint. Хотя точный вектор проникновения не был раскрыт, предполагается, что злоумышленник использовал методы социальной инженерии для получения учетных данных или обхода многофакторной аутентификации. </w:t>
+      </w:r>
+      <w:r>
+        <w:rPr>
+          <w:rFonts w:ascii="Times New Roman" w:eastAsia="Times New Roman" w:hAnsi="Times New Roman" w:cs="Times New Roman"/>
+          <w:sz w:val="28"/>
+          <w:szCs w:val="28"/>
+        </w:rPr>
+        <w:t>П</w:t>
+      </w:r>
+      <w:r>
+        <w:rPr>
+          <w:rFonts w:ascii="Times New Roman" w:eastAsia="Times New Roman" w:hAnsi="Times New Roman" w:cs="Times New Roman"/>
+          <w:sz w:val="28"/>
+          <w:szCs w:val="28"/>
+        </w:rPr>
+        <w:t xml:space="preserve">осле получения доступа он смог незаметно перемещаться внутри облачной инфраструктуры, изучая структуру хранилищ и извлекая ценные данные. Для сокрытия своей активности злоумышленник использовал шифрование и защищённые каналы связи, благодаря чему эксфильтрация более 440 ГБ данных осталась незамеченной на протяжении значительного времени. Также рассматривается связь с уязвимостью </w:t>
+      </w:r>
+      <w:r>
+        <w:rPr>
+          <w:rFonts w:ascii="Times New Roman" w:eastAsia="Times New Roman" w:hAnsi="Times New Roman" w:cs="Times New Roman"/>
+          <w:b/>
+          <w:sz w:val="28"/>
+          <w:szCs w:val="28"/>
+        </w:rPr>
+        <w:t>CVE-2024-55591</w:t>
+      </w:r>
+      <w:r>
+        <w:rPr>
+          <w:rFonts w:ascii="Times New Roman" w:eastAsia="Times New Roman" w:hAnsi="Times New Roman" w:cs="Times New Roman"/>
+          <w:sz w:val="28"/>
+          <w:szCs w:val="28"/>
+        </w:rPr>
+        <w:t>, позволяющей обходить аутентификацию и получать права супер-администратора через websocket-запросы.</w:t>
+      </w:r>
+    </w:p>
+    <w:p>
+      <w:pPr>
+        <w:spacing w:after="0" w:line="360" w:lineRule="auto"/>
+        <w:ind w:firstLine="851"/>
+        <w:jc w:val="both"/>
+        <w:rPr>
+          <w:rFonts w:ascii="Times New Roman" w:eastAsia="Times New Roman" w:hAnsi="Times New Roman" w:cs="Times New Roman"/>
+          <w:sz w:val="28"/>
+          <w:szCs w:val="28"/>
+        </w:rPr>
+      </w:pPr>
+      <w:r>
+        <w:rPr>
+          <w:rFonts w:ascii="Times New Roman" w:eastAsia="Times New Roman" w:hAnsi="Times New Roman" w:cs="Times New Roman"/>
+          <w:sz w:val="28"/>
+          <w:szCs w:val="28"/>
+        </w:rPr>
+        <w:t xml:space="preserve">В рамках инцидента можно выделить следующие техники из матрицы </w:t>
+      </w:r>
+      <w:r>
+        <w:rPr>
+          <w:rFonts w:ascii="Times New Roman" w:eastAsia="Times New Roman" w:hAnsi="Times New Roman" w:cs="Times New Roman"/>
+          <w:b/>
+          <w:sz w:val="28"/>
+          <w:szCs w:val="28"/>
+        </w:rPr>
+        <w:t>MITRE ATT&amp;CK</w:t>
+      </w:r>
+      <w:r>
+        <w:rPr>
+          <w:rFonts w:ascii="Times New Roman" w:eastAsia="Times New Roman" w:hAnsi="Times New Roman" w:cs="Times New Roman"/>
+          <w:sz w:val="28"/>
+          <w:szCs w:val="28"/>
+        </w:rPr>
+        <w:t>:</w:t>
+      </w:r>
+    </w:p>
+    <w:p>
+      <w:pPr>
+        <w:spacing w:after="0" w:line="360" w:lineRule="auto"/>
+        <w:ind w:left="720" w:firstLine="131"/>
+        <w:jc w:val="both"/>
+        <w:rPr>
+          <w:rFonts w:ascii="Times New Roman" w:eastAsia="Times New Roman" w:hAnsi="Times New Roman" w:cs="Times New Roman"/>
+          <w:bCs/>
+          <w:sz w:val="28"/>
+          <w:szCs w:val="28"/>
+        </w:rPr>
+      </w:pPr>
+      <w:r>
+        <w:rPr>
+          <w:rFonts w:ascii="Times New Roman" w:eastAsia="Times New Roman" w:hAnsi="Times New Roman" w:cs="Times New Roman"/>
+          <w:b/>
+          <w:bCs/>
+          <w:sz w:val="28"/>
+          <w:szCs w:val="28"/>
+        </w:rPr>
+        <w:t>T1566.002 – Phishing: Spearphishing Link</w:t>
+      </w:r>
+      <w:r>
+        <w:rPr>
+          <w:rFonts w:ascii="Times New Roman" w:eastAsia="Times New Roman" w:hAnsi="Times New Roman" w:cs="Times New Roman"/>
+          <w:bCs/>
+          <w:sz w:val="28"/>
+          <w:szCs w:val="28"/>
+        </w:rPr>
+        <w:t xml:space="preserve"> (Фишинг с использованием</w:t>
+      </w:r>
+    </w:p>
+    <w:p>
+      <w:pPr>
+        <w:spacing w:after="0" w:line="360" w:lineRule="auto"/>
+        <w:ind w:firstLine="131"/>
+        <w:jc w:val="both"/>
+        <w:rPr>
+          <w:rFonts w:ascii="Times New Roman" w:eastAsia="Times New Roman" w:hAnsi="Times New Roman" w:cs="Times New Roman"/>
+          <w:sz w:val="28"/>
+          <w:szCs w:val="28"/>
+        </w:rPr>
+      </w:pPr>
+      <w:r>
+        <w:rPr>
+          <w:rFonts w:ascii="Times New Roman" w:eastAsia="Times New Roman" w:hAnsi="Times New Roman" w:cs="Times New Roman"/>
+          <w:bCs/>
+          <w:sz w:val="28"/>
+          <w:szCs w:val="28"/>
+        </w:rPr>
+        <w:t>вредоносных ссылок для получения доступа)</w:t>
+      </w:r>
+    </w:p>
+    <w:p>
+      <w:pPr>
+        <w:spacing w:after="0" w:line="360" w:lineRule="auto"/>
+        <w:ind w:firstLine="851"/>
+        <w:jc w:val="both"/>
+        <w:rPr>
+          <w:rFonts w:ascii="Times New Roman" w:eastAsia="Times New Roman" w:hAnsi="Times New Roman" w:cs="Times New Roman"/>
+          <w:sz w:val="28"/>
+          <w:szCs w:val="28"/>
+        </w:rPr>
+      </w:pPr>
+      <w:r>
+        <w:rPr>
+          <w:rFonts w:ascii="Times New Roman" w:eastAsia="Times New Roman" w:hAnsi="Times New Roman" w:cs="Times New Roman"/>
+          <w:b/>
+          <w:bCs/>
+          <w:sz w:val="28"/>
+          <w:szCs w:val="28"/>
+        </w:rPr>
+        <w:t xml:space="preserve">T1078.004 – Valid Accounts: Cloud Accounts </w:t>
+      </w:r>
+      <w:r>
+        <w:rPr>
+          <w:rFonts w:ascii="Times New Roman" w:eastAsia="Times New Roman" w:hAnsi="Times New Roman" w:cs="Times New Roman"/>
+          <w:bCs/>
+          <w:sz w:val="28"/>
+          <w:szCs w:val="28"/>
+        </w:rPr>
+        <w:t>(Использование действующих облачных учетных записей)</w:t>
+      </w:r>
+    </w:p>
+    <w:p>
+      <w:pPr>
+        <w:spacing w:after="0" w:line="360" w:lineRule="auto"/>
+        <w:ind w:firstLine="851"/>
+        <w:jc w:val="both"/>
+        <w:rPr>
+          <w:rFonts w:ascii="Times New Roman" w:eastAsia="Times New Roman" w:hAnsi="Times New Roman" w:cs="Times New Roman"/>
+          <w:sz w:val="28"/>
+          <w:szCs w:val="28"/>
+        </w:rPr>
+      </w:pPr>
+      <w:r>
+        <w:rPr>
+          <w:rFonts w:ascii="Times New Roman" w:eastAsia="Times New Roman" w:hAnsi="Times New Roman" w:cs="Times New Roman"/>
+          <w:b/>
+          <w:bCs/>
+          <w:sz w:val="28"/>
+          <w:szCs w:val="28"/>
+        </w:rPr>
+        <w:t xml:space="preserve">T1041 – Exfiltration Over C2 Channel </w:t>
+      </w:r>
+      <w:r>
+        <w:rPr>
+          <w:rFonts w:ascii="Times New Roman" w:eastAsia="Times New Roman" w:hAnsi="Times New Roman" w:cs="Times New Roman"/>
+          <w:bCs/>
+          <w:sz w:val="28"/>
+          <w:szCs w:val="28"/>
+        </w:rPr>
+        <w:t>(Эксфильтрация данных через защищённые каналы управления)</w:t>
+      </w:r>
+    </w:p>
+    <w:p>
+      <w:pPr>
+        <w:spacing w:after="0" w:line="360" w:lineRule="auto"/>
+        <w:ind w:firstLine="851"/>
+        <w:jc w:val="both"/>
+        <w:rPr>
+          <w:rFonts w:ascii="Times New Roman" w:eastAsia="Times New Roman" w:hAnsi="Times New Roman" w:cs="Times New Roman"/>
+          <w:sz w:val="28"/>
+          <w:szCs w:val="28"/>
+        </w:rPr>
+      </w:pPr>
+      <w:r>
+        <w:rPr>
+          <w:rFonts w:ascii="Times New Roman" w:eastAsia="Times New Roman" w:hAnsi="Times New Roman" w:cs="Times New Roman"/>
+          <w:b/>
+          <w:bCs/>
+          <w:sz w:val="28"/>
+          <w:szCs w:val="28"/>
+        </w:rPr>
+        <w:t>T1556.003</w:t>
+      </w:r>
+      <w:r>
+        <w:rPr>
+          <w:rFonts w:ascii="Times New Roman" w:eastAsia="Times New Roman" w:hAnsi="Times New Roman" w:cs="Times New Roman"/>
+          <w:sz w:val="28"/>
+          <w:szCs w:val="28"/>
+        </w:rPr>
+        <w:t xml:space="preserve"> – </w:t>
+      </w:r>
+      <w:r>
+        <w:rPr>
+          <w:rFonts w:ascii="Times New Roman" w:eastAsia="Times New Roman" w:hAnsi="Times New Roman" w:cs="Times New Roman"/>
+          <w:b/>
+          <w:sz w:val="28"/>
+          <w:szCs w:val="28"/>
+        </w:rPr>
+        <w:t>Modify Authentication Process: Network Device Authentication</w:t>
+      </w:r>
+      <w:r>
+        <w:rPr>
+          <w:rFonts w:ascii="Times New Roman" w:eastAsia="Times New Roman" w:hAnsi="Times New Roman" w:cs="Times New Roman"/>
+          <w:sz w:val="28"/>
+          <w:szCs w:val="28"/>
+        </w:rPr>
+        <w:t xml:space="preserve"> (Попытки обхода или изменения процесса аутентификации, особенно в облачной среде)</w:t>
+      </w:r>
+    </w:p>
+    <w:p>
+      <w:pPr>
+        <w:spacing w:after="0" w:line="360" w:lineRule="auto"/>
+        <w:ind w:firstLine="851"/>
+        <w:jc w:val="both"/>
+        <w:rPr>
+          <w:rFonts w:ascii="Times New Roman" w:eastAsia="Times New Roman" w:hAnsi="Times New Roman" w:cs="Times New Roman"/>
+          <w:sz w:val="28"/>
+          <w:szCs w:val="28"/>
+        </w:rPr>
+      </w:pPr>
+      <w:r>
+        <w:rPr>
+          <w:rFonts w:ascii="Times New Roman" w:eastAsia="Times New Roman" w:hAnsi="Times New Roman" w:cs="Times New Roman"/>
+          <w:sz w:val="28"/>
+          <w:szCs w:val="28"/>
+        </w:rPr>
+        <w:t xml:space="preserve">Таким образом, злоумышленники сочетали социальную инженерию, использование уязвимостей в облачной инфраструктуре и продвинутые </w:t>
+      </w:r>
+      <w:r>
+        <w:rPr>
+          <w:rFonts w:ascii="Times New Roman" w:eastAsia="Times New Roman" w:hAnsi="Times New Roman" w:cs="Times New Roman"/>
+          <w:sz w:val="28"/>
+          <w:szCs w:val="28"/>
+        </w:rPr>
+        <w:lastRenderedPageBreak/>
+        <w:t>методы эксфильтрации данных для достижения своих целей и уклонения от обнаружения.</w:t>
+      </w:r>
+    </w:p>
+    <w:p>
+      <w:pPr>
+        <w:spacing w:after="0" w:line="360" w:lineRule="auto"/>
+        <w:ind w:firstLine="851"/>
+        <w:jc w:val="both"/>
+        <w:rPr>
+          <w:rFonts w:ascii="Times New Roman" w:hAnsi="Times New Roman" w:cs="Times New Roman"/>
+          <w:b/>
+          <w:sz w:val="28"/>
+          <w:szCs w:val="28"/>
+        </w:rPr>
+      </w:pPr>
+      <w:bookmarkStart w:id="10" w:name="_Toc194846767"/>
+      <w:r>
+        <w:rPr>
+          <w:rFonts w:ascii="Times New Roman" w:hAnsi="Times New Roman" w:cs="Times New Roman"/>
+          <w:b/>
+          <w:sz w:val="28"/>
+          <w:szCs w:val="28"/>
+        </w:rPr>
+        <w:t>1.4 Последствия инцидента</w:t>
+      </w:r>
+      <w:bookmarkEnd w:id="10"/>
+    </w:p>
+    <w:p>
+      <w:pPr>
+        <w:spacing w:after="0" w:line="360" w:lineRule="auto"/>
+        <w:ind w:firstLine="851"/>
+        <w:jc w:val="both"/>
+        <w:rPr>
+          <w:rFonts w:ascii="Times New Roman" w:eastAsia="Times New Roman" w:hAnsi="Times New Roman" w:cs="Times New Roman"/>
+          <w:sz w:val="28"/>
+          <w:szCs w:val="28"/>
+        </w:rPr>
+      </w:pPr>
+      <w:r>
+        <w:rPr>
+          <w:rFonts w:ascii="Times New Roman" w:eastAsia="Times New Roman" w:hAnsi="Times New Roman" w:cs="Times New Roman"/>
+          <w:sz w:val="28"/>
+          <w:szCs w:val="28"/>
+        </w:rPr>
+        <w:t>В результате кибератаки на компанию Fortinet произошла утечка конфиденциальных данных, включая внутренние документы, а также данные клиентов и сотрудников. Инцидент нарушил нормальное функционирование ряда сервисов компании, что привело к временному снижению производительности и усиленному мониторингу системы. Несмотря на минимальное воздействие на клиентскую базу (менее 0,3%), утечка данных значительно повлияла на репутацию компании, специализирующейся на кибербезопасности. Это также привело к значительным финансовым потерям, включая расходы на расследование инцидента, усиление защиты и восстановление утраченных данных</w:t>
+      </w:r>
+      <w:r>
+        <w:rPr>
+          <w:rFonts w:ascii="Times New Roman" w:eastAsia="Times New Roman" w:hAnsi="Times New Roman" w:cs="Times New Roman"/>
+          <w:sz w:val="28"/>
+          <w:szCs w:val="28"/>
+        </w:rPr>
+        <w:t>.</w:t>
+      </w:r>
+    </w:p>
+    <w:p>
+      <w:pPr>
+        <w:spacing w:after="0" w:line="360" w:lineRule="auto"/>
+        <w:ind w:firstLine="851"/>
+        <w:jc w:val="both"/>
+        <w:rPr>
+          <w:rFonts w:ascii="Times New Roman" w:hAnsi="Times New Roman" w:cs="Times New Roman"/>
+          <w:b/>
+          <w:sz w:val="28"/>
+          <w:szCs w:val="28"/>
+        </w:rPr>
+      </w:pPr>
+      <w:bookmarkStart w:id="11" w:name="_Toc194846768"/>
+      <w:r>
+        <w:rPr>
+          <w:rFonts w:ascii="Times New Roman" w:hAnsi="Times New Roman" w:cs="Times New Roman"/>
+          <w:b/>
+          <w:sz w:val="28"/>
+          <w:szCs w:val="28"/>
+        </w:rPr>
+        <w:t>1.5 Анализ применённых мер защиты и выводы</w:t>
+      </w:r>
+      <w:bookmarkEnd w:id="11"/>
+    </w:p>
+    <w:p>
+      <w:pPr>
+        <w:spacing w:after="0" w:line="360" w:lineRule="auto"/>
+        <w:ind w:firstLine="851"/>
+        <w:jc w:val="both"/>
+        <w:rPr>
+          <w:rFonts w:ascii="Times New Roman" w:eastAsia="Times New Roman" w:hAnsi="Times New Roman" w:cs="Times New Roman"/>
+          <w:sz w:val="28"/>
+          <w:szCs w:val="28"/>
+        </w:rPr>
+      </w:pPr>
+      <w:r>
+        <w:rPr>
+          <w:rFonts w:ascii="Times New Roman" w:eastAsia="Times New Roman" w:hAnsi="Times New Roman" w:cs="Times New Roman"/>
+          <w:sz w:val="28"/>
+          <w:szCs w:val="28"/>
+        </w:rPr>
+        <w:t>В ответ на инцидент руководство Fortinet предприняло ряд шагов для восстановления работоспособности системы. Были проведены обновления уязвимых компонентов серверных приложений, усилены меры защиты, а также проведён детализированный аудит безопасности всех внутренних сервисов. В дополнение к этому, компания внедрила многофакторную аутентификацию на ключевых системах для повышения уровня защиты и предотвращения подобных инцидентов в будущем.</w:t>
+      </w:r>
+    </w:p>
+    <w:p>
+      <w:pPr>
+        <w:spacing w:after="0" w:line="360" w:lineRule="auto"/>
+        <w:ind w:firstLine="851"/>
+        <w:jc w:val="both"/>
+        <w:rPr>
+          <w:rFonts w:ascii="Times New Roman" w:eastAsia="Times New Roman" w:hAnsi="Times New Roman" w:cs="Times New Roman"/>
+          <w:sz w:val="28"/>
+          <w:szCs w:val="28"/>
+        </w:rPr>
+      </w:pPr>
+      <w:r>
+        <w:rPr>
+          <w:rFonts w:ascii="Times New Roman" w:eastAsia="Times New Roman" w:hAnsi="Times New Roman" w:cs="Times New Roman"/>
+          <w:sz w:val="28"/>
+          <w:szCs w:val="28"/>
+        </w:rPr>
+        <w:t>На текущий момент нет информации о задержании злоумышленников, причастных к атаке на Fortinet в сентябре 2024 года. Ответственность за инцидент взяла на себя хакерская группа, известная как Fortibitch, которая действует под маской анонимности. Мотивы нападения, скорее всего, были связаны с попыткой подорвать доверие к Fortinet как ведущему поставщику решений в области кибербезопасности и показать уязвимости даже в компаниях, специализирующихся на защите от кибератак.</w:t>
+      </w:r>
+    </w:p>
+    <w:p>
+      <w:pPr>
+        <w:spacing w:after="0" w:line="360" w:lineRule="auto"/>
+        <w:ind w:firstLine="851"/>
+        <w:jc w:val="both"/>
+        <w:rPr>
+          <w:rFonts w:ascii="Times New Roman" w:eastAsia="Times New Roman" w:hAnsi="Times New Roman" w:cs="Times New Roman"/>
+          <w:sz w:val="28"/>
+          <w:szCs w:val="28"/>
+        </w:rPr>
+      </w:pPr>
+      <w:r>
+        <w:rPr>
+          <w:rFonts w:ascii="Times New Roman" w:eastAsia="Times New Roman" w:hAnsi="Times New Roman" w:cs="Times New Roman"/>
+          <w:sz w:val="28"/>
+          <w:szCs w:val="28"/>
+        </w:rPr>
+        <w:t xml:space="preserve">Как и в большинстве подобных случаев, хакеры действуют анонимно, что затрудняет их идентификацию и задержание. Процесс расследования </w:t>
+      </w:r>
+      <w:r>
+        <w:rPr>
+          <w:rFonts w:ascii="Times New Roman" w:eastAsia="Times New Roman" w:hAnsi="Times New Roman" w:cs="Times New Roman"/>
+          <w:sz w:val="28"/>
+          <w:szCs w:val="28"/>
+        </w:rPr>
+        <w:lastRenderedPageBreak/>
+        <w:t>инцидента может занять значительное время, в зависимости от уровня сложности технического анализа и степени международного сотрудничества правоохранительных органов</w:t>
+      </w:r>
+      <w:r>
+        <w:rPr>
+          <w:rFonts w:ascii="Times New Roman" w:eastAsia="Times New Roman" w:hAnsi="Times New Roman" w:cs="Times New Roman"/>
+          <w:sz w:val="28"/>
+          <w:szCs w:val="28"/>
+        </w:rPr>
+        <w:t>.</w:t>
+      </w:r>
+    </w:p>
+    <w:p>
+      <w:pPr>
+        <w:pStyle w:val="3"/>
+        <w:spacing w:line="360" w:lineRule="auto"/>
+        <w:jc w:val="center"/>
+        <w:rPr>
+          <w:rFonts w:ascii="Times New Roman" w:hAnsi="Times New Roman" w:cs="Times New Roman"/>
+          <w:b/>
+          <w:color w:val="auto"/>
+          <w:sz w:val="28"/>
+          <w:szCs w:val="28"/>
+        </w:rPr>
+      </w:pPr>
+      <w:bookmarkStart w:id="12" w:name="_Toc197908760"/>
+      <w:bookmarkStart w:id="13" w:name="_Toc197965272"/>
+      <w:r>
+        <w:rPr>
+          <w:rFonts w:ascii="Times New Roman" w:hAnsi="Times New Roman" w:cs="Times New Roman"/>
+          <w:b/>
+          <w:color w:val="auto"/>
+          <w:sz w:val="28"/>
+          <w:szCs w:val="28"/>
+        </w:rPr>
+        <w:t>Базовая часть: создание простого веб-сайта</w:t>
+      </w:r>
+      <w:bookmarkEnd w:id="12"/>
+      <w:bookmarkEnd w:id="13"/>
+    </w:p>
+    <w:p>
+      <w:pPr>
+        <w:spacing w:after="0" w:line="360" w:lineRule="auto"/>
+        <w:ind w:firstLine="851"/>
+        <w:jc w:val="both"/>
+        <w:rPr>
+          <w:rFonts w:ascii="Times New Roman" w:eastAsiaTheme="majorEastAsia" w:hAnsi="Times New Roman" w:cs="Times New Roman"/>
+          <w:b/>
+          <w:sz w:val="28"/>
+          <w:szCs w:val="28"/>
+        </w:rPr>
+      </w:pPr>
+      <w:r>
+        <w:rPr>
+          <w:rFonts w:ascii="Times New Roman" w:hAnsi="Times New Roman" w:cs="Times New Roman"/>
+          <w:b/>
+          <w:sz w:val="28"/>
+          <w:szCs w:val="28"/>
+        </w:rPr>
+        <w:t>1. Общая информация о проекте</w:t>
+      </w:r>
+    </w:p>
+    <w:p>
+      <w:pPr>
+        <w:numPr>
+          <w:ilvl w:val="0"/>
+          <w:numId w:val="9"/>
+        </w:numPr>
+        <w:spacing w:after="0" w:line="360" w:lineRule="auto"/>
+        <w:ind w:hanging="357"/>
+        <w:rPr>
+          <w:rFonts w:ascii="Times New Roman" w:hAnsi="Times New Roman" w:cs="Times New Roman"/>
+          <w:sz w:val="28"/>
+          <w:szCs w:val="28"/>
+        </w:rPr>
+      </w:pPr>
+      <w:r>
+        <w:rPr>
+          <w:rStyle w:val="a4"/>
+          <w:rFonts w:ascii="Times New Roman" w:hAnsi="Times New Roman" w:cs="Times New Roman"/>
+          <w:sz w:val="28"/>
+          <w:szCs w:val="28"/>
+        </w:rPr>
+        <w:t>Название проекта:</w:t>
+      </w:r>
+      <w:r>
+        <w:rPr>
+          <w:rFonts w:ascii="Times New Roman" w:hAnsi="Times New Roman" w:cs="Times New Roman"/>
+          <w:sz w:val="28"/>
+          <w:szCs w:val="28"/>
+        </w:rPr>
+        <w:t xml:space="preserve"> Разработка учебного информационного веб-сайта на тему «ИТ-сервисы для Цифрового университета»</w:t>
+      </w:r>
+    </w:p>
+    <w:p>
+      <w:pPr>
+        <w:numPr>
+          <w:ilvl w:val="0"/>
+          <w:numId w:val="9"/>
+        </w:numPr>
+        <w:spacing w:after="0" w:line="360" w:lineRule="auto"/>
+        <w:ind w:hanging="357"/>
+        <w:rPr>
+          <w:rFonts w:ascii="Times New Roman" w:hAnsi="Times New Roman" w:cs="Times New Roman"/>
+          <w:sz w:val="28"/>
+          <w:szCs w:val="28"/>
+        </w:rPr>
+      </w:pPr>
+      <w:r>
+        <w:rPr>
+          <w:rStyle w:val="a4"/>
+          <w:rFonts w:ascii="Times New Roman" w:hAnsi="Times New Roman" w:cs="Times New Roman"/>
+          <w:sz w:val="28"/>
+          <w:szCs w:val="28"/>
+        </w:rPr>
+        <w:t>Цели и задачи проекта:</w:t>
+      </w:r>
+      <w:r>
+        <w:rPr>
+          <w:rFonts w:ascii="Times New Roman" w:hAnsi="Times New Roman" w:cs="Times New Roman"/>
+          <w:sz w:val="28"/>
+          <w:szCs w:val="28"/>
+        </w:rPr>
+        <w:br/>
+      </w:r>
+      <w:r>
+        <w:rPr>
+          <w:rStyle w:val="a4"/>
+          <w:rFonts w:ascii="Times New Roman" w:hAnsi="Times New Roman" w:cs="Times New Roman"/>
+          <w:sz w:val="28"/>
+          <w:szCs w:val="28"/>
+        </w:rPr>
+        <w:t>Цель:</w:t>
+      </w:r>
+      <w:r>
+        <w:rPr>
+          <w:rFonts w:ascii="Times New Roman" w:hAnsi="Times New Roman" w:cs="Times New Roman"/>
+          <w:sz w:val="28"/>
+          <w:szCs w:val="28"/>
+        </w:rPr>
+        <w:t xml:space="preserve"> Получение практических навыков в области веб-разработки и визуализации цифровых образовательных сервисов.</w:t>
+      </w:r>
+      <w:r>
+        <w:rPr>
+          <w:rFonts w:ascii="Times New Roman" w:hAnsi="Times New Roman" w:cs="Times New Roman"/>
+          <w:sz w:val="28"/>
+          <w:szCs w:val="28"/>
+        </w:rPr>
+        <w:br/>
+      </w:r>
+      <w:r>
+        <w:rPr>
+          <w:rStyle w:val="a4"/>
+          <w:rFonts w:ascii="Times New Roman" w:hAnsi="Times New Roman" w:cs="Times New Roman"/>
+          <w:sz w:val="28"/>
+          <w:szCs w:val="28"/>
+        </w:rPr>
+        <w:t>Задачи:</w:t>
+      </w:r>
+    </w:p>
+    <w:p>
+      <w:pPr>
+        <w:numPr>
+          <w:ilvl w:val="1"/>
+          <w:numId w:val="9"/>
+        </w:numPr>
+        <w:spacing w:after="0" w:line="360" w:lineRule="auto"/>
+        <w:ind w:hanging="357"/>
+        <w:rPr>
+          <w:rFonts w:ascii="Times New Roman" w:hAnsi="Times New Roman" w:cs="Times New Roman"/>
+          <w:sz w:val="28"/>
+          <w:szCs w:val="28"/>
+        </w:rPr>
+      </w:pPr>
+      <w:r>
+        <w:rPr>
+          <w:rFonts w:ascii="Times New Roman" w:hAnsi="Times New Roman" w:cs="Times New Roman"/>
+          <w:sz w:val="28"/>
+          <w:szCs w:val="28"/>
+        </w:rPr>
+        <w:t>Изучить структуру и содержание университетского проекта «ИТ-сервисы для Цифрового университета»;</w:t>
+      </w:r>
+    </w:p>
+    <w:p>
+      <w:pPr>
+        <w:numPr>
+          <w:ilvl w:val="1"/>
+          <w:numId w:val="9"/>
+        </w:numPr>
+        <w:spacing w:after="0" w:line="360" w:lineRule="auto"/>
+        <w:ind w:hanging="357"/>
+        <w:rPr>
+          <w:rFonts w:ascii="Times New Roman" w:hAnsi="Times New Roman" w:cs="Times New Roman"/>
+          <w:sz w:val="28"/>
+          <w:szCs w:val="28"/>
+        </w:rPr>
+      </w:pPr>
+      <w:r>
+        <w:rPr>
+          <w:rFonts w:ascii="Times New Roman" w:hAnsi="Times New Roman" w:cs="Times New Roman"/>
+          <w:sz w:val="28"/>
+          <w:szCs w:val="28"/>
+        </w:rPr>
+        <w:t>Ознакомиться с концепцией личного кабинета обучающегося;</w:t>
+      </w:r>
+    </w:p>
+    <w:p>
+      <w:pPr>
+        <w:numPr>
+          <w:ilvl w:val="1"/>
+          <w:numId w:val="9"/>
+        </w:numPr>
+        <w:spacing w:after="0" w:line="360" w:lineRule="auto"/>
+        <w:ind w:hanging="357"/>
+        <w:rPr>
+          <w:rFonts w:ascii="Times New Roman" w:hAnsi="Times New Roman" w:cs="Times New Roman"/>
+          <w:sz w:val="28"/>
+          <w:szCs w:val="28"/>
+        </w:rPr>
+      </w:pPr>
+      <w:r>
+        <w:rPr>
+          <w:rFonts w:ascii="Times New Roman" w:hAnsi="Times New Roman" w:cs="Times New Roman"/>
+          <w:sz w:val="28"/>
+          <w:szCs w:val="28"/>
+        </w:rPr>
+        <w:t>Разработать простой статический веб-сайт с тематическим интерфейсом;</w:t>
+      </w:r>
+    </w:p>
+    <w:p>
+      <w:pPr>
+        <w:numPr>
+          <w:ilvl w:val="1"/>
+          <w:numId w:val="9"/>
+        </w:numPr>
+        <w:spacing w:after="0" w:line="360" w:lineRule="auto"/>
+        <w:ind w:hanging="357"/>
+        <w:rPr>
+          <w:rFonts w:ascii="Times New Roman" w:hAnsi="Times New Roman" w:cs="Times New Roman"/>
+          <w:sz w:val="28"/>
+          <w:szCs w:val="28"/>
+        </w:rPr>
+      </w:pPr>
+      <w:r>
+        <w:rPr>
+          <w:rFonts w:ascii="Times New Roman" w:hAnsi="Times New Roman" w:cs="Times New Roman"/>
+          <w:sz w:val="28"/>
+          <w:szCs w:val="28"/>
+        </w:rPr>
+        <w:t>Представить структуру проекта в визуально понятной форме.</w:t>
+      </w:r>
+    </w:p>
+    <w:p>
+      <w:pPr>
+        <w:spacing w:after="0" w:line="360" w:lineRule="auto"/>
+        <w:ind w:firstLine="851"/>
+        <w:jc w:val="both"/>
+        <w:rPr>
+          <w:rFonts w:ascii="Times New Roman" w:hAnsi="Times New Roman" w:cs="Times New Roman"/>
+          <w:b/>
+          <w:sz w:val="28"/>
+          <w:szCs w:val="28"/>
+        </w:rPr>
+      </w:pPr>
+      <w:r>
+        <w:rPr>
+          <w:rFonts w:ascii="Times New Roman" w:hAnsi="Times New Roman" w:cs="Times New Roman"/>
+          <w:b/>
+          <w:sz w:val="28"/>
+          <w:szCs w:val="28"/>
+        </w:rPr>
+        <w:t>2. Общая характеристика деятельности организации (заказчика проекта)</w:t>
+      </w:r>
+    </w:p>
+    <w:p>
+      <w:pPr>
+        <w:numPr>
+          <w:ilvl w:val="0"/>
+          <w:numId w:val="10"/>
+        </w:numPr>
+        <w:spacing w:before="100" w:beforeAutospacing="1" w:after="100" w:afterAutospacing="1" w:line="360" w:lineRule="auto"/>
+        <w:jc w:val="both"/>
+        <w:rPr>
+          <w:rFonts w:ascii="Times New Roman" w:hAnsi="Times New Roman" w:cs="Times New Roman"/>
+          <w:sz w:val="28"/>
+          <w:szCs w:val="28"/>
+        </w:rPr>
+      </w:pPr>
+      <w:r>
+        <w:rPr>
+          <w:rStyle w:val="a4"/>
+          <w:rFonts w:ascii="Times New Roman" w:hAnsi="Times New Roman" w:cs="Times New Roman"/>
+          <w:sz w:val="28"/>
+          <w:szCs w:val="28"/>
+        </w:rPr>
+        <w:t>Наименование заказчика:</w:t>
+      </w:r>
+      <w:r>
+        <w:rPr>
+          <w:rFonts w:ascii="Times New Roman" w:hAnsi="Times New Roman" w:cs="Times New Roman"/>
+          <w:sz w:val="28"/>
+          <w:szCs w:val="28"/>
+        </w:rPr>
+        <w:t xml:space="preserve"> Московский Политехнический Университет</w:t>
+      </w:r>
+    </w:p>
+    <w:p>
+      <w:pPr>
+        <w:numPr>
+          <w:ilvl w:val="0"/>
+          <w:numId w:val="10"/>
+        </w:numPr>
+        <w:spacing w:before="100" w:beforeAutospacing="1" w:after="100" w:afterAutospacing="1" w:line="360" w:lineRule="auto"/>
+        <w:jc w:val="both"/>
+        <w:rPr>
+          <w:rFonts w:ascii="Times New Roman" w:hAnsi="Times New Roman" w:cs="Times New Roman"/>
+          <w:sz w:val="28"/>
+          <w:szCs w:val="28"/>
+        </w:rPr>
+      </w:pPr>
+      <w:r>
+        <w:rPr>
+          <w:rStyle w:val="a4"/>
+          <w:rFonts w:ascii="Times New Roman" w:hAnsi="Times New Roman" w:cs="Times New Roman"/>
+          <w:sz w:val="28"/>
+          <w:szCs w:val="28"/>
+        </w:rPr>
+        <w:t>Организационная структура:</w:t>
+      </w:r>
+      <w:r>
+        <w:rPr>
+          <w:rFonts w:ascii="Times New Roman" w:hAnsi="Times New Roman" w:cs="Times New Roman"/>
+          <w:sz w:val="28"/>
+          <w:szCs w:val="28"/>
+        </w:rPr>
+        <w:t xml:space="preserve"> Структура включает в себя студенческий и преподавательский состав, технические и ИТ-подразделения. Работа по проектной практике организована при поддержке профильной кафедры.</w:t>
+      </w:r>
+    </w:p>
+    <w:p>
+      <w:pPr>
+        <w:numPr>
+          <w:ilvl w:val="0"/>
+          <w:numId w:val="10"/>
+        </w:numPr>
+        <w:spacing w:before="100" w:beforeAutospacing="1" w:after="100" w:afterAutospacing="1" w:line="360" w:lineRule="auto"/>
+        <w:jc w:val="both"/>
+        <w:rPr>
+          <w:rFonts w:ascii="Times New Roman" w:hAnsi="Times New Roman" w:cs="Times New Roman"/>
+          <w:sz w:val="28"/>
+          <w:szCs w:val="28"/>
+        </w:rPr>
+      </w:pPr>
+      <w:r>
+        <w:rPr>
+          <w:rStyle w:val="a4"/>
+          <w:rFonts w:ascii="Times New Roman" w:hAnsi="Times New Roman" w:cs="Times New Roman"/>
+          <w:sz w:val="28"/>
+          <w:szCs w:val="28"/>
+        </w:rPr>
+        <w:t>Описание деятельности:</w:t>
+      </w:r>
+      <w:r>
+        <w:rPr>
+          <w:rFonts w:ascii="Times New Roman" w:hAnsi="Times New Roman" w:cs="Times New Roman"/>
+          <w:sz w:val="28"/>
+          <w:szCs w:val="28"/>
+        </w:rPr>
+        <w:t xml:space="preserve"> Московский Политех осуществляет подготовку специалистов в области информационных технологий, цифровой инфраструктуры и информационной безопасности. В рамках образовательного процесса студенты выполняют проектные задания, направленные на закрепление теоретических знаний в практических </w:t>
+      </w:r>
+      <w:r>
+        <w:rPr>
+          <w:rFonts w:ascii="Times New Roman" w:hAnsi="Times New Roman" w:cs="Times New Roman"/>
+          <w:sz w:val="28"/>
+          <w:szCs w:val="28"/>
+        </w:rPr>
+        <w:lastRenderedPageBreak/>
+        <w:t>условиях, с ориентацией на реальные задачи и внутренние университетские инициативы.</w:t>
+      </w:r>
+    </w:p>
+    <w:p>
+      <w:pPr>
+        <w:spacing w:after="0" w:line="360" w:lineRule="auto"/>
+        <w:ind w:firstLine="851"/>
+        <w:jc w:val="both"/>
+        <w:rPr>
+          <w:rFonts w:ascii="Times New Roman" w:hAnsi="Times New Roman" w:cs="Times New Roman"/>
+          <w:b/>
+          <w:sz w:val="28"/>
+          <w:szCs w:val="28"/>
+        </w:rPr>
+      </w:pPr>
+      <w:r>
+        <w:rPr>
+          <w:rFonts w:ascii="Times New Roman" w:hAnsi="Times New Roman" w:cs="Times New Roman"/>
+          <w:b/>
+          <w:sz w:val="28"/>
+          <w:szCs w:val="28"/>
+        </w:rPr>
+        <w:t>3. Описание задания по проектной практике</w:t>
+      </w:r>
+    </w:p>
+    <w:p>
+      <w:pPr>
+        <w:spacing w:after="0" w:line="360" w:lineRule="auto"/>
+        <w:ind w:firstLine="851"/>
+        <w:jc w:val="both"/>
+        <w:rPr>
+          <w:rFonts w:ascii="Times New Roman" w:hAnsi="Times New Roman" w:cs="Times New Roman"/>
+          <w:sz w:val="28"/>
+          <w:szCs w:val="28"/>
+        </w:rPr>
+      </w:pPr>
+      <w:r>
+        <w:rPr>
+          <w:rFonts w:ascii="Times New Roman" w:hAnsi="Times New Roman" w:cs="Times New Roman"/>
+          <w:sz w:val="28"/>
+          <w:szCs w:val="28"/>
+        </w:rPr>
+        <w:t>Задание заключалось в самостоятельной разработке простого статического веб-сайта, посвящённого проекту «ИТ-сервисы для Цифрового университета». Сайт должен содержать описание структуры проекта, ключевых направлений цифровой трансформации, таких как: личный кабинет студента, мобильные приложения и средства визуализации данных. Цель сайта — отразить содержание и актуальность университетского проекта, используя базовые средства HTML и CSS.</w:t>
+      </w:r>
+    </w:p>
+    <w:p>
+      <w:pPr>
+        <w:spacing w:after="0" w:line="360" w:lineRule="auto"/>
+        <w:ind w:firstLine="851"/>
+        <w:jc w:val="both"/>
+        <w:rPr>
+          <w:rFonts w:ascii="Times New Roman" w:hAnsi="Times New Roman" w:cs="Times New Roman"/>
+          <w:b/>
+          <w:sz w:val="28"/>
+          <w:szCs w:val="28"/>
+        </w:rPr>
+      </w:pPr>
+      <w:r>
+        <w:rPr>
+          <w:rFonts w:ascii="Times New Roman" w:hAnsi="Times New Roman" w:cs="Times New Roman"/>
+          <w:b/>
+          <w:sz w:val="28"/>
+          <w:szCs w:val="28"/>
+        </w:rPr>
+        <w:t>4. Описание достигнутых результатов по проектной практике</w:t>
+      </w:r>
+    </w:p>
+    <w:p>
+      <w:pPr>
+        <w:numPr>
+          <w:ilvl w:val="0"/>
+          <w:numId w:val="11"/>
+        </w:numPr>
+        <w:spacing w:before="100" w:beforeAutospacing="1" w:after="100" w:afterAutospacing="1" w:line="360" w:lineRule="auto"/>
+        <w:rPr>
+          <w:rFonts w:ascii="Times New Roman" w:hAnsi="Times New Roman" w:cs="Times New Roman"/>
+          <w:sz w:val="28"/>
+          <w:szCs w:val="28"/>
+        </w:rPr>
+      </w:pPr>
+      <w:r>
+        <w:rPr>
+          <w:rFonts w:ascii="Times New Roman" w:hAnsi="Times New Roman" w:cs="Times New Roman"/>
+          <w:sz w:val="28"/>
+          <w:szCs w:val="28"/>
+        </w:rPr>
+        <w:t>Изучена информация о проекте цифровизации учебной среды в Московском Политехе;</w:t>
+      </w:r>
+    </w:p>
+    <w:p>
+      <w:pPr>
+        <w:numPr>
+          <w:ilvl w:val="0"/>
+          <w:numId w:val="11"/>
+        </w:numPr>
+        <w:spacing w:before="100" w:beforeAutospacing="1" w:after="100" w:afterAutospacing="1" w:line="360" w:lineRule="auto"/>
+        <w:rPr>
+          <w:rFonts w:ascii="Times New Roman" w:hAnsi="Times New Roman" w:cs="Times New Roman"/>
+          <w:sz w:val="28"/>
+          <w:szCs w:val="28"/>
+        </w:rPr>
+      </w:pPr>
+      <w:r>
+        <w:rPr>
+          <w:rFonts w:ascii="Times New Roman" w:hAnsi="Times New Roman" w:cs="Times New Roman"/>
+          <w:sz w:val="28"/>
+          <w:szCs w:val="28"/>
+        </w:rPr>
+        <w:t>Разработан статический веб-сайт, включающий:</w:t>
+      </w:r>
+    </w:p>
+    <w:p>
+      <w:pPr>
+        <w:numPr>
+          <w:ilvl w:val="1"/>
+          <w:numId w:val="11"/>
+        </w:numPr>
+        <w:spacing w:before="100" w:beforeAutospacing="1" w:after="100" w:afterAutospacing="1" w:line="360" w:lineRule="auto"/>
+        <w:rPr>
+          <w:rFonts w:ascii="Times New Roman" w:hAnsi="Times New Roman" w:cs="Times New Roman"/>
+          <w:sz w:val="28"/>
+          <w:szCs w:val="28"/>
+        </w:rPr>
+      </w:pPr>
+      <w:r>
+        <w:rPr>
+          <w:rFonts w:ascii="Times New Roman" w:hAnsi="Times New Roman" w:cs="Times New Roman"/>
+          <w:sz w:val="28"/>
+          <w:szCs w:val="28"/>
+        </w:rPr>
+        <w:t>Главную страницу с кратким описанием проекта;</w:t>
+      </w:r>
+    </w:p>
+    <w:p>
+      <w:pPr>
+        <w:numPr>
+          <w:ilvl w:val="1"/>
+          <w:numId w:val="11"/>
+        </w:numPr>
+        <w:spacing w:before="100" w:beforeAutospacing="1" w:after="100" w:afterAutospacing="1" w:line="360" w:lineRule="auto"/>
+        <w:rPr>
+          <w:rFonts w:ascii="Times New Roman" w:hAnsi="Times New Roman" w:cs="Times New Roman"/>
+          <w:sz w:val="28"/>
+          <w:szCs w:val="28"/>
+        </w:rPr>
+      </w:pPr>
+      <w:r>
+        <w:rPr>
+          <w:rFonts w:ascii="Times New Roman" w:hAnsi="Times New Roman" w:cs="Times New Roman"/>
+          <w:sz w:val="28"/>
+          <w:szCs w:val="28"/>
+        </w:rPr>
+        <w:t>Разделы по ключевым направлениям (</w:t>
+      </w:r>
+      <w:r>
+        <w:rPr>
+          <w:rFonts w:ascii="Times New Roman" w:hAnsi="Times New Roman" w:cs="Times New Roman"/>
+          <w:sz w:val="28"/>
+          <w:szCs w:val="28"/>
+        </w:rPr>
+        <w:t>О проекте</w:t>
+      </w:r>
+      <w:r>
+        <w:rPr>
+          <w:rFonts w:ascii="Times New Roman" w:hAnsi="Times New Roman" w:cs="Times New Roman"/>
+          <w:sz w:val="28"/>
+          <w:szCs w:val="28"/>
+        </w:rPr>
+        <w:t xml:space="preserve">, </w:t>
+      </w:r>
+      <w:r>
+        <w:rPr>
+          <w:rFonts w:ascii="Times New Roman" w:hAnsi="Times New Roman" w:cs="Times New Roman"/>
+          <w:sz w:val="28"/>
+          <w:szCs w:val="28"/>
+        </w:rPr>
+        <w:t>журнал</w:t>
+      </w:r>
+      <w:r>
+        <w:rPr>
+          <w:rFonts w:ascii="Times New Roman" w:hAnsi="Times New Roman" w:cs="Times New Roman"/>
+          <w:sz w:val="28"/>
+          <w:szCs w:val="28"/>
+        </w:rPr>
+        <w:t xml:space="preserve">, </w:t>
+      </w:r>
+      <w:r>
+        <w:rPr>
+          <w:rFonts w:ascii="Times New Roman" w:hAnsi="Times New Roman" w:cs="Times New Roman"/>
+          <w:sz w:val="28"/>
+          <w:szCs w:val="28"/>
+        </w:rPr>
+        <w:t>участники</w:t>
+      </w:r>
+      <w:r>
+        <w:rPr>
+          <w:rFonts w:ascii="Times New Roman" w:hAnsi="Times New Roman" w:cs="Times New Roman"/>
+          <w:sz w:val="28"/>
+          <w:szCs w:val="28"/>
+        </w:rPr>
+        <w:t xml:space="preserve">, </w:t>
+      </w:r>
+      <w:r>
+        <w:rPr>
+          <w:rFonts w:ascii="Times New Roman" w:hAnsi="Times New Roman" w:cs="Times New Roman"/>
+          <w:sz w:val="28"/>
+          <w:szCs w:val="28"/>
+        </w:rPr>
+        <w:t>ресурсы</w:t>
+      </w:r>
+      <w:r>
+        <w:rPr>
+          <w:rFonts w:ascii="Times New Roman" w:hAnsi="Times New Roman" w:cs="Times New Roman"/>
+          <w:sz w:val="28"/>
+          <w:szCs w:val="28"/>
+        </w:rPr>
+        <w:t>);</w:t>
+      </w:r>
+    </w:p>
+    <w:p>
+      <w:pPr>
+        <w:numPr>
+          <w:ilvl w:val="0"/>
+          <w:numId w:val="11"/>
+        </w:numPr>
+        <w:spacing w:before="100" w:beforeAutospacing="1" w:after="100" w:afterAutospacing="1" w:line="360" w:lineRule="auto"/>
+        <w:rPr>
+          <w:rFonts w:ascii="Times New Roman" w:hAnsi="Times New Roman" w:cs="Times New Roman"/>
+          <w:sz w:val="28"/>
+          <w:szCs w:val="28"/>
+        </w:rPr>
+      </w:pPr>
+      <w:r>
+        <w:rPr>
+          <w:rFonts w:ascii="Times New Roman" w:hAnsi="Times New Roman" w:cs="Times New Roman"/>
+          <w:sz w:val="28"/>
+          <w:szCs w:val="28"/>
+        </w:rPr>
+        <w:t>Оформление выполнено с использованием HTML5 и CSS3;</w:t>
+      </w:r>
+    </w:p>
+    <w:p>
+      <w:pPr>
+        <w:numPr>
+          <w:ilvl w:val="0"/>
+          <w:numId w:val="11"/>
+        </w:numPr>
+        <w:spacing w:before="100" w:beforeAutospacing="1" w:after="100" w:afterAutospacing="1" w:line="360" w:lineRule="auto"/>
+        <w:rPr>
+          <w:rFonts w:ascii="Times New Roman" w:hAnsi="Times New Roman" w:cs="Times New Roman"/>
+          <w:sz w:val="28"/>
+          <w:szCs w:val="28"/>
+        </w:rPr>
+      </w:pPr>
+      <w:r>
+        <w:rPr>
+          <w:rFonts w:ascii="Times New Roman" w:hAnsi="Times New Roman" w:cs="Times New Roman"/>
+          <w:sz w:val="28"/>
+          <w:szCs w:val="28"/>
+        </w:rPr>
+        <w:t>Реализована базовая адаптивность и семантическая разметка;</w:t>
+      </w:r>
+    </w:p>
+    <w:p>
+      <w:pPr>
+        <w:numPr>
+          <w:ilvl w:val="0"/>
+          <w:numId w:val="11"/>
+        </w:numPr>
+        <w:spacing w:before="100" w:beforeAutospacing="1" w:after="100" w:afterAutospacing="1" w:line="360" w:lineRule="auto"/>
+        <w:rPr>
+          <w:rFonts w:ascii="Times New Roman" w:hAnsi="Times New Roman" w:cs="Times New Roman"/>
+          <w:sz w:val="28"/>
+          <w:szCs w:val="28"/>
+        </w:rPr>
+      </w:pPr>
+      <w:r>
+        <w:rPr>
+          <w:rFonts w:ascii="Times New Roman" w:hAnsi="Times New Roman" w:cs="Times New Roman"/>
+          <w:sz w:val="28"/>
+          <w:szCs w:val="28"/>
+        </w:rPr>
+        <w:t>Проведено структурирование и форматирование контента;</w:t>
+      </w:r>
+    </w:p>
+    <w:p>
+      <w:pPr>
+        <w:numPr>
+          <w:ilvl w:val="0"/>
+          <w:numId w:val="11"/>
+        </w:numPr>
+        <w:spacing w:before="100" w:beforeAutospacing="1" w:after="100" w:afterAutospacing="1" w:line="360" w:lineRule="auto"/>
+        <w:rPr>
+          <w:rFonts w:ascii="Times New Roman" w:hAnsi="Times New Roman" w:cs="Times New Roman"/>
+          <w:sz w:val="28"/>
+          <w:szCs w:val="28"/>
+        </w:rPr>
+      </w:pPr>
+      <w:r>
+        <w:rPr>
+          <w:rFonts w:ascii="Times New Roman" w:hAnsi="Times New Roman" w:cs="Times New Roman"/>
+          <w:sz w:val="28"/>
+          <w:szCs w:val="28"/>
+        </w:rPr>
+        <w:t xml:space="preserve">Проект опубликован в </w:t>
+      </w:r>
+      <w:r>
+        <w:rPr>
+          <w:rFonts w:ascii="Times New Roman" w:hAnsi="Times New Roman" w:cs="Times New Roman"/>
+          <w:sz w:val="28"/>
+          <w:szCs w:val="28"/>
+          <w:lang w:val="en-US"/>
+        </w:rPr>
+        <w:t>GitHub</w:t>
+      </w:r>
+      <w:r>
+        <w:rPr>
+          <w:rFonts w:ascii="Times New Roman" w:hAnsi="Times New Roman" w:cs="Times New Roman"/>
+          <w:sz w:val="28"/>
+          <w:szCs w:val="28"/>
+        </w:rPr>
+        <w:t>.</w:t>
+      </w:r>
+    </w:p>
+    <w:p>
+      <w:pPr>
+        <w:spacing w:after="0" w:line="360" w:lineRule="auto"/>
+        <w:ind w:firstLine="851"/>
+        <w:jc w:val="both"/>
+        <w:rPr>
+          <w:rFonts w:ascii="Times New Roman" w:hAnsi="Times New Roman" w:cs="Times New Roman"/>
+          <w:sz w:val="28"/>
+          <w:szCs w:val="28"/>
+        </w:rPr>
+      </w:pPr>
+      <w:r>
+        <w:rPr>
+          <w:rFonts w:ascii="Times New Roman" w:hAnsi="Times New Roman" w:cs="Times New Roman"/>
+          <w:sz w:val="28"/>
+          <w:szCs w:val="28"/>
+        </w:rPr>
+        <w:t xml:space="preserve">В результате выполнения проектной практики были закреплены базовые навыки веб-разработки, структурирования информации и работы с учебной документацией. Сайт наглядно демонстрирует структуру и цели университетского проекта, а также может быть использован в качестве учебного материала. Задача выполнена в полном объёме и соответствует поставленным требованиям. Полученные знания и опыт могут быть </w:t>
+      </w:r>
+      <w:r>
+        <w:rPr>
+          <w:rFonts w:ascii="Times New Roman" w:hAnsi="Times New Roman" w:cs="Times New Roman"/>
+          <w:sz w:val="28"/>
+          <w:szCs w:val="28"/>
+        </w:rPr>
+        <w:lastRenderedPageBreak/>
+        <w:t>применены в дальнейшем обучении и профессиональной деятельности в сфере ИТ.</w:t>
+      </w:r>
+    </w:p>
+    <w:p>
+      <w:pPr>
+        <w:pStyle w:val="3"/>
+        <w:spacing w:line="360" w:lineRule="auto"/>
+        <w:jc w:val="center"/>
+        <w:rPr>
+          <w:rFonts w:ascii="Times New Roman" w:hAnsi="Times New Roman" w:cs="Times New Roman"/>
+          <w:b/>
+          <w:color w:val="auto"/>
+          <w:sz w:val="28"/>
+          <w:szCs w:val="28"/>
+        </w:rPr>
+      </w:pPr>
+      <w:bookmarkStart w:id="14" w:name="_Toc197965273"/>
+      <w:r>
+        <w:rPr>
+          <w:rFonts w:ascii="Times New Roman" w:hAnsi="Times New Roman" w:cs="Times New Roman"/>
+          <w:b/>
+          <w:color w:val="auto"/>
+          <w:sz w:val="28"/>
+          <w:szCs w:val="28"/>
+        </w:rPr>
+        <w:t>О компании R-Vision и событиях конференции</w:t>
+      </w:r>
+      <w:bookmarkEnd w:id="14"/>
+    </w:p>
+    <w:p>
+      <w:pPr>
+        <w:spacing w:after="0" w:line="360" w:lineRule="auto"/>
+        <w:ind w:firstLine="851"/>
+        <w:jc w:val="both"/>
+        <w:rPr>
+          <w:rFonts w:ascii="Times New Roman" w:hAnsi="Times New Roman" w:cs="Times New Roman"/>
+          <w:sz w:val="28"/>
+          <w:szCs w:val="28"/>
+        </w:rPr>
+      </w:pPr>
+      <w:r>
+        <w:rPr>
+          <w:rFonts w:ascii="Times New Roman" w:hAnsi="Times New Roman" w:cs="Times New Roman"/>
+          <w:b/>
+          <w:bCs/>
+          <w:sz w:val="28"/>
+          <w:szCs w:val="28"/>
+        </w:rPr>
+        <w:t>R-Vision</w:t>
+      </w:r>
+      <w:r>
+        <w:rPr>
+          <w:rFonts w:ascii="Times New Roman" w:hAnsi="Times New Roman" w:cs="Times New Roman"/>
+          <w:sz w:val="28"/>
+          <w:szCs w:val="28"/>
+        </w:rPr>
+        <w:t xml:space="preserve"> — отечественная компания, специализирующаяся на разработке программных решений в сфере информационной безопасности. Её основная деятельность направлена на создание комплексных платформ, предназначенных для автоматизации процессов управления инцидентами информационной безопасности, уязвимостями, активами, рисками и реагирования на киберугрозы. Благодаря инновационному подходу и широким функциональным возможностям, компания уверенно занимает ключевые позиции на российском рынке кибербезопасности и сотрудничает с крупными организациями государственного и коммерческого сектора.</w:t>
+      </w:r>
+    </w:p>
+    <w:p>
+      <w:pPr>
+        <w:spacing w:after="0" w:line="360" w:lineRule="auto"/>
+        <w:ind w:firstLine="851"/>
+        <w:jc w:val="both"/>
+        <w:rPr>
+          <w:rFonts w:ascii="Times New Roman" w:hAnsi="Times New Roman" w:cs="Times New Roman"/>
+          <w:sz w:val="28"/>
+          <w:szCs w:val="28"/>
+        </w:rPr>
+      </w:pPr>
+      <w:r>
+        <w:rPr>
+          <w:rFonts w:ascii="Times New Roman" w:hAnsi="Times New Roman" w:cs="Times New Roman"/>
+          <w:sz w:val="28"/>
+          <w:szCs w:val="28"/>
+        </w:rPr>
+        <w:t xml:space="preserve">Одним из главных продуктов R-Vision является </w:t>
+      </w:r>
+      <w:r>
+        <w:rPr>
+          <w:rFonts w:ascii="Times New Roman" w:hAnsi="Times New Roman" w:cs="Times New Roman"/>
+          <w:b/>
+          <w:bCs/>
+          <w:sz w:val="28"/>
+          <w:szCs w:val="28"/>
+        </w:rPr>
+        <w:t>платформа R-Vision EVO</w:t>
+      </w:r>
+      <w:r>
+        <w:rPr>
+          <w:rFonts w:ascii="Times New Roman" w:hAnsi="Times New Roman" w:cs="Times New Roman"/>
+          <w:sz w:val="28"/>
+          <w:szCs w:val="28"/>
+        </w:rPr>
+        <w:t xml:space="preserve"> — гибкое, модульное решение корпоративного уровня, обеспечивающее масштабируемость, устойчивость к сбоям и оптимизированную работу с большими объёмами данных. Платформа ориентирована на минимальное участие человека благодаря внедрённым механизмам автоматизации и встроенным средствам настройки на базе no-code/low-code, что позволяет адаптировать систему под индивидуальные процессы организации.</w:t>
+      </w:r>
+    </w:p>
+    <w:p>
+      <w:pPr>
+        <w:pStyle w:val="3"/>
+        <w:spacing w:line="360" w:lineRule="auto"/>
+        <w:jc w:val="center"/>
+        <w:rPr>
+          <w:rFonts w:ascii="Times New Roman" w:hAnsi="Times New Roman" w:cs="Times New Roman"/>
+          <w:b/>
+          <w:color w:val="auto"/>
+          <w:sz w:val="28"/>
+          <w:szCs w:val="28"/>
+        </w:rPr>
+      </w:pPr>
+      <w:bookmarkStart w:id="15" w:name="_Toc197965274"/>
+      <w:r>
+        <w:rPr>
+          <w:rFonts w:ascii="Times New Roman" w:hAnsi="Times New Roman" w:cs="Times New Roman"/>
+          <w:b/>
+          <w:color w:val="auto"/>
+          <w:sz w:val="28"/>
+          <w:szCs w:val="28"/>
+        </w:rPr>
+        <w:t>Участие в конференции и основные события</w:t>
+      </w:r>
+      <w:bookmarkEnd w:id="15"/>
+    </w:p>
+    <w:p>
+      <w:pPr>
+        <w:spacing w:after="0" w:line="360" w:lineRule="auto"/>
+        <w:ind w:firstLine="851"/>
+        <w:jc w:val="both"/>
+        <w:rPr>
+          <w:rFonts w:ascii="Times New Roman" w:hAnsi="Times New Roman" w:cs="Times New Roman"/>
+          <w:bCs/>
+          <w:sz w:val="28"/>
+          <w:szCs w:val="28"/>
+        </w:rPr>
+      </w:pPr>
+      <w:r>
+        <w:rPr>
+          <w:rFonts w:ascii="Times New Roman" w:hAnsi="Times New Roman" w:cs="Times New Roman"/>
+          <w:bCs/>
+          <w:sz w:val="28"/>
+          <w:szCs w:val="28"/>
+        </w:rPr>
+        <w:t xml:space="preserve">В рамках прохождения учебной практики студентам была предоставлена возможность посетить офис компании и принять участие в конференции, организованной </w:t>
+      </w:r>
+      <w:r>
+        <w:rPr>
+          <w:rFonts w:ascii="Times New Roman" w:hAnsi="Times New Roman" w:cs="Times New Roman"/>
+          <w:b/>
+          <w:bCs/>
+          <w:sz w:val="28"/>
+          <w:szCs w:val="28"/>
+        </w:rPr>
+        <w:t>R-Vision</w:t>
+      </w:r>
+      <w:r>
+        <w:rPr>
+          <w:rFonts w:ascii="Times New Roman" w:hAnsi="Times New Roman" w:cs="Times New Roman"/>
+          <w:bCs/>
+          <w:sz w:val="28"/>
+          <w:szCs w:val="28"/>
+        </w:rPr>
+        <w:t>. На мероприятии поднимались актуальные вопросы, связанные с обеспечением кибербезопасности, а также демонстрировались реальные инструменты и технологии, применяемые в отрасли.</w:t>
+      </w:r>
+    </w:p>
+    <w:p>
+      <w:pPr>
+        <w:spacing w:after="0" w:line="360" w:lineRule="auto"/>
+        <w:ind w:firstLine="851"/>
+        <w:rPr>
+          <w:rFonts w:ascii="Times New Roman" w:hAnsi="Times New Roman" w:cs="Times New Roman"/>
+          <w:b/>
+          <w:bCs/>
+          <w:sz w:val="28"/>
+          <w:szCs w:val="28"/>
+        </w:rPr>
+      </w:pPr>
+      <w:r>
+        <w:rPr>
+          <w:rFonts w:ascii="Times New Roman" w:hAnsi="Times New Roman" w:cs="Times New Roman"/>
+          <w:b/>
+          <w:bCs/>
+          <w:sz w:val="28"/>
+          <w:szCs w:val="28"/>
+        </w:rPr>
+        <w:t>Основные темы и события конференции включали:</w:t>
+      </w:r>
+    </w:p>
+    <w:p>
+      <w:pPr>
+        <w:spacing w:before="100" w:beforeAutospacing="1" w:after="100" w:afterAutospacing="1" w:line="360" w:lineRule="auto"/>
+        <w:ind w:firstLine="851"/>
+        <w:jc w:val="both"/>
+        <w:rPr>
+          <w:rFonts w:ascii="Times New Roman" w:hAnsi="Times New Roman" w:cs="Times New Roman"/>
+          <w:sz w:val="28"/>
+          <w:szCs w:val="28"/>
+        </w:rPr>
+      </w:pPr>
+      <w:r>
+        <w:rPr>
+          <w:rStyle w:val="a4"/>
+          <w:rFonts w:ascii="Times New Roman" w:hAnsi="Times New Roman" w:cs="Times New Roman"/>
+          <w:sz w:val="28"/>
+          <w:szCs w:val="28"/>
+        </w:rPr>
+        <w:lastRenderedPageBreak/>
+        <w:t>Презентацию R-Vision EVO:</w:t>
+      </w:r>
+      <w:r>
+        <w:rPr>
+          <w:rFonts w:ascii="Times New Roman" w:hAnsi="Times New Roman" w:cs="Times New Roman"/>
+          <w:sz w:val="28"/>
+          <w:szCs w:val="28"/>
+        </w:rPr>
+        <w:t xml:space="preserve"> участникам представили архитектуру платформы, рассказали о её компонентной структуре, возможностях масштабирования и интеграции с другими информационными системами.</w:t>
+      </w:r>
+    </w:p>
+    <w:p>
+      <w:pPr>
+        <w:spacing w:before="100" w:beforeAutospacing="1" w:after="100" w:afterAutospacing="1" w:line="360" w:lineRule="auto"/>
+        <w:ind w:firstLine="851"/>
+        <w:jc w:val="both"/>
+        <w:rPr>
+          <w:rFonts w:ascii="Times New Roman" w:hAnsi="Times New Roman" w:cs="Times New Roman"/>
+          <w:sz w:val="28"/>
+          <w:szCs w:val="28"/>
+        </w:rPr>
+      </w:pPr>
+      <w:r>
+        <w:rPr>
+          <w:rStyle w:val="a4"/>
+          <w:rFonts w:ascii="Times New Roman" w:hAnsi="Times New Roman" w:cs="Times New Roman"/>
+          <w:sz w:val="28"/>
+          <w:szCs w:val="28"/>
+        </w:rPr>
+        <w:t>Демонстрацию работы системы:</w:t>
+      </w:r>
+      <w:r>
+        <w:rPr>
+          <w:rFonts w:ascii="Times New Roman" w:hAnsi="Times New Roman" w:cs="Times New Roman"/>
+          <w:sz w:val="28"/>
+          <w:szCs w:val="28"/>
+        </w:rPr>
+        <w:t xml:space="preserve"> была показана практическая реализация сценариев — от автоматического обнаружения инцидента до его анализа и запуска алгоритмов реагирования.</w:t>
+      </w:r>
+    </w:p>
+    <w:p>
+      <w:pPr>
+        <w:spacing w:before="100" w:beforeAutospacing="1" w:after="100" w:afterAutospacing="1" w:line="360" w:lineRule="auto"/>
+        <w:ind w:firstLine="851"/>
+        <w:jc w:val="both"/>
+        <w:rPr>
+          <w:rFonts w:ascii="Times New Roman" w:hAnsi="Times New Roman" w:cs="Times New Roman"/>
+          <w:sz w:val="28"/>
+          <w:szCs w:val="28"/>
+        </w:rPr>
+      </w:pPr>
+      <w:r>
+        <w:rPr>
+          <w:rStyle w:val="a4"/>
+          <w:rFonts w:ascii="Times New Roman" w:hAnsi="Times New Roman" w:cs="Times New Roman"/>
+          <w:sz w:val="28"/>
+          <w:szCs w:val="28"/>
+        </w:rPr>
+        <w:t>Разбор инцидентов:</w:t>
+      </w:r>
+      <w:r>
+        <w:rPr>
+          <w:rFonts w:ascii="Times New Roman" w:hAnsi="Times New Roman" w:cs="Times New Roman"/>
+          <w:sz w:val="28"/>
+          <w:szCs w:val="28"/>
+        </w:rPr>
+        <w:t xml:space="preserve"> были приведены конкретные примеры кибератак, произошедших в 2024–2025 годах, включая случаи </w:t>
+      </w:r>
+      <w:proofErr w:type="spellStart"/>
+      <w:r>
+        <w:rPr>
+          <w:rFonts w:ascii="Times New Roman" w:hAnsi="Times New Roman" w:cs="Times New Roman"/>
+          <w:sz w:val="28"/>
+          <w:szCs w:val="28"/>
+        </w:rPr>
+        <w:t>фишинга</w:t>
+      </w:r>
+      <w:proofErr w:type="spellEnd"/>
+      <w:r>
+        <w:rPr>
+          <w:rFonts w:ascii="Times New Roman" w:hAnsi="Times New Roman" w:cs="Times New Roman"/>
+          <w:sz w:val="28"/>
+          <w:szCs w:val="28"/>
+        </w:rPr>
+        <w:t>, применения вредоносных программ и эксплуатации уязвимостей.</w:t>
+      </w:r>
+    </w:p>
+    <w:p>
+      <w:pPr>
+        <w:spacing w:before="100" w:beforeAutospacing="1" w:after="100" w:afterAutospacing="1" w:line="360" w:lineRule="auto"/>
+        <w:ind w:firstLine="851"/>
+        <w:jc w:val="both"/>
+        <w:rPr>
+          <w:rFonts w:ascii="Times New Roman" w:hAnsi="Times New Roman" w:cs="Times New Roman"/>
+          <w:sz w:val="28"/>
+          <w:szCs w:val="28"/>
+        </w:rPr>
+      </w:pPr>
+      <w:r>
+        <w:rPr>
+          <w:rStyle w:val="a4"/>
+          <w:rFonts w:ascii="Times New Roman" w:hAnsi="Times New Roman" w:cs="Times New Roman"/>
+          <w:sz w:val="28"/>
+          <w:szCs w:val="28"/>
+        </w:rPr>
+        <w:t>Анализ современных угроз:</w:t>
+      </w:r>
+      <w:r>
+        <w:rPr>
+          <w:rFonts w:ascii="Times New Roman" w:hAnsi="Times New Roman" w:cs="Times New Roman"/>
+          <w:sz w:val="28"/>
+          <w:szCs w:val="28"/>
+        </w:rPr>
+        <w:t xml:space="preserve"> специалисты поделились текущими тенденциями в сфере ИБ, включая угрозы, связанные с применением ИИ, социальной инженерией и атаками класса APT (длительное скрытное присутствие в сети).</w:t>
+      </w:r>
+    </w:p>
+    <w:p>
+      <w:pPr>
+        <w:spacing w:before="100" w:beforeAutospacing="1" w:after="100" w:afterAutospacing="1" w:line="360" w:lineRule="auto"/>
+        <w:ind w:firstLine="851"/>
+        <w:jc w:val="both"/>
+        <w:rPr>
+          <w:rFonts w:ascii="Times New Roman" w:hAnsi="Times New Roman" w:cs="Times New Roman"/>
+          <w:sz w:val="28"/>
+          <w:szCs w:val="28"/>
+        </w:rPr>
+      </w:pPr>
+      <w:r>
+        <w:rPr>
+          <w:rStyle w:val="a4"/>
+          <w:rFonts w:ascii="Times New Roman" w:hAnsi="Times New Roman" w:cs="Times New Roman"/>
+          <w:sz w:val="28"/>
+          <w:szCs w:val="28"/>
+        </w:rPr>
+        <w:t>Интерактивная сессия вопросов и ответов:</w:t>
+      </w:r>
+      <w:r>
+        <w:rPr>
+          <w:rFonts w:ascii="Times New Roman" w:hAnsi="Times New Roman" w:cs="Times New Roman"/>
+          <w:sz w:val="28"/>
+          <w:szCs w:val="28"/>
+        </w:rPr>
+        <w:t xml:space="preserve"> студенты смогли задать интересующие их вопросы по практической работе в области информационной безопасности, карьерному росту, а также перспективам стажировок и трудоустройства в отрасли.</w:t>
+      </w:r>
+    </w:p>
+    <w:p>
+      <w:pPr>
+        <w:spacing w:before="100" w:beforeAutospacing="1" w:after="100" w:afterAutospacing="1" w:line="360" w:lineRule="auto"/>
+        <w:ind w:firstLine="851"/>
+        <w:jc w:val="both"/>
+        <w:rPr>
+          <w:rFonts w:ascii="Times New Roman" w:hAnsi="Times New Roman" w:cs="Times New Roman"/>
+          <w:sz w:val="28"/>
+          <w:szCs w:val="28"/>
+        </w:rPr>
+      </w:pPr>
+      <w:r>
+        <w:rPr>
+          <w:rStyle w:val="a4"/>
+          <w:rFonts w:ascii="Times New Roman" w:hAnsi="Times New Roman" w:cs="Times New Roman"/>
+          <w:sz w:val="28"/>
+          <w:szCs w:val="28"/>
+        </w:rPr>
+        <w:t>Обзор планов развития:</w:t>
+      </w:r>
+      <w:r>
+        <w:rPr>
+          <w:rFonts w:ascii="Times New Roman" w:hAnsi="Times New Roman" w:cs="Times New Roman"/>
+          <w:sz w:val="28"/>
+          <w:szCs w:val="28"/>
+        </w:rPr>
+        <w:t xml:space="preserve"> компания представила стратегию по развитию платформы, включая добавление новых модулей, внедрение искусственного интеллекта и расширение автоматизации процессов в рамках центров управления безопасностью (SOC).</w:t>
+      </w:r>
+    </w:p>
+    <w:p>
+      <w:pPr>
+        <w:spacing w:after="0" w:line="360" w:lineRule="auto"/>
         <w:ind w:firstLine="851"/>
         <w:jc w:val="center"/>
         <w:rPr>
-          <w:rFonts w:ascii="Times New Roman" w:eastAsia="Times New Roman" w:hAnsi="Times New Roman" w:cs="Times New Roman"/>
-          <w:b/>
-          <w:color w:val="auto"/>
-          <w:sz w:val="28"/>
-          <w:szCs w:val="28"/>
-        </w:rPr>
-      </w:pPr>
-      <w:bookmarkStart w:id="1" w:name="_Toc196055037"/>
-      <w:r>
-        <w:rPr>
-          <w:rFonts w:ascii="Times New Roman" w:hAnsi="Times New Roman" w:cs="Times New Roman"/>
-          <w:b/>
-          <w:color w:val="auto"/>
-          <w:sz w:val="28"/>
-          <w:szCs w:val="28"/>
-        </w:rPr>
-        <w:t xml:space="preserve">Создание веб-сайта на основе материалов проекта «ИТ-сервисы </w:t>
-      </w:r>
-      <w:bookmarkStart w:id="2" w:name="_GoBack"/>
-      <w:bookmarkEnd w:id="2"/>
-      <w:r>
-        <w:rPr>
-          <w:rFonts w:ascii="Times New Roman" w:hAnsi="Times New Roman" w:cs="Times New Roman"/>
-          <w:b/>
-          <w:color w:val="auto"/>
-          <w:sz w:val="28"/>
-          <w:szCs w:val="28"/>
-        </w:rPr>
-        <w:t>для Цифрового университета»</w:t>
-      </w:r>
-      <w:bookmarkEnd w:id="1"/>
-    </w:p>
-    <w:p>
-      <w:pPr>
-        <w:spacing w:before="100" w:beforeAutospacing="1" w:after="100" w:afterAutospacing="1"/>
+          <w:rFonts w:ascii="Times New Roman" w:hAnsi="Times New Roman" w:cs="Times New Roman"/>
+          <w:b/>
+          <w:bCs/>
+          <w:sz w:val="28"/>
+          <w:szCs w:val="28"/>
+        </w:rPr>
+      </w:pPr>
+    </w:p>
+    <w:p>
+      <w:pPr>
+        <w:spacing w:after="160" w:line="360" w:lineRule="auto"/>
+        <w:rPr>
+          <w:rFonts w:ascii="Times New Roman" w:hAnsi="Times New Roman" w:cs="Times New Roman"/>
+          <w:b/>
+          <w:bCs/>
+          <w:sz w:val="28"/>
+          <w:szCs w:val="28"/>
+        </w:rPr>
+      </w:pPr>
+      <w:r>
+        <w:rPr>
+          <w:rFonts w:ascii="Times New Roman" w:hAnsi="Times New Roman" w:cs="Times New Roman"/>
+          <w:b/>
+          <w:bCs/>
+          <w:sz w:val="28"/>
+          <w:szCs w:val="28"/>
+        </w:rPr>
+        <w:br w:type="page"/>
+      </w:r>
+    </w:p>
+    <w:p>
+      <w:pPr>
+        <w:spacing w:after="0" w:line="360" w:lineRule="auto"/>
+        <w:ind w:firstLine="851"/>
+        <w:jc w:val="center"/>
+        <w:rPr>
+          <w:rFonts w:ascii="Times New Roman" w:hAnsi="Times New Roman" w:cs="Times New Roman"/>
+          <w:b/>
+          <w:bCs/>
+          <w:sz w:val="28"/>
+          <w:szCs w:val="28"/>
+        </w:rPr>
+      </w:pPr>
+      <w:r>
+        <w:rPr>
+          <w:rFonts w:ascii="Times New Roman" w:hAnsi="Times New Roman" w:cs="Times New Roman"/>
+          <w:b/>
+          <w:bCs/>
+          <w:sz w:val="28"/>
+          <w:szCs w:val="28"/>
+        </w:rPr>
+        <w:lastRenderedPageBreak/>
+        <w:t>Значение конференции для учебной практики</w:t>
+      </w:r>
+    </w:p>
+    <w:p>
+      <w:pPr>
+        <w:spacing w:after="0" w:line="360" w:lineRule="auto"/>
         <w:ind w:firstLine="851"/>
         <w:jc w:val="both"/>
         <w:rPr>
           <w:rFonts w:ascii="Times New Roman" w:hAnsi="Times New Roman" w:cs="Times New Roman"/>
-          <w:sz w:val="28"/>
-          <w:szCs w:val="28"/>
-        </w:rPr>
-      </w:pPr>
-      <w:r>
-        <w:rPr>
-          <w:rFonts w:ascii="Times New Roman" w:hAnsi="Times New Roman" w:cs="Times New Roman"/>
-          <w:sz w:val="28"/>
-          <w:szCs w:val="28"/>
-        </w:rPr>
-        <w:t>В процессе прохождения проектной практики, помимо изучения CTF-материалов, был также рассмотрен внутренний проект университета — «ИТ-сервисы для Цифрового университета», который реализуется в Московском Политехе. Основная цель проекта — цифровая трансформация учебного пространства, повышение продуктивности взаимодействия между студентами, преподавателями и ИТ-инфраструктурой вуза.</w:t>
-      </w:r>
-    </w:p>
-    <w:p>
-      <w:pPr>
-        <w:spacing w:before="100" w:beforeAutospacing="1" w:after="100" w:afterAutospacing="1"/>
+          <w:bCs/>
+          <w:sz w:val="28"/>
+          <w:szCs w:val="28"/>
+        </w:rPr>
+      </w:pPr>
+      <w:r>
+        <w:rPr>
+          <w:rFonts w:ascii="Times New Roman" w:hAnsi="Times New Roman" w:cs="Times New Roman"/>
+          <w:bCs/>
+          <w:sz w:val="28"/>
+          <w:szCs w:val="28"/>
+        </w:rPr>
+        <w:t>Участие в конференции позволило студентам не только познакомиться с передовыми технологиями обеспечения информационной безопасности, но и увидеть, как выстроены реальные рабочие процессы в ИБ-отрасли. Обсуждение кейсов, живые демонстрации и диалог с экспертами способствовали глубокому пониманию теории и её практического применения. Полученные знания оказали значительное влияние на качество выполнения проектной части практики и расширили кругозор в области современных средств цифровой защиты.</w:t>
+      </w:r>
+    </w:p>
+    <w:p>
+      <w:pPr>
+        <w:pStyle w:val="3"/>
+        <w:spacing w:line="360" w:lineRule="auto"/>
+        <w:jc w:val="center"/>
+        <w:rPr>
+          <w:rFonts w:ascii="Times New Roman" w:hAnsi="Times New Roman" w:cs="Times New Roman"/>
+          <w:b/>
+          <w:color w:val="auto"/>
+          <w:sz w:val="28"/>
+          <w:szCs w:val="28"/>
+        </w:rPr>
+      </w:pPr>
+      <w:bookmarkStart w:id="16" w:name="_Toc197965275"/>
+      <w:r>
+        <w:rPr>
+          <w:rFonts w:ascii="Times New Roman" w:hAnsi="Times New Roman" w:cs="Times New Roman"/>
+          <w:b/>
+          <w:color w:val="auto"/>
+          <w:sz w:val="28"/>
+          <w:szCs w:val="28"/>
+        </w:rPr>
+        <w:t>Вариативная часть: Разработка веб-мессенджера на Node.js с использованием Express и Socket.IO</w:t>
+      </w:r>
+      <w:bookmarkEnd w:id="16"/>
+    </w:p>
+    <w:p>
+      <w:pPr>
+        <w:spacing w:line="360" w:lineRule="auto"/>
         <w:ind w:firstLine="851"/>
         <w:jc w:val="both"/>
         <w:rPr>
           <w:rFonts w:ascii="Times New Roman" w:hAnsi="Times New Roman" w:cs="Times New Roman"/>
-          <w:sz w:val="28"/>
-          <w:szCs w:val="28"/>
-        </w:rPr>
-      </w:pPr>
-      <w:r>
-        <w:rPr>
-          <w:rFonts w:ascii="Times New Roman" w:hAnsi="Times New Roman" w:cs="Times New Roman"/>
-          <w:sz w:val="28"/>
-          <w:szCs w:val="28"/>
-        </w:rPr>
-        <w:t xml:space="preserve">На основе изученных материалов и результатов, изложенных в пояснительной записке, был разработан </w:t>
-      </w:r>
+          <w:b/>
+          <w:bCs/>
+          <w:sz w:val="28"/>
+          <w:szCs w:val="28"/>
+        </w:rPr>
+      </w:pPr>
+      <w:r>
+        <w:rPr>
+          <w:rFonts w:ascii="Times New Roman" w:hAnsi="Times New Roman" w:cs="Times New Roman"/>
+          <w:b/>
+          <w:sz w:val="28"/>
+          <w:szCs w:val="28"/>
+        </w:rPr>
+        <w:t>Цель проекта</w:t>
+      </w:r>
+      <w:r>
+        <w:rPr>
+          <w:rFonts w:ascii="Times New Roman" w:hAnsi="Times New Roman" w:cs="Times New Roman"/>
+          <w:bCs/>
+          <w:sz w:val="28"/>
+          <w:szCs w:val="28"/>
+        </w:rPr>
+        <w:t xml:space="preserve"> — создание простого веб-приложения, в котором реализована регистрация, авторизация и обмен сообщениями в реальном времени. В рамках проекта использованы технологии серверной и клиентской веб-разработки, включая Node.js, Express, Socket.IO и </w:t>
+      </w:r>
+      <w:r>
+        <w:rPr>
+          <w:rFonts w:ascii="Times New Roman" w:hAnsi="Times New Roman" w:cs="Times New Roman"/>
+          <w:bCs/>
+          <w:sz w:val="28"/>
+          <w:szCs w:val="28"/>
+        </w:rPr>
+        <w:t>SQLite</w:t>
+      </w:r>
+      <w:r>
+        <w:rPr>
+          <w:rFonts w:ascii="Times New Roman" w:hAnsi="Times New Roman" w:cs="Times New Roman"/>
+          <w:bCs/>
+          <w:sz w:val="28"/>
+          <w:szCs w:val="28"/>
+        </w:rPr>
+        <w:t>.</w:t>
+      </w:r>
+    </w:p>
+    <w:p>
+      <w:pPr>
+        <w:spacing w:after="0" w:line="360" w:lineRule="auto"/>
+        <w:ind w:firstLine="851"/>
+        <w:jc w:val="center"/>
+        <w:rPr>
+          <w:rFonts w:ascii="Times New Roman" w:hAnsi="Times New Roman" w:cs="Times New Roman"/>
+          <w:b/>
+          <w:bCs/>
+          <w:sz w:val="28"/>
+          <w:szCs w:val="28"/>
+        </w:rPr>
+      </w:pPr>
+      <w:r>
+        <w:rPr>
+          <w:rFonts w:ascii="Times New Roman" w:hAnsi="Times New Roman" w:cs="Times New Roman"/>
+          <w:b/>
+          <w:bCs/>
+          <w:sz w:val="28"/>
+          <w:szCs w:val="28"/>
+        </w:rPr>
+        <w:t>1. Описание архитектуры</w:t>
+      </w:r>
+    </w:p>
+    <w:p>
+      <w:pPr>
+        <w:spacing w:after="0" w:line="360" w:lineRule="auto"/>
+        <w:jc w:val="both"/>
+        <w:rPr>
+          <w:rFonts w:ascii="Times New Roman" w:hAnsi="Times New Roman" w:cs="Times New Roman"/>
+          <w:sz w:val="28"/>
+          <w:szCs w:val="28"/>
+        </w:rPr>
+      </w:pPr>
+      <w:r>
+        <w:rPr>
+          <w:rFonts w:ascii="Times New Roman" w:hAnsi="Times New Roman" w:cs="Times New Roman"/>
+          <w:sz w:val="28"/>
+          <w:szCs w:val="28"/>
+        </w:rPr>
+        <w:t>Разработка мессенджера осуществлялась по классической клиент-серверной модели. Приложение включает:</w:t>
+      </w:r>
+    </w:p>
+    <w:p>
+      <w:pPr>
+        <w:numPr>
+          <w:ilvl w:val="0"/>
+          <w:numId w:val="13"/>
+        </w:numPr>
+        <w:spacing w:after="0" w:line="360" w:lineRule="auto"/>
+        <w:jc w:val="both"/>
+        <w:rPr>
+          <w:rFonts w:ascii="Times New Roman" w:hAnsi="Times New Roman" w:cs="Times New Roman"/>
+          <w:sz w:val="28"/>
+          <w:szCs w:val="28"/>
+        </w:rPr>
+      </w:pPr>
       <w:r>
         <w:rPr>
           <w:rStyle w:val="a4"/>
@@ -1261,73 +3771,2386 @@
           <w:sz w:val="28"/>
           <w:szCs w:val="28"/>
         </w:rPr>
-        <w:t>информационный веб-сайт</w:t>
-      </w:r>
-      <w:r>
-        <w:rPr>
-          <w:rFonts w:ascii="Times New Roman" w:hAnsi="Times New Roman" w:cs="Times New Roman"/>
-          <w:sz w:val="28"/>
-          <w:szCs w:val="28"/>
-        </w:rPr>
-        <w:t>, позволяющий визуализировать и структурировать информацию о проекте. Это стало логичным продолжением темы цифровых сервисов и позволило расширить кругозор по веб-разработке и организации цифровых решений в учебных учреждениях.</w:t>
-      </w:r>
-    </w:p>
-    <w:p>
-      <w:pPr>
-        <w:pStyle w:val="3"/>
+        <w:t>Серверную часть</w:t>
+      </w:r>
+      <w:r>
+        <w:rPr>
+          <w:rFonts w:ascii="Times New Roman" w:hAnsi="Times New Roman" w:cs="Times New Roman"/>
+          <w:sz w:val="28"/>
+          <w:szCs w:val="28"/>
+        </w:rPr>
+        <w:t>, реализованную на Node.js с использованием Express, которая отвечает за маршрутизацию, взаимодействие с базой данных и обработку подключений в реальном времени.</w:t>
+      </w:r>
+    </w:p>
+    <w:p>
+      <w:pPr>
+        <w:numPr>
+          <w:ilvl w:val="0"/>
+          <w:numId w:val="13"/>
+        </w:numPr>
+        <w:spacing w:after="0" w:line="360" w:lineRule="auto"/>
+        <w:jc w:val="both"/>
+        <w:rPr>
+          <w:rFonts w:ascii="Times New Roman" w:hAnsi="Times New Roman" w:cs="Times New Roman"/>
+          <w:sz w:val="28"/>
+          <w:szCs w:val="28"/>
+        </w:rPr>
+      </w:pPr>
+      <w:r>
+        <w:rPr>
+          <w:rStyle w:val="a4"/>
+          <w:rFonts w:ascii="Times New Roman" w:hAnsi="Times New Roman" w:cs="Times New Roman"/>
+          <w:sz w:val="28"/>
+          <w:szCs w:val="28"/>
+        </w:rPr>
+        <w:t>Клиентскую часть</w:t>
+      </w:r>
+      <w:r>
+        <w:rPr>
+          <w:rFonts w:ascii="Times New Roman" w:hAnsi="Times New Roman" w:cs="Times New Roman"/>
+          <w:sz w:val="28"/>
+          <w:szCs w:val="28"/>
+        </w:rPr>
+        <w:t>, представляющую собой веб-интерфейс, через который пользователи могут регистрироваться, входить в систему и отправлять сообщения.</w:t>
+      </w:r>
+    </w:p>
+    <w:p>
+      <w:pPr>
+        <w:spacing w:after="0" w:line="360" w:lineRule="auto"/>
+        <w:jc w:val="both"/>
+        <w:rPr>
+          <w:rFonts w:ascii="Times New Roman" w:hAnsi="Times New Roman" w:cs="Times New Roman"/>
+          <w:sz w:val="28"/>
+          <w:szCs w:val="28"/>
+        </w:rPr>
+      </w:pPr>
+      <w:r>
+        <w:rPr>
+          <w:rFonts w:ascii="Times New Roman" w:hAnsi="Times New Roman" w:cs="Times New Roman"/>
+          <w:sz w:val="28"/>
+          <w:szCs w:val="28"/>
+        </w:rPr>
+        <w:t>Связь между клиентом и сервером осуществляется с использованием WebSocket-протокола, реализованного через библиотеку Socket.IO.</w:t>
+      </w:r>
+    </w:p>
+    <w:p>
+      <w:pPr>
+        <w:spacing w:after="0" w:line="360" w:lineRule="auto"/>
+        <w:ind w:firstLine="851"/>
+        <w:jc w:val="center"/>
+        <w:rPr>
+          <w:rFonts w:ascii="Times New Roman" w:hAnsi="Times New Roman" w:cs="Times New Roman"/>
+          <w:b/>
+          <w:bCs/>
+          <w:sz w:val="28"/>
+          <w:szCs w:val="28"/>
+        </w:rPr>
+      </w:pPr>
+      <w:r>
+        <w:rPr>
+          <w:rFonts w:ascii="Times New Roman" w:hAnsi="Times New Roman" w:cs="Times New Roman"/>
+          <w:b/>
+          <w:bCs/>
+          <w:sz w:val="28"/>
+          <w:szCs w:val="28"/>
+        </w:rPr>
+        <w:t>2. Структура проекта</w:t>
+      </w:r>
+    </w:p>
+    <w:p>
+      <w:pPr>
+        <w:spacing w:after="0" w:line="360" w:lineRule="auto"/>
+        <w:jc w:val="both"/>
+        <w:rPr>
+          <w:rFonts w:ascii="Times New Roman" w:hAnsi="Times New Roman" w:cs="Times New Roman"/>
+          <w:sz w:val="28"/>
+          <w:szCs w:val="28"/>
+        </w:rPr>
+      </w:pPr>
+      <w:r>
+        <w:rPr>
+          <w:rFonts w:ascii="Times New Roman" w:hAnsi="Times New Roman" w:cs="Times New Roman"/>
+          <w:sz w:val="28"/>
+          <w:szCs w:val="28"/>
+        </w:rPr>
+        <w:t>Структура проекта разделена на логические модули:</w:t>
+      </w:r>
+    </w:p>
+    <w:p>
+      <w:pPr>
+        <w:numPr>
+          <w:ilvl w:val="0"/>
+          <w:numId w:val="14"/>
+        </w:numPr>
+        <w:spacing w:after="0" w:line="360" w:lineRule="auto"/>
+        <w:jc w:val="both"/>
+        <w:rPr>
+          <w:rFonts w:ascii="Times New Roman" w:hAnsi="Times New Roman" w:cs="Times New Roman"/>
+          <w:sz w:val="28"/>
+          <w:szCs w:val="28"/>
+        </w:rPr>
+      </w:pPr>
+      <w:r>
+        <w:rPr>
+          <w:rFonts w:ascii="Times New Roman" w:hAnsi="Times New Roman" w:cs="Times New Roman"/>
+          <w:sz w:val="28"/>
+          <w:szCs w:val="28"/>
+        </w:rPr>
+        <w:t>Статические файлы (</w:t>
+      </w:r>
+      <w:r>
+        <w:rPr>
+          <w:rFonts w:ascii="Times New Roman" w:hAnsi="Times New Roman" w:cs="Times New Roman"/>
+          <w:sz w:val="28"/>
+          <w:szCs w:val="28"/>
+          <w:lang w:val="en-US"/>
+        </w:rPr>
+        <w:t>HTML</w:t>
+      </w:r>
+      <w:r>
+        <w:rPr>
+          <w:rFonts w:ascii="Times New Roman" w:hAnsi="Times New Roman" w:cs="Times New Roman"/>
+          <w:sz w:val="28"/>
+          <w:szCs w:val="28"/>
+        </w:rPr>
+        <w:t xml:space="preserve">, </w:t>
+      </w:r>
+      <w:r>
+        <w:rPr>
+          <w:rFonts w:ascii="Times New Roman" w:hAnsi="Times New Roman" w:cs="Times New Roman"/>
+          <w:sz w:val="28"/>
+          <w:szCs w:val="28"/>
+          <w:lang w:val="en-US"/>
+        </w:rPr>
+        <w:t>EJS</w:t>
+      </w:r>
+      <w:r>
+        <w:rPr>
+          <w:rFonts w:ascii="Times New Roman" w:hAnsi="Times New Roman" w:cs="Times New Roman"/>
+          <w:sz w:val="28"/>
+          <w:szCs w:val="28"/>
+        </w:rPr>
+        <w:t xml:space="preserve"> и CSS</w:t>
+      </w:r>
+      <w:r>
+        <w:rPr>
+          <w:rFonts w:ascii="Times New Roman" w:hAnsi="Times New Roman" w:cs="Times New Roman"/>
+          <w:sz w:val="28"/>
+          <w:szCs w:val="28"/>
+        </w:rPr>
+        <w:t>)</w:t>
+      </w:r>
+      <w:r>
+        <w:rPr>
+          <w:rFonts w:ascii="Times New Roman" w:hAnsi="Times New Roman" w:cs="Times New Roman"/>
+          <w:sz w:val="28"/>
+          <w:szCs w:val="28"/>
+        </w:rPr>
+        <w:t>, отвечающие за отображение интерфейса;</w:t>
+      </w:r>
+    </w:p>
+    <w:p>
+      <w:pPr>
+        <w:numPr>
+          <w:ilvl w:val="0"/>
+          <w:numId w:val="14"/>
+        </w:numPr>
+        <w:spacing w:after="0" w:line="360" w:lineRule="auto"/>
+        <w:jc w:val="both"/>
+        <w:rPr>
+          <w:rFonts w:ascii="Times New Roman" w:hAnsi="Times New Roman" w:cs="Times New Roman"/>
+          <w:sz w:val="28"/>
+          <w:szCs w:val="28"/>
+        </w:rPr>
+      </w:pPr>
+      <w:r>
+        <w:rPr>
+          <w:rFonts w:ascii="Times New Roman" w:hAnsi="Times New Roman" w:cs="Times New Roman"/>
+          <w:sz w:val="28"/>
+          <w:szCs w:val="28"/>
+        </w:rPr>
+        <w:lastRenderedPageBreak/>
+        <w:t>Модели и маршруты для работы с базой данных и пользователями;</w:t>
+      </w:r>
+    </w:p>
+    <w:p>
+      <w:pPr>
+        <w:numPr>
+          <w:ilvl w:val="0"/>
+          <w:numId w:val="14"/>
+        </w:numPr>
+        <w:spacing w:after="0" w:line="360" w:lineRule="auto"/>
+        <w:jc w:val="both"/>
+        <w:rPr>
+          <w:rFonts w:ascii="Times New Roman" w:hAnsi="Times New Roman" w:cs="Times New Roman"/>
+          <w:sz w:val="28"/>
+          <w:szCs w:val="28"/>
+        </w:rPr>
+      </w:pPr>
+      <w:r>
+        <w:rPr>
+          <w:rFonts w:ascii="Times New Roman" w:hAnsi="Times New Roman" w:cs="Times New Roman"/>
+          <w:sz w:val="28"/>
+          <w:szCs w:val="28"/>
+        </w:rPr>
+        <w:t>Серверная логика, обеспечивающая подключение клиентов, обработку сообщений и маршрутизацию;</w:t>
+      </w:r>
+    </w:p>
+    <w:p>
+      <w:pPr>
+        <w:numPr>
+          <w:ilvl w:val="0"/>
+          <w:numId w:val="14"/>
+        </w:numPr>
+        <w:spacing w:after="0" w:line="360" w:lineRule="auto"/>
+        <w:jc w:val="both"/>
+        <w:rPr>
+          <w:rFonts w:ascii="Times New Roman" w:hAnsi="Times New Roman" w:cs="Times New Roman"/>
+          <w:sz w:val="28"/>
+          <w:szCs w:val="28"/>
+        </w:rPr>
+      </w:pPr>
+      <w:r>
+        <w:rPr>
+          <w:rFonts w:ascii="Times New Roman" w:hAnsi="Times New Roman" w:cs="Times New Roman"/>
+          <w:sz w:val="28"/>
+          <w:szCs w:val="28"/>
+        </w:rPr>
+        <w:t xml:space="preserve">База данных </w:t>
+      </w:r>
+      <w:r>
+        <w:rPr>
+          <w:rFonts w:ascii="Times New Roman" w:hAnsi="Times New Roman" w:cs="Times New Roman"/>
+          <w:bCs/>
+          <w:sz w:val="28"/>
+          <w:szCs w:val="28"/>
+        </w:rPr>
+        <w:t>SQLite</w:t>
+      </w:r>
+      <w:r>
+        <w:rPr>
+          <w:rFonts w:ascii="Times New Roman" w:hAnsi="Times New Roman" w:cs="Times New Roman"/>
+          <w:sz w:val="28"/>
+          <w:szCs w:val="28"/>
+        </w:rPr>
+        <w:t>, в которой хранятся за</w:t>
+      </w:r>
+      <w:r>
+        <w:rPr>
+          <w:rFonts w:ascii="Times New Roman" w:hAnsi="Times New Roman" w:cs="Times New Roman"/>
+          <w:sz w:val="28"/>
+          <w:szCs w:val="28"/>
+        </w:rPr>
+        <w:t>регистрированные пользователи и</w:t>
+      </w:r>
+      <w:r>
+        <w:rPr>
+          <w:rFonts w:ascii="Times New Roman" w:hAnsi="Times New Roman" w:cs="Times New Roman"/>
+          <w:sz w:val="28"/>
+          <w:szCs w:val="28"/>
+        </w:rPr>
+        <w:t xml:space="preserve"> история сообщений.</w:t>
+      </w:r>
+    </w:p>
+    <w:p>
+      <w:pPr>
+        <w:spacing w:after="0" w:line="360" w:lineRule="auto"/>
+        <w:ind w:firstLine="851"/>
+        <w:jc w:val="center"/>
+        <w:rPr>
+          <w:rFonts w:ascii="Times New Roman" w:hAnsi="Times New Roman" w:cs="Times New Roman"/>
+          <w:b/>
+          <w:bCs/>
+          <w:sz w:val="28"/>
+          <w:szCs w:val="28"/>
+        </w:rPr>
+      </w:pPr>
+      <w:r>
+        <w:rPr>
+          <w:rFonts w:ascii="Times New Roman" w:hAnsi="Times New Roman" w:cs="Times New Roman"/>
+          <w:b/>
+          <w:bCs/>
+          <w:sz w:val="28"/>
+          <w:szCs w:val="28"/>
+        </w:rPr>
+        <w:t>3. Основной функционал</w:t>
+      </w:r>
+    </w:p>
+    <w:p>
+      <w:pPr>
+        <w:spacing w:after="0" w:line="360" w:lineRule="auto"/>
+        <w:ind w:firstLine="851"/>
+        <w:jc w:val="center"/>
+        <w:rPr>
+          <w:rFonts w:ascii="Times New Roman" w:hAnsi="Times New Roman" w:cs="Times New Roman"/>
+          <w:b/>
+          <w:bCs/>
+          <w:sz w:val="28"/>
+          <w:szCs w:val="28"/>
+        </w:rPr>
+      </w:pPr>
+      <w:r>
+        <w:rPr>
+          <w:rFonts w:ascii="Times New Roman" w:hAnsi="Times New Roman" w:cs="Times New Roman"/>
+          <w:b/>
+          <w:bCs/>
+          <w:sz w:val="28"/>
+          <w:szCs w:val="28"/>
+        </w:rPr>
+        <w:t xml:space="preserve">3.1. </w:t>
+      </w:r>
+      <w:r>
+        <w:rPr>
+          <w:rFonts w:ascii="Times New Roman" w:hAnsi="Times New Roman" w:cs="Times New Roman"/>
+          <w:b/>
+          <w:bCs/>
+          <w:sz w:val="28"/>
+          <w:szCs w:val="28"/>
+        </w:rPr>
+        <w:t>Авторизация и регистрация</w:t>
+      </w:r>
+    </w:p>
+    <w:p>
+      <w:pPr>
+        <w:spacing w:after="0" w:line="360" w:lineRule="auto"/>
         <w:ind w:firstLine="851"/>
         <w:jc w:val="both"/>
         <w:rPr>
           <w:rFonts w:ascii="Times New Roman" w:hAnsi="Times New Roman" w:cs="Times New Roman"/>
-          <w:color w:val="auto"/>
-          <w:sz w:val="28"/>
-          <w:szCs w:val="28"/>
-        </w:rPr>
-      </w:pPr>
-      <w:bookmarkStart w:id="3" w:name="_Toc196055038"/>
-      <w:r>
-        <w:rPr>
-          <w:rFonts w:ascii="Times New Roman" w:hAnsi="Times New Roman" w:cs="Times New Roman"/>
-          <w:color w:val="auto"/>
-          <w:sz w:val="28"/>
-          <w:szCs w:val="28"/>
-        </w:rPr>
-        <w:t>Структура сайта:</w:t>
-      </w:r>
-      <w:bookmarkEnd w:id="3"/>
+          <w:bCs/>
+          <w:sz w:val="28"/>
+          <w:szCs w:val="28"/>
+        </w:rPr>
+      </w:pPr>
+      <w:r>
+        <w:rPr>
+          <w:rFonts w:ascii="Times New Roman" w:hAnsi="Times New Roman" w:cs="Times New Roman"/>
+          <w:bCs/>
+          <w:sz w:val="28"/>
+          <w:szCs w:val="28"/>
+        </w:rPr>
+        <w:t>Пользователи могут создать аккаунт, введя имя и пароль. Для обеспечения безопасности пароли не хранятся в открытом виде. После регистрации пользователь получает доступ к системе и может войти в чат. При авторизации система сверяет введённые данные с сохранёнными в базе.</w:t>
+      </w:r>
+    </w:p>
+    <w:p>
+      <w:pPr>
+        <w:spacing w:after="0" w:line="360" w:lineRule="auto"/>
+        <w:ind w:firstLine="851"/>
+        <w:jc w:val="center"/>
+        <w:rPr>
+          <w:rFonts w:ascii="Times New Roman" w:hAnsi="Times New Roman" w:cs="Times New Roman"/>
+          <w:b/>
+          <w:bCs/>
+          <w:sz w:val="28"/>
+          <w:szCs w:val="28"/>
+        </w:rPr>
+      </w:pPr>
+      <w:r>
+        <w:rPr>
+          <w:rFonts w:ascii="Times New Roman" w:hAnsi="Times New Roman" w:cs="Times New Roman"/>
+          <w:b/>
+          <w:bCs/>
+          <w:sz w:val="28"/>
+          <w:szCs w:val="28"/>
+        </w:rPr>
+        <w:t xml:space="preserve">3.2. </w:t>
+      </w:r>
+      <w:r>
+        <w:rPr>
+          <w:rFonts w:ascii="Times New Roman" w:hAnsi="Times New Roman" w:cs="Times New Roman"/>
+          <w:b/>
+          <w:bCs/>
+          <w:sz w:val="28"/>
+          <w:szCs w:val="28"/>
+        </w:rPr>
+        <w:t>Обмен сообщениями</w:t>
+      </w:r>
+    </w:p>
+    <w:p>
+      <w:pPr>
+        <w:spacing w:after="0" w:line="360" w:lineRule="auto"/>
+        <w:ind w:firstLine="851"/>
+        <w:jc w:val="both"/>
+        <w:rPr>
+          <w:rFonts w:ascii="Times New Roman" w:hAnsi="Times New Roman" w:cs="Times New Roman"/>
+          <w:bCs/>
+          <w:sz w:val="28"/>
+          <w:szCs w:val="28"/>
+        </w:rPr>
+      </w:pPr>
+      <w:r>
+        <w:rPr>
+          <w:rFonts w:ascii="Times New Roman" w:hAnsi="Times New Roman" w:cs="Times New Roman"/>
+          <w:bCs/>
+          <w:sz w:val="28"/>
+          <w:szCs w:val="28"/>
+        </w:rPr>
+        <w:t>После входа пользователь получает доступ к чату. Отправленные сообщения обрабатываются сервером и в режиме реального времени отображаются у других подключённых пользователей. Благодаря WebSocket-подключению обновление происходит мгновенно без перезагрузки страницы.</w:t>
+      </w:r>
+    </w:p>
+    <w:p>
+      <w:pPr>
+        <w:spacing w:after="0" w:line="360" w:lineRule="auto"/>
+        <w:ind w:firstLine="851"/>
+        <w:jc w:val="center"/>
+        <w:rPr>
+          <w:rFonts w:ascii="Times New Roman" w:hAnsi="Times New Roman" w:cs="Times New Roman"/>
+          <w:sz w:val="28"/>
+          <w:szCs w:val="28"/>
+        </w:rPr>
+      </w:pPr>
+      <w:r>
+        <w:rPr>
+          <w:rFonts w:ascii="Times New Roman" w:hAnsi="Times New Roman" w:cs="Times New Roman"/>
+          <w:b/>
+          <w:bCs/>
+          <w:sz w:val="28"/>
+          <w:szCs w:val="28"/>
+        </w:rPr>
+        <w:t xml:space="preserve">3.3 </w:t>
+      </w:r>
+      <w:r>
+        <w:rPr>
+          <w:rFonts w:ascii="Times New Roman" w:hAnsi="Times New Roman" w:cs="Times New Roman"/>
+          <w:b/>
+          <w:bCs/>
+          <w:sz w:val="28"/>
+          <w:szCs w:val="28"/>
+        </w:rPr>
+        <w:t>Интерфейс пользователя</w:t>
+      </w:r>
+    </w:p>
+    <w:p>
+      <w:pPr>
+        <w:spacing w:after="0" w:line="360" w:lineRule="auto"/>
+        <w:ind w:firstLine="851"/>
+        <w:jc w:val="both"/>
+        <w:rPr>
+          <w:rFonts w:ascii="Times New Roman" w:hAnsi="Times New Roman" w:cs="Times New Roman"/>
+          <w:bCs/>
+          <w:sz w:val="28"/>
+          <w:szCs w:val="28"/>
+        </w:rPr>
+      </w:pPr>
+      <w:r>
+        <w:rPr>
+          <w:rFonts w:ascii="Times New Roman" w:hAnsi="Times New Roman" w:cs="Times New Roman"/>
+          <w:bCs/>
+          <w:sz w:val="28"/>
+          <w:szCs w:val="28"/>
+        </w:rPr>
+        <w:t>Интерфейс минималистичен и интуитивно понятен: формы регистрации и входа, окно чата и поле ввода сообщений, реализованные с использованием EJS-шаблонов.</w:t>
+      </w:r>
+      <w:r>
+        <w:rPr>
+          <w:rFonts w:ascii="Times New Roman" w:hAnsi="Times New Roman" w:cs="Times New Roman"/>
+          <w:bCs/>
+          <w:sz w:val="28"/>
+          <w:szCs w:val="28"/>
+        </w:rPr>
+        <w:t xml:space="preserve"> </w:t>
+      </w:r>
+      <w:r>
+        <w:rPr>
+          <w:rFonts w:ascii="Times New Roman" w:hAnsi="Times New Roman" w:cs="Times New Roman"/>
+          <w:bCs/>
+          <w:sz w:val="28"/>
+          <w:szCs w:val="28"/>
+        </w:rPr>
+        <w:t>Страница автоматически отображает новые сообщения по мере поступления.</w:t>
+      </w:r>
+    </w:p>
+    <w:p>
+      <w:pPr>
+        <w:spacing w:after="0" w:line="360" w:lineRule="auto"/>
+        <w:ind w:firstLine="851"/>
+        <w:jc w:val="center"/>
+        <w:rPr>
+          <w:rFonts w:ascii="Times New Roman" w:hAnsi="Times New Roman" w:cs="Times New Roman"/>
+          <w:b/>
+          <w:bCs/>
+          <w:sz w:val="28"/>
+          <w:szCs w:val="28"/>
+        </w:rPr>
+      </w:pPr>
+      <w:r>
+        <w:rPr>
+          <w:rFonts w:ascii="Times New Roman" w:hAnsi="Times New Roman" w:cs="Times New Roman"/>
+          <w:b/>
+          <w:bCs/>
+          <w:sz w:val="28"/>
+          <w:szCs w:val="28"/>
+        </w:rPr>
+        <w:t>4. Используемые технологии</w:t>
+      </w:r>
+    </w:p>
+    <w:p>
+      <w:pPr>
+        <w:spacing w:after="0" w:line="360" w:lineRule="auto"/>
+        <w:ind w:firstLine="851"/>
+        <w:jc w:val="both"/>
+        <w:rPr>
+          <w:rFonts w:ascii="Times New Roman" w:hAnsi="Times New Roman" w:cs="Times New Roman"/>
+          <w:bCs/>
+          <w:sz w:val="28"/>
+          <w:szCs w:val="28"/>
+        </w:rPr>
+      </w:pPr>
+      <w:r>
+        <w:rPr>
+          <w:rFonts w:ascii="Times New Roman" w:hAnsi="Times New Roman" w:cs="Times New Roman"/>
+          <w:bCs/>
+          <w:sz w:val="28"/>
+          <w:szCs w:val="28"/>
+        </w:rPr>
+        <w:t>Для реализации проекта были применены следующие инструменты и технологии:</w:t>
+      </w:r>
+    </w:p>
+    <w:p>
+      <w:pPr>
+        <w:spacing w:after="0" w:line="360" w:lineRule="auto"/>
+        <w:ind w:firstLine="851"/>
+        <w:jc w:val="both"/>
+        <w:rPr>
+          <w:rFonts w:ascii="Times New Roman" w:hAnsi="Times New Roman" w:cs="Times New Roman"/>
+          <w:bCs/>
+          <w:sz w:val="28"/>
+          <w:szCs w:val="28"/>
+        </w:rPr>
+      </w:pPr>
+      <w:r>
+        <w:rPr>
+          <w:rFonts w:ascii="Times New Roman" w:hAnsi="Times New Roman" w:cs="Times New Roman"/>
+          <w:b/>
+          <w:sz w:val="28"/>
+          <w:szCs w:val="28"/>
+        </w:rPr>
+        <w:t>Node.js</w:t>
+      </w:r>
+      <w:r>
+        <w:rPr>
+          <w:rFonts w:ascii="Times New Roman" w:hAnsi="Times New Roman" w:cs="Times New Roman"/>
+          <w:bCs/>
+          <w:sz w:val="28"/>
+          <w:szCs w:val="28"/>
+        </w:rPr>
+        <w:t xml:space="preserve"> — для запуска серверной части и обработки событий;</w:t>
+      </w:r>
+    </w:p>
+    <w:p>
+      <w:pPr>
+        <w:spacing w:after="0" w:line="360" w:lineRule="auto"/>
+        <w:ind w:firstLine="851"/>
+        <w:jc w:val="both"/>
+        <w:rPr>
+          <w:rFonts w:ascii="Times New Roman" w:hAnsi="Times New Roman" w:cs="Times New Roman"/>
+          <w:bCs/>
+          <w:sz w:val="28"/>
+          <w:szCs w:val="28"/>
+        </w:rPr>
+      </w:pPr>
+      <w:r>
+        <w:rPr>
+          <w:rFonts w:ascii="Times New Roman" w:hAnsi="Times New Roman" w:cs="Times New Roman"/>
+          <w:b/>
+          <w:sz w:val="28"/>
+          <w:szCs w:val="28"/>
+        </w:rPr>
+        <w:t>Express</w:t>
+      </w:r>
+      <w:r>
+        <w:rPr>
+          <w:rFonts w:ascii="Times New Roman" w:hAnsi="Times New Roman" w:cs="Times New Roman"/>
+          <w:bCs/>
+          <w:sz w:val="28"/>
+          <w:szCs w:val="28"/>
+        </w:rPr>
+        <w:t xml:space="preserve"> — для организации маршрутов и серверной логики;</w:t>
+      </w:r>
+    </w:p>
+    <w:p>
+      <w:pPr>
+        <w:spacing w:after="0" w:line="360" w:lineRule="auto"/>
+        <w:ind w:firstLine="851"/>
+        <w:jc w:val="both"/>
+        <w:rPr>
+          <w:rFonts w:ascii="Times New Roman" w:hAnsi="Times New Roman" w:cs="Times New Roman"/>
+          <w:bCs/>
+          <w:sz w:val="28"/>
+          <w:szCs w:val="28"/>
+        </w:rPr>
+      </w:pPr>
+      <w:r>
+        <w:rPr>
+          <w:rFonts w:ascii="Times New Roman" w:hAnsi="Times New Roman" w:cs="Times New Roman"/>
+          <w:b/>
+          <w:sz w:val="28"/>
+          <w:szCs w:val="28"/>
+        </w:rPr>
+        <w:t>Socket.IO</w:t>
+      </w:r>
+      <w:r>
+        <w:rPr>
+          <w:rFonts w:ascii="Times New Roman" w:hAnsi="Times New Roman" w:cs="Times New Roman"/>
+          <w:bCs/>
+          <w:sz w:val="28"/>
+          <w:szCs w:val="28"/>
+        </w:rPr>
+        <w:t xml:space="preserve"> — для обмена сообщениями в реальном времени;</w:t>
+      </w:r>
+    </w:p>
+    <w:p>
+      <w:pPr>
+        <w:spacing w:after="0" w:line="360" w:lineRule="auto"/>
+        <w:ind w:firstLine="851"/>
+        <w:jc w:val="both"/>
+        <w:rPr>
+          <w:rFonts w:ascii="Times New Roman" w:hAnsi="Times New Roman" w:cs="Times New Roman"/>
+          <w:bCs/>
+          <w:sz w:val="28"/>
+          <w:szCs w:val="28"/>
+        </w:rPr>
+      </w:pPr>
+      <w:r>
+        <w:rPr>
+          <w:rFonts w:ascii="Times New Roman" w:hAnsi="Times New Roman" w:cs="Times New Roman"/>
+          <w:b/>
+          <w:bCs/>
+          <w:sz w:val="28"/>
+          <w:szCs w:val="28"/>
+        </w:rPr>
+        <w:t>SQLite</w:t>
+      </w:r>
+      <w:r>
+        <w:rPr>
+          <w:rFonts w:ascii="Times New Roman" w:hAnsi="Times New Roman" w:cs="Times New Roman"/>
+          <w:bCs/>
+          <w:sz w:val="28"/>
+          <w:szCs w:val="28"/>
+        </w:rPr>
+        <w:t xml:space="preserve"> — база данных для хранения информации о пользователях;</w:t>
+      </w:r>
+    </w:p>
+    <w:p>
+      <w:pPr>
+        <w:spacing w:after="0" w:line="360" w:lineRule="auto"/>
+        <w:ind w:firstLine="851"/>
+        <w:jc w:val="both"/>
+        <w:rPr>
+          <w:rFonts w:ascii="Times New Roman" w:hAnsi="Times New Roman" w:cs="Times New Roman"/>
+          <w:bCs/>
+          <w:sz w:val="28"/>
+          <w:szCs w:val="28"/>
+        </w:rPr>
+      </w:pPr>
+      <w:r>
+        <w:rPr>
+          <w:rFonts w:ascii="Times New Roman" w:hAnsi="Times New Roman" w:cs="Times New Roman"/>
+          <w:b/>
+          <w:sz w:val="28"/>
+          <w:szCs w:val="28"/>
+          <w:lang w:val="en-US"/>
+        </w:rPr>
+        <w:t>HTML</w:t>
+      </w:r>
+      <w:r>
+        <w:rPr>
+          <w:rFonts w:ascii="Times New Roman" w:hAnsi="Times New Roman" w:cs="Times New Roman"/>
+          <w:b/>
+          <w:sz w:val="28"/>
+          <w:szCs w:val="28"/>
+        </w:rPr>
+        <w:t xml:space="preserve">, </w:t>
+      </w:r>
+      <w:r>
+        <w:rPr>
+          <w:rFonts w:ascii="Times New Roman" w:hAnsi="Times New Roman" w:cs="Times New Roman"/>
+          <w:b/>
+          <w:sz w:val="28"/>
+          <w:szCs w:val="28"/>
+          <w:lang w:val="en-US"/>
+        </w:rPr>
+        <w:t>EJS</w:t>
+      </w:r>
+      <w:r>
+        <w:rPr>
+          <w:rFonts w:ascii="Times New Roman" w:hAnsi="Times New Roman" w:cs="Times New Roman"/>
+          <w:b/>
+          <w:sz w:val="28"/>
+          <w:szCs w:val="28"/>
+        </w:rPr>
+        <w:t xml:space="preserve"> и CSS</w:t>
+      </w:r>
+      <w:r>
+        <w:rPr>
+          <w:rFonts w:ascii="Times New Roman" w:hAnsi="Times New Roman" w:cs="Times New Roman"/>
+          <w:bCs/>
+          <w:sz w:val="28"/>
+          <w:szCs w:val="28"/>
+        </w:rPr>
+        <w:t xml:space="preserve"> — для создания пользовательского интерфейса;</w:t>
+      </w:r>
+    </w:p>
+    <w:p>
+      <w:pPr>
+        <w:spacing w:after="0" w:line="360" w:lineRule="auto"/>
+        <w:ind w:firstLine="851"/>
+        <w:jc w:val="both"/>
+        <w:rPr>
+          <w:rFonts w:ascii="Times New Roman" w:hAnsi="Times New Roman" w:cs="Times New Roman"/>
+          <w:bCs/>
+          <w:sz w:val="28"/>
+          <w:szCs w:val="28"/>
+        </w:rPr>
+      </w:pPr>
+      <w:r>
+        <w:rPr>
+          <w:rFonts w:ascii="Times New Roman" w:hAnsi="Times New Roman" w:cs="Times New Roman"/>
+          <w:b/>
+          <w:sz w:val="28"/>
+          <w:szCs w:val="28"/>
+        </w:rPr>
+        <w:t>JavaScript</w:t>
+      </w:r>
+      <w:r>
+        <w:rPr>
+          <w:rFonts w:ascii="Times New Roman" w:hAnsi="Times New Roman" w:cs="Times New Roman"/>
+          <w:bCs/>
+          <w:sz w:val="28"/>
+          <w:szCs w:val="28"/>
+        </w:rPr>
+        <w:t xml:space="preserve"> — для реализации клиентской логики.</w:t>
+      </w:r>
+    </w:p>
+    <w:p>
+      <w:pPr>
+        <w:spacing w:after="0" w:line="360" w:lineRule="auto"/>
+        <w:ind w:firstLine="851"/>
+        <w:jc w:val="both"/>
+        <w:rPr>
+          <w:rFonts w:ascii="Times New Roman" w:hAnsi="Times New Roman" w:cs="Times New Roman"/>
+          <w:bCs/>
+          <w:sz w:val="28"/>
+          <w:szCs w:val="28"/>
+        </w:rPr>
+      </w:pPr>
+    </w:p>
+    <w:p>
+      <w:pPr>
+        <w:spacing w:after="0" w:line="360" w:lineRule="auto"/>
+        <w:ind w:firstLine="851"/>
+        <w:jc w:val="center"/>
+        <w:rPr>
+          <w:rFonts w:ascii="Times New Roman" w:hAnsi="Times New Roman" w:cs="Times New Roman"/>
+          <w:b/>
+          <w:bCs/>
+          <w:sz w:val="28"/>
+          <w:szCs w:val="28"/>
+        </w:rPr>
+      </w:pPr>
+      <w:r>
+        <w:rPr>
+          <w:rFonts w:ascii="Times New Roman" w:hAnsi="Times New Roman" w:cs="Times New Roman"/>
+          <w:b/>
+          <w:bCs/>
+          <w:sz w:val="28"/>
+          <w:szCs w:val="28"/>
+        </w:rPr>
+        <w:t>5. Этапы разработки</w:t>
+      </w:r>
+    </w:p>
+    <w:p>
+      <w:pPr>
+        <w:spacing w:after="0" w:line="360" w:lineRule="auto"/>
+        <w:rPr>
+          <w:rFonts w:ascii="Times New Roman" w:hAnsi="Times New Roman" w:cs="Times New Roman"/>
+          <w:sz w:val="28"/>
+          <w:szCs w:val="28"/>
+        </w:rPr>
+      </w:pPr>
+      <w:r>
+        <w:rPr>
+          <w:rFonts w:ascii="Times New Roman" w:hAnsi="Times New Roman" w:cs="Times New Roman"/>
+          <w:b/>
+          <w:bCs/>
+          <w:sz w:val="28"/>
+          <w:szCs w:val="28"/>
+        </w:rPr>
+        <w:t>1. Настройка окружения:</w:t>
+      </w:r>
+    </w:p>
+    <w:p>
+      <w:pPr>
+        <w:spacing w:after="0" w:line="360" w:lineRule="auto"/>
+        <w:rPr>
+          <w:rFonts w:ascii="Times New Roman" w:hAnsi="Times New Roman" w:cs="Times New Roman"/>
+          <w:sz w:val="28"/>
+          <w:szCs w:val="28"/>
+        </w:rPr>
+      </w:pPr>
+      <w:r>
+        <w:rPr>
+          <w:rFonts w:ascii="Times New Roman" w:hAnsi="Times New Roman" w:cs="Times New Roman"/>
+          <w:sz w:val="28"/>
+          <w:szCs w:val="28"/>
+        </w:rPr>
+        <w:t xml:space="preserve">Установлены все необходимые библиотеки и зависимости для работы с </w:t>
+      </w:r>
+      <w:r>
+        <w:rPr>
+          <w:rFonts w:ascii="Times New Roman" w:hAnsi="Times New Roman" w:cs="Times New Roman"/>
+          <w:b/>
+          <w:bCs/>
+          <w:sz w:val="28"/>
+          <w:szCs w:val="28"/>
+        </w:rPr>
+        <w:t>Node.js</w:t>
+      </w:r>
+      <w:r>
+        <w:rPr>
+          <w:rFonts w:ascii="Times New Roman" w:hAnsi="Times New Roman" w:cs="Times New Roman"/>
+          <w:sz w:val="28"/>
+          <w:szCs w:val="28"/>
+        </w:rPr>
+        <w:t xml:space="preserve">, </w:t>
+      </w:r>
+      <w:r>
+        <w:rPr>
+          <w:rFonts w:ascii="Times New Roman" w:hAnsi="Times New Roman" w:cs="Times New Roman"/>
+          <w:b/>
+          <w:bCs/>
+          <w:sz w:val="28"/>
+          <w:szCs w:val="28"/>
+        </w:rPr>
+        <w:t>Express</w:t>
+      </w:r>
+      <w:r>
+        <w:rPr>
+          <w:rFonts w:ascii="Times New Roman" w:hAnsi="Times New Roman" w:cs="Times New Roman"/>
+          <w:sz w:val="28"/>
+          <w:szCs w:val="28"/>
+        </w:rPr>
+        <w:t xml:space="preserve">, </w:t>
+      </w:r>
+      <w:r>
+        <w:rPr>
+          <w:rFonts w:ascii="Times New Roman" w:hAnsi="Times New Roman" w:cs="Times New Roman"/>
+          <w:b/>
+          <w:bCs/>
+          <w:sz w:val="28"/>
+          <w:szCs w:val="28"/>
+        </w:rPr>
+        <w:t>EJS</w:t>
+      </w:r>
+      <w:r>
+        <w:rPr>
+          <w:rFonts w:ascii="Times New Roman" w:hAnsi="Times New Roman" w:cs="Times New Roman"/>
+          <w:sz w:val="28"/>
+          <w:szCs w:val="28"/>
+        </w:rPr>
+        <w:t xml:space="preserve">, </w:t>
+      </w:r>
+      <w:r>
+        <w:rPr>
+          <w:rFonts w:ascii="Times New Roman" w:hAnsi="Times New Roman" w:cs="Times New Roman"/>
+          <w:b/>
+          <w:bCs/>
+          <w:sz w:val="28"/>
+          <w:szCs w:val="28"/>
+        </w:rPr>
+        <w:t>SQLite</w:t>
+      </w:r>
+      <w:r>
+        <w:rPr>
+          <w:rFonts w:ascii="Times New Roman" w:hAnsi="Times New Roman" w:cs="Times New Roman"/>
+          <w:sz w:val="28"/>
+          <w:szCs w:val="28"/>
+        </w:rPr>
+        <w:t xml:space="preserve"> и </w:t>
+      </w:r>
+      <w:r>
+        <w:rPr>
+          <w:rFonts w:ascii="Times New Roman" w:hAnsi="Times New Roman" w:cs="Times New Roman"/>
+          <w:b/>
+          <w:bCs/>
+          <w:sz w:val="28"/>
+          <w:szCs w:val="28"/>
+        </w:rPr>
+        <w:t>Socket.IO</w:t>
+      </w:r>
+      <w:r>
+        <w:rPr>
+          <w:rFonts w:ascii="Times New Roman" w:hAnsi="Times New Roman" w:cs="Times New Roman"/>
+          <w:sz w:val="28"/>
+          <w:szCs w:val="28"/>
+        </w:rPr>
+        <w:t>.</w:t>
+      </w:r>
+    </w:p>
+    <w:p>
+      <w:pPr>
+        <w:spacing w:after="0" w:line="360" w:lineRule="auto"/>
+        <w:rPr>
+          <w:rFonts w:ascii="Times New Roman" w:hAnsi="Times New Roman" w:cs="Times New Roman"/>
+          <w:sz w:val="28"/>
+          <w:szCs w:val="28"/>
+        </w:rPr>
+      </w:pPr>
+      <w:r>
+        <w:rPr>
+          <w:rFonts w:ascii="Times New Roman" w:hAnsi="Times New Roman" w:cs="Times New Roman"/>
+          <w:sz w:val="28"/>
+          <w:szCs w:val="28"/>
+        </w:rPr>
+        <w:t>Создана структура проекта с папками:</w:t>
+      </w:r>
     </w:p>
     <w:p>
       <w:pPr>
         <w:numPr>
           <w:ilvl w:val="0"/>
-          <w:numId w:val="5"/>
+          <w:numId w:val="24"/>
         </w:numPr>
-        <w:spacing w:before="100" w:beforeAutospacing="1" w:after="100" w:afterAutospacing="1" w:line="240" w:lineRule="auto"/>
+        <w:spacing w:after="0" w:line="360" w:lineRule="auto"/>
+        <w:rPr>
+          <w:rFonts w:ascii="Times New Roman" w:hAnsi="Times New Roman" w:cs="Times New Roman"/>
+          <w:sz w:val="28"/>
+          <w:szCs w:val="28"/>
+        </w:rPr>
+      </w:pPr>
+      <w:r>
+        <w:rPr>
+          <w:rFonts w:ascii="Times New Roman" w:hAnsi="Times New Roman" w:cs="Times New Roman"/>
+          <w:sz w:val="28"/>
+          <w:szCs w:val="28"/>
+        </w:rPr>
+        <w:t>/</w:t>
+      </w:r>
+      <w:proofErr w:type="spellStart"/>
+      <w:r>
+        <w:rPr>
+          <w:rFonts w:ascii="Times New Roman" w:hAnsi="Times New Roman" w:cs="Times New Roman"/>
+          <w:sz w:val="28"/>
+          <w:szCs w:val="28"/>
+        </w:rPr>
+        <w:t>views</w:t>
+      </w:r>
+      <w:proofErr w:type="spellEnd"/>
+      <w:r>
+        <w:rPr>
+          <w:rFonts w:ascii="Times New Roman" w:hAnsi="Times New Roman" w:cs="Times New Roman"/>
+          <w:sz w:val="28"/>
+          <w:szCs w:val="28"/>
+        </w:rPr>
+        <w:t xml:space="preserve"> — для EJS-шаблонов.</w:t>
+      </w:r>
+    </w:p>
+    <w:p>
+      <w:pPr>
+        <w:numPr>
+          <w:ilvl w:val="0"/>
+          <w:numId w:val="24"/>
+        </w:numPr>
+        <w:spacing w:after="0" w:line="360" w:lineRule="auto"/>
+        <w:rPr>
+          <w:rFonts w:ascii="Times New Roman" w:hAnsi="Times New Roman" w:cs="Times New Roman"/>
+          <w:sz w:val="28"/>
+          <w:szCs w:val="28"/>
+        </w:rPr>
+      </w:pPr>
+      <w:r>
+        <w:rPr>
+          <w:rFonts w:ascii="Times New Roman" w:hAnsi="Times New Roman" w:cs="Times New Roman"/>
+          <w:sz w:val="28"/>
+          <w:szCs w:val="28"/>
+        </w:rPr>
+        <w:t>/public — для стати</w:t>
+      </w:r>
+      <w:r>
+        <w:rPr>
+          <w:rFonts w:ascii="Times New Roman" w:hAnsi="Times New Roman" w:cs="Times New Roman"/>
+          <w:sz w:val="28"/>
+          <w:szCs w:val="28"/>
+        </w:rPr>
+        <w:t>ческих файлов (CSS</w:t>
+      </w:r>
+      <w:r>
+        <w:rPr>
+          <w:rFonts w:ascii="Times New Roman" w:hAnsi="Times New Roman" w:cs="Times New Roman"/>
+          <w:sz w:val="28"/>
+          <w:szCs w:val="28"/>
+        </w:rPr>
+        <w:t>).</w:t>
+      </w:r>
+    </w:p>
+    <w:p>
+      <w:pPr>
+        <w:numPr>
+          <w:ilvl w:val="0"/>
+          <w:numId w:val="24"/>
+        </w:numPr>
+        <w:spacing w:after="0" w:line="360" w:lineRule="auto"/>
+        <w:rPr>
+          <w:rFonts w:ascii="Times New Roman" w:hAnsi="Times New Roman" w:cs="Times New Roman"/>
+          <w:sz w:val="28"/>
+          <w:szCs w:val="28"/>
+        </w:rPr>
+      </w:pPr>
+      <w:r>
+        <w:rPr>
+          <w:rFonts w:ascii="Times New Roman" w:hAnsi="Times New Roman" w:cs="Times New Roman"/>
+          <w:sz w:val="28"/>
+          <w:szCs w:val="28"/>
+        </w:rPr>
+        <w:t>/</w:t>
+      </w:r>
+      <w:proofErr w:type="spellStart"/>
+      <w:r>
+        <w:rPr>
+          <w:rFonts w:ascii="Times New Roman" w:hAnsi="Times New Roman" w:cs="Times New Roman"/>
+          <w:sz w:val="28"/>
+          <w:szCs w:val="28"/>
+        </w:rPr>
+        <w:t>routes</w:t>
+      </w:r>
+      <w:proofErr w:type="spellEnd"/>
+      <w:r>
+        <w:rPr>
+          <w:rFonts w:ascii="Times New Roman" w:hAnsi="Times New Roman" w:cs="Times New Roman"/>
+          <w:sz w:val="28"/>
+          <w:szCs w:val="28"/>
+        </w:rPr>
+        <w:t xml:space="preserve"> — для маршрутов.</w:t>
+      </w:r>
+    </w:p>
+    <w:p>
+      <w:pPr>
+        <w:numPr>
+          <w:ilvl w:val="0"/>
+          <w:numId w:val="24"/>
+        </w:numPr>
+        <w:spacing w:after="0" w:line="360" w:lineRule="auto"/>
+        <w:rPr>
+          <w:rFonts w:ascii="Times New Roman" w:hAnsi="Times New Roman" w:cs="Times New Roman"/>
+          <w:sz w:val="28"/>
+          <w:szCs w:val="28"/>
+        </w:rPr>
+      </w:pPr>
+      <w:r>
+        <w:rPr>
+          <w:rFonts w:ascii="Times New Roman" w:hAnsi="Times New Roman" w:cs="Times New Roman"/>
+          <w:sz w:val="28"/>
+          <w:szCs w:val="28"/>
+        </w:rPr>
+        <w:t>/</w:t>
+      </w:r>
+      <w:proofErr w:type="spellStart"/>
+      <w:r>
+        <w:rPr>
+          <w:rFonts w:ascii="Times New Roman" w:hAnsi="Times New Roman" w:cs="Times New Roman"/>
+          <w:sz w:val="28"/>
+          <w:szCs w:val="28"/>
+        </w:rPr>
+        <w:t>models</w:t>
+      </w:r>
+      <w:proofErr w:type="spellEnd"/>
+      <w:r>
+        <w:rPr>
+          <w:rFonts w:ascii="Times New Roman" w:hAnsi="Times New Roman" w:cs="Times New Roman"/>
+          <w:sz w:val="28"/>
+          <w:szCs w:val="28"/>
+        </w:rPr>
+        <w:t xml:space="preserve"> — для моделей базы данных.</w:t>
+      </w:r>
+    </w:p>
+    <w:p>
+      <w:pPr>
+        <w:numPr>
+          <w:ilvl w:val="0"/>
+          <w:numId w:val="24"/>
+        </w:numPr>
+        <w:spacing w:after="0" w:line="360" w:lineRule="auto"/>
+        <w:rPr>
+          <w:rFonts w:ascii="Times New Roman" w:hAnsi="Times New Roman" w:cs="Times New Roman"/>
+          <w:sz w:val="28"/>
+          <w:szCs w:val="28"/>
+        </w:rPr>
+      </w:pPr>
+      <w:r>
+        <w:rPr>
+          <w:rFonts w:ascii="Times New Roman" w:hAnsi="Times New Roman" w:cs="Times New Roman"/>
+          <w:sz w:val="28"/>
+          <w:szCs w:val="28"/>
+        </w:rPr>
+        <w:t>/</w:t>
+      </w:r>
+      <w:proofErr w:type="spellStart"/>
+      <w:r>
+        <w:rPr>
+          <w:rFonts w:ascii="Times New Roman" w:hAnsi="Times New Roman" w:cs="Times New Roman"/>
+          <w:sz w:val="28"/>
+          <w:szCs w:val="28"/>
+        </w:rPr>
+        <w:t>db</w:t>
+      </w:r>
+      <w:proofErr w:type="spellEnd"/>
+      <w:r>
+        <w:rPr>
+          <w:rFonts w:ascii="Times New Roman" w:hAnsi="Times New Roman" w:cs="Times New Roman"/>
+          <w:sz w:val="28"/>
+          <w:szCs w:val="28"/>
+        </w:rPr>
+        <w:t xml:space="preserve"> — для файла базы данных SQLite.</w:t>
+      </w:r>
+    </w:p>
+    <w:p>
+      <w:pPr>
+        <w:spacing w:after="0" w:line="360" w:lineRule="auto"/>
+        <w:rPr>
+          <w:rFonts w:ascii="Times New Roman" w:hAnsi="Times New Roman" w:cs="Times New Roman"/>
+          <w:sz w:val="28"/>
+          <w:szCs w:val="28"/>
+        </w:rPr>
+      </w:pPr>
+      <w:r>
+        <w:rPr>
+          <w:rFonts w:ascii="Times New Roman" w:hAnsi="Times New Roman" w:cs="Times New Roman"/>
+          <w:sz w:val="28"/>
+          <w:szCs w:val="28"/>
+        </w:rPr>
+        <w:t xml:space="preserve">Настроены серверный файл </w:t>
+      </w:r>
+      <w:r>
+        <w:rPr>
+          <w:rFonts w:ascii="Times New Roman" w:hAnsi="Times New Roman" w:cs="Times New Roman"/>
+          <w:sz w:val="28"/>
+          <w:szCs w:val="28"/>
+          <w:lang w:val="en-US"/>
+        </w:rPr>
+        <w:t>app</w:t>
+      </w:r>
+      <w:r>
+        <w:rPr>
+          <w:rFonts w:ascii="Times New Roman" w:hAnsi="Times New Roman" w:cs="Times New Roman"/>
+          <w:sz w:val="28"/>
+          <w:szCs w:val="28"/>
+        </w:rPr>
+        <w:t>.js для запуска приложения и конфигурации Socket.IO.</w:t>
+      </w:r>
+    </w:p>
+    <w:p>
+      <w:pPr>
+        <w:spacing w:after="0" w:line="360" w:lineRule="auto"/>
+        <w:rPr>
+          <w:rFonts w:ascii="Times New Roman" w:hAnsi="Times New Roman" w:cs="Times New Roman"/>
+          <w:sz w:val="28"/>
+          <w:szCs w:val="28"/>
+        </w:rPr>
+      </w:pPr>
+      <w:r>
+        <w:rPr>
+          <w:rFonts w:ascii="Times New Roman" w:hAnsi="Times New Roman" w:cs="Times New Roman"/>
+          <w:b/>
+          <w:bCs/>
+          <w:sz w:val="28"/>
+          <w:szCs w:val="28"/>
+        </w:rPr>
+        <w:t xml:space="preserve"> </w:t>
+      </w:r>
+      <w:r>
+        <w:rPr>
+          <w:rFonts w:ascii="Times New Roman" w:hAnsi="Times New Roman" w:cs="Times New Roman"/>
+          <w:b/>
+          <w:bCs/>
+          <w:sz w:val="28"/>
+          <w:szCs w:val="28"/>
+        </w:rPr>
+        <w:t>2. Реализация базы данных:</w:t>
+      </w:r>
+    </w:p>
+    <w:p>
+      <w:pPr>
+        <w:numPr>
+          <w:ilvl w:val="0"/>
+          <w:numId w:val="18"/>
+        </w:numPr>
+        <w:spacing w:after="0" w:line="360" w:lineRule="auto"/>
+        <w:rPr>
+          <w:rFonts w:ascii="Times New Roman" w:hAnsi="Times New Roman" w:cs="Times New Roman"/>
+          <w:sz w:val="28"/>
+          <w:szCs w:val="28"/>
+        </w:rPr>
+      </w:pPr>
+      <w:r>
+        <w:rPr>
+          <w:rFonts w:ascii="Times New Roman" w:hAnsi="Times New Roman" w:cs="Times New Roman"/>
+          <w:sz w:val="28"/>
+          <w:szCs w:val="28"/>
+        </w:rPr>
+        <w:t>Определены модели для пользователей и сообщений.</w:t>
+      </w:r>
+    </w:p>
+    <w:p>
+      <w:pPr>
+        <w:numPr>
+          <w:ilvl w:val="0"/>
+          <w:numId w:val="18"/>
+        </w:numPr>
+        <w:spacing w:after="0" w:line="360" w:lineRule="auto"/>
+        <w:rPr>
+          <w:rFonts w:ascii="Times New Roman" w:hAnsi="Times New Roman" w:cs="Times New Roman"/>
+          <w:sz w:val="28"/>
+          <w:szCs w:val="28"/>
+        </w:rPr>
+      </w:pPr>
+      <w:r>
+        <w:rPr>
+          <w:rFonts w:ascii="Times New Roman" w:hAnsi="Times New Roman" w:cs="Times New Roman"/>
+          <w:sz w:val="28"/>
+          <w:szCs w:val="28"/>
+        </w:rPr>
+        <w:t xml:space="preserve">Настроено подключение к базе данных SQLite с помощью </w:t>
+      </w:r>
+      <w:r>
+        <w:rPr>
+          <w:rFonts w:ascii="Times New Roman" w:hAnsi="Times New Roman" w:cs="Times New Roman"/>
+          <w:b/>
+          <w:bCs/>
+          <w:sz w:val="28"/>
+          <w:szCs w:val="28"/>
+        </w:rPr>
+        <w:t>ORM Sequelize</w:t>
+      </w:r>
+      <w:r>
+        <w:rPr>
+          <w:rFonts w:ascii="Times New Roman" w:hAnsi="Times New Roman" w:cs="Times New Roman"/>
+          <w:sz w:val="28"/>
+          <w:szCs w:val="28"/>
+        </w:rPr>
+        <w:t>.</w:t>
+      </w:r>
+    </w:p>
+    <w:p>
+      <w:pPr>
+        <w:numPr>
+          <w:ilvl w:val="0"/>
+          <w:numId w:val="18"/>
+        </w:numPr>
+        <w:spacing w:after="0" w:line="360" w:lineRule="auto"/>
+        <w:rPr>
+          <w:rFonts w:ascii="Times New Roman" w:hAnsi="Times New Roman" w:cs="Times New Roman"/>
+          <w:sz w:val="28"/>
+          <w:szCs w:val="28"/>
+        </w:rPr>
+      </w:pPr>
+      <w:r>
+        <w:rPr>
+          <w:rFonts w:ascii="Times New Roman" w:hAnsi="Times New Roman" w:cs="Times New Roman"/>
+          <w:sz w:val="28"/>
+          <w:szCs w:val="28"/>
+        </w:rPr>
+        <w:t>Реализована миграция и синхронизация базы при запуске приложения.</w:t>
+      </w:r>
+    </w:p>
+    <w:p>
+      <w:pPr>
+        <w:spacing w:after="0" w:line="360" w:lineRule="auto"/>
+        <w:rPr>
+          <w:rFonts w:ascii="Times New Roman" w:hAnsi="Times New Roman" w:cs="Times New Roman"/>
+          <w:sz w:val="28"/>
+          <w:szCs w:val="28"/>
+        </w:rPr>
+      </w:pPr>
+      <w:r>
+        <w:rPr>
+          <w:rFonts w:ascii="Times New Roman" w:hAnsi="Times New Roman" w:cs="Times New Roman"/>
+          <w:b/>
+          <w:bCs/>
+          <w:sz w:val="28"/>
+          <w:szCs w:val="28"/>
+        </w:rPr>
+        <w:t>3. Создание логики регистрации и входа:</w:t>
+      </w:r>
+    </w:p>
+    <w:p>
+      <w:pPr>
+        <w:pStyle w:val="a7"/>
+        <w:numPr>
+          <w:ilvl w:val="0"/>
+          <w:numId w:val="18"/>
+        </w:numPr>
+        <w:spacing w:after="0" w:line="360" w:lineRule="auto"/>
+        <w:rPr>
+          <w:rFonts w:ascii="Times New Roman" w:hAnsi="Times New Roman" w:cs="Times New Roman"/>
+          <w:sz w:val="28"/>
+          <w:szCs w:val="28"/>
+        </w:rPr>
+      </w:pPr>
+      <w:r>
+        <w:rPr>
+          <w:rFonts w:ascii="Times New Roman" w:hAnsi="Times New Roman" w:cs="Times New Roman"/>
+          <w:sz w:val="28"/>
+          <w:szCs w:val="28"/>
+        </w:rPr>
+        <w:t>Разработаны формы регистрации и входа с валидацией введённых данных.</w:t>
+      </w:r>
+    </w:p>
+    <w:p>
+      <w:pPr>
+        <w:pStyle w:val="a7"/>
+        <w:numPr>
+          <w:ilvl w:val="0"/>
+          <w:numId w:val="18"/>
+        </w:numPr>
+        <w:spacing w:after="0" w:line="360" w:lineRule="auto"/>
+        <w:rPr>
+          <w:rFonts w:ascii="Times New Roman" w:hAnsi="Times New Roman" w:cs="Times New Roman"/>
+          <w:sz w:val="28"/>
+          <w:szCs w:val="28"/>
+        </w:rPr>
+      </w:pPr>
+      <w:r>
+        <w:rPr>
+          <w:rFonts w:ascii="Times New Roman" w:hAnsi="Times New Roman" w:cs="Times New Roman"/>
+          <w:sz w:val="28"/>
+          <w:szCs w:val="28"/>
+        </w:rPr>
+        <w:t xml:space="preserve">Добавлена </w:t>
+      </w:r>
+      <w:r>
+        <w:rPr>
+          <w:rFonts w:ascii="Times New Roman" w:hAnsi="Times New Roman" w:cs="Times New Roman"/>
+          <w:b/>
+          <w:bCs/>
+          <w:sz w:val="28"/>
+          <w:szCs w:val="28"/>
+        </w:rPr>
+        <w:t>хешировка паролей с использованием bcrypt</w:t>
+      </w:r>
+      <w:r>
+        <w:rPr>
+          <w:rFonts w:ascii="Times New Roman" w:hAnsi="Times New Roman" w:cs="Times New Roman"/>
+          <w:sz w:val="28"/>
+          <w:szCs w:val="28"/>
+        </w:rPr>
+        <w:t xml:space="preserve"> для безопасного хранения паролей в базе.</w:t>
+      </w:r>
+    </w:p>
+    <w:p>
+      <w:pPr>
+        <w:pStyle w:val="a7"/>
+        <w:numPr>
+          <w:ilvl w:val="0"/>
+          <w:numId w:val="18"/>
+        </w:numPr>
+        <w:spacing w:after="0" w:line="360" w:lineRule="auto"/>
+        <w:rPr>
+          <w:rFonts w:ascii="Times New Roman" w:hAnsi="Times New Roman" w:cs="Times New Roman"/>
+          <w:sz w:val="28"/>
+          <w:szCs w:val="28"/>
+        </w:rPr>
+      </w:pPr>
+      <w:r>
+        <w:rPr>
+          <w:rFonts w:ascii="Times New Roman" w:hAnsi="Times New Roman" w:cs="Times New Roman"/>
+          <w:sz w:val="28"/>
+          <w:szCs w:val="28"/>
+        </w:rPr>
+        <w:t>Реализована проверка уникальности имени пользователя при регистрации.</w:t>
+      </w:r>
+    </w:p>
+    <w:p>
+      <w:pPr>
+        <w:pStyle w:val="a7"/>
+        <w:numPr>
+          <w:ilvl w:val="0"/>
+          <w:numId w:val="18"/>
+        </w:numPr>
+        <w:spacing w:after="0" w:line="360" w:lineRule="auto"/>
+        <w:rPr>
+          <w:rFonts w:ascii="Times New Roman" w:hAnsi="Times New Roman" w:cs="Times New Roman"/>
+          <w:sz w:val="28"/>
+          <w:szCs w:val="28"/>
+        </w:rPr>
+      </w:pPr>
+      <w:r>
+        <w:rPr>
+          <w:rFonts w:ascii="Times New Roman" w:hAnsi="Times New Roman" w:cs="Times New Roman"/>
+          <w:sz w:val="28"/>
+          <w:szCs w:val="28"/>
+        </w:rPr>
+        <w:t>Настроена система сессий для хранения данных о пользователе после авторизации (через express-session).</w:t>
+      </w:r>
+    </w:p>
+    <w:p>
+      <w:pPr>
+        <w:spacing w:after="0" w:line="360" w:lineRule="auto"/>
+        <w:rPr>
+          <w:rFonts w:ascii="Times New Roman" w:hAnsi="Times New Roman" w:cs="Times New Roman"/>
+          <w:sz w:val="28"/>
+          <w:szCs w:val="28"/>
+        </w:rPr>
+      </w:pPr>
+      <w:r>
+        <w:rPr>
+          <w:rFonts w:ascii="Times New Roman" w:hAnsi="Times New Roman" w:cs="Times New Roman"/>
+          <w:b/>
+          <w:bCs/>
+          <w:sz w:val="28"/>
+          <w:szCs w:val="28"/>
+        </w:rPr>
+        <w:t>4. Реализация чатов в реальном времени:</w:t>
+      </w:r>
+    </w:p>
+    <w:p>
+      <w:pPr>
+        <w:numPr>
+          <w:ilvl w:val="0"/>
+          <w:numId w:val="20"/>
+        </w:numPr>
+        <w:spacing w:after="0" w:line="360" w:lineRule="auto"/>
+        <w:rPr>
+          <w:rFonts w:ascii="Times New Roman" w:hAnsi="Times New Roman" w:cs="Times New Roman"/>
+          <w:sz w:val="28"/>
+          <w:szCs w:val="28"/>
+        </w:rPr>
+      </w:pPr>
+      <w:r>
+        <w:rPr>
+          <w:rFonts w:ascii="Times New Roman" w:hAnsi="Times New Roman" w:cs="Times New Roman"/>
+          <w:sz w:val="28"/>
+          <w:szCs w:val="28"/>
+        </w:rPr>
+        <w:t xml:space="preserve">Настроен </w:t>
+      </w:r>
+      <w:r>
+        <w:rPr>
+          <w:rFonts w:ascii="Times New Roman" w:hAnsi="Times New Roman" w:cs="Times New Roman"/>
+          <w:b/>
+          <w:bCs/>
+          <w:sz w:val="28"/>
+          <w:szCs w:val="28"/>
+        </w:rPr>
+        <w:t>Socket.IO</w:t>
+      </w:r>
+      <w:r>
+        <w:rPr>
+          <w:rFonts w:ascii="Times New Roman" w:hAnsi="Times New Roman" w:cs="Times New Roman"/>
+          <w:sz w:val="28"/>
+          <w:szCs w:val="28"/>
+        </w:rPr>
+        <w:t xml:space="preserve"> </w:t>
+      </w:r>
+      <w:r>
+        <w:rPr>
+          <w:rFonts w:ascii="Times New Roman" w:hAnsi="Times New Roman" w:cs="Times New Roman"/>
+          <w:sz w:val="28"/>
+          <w:szCs w:val="28"/>
+        </w:rPr>
+        <w:t>на серверной и клиентской стороне.</w:t>
+      </w:r>
+    </w:p>
+    <w:p>
+      <w:pPr>
+        <w:numPr>
+          <w:ilvl w:val="0"/>
+          <w:numId w:val="20"/>
+        </w:numPr>
+        <w:spacing w:after="0" w:line="360" w:lineRule="auto"/>
+        <w:rPr>
+          <w:rFonts w:ascii="Times New Roman" w:hAnsi="Times New Roman" w:cs="Times New Roman"/>
+          <w:sz w:val="28"/>
+          <w:szCs w:val="28"/>
+        </w:rPr>
+      </w:pPr>
+      <w:r>
+        <w:rPr>
+          <w:rFonts w:ascii="Times New Roman" w:hAnsi="Times New Roman" w:cs="Times New Roman"/>
+          <w:sz w:val="28"/>
+          <w:szCs w:val="28"/>
+        </w:rPr>
+        <w:lastRenderedPageBreak/>
+        <w:t>Реализован механизм подключения пользователей к приватной комнате по id отправителя и получателя</w:t>
+      </w:r>
+      <w:r>
+        <w:rPr>
+          <w:rFonts w:ascii="Times New Roman" w:hAnsi="Times New Roman" w:cs="Times New Roman"/>
+          <w:sz w:val="28"/>
+          <w:szCs w:val="28"/>
+        </w:rPr>
+        <w:t>.</w:t>
+      </w:r>
+    </w:p>
+    <w:p>
+      <w:pPr>
+        <w:numPr>
+          <w:ilvl w:val="0"/>
+          <w:numId w:val="20"/>
+        </w:numPr>
+        <w:spacing w:after="0" w:line="360" w:lineRule="auto"/>
+        <w:rPr>
+          <w:rFonts w:ascii="Times New Roman" w:hAnsi="Times New Roman" w:cs="Times New Roman"/>
+          <w:sz w:val="28"/>
+          <w:szCs w:val="28"/>
+        </w:rPr>
+      </w:pPr>
+      <w:r>
+        <w:rPr>
+          <w:rFonts w:ascii="Times New Roman" w:hAnsi="Times New Roman" w:cs="Times New Roman"/>
+          <w:sz w:val="28"/>
+          <w:szCs w:val="28"/>
+        </w:rPr>
+        <w:t>Разработан обмен сообщениями в реальном времени с моментальным отображением новых сообщений у обоих пользователей.</w:t>
+      </w:r>
+    </w:p>
+    <w:p>
+      <w:pPr>
+        <w:numPr>
+          <w:ilvl w:val="0"/>
+          <w:numId w:val="20"/>
+        </w:numPr>
+        <w:spacing w:after="0" w:line="360" w:lineRule="auto"/>
+        <w:rPr>
+          <w:rFonts w:ascii="Times New Roman" w:hAnsi="Times New Roman" w:cs="Times New Roman"/>
+          <w:sz w:val="28"/>
+          <w:szCs w:val="28"/>
+        </w:rPr>
+      </w:pPr>
+      <w:r>
+        <w:rPr>
+          <w:rFonts w:ascii="Times New Roman" w:hAnsi="Times New Roman" w:cs="Times New Roman"/>
+          <w:sz w:val="28"/>
+          <w:szCs w:val="28"/>
+        </w:rPr>
+        <w:t>Все сообщения сохраняются в базе данных с привязкой к отправителю и получателю.</w:t>
+      </w:r>
+    </w:p>
+    <w:p>
+      <w:pPr>
+        <w:spacing w:after="0" w:line="360" w:lineRule="auto"/>
+        <w:rPr>
+          <w:rFonts w:ascii="Times New Roman" w:hAnsi="Times New Roman" w:cs="Times New Roman"/>
+          <w:sz w:val="28"/>
+          <w:szCs w:val="28"/>
+        </w:rPr>
+      </w:pPr>
+      <w:r>
+        <w:rPr>
+          <w:rFonts w:ascii="Times New Roman" w:hAnsi="Times New Roman" w:cs="Times New Roman"/>
+          <w:b/>
+          <w:bCs/>
+          <w:sz w:val="28"/>
+          <w:szCs w:val="28"/>
+        </w:rPr>
+        <w:t>5. Разработка интерфейса:</w:t>
+      </w:r>
+    </w:p>
+    <w:p>
+      <w:pPr>
+        <w:numPr>
+          <w:ilvl w:val="0"/>
+          <w:numId w:val="21"/>
+        </w:numPr>
+        <w:spacing w:after="0" w:line="360" w:lineRule="auto"/>
+        <w:rPr>
+          <w:rFonts w:ascii="Times New Roman" w:hAnsi="Times New Roman" w:cs="Times New Roman"/>
+          <w:sz w:val="28"/>
+          <w:szCs w:val="28"/>
+        </w:rPr>
+      </w:pPr>
+      <w:r>
+        <w:rPr>
+          <w:rFonts w:ascii="Times New Roman" w:hAnsi="Times New Roman" w:cs="Times New Roman"/>
+          <w:sz w:val="28"/>
+          <w:szCs w:val="28"/>
+        </w:rPr>
+        <w:t xml:space="preserve">Разработаны страницы для регистрации, входа, чатов и главной страницы с использованием </w:t>
+      </w:r>
+      <w:r>
+        <w:rPr>
+          <w:rFonts w:ascii="Times New Roman" w:hAnsi="Times New Roman" w:cs="Times New Roman"/>
+          <w:b/>
+          <w:bCs/>
+          <w:sz w:val="28"/>
+          <w:szCs w:val="28"/>
+        </w:rPr>
+        <w:t>HTML, CSS и EJS</w:t>
+      </w:r>
+      <w:r>
+        <w:rPr>
+          <w:rFonts w:ascii="Times New Roman" w:hAnsi="Times New Roman" w:cs="Times New Roman"/>
+          <w:sz w:val="28"/>
+          <w:szCs w:val="28"/>
+        </w:rPr>
+        <w:t>.</w:t>
+      </w:r>
+    </w:p>
+    <w:p>
+      <w:pPr>
+        <w:numPr>
+          <w:ilvl w:val="0"/>
+          <w:numId w:val="21"/>
+        </w:numPr>
+        <w:spacing w:after="0" w:line="360" w:lineRule="auto"/>
+        <w:rPr>
+          <w:rFonts w:ascii="Times New Roman" w:hAnsi="Times New Roman" w:cs="Times New Roman"/>
+          <w:sz w:val="28"/>
+          <w:szCs w:val="28"/>
+        </w:rPr>
+      </w:pPr>
+      <w:r>
+        <w:rPr>
+          <w:rFonts w:ascii="Times New Roman" w:hAnsi="Times New Roman" w:cs="Times New Roman"/>
+          <w:sz w:val="28"/>
+          <w:szCs w:val="28"/>
+        </w:rPr>
+        <w:t>Использованы простые и интуитивно понятные элементы управления для пользователей.</w:t>
+      </w:r>
+    </w:p>
+    <w:p>
+      <w:pPr>
+        <w:spacing w:after="0" w:line="360" w:lineRule="auto"/>
+        <w:rPr>
+          <w:rFonts w:ascii="Times New Roman" w:hAnsi="Times New Roman" w:cs="Times New Roman"/>
+          <w:sz w:val="28"/>
+          <w:szCs w:val="28"/>
+        </w:rPr>
+      </w:pPr>
+      <w:r>
+        <w:rPr>
+          <w:rFonts w:ascii="Times New Roman" w:hAnsi="Times New Roman" w:cs="Times New Roman"/>
+          <w:b/>
+          <w:bCs/>
+          <w:sz w:val="28"/>
+          <w:szCs w:val="28"/>
+        </w:rPr>
+        <w:t>6. Тестирование и отладка:</w:t>
+      </w:r>
+    </w:p>
+    <w:p>
+      <w:pPr>
+        <w:numPr>
+          <w:ilvl w:val="0"/>
+          <w:numId w:val="22"/>
+        </w:numPr>
+        <w:spacing w:after="0" w:line="360" w:lineRule="auto"/>
+        <w:rPr>
+          <w:rFonts w:ascii="Times New Roman" w:hAnsi="Times New Roman" w:cs="Times New Roman"/>
+          <w:sz w:val="28"/>
+          <w:szCs w:val="28"/>
+        </w:rPr>
+      </w:pPr>
+      <w:r>
+        <w:rPr>
+          <w:rFonts w:ascii="Times New Roman" w:hAnsi="Times New Roman" w:cs="Times New Roman"/>
+          <w:sz w:val="28"/>
+          <w:szCs w:val="28"/>
+        </w:rPr>
+        <w:t>Корректное сохранение пользователей и сообщений в базе</w:t>
+      </w:r>
+      <w:r>
+        <w:rPr>
+          <w:rFonts w:ascii="Times New Roman" w:hAnsi="Times New Roman" w:cs="Times New Roman"/>
+          <w:sz w:val="28"/>
+          <w:szCs w:val="28"/>
+        </w:rPr>
+        <w:t>.</w:t>
+      </w:r>
+    </w:p>
+    <w:p>
+      <w:pPr>
+        <w:numPr>
+          <w:ilvl w:val="0"/>
+          <w:numId w:val="22"/>
+        </w:numPr>
+        <w:spacing w:after="0" w:line="360" w:lineRule="auto"/>
+        <w:rPr>
+          <w:rFonts w:ascii="Times New Roman" w:hAnsi="Times New Roman" w:cs="Times New Roman"/>
+          <w:sz w:val="28"/>
+          <w:szCs w:val="28"/>
+        </w:rPr>
+      </w:pPr>
+      <w:r>
+        <w:rPr>
+          <w:rFonts w:ascii="Times New Roman" w:hAnsi="Times New Roman" w:cs="Times New Roman"/>
+          <w:sz w:val="28"/>
+          <w:szCs w:val="28"/>
+        </w:rPr>
+        <w:t>Отображение новых сообщений в реальном времени у обоих пользователей</w:t>
+      </w:r>
+      <w:r>
+        <w:rPr>
+          <w:rFonts w:ascii="Times New Roman" w:hAnsi="Times New Roman" w:cs="Times New Roman"/>
+          <w:sz w:val="28"/>
+          <w:szCs w:val="28"/>
+        </w:rPr>
+        <w:t>.</w:t>
+      </w:r>
+    </w:p>
+    <w:p>
+      <w:pPr>
+        <w:numPr>
+          <w:ilvl w:val="0"/>
+          <w:numId w:val="22"/>
+        </w:numPr>
+        <w:spacing w:after="0" w:line="360" w:lineRule="auto"/>
+        <w:rPr>
+          <w:rFonts w:ascii="Times New Roman" w:hAnsi="Times New Roman" w:cs="Times New Roman"/>
+          <w:sz w:val="28"/>
+          <w:szCs w:val="28"/>
+        </w:rPr>
+      </w:pPr>
+      <w:r>
+        <w:rPr>
+          <w:rFonts w:ascii="Times New Roman" w:hAnsi="Times New Roman" w:cs="Times New Roman"/>
+          <w:sz w:val="28"/>
+          <w:szCs w:val="28"/>
+        </w:rPr>
+        <w:t>Сохранение состояния авторизации через сессии</w:t>
+      </w:r>
+      <w:r>
+        <w:rPr>
+          <w:rFonts w:ascii="Times New Roman" w:hAnsi="Times New Roman" w:cs="Times New Roman"/>
+          <w:sz w:val="28"/>
+          <w:szCs w:val="28"/>
+        </w:rPr>
+        <w:t>.</w:t>
+      </w:r>
+    </w:p>
+    <w:p>
+      <w:pPr>
+        <w:numPr>
+          <w:ilvl w:val="0"/>
+          <w:numId w:val="22"/>
+        </w:numPr>
+        <w:spacing w:after="0" w:line="360" w:lineRule="auto"/>
+        <w:rPr>
+          <w:rFonts w:ascii="Times New Roman" w:hAnsi="Times New Roman" w:cs="Times New Roman"/>
+          <w:sz w:val="28"/>
+          <w:szCs w:val="28"/>
+        </w:rPr>
+      </w:pPr>
+      <w:r>
+        <w:rPr>
+          <w:rFonts w:ascii="Times New Roman" w:hAnsi="Times New Roman" w:cs="Times New Roman"/>
+          <w:sz w:val="28"/>
+          <w:szCs w:val="28"/>
+        </w:rPr>
+        <w:t>Защита от отправки пустых сообщений.</w:t>
+      </w:r>
+    </w:p>
+    <w:p>
+      <w:pPr>
+        <w:numPr>
+          <w:ilvl w:val="0"/>
+          <w:numId w:val="22"/>
+        </w:numPr>
+        <w:spacing w:after="0" w:line="360" w:lineRule="auto"/>
+        <w:rPr>
+          <w:rFonts w:ascii="Times New Roman" w:hAnsi="Times New Roman" w:cs="Times New Roman"/>
+          <w:sz w:val="28"/>
+          <w:szCs w:val="28"/>
+        </w:rPr>
+      </w:pPr>
+      <w:r>
+        <w:rPr>
+          <w:rFonts w:ascii="Times New Roman" w:hAnsi="Times New Roman" w:cs="Times New Roman"/>
+          <w:sz w:val="28"/>
+          <w:szCs w:val="28"/>
+        </w:rPr>
+        <w:t>Проверено отображение состояния переключателя темы (</w:t>
+      </w:r>
+      <w:r>
+        <w:rPr>
+          <w:rFonts w:ascii="Times New Roman" w:hAnsi="Times New Roman" w:cs="Times New Roman"/>
+          <w:sz w:val="28"/>
+          <w:szCs w:val="28"/>
+        </w:rPr>
+        <w:t>светлая/тёмная</w:t>
+      </w:r>
+      <w:r>
+        <w:rPr>
+          <w:rFonts w:ascii="Times New Roman" w:hAnsi="Times New Roman" w:cs="Times New Roman"/>
+          <w:sz w:val="28"/>
+          <w:szCs w:val="28"/>
+        </w:rPr>
+        <w:t>) с сохранением через localStorage на клиентской стороне</w:t>
+      </w:r>
+      <w:r>
+        <w:rPr>
+          <w:rFonts w:ascii="Times New Roman" w:hAnsi="Times New Roman" w:cs="Times New Roman"/>
+          <w:sz w:val="28"/>
+          <w:szCs w:val="28"/>
+        </w:rPr>
+        <w:t>.</w:t>
+      </w:r>
+    </w:p>
+    <w:p>
+      <w:pPr>
+        <w:spacing w:after="0" w:line="360" w:lineRule="auto"/>
+        <w:jc w:val="center"/>
+        <w:rPr>
+          <w:rFonts w:ascii="Times New Roman" w:hAnsi="Times New Roman" w:cs="Times New Roman"/>
+          <w:b/>
+          <w:sz w:val="28"/>
+          <w:szCs w:val="28"/>
+        </w:rPr>
+      </w:pPr>
+      <w:r>
+        <w:rPr>
+          <w:rFonts w:ascii="Times New Roman" w:hAnsi="Times New Roman" w:cs="Times New Roman"/>
+          <w:b/>
+          <w:sz w:val="28"/>
+          <w:szCs w:val="28"/>
+        </w:rPr>
+        <w:t>6. Запуск проекта</w:t>
+      </w:r>
+    </w:p>
+    <w:p>
+      <w:pPr>
+        <w:spacing w:after="0" w:line="360" w:lineRule="auto"/>
+        <w:rPr>
+          <w:rFonts w:ascii="Times New Roman" w:hAnsi="Times New Roman" w:cs="Times New Roman"/>
+          <w:sz w:val="28"/>
+          <w:szCs w:val="28"/>
+        </w:rPr>
+      </w:pPr>
+      <w:r>
+        <w:rPr>
+          <w:rFonts w:ascii="Times New Roman" w:hAnsi="Times New Roman" w:cs="Times New Roman"/>
+          <w:sz w:val="28"/>
+          <w:szCs w:val="28"/>
+        </w:rPr>
+        <w:t>Для запуска проекта необходимо выполнить следующие шаги:</w:t>
+      </w:r>
+    </w:p>
+    <w:p>
+      <w:pPr>
+        <w:numPr>
+          <w:ilvl w:val="0"/>
+          <w:numId w:val="23"/>
+        </w:numPr>
+        <w:spacing w:after="0" w:line="360" w:lineRule="auto"/>
+        <w:rPr>
+          <w:rFonts w:ascii="Times New Roman" w:hAnsi="Times New Roman" w:cs="Times New Roman"/>
+          <w:sz w:val="28"/>
+          <w:szCs w:val="28"/>
+        </w:rPr>
+      </w:pPr>
+      <w:r>
+        <w:rPr>
+          <w:rFonts w:ascii="Times New Roman" w:hAnsi="Times New Roman" w:cs="Times New Roman"/>
+          <w:sz w:val="28"/>
+          <w:szCs w:val="28"/>
+        </w:rPr>
+        <w:t xml:space="preserve">Установить все необходимые библиотеки </w:t>
+      </w:r>
+      <w:r>
+        <w:rPr>
+          <w:rFonts w:ascii="Times New Roman" w:hAnsi="Times New Roman" w:cs="Times New Roman"/>
+          <w:sz w:val="28"/>
+          <w:szCs w:val="28"/>
+        </w:rPr>
+        <w:t>через менеджер</w:t>
+      </w:r>
+      <w:r>
+        <w:rPr>
+          <w:rFonts w:ascii="Times New Roman" w:hAnsi="Times New Roman" w:cs="Times New Roman"/>
+          <w:sz w:val="28"/>
+          <w:szCs w:val="28"/>
+        </w:rPr>
+        <w:t xml:space="preserve"> пакетов </w:t>
+      </w:r>
+      <w:r>
+        <w:rPr>
+          <w:rFonts w:ascii="Times New Roman" w:hAnsi="Times New Roman" w:cs="Times New Roman"/>
+          <w:b/>
+          <w:bCs/>
+          <w:sz w:val="28"/>
+          <w:szCs w:val="28"/>
+        </w:rPr>
+        <w:t>npm install express sqlite3 sequelize bcrypt express-session socket.io ejs</w:t>
+      </w:r>
+      <w:r>
+        <w:rPr>
+          <w:rFonts w:ascii="Times New Roman" w:hAnsi="Times New Roman" w:cs="Times New Roman"/>
+          <w:sz w:val="28"/>
+          <w:szCs w:val="28"/>
+        </w:rPr>
+        <w:t>.</w:t>
+      </w:r>
+    </w:p>
+    <w:p>
+      <w:pPr>
+        <w:numPr>
+          <w:ilvl w:val="0"/>
+          <w:numId w:val="23"/>
+        </w:numPr>
+        <w:spacing w:after="0" w:line="360" w:lineRule="auto"/>
+        <w:rPr>
+          <w:rFonts w:ascii="Times New Roman" w:hAnsi="Times New Roman" w:cs="Times New Roman"/>
+          <w:sz w:val="28"/>
+          <w:szCs w:val="28"/>
+        </w:rPr>
+      </w:pPr>
+      <w:r>
+        <w:rPr>
+          <w:rFonts w:ascii="Times New Roman" w:hAnsi="Times New Roman" w:cs="Times New Roman"/>
+          <w:sz w:val="28"/>
+          <w:szCs w:val="28"/>
+        </w:rPr>
+        <w:t>Установить</w:t>
+      </w:r>
+      <w:r>
+        <w:rPr>
+          <w:rFonts w:ascii="Times New Roman" w:hAnsi="Times New Roman" w:cs="Times New Roman"/>
+          <w:sz w:val="28"/>
+          <w:szCs w:val="28"/>
+        </w:rPr>
+        <w:t xml:space="preserve"> </w:t>
+      </w:r>
+      <w:r>
+        <w:rPr>
+          <w:rFonts w:ascii="Times New Roman" w:hAnsi="Times New Roman" w:cs="Times New Roman"/>
+          <w:sz w:val="28"/>
+          <w:szCs w:val="28"/>
+          <w:lang w:val="en-US"/>
+        </w:rPr>
+        <w:t>Node.js</w:t>
+      </w:r>
+      <w:r>
+        <w:rPr>
+          <w:rFonts w:ascii="Times New Roman" w:hAnsi="Times New Roman" w:cs="Times New Roman"/>
+          <w:sz w:val="28"/>
+          <w:szCs w:val="28"/>
+        </w:rPr>
+        <w:t>.</w:t>
+      </w:r>
+    </w:p>
+    <w:p>
+      <w:pPr>
+        <w:numPr>
+          <w:ilvl w:val="0"/>
+          <w:numId w:val="23"/>
+        </w:numPr>
+        <w:spacing w:after="0" w:line="360" w:lineRule="auto"/>
+        <w:rPr>
+          <w:rFonts w:ascii="Times New Roman" w:hAnsi="Times New Roman" w:cs="Times New Roman"/>
+          <w:sz w:val="28"/>
+          <w:szCs w:val="28"/>
+        </w:rPr>
+      </w:pPr>
+      <w:r>
+        <w:rPr>
+          <w:rFonts w:ascii="Times New Roman" w:hAnsi="Times New Roman" w:cs="Times New Roman"/>
+          <w:sz w:val="28"/>
+          <w:szCs w:val="28"/>
+        </w:rPr>
+        <w:t xml:space="preserve">Запустить серверное приложение с помощью команды </w:t>
+      </w:r>
+      <w:r>
+        <w:rPr>
+          <w:rFonts w:ascii="Times New Roman" w:hAnsi="Times New Roman" w:cs="Times New Roman"/>
+          <w:b/>
+          <w:sz w:val="28"/>
+          <w:szCs w:val="28"/>
+        </w:rPr>
+        <w:t xml:space="preserve">node </w:t>
+      </w:r>
+      <w:r>
+        <w:rPr>
+          <w:rFonts w:ascii="Times New Roman" w:hAnsi="Times New Roman" w:cs="Times New Roman"/>
+          <w:b/>
+          <w:sz w:val="28"/>
+          <w:szCs w:val="28"/>
+          <w:lang w:val="en-US"/>
+        </w:rPr>
+        <w:t>app</w:t>
+      </w:r>
+      <w:r>
+        <w:rPr>
+          <w:rFonts w:ascii="Times New Roman" w:hAnsi="Times New Roman" w:cs="Times New Roman"/>
+          <w:b/>
+          <w:sz w:val="28"/>
+          <w:szCs w:val="28"/>
+        </w:rPr>
+        <w:t>.js</w:t>
+      </w:r>
+      <w:r>
+        <w:rPr>
+          <w:rFonts w:ascii="Times New Roman" w:hAnsi="Times New Roman" w:cs="Times New Roman"/>
+          <w:sz w:val="28"/>
+          <w:szCs w:val="28"/>
+        </w:rPr>
+        <w:t>.</w:t>
+      </w:r>
+    </w:p>
+    <w:p>
+      <w:pPr>
+        <w:spacing w:after="0" w:line="360" w:lineRule="auto"/>
+        <w:rPr>
+          <w:rFonts w:ascii="Times New Roman" w:hAnsi="Times New Roman" w:cs="Times New Roman"/>
+          <w:sz w:val="28"/>
+          <w:szCs w:val="28"/>
+        </w:rPr>
+      </w:pPr>
+      <w:r>
+        <w:rPr>
+          <w:rFonts w:ascii="Times New Roman" w:hAnsi="Times New Roman" w:cs="Times New Roman"/>
+          <w:sz w:val="28"/>
+          <w:szCs w:val="28"/>
+        </w:rPr>
+        <w:t>После этого веб-мессенджер будет доступен по локальному адресу, и пользователи смогут взаимодействовать друг с другом через чат</w:t>
+      </w:r>
+      <w:r>
+        <w:rPr>
+          <w:rFonts w:ascii="Times New Roman" w:hAnsi="Times New Roman" w:cs="Times New Roman"/>
+          <w:sz w:val="28"/>
+          <w:szCs w:val="28"/>
+        </w:rPr>
+        <w:t>.</w:t>
+      </w:r>
+    </w:p>
+    <w:p>
+      <w:pPr>
+        <w:spacing w:after="0" w:line="360" w:lineRule="auto"/>
+        <w:jc w:val="center"/>
+        <w:rPr>
+          <w:rFonts w:ascii="Times New Roman" w:hAnsi="Times New Roman" w:cs="Times New Roman"/>
+          <w:b/>
+          <w:bCs/>
+          <w:sz w:val="28"/>
+          <w:szCs w:val="28"/>
+        </w:rPr>
+      </w:pPr>
+      <w:r>
+        <w:rPr>
+          <w:rFonts w:ascii="Times New Roman" w:hAnsi="Times New Roman" w:cs="Times New Roman"/>
+          <w:b/>
+          <w:bCs/>
+          <w:sz w:val="28"/>
+          <w:szCs w:val="28"/>
+        </w:rPr>
+        <w:t>Результаты</w:t>
+      </w:r>
+    </w:p>
+    <w:p>
+      <w:pPr>
+        <w:spacing w:after="0" w:line="360" w:lineRule="auto"/>
         <w:ind w:firstLine="851"/>
         <w:jc w:val="both"/>
         <w:rPr>
           <w:rFonts w:ascii="Times New Roman" w:hAnsi="Times New Roman" w:cs="Times New Roman"/>
-          <w:sz w:val="28"/>
-          <w:szCs w:val="28"/>
-        </w:rPr>
-      </w:pPr>
-      <w:r>
-        <w:rPr>
-          <w:rFonts w:ascii="Times New Roman" w:hAnsi="Times New Roman" w:cs="Times New Roman"/>
-          <w:sz w:val="28"/>
-          <w:szCs w:val="28"/>
-        </w:rPr>
-        <w:t>Главная страница — общее описание проекта и цели;</w:t>
-      </w:r>
+          <w:bCs/>
+          <w:sz w:val="28"/>
+          <w:szCs w:val="28"/>
+        </w:rPr>
+      </w:pPr>
+      <w:r>
+        <w:rPr>
+          <w:rFonts w:ascii="Times New Roman" w:hAnsi="Times New Roman" w:cs="Times New Roman"/>
+          <w:bCs/>
+          <w:sz w:val="28"/>
+          <w:szCs w:val="28"/>
+        </w:rPr>
+        <w:lastRenderedPageBreak/>
+        <w:t>В результате выполненной работы был создан веб-мессенджер, обладающий базовым функционалом: регистрацией пользователей, входом в систему и возможностью общения в реальном времени. Реализованная система позволяет обмениваться сообщениями без перезагрузки страницы, при этом интерфейс сохраняет простоту и доступность. Проект может быть использован как шаблон для создания более сложных систем общения, а также как практический пример клиент-серверного взаимодействия в рамках учебной деятельности.</w:t>
+      </w:r>
+    </w:p>
+    <w:p>
+      <w:pPr>
+        <w:pStyle w:val="2"/>
+        <w:spacing w:line="360" w:lineRule="auto"/>
+        <w:jc w:val="center"/>
+        <w:rPr>
+          <w:rFonts w:ascii="Times New Roman" w:eastAsia="Times New Roman" w:hAnsi="Times New Roman" w:cs="Times New Roman"/>
+          <w:b/>
+          <w:color w:val="auto"/>
+          <w:sz w:val="28"/>
+          <w:szCs w:val="28"/>
+        </w:rPr>
+      </w:pPr>
+      <w:bookmarkStart w:id="17" w:name="_Toc197965276"/>
+      <w:r>
+        <w:rPr>
+          <w:rFonts w:ascii="Times New Roman" w:hAnsi="Times New Roman" w:cs="Times New Roman"/>
+          <w:b/>
+          <w:color w:val="auto"/>
+          <w:sz w:val="28"/>
+          <w:szCs w:val="28"/>
+        </w:rPr>
+        <w:t>ЗАКЛЮЧЕНИЕ</w:t>
+      </w:r>
+      <w:bookmarkEnd w:id="17"/>
+    </w:p>
+    <w:p>
+      <w:pPr>
+        <w:spacing w:after="0" w:line="360" w:lineRule="auto"/>
+        <w:ind w:firstLine="851"/>
+        <w:jc w:val="both"/>
+        <w:rPr>
+          <w:rFonts w:ascii="Times New Roman" w:hAnsi="Times New Roman" w:cs="Times New Roman"/>
+          <w:bCs/>
+          <w:sz w:val="28"/>
+          <w:szCs w:val="28"/>
+        </w:rPr>
+      </w:pPr>
+      <w:r>
+        <w:rPr>
+          <w:rFonts w:ascii="Times New Roman" w:hAnsi="Times New Roman" w:cs="Times New Roman"/>
+          <w:bCs/>
+          <w:sz w:val="28"/>
+          <w:szCs w:val="28"/>
+        </w:rPr>
+        <w:t>Учебная практика, выполненная студентом группы 241-353 Мельниковым Кириллом, была направлена на получение теоретических знаний и развитие практических навыков в области информационных технологий, а также на изучение современных подходов к цифровой трансформации образовательного пространства. Основной акцент в ходе практики был сделан на анализ и визуализацию внутреннего университетского проекта «ИТ-сервисы для Цифрового университета», реализуемого в Московском Политехе в рамках общей стратегии цифровизации вуза. В рамках проектной части студентом была выполнена разработка информационного веб-сайта, посвящённого данному проекту. Сайт включал в себя главную страницу с описанием, разделы о личном кабинете студента, мобильных приложениях, визуализации данных и контактную информацию. Для реализации использовались HTML5 и CSS3, обеспечена базовая адаптивность, выполнена семантическая разметка. Проект оформлен в виде учебной презентации и может быть использован в качестве демонстрационного материала.</w:t>
+      </w:r>
+    </w:p>
+    <w:p>
+      <w:pPr>
+        <w:spacing w:after="0" w:line="360" w:lineRule="auto"/>
+        <w:ind w:firstLine="851"/>
+        <w:jc w:val="both"/>
+        <w:rPr>
+          <w:rFonts w:ascii="Times New Roman" w:hAnsi="Times New Roman" w:cs="Times New Roman"/>
+          <w:bCs/>
+          <w:sz w:val="28"/>
+          <w:szCs w:val="28"/>
+        </w:rPr>
+      </w:pPr>
+      <w:r>
+        <w:rPr>
+          <w:rFonts w:ascii="Times New Roman" w:hAnsi="Times New Roman" w:cs="Times New Roman"/>
+          <w:bCs/>
+          <w:sz w:val="28"/>
+          <w:szCs w:val="28"/>
+        </w:rPr>
+        <w:t xml:space="preserve">Дополнительно в рамках практики была организована экскурсия в компанию R-Vision — лидера в области информационной безопасности. Студенты ознакомились с платформой R-Vision EVO, предназначенной для управления киберрисками, инцидентами ИБ, уязвимостями и реагированием на угрозы. Особое внимание уделялось возможностям горизонтального </w:t>
+      </w:r>
+      <w:r>
+        <w:rPr>
+          <w:rFonts w:ascii="Times New Roman" w:hAnsi="Times New Roman" w:cs="Times New Roman"/>
+          <w:bCs/>
+          <w:sz w:val="28"/>
+          <w:szCs w:val="28"/>
+        </w:rPr>
+        <w:lastRenderedPageBreak/>
+        <w:t xml:space="preserve">масштабирования, отказоустойчивости, гибкой настройке (включая no-code/low-code), регулярным обновлениям аналитических модулей и примерам реального применения. Участие в конференции R-Vision позволило студентам глубже понять принципы функционирования систем кибербезопасности, ознакомиться с кейсами APT-атак, </w:t>
+      </w:r>
+      <w:proofErr w:type="spellStart"/>
+      <w:r>
+        <w:rPr>
+          <w:rFonts w:ascii="Times New Roman" w:hAnsi="Times New Roman" w:cs="Times New Roman"/>
+          <w:bCs/>
+          <w:sz w:val="28"/>
+          <w:szCs w:val="28"/>
+        </w:rPr>
+        <w:t>фишинга</w:t>
+      </w:r>
+      <w:proofErr w:type="spellEnd"/>
+      <w:r>
+        <w:rPr>
+          <w:rFonts w:ascii="Times New Roman" w:hAnsi="Times New Roman" w:cs="Times New Roman"/>
+          <w:bCs/>
+          <w:sz w:val="28"/>
+          <w:szCs w:val="28"/>
+        </w:rPr>
+        <w:t>, социального инжиниринга и текущими тенденциями в отрасли, включая использование ИИ и развитие SOC-центров.</w:t>
+      </w:r>
+    </w:p>
+    <w:p>
+      <w:pPr>
+        <w:spacing w:after="0" w:line="360" w:lineRule="auto"/>
+        <w:ind w:firstLine="851"/>
+        <w:jc w:val="both"/>
+        <w:rPr>
+          <w:rFonts w:ascii="Times New Roman" w:hAnsi="Times New Roman" w:cs="Times New Roman"/>
+          <w:bCs/>
+          <w:sz w:val="28"/>
+          <w:szCs w:val="28"/>
+        </w:rPr>
+      </w:pPr>
+      <w:r>
+        <w:rPr>
+          <w:rFonts w:ascii="Times New Roman" w:hAnsi="Times New Roman" w:cs="Times New Roman"/>
+          <w:bCs/>
+          <w:sz w:val="28"/>
+          <w:szCs w:val="28"/>
+        </w:rPr>
+        <w:t>В ходе практики студент также принял участие в выполнении задач по работе с программным обеспечением MarkupToolBuild, предназначенным для разметки опасных объектов (например, людей с оружием). Обработано более 25 тысяч кадров с выделением опасных и безопасных объектов, что позволило приобрести навыки работы с системами компьютерного зрения и предобработки данных.</w:t>
+      </w:r>
+    </w:p>
+    <w:p>
+      <w:pPr>
+        <w:spacing w:after="0" w:line="360" w:lineRule="auto"/>
+        <w:ind w:firstLine="851"/>
+        <w:jc w:val="both"/>
+        <w:rPr>
+          <w:rFonts w:ascii="Times New Roman" w:hAnsi="Times New Roman" w:cs="Times New Roman"/>
+          <w:bCs/>
+          <w:sz w:val="28"/>
+          <w:szCs w:val="28"/>
+        </w:rPr>
+      </w:pPr>
+      <w:r>
+        <w:rPr>
+          <w:rFonts w:ascii="Times New Roman" w:hAnsi="Times New Roman" w:cs="Times New Roman"/>
+          <w:bCs/>
+          <w:sz w:val="28"/>
+          <w:szCs w:val="28"/>
+        </w:rPr>
+        <w:t>Особое внимание было уделено разбору реального инцидента информационной безопасности — кибератаки на компанию Fortinet в сентябре 2024 года. Атака осуществлялась хакером под псевдонимом Fortibitch, целью было получение доступа к облачному хранилищу SharePoint и эксфильтрация данных объёмом более 440 ГБ. Использовались методы социальной инженерии, уязвимости в облаке и зашифрованные каналы связи, в том числе возможно эксплуатировалась уязвимость CVE-2024-55591 (обход аутентификации через websocket-запросы). Инцидент повлёк за собой утечку клиентских и внутренних данных, что негативно сказалось на репутации Fortinet. Были применены меры защиты, включая аудит, обновления уязвимых компонентов и внедрение многофакторной аутентификации.</w:t>
+      </w:r>
+    </w:p>
+    <w:p>
+      <w:pPr>
+        <w:spacing w:after="0" w:line="360" w:lineRule="auto"/>
+        <w:ind w:firstLine="851"/>
+        <w:jc w:val="both"/>
+        <w:rPr>
+          <w:rFonts w:ascii="Times New Roman" w:hAnsi="Times New Roman" w:cs="Times New Roman"/>
+          <w:bCs/>
+          <w:sz w:val="28"/>
+          <w:szCs w:val="28"/>
+        </w:rPr>
+      </w:pPr>
+      <w:r>
+        <w:rPr>
+          <w:rFonts w:ascii="Times New Roman" w:hAnsi="Times New Roman" w:cs="Times New Roman"/>
+          <w:bCs/>
+          <w:sz w:val="28"/>
+          <w:szCs w:val="28"/>
+        </w:rPr>
+        <w:t xml:space="preserve">В рамках вариативной части студентом был разработан веб-мессенджер на Node.js с использованием Express и Socket.IO. Приложение реализовано по клиент-серверной архитектуре и включает регистрацию, авторизацию и обмен сообщениями в реальном времени. </w:t>
+      </w:r>
+      <w:r>
+        <w:rPr>
+          <w:rFonts w:ascii="Times New Roman" w:hAnsi="Times New Roman" w:cs="Times New Roman"/>
+          <w:bCs/>
+          <w:sz w:val="28"/>
+          <w:szCs w:val="28"/>
+        </w:rPr>
+        <w:t xml:space="preserve">SQLite </w:t>
+      </w:r>
+      <w:r>
+        <w:rPr>
+          <w:rFonts w:ascii="Times New Roman" w:hAnsi="Times New Roman" w:cs="Times New Roman"/>
+          <w:bCs/>
+          <w:sz w:val="28"/>
+          <w:szCs w:val="28"/>
+        </w:rPr>
+        <w:t xml:space="preserve">используется для хранения данных пользователей, обмен сообщениями происходит через WebSocket. Интерфейс мессенджера реализован на </w:t>
+      </w:r>
+      <w:r>
+        <w:rPr>
+          <w:rFonts w:ascii="Times New Roman" w:hAnsi="Times New Roman" w:cs="Times New Roman"/>
+          <w:bCs/>
+          <w:sz w:val="28"/>
+          <w:szCs w:val="28"/>
+          <w:lang w:val="en-US"/>
+        </w:rPr>
+        <w:t>EJS</w:t>
+      </w:r>
+      <w:r>
+        <w:rPr>
+          <w:rFonts w:ascii="Times New Roman" w:hAnsi="Times New Roman" w:cs="Times New Roman"/>
+          <w:bCs/>
+          <w:sz w:val="28"/>
+          <w:szCs w:val="28"/>
+        </w:rPr>
+        <w:t xml:space="preserve">, CSS и JavaScript, </w:t>
+      </w:r>
+      <w:r>
+        <w:rPr>
+          <w:rFonts w:ascii="Times New Roman" w:hAnsi="Times New Roman" w:cs="Times New Roman"/>
+          <w:bCs/>
+          <w:sz w:val="28"/>
+          <w:szCs w:val="28"/>
+        </w:rPr>
+        <w:lastRenderedPageBreak/>
+        <w:t>отличается простотой и удобством. Проект выполнен поэтапно: от проектирования архитектуры до тестирования и финальной отладки.</w:t>
+      </w:r>
+    </w:p>
+    <w:p>
+      <w:pPr>
+        <w:spacing w:after="0" w:line="360" w:lineRule="auto"/>
+        <w:ind w:firstLine="851"/>
+        <w:jc w:val="both"/>
+        <w:rPr>
+          <w:rFonts w:ascii="Times New Roman" w:hAnsi="Times New Roman" w:cs="Times New Roman"/>
+          <w:bCs/>
+          <w:sz w:val="28"/>
+          <w:szCs w:val="28"/>
+        </w:rPr>
+      </w:pPr>
+      <w:r>
+        <w:rPr>
+          <w:rFonts w:ascii="Times New Roman" w:hAnsi="Times New Roman" w:cs="Times New Roman"/>
+          <w:bCs/>
+          <w:sz w:val="28"/>
+          <w:szCs w:val="28"/>
+        </w:rPr>
+        <w:t xml:space="preserve">В результате практики студент закрепил знания по веб-разработке, ИБ, взаимодействию с реальными ИТ-компаниями, анализу </w:t>
+      </w:r>
+      <w:r>
+        <w:rPr>
+          <w:rFonts w:ascii="Times New Roman" w:hAnsi="Times New Roman" w:cs="Times New Roman"/>
+          <w:bCs/>
+          <w:sz w:val="28"/>
+          <w:szCs w:val="28"/>
+        </w:rPr>
+        <w:t>киберинцидента</w:t>
+      </w:r>
+      <w:r>
+        <w:rPr>
+          <w:rFonts w:ascii="Times New Roman" w:hAnsi="Times New Roman" w:cs="Times New Roman"/>
+          <w:bCs/>
+          <w:sz w:val="28"/>
+          <w:szCs w:val="28"/>
+        </w:rPr>
+        <w:t>, а также приобрёл опыт в работе с современными цифровыми инструментами и технологиями. Полученные навыки могут быть использованы как в дальнейшей учёбе, так и в профессиональной деятельности.</w:t>
+      </w:r>
+    </w:p>
+    <w:p>
+      <w:pPr>
+        <w:pStyle w:val="3"/>
+        <w:spacing w:line="360" w:lineRule="auto"/>
+        <w:jc w:val="center"/>
+        <w:rPr>
+          <w:rFonts w:ascii="Times New Roman" w:hAnsi="Times New Roman" w:cs="Times New Roman"/>
+          <w:b/>
+          <w:color w:val="auto"/>
+          <w:sz w:val="28"/>
+          <w:szCs w:val="28"/>
+        </w:rPr>
+      </w:pPr>
+      <w:bookmarkStart w:id="18" w:name="_Toc197908776"/>
+      <w:bookmarkStart w:id="19" w:name="_Toc197965277"/>
+      <w:r>
+        <w:rPr>
+          <w:rFonts w:ascii="Times New Roman" w:hAnsi="Times New Roman" w:cs="Times New Roman"/>
+          <w:b/>
+          <w:color w:val="auto"/>
+          <w:sz w:val="28"/>
+          <w:szCs w:val="28"/>
+        </w:rPr>
+        <w:t>Список литературы.</w:t>
+      </w:r>
+      <w:bookmarkEnd w:id="18"/>
+      <w:bookmarkEnd w:id="19"/>
     </w:p>
     <w:p>
       <w:pPr>
         <w:numPr>
           <w:ilvl w:val="0"/>
-          <w:numId w:val="5"/>
+          <w:numId w:val="4"/>
         </w:numPr>
-        <w:spacing w:before="100" w:beforeAutospacing="1" w:after="100" w:afterAutospacing="1" w:line="240" w:lineRule="auto"/>
-        <w:ind w:firstLine="851"/>
+        <w:tabs>
+          <w:tab w:val="clear" w:pos="720"/>
+          <w:tab w:val="num" w:pos="284"/>
+          <w:tab w:val="num" w:pos="360"/>
+        </w:tabs>
+        <w:spacing w:before="100" w:beforeAutospacing="1" w:after="100" w:afterAutospacing="1" w:line="360" w:lineRule="auto"/>
+        <w:ind w:hanging="720"/>
         <w:jc w:val="both"/>
         <w:rPr>
           <w:rFonts w:ascii="Times New Roman" w:hAnsi="Times New Roman" w:cs="Times New Roman"/>
@@ -1341,17 +6164,32 @@
           <w:sz w:val="28"/>
           <w:szCs w:val="28"/>
         </w:rPr>
-        <w:t>Раздел «О проекте» — актуальность, задачи и содержание;</w:t>
-      </w:r>
+        <w:t xml:space="preserve">Документация по HTML: </w:t>
+      </w:r>
+      <w:hyperlink r:id="rId6" w:tgtFrame="_new" w:history="1">
+        <w:r>
+          <w:rPr>
+            <w:rStyle w:val="a6"/>
+            <w:rFonts w:ascii="Times New Roman" w:hAnsi="Times New Roman" w:cs="Times New Roman"/>
+            <w:sz w:val="28"/>
+            <w:szCs w:val="28"/>
+          </w:rPr>
+          <w:t>https://developer.mozilla.org/ru/docs/Web/HTML</w:t>
+        </w:r>
+      </w:hyperlink>
     </w:p>
     <w:p>
       <w:pPr>
         <w:numPr>
           <w:ilvl w:val="0"/>
-          <w:numId w:val="5"/>
+          <w:numId w:val="4"/>
         </w:numPr>
-        <w:spacing w:before="100" w:beforeAutospacing="1" w:after="100" w:afterAutospacing="1" w:line="240" w:lineRule="auto"/>
-        <w:ind w:firstLine="851"/>
+        <w:tabs>
+          <w:tab w:val="clear" w:pos="720"/>
+          <w:tab w:val="num" w:pos="284"/>
+        </w:tabs>
+        <w:spacing w:before="100" w:beforeAutospacing="1" w:after="100" w:afterAutospacing="1" w:line="360" w:lineRule="auto"/>
+        <w:ind w:hanging="720"/>
         <w:jc w:val="both"/>
         <w:rPr>
           <w:rFonts w:ascii="Times New Roman" w:hAnsi="Times New Roman" w:cs="Times New Roman"/>
@@ -1365,495 +6203,235 @@
           <w:sz w:val="28"/>
           <w:szCs w:val="28"/>
         </w:rPr>
-        <w:t>Блоки с подпроектами:</w:t>
-      </w:r>
-    </w:p>
-    <w:p>
-      <w:pPr>
-        <w:numPr>
-          <w:ilvl w:val="1"/>
-          <w:numId w:val="5"/>
-        </w:numPr>
-        <w:spacing w:before="100" w:beforeAutospacing="1" w:after="100" w:afterAutospacing="1" w:line="240" w:lineRule="auto"/>
-        <w:ind w:firstLine="851"/>
-        <w:jc w:val="both"/>
-        <w:rPr>
-          <w:rFonts w:ascii="Times New Roman" w:hAnsi="Times New Roman" w:cs="Times New Roman"/>
-          <w:sz w:val="28"/>
-          <w:szCs w:val="28"/>
-        </w:rPr>
-      </w:pPr>
-      <w:r>
-        <w:rPr>
-          <w:rFonts w:ascii="Times New Roman" w:hAnsi="Times New Roman" w:cs="Times New Roman"/>
-          <w:sz w:val="28"/>
-          <w:szCs w:val="28"/>
-        </w:rPr>
-        <w:t>Личный кабинет;</w:t>
-      </w:r>
-    </w:p>
-    <w:p>
-      <w:pPr>
-        <w:numPr>
-          <w:ilvl w:val="1"/>
-          <w:numId w:val="5"/>
-        </w:numPr>
-        <w:spacing w:before="100" w:beforeAutospacing="1" w:after="100" w:afterAutospacing="1" w:line="240" w:lineRule="auto"/>
-        <w:ind w:firstLine="851"/>
-        <w:jc w:val="both"/>
-        <w:rPr>
-          <w:rFonts w:ascii="Times New Roman" w:hAnsi="Times New Roman" w:cs="Times New Roman"/>
-          <w:sz w:val="28"/>
-          <w:szCs w:val="28"/>
-        </w:rPr>
-      </w:pPr>
-      <w:r>
-        <w:rPr>
-          <w:rFonts w:ascii="Times New Roman" w:hAnsi="Times New Roman" w:cs="Times New Roman"/>
-          <w:sz w:val="28"/>
-          <w:szCs w:val="28"/>
-        </w:rPr>
-        <w:t>Мобильные приложения (Android и iOS);</w:t>
-      </w:r>
-    </w:p>
-    <w:p>
-      <w:pPr>
-        <w:numPr>
-          <w:ilvl w:val="1"/>
-          <w:numId w:val="5"/>
-        </w:numPr>
-        <w:spacing w:before="100" w:beforeAutospacing="1" w:after="100" w:afterAutospacing="1" w:line="240" w:lineRule="auto"/>
-        <w:ind w:firstLine="851"/>
-        <w:jc w:val="both"/>
-        <w:rPr>
-          <w:rFonts w:ascii="Times New Roman" w:hAnsi="Times New Roman" w:cs="Times New Roman"/>
-          <w:sz w:val="28"/>
-          <w:szCs w:val="28"/>
-        </w:rPr>
-      </w:pPr>
-      <w:r>
-        <w:rPr>
-          <w:rFonts w:ascii="Times New Roman" w:hAnsi="Times New Roman" w:cs="Times New Roman"/>
-          <w:sz w:val="28"/>
-          <w:szCs w:val="28"/>
-        </w:rPr>
-        <w:t>Визуализация данных (Grafana);</w:t>
-      </w:r>
-    </w:p>
-    <w:p>
-      <w:pPr>
+        <w:t xml:space="preserve">Документация по CSS: </w:t>
+      </w:r>
+      <w:hyperlink r:id="rId7" w:tgtFrame="_new" w:history="1">
+        <w:r>
+          <w:rPr>
+            <w:rStyle w:val="a6"/>
+            <w:rFonts w:ascii="Times New Roman" w:hAnsi="Times New Roman" w:cs="Times New Roman"/>
+            <w:sz w:val="28"/>
+            <w:szCs w:val="28"/>
+          </w:rPr>
+          <w:t>https://developer.mozilla.org/ru/docs/Web/CSS</w:t>
+        </w:r>
+      </w:hyperlink>
+    </w:p>
+    <w:p>
+      <w:pPr>
+        <w:pStyle w:val="a7"/>
         <w:numPr>
           <w:ilvl w:val="0"/>
-          <w:numId w:val="5"/>
+          <w:numId w:val="4"/>
         </w:numPr>
-        <w:spacing w:before="100" w:beforeAutospacing="1" w:after="100" w:afterAutospacing="1" w:line="240" w:lineRule="auto"/>
-        <w:ind w:firstLine="851"/>
-        <w:jc w:val="both"/>
-        <w:rPr>
-          <w:rFonts w:ascii="Times New Roman" w:hAnsi="Times New Roman" w:cs="Times New Roman"/>
-          <w:sz w:val="28"/>
-          <w:szCs w:val="28"/>
-        </w:rPr>
-      </w:pPr>
-      <w:r>
-        <w:rPr>
-          <w:rFonts w:ascii="Times New Roman" w:hAnsi="Times New Roman" w:cs="Times New Roman"/>
-          <w:sz w:val="28"/>
-          <w:szCs w:val="28"/>
-        </w:rPr>
-        <w:t>Раздел «Результаты» — описание достигнутых целей;</w:t>
-      </w:r>
-    </w:p>
-    <w:p>
-      <w:pPr>
+        <w:tabs>
+          <w:tab w:val="clear" w:pos="720"/>
+          <w:tab w:val="num" w:pos="284"/>
+        </w:tabs>
+        <w:spacing w:line="360" w:lineRule="auto"/>
+        <w:ind w:hanging="720"/>
+        <w:rPr>
+          <w:rStyle w:val="a6"/>
+          <w:rFonts w:ascii="Times New Roman" w:hAnsi="Times New Roman" w:cs="Times New Roman"/>
+          <w:color w:val="auto"/>
+          <w:sz w:val="28"/>
+          <w:szCs w:val="28"/>
+          <w:u w:val="none"/>
+          <w:lang w:val="en-US"/>
+        </w:rPr>
+      </w:pPr>
+      <w:r>
+        <w:rPr>
+          <w:rFonts w:ascii="Times New Roman" w:hAnsi="Times New Roman" w:cs="Times New Roman"/>
+          <w:sz w:val="28"/>
+          <w:szCs w:val="28"/>
+          <w:lang w:val="en-US"/>
+        </w:rPr>
+        <w:t xml:space="preserve">R-vision: </w:t>
+      </w:r>
+      <w:hyperlink r:id="rId8" w:history="1">
+        <w:r>
+          <w:rPr>
+            <w:rStyle w:val="a6"/>
+            <w:rFonts w:ascii="Times New Roman" w:hAnsi="Times New Roman" w:cs="Times New Roman"/>
+            <w:sz w:val="28"/>
+            <w:szCs w:val="28"/>
+            <w:lang w:val="en-US"/>
+          </w:rPr>
+          <w:t>https://rvision.ru/</w:t>
+        </w:r>
+      </w:hyperlink>
+    </w:p>
+    <w:p>
+      <w:pPr>
+        <w:pStyle w:val="a7"/>
         <w:numPr>
           <w:ilvl w:val="0"/>
-          <w:numId w:val="5"/>
+          <w:numId w:val="4"/>
         </w:numPr>
-        <w:spacing w:before="100" w:beforeAutospacing="1" w:after="100" w:afterAutospacing="1" w:line="240" w:lineRule="auto"/>
-        <w:ind w:firstLine="851"/>
-        <w:jc w:val="both"/>
-        <w:rPr>
-          <w:rFonts w:ascii="Times New Roman" w:hAnsi="Times New Roman" w:cs="Times New Roman"/>
-          <w:sz w:val="28"/>
-          <w:szCs w:val="28"/>
-        </w:rPr>
-      </w:pPr>
-      <w:r>
-        <w:rPr>
-          <w:rFonts w:ascii="Times New Roman" w:hAnsi="Times New Roman" w:cs="Times New Roman"/>
-          <w:sz w:val="28"/>
-          <w:szCs w:val="28"/>
-        </w:rPr>
-        <w:t>Раздел «Команда» — список исполнителей;</w:t>
-      </w:r>
-    </w:p>
-    <w:p>
-      <w:pPr>
+        <w:tabs>
+          <w:tab w:val="clear" w:pos="720"/>
+          <w:tab w:val="num" w:pos="284"/>
+        </w:tabs>
+        <w:spacing w:line="360" w:lineRule="auto"/>
+        <w:ind w:hanging="720"/>
+        <w:rPr>
+          <w:rFonts w:ascii="Times New Roman" w:hAnsi="Times New Roman" w:cs="Times New Roman"/>
+          <w:sz w:val="28"/>
+          <w:szCs w:val="28"/>
+        </w:rPr>
+      </w:pPr>
+      <w:r>
+        <w:rPr>
+          <w:rFonts w:ascii="Times New Roman" w:hAnsi="Times New Roman" w:cs="Times New Roman"/>
+          <w:sz w:val="28"/>
+          <w:szCs w:val="28"/>
+        </w:rPr>
+        <w:t>Репозитори</w:t>
+      </w:r>
+      <w:r>
+        <w:rPr>
+          <w:rFonts w:ascii="Times New Roman" w:hAnsi="Times New Roman" w:cs="Times New Roman"/>
+          <w:sz w:val="28"/>
+          <w:szCs w:val="28"/>
+        </w:rPr>
+        <w:t>й</w:t>
+      </w:r>
+      <w:r>
+        <w:rPr>
+          <w:rFonts w:ascii="Times New Roman" w:hAnsi="Times New Roman" w:cs="Times New Roman"/>
+          <w:sz w:val="28"/>
+          <w:szCs w:val="28"/>
+        </w:rPr>
+        <w:t xml:space="preserve">: </w:t>
+      </w:r>
+      <w:hyperlink r:id="rId9" w:history="1">
+        <w:r>
+          <w:rPr>
+            <w:rStyle w:val="a6"/>
+            <w:rFonts w:ascii="Times New Roman" w:hAnsi="Times New Roman" w:cs="Times New Roman"/>
+            <w:sz w:val="28"/>
+            <w:szCs w:val="28"/>
+          </w:rPr>
+          <w:t>https://github.com/f1stle/Web-site</w:t>
+        </w:r>
+      </w:hyperlink>
+    </w:p>
+    <w:p>
+      <w:pPr>
+        <w:pStyle w:val="a7"/>
         <w:numPr>
           <w:ilvl w:val="0"/>
-          <w:numId w:val="5"/>
+          <w:numId w:val="4"/>
         </w:numPr>
-        <w:spacing w:before="100" w:beforeAutospacing="1" w:after="100" w:afterAutospacing="1" w:line="240" w:lineRule="auto"/>
-        <w:ind w:firstLine="851"/>
-        <w:jc w:val="both"/>
-        <w:rPr>
-          <w:rFonts w:ascii="Times New Roman" w:hAnsi="Times New Roman" w:cs="Times New Roman"/>
-          <w:sz w:val="28"/>
-          <w:szCs w:val="28"/>
-        </w:rPr>
-      </w:pPr>
-      <w:r>
-        <w:rPr>
-          <w:rFonts w:ascii="Times New Roman" w:hAnsi="Times New Roman" w:cs="Times New Roman"/>
-          <w:sz w:val="28"/>
-          <w:szCs w:val="28"/>
-        </w:rPr>
-        <w:t>Контактная информация.</w:t>
-      </w:r>
-    </w:p>
-    <w:p>
-      <w:pPr>
-        <w:pStyle w:val="3"/>
-        <w:ind w:firstLine="851"/>
-        <w:jc w:val="both"/>
-        <w:rPr>
+        <w:tabs>
+          <w:tab w:val="clear" w:pos="720"/>
+          <w:tab w:val="num" w:pos="284"/>
+        </w:tabs>
+        <w:spacing w:line="360" w:lineRule="auto"/>
+        <w:ind w:hanging="720"/>
+        <w:rPr>
+          <w:rStyle w:val="a6"/>
           <w:rFonts w:ascii="Times New Roman" w:hAnsi="Times New Roman" w:cs="Times New Roman"/>
           <w:color w:val="auto"/>
           <w:sz w:val="28"/>
           <w:szCs w:val="28"/>
-        </w:rPr>
-      </w:pPr>
-      <w:bookmarkStart w:id="4" w:name="_Toc196055039"/>
-      <w:r>
-        <w:rPr>
-          <w:rFonts w:ascii="Times New Roman" w:hAnsi="Times New Roman" w:cs="Times New Roman"/>
-          <w:color w:val="auto"/>
-          <w:sz w:val="28"/>
-          <w:szCs w:val="28"/>
-        </w:rPr>
-        <w:t>Технологии:</w:t>
-      </w:r>
-      <w:bookmarkEnd w:id="4"/>
-    </w:p>
-    <w:p>
-      <w:pPr>
+          <w:u w:val="none"/>
+        </w:rPr>
+      </w:pPr>
+      <w:r>
+        <w:rPr>
+          <w:rFonts w:ascii="Times New Roman" w:hAnsi="Times New Roman" w:cs="Times New Roman"/>
+          <w:sz w:val="28"/>
+          <w:szCs w:val="28"/>
+        </w:rPr>
+        <w:t xml:space="preserve">Статья: </w:t>
+      </w:r>
+      <w:hyperlink r:id="rId10" w:history="1">
+        <w:r>
+          <w:rPr>
+            <w:rStyle w:val="a6"/>
+            <w:rFonts w:ascii="Times New Roman" w:hAnsi="Times New Roman" w:cs="Times New Roman"/>
+            <w:sz w:val="28"/>
+            <w:szCs w:val="28"/>
+          </w:rPr>
+          <w:t>https://xakep.ru/2024/09/13/fortinet-leak/</w:t>
+        </w:r>
+      </w:hyperlink>
+      <w:r>
+        <w:rPr>
+          <w:rFonts w:ascii="Times New Roman" w:hAnsi="Times New Roman" w:cs="Times New Roman"/>
+          <w:sz w:val="28"/>
+          <w:szCs w:val="28"/>
+        </w:rPr>
+        <w:t xml:space="preserve"> </w:t>
+      </w:r>
+      <w:hyperlink r:id="rId11" w:history="1">
+        <w:r>
+          <w:rPr>
+            <w:rStyle w:val="a6"/>
+            <w:rFonts w:ascii="Times New Roman" w:hAnsi="Times New Roman" w:cs="Times New Roman"/>
+            <w:sz w:val="28"/>
+            <w:szCs w:val="28"/>
+          </w:rPr>
+          <w:t>https://overclockers.ru/blog/technoboom/show/214365/Hakery-nashli-uyazvimost-v-Fortinet-dlya-ustanovki-programm-vymogatelej</w:t>
+        </w:r>
+      </w:hyperlink>
+      <w:r>
+        <w:rPr>
+          <w:rStyle w:val="a6"/>
+          <w:rFonts w:ascii="Times New Roman" w:hAnsi="Times New Roman" w:cs="Times New Roman"/>
+          <w:sz w:val="28"/>
+          <w:szCs w:val="28"/>
+        </w:rPr>
+        <w:t xml:space="preserve"> </w:t>
+      </w:r>
+    </w:p>
+    <w:p>
+      <w:pPr>
+        <w:pStyle w:val="a7"/>
         <w:numPr>
           <w:ilvl w:val="0"/>
-          <w:numId w:val="6"/>
+          <w:numId w:val="4"/>
         </w:numPr>
-        <w:spacing w:before="100" w:beforeAutospacing="1" w:after="100" w:afterAutospacing="1" w:line="240" w:lineRule="auto"/>
-        <w:ind w:firstLine="851"/>
-        <w:jc w:val="both"/>
-        <w:rPr>
-          <w:rFonts w:ascii="Times New Roman" w:hAnsi="Times New Roman" w:cs="Times New Roman"/>
-          <w:sz w:val="28"/>
-          <w:szCs w:val="28"/>
-        </w:rPr>
-      </w:pPr>
-      <w:r>
-        <w:rPr>
-          <w:rFonts w:ascii="Times New Roman" w:hAnsi="Times New Roman" w:cs="Times New Roman"/>
-          <w:sz w:val="28"/>
-          <w:szCs w:val="28"/>
-        </w:rPr>
-        <w:t>HTML5 — создание структуры сайта;</w:t>
-      </w:r>
-    </w:p>
-    <w:p>
-      <w:pPr>
-        <w:numPr>
-          <w:ilvl w:val="0"/>
-          <w:numId w:val="6"/>
-        </w:numPr>
-        <w:spacing w:before="100" w:beforeAutospacing="1" w:after="100" w:afterAutospacing="1" w:line="240" w:lineRule="auto"/>
-        <w:ind w:firstLine="851"/>
-        <w:jc w:val="both"/>
-        <w:rPr>
-          <w:rFonts w:ascii="Times New Roman" w:hAnsi="Times New Roman" w:cs="Times New Roman"/>
-          <w:sz w:val="28"/>
-          <w:szCs w:val="28"/>
-        </w:rPr>
-      </w:pPr>
-      <w:r>
-        <w:rPr>
-          <w:rFonts w:ascii="Times New Roman" w:hAnsi="Times New Roman" w:cs="Times New Roman"/>
-          <w:sz w:val="28"/>
-          <w:szCs w:val="28"/>
-        </w:rPr>
-        <w:t>CSS3 — оформление и стилизация элементов;</w:t>
-      </w:r>
-    </w:p>
-    <w:p>
-      <w:pPr>
-        <w:numPr>
-          <w:ilvl w:val="0"/>
-          <w:numId w:val="6"/>
-        </w:numPr>
-        <w:spacing w:before="100" w:beforeAutospacing="1" w:after="100" w:afterAutospacing="1" w:line="240" w:lineRule="auto"/>
-        <w:ind w:firstLine="851"/>
-        <w:jc w:val="both"/>
-        <w:rPr>
-          <w:rFonts w:ascii="Times New Roman" w:hAnsi="Times New Roman" w:cs="Times New Roman"/>
-          <w:sz w:val="28"/>
-          <w:szCs w:val="28"/>
-        </w:rPr>
-      </w:pPr>
-      <w:r>
-        <w:rPr>
-          <w:rFonts w:ascii="Times New Roman" w:hAnsi="Times New Roman" w:cs="Times New Roman"/>
-          <w:sz w:val="28"/>
-          <w:szCs w:val="28"/>
-        </w:rPr>
-        <w:t>Простая адаптивность, базовая семантическая верстка.</w:t>
-      </w:r>
-    </w:p>
-    <w:p>
-      <w:pPr>
-        <w:pStyle w:val="3"/>
-        <w:ind w:firstLine="851"/>
-        <w:jc w:val="both"/>
-        <w:rPr>
+        <w:tabs>
+          <w:tab w:val="clear" w:pos="720"/>
+          <w:tab w:val="num" w:pos="284"/>
+        </w:tabs>
+        <w:spacing w:line="360" w:lineRule="auto"/>
+        <w:ind w:hanging="720"/>
+        <w:rPr>
+          <w:rStyle w:val="a6"/>
           <w:rFonts w:ascii="Times New Roman" w:hAnsi="Times New Roman" w:cs="Times New Roman"/>
           <w:color w:val="auto"/>
           <w:sz w:val="28"/>
           <w:szCs w:val="28"/>
-        </w:rPr>
-      </w:pPr>
-      <w:bookmarkStart w:id="5" w:name="_Toc196055040"/>
-      <w:r>
-        <w:rPr>
-          <w:rFonts w:ascii="Times New Roman" w:hAnsi="Times New Roman" w:cs="Times New Roman"/>
-          <w:color w:val="auto"/>
-          <w:sz w:val="28"/>
-          <w:szCs w:val="28"/>
-        </w:rPr>
-        <w:t>Полученные навыки:</w:t>
-      </w:r>
-      <w:bookmarkEnd w:id="5"/>
-    </w:p>
-    <w:p>
-      <w:pPr>
-        <w:numPr>
-          <w:ilvl w:val="0"/>
-          <w:numId w:val="7"/>
-        </w:numPr>
-        <w:spacing w:before="100" w:beforeAutospacing="1" w:after="100" w:afterAutospacing="1" w:line="240" w:lineRule="auto"/>
-        <w:ind w:firstLine="851"/>
-        <w:jc w:val="both"/>
-        <w:rPr>
-          <w:rFonts w:ascii="Times New Roman" w:hAnsi="Times New Roman" w:cs="Times New Roman"/>
-          <w:sz w:val="28"/>
-          <w:szCs w:val="28"/>
-        </w:rPr>
-      </w:pPr>
-      <w:r>
-        <w:rPr>
-          <w:rFonts w:ascii="Times New Roman" w:hAnsi="Times New Roman" w:cs="Times New Roman"/>
-          <w:sz w:val="28"/>
-          <w:szCs w:val="28"/>
-        </w:rPr>
-        <w:t>Практика работы с HTML и CSS;</w:t>
-      </w:r>
-    </w:p>
-    <w:p>
-      <w:pPr>
-        <w:numPr>
-          <w:ilvl w:val="0"/>
-          <w:numId w:val="7"/>
-        </w:numPr>
-        <w:spacing w:before="100" w:beforeAutospacing="1" w:after="100" w:afterAutospacing="1" w:line="240" w:lineRule="auto"/>
-        <w:ind w:firstLine="851"/>
-        <w:jc w:val="both"/>
-        <w:rPr>
-          <w:rFonts w:ascii="Times New Roman" w:hAnsi="Times New Roman" w:cs="Times New Roman"/>
-          <w:sz w:val="28"/>
-          <w:szCs w:val="28"/>
-        </w:rPr>
-      </w:pPr>
-      <w:r>
-        <w:rPr>
-          <w:rFonts w:ascii="Times New Roman" w:hAnsi="Times New Roman" w:cs="Times New Roman"/>
-          <w:sz w:val="28"/>
-          <w:szCs w:val="28"/>
-        </w:rPr>
-        <w:t>Структурирование и визуализация информации;</w:t>
-      </w:r>
-    </w:p>
-    <w:p>
-      <w:pPr>
-        <w:numPr>
-          <w:ilvl w:val="0"/>
-          <w:numId w:val="7"/>
-        </w:numPr>
-        <w:spacing w:before="100" w:beforeAutospacing="1" w:after="100" w:afterAutospacing="1" w:line="240" w:lineRule="auto"/>
-        <w:ind w:firstLine="851"/>
-        <w:jc w:val="both"/>
-        <w:rPr>
-          <w:rFonts w:ascii="Times New Roman" w:hAnsi="Times New Roman" w:cs="Times New Roman"/>
-          <w:sz w:val="28"/>
-          <w:szCs w:val="28"/>
-        </w:rPr>
-      </w:pPr>
-      <w:r>
-        <w:rPr>
-          <w:rFonts w:ascii="Times New Roman" w:hAnsi="Times New Roman" w:cs="Times New Roman"/>
-          <w:sz w:val="28"/>
-          <w:szCs w:val="28"/>
-        </w:rPr>
-        <w:t>Работа с контентом, полученным из технической документации;</w:t>
-      </w:r>
-    </w:p>
-    <w:p>
-      <w:pPr>
-        <w:numPr>
-          <w:ilvl w:val="0"/>
-          <w:numId w:val="7"/>
-        </w:numPr>
-        <w:spacing w:before="100" w:beforeAutospacing="1" w:after="100" w:afterAutospacing="1" w:line="240" w:lineRule="auto"/>
-        <w:ind w:firstLine="851"/>
-        <w:jc w:val="both"/>
-        <w:rPr>
-          <w:rFonts w:ascii="Times New Roman" w:hAnsi="Times New Roman" w:cs="Times New Roman"/>
-          <w:sz w:val="28"/>
-          <w:szCs w:val="28"/>
-        </w:rPr>
-      </w:pPr>
-      <w:r>
-        <w:rPr>
-          <w:rFonts w:ascii="Times New Roman" w:hAnsi="Times New Roman" w:cs="Times New Roman"/>
-          <w:sz w:val="28"/>
-          <w:szCs w:val="28"/>
-        </w:rPr>
-        <w:t>Навыки проектной презентации результатов.</w:t>
-      </w:r>
-    </w:p>
-    <w:p>
-      <w:pPr>
-        <w:spacing w:before="100" w:beforeAutospacing="1" w:after="100" w:afterAutospacing="1"/>
-        <w:ind w:firstLine="851"/>
-        <w:jc w:val="both"/>
-        <w:rPr>
-          <w:rFonts w:ascii="Times New Roman" w:hAnsi="Times New Roman" w:cs="Times New Roman"/>
-          <w:sz w:val="28"/>
-          <w:szCs w:val="28"/>
-        </w:rPr>
-      </w:pPr>
-      <w:r>
-        <w:rPr>
-          <w:rFonts w:ascii="Times New Roman" w:hAnsi="Times New Roman" w:cs="Times New Roman"/>
-          <w:sz w:val="28"/>
-          <w:szCs w:val="28"/>
-        </w:rPr>
-        <w:lastRenderedPageBreak/>
-        <w:t>Разработка веб-сайта позволила применить полученные знания на практике и создала визуально понятный инструмент для демонстрации сути проекта «Цифровой университет».</w:t>
-      </w:r>
-    </w:p>
-    <w:p>
-      <w:pPr>
-        <w:pStyle w:val="2"/>
-        <w:jc w:val="center"/>
-        <w:rPr>
-          <w:rFonts w:ascii="Times New Roman" w:eastAsia="Times New Roman" w:hAnsi="Times New Roman" w:cs="Times New Roman"/>
-          <w:b/>
-          <w:color w:val="auto"/>
-          <w:sz w:val="28"/>
-          <w:szCs w:val="28"/>
-        </w:rPr>
-      </w:pPr>
-      <w:bookmarkStart w:id="6" w:name="_Toc196055041"/>
-      <w:r>
-        <w:rPr>
-          <w:rFonts w:ascii="Times New Roman" w:hAnsi="Times New Roman" w:cs="Times New Roman"/>
-          <w:b/>
-          <w:color w:val="auto"/>
-          <w:sz w:val="28"/>
-          <w:szCs w:val="28"/>
-        </w:rPr>
-        <w:t>ЗАКЛЮЧЕНИЕ</w:t>
-      </w:r>
-      <w:bookmarkEnd w:id="6"/>
-    </w:p>
-    <w:p>
-      <w:pPr>
-        <w:spacing w:before="100" w:beforeAutospacing="1" w:after="100" w:afterAutospacing="1"/>
-        <w:ind w:firstLine="851"/>
-        <w:jc w:val="both"/>
-        <w:rPr>
-          <w:rFonts w:ascii="Times New Roman" w:hAnsi="Times New Roman" w:cs="Times New Roman"/>
-          <w:sz w:val="28"/>
-          <w:szCs w:val="28"/>
-        </w:rPr>
-      </w:pPr>
-      <w:r>
-        <w:rPr>
-          <w:rFonts w:ascii="Times New Roman" w:hAnsi="Times New Roman" w:cs="Times New Roman"/>
-          <w:sz w:val="28"/>
-          <w:szCs w:val="28"/>
-        </w:rPr>
-        <w:t>В рамках проектной практики была изучена документация и структура проекта «ИТ-сервисы для Цифрового университета», реализуемого в Московском Политехе. Работа над проектом позволила понять особенности цифровой трансформации вуза и роли ИТ-решений в повышении эффективности образовательного процесса.</w:t>
-      </w:r>
-    </w:p>
-    <w:p>
-      <w:pPr>
-        <w:spacing w:before="100" w:beforeAutospacing="1" w:after="100" w:afterAutospacing="1"/>
-        <w:ind w:firstLine="851"/>
-        <w:jc w:val="both"/>
-        <w:rPr>
-          <w:rFonts w:ascii="Times New Roman" w:hAnsi="Times New Roman" w:cs="Times New Roman"/>
-          <w:sz w:val="28"/>
-          <w:szCs w:val="28"/>
-        </w:rPr>
-      </w:pPr>
-      <w:r>
-        <w:rPr>
-          <w:rFonts w:ascii="Times New Roman" w:hAnsi="Times New Roman" w:cs="Times New Roman"/>
-          <w:sz w:val="28"/>
-          <w:szCs w:val="28"/>
-        </w:rPr>
-        <w:t xml:space="preserve">В результате был разработан </w:t>
-      </w:r>
-      <w:r>
-        <w:rPr>
-          <w:rFonts w:ascii="Times New Roman" w:hAnsi="Times New Roman" w:cs="Times New Roman"/>
-          <w:b/>
-          <w:bCs/>
-          <w:sz w:val="28"/>
-          <w:szCs w:val="28"/>
-        </w:rPr>
-        <w:t>информационный веб-сайт</w:t>
-      </w:r>
-      <w:r>
-        <w:rPr>
-          <w:rFonts w:ascii="Times New Roman" w:hAnsi="Times New Roman" w:cs="Times New Roman"/>
-          <w:sz w:val="28"/>
-          <w:szCs w:val="28"/>
-        </w:rPr>
-        <w:t>, который визуализирует основные направления проекта, его цели, задачи, команду исполнителей и достигнутые результаты. Создание сайта способствовало закреплению навыков HTML- и CSS-верстки, структурирования информации, а также грамотного оформления технического контента.</w:t>
-      </w:r>
-    </w:p>
-    <w:p>
-      <w:pPr>
-        <w:spacing w:before="100" w:beforeAutospacing="1" w:after="100" w:afterAutospacing="1"/>
-        <w:ind w:firstLine="851"/>
-        <w:jc w:val="both"/>
-        <w:rPr>
-          <w:rFonts w:ascii="Times New Roman" w:hAnsi="Times New Roman" w:cs="Times New Roman"/>
-          <w:sz w:val="28"/>
-          <w:szCs w:val="28"/>
-        </w:rPr>
-      </w:pPr>
-      <w:r>
-        <w:rPr>
-          <w:rFonts w:ascii="Times New Roman" w:hAnsi="Times New Roman" w:cs="Times New Roman"/>
-          <w:sz w:val="28"/>
-          <w:szCs w:val="28"/>
-        </w:rPr>
-        <w:t>Практика была выполнена в полном объёме, с соблюдением требований задания. Полученные знания и навыки имеют прикладной характер и могут быть использованы в будущей профессиональной деятельности в сфере информационных технологий и цифровой инфраструктуры образования.</w:t>
-      </w:r>
-    </w:p>
-    <w:p>
-      <w:pPr>
+          <w:u w:val="none"/>
+        </w:rPr>
+      </w:pPr>
+      <w:r>
+        <w:rPr>
+          <w:rFonts w:ascii="Times New Roman" w:hAnsi="Times New Roman" w:cs="Times New Roman"/>
+          <w:sz w:val="28"/>
+          <w:szCs w:val="28"/>
+        </w:rPr>
+        <w:t xml:space="preserve">Документация уязвимости CVE-2024-55591: </w:t>
+      </w:r>
+      <w:hyperlink r:id="rId12" w:history="1">
+        <w:r>
+          <w:rPr>
+            <w:rStyle w:val="a6"/>
+            <w:rFonts w:ascii="Times New Roman" w:hAnsi="Times New Roman" w:cs="Times New Roman"/>
+            <w:sz w:val="28"/>
+            <w:szCs w:val="28"/>
+          </w:rPr>
+          <w:t>https://nvd.nist.gov/vuln/detail/CVE-2024-55591</w:t>
+        </w:r>
+      </w:hyperlink>
+    </w:p>
+    <w:p>
+      <w:pPr>
+        <w:spacing w:line="360" w:lineRule="auto"/>
         <w:rPr>
           <w:rFonts w:ascii="Times New Roman" w:hAnsi="Times New Roman" w:cs="Times New Roman"/>
           <w:sz w:val="28"/>
@@ -2023,6 +6601,453 @@
     </w:lvl>
   </w:abstractNum>
   <w:abstractNum w:abstractNumId="1" w15:restartNumberingAfterBreak="0">
+    <w:nsid w:val="0B463641"/>
+    <w:multiLevelType w:val="multilevel"/>
+    <w:tmpl w:val="4DF42352"/>
+    <w:lvl w:ilvl="0">
+      <w:start w:val="1"/>
+      <w:numFmt w:val="bullet"/>
+      <w:lvlText w:val=""/>
+      <w:lvlJc w:val="left"/>
+      <w:pPr>
+        <w:tabs>
+          <w:tab w:val="num" w:pos="720"/>
+        </w:tabs>
+        <w:ind w:left="720" w:hanging="360"/>
+      </w:pPr>
+      <w:rPr>
+        <w:rFonts w:ascii="Symbol" w:hAnsi="Symbol" w:hint="default"/>
+        <w:sz w:val="20"/>
+      </w:rPr>
+    </w:lvl>
+    <w:lvl w:ilvl="1" w:tentative="1">
+      <w:start w:val="1"/>
+      <w:numFmt w:val="bullet"/>
+      <w:lvlText w:val="o"/>
+      <w:lvlJc w:val="left"/>
+      <w:pPr>
+        <w:tabs>
+          <w:tab w:val="num" w:pos="1440"/>
+        </w:tabs>
+        <w:ind w:left="1440" w:hanging="360"/>
+      </w:pPr>
+      <w:rPr>
+        <w:rFonts w:ascii="Courier New" w:hAnsi="Courier New" w:hint="default"/>
+        <w:sz w:val="20"/>
+      </w:rPr>
+    </w:lvl>
+    <w:lvl w:ilvl="2" w:tentative="1">
+      <w:start w:val="1"/>
+      <w:numFmt w:val="bullet"/>
+      <w:lvlText w:val=""/>
+      <w:lvlJc w:val="left"/>
+      <w:pPr>
+        <w:tabs>
+          <w:tab w:val="num" w:pos="2160"/>
+        </w:tabs>
+        <w:ind w:left="2160" w:hanging="360"/>
+      </w:pPr>
+      <w:rPr>
+        <w:rFonts w:ascii="Wingdings" w:hAnsi="Wingdings" w:hint="default"/>
+        <w:sz w:val="20"/>
+      </w:rPr>
+    </w:lvl>
+    <w:lvl w:ilvl="3" w:tentative="1">
+      <w:start w:val="1"/>
+      <w:numFmt w:val="bullet"/>
+      <w:lvlText w:val=""/>
+      <w:lvlJc w:val="left"/>
+      <w:pPr>
+        <w:tabs>
+          <w:tab w:val="num" w:pos="2880"/>
+        </w:tabs>
+        <w:ind w:left="2880" w:hanging="360"/>
+      </w:pPr>
+      <w:rPr>
+        <w:rFonts w:ascii="Wingdings" w:hAnsi="Wingdings" w:hint="default"/>
+        <w:sz w:val="20"/>
+      </w:rPr>
+    </w:lvl>
+    <w:lvl w:ilvl="4" w:tentative="1">
+      <w:start w:val="1"/>
+      <w:numFmt w:val="bullet"/>
+      <w:lvlText w:val=""/>
+      <w:lvlJc w:val="left"/>
+      <w:pPr>
+        <w:tabs>
+          <w:tab w:val="num" w:pos="3600"/>
+        </w:tabs>
+        <w:ind w:left="3600" w:hanging="360"/>
+      </w:pPr>
+      <w:rPr>
+        <w:rFonts w:ascii="Wingdings" w:hAnsi="Wingdings" w:hint="default"/>
+        <w:sz w:val="20"/>
+      </w:rPr>
+    </w:lvl>
+    <w:lvl w:ilvl="5" w:tentative="1">
+      <w:start w:val="1"/>
+      <w:numFmt w:val="bullet"/>
+      <w:lvlText w:val=""/>
+      <w:lvlJc w:val="left"/>
+      <w:pPr>
+        <w:tabs>
+          <w:tab w:val="num" w:pos="4320"/>
+        </w:tabs>
+        <w:ind w:left="4320" w:hanging="360"/>
+      </w:pPr>
+      <w:rPr>
+        <w:rFonts w:ascii="Wingdings" w:hAnsi="Wingdings" w:hint="default"/>
+        <w:sz w:val="20"/>
+      </w:rPr>
+    </w:lvl>
+    <w:lvl w:ilvl="6" w:tentative="1">
+      <w:start w:val="1"/>
+      <w:numFmt w:val="bullet"/>
+      <w:lvlText w:val=""/>
+      <w:lvlJc w:val="left"/>
+      <w:pPr>
+        <w:tabs>
+          <w:tab w:val="num" w:pos="5040"/>
+        </w:tabs>
+        <w:ind w:left="5040" w:hanging="360"/>
+      </w:pPr>
+      <w:rPr>
+        <w:rFonts w:ascii="Wingdings" w:hAnsi="Wingdings" w:hint="default"/>
+        <w:sz w:val="20"/>
+      </w:rPr>
+    </w:lvl>
+    <w:lvl w:ilvl="7" w:tentative="1">
+      <w:start w:val="1"/>
+      <w:numFmt w:val="bullet"/>
+      <w:lvlText w:val=""/>
+      <w:lvlJc w:val="left"/>
+      <w:pPr>
+        <w:tabs>
+          <w:tab w:val="num" w:pos="5760"/>
+        </w:tabs>
+        <w:ind w:left="5760" w:hanging="360"/>
+      </w:pPr>
+      <w:rPr>
+        <w:rFonts w:ascii="Wingdings" w:hAnsi="Wingdings" w:hint="default"/>
+        <w:sz w:val="20"/>
+      </w:rPr>
+    </w:lvl>
+    <w:lvl w:ilvl="8" w:tentative="1">
+      <w:start w:val="1"/>
+      <w:numFmt w:val="bullet"/>
+      <w:lvlText w:val=""/>
+      <w:lvlJc w:val="left"/>
+      <w:pPr>
+        <w:tabs>
+          <w:tab w:val="num" w:pos="6480"/>
+        </w:tabs>
+        <w:ind w:left="6480" w:hanging="360"/>
+      </w:pPr>
+      <w:rPr>
+        <w:rFonts w:ascii="Wingdings" w:hAnsi="Wingdings" w:hint="default"/>
+        <w:sz w:val="20"/>
+      </w:rPr>
+    </w:lvl>
+  </w:abstractNum>
+  <w:abstractNum w:abstractNumId="2" w15:restartNumberingAfterBreak="0">
+    <w:nsid w:val="1CC267AE"/>
+    <w:multiLevelType w:val="multilevel"/>
+    <w:tmpl w:val="BD04FC38"/>
+    <w:lvl w:ilvl="0">
+      <w:start w:val="1"/>
+      <w:numFmt w:val="bullet"/>
+      <w:lvlText w:val=""/>
+      <w:lvlJc w:val="left"/>
+      <w:pPr>
+        <w:tabs>
+          <w:tab w:val="num" w:pos="720"/>
+        </w:tabs>
+        <w:ind w:left="720" w:hanging="360"/>
+      </w:pPr>
+      <w:rPr>
+        <w:rFonts w:ascii="Symbol" w:hAnsi="Symbol" w:hint="default"/>
+        <w:sz w:val="20"/>
+      </w:rPr>
+    </w:lvl>
+    <w:lvl w:ilvl="1" w:tentative="1">
+      <w:start w:val="1"/>
+      <w:numFmt w:val="bullet"/>
+      <w:lvlText w:val="o"/>
+      <w:lvlJc w:val="left"/>
+      <w:pPr>
+        <w:tabs>
+          <w:tab w:val="num" w:pos="1440"/>
+        </w:tabs>
+        <w:ind w:left="1440" w:hanging="360"/>
+      </w:pPr>
+      <w:rPr>
+        <w:rFonts w:ascii="Courier New" w:hAnsi="Courier New" w:hint="default"/>
+        <w:sz w:val="20"/>
+      </w:rPr>
+    </w:lvl>
+    <w:lvl w:ilvl="2" w:tentative="1">
+      <w:start w:val="1"/>
+      <w:numFmt w:val="bullet"/>
+      <w:lvlText w:val=""/>
+      <w:lvlJc w:val="left"/>
+      <w:pPr>
+        <w:tabs>
+          <w:tab w:val="num" w:pos="2160"/>
+        </w:tabs>
+        <w:ind w:left="2160" w:hanging="360"/>
+      </w:pPr>
+      <w:rPr>
+        <w:rFonts w:ascii="Wingdings" w:hAnsi="Wingdings" w:hint="default"/>
+        <w:sz w:val="20"/>
+      </w:rPr>
+    </w:lvl>
+    <w:lvl w:ilvl="3" w:tentative="1">
+      <w:start w:val="1"/>
+      <w:numFmt w:val="bullet"/>
+      <w:lvlText w:val=""/>
+      <w:lvlJc w:val="left"/>
+      <w:pPr>
+        <w:tabs>
+          <w:tab w:val="num" w:pos="2880"/>
+        </w:tabs>
+        <w:ind w:left="2880" w:hanging="360"/>
+      </w:pPr>
+      <w:rPr>
+        <w:rFonts w:ascii="Wingdings" w:hAnsi="Wingdings" w:hint="default"/>
+        <w:sz w:val="20"/>
+      </w:rPr>
+    </w:lvl>
+    <w:lvl w:ilvl="4" w:tentative="1">
+      <w:start w:val="1"/>
+      <w:numFmt w:val="bullet"/>
+      <w:lvlText w:val=""/>
+      <w:lvlJc w:val="left"/>
+      <w:pPr>
+        <w:tabs>
+          <w:tab w:val="num" w:pos="3600"/>
+        </w:tabs>
+        <w:ind w:left="3600" w:hanging="360"/>
+      </w:pPr>
+      <w:rPr>
+        <w:rFonts w:ascii="Wingdings" w:hAnsi="Wingdings" w:hint="default"/>
+        <w:sz w:val="20"/>
+      </w:rPr>
+    </w:lvl>
+    <w:lvl w:ilvl="5" w:tentative="1">
+      <w:start w:val="1"/>
+      <w:numFmt w:val="bullet"/>
+      <w:lvlText w:val=""/>
+      <w:lvlJc w:val="left"/>
+      <w:pPr>
+        <w:tabs>
+          <w:tab w:val="num" w:pos="4320"/>
+        </w:tabs>
+        <w:ind w:left="4320" w:hanging="360"/>
+      </w:pPr>
+      <w:rPr>
+        <w:rFonts w:ascii="Wingdings" w:hAnsi="Wingdings" w:hint="default"/>
+        <w:sz w:val="20"/>
+      </w:rPr>
+    </w:lvl>
+    <w:lvl w:ilvl="6" w:tentative="1">
+      <w:start w:val="1"/>
+      <w:numFmt w:val="bullet"/>
+      <w:lvlText w:val=""/>
+      <w:lvlJc w:val="left"/>
+      <w:pPr>
+        <w:tabs>
+          <w:tab w:val="num" w:pos="5040"/>
+        </w:tabs>
+        <w:ind w:left="5040" w:hanging="360"/>
+      </w:pPr>
+      <w:rPr>
+        <w:rFonts w:ascii="Wingdings" w:hAnsi="Wingdings" w:hint="default"/>
+        <w:sz w:val="20"/>
+      </w:rPr>
+    </w:lvl>
+    <w:lvl w:ilvl="7" w:tentative="1">
+      <w:start w:val="1"/>
+      <w:numFmt w:val="bullet"/>
+      <w:lvlText w:val=""/>
+      <w:lvlJc w:val="left"/>
+      <w:pPr>
+        <w:tabs>
+          <w:tab w:val="num" w:pos="5760"/>
+        </w:tabs>
+        <w:ind w:left="5760" w:hanging="360"/>
+      </w:pPr>
+      <w:rPr>
+        <w:rFonts w:ascii="Wingdings" w:hAnsi="Wingdings" w:hint="default"/>
+        <w:sz w:val="20"/>
+      </w:rPr>
+    </w:lvl>
+    <w:lvl w:ilvl="8" w:tentative="1">
+      <w:start w:val="1"/>
+      <w:numFmt w:val="bullet"/>
+      <w:lvlText w:val=""/>
+      <w:lvlJc w:val="left"/>
+      <w:pPr>
+        <w:tabs>
+          <w:tab w:val="num" w:pos="6480"/>
+        </w:tabs>
+        <w:ind w:left="6480" w:hanging="360"/>
+      </w:pPr>
+      <w:rPr>
+        <w:rFonts w:ascii="Wingdings" w:hAnsi="Wingdings" w:hint="default"/>
+        <w:sz w:val="20"/>
+      </w:rPr>
+    </w:lvl>
+  </w:abstractNum>
+  <w:abstractNum w:abstractNumId="3" w15:restartNumberingAfterBreak="0">
+    <w:nsid w:val="269E22EE"/>
+    <w:multiLevelType w:val="multilevel"/>
+    <w:tmpl w:val="6038CBD6"/>
+    <w:lvl w:ilvl="0">
+      <w:start w:val="1"/>
+      <w:numFmt w:val="bullet"/>
+      <w:lvlText w:val=""/>
+      <w:lvlJc w:val="left"/>
+      <w:pPr>
+        <w:tabs>
+          <w:tab w:val="num" w:pos="720"/>
+        </w:tabs>
+        <w:ind w:left="720" w:hanging="360"/>
+      </w:pPr>
+      <w:rPr>
+        <w:rFonts w:ascii="Symbol" w:hAnsi="Symbol" w:hint="default"/>
+        <w:sz w:val="20"/>
+      </w:rPr>
+    </w:lvl>
+    <w:lvl w:ilvl="1" w:tentative="1">
+      <w:start w:val="1"/>
+      <w:numFmt w:val="bullet"/>
+      <w:lvlText w:val="o"/>
+      <w:lvlJc w:val="left"/>
+      <w:pPr>
+        <w:tabs>
+          <w:tab w:val="num" w:pos="1440"/>
+        </w:tabs>
+        <w:ind w:left="1440" w:hanging="360"/>
+      </w:pPr>
+      <w:rPr>
+        <w:rFonts w:ascii="Courier New" w:hAnsi="Courier New" w:hint="default"/>
+        <w:sz w:val="20"/>
+      </w:rPr>
+    </w:lvl>
+    <w:lvl w:ilvl="2" w:tentative="1">
+      <w:start w:val="1"/>
+      <w:numFmt w:val="bullet"/>
+      <w:lvlText w:val=""/>
+      <w:lvlJc w:val="left"/>
+      <w:pPr>
+        <w:tabs>
+          <w:tab w:val="num" w:pos="2160"/>
+        </w:tabs>
+        <w:ind w:left="2160" w:hanging="360"/>
+      </w:pPr>
+      <w:rPr>
+        <w:rFonts w:ascii="Wingdings" w:hAnsi="Wingdings" w:hint="default"/>
+        <w:sz w:val="20"/>
+      </w:rPr>
+    </w:lvl>
+    <w:lvl w:ilvl="3" w:tentative="1">
+      <w:start w:val="1"/>
+      <w:numFmt w:val="bullet"/>
+      <w:lvlText w:val=""/>
+      <w:lvlJc w:val="left"/>
+      <w:pPr>
+        <w:tabs>
+          <w:tab w:val="num" w:pos="2880"/>
+        </w:tabs>
+        <w:ind w:left="2880" w:hanging="360"/>
+      </w:pPr>
+      <w:rPr>
+        <w:rFonts w:ascii="Wingdings" w:hAnsi="Wingdings" w:hint="default"/>
+        <w:sz w:val="20"/>
+      </w:rPr>
+    </w:lvl>
+    <w:lvl w:ilvl="4" w:tentative="1">
+      <w:start w:val="1"/>
+      <w:numFmt w:val="bullet"/>
+      <w:lvlText w:val=""/>
+      <w:lvlJc w:val="left"/>
+      <w:pPr>
+        <w:tabs>
+          <w:tab w:val="num" w:pos="3600"/>
+        </w:tabs>
+        <w:ind w:left="3600" w:hanging="360"/>
+      </w:pPr>
+      <w:rPr>
+        <w:rFonts w:ascii="Wingdings" w:hAnsi="Wingdings" w:hint="default"/>
+        <w:sz w:val="20"/>
+      </w:rPr>
+    </w:lvl>
+    <w:lvl w:ilvl="5" w:tentative="1">
+      <w:start w:val="1"/>
+      <w:numFmt w:val="bullet"/>
+      <w:lvlText w:val=""/>
+      <w:lvlJc w:val="left"/>
+      <w:pPr>
+        <w:tabs>
+          <w:tab w:val="num" w:pos="4320"/>
+        </w:tabs>
+        <w:ind w:left="4320" w:hanging="360"/>
+      </w:pPr>
+      <w:rPr>
+        <w:rFonts w:ascii="Wingdings" w:hAnsi="Wingdings" w:hint="default"/>
+        <w:sz w:val="20"/>
+      </w:rPr>
+    </w:lvl>
+    <w:lvl w:ilvl="6" w:tentative="1">
+      <w:start w:val="1"/>
+      <w:numFmt w:val="bullet"/>
+      <w:lvlText w:val=""/>
+      <w:lvlJc w:val="left"/>
+      <w:pPr>
+        <w:tabs>
+          <w:tab w:val="num" w:pos="5040"/>
+        </w:tabs>
+        <w:ind w:left="5040" w:hanging="360"/>
+      </w:pPr>
+      <w:rPr>
+        <w:rFonts w:ascii="Wingdings" w:hAnsi="Wingdings" w:hint="default"/>
+        <w:sz w:val="20"/>
+      </w:rPr>
+    </w:lvl>
+    <w:lvl w:ilvl="7" w:tentative="1">
+      <w:start w:val="1"/>
+      <w:numFmt w:val="bullet"/>
+      <w:lvlText w:val=""/>
+      <w:lvlJc w:val="left"/>
+      <w:pPr>
+        <w:tabs>
+          <w:tab w:val="num" w:pos="5760"/>
+        </w:tabs>
+        <w:ind w:left="5760" w:hanging="360"/>
+      </w:pPr>
+      <w:rPr>
+        <w:rFonts w:ascii="Wingdings" w:hAnsi="Wingdings" w:hint="default"/>
+        <w:sz w:val="20"/>
+      </w:rPr>
+    </w:lvl>
+    <w:lvl w:ilvl="8" w:tentative="1">
+      <w:start w:val="1"/>
+      <w:numFmt w:val="bullet"/>
+      <w:lvlText w:val=""/>
+      <w:lvlJc w:val="left"/>
+      <w:pPr>
+        <w:tabs>
+          <w:tab w:val="num" w:pos="6480"/>
+        </w:tabs>
+        <w:ind w:left="6480" w:hanging="360"/>
+      </w:pPr>
+      <w:rPr>
+        <w:rFonts w:ascii="Wingdings" w:hAnsi="Wingdings" w:hint="default"/>
+        <w:sz w:val="20"/>
+      </w:rPr>
+    </w:lvl>
+  </w:abstractNum>
+  <w:abstractNum w:abstractNumId="4" w15:restartNumberingAfterBreak="0">
     <w:nsid w:val="302D6325"/>
     <w:multiLevelType w:val="multilevel"/>
     <w:tmpl w:val="86C47CAE"/>
@@ -2171,7 +7196,454 @@
       </w:rPr>
     </w:lvl>
   </w:abstractNum>
-  <w:abstractNum w:abstractNumId="2" w15:restartNumberingAfterBreak="0">
+  <w:abstractNum w:abstractNumId="5" w15:restartNumberingAfterBreak="0">
+    <w:nsid w:val="36FE59F3"/>
+    <w:multiLevelType w:val="multilevel"/>
+    <w:tmpl w:val="136EE74A"/>
+    <w:lvl w:ilvl="0">
+      <w:start w:val="1"/>
+      <w:numFmt w:val="bullet"/>
+      <w:lvlText w:val=""/>
+      <w:lvlJc w:val="left"/>
+      <w:pPr>
+        <w:tabs>
+          <w:tab w:val="num" w:pos="720"/>
+        </w:tabs>
+        <w:ind w:left="720" w:hanging="360"/>
+      </w:pPr>
+      <w:rPr>
+        <w:rFonts w:ascii="Symbol" w:hAnsi="Symbol" w:hint="default"/>
+        <w:sz w:val="20"/>
+      </w:rPr>
+    </w:lvl>
+    <w:lvl w:ilvl="1" w:tentative="1">
+      <w:start w:val="1"/>
+      <w:numFmt w:val="bullet"/>
+      <w:lvlText w:val="o"/>
+      <w:lvlJc w:val="left"/>
+      <w:pPr>
+        <w:tabs>
+          <w:tab w:val="num" w:pos="1440"/>
+        </w:tabs>
+        <w:ind w:left="1440" w:hanging="360"/>
+      </w:pPr>
+      <w:rPr>
+        <w:rFonts w:ascii="Courier New" w:hAnsi="Courier New" w:hint="default"/>
+        <w:sz w:val="20"/>
+      </w:rPr>
+    </w:lvl>
+    <w:lvl w:ilvl="2" w:tentative="1">
+      <w:start w:val="1"/>
+      <w:numFmt w:val="bullet"/>
+      <w:lvlText w:val=""/>
+      <w:lvlJc w:val="left"/>
+      <w:pPr>
+        <w:tabs>
+          <w:tab w:val="num" w:pos="2160"/>
+        </w:tabs>
+        <w:ind w:left="2160" w:hanging="360"/>
+      </w:pPr>
+      <w:rPr>
+        <w:rFonts w:ascii="Wingdings" w:hAnsi="Wingdings" w:hint="default"/>
+        <w:sz w:val="20"/>
+      </w:rPr>
+    </w:lvl>
+    <w:lvl w:ilvl="3" w:tentative="1">
+      <w:start w:val="1"/>
+      <w:numFmt w:val="bullet"/>
+      <w:lvlText w:val=""/>
+      <w:lvlJc w:val="left"/>
+      <w:pPr>
+        <w:tabs>
+          <w:tab w:val="num" w:pos="2880"/>
+        </w:tabs>
+        <w:ind w:left="2880" w:hanging="360"/>
+      </w:pPr>
+      <w:rPr>
+        <w:rFonts w:ascii="Wingdings" w:hAnsi="Wingdings" w:hint="default"/>
+        <w:sz w:val="20"/>
+      </w:rPr>
+    </w:lvl>
+    <w:lvl w:ilvl="4" w:tentative="1">
+      <w:start w:val="1"/>
+      <w:numFmt w:val="bullet"/>
+      <w:lvlText w:val=""/>
+      <w:lvlJc w:val="left"/>
+      <w:pPr>
+        <w:tabs>
+          <w:tab w:val="num" w:pos="3600"/>
+        </w:tabs>
+        <w:ind w:left="3600" w:hanging="360"/>
+      </w:pPr>
+      <w:rPr>
+        <w:rFonts w:ascii="Wingdings" w:hAnsi="Wingdings" w:hint="default"/>
+        <w:sz w:val="20"/>
+      </w:rPr>
+    </w:lvl>
+    <w:lvl w:ilvl="5" w:tentative="1">
+      <w:start w:val="1"/>
+      <w:numFmt w:val="bullet"/>
+      <w:lvlText w:val=""/>
+      <w:lvlJc w:val="left"/>
+      <w:pPr>
+        <w:tabs>
+          <w:tab w:val="num" w:pos="4320"/>
+        </w:tabs>
+        <w:ind w:left="4320" w:hanging="360"/>
+      </w:pPr>
+      <w:rPr>
+        <w:rFonts w:ascii="Wingdings" w:hAnsi="Wingdings" w:hint="default"/>
+        <w:sz w:val="20"/>
+      </w:rPr>
+    </w:lvl>
+    <w:lvl w:ilvl="6" w:tentative="1">
+      <w:start w:val="1"/>
+      <w:numFmt w:val="bullet"/>
+      <w:lvlText w:val=""/>
+      <w:lvlJc w:val="left"/>
+      <w:pPr>
+        <w:tabs>
+          <w:tab w:val="num" w:pos="5040"/>
+        </w:tabs>
+        <w:ind w:left="5040" w:hanging="360"/>
+      </w:pPr>
+      <w:rPr>
+        <w:rFonts w:ascii="Wingdings" w:hAnsi="Wingdings" w:hint="default"/>
+        <w:sz w:val="20"/>
+      </w:rPr>
+    </w:lvl>
+    <w:lvl w:ilvl="7" w:tentative="1">
+      <w:start w:val="1"/>
+      <w:numFmt w:val="bullet"/>
+      <w:lvlText w:val=""/>
+      <w:lvlJc w:val="left"/>
+      <w:pPr>
+        <w:tabs>
+          <w:tab w:val="num" w:pos="5760"/>
+        </w:tabs>
+        <w:ind w:left="5760" w:hanging="360"/>
+      </w:pPr>
+      <w:rPr>
+        <w:rFonts w:ascii="Wingdings" w:hAnsi="Wingdings" w:hint="default"/>
+        <w:sz w:val="20"/>
+      </w:rPr>
+    </w:lvl>
+    <w:lvl w:ilvl="8" w:tentative="1">
+      <w:start w:val="1"/>
+      <w:numFmt w:val="bullet"/>
+      <w:lvlText w:val=""/>
+      <w:lvlJc w:val="left"/>
+      <w:pPr>
+        <w:tabs>
+          <w:tab w:val="num" w:pos="6480"/>
+        </w:tabs>
+        <w:ind w:left="6480" w:hanging="360"/>
+      </w:pPr>
+      <w:rPr>
+        <w:rFonts w:ascii="Wingdings" w:hAnsi="Wingdings" w:hint="default"/>
+        <w:sz w:val="20"/>
+      </w:rPr>
+    </w:lvl>
+  </w:abstractNum>
+  <w:abstractNum w:abstractNumId="6" w15:restartNumberingAfterBreak="0">
+    <w:nsid w:val="3B1A1020"/>
+    <w:multiLevelType w:val="multilevel"/>
+    <w:tmpl w:val="A418A748"/>
+    <w:lvl w:ilvl="0">
+      <w:start w:val="1"/>
+      <w:numFmt w:val="bullet"/>
+      <w:lvlText w:val=""/>
+      <w:lvlJc w:val="left"/>
+      <w:pPr>
+        <w:tabs>
+          <w:tab w:val="num" w:pos="720"/>
+        </w:tabs>
+        <w:ind w:left="720" w:hanging="360"/>
+      </w:pPr>
+      <w:rPr>
+        <w:rFonts w:ascii="Symbol" w:hAnsi="Symbol" w:hint="default"/>
+        <w:sz w:val="20"/>
+      </w:rPr>
+    </w:lvl>
+    <w:lvl w:ilvl="1" w:tentative="1">
+      <w:start w:val="1"/>
+      <w:numFmt w:val="bullet"/>
+      <w:lvlText w:val="o"/>
+      <w:lvlJc w:val="left"/>
+      <w:pPr>
+        <w:tabs>
+          <w:tab w:val="num" w:pos="1440"/>
+        </w:tabs>
+        <w:ind w:left="1440" w:hanging="360"/>
+      </w:pPr>
+      <w:rPr>
+        <w:rFonts w:ascii="Courier New" w:hAnsi="Courier New" w:hint="default"/>
+        <w:sz w:val="20"/>
+      </w:rPr>
+    </w:lvl>
+    <w:lvl w:ilvl="2" w:tentative="1">
+      <w:start w:val="1"/>
+      <w:numFmt w:val="bullet"/>
+      <w:lvlText w:val=""/>
+      <w:lvlJc w:val="left"/>
+      <w:pPr>
+        <w:tabs>
+          <w:tab w:val="num" w:pos="2160"/>
+        </w:tabs>
+        <w:ind w:left="2160" w:hanging="360"/>
+      </w:pPr>
+      <w:rPr>
+        <w:rFonts w:ascii="Wingdings" w:hAnsi="Wingdings" w:hint="default"/>
+        <w:sz w:val="20"/>
+      </w:rPr>
+    </w:lvl>
+    <w:lvl w:ilvl="3" w:tentative="1">
+      <w:start w:val="1"/>
+      <w:numFmt w:val="bullet"/>
+      <w:lvlText w:val=""/>
+      <w:lvlJc w:val="left"/>
+      <w:pPr>
+        <w:tabs>
+          <w:tab w:val="num" w:pos="2880"/>
+        </w:tabs>
+        <w:ind w:left="2880" w:hanging="360"/>
+      </w:pPr>
+      <w:rPr>
+        <w:rFonts w:ascii="Wingdings" w:hAnsi="Wingdings" w:hint="default"/>
+        <w:sz w:val="20"/>
+      </w:rPr>
+    </w:lvl>
+    <w:lvl w:ilvl="4" w:tentative="1">
+      <w:start w:val="1"/>
+      <w:numFmt w:val="bullet"/>
+      <w:lvlText w:val=""/>
+      <w:lvlJc w:val="left"/>
+      <w:pPr>
+        <w:tabs>
+          <w:tab w:val="num" w:pos="3600"/>
+        </w:tabs>
+        <w:ind w:left="3600" w:hanging="360"/>
+      </w:pPr>
+      <w:rPr>
+        <w:rFonts w:ascii="Wingdings" w:hAnsi="Wingdings" w:hint="default"/>
+        <w:sz w:val="20"/>
+      </w:rPr>
+    </w:lvl>
+    <w:lvl w:ilvl="5" w:tentative="1">
+      <w:start w:val="1"/>
+      <w:numFmt w:val="bullet"/>
+      <w:lvlText w:val=""/>
+      <w:lvlJc w:val="left"/>
+      <w:pPr>
+        <w:tabs>
+          <w:tab w:val="num" w:pos="4320"/>
+        </w:tabs>
+        <w:ind w:left="4320" w:hanging="360"/>
+      </w:pPr>
+      <w:rPr>
+        <w:rFonts w:ascii="Wingdings" w:hAnsi="Wingdings" w:hint="default"/>
+        <w:sz w:val="20"/>
+      </w:rPr>
+    </w:lvl>
+    <w:lvl w:ilvl="6" w:tentative="1">
+      <w:start w:val="1"/>
+      <w:numFmt w:val="bullet"/>
+      <w:lvlText w:val=""/>
+      <w:lvlJc w:val="left"/>
+      <w:pPr>
+        <w:tabs>
+          <w:tab w:val="num" w:pos="5040"/>
+        </w:tabs>
+        <w:ind w:left="5040" w:hanging="360"/>
+      </w:pPr>
+      <w:rPr>
+        <w:rFonts w:ascii="Wingdings" w:hAnsi="Wingdings" w:hint="default"/>
+        <w:sz w:val="20"/>
+      </w:rPr>
+    </w:lvl>
+    <w:lvl w:ilvl="7" w:tentative="1">
+      <w:start w:val="1"/>
+      <w:numFmt w:val="bullet"/>
+      <w:lvlText w:val=""/>
+      <w:lvlJc w:val="left"/>
+      <w:pPr>
+        <w:tabs>
+          <w:tab w:val="num" w:pos="5760"/>
+        </w:tabs>
+        <w:ind w:left="5760" w:hanging="360"/>
+      </w:pPr>
+      <w:rPr>
+        <w:rFonts w:ascii="Wingdings" w:hAnsi="Wingdings" w:hint="default"/>
+        <w:sz w:val="20"/>
+      </w:rPr>
+    </w:lvl>
+    <w:lvl w:ilvl="8" w:tentative="1">
+      <w:start w:val="1"/>
+      <w:numFmt w:val="bullet"/>
+      <w:lvlText w:val=""/>
+      <w:lvlJc w:val="left"/>
+      <w:pPr>
+        <w:tabs>
+          <w:tab w:val="num" w:pos="6480"/>
+        </w:tabs>
+        <w:ind w:left="6480" w:hanging="360"/>
+      </w:pPr>
+      <w:rPr>
+        <w:rFonts w:ascii="Wingdings" w:hAnsi="Wingdings" w:hint="default"/>
+        <w:sz w:val="20"/>
+      </w:rPr>
+    </w:lvl>
+  </w:abstractNum>
+  <w:abstractNum w:abstractNumId="7" w15:restartNumberingAfterBreak="0">
+    <w:nsid w:val="3BC40976"/>
+    <w:multiLevelType w:val="multilevel"/>
+    <w:tmpl w:val="6570099A"/>
+    <w:lvl w:ilvl="0">
+      <w:start w:val="1"/>
+      <w:numFmt w:val="bullet"/>
+      <w:lvlText w:val=""/>
+      <w:lvlJc w:val="left"/>
+      <w:pPr>
+        <w:tabs>
+          <w:tab w:val="num" w:pos="720"/>
+        </w:tabs>
+        <w:ind w:left="720" w:hanging="360"/>
+      </w:pPr>
+      <w:rPr>
+        <w:rFonts w:ascii="Symbol" w:hAnsi="Symbol" w:hint="default"/>
+        <w:sz w:val="20"/>
+      </w:rPr>
+    </w:lvl>
+    <w:lvl w:ilvl="1">
+      <w:start w:val="1"/>
+      <w:numFmt w:val="bullet"/>
+      <w:lvlText w:val="o"/>
+      <w:lvlJc w:val="left"/>
+      <w:pPr>
+        <w:tabs>
+          <w:tab w:val="num" w:pos="1440"/>
+        </w:tabs>
+        <w:ind w:left="1440" w:hanging="360"/>
+      </w:pPr>
+      <w:rPr>
+        <w:rFonts w:ascii="Courier New" w:hAnsi="Courier New" w:hint="default"/>
+        <w:sz w:val="20"/>
+      </w:rPr>
+    </w:lvl>
+    <w:lvl w:ilvl="2" w:tentative="1">
+      <w:start w:val="1"/>
+      <w:numFmt w:val="bullet"/>
+      <w:lvlText w:val=""/>
+      <w:lvlJc w:val="left"/>
+      <w:pPr>
+        <w:tabs>
+          <w:tab w:val="num" w:pos="2160"/>
+        </w:tabs>
+        <w:ind w:left="2160" w:hanging="360"/>
+      </w:pPr>
+      <w:rPr>
+        <w:rFonts w:ascii="Wingdings" w:hAnsi="Wingdings" w:hint="default"/>
+        <w:sz w:val="20"/>
+      </w:rPr>
+    </w:lvl>
+    <w:lvl w:ilvl="3" w:tentative="1">
+      <w:start w:val="1"/>
+      <w:numFmt w:val="bullet"/>
+      <w:lvlText w:val=""/>
+      <w:lvlJc w:val="left"/>
+      <w:pPr>
+        <w:tabs>
+          <w:tab w:val="num" w:pos="2880"/>
+        </w:tabs>
+        <w:ind w:left="2880" w:hanging="360"/>
+      </w:pPr>
+      <w:rPr>
+        <w:rFonts w:ascii="Wingdings" w:hAnsi="Wingdings" w:hint="default"/>
+        <w:sz w:val="20"/>
+      </w:rPr>
+    </w:lvl>
+    <w:lvl w:ilvl="4" w:tentative="1">
+      <w:start w:val="1"/>
+      <w:numFmt w:val="bullet"/>
+      <w:lvlText w:val=""/>
+      <w:lvlJc w:val="left"/>
+      <w:pPr>
+        <w:tabs>
+          <w:tab w:val="num" w:pos="3600"/>
+        </w:tabs>
+        <w:ind w:left="3600" w:hanging="360"/>
+      </w:pPr>
+      <w:rPr>
+        <w:rFonts w:ascii="Wingdings" w:hAnsi="Wingdings" w:hint="default"/>
+        <w:sz w:val="20"/>
+      </w:rPr>
+    </w:lvl>
+    <w:lvl w:ilvl="5" w:tentative="1">
+      <w:start w:val="1"/>
+      <w:numFmt w:val="bullet"/>
+      <w:lvlText w:val=""/>
+      <w:lvlJc w:val="left"/>
+      <w:pPr>
+        <w:tabs>
+          <w:tab w:val="num" w:pos="4320"/>
+        </w:tabs>
+        <w:ind w:left="4320" w:hanging="360"/>
+      </w:pPr>
+      <w:rPr>
+        <w:rFonts w:ascii="Wingdings" w:hAnsi="Wingdings" w:hint="default"/>
+        <w:sz w:val="20"/>
+      </w:rPr>
+    </w:lvl>
+    <w:lvl w:ilvl="6" w:tentative="1">
+      <w:start w:val="1"/>
+      <w:numFmt w:val="bullet"/>
+      <w:lvlText w:val=""/>
+      <w:lvlJc w:val="left"/>
+      <w:pPr>
+        <w:tabs>
+          <w:tab w:val="num" w:pos="5040"/>
+        </w:tabs>
+        <w:ind w:left="5040" w:hanging="360"/>
+      </w:pPr>
+      <w:rPr>
+        <w:rFonts w:ascii="Wingdings" w:hAnsi="Wingdings" w:hint="default"/>
+        <w:sz w:val="20"/>
+      </w:rPr>
+    </w:lvl>
+    <w:lvl w:ilvl="7" w:tentative="1">
+      <w:start w:val="1"/>
+      <w:numFmt w:val="bullet"/>
+      <w:lvlText w:val=""/>
+      <w:lvlJc w:val="left"/>
+      <w:pPr>
+        <w:tabs>
+          <w:tab w:val="num" w:pos="5760"/>
+        </w:tabs>
+        <w:ind w:left="5760" w:hanging="360"/>
+      </w:pPr>
+      <w:rPr>
+        <w:rFonts w:ascii="Wingdings" w:hAnsi="Wingdings" w:hint="default"/>
+        <w:sz w:val="20"/>
+      </w:rPr>
+    </w:lvl>
+    <w:lvl w:ilvl="8" w:tentative="1">
+      <w:start w:val="1"/>
+      <w:numFmt w:val="bullet"/>
+      <w:lvlText w:val=""/>
+      <w:lvlJc w:val="left"/>
+      <w:pPr>
+        <w:tabs>
+          <w:tab w:val="num" w:pos="6480"/>
+        </w:tabs>
+        <w:ind w:left="6480" w:hanging="360"/>
+      </w:pPr>
+      <w:rPr>
+        <w:rFonts w:ascii="Wingdings" w:hAnsi="Wingdings" w:hint="default"/>
+        <w:sz w:val="20"/>
+      </w:rPr>
+    </w:lvl>
+  </w:abstractNum>
+  <w:abstractNum w:abstractNumId="8" w15:restartNumberingAfterBreak="0">
     <w:nsid w:val="41E231BF"/>
     <w:multiLevelType w:val="multilevel"/>
     <w:tmpl w:val="35C8B73A"/>
@@ -2320,7 +7792,382 @@
       </w:rPr>
     </w:lvl>
   </w:abstractNum>
-  <w:abstractNum w:abstractNumId="3" w15:restartNumberingAfterBreak="0">
+  <w:abstractNum w:abstractNumId="9" w15:restartNumberingAfterBreak="0">
+    <w:nsid w:val="44117039"/>
+    <w:multiLevelType w:val="multilevel"/>
+    <w:tmpl w:val="3AD42CE2"/>
+    <w:lvl w:ilvl="0">
+      <w:start w:val="1"/>
+      <w:numFmt w:val="decimal"/>
+      <w:lvlText w:val="%1."/>
+      <w:lvlJc w:val="left"/>
+      <w:pPr>
+        <w:tabs>
+          <w:tab w:val="num" w:pos="720"/>
+        </w:tabs>
+        <w:ind w:left="720" w:hanging="360"/>
+      </w:pPr>
+    </w:lvl>
+    <w:lvl w:ilvl="1" w:tentative="1">
+      <w:start w:val="1"/>
+      <w:numFmt w:val="decimal"/>
+      <w:lvlText w:val="%2."/>
+      <w:lvlJc w:val="left"/>
+      <w:pPr>
+        <w:tabs>
+          <w:tab w:val="num" w:pos="1440"/>
+        </w:tabs>
+        <w:ind w:left="1440" w:hanging="360"/>
+      </w:pPr>
+    </w:lvl>
+    <w:lvl w:ilvl="2" w:tentative="1">
+      <w:start w:val="1"/>
+      <w:numFmt w:val="decimal"/>
+      <w:lvlText w:val="%3."/>
+      <w:lvlJc w:val="left"/>
+      <w:pPr>
+        <w:tabs>
+          <w:tab w:val="num" w:pos="2160"/>
+        </w:tabs>
+        <w:ind w:left="2160" w:hanging="360"/>
+      </w:pPr>
+    </w:lvl>
+    <w:lvl w:ilvl="3" w:tentative="1">
+      <w:start w:val="1"/>
+      <w:numFmt w:val="decimal"/>
+      <w:lvlText w:val="%4."/>
+      <w:lvlJc w:val="left"/>
+      <w:pPr>
+        <w:tabs>
+          <w:tab w:val="num" w:pos="2880"/>
+        </w:tabs>
+        <w:ind w:left="2880" w:hanging="360"/>
+      </w:pPr>
+    </w:lvl>
+    <w:lvl w:ilvl="4" w:tentative="1">
+      <w:start w:val="1"/>
+      <w:numFmt w:val="decimal"/>
+      <w:lvlText w:val="%5."/>
+      <w:lvlJc w:val="left"/>
+      <w:pPr>
+        <w:tabs>
+          <w:tab w:val="num" w:pos="3600"/>
+        </w:tabs>
+        <w:ind w:left="3600" w:hanging="360"/>
+      </w:pPr>
+    </w:lvl>
+    <w:lvl w:ilvl="5" w:tentative="1">
+      <w:start w:val="1"/>
+      <w:numFmt w:val="decimal"/>
+      <w:lvlText w:val="%6."/>
+      <w:lvlJc w:val="left"/>
+      <w:pPr>
+        <w:tabs>
+          <w:tab w:val="num" w:pos="4320"/>
+        </w:tabs>
+        <w:ind w:left="4320" w:hanging="360"/>
+      </w:pPr>
+    </w:lvl>
+    <w:lvl w:ilvl="6" w:tentative="1">
+      <w:start w:val="1"/>
+      <w:numFmt w:val="decimal"/>
+      <w:lvlText w:val="%7."/>
+      <w:lvlJc w:val="left"/>
+      <w:pPr>
+        <w:tabs>
+          <w:tab w:val="num" w:pos="5040"/>
+        </w:tabs>
+        <w:ind w:left="5040" w:hanging="360"/>
+      </w:pPr>
+    </w:lvl>
+    <w:lvl w:ilvl="7" w:tentative="1">
+      <w:start w:val="1"/>
+      <w:numFmt w:val="decimal"/>
+      <w:lvlText w:val="%8."/>
+      <w:lvlJc w:val="left"/>
+      <w:pPr>
+        <w:tabs>
+          <w:tab w:val="num" w:pos="5760"/>
+        </w:tabs>
+        <w:ind w:left="5760" w:hanging="360"/>
+      </w:pPr>
+    </w:lvl>
+    <w:lvl w:ilvl="8" w:tentative="1">
+      <w:start w:val="1"/>
+      <w:numFmt w:val="decimal"/>
+      <w:lvlText w:val="%9."/>
+      <w:lvlJc w:val="left"/>
+      <w:pPr>
+        <w:tabs>
+          <w:tab w:val="num" w:pos="6480"/>
+        </w:tabs>
+        <w:ind w:left="6480" w:hanging="360"/>
+      </w:pPr>
+    </w:lvl>
+  </w:abstractNum>
+  <w:abstractNum w:abstractNumId="10" w15:restartNumberingAfterBreak="0">
+    <w:nsid w:val="47153661"/>
+    <w:multiLevelType w:val="multilevel"/>
+    <w:tmpl w:val="E266045E"/>
+    <w:lvl w:ilvl="0">
+      <w:start w:val="1"/>
+      <w:numFmt w:val="bullet"/>
+      <w:lvlText w:val=""/>
+      <w:lvlJc w:val="left"/>
+      <w:pPr>
+        <w:tabs>
+          <w:tab w:val="num" w:pos="720"/>
+        </w:tabs>
+        <w:ind w:left="720" w:hanging="360"/>
+      </w:pPr>
+      <w:rPr>
+        <w:rFonts w:ascii="Symbol" w:hAnsi="Symbol" w:hint="default"/>
+        <w:sz w:val="20"/>
+      </w:rPr>
+    </w:lvl>
+    <w:lvl w:ilvl="1" w:tentative="1">
+      <w:start w:val="1"/>
+      <w:numFmt w:val="bullet"/>
+      <w:lvlText w:val="o"/>
+      <w:lvlJc w:val="left"/>
+      <w:pPr>
+        <w:tabs>
+          <w:tab w:val="num" w:pos="1440"/>
+        </w:tabs>
+        <w:ind w:left="1440" w:hanging="360"/>
+      </w:pPr>
+      <w:rPr>
+        <w:rFonts w:ascii="Courier New" w:hAnsi="Courier New" w:hint="default"/>
+        <w:sz w:val="20"/>
+      </w:rPr>
+    </w:lvl>
+    <w:lvl w:ilvl="2" w:tentative="1">
+      <w:start w:val="1"/>
+      <w:numFmt w:val="bullet"/>
+      <w:lvlText w:val=""/>
+      <w:lvlJc w:val="left"/>
+      <w:pPr>
+        <w:tabs>
+          <w:tab w:val="num" w:pos="2160"/>
+        </w:tabs>
+        <w:ind w:left="2160" w:hanging="360"/>
+      </w:pPr>
+      <w:rPr>
+        <w:rFonts w:ascii="Wingdings" w:hAnsi="Wingdings" w:hint="default"/>
+        <w:sz w:val="20"/>
+      </w:rPr>
+    </w:lvl>
+    <w:lvl w:ilvl="3" w:tentative="1">
+      <w:start w:val="1"/>
+      <w:numFmt w:val="bullet"/>
+      <w:lvlText w:val=""/>
+      <w:lvlJc w:val="left"/>
+      <w:pPr>
+        <w:tabs>
+          <w:tab w:val="num" w:pos="2880"/>
+        </w:tabs>
+        <w:ind w:left="2880" w:hanging="360"/>
+      </w:pPr>
+      <w:rPr>
+        <w:rFonts w:ascii="Wingdings" w:hAnsi="Wingdings" w:hint="default"/>
+        <w:sz w:val="20"/>
+      </w:rPr>
+    </w:lvl>
+    <w:lvl w:ilvl="4" w:tentative="1">
+      <w:start w:val="1"/>
+      <w:numFmt w:val="bullet"/>
+      <w:lvlText w:val=""/>
+      <w:lvlJc w:val="left"/>
+      <w:pPr>
+        <w:tabs>
+          <w:tab w:val="num" w:pos="3600"/>
+        </w:tabs>
+        <w:ind w:left="3600" w:hanging="360"/>
+      </w:pPr>
+      <w:rPr>
+        <w:rFonts w:ascii="Wingdings" w:hAnsi="Wingdings" w:hint="default"/>
+        <w:sz w:val="20"/>
+      </w:rPr>
+    </w:lvl>
+    <w:lvl w:ilvl="5" w:tentative="1">
+      <w:start w:val="1"/>
+      <w:numFmt w:val="bullet"/>
+      <w:lvlText w:val=""/>
+      <w:lvlJc w:val="left"/>
+      <w:pPr>
+        <w:tabs>
+          <w:tab w:val="num" w:pos="4320"/>
+        </w:tabs>
+        <w:ind w:left="4320" w:hanging="360"/>
+      </w:pPr>
+      <w:rPr>
+        <w:rFonts w:ascii="Wingdings" w:hAnsi="Wingdings" w:hint="default"/>
+        <w:sz w:val="20"/>
+      </w:rPr>
+    </w:lvl>
+    <w:lvl w:ilvl="6" w:tentative="1">
+      <w:start w:val="1"/>
+      <w:numFmt w:val="bullet"/>
+      <w:lvlText w:val=""/>
+      <w:lvlJc w:val="left"/>
+      <w:pPr>
+        <w:tabs>
+          <w:tab w:val="num" w:pos="5040"/>
+        </w:tabs>
+        <w:ind w:left="5040" w:hanging="360"/>
+      </w:pPr>
+      <w:rPr>
+        <w:rFonts w:ascii="Wingdings" w:hAnsi="Wingdings" w:hint="default"/>
+        <w:sz w:val="20"/>
+      </w:rPr>
+    </w:lvl>
+    <w:lvl w:ilvl="7" w:tentative="1">
+      <w:start w:val="1"/>
+      <w:numFmt w:val="bullet"/>
+      <w:lvlText w:val=""/>
+      <w:lvlJc w:val="left"/>
+      <w:pPr>
+        <w:tabs>
+          <w:tab w:val="num" w:pos="5760"/>
+        </w:tabs>
+        <w:ind w:left="5760" w:hanging="360"/>
+      </w:pPr>
+      <w:rPr>
+        <w:rFonts w:ascii="Wingdings" w:hAnsi="Wingdings" w:hint="default"/>
+        <w:sz w:val="20"/>
+      </w:rPr>
+    </w:lvl>
+    <w:lvl w:ilvl="8" w:tentative="1">
+      <w:start w:val="1"/>
+      <w:numFmt w:val="bullet"/>
+      <w:lvlText w:val=""/>
+      <w:lvlJc w:val="left"/>
+      <w:pPr>
+        <w:tabs>
+          <w:tab w:val="num" w:pos="6480"/>
+        </w:tabs>
+        <w:ind w:left="6480" w:hanging="360"/>
+      </w:pPr>
+      <w:rPr>
+        <w:rFonts w:ascii="Wingdings" w:hAnsi="Wingdings" w:hint="default"/>
+        <w:sz w:val="20"/>
+      </w:rPr>
+    </w:lvl>
+  </w:abstractNum>
+  <w:abstractNum w:abstractNumId="11" w15:restartNumberingAfterBreak="0">
+    <w:nsid w:val="49A762A9"/>
+    <w:multiLevelType w:val="hybridMultilevel"/>
+    <w:tmpl w:val="6C72E9B6"/>
+    <w:lvl w:ilvl="0" w:tplc="04190001">
+      <w:start w:val="1"/>
+      <w:numFmt w:val="bullet"/>
+      <w:lvlText w:val=""/>
+      <w:lvlJc w:val="left"/>
+      <w:pPr>
+        <w:ind w:left="1440" w:hanging="360"/>
+      </w:pPr>
+      <w:rPr>
+        <w:rFonts w:ascii="Symbol" w:hAnsi="Symbol" w:hint="default"/>
+      </w:rPr>
+    </w:lvl>
+    <w:lvl w:ilvl="1" w:tplc="04190003" w:tentative="1">
+      <w:start w:val="1"/>
+      <w:numFmt w:val="bullet"/>
+      <w:lvlText w:val="o"/>
+      <w:lvlJc w:val="left"/>
+      <w:pPr>
+        <w:ind w:left="2160" w:hanging="360"/>
+      </w:pPr>
+      <w:rPr>
+        <w:rFonts w:ascii="Courier New" w:hAnsi="Courier New" w:cs="Courier New" w:hint="default"/>
+      </w:rPr>
+    </w:lvl>
+    <w:lvl w:ilvl="2" w:tplc="04190005" w:tentative="1">
+      <w:start w:val="1"/>
+      <w:numFmt w:val="bullet"/>
+      <w:lvlText w:val=""/>
+      <w:lvlJc w:val="left"/>
+      <w:pPr>
+        <w:ind w:left="2880" w:hanging="360"/>
+      </w:pPr>
+      <w:rPr>
+        <w:rFonts w:ascii="Wingdings" w:hAnsi="Wingdings" w:hint="default"/>
+      </w:rPr>
+    </w:lvl>
+    <w:lvl w:ilvl="3" w:tplc="04190001" w:tentative="1">
+      <w:start w:val="1"/>
+      <w:numFmt w:val="bullet"/>
+      <w:lvlText w:val=""/>
+      <w:lvlJc w:val="left"/>
+      <w:pPr>
+        <w:ind w:left="3600" w:hanging="360"/>
+      </w:pPr>
+      <w:rPr>
+        <w:rFonts w:ascii="Symbol" w:hAnsi="Symbol" w:hint="default"/>
+      </w:rPr>
+    </w:lvl>
+    <w:lvl w:ilvl="4" w:tplc="04190003" w:tentative="1">
+      <w:start w:val="1"/>
+      <w:numFmt w:val="bullet"/>
+      <w:lvlText w:val="o"/>
+      <w:lvlJc w:val="left"/>
+      <w:pPr>
+        <w:ind w:left="4320" w:hanging="360"/>
+      </w:pPr>
+      <w:rPr>
+        <w:rFonts w:ascii="Courier New" w:hAnsi="Courier New" w:cs="Courier New" w:hint="default"/>
+      </w:rPr>
+    </w:lvl>
+    <w:lvl w:ilvl="5" w:tplc="04190005" w:tentative="1">
+      <w:start w:val="1"/>
+      <w:numFmt w:val="bullet"/>
+      <w:lvlText w:val=""/>
+      <w:lvlJc w:val="left"/>
+      <w:pPr>
+        <w:ind w:left="5040" w:hanging="360"/>
+      </w:pPr>
+      <w:rPr>
+        <w:rFonts w:ascii="Wingdings" w:hAnsi="Wingdings" w:hint="default"/>
+      </w:rPr>
+    </w:lvl>
+    <w:lvl w:ilvl="6" w:tplc="04190001" w:tentative="1">
+      <w:start w:val="1"/>
+      <w:numFmt w:val="bullet"/>
+      <w:lvlText w:val=""/>
+      <w:lvlJc w:val="left"/>
+      <w:pPr>
+        <w:ind w:left="5760" w:hanging="360"/>
+      </w:pPr>
+      <w:rPr>
+        <w:rFonts w:ascii="Symbol" w:hAnsi="Symbol" w:hint="default"/>
+      </w:rPr>
+    </w:lvl>
+    <w:lvl w:ilvl="7" w:tplc="04190003" w:tentative="1">
+      <w:start w:val="1"/>
+      <w:numFmt w:val="bullet"/>
+      <w:lvlText w:val="o"/>
+      <w:lvlJc w:val="left"/>
+      <w:pPr>
+        <w:ind w:left="6480" w:hanging="360"/>
+      </w:pPr>
+      <w:rPr>
+        <w:rFonts w:ascii="Courier New" w:hAnsi="Courier New" w:cs="Courier New" w:hint="default"/>
+      </w:rPr>
+    </w:lvl>
+    <w:lvl w:ilvl="8" w:tplc="04190005" w:tentative="1">
+      <w:start w:val="1"/>
+      <w:numFmt w:val="bullet"/>
+      <w:lvlText w:val=""/>
+      <w:lvlJc w:val="left"/>
+      <w:pPr>
+        <w:ind w:left="7200" w:hanging="360"/>
+      </w:pPr>
+      <w:rPr>
+        <w:rFonts w:ascii="Wingdings" w:hAnsi="Wingdings" w:hint="default"/>
+      </w:rPr>
+    </w:lvl>
+  </w:abstractNum>
+  <w:abstractNum w:abstractNumId="12" w15:restartNumberingAfterBreak="0">
     <w:nsid w:val="4C2D1489"/>
     <w:multiLevelType w:val="multilevel"/>
     <w:tmpl w:val="FFACFBEC"/>
@@ -2469,7 +8316,156 @@
       </w:rPr>
     </w:lvl>
   </w:abstractNum>
-  <w:abstractNum w:abstractNumId="4" w15:restartNumberingAfterBreak="0">
+  <w:abstractNum w:abstractNumId="13" w15:restartNumberingAfterBreak="0">
+    <w:nsid w:val="4E01417A"/>
+    <w:multiLevelType w:val="multilevel"/>
+    <w:tmpl w:val="517ED3CA"/>
+    <w:lvl w:ilvl="0">
+      <w:start w:val="1"/>
+      <w:numFmt w:val="bullet"/>
+      <w:lvlText w:val=""/>
+      <w:lvlJc w:val="left"/>
+      <w:pPr>
+        <w:tabs>
+          <w:tab w:val="num" w:pos="720"/>
+        </w:tabs>
+        <w:ind w:left="720" w:hanging="360"/>
+      </w:pPr>
+      <w:rPr>
+        <w:rFonts w:ascii="Symbol" w:hAnsi="Symbol" w:hint="default"/>
+        <w:sz w:val="20"/>
+      </w:rPr>
+    </w:lvl>
+    <w:lvl w:ilvl="1" w:tentative="1">
+      <w:start w:val="1"/>
+      <w:numFmt w:val="bullet"/>
+      <w:lvlText w:val="o"/>
+      <w:lvlJc w:val="left"/>
+      <w:pPr>
+        <w:tabs>
+          <w:tab w:val="num" w:pos="1440"/>
+        </w:tabs>
+        <w:ind w:left="1440" w:hanging="360"/>
+      </w:pPr>
+      <w:rPr>
+        <w:rFonts w:ascii="Courier New" w:hAnsi="Courier New" w:hint="default"/>
+        <w:sz w:val="20"/>
+      </w:rPr>
+    </w:lvl>
+    <w:lvl w:ilvl="2" w:tentative="1">
+      <w:start w:val="1"/>
+      <w:numFmt w:val="bullet"/>
+      <w:lvlText w:val=""/>
+      <w:lvlJc w:val="left"/>
+      <w:pPr>
+        <w:tabs>
+          <w:tab w:val="num" w:pos="2160"/>
+        </w:tabs>
+        <w:ind w:left="2160" w:hanging="360"/>
+      </w:pPr>
+      <w:rPr>
+        <w:rFonts w:ascii="Wingdings" w:hAnsi="Wingdings" w:hint="default"/>
+        <w:sz w:val="20"/>
+      </w:rPr>
+    </w:lvl>
+    <w:lvl w:ilvl="3" w:tentative="1">
+      <w:start w:val="1"/>
+      <w:numFmt w:val="bullet"/>
+      <w:lvlText w:val=""/>
+      <w:lvlJc w:val="left"/>
+      <w:pPr>
+        <w:tabs>
+          <w:tab w:val="num" w:pos="2880"/>
+        </w:tabs>
+        <w:ind w:left="2880" w:hanging="360"/>
+      </w:pPr>
+      <w:rPr>
+        <w:rFonts w:ascii="Wingdings" w:hAnsi="Wingdings" w:hint="default"/>
+        <w:sz w:val="20"/>
+      </w:rPr>
+    </w:lvl>
+    <w:lvl w:ilvl="4" w:tentative="1">
+      <w:start w:val="1"/>
+      <w:numFmt w:val="bullet"/>
+      <w:lvlText w:val=""/>
+      <w:lvlJc w:val="left"/>
+      <w:pPr>
+        <w:tabs>
+          <w:tab w:val="num" w:pos="3600"/>
+        </w:tabs>
+        <w:ind w:left="3600" w:hanging="360"/>
+      </w:pPr>
+      <w:rPr>
+        <w:rFonts w:ascii="Wingdings" w:hAnsi="Wingdings" w:hint="default"/>
+        <w:sz w:val="20"/>
+      </w:rPr>
+    </w:lvl>
+    <w:lvl w:ilvl="5" w:tentative="1">
+      <w:start w:val="1"/>
+      <w:numFmt w:val="bullet"/>
+      <w:lvlText w:val=""/>
+      <w:lvlJc w:val="left"/>
+      <w:pPr>
+        <w:tabs>
+          <w:tab w:val="num" w:pos="4320"/>
+        </w:tabs>
+        <w:ind w:left="4320" w:hanging="360"/>
+      </w:pPr>
+      <w:rPr>
+        <w:rFonts w:ascii="Wingdings" w:hAnsi="Wingdings" w:hint="default"/>
+        <w:sz w:val="20"/>
+      </w:rPr>
+    </w:lvl>
+    <w:lvl w:ilvl="6" w:tentative="1">
+      <w:start w:val="1"/>
+      <w:numFmt w:val="bullet"/>
+      <w:lvlText w:val=""/>
+      <w:lvlJc w:val="left"/>
+      <w:pPr>
+        <w:tabs>
+          <w:tab w:val="num" w:pos="5040"/>
+        </w:tabs>
+        <w:ind w:left="5040" w:hanging="360"/>
+      </w:pPr>
+      <w:rPr>
+        <w:rFonts w:ascii="Wingdings" w:hAnsi="Wingdings" w:hint="default"/>
+        <w:sz w:val="20"/>
+      </w:rPr>
+    </w:lvl>
+    <w:lvl w:ilvl="7" w:tentative="1">
+      <w:start w:val="1"/>
+      <w:numFmt w:val="bullet"/>
+      <w:lvlText w:val=""/>
+      <w:lvlJc w:val="left"/>
+      <w:pPr>
+        <w:tabs>
+          <w:tab w:val="num" w:pos="5760"/>
+        </w:tabs>
+        <w:ind w:left="5760" w:hanging="360"/>
+      </w:pPr>
+      <w:rPr>
+        <w:rFonts w:ascii="Wingdings" w:hAnsi="Wingdings" w:hint="default"/>
+        <w:sz w:val="20"/>
+      </w:rPr>
+    </w:lvl>
+    <w:lvl w:ilvl="8" w:tentative="1">
+      <w:start w:val="1"/>
+      <w:numFmt w:val="bullet"/>
+      <w:lvlText w:val=""/>
+      <w:lvlJc w:val="left"/>
+      <w:pPr>
+        <w:tabs>
+          <w:tab w:val="num" w:pos="6480"/>
+        </w:tabs>
+        <w:ind w:left="6480" w:hanging="360"/>
+      </w:pPr>
+      <w:rPr>
+        <w:rFonts w:ascii="Wingdings" w:hAnsi="Wingdings" w:hint="default"/>
+        <w:sz w:val="20"/>
+      </w:rPr>
+    </w:lvl>
+  </w:abstractNum>
+  <w:abstractNum w:abstractNumId="14" w15:restartNumberingAfterBreak="0">
     <w:nsid w:val="50A50F8E"/>
     <w:multiLevelType w:val="multilevel"/>
     <w:tmpl w:val="00E2305C"/>
@@ -2582,7 +8578,305 @@
       </w:pPr>
     </w:lvl>
   </w:abstractNum>
-  <w:abstractNum w:abstractNumId="5" w15:restartNumberingAfterBreak="0">
+  <w:abstractNum w:abstractNumId="15" w15:restartNumberingAfterBreak="0">
+    <w:nsid w:val="51B258CF"/>
+    <w:multiLevelType w:val="multilevel"/>
+    <w:tmpl w:val="78303396"/>
+    <w:lvl w:ilvl="0">
+      <w:start w:val="1"/>
+      <w:numFmt w:val="bullet"/>
+      <w:lvlText w:val=""/>
+      <w:lvlJc w:val="left"/>
+      <w:pPr>
+        <w:tabs>
+          <w:tab w:val="num" w:pos="720"/>
+        </w:tabs>
+        <w:ind w:left="720" w:hanging="360"/>
+      </w:pPr>
+      <w:rPr>
+        <w:rFonts w:ascii="Symbol" w:hAnsi="Symbol" w:hint="default"/>
+        <w:sz w:val="20"/>
+      </w:rPr>
+    </w:lvl>
+    <w:lvl w:ilvl="1" w:tentative="1">
+      <w:start w:val="1"/>
+      <w:numFmt w:val="bullet"/>
+      <w:lvlText w:val="o"/>
+      <w:lvlJc w:val="left"/>
+      <w:pPr>
+        <w:tabs>
+          <w:tab w:val="num" w:pos="1440"/>
+        </w:tabs>
+        <w:ind w:left="1440" w:hanging="360"/>
+      </w:pPr>
+      <w:rPr>
+        <w:rFonts w:ascii="Courier New" w:hAnsi="Courier New" w:hint="default"/>
+        <w:sz w:val="20"/>
+      </w:rPr>
+    </w:lvl>
+    <w:lvl w:ilvl="2" w:tentative="1">
+      <w:start w:val="1"/>
+      <w:numFmt w:val="bullet"/>
+      <w:lvlText w:val=""/>
+      <w:lvlJc w:val="left"/>
+      <w:pPr>
+        <w:tabs>
+          <w:tab w:val="num" w:pos="2160"/>
+        </w:tabs>
+        <w:ind w:left="2160" w:hanging="360"/>
+      </w:pPr>
+      <w:rPr>
+        <w:rFonts w:ascii="Wingdings" w:hAnsi="Wingdings" w:hint="default"/>
+        <w:sz w:val="20"/>
+      </w:rPr>
+    </w:lvl>
+    <w:lvl w:ilvl="3" w:tentative="1">
+      <w:start w:val="1"/>
+      <w:numFmt w:val="bullet"/>
+      <w:lvlText w:val=""/>
+      <w:lvlJc w:val="left"/>
+      <w:pPr>
+        <w:tabs>
+          <w:tab w:val="num" w:pos="2880"/>
+        </w:tabs>
+        <w:ind w:left="2880" w:hanging="360"/>
+      </w:pPr>
+      <w:rPr>
+        <w:rFonts w:ascii="Wingdings" w:hAnsi="Wingdings" w:hint="default"/>
+        <w:sz w:val="20"/>
+      </w:rPr>
+    </w:lvl>
+    <w:lvl w:ilvl="4" w:tentative="1">
+      <w:start w:val="1"/>
+      <w:numFmt w:val="bullet"/>
+      <w:lvlText w:val=""/>
+      <w:lvlJc w:val="left"/>
+      <w:pPr>
+        <w:tabs>
+          <w:tab w:val="num" w:pos="3600"/>
+        </w:tabs>
+        <w:ind w:left="3600" w:hanging="360"/>
+      </w:pPr>
+      <w:rPr>
+        <w:rFonts w:ascii="Wingdings" w:hAnsi="Wingdings" w:hint="default"/>
+        <w:sz w:val="20"/>
+      </w:rPr>
+    </w:lvl>
+    <w:lvl w:ilvl="5" w:tentative="1">
+      <w:start w:val="1"/>
+      <w:numFmt w:val="bullet"/>
+      <w:lvlText w:val=""/>
+      <w:lvlJc w:val="left"/>
+      <w:pPr>
+        <w:tabs>
+          <w:tab w:val="num" w:pos="4320"/>
+        </w:tabs>
+        <w:ind w:left="4320" w:hanging="360"/>
+      </w:pPr>
+      <w:rPr>
+        <w:rFonts w:ascii="Wingdings" w:hAnsi="Wingdings" w:hint="default"/>
+        <w:sz w:val="20"/>
+      </w:rPr>
+    </w:lvl>
+    <w:lvl w:ilvl="6" w:tentative="1">
+      <w:start w:val="1"/>
+      <w:numFmt w:val="bullet"/>
+      <w:lvlText w:val=""/>
+      <w:lvlJc w:val="left"/>
+      <w:pPr>
+        <w:tabs>
+          <w:tab w:val="num" w:pos="5040"/>
+        </w:tabs>
+        <w:ind w:left="5040" w:hanging="360"/>
+      </w:pPr>
+      <w:rPr>
+        <w:rFonts w:ascii="Wingdings" w:hAnsi="Wingdings" w:hint="default"/>
+        <w:sz w:val="20"/>
+      </w:rPr>
+    </w:lvl>
+    <w:lvl w:ilvl="7" w:tentative="1">
+      <w:start w:val="1"/>
+      <w:numFmt w:val="bullet"/>
+      <w:lvlText w:val=""/>
+      <w:lvlJc w:val="left"/>
+      <w:pPr>
+        <w:tabs>
+          <w:tab w:val="num" w:pos="5760"/>
+        </w:tabs>
+        <w:ind w:left="5760" w:hanging="360"/>
+      </w:pPr>
+      <w:rPr>
+        <w:rFonts w:ascii="Wingdings" w:hAnsi="Wingdings" w:hint="default"/>
+        <w:sz w:val="20"/>
+      </w:rPr>
+    </w:lvl>
+    <w:lvl w:ilvl="8" w:tentative="1">
+      <w:start w:val="1"/>
+      <w:numFmt w:val="bullet"/>
+      <w:lvlText w:val=""/>
+      <w:lvlJc w:val="left"/>
+      <w:pPr>
+        <w:tabs>
+          <w:tab w:val="num" w:pos="6480"/>
+        </w:tabs>
+        <w:ind w:left="6480" w:hanging="360"/>
+      </w:pPr>
+      <w:rPr>
+        <w:rFonts w:ascii="Wingdings" w:hAnsi="Wingdings" w:hint="default"/>
+        <w:sz w:val="20"/>
+      </w:rPr>
+    </w:lvl>
+  </w:abstractNum>
+  <w:abstractNum w:abstractNumId="16" w15:restartNumberingAfterBreak="0">
+    <w:nsid w:val="58376E3B"/>
+    <w:multiLevelType w:val="multilevel"/>
+    <w:tmpl w:val="567E9C62"/>
+    <w:lvl w:ilvl="0">
+      <w:start w:val="1"/>
+      <w:numFmt w:val="bullet"/>
+      <w:lvlText w:val=""/>
+      <w:lvlJc w:val="left"/>
+      <w:pPr>
+        <w:tabs>
+          <w:tab w:val="num" w:pos="720"/>
+        </w:tabs>
+        <w:ind w:left="720" w:hanging="360"/>
+      </w:pPr>
+      <w:rPr>
+        <w:rFonts w:ascii="Symbol" w:hAnsi="Symbol" w:hint="default"/>
+        <w:sz w:val="20"/>
+      </w:rPr>
+    </w:lvl>
+    <w:lvl w:ilvl="1" w:tentative="1">
+      <w:start w:val="1"/>
+      <w:numFmt w:val="bullet"/>
+      <w:lvlText w:val="o"/>
+      <w:lvlJc w:val="left"/>
+      <w:pPr>
+        <w:tabs>
+          <w:tab w:val="num" w:pos="1440"/>
+        </w:tabs>
+        <w:ind w:left="1440" w:hanging="360"/>
+      </w:pPr>
+      <w:rPr>
+        <w:rFonts w:ascii="Courier New" w:hAnsi="Courier New" w:hint="default"/>
+        <w:sz w:val="20"/>
+      </w:rPr>
+    </w:lvl>
+    <w:lvl w:ilvl="2" w:tentative="1">
+      <w:start w:val="1"/>
+      <w:numFmt w:val="bullet"/>
+      <w:lvlText w:val=""/>
+      <w:lvlJc w:val="left"/>
+      <w:pPr>
+        <w:tabs>
+          <w:tab w:val="num" w:pos="2160"/>
+        </w:tabs>
+        <w:ind w:left="2160" w:hanging="360"/>
+      </w:pPr>
+      <w:rPr>
+        <w:rFonts w:ascii="Wingdings" w:hAnsi="Wingdings" w:hint="default"/>
+        <w:sz w:val="20"/>
+      </w:rPr>
+    </w:lvl>
+    <w:lvl w:ilvl="3" w:tentative="1">
+      <w:start w:val="1"/>
+      <w:numFmt w:val="bullet"/>
+      <w:lvlText w:val=""/>
+      <w:lvlJc w:val="left"/>
+      <w:pPr>
+        <w:tabs>
+          <w:tab w:val="num" w:pos="2880"/>
+        </w:tabs>
+        <w:ind w:left="2880" w:hanging="360"/>
+      </w:pPr>
+      <w:rPr>
+        <w:rFonts w:ascii="Wingdings" w:hAnsi="Wingdings" w:hint="default"/>
+        <w:sz w:val="20"/>
+      </w:rPr>
+    </w:lvl>
+    <w:lvl w:ilvl="4" w:tentative="1">
+      <w:start w:val="1"/>
+      <w:numFmt w:val="bullet"/>
+      <w:lvlText w:val=""/>
+      <w:lvlJc w:val="left"/>
+      <w:pPr>
+        <w:tabs>
+          <w:tab w:val="num" w:pos="3600"/>
+        </w:tabs>
+        <w:ind w:left="3600" w:hanging="360"/>
+      </w:pPr>
+      <w:rPr>
+        <w:rFonts w:ascii="Wingdings" w:hAnsi="Wingdings" w:hint="default"/>
+        <w:sz w:val="20"/>
+      </w:rPr>
+    </w:lvl>
+    <w:lvl w:ilvl="5" w:tentative="1">
+      <w:start w:val="1"/>
+      <w:numFmt w:val="bullet"/>
+      <w:lvlText w:val=""/>
+      <w:lvlJc w:val="left"/>
+      <w:pPr>
+        <w:tabs>
+          <w:tab w:val="num" w:pos="4320"/>
+        </w:tabs>
+        <w:ind w:left="4320" w:hanging="360"/>
+      </w:pPr>
+      <w:rPr>
+        <w:rFonts w:ascii="Wingdings" w:hAnsi="Wingdings" w:hint="default"/>
+        <w:sz w:val="20"/>
+      </w:rPr>
+    </w:lvl>
+    <w:lvl w:ilvl="6" w:tentative="1">
+      <w:start w:val="1"/>
+      <w:numFmt w:val="bullet"/>
+      <w:lvlText w:val=""/>
+      <w:lvlJc w:val="left"/>
+      <w:pPr>
+        <w:tabs>
+          <w:tab w:val="num" w:pos="5040"/>
+        </w:tabs>
+        <w:ind w:left="5040" w:hanging="360"/>
+      </w:pPr>
+      <w:rPr>
+        <w:rFonts w:ascii="Wingdings" w:hAnsi="Wingdings" w:hint="default"/>
+        <w:sz w:val="20"/>
+      </w:rPr>
+    </w:lvl>
+    <w:lvl w:ilvl="7" w:tentative="1">
+      <w:start w:val="1"/>
+      <w:numFmt w:val="bullet"/>
+      <w:lvlText w:val=""/>
+      <w:lvlJc w:val="left"/>
+      <w:pPr>
+        <w:tabs>
+          <w:tab w:val="num" w:pos="5760"/>
+        </w:tabs>
+        <w:ind w:left="5760" w:hanging="360"/>
+      </w:pPr>
+      <w:rPr>
+        <w:rFonts w:ascii="Wingdings" w:hAnsi="Wingdings" w:hint="default"/>
+        <w:sz w:val="20"/>
+      </w:rPr>
+    </w:lvl>
+    <w:lvl w:ilvl="8" w:tentative="1">
+      <w:start w:val="1"/>
+      <w:numFmt w:val="bullet"/>
+      <w:lvlText w:val=""/>
+      <w:lvlJc w:val="left"/>
+      <w:pPr>
+        <w:tabs>
+          <w:tab w:val="num" w:pos="6480"/>
+        </w:tabs>
+        <w:ind w:left="6480" w:hanging="360"/>
+      </w:pPr>
+      <w:rPr>
+        <w:rFonts w:ascii="Wingdings" w:hAnsi="Wingdings" w:hint="default"/>
+        <w:sz w:val="20"/>
+      </w:rPr>
+    </w:lvl>
+  </w:abstractNum>
+  <w:abstractNum w:abstractNumId="17" w15:restartNumberingAfterBreak="0">
     <w:nsid w:val="62E36CFE"/>
     <w:multiLevelType w:val="multilevel"/>
     <w:tmpl w:val="21B215BA"/>
@@ -2731,7 +9025,120 @@
       </w:rPr>
     </w:lvl>
   </w:abstractNum>
-  <w:abstractNum w:abstractNumId="6" w15:restartNumberingAfterBreak="0">
+  <w:abstractNum w:abstractNumId="18" w15:restartNumberingAfterBreak="0">
+    <w:nsid w:val="63E50DD0"/>
+    <w:multiLevelType w:val="multilevel"/>
+    <w:tmpl w:val="07D49850"/>
+    <w:lvl w:ilvl="0">
+      <w:start w:val="1"/>
+      <w:numFmt w:val="decimal"/>
+      <w:lvlText w:val="%1."/>
+      <w:lvlJc w:val="left"/>
+      <w:pPr>
+        <w:tabs>
+          <w:tab w:val="num" w:pos="720"/>
+        </w:tabs>
+        <w:ind w:left="720" w:hanging="360"/>
+      </w:pPr>
+    </w:lvl>
+    <w:lvl w:ilvl="1" w:tentative="1">
+      <w:start w:val="1"/>
+      <w:numFmt w:val="decimal"/>
+      <w:lvlText w:val="%2."/>
+      <w:lvlJc w:val="left"/>
+      <w:pPr>
+        <w:tabs>
+          <w:tab w:val="num" w:pos="1440"/>
+        </w:tabs>
+        <w:ind w:left="1440" w:hanging="360"/>
+      </w:pPr>
+    </w:lvl>
+    <w:lvl w:ilvl="2" w:tentative="1">
+      <w:start w:val="1"/>
+      <w:numFmt w:val="decimal"/>
+      <w:lvlText w:val="%3."/>
+      <w:lvlJc w:val="left"/>
+      <w:pPr>
+        <w:tabs>
+          <w:tab w:val="num" w:pos="2160"/>
+        </w:tabs>
+        <w:ind w:left="2160" w:hanging="360"/>
+      </w:pPr>
+    </w:lvl>
+    <w:lvl w:ilvl="3" w:tentative="1">
+      <w:start w:val="1"/>
+      <w:numFmt w:val="decimal"/>
+      <w:lvlText w:val="%4."/>
+      <w:lvlJc w:val="left"/>
+      <w:pPr>
+        <w:tabs>
+          <w:tab w:val="num" w:pos="2880"/>
+        </w:tabs>
+        <w:ind w:left="2880" w:hanging="360"/>
+      </w:pPr>
+    </w:lvl>
+    <w:lvl w:ilvl="4" w:tentative="1">
+      <w:start w:val="1"/>
+      <w:numFmt w:val="decimal"/>
+      <w:lvlText w:val="%5."/>
+      <w:lvlJc w:val="left"/>
+      <w:pPr>
+        <w:tabs>
+          <w:tab w:val="num" w:pos="3600"/>
+        </w:tabs>
+        <w:ind w:left="3600" w:hanging="360"/>
+      </w:pPr>
+    </w:lvl>
+    <w:lvl w:ilvl="5" w:tentative="1">
+      <w:start w:val="1"/>
+      <w:numFmt w:val="decimal"/>
+      <w:lvlText w:val="%6."/>
+      <w:lvlJc w:val="left"/>
+      <w:pPr>
+        <w:tabs>
+          <w:tab w:val="num" w:pos="4320"/>
+        </w:tabs>
+        <w:ind w:left="4320" w:hanging="360"/>
+      </w:pPr>
+    </w:lvl>
+    <w:lvl w:ilvl="6" w:tentative="1">
+      <w:start w:val="1"/>
+      <w:numFmt w:val="decimal"/>
+      <w:lvlText w:val="%7."/>
+      <w:lvlJc w:val="left"/>
+      <w:pPr>
+        <w:tabs>
+          <w:tab w:val="num" w:pos="5040"/>
+        </w:tabs>
+        <w:ind w:left="5040" w:hanging="360"/>
+      </w:pPr>
+    </w:lvl>
+    <w:lvl w:ilvl="7" w:tentative="1">
+      <w:start w:val="1"/>
+      <w:numFmt w:val="decimal"/>
+      <w:lvlText w:val="%8."/>
+      <w:lvlJc w:val="left"/>
+      <w:pPr>
+        <w:tabs>
+          <w:tab w:val="num" w:pos="5760"/>
+        </w:tabs>
+        <w:ind w:left="5760" w:hanging="360"/>
+      </w:pPr>
+    </w:lvl>
+    <w:lvl w:ilvl="8" w:tentative="1">
+      <w:start w:val="1"/>
+      <w:numFmt w:val="decimal"/>
+      <w:lvlText w:val="%9."/>
+      <w:lvlJc w:val="left"/>
+      <w:pPr>
+        <w:tabs>
+          <w:tab w:val="num" w:pos="6480"/>
+        </w:tabs>
+        <w:ind w:left="6480" w:hanging="360"/>
+      </w:pPr>
+    </w:lvl>
+  </w:abstractNum>
+  <w:abstractNum w:abstractNumId="19" w15:restartNumberingAfterBreak="0">
     <w:nsid w:val="67921B5C"/>
     <w:multiLevelType w:val="multilevel"/>
     <w:tmpl w:val="A5C2924C"/>
@@ -2880,26 +9287,825 @@
       </w:rPr>
     </w:lvl>
   </w:abstractNum>
+  <w:abstractNum w:abstractNumId="20" w15:restartNumberingAfterBreak="0">
+    <w:nsid w:val="6B992349"/>
+    <w:multiLevelType w:val="multilevel"/>
+    <w:tmpl w:val="B0321EA8"/>
+    <w:lvl w:ilvl="0">
+      <w:start w:val="1"/>
+      <w:numFmt w:val="bullet"/>
+      <w:lvlText w:val=""/>
+      <w:lvlJc w:val="left"/>
+      <w:pPr>
+        <w:tabs>
+          <w:tab w:val="num" w:pos="720"/>
+        </w:tabs>
+        <w:ind w:left="720" w:hanging="360"/>
+      </w:pPr>
+      <w:rPr>
+        <w:rFonts w:ascii="Symbol" w:hAnsi="Symbol" w:hint="default"/>
+        <w:sz w:val="20"/>
+      </w:rPr>
+    </w:lvl>
+    <w:lvl w:ilvl="1" w:tentative="1">
+      <w:start w:val="1"/>
+      <w:numFmt w:val="bullet"/>
+      <w:lvlText w:val="o"/>
+      <w:lvlJc w:val="left"/>
+      <w:pPr>
+        <w:tabs>
+          <w:tab w:val="num" w:pos="1440"/>
+        </w:tabs>
+        <w:ind w:left="1440" w:hanging="360"/>
+      </w:pPr>
+      <w:rPr>
+        <w:rFonts w:ascii="Courier New" w:hAnsi="Courier New" w:hint="default"/>
+        <w:sz w:val="20"/>
+      </w:rPr>
+    </w:lvl>
+    <w:lvl w:ilvl="2" w:tentative="1">
+      <w:start w:val="1"/>
+      <w:numFmt w:val="bullet"/>
+      <w:lvlText w:val=""/>
+      <w:lvlJc w:val="left"/>
+      <w:pPr>
+        <w:tabs>
+          <w:tab w:val="num" w:pos="2160"/>
+        </w:tabs>
+        <w:ind w:left="2160" w:hanging="360"/>
+      </w:pPr>
+      <w:rPr>
+        <w:rFonts w:ascii="Wingdings" w:hAnsi="Wingdings" w:hint="default"/>
+        <w:sz w:val="20"/>
+      </w:rPr>
+    </w:lvl>
+    <w:lvl w:ilvl="3" w:tentative="1">
+      <w:start w:val="1"/>
+      <w:numFmt w:val="bullet"/>
+      <w:lvlText w:val=""/>
+      <w:lvlJc w:val="left"/>
+      <w:pPr>
+        <w:tabs>
+          <w:tab w:val="num" w:pos="2880"/>
+        </w:tabs>
+        <w:ind w:left="2880" w:hanging="360"/>
+      </w:pPr>
+      <w:rPr>
+        <w:rFonts w:ascii="Wingdings" w:hAnsi="Wingdings" w:hint="default"/>
+        <w:sz w:val="20"/>
+      </w:rPr>
+    </w:lvl>
+    <w:lvl w:ilvl="4" w:tentative="1">
+      <w:start w:val="1"/>
+      <w:numFmt w:val="bullet"/>
+      <w:lvlText w:val=""/>
+      <w:lvlJc w:val="left"/>
+      <w:pPr>
+        <w:tabs>
+          <w:tab w:val="num" w:pos="3600"/>
+        </w:tabs>
+        <w:ind w:left="3600" w:hanging="360"/>
+      </w:pPr>
+      <w:rPr>
+        <w:rFonts w:ascii="Wingdings" w:hAnsi="Wingdings" w:hint="default"/>
+        <w:sz w:val="20"/>
+      </w:rPr>
+    </w:lvl>
+    <w:lvl w:ilvl="5" w:tentative="1">
+      <w:start w:val="1"/>
+      <w:numFmt w:val="bullet"/>
+      <w:lvlText w:val=""/>
+      <w:lvlJc w:val="left"/>
+      <w:pPr>
+        <w:tabs>
+          <w:tab w:val="num" w:pos="4320"/>
+        </w:tabs>
+        <w:ind w:left="4320" w:hanging="360"/>
+      </w:pPr>
+      <w:rPr>
+        <w:rFonts w:ascii="Wingdings" w:hAnsi="Wingdings" w:hint="default"/>
+        <w:sz w:val="20"/>
+      </w:rPr>
+    </w:lvl>
+    <w:lvl w:ilvl="6" w:tentative="1">
+      <w:start w:val="1"/>
+      <w:numFmt w:val="bullet"/>
+      <w:lvlText w:val=""/>
+      <w:lvlJc w:val="left"/>
+      <w:pPr>
+        <w:tabs>
+          <w:tab w:val="num" w:pos="5040"/>
+        </w:tabs>
+        <w:ind w:left="5040" w:hanging="360"/>
+      </w:pPr>
+      <w:rPr>
+        <w:rFonts w:ascii="Wingdings" w:hAnsi="Wingdings" w:hint="default"/>
+        <w:sz w:val="20"/>
+      </w:rPr>
+    </w:lvl>
+    <w:lvl w:ilvl="7" w:tentative="1">
+      <w:start w:val="1"/>
+      <w:numFmt w:val="bullet"/>
+      <w:lvlText w:val=""/>
+      <w:lvlJc w:val="left"/>
+      <w:pPr>
+        <w:tabs>
+          <w:tab w:val="num" w:pos="5760"/>
+        </w:tabs>
+        <w:ind w:left="5760" w:hanging="360"/>
+      </w:pPr>
+      <w:rPr>
+        <w:rFonts w:ascii="Wingdings" w:hAnsi="Wingdings" w:hint="default"/>
+        <w:sz w:val="20"/>
+      </w:rPr>
+    </w:lvl>
+    <w:lvl w:ilvl="8" w:tentative="1">
+      <w:start w:val="1"/>
+      <w:numFmt w:val="bullet"/>
+      <w:lvlText w:val=""/>
+      <w:lvlJc w:val="left"/>
+      <w:pPr>
+        <w:tabs>
+          <w:tab w:val="num" w:pos="6480"/>
+        </w:tabs>
+        <w:ind w:left="6480" w:hanging="360"/>
+      </w:pPr>
+      <w:rPr>
+        <w:rFonts w:ascii="Wingdings" w:hAnsi="Wingdings" w:hint="default"/>
+        <w:sz w:val="20"/>
+      </w:rPr>
+    </w:lvl>
+  </w:abstractNum>
+  <w:abstractNum w:abstractNumId="21" w15:restartNumberingAfterBreak="0">
+    <w:nsid w:val="6E4E018E"/>
+    <w:multiLevelType w:val="multilevel"/>
+    <w:tmpl w:val="B596A88A"/>
+    <w:lvl w:ilvl="0">
+      <w:start w:val="1"/>
+      <w:numFmt w:val="bullet"/>
+      <w:lvlText w:val=""/>
+      <w:lvlJc w:val="left"/>
+      <w:pPr>
+        <w:tabs>
+          <w:tab w:val="num" w:pos="720"/>
+        </w:tabs>
+        <w:ind w:left="720" w:hanging="360"/>
+      </w:pPr>
+      <w:rPr>
+        <w:rFonts w:ascii="Symbol" w:hAnsi="Symbol" w:hint="default"/>
+        <w:sz w:val="20"/>
+      </w:rPr>
+    </w:lvl>
+    <w:lvl w:ilvl="1">
+      <w:start w:val="1"/>
+      <w:numFmt w:val="bullet"/>
+      <w:lvlText w:val="o"/>
+      <w:lvlJc w:val="left"/>
+      <w:pPr>
+        <w:tabs>
+          <w:tab w:val="num" w:pos="1440"/>
+        </w:tabs>
+        <w:ind w:left="1440" w:hanging="360"/>
+      </w:pPr>
+      <w:rPr>
+        <w:rFonts w:ascii="Courier New" w:hAnsi="Courier New" w:hint="default"/>
+        <w:sz w:val="20"/>
+      </w:rPr>
+    </w:lvl>
+    <w:lvl w:ilvl="2" w:tentative="1">
+      <w:start w:val="1"/>
+      <w:numFmt w:val="bullet"/>
+      <w:lvlText w:val=""/>
+      <w:lvlJc w:val="left"/>
+      <w:pPr>
+        <w:tabs>
+          <w:tab w:val="num" w:pos="2160"/>
+        </w:tabs>
+        <w:ind w:left="2160" w:hanging="360"/>
+      </w:pPr>
+      <w:rPr>
+        <w:rFonts w:ascii="Wingdings" w:hAnsi="Wingdings" w:hint="default"/>
+        <w:sz w:val="20"/>
+      </w:rPr>
+    </w:lvl>
+    <w:lvl w:ilvl="3" w:tentative="1">
+      <w:start w:val="1"/>
+      <w:numFmt w:val="bullet"/>
+      <w:lvlText w:val=""/>
+      <w:lvlJc w:val="left"/>
+      <w:pPr>
+        <w:tabs>
+          <w:tab w:val="num" w:pos="2880"/>
+        </w:tabs>
+        <w:ind w:left="2880" w:hanging="360"/>
+      </w:pPr>
+      <w:rPr>
+        <w:rFonts w:ascii="Wingdings" w:hAnsi="Wingdings" w:hint="default"/>
+        <w:sz w:val="20"/>
+      </w:rPr>
+    </w:lvl>
+    <w:lvl w:ilvl="4" w:tentative="1">
+      <w:start w:val="1"/>
+      <w:numFmt w:val="bullet"/>
+      <w:lvlText w:val=""/>
+      <w:lvlJc w:val="left"/>
+      <w:pPr>
+        <w:tabs>
+          <w:tab w:val="num" w:pos="3600"/>
+        </w:tabs>
+        <w:ind w:left="3600" w:hanging="360"/>
+      </w:pPr>
+      <w:rPr>
+        <w:rFonts w:ascii="Wingdings" w:hAnsi="Wingdings" w:hint="default"/>
+        <w:sz w:val="20"/>
+      </w:rPr>
+    </w:lvl>
+    <w:lvl w:ilvl="5" w:tentative="1">
+      <w:start w:val="1"/>
+      <w:numFmt w:val="bullet"/>
+      <w:lvlText w:val=""/>
+      <w:lvlJc w:val="left"/>
+      <w:pPr>
+        <w:tabs>
+          <w:tab w:val="num" w:pos="4320"/>
+        </w:tabs>
+        <w:ind w:left="4320" w:hanging="360"/>
+      </w:pPr>
+      <w:rPr>
+        <w:rFonts w:ascii="Wingdings" w:hAnsi="Wingdings" w:hint="default"/>
+        <w:sz w:val="20"/>
+      </w:rPr>
+    </w:lvl>
+    <w:lvl w:ilvl="6" w:tentative="1">
+      <w:start w:val="1"/>
+      <w:numFmt w:val="bullet"/>
+      <w:lvlText w:val=""/>
+      <w:lvlJc w:val="left"/>
+      <w:pPr>
+        <w:tabs>
+          <w:tab w:val="num" w:pos="5040"/>
+        </w:tabs>
+        <w:ind w:left="5040" w:hanging="360"/>
+      </w:pPr>
+      <w:rPr>
+        <w:rFonts w:ascii="Wingdings" w:hAnsi="Wingdings" w:hint="default"/>
+        <w:sz w:val="20"/>
+      </w:rPr>
+    </w:lvl>
+    <w:lvl w:ilvl="7" w:tentative="1">
+      <w:start w:val="1"/>
+      <w:numFmt w:val="bullet"/>
+      <w:lvlText w:val=""/>
+      <w:lvlJc w:val="left"/>
+      <w:pPr>
+        <w:tabs>
+          <w:tab w:val="num" w:pos="5760"/>
+        </w:tabs>
+        <w:ind w:left="5760" w:hanging="360"/>
+      </w:pPr>
+      <w:rPr>
+        <w:rFonts w:ascii="Wingdings" w:hAnsi="Wingdings" w:hint="default"/>
+        <w:sz w:val="20"/>
+      </w:rPr>
+    </w:lvl>
+    <w:lvl w:ilvl="8" w:tentative="1">
+      <w:start w:val="1"/>
+      <w:numFmt w:val="bullet"/>
+      <w:lvlText w:val=""/>
+      <w:lvlJc w:val="left"/>
+      <w:pPr>
+        <w:tabs>
+          <w:tab w:val="num" w:pos="6480"/>
+        </w:tabs>
+        <w:ind w:left="6480" w:hanging="360"/>
+      </w:pPr>
+      <w:rPr>
+        <w:rFonts w:ascii="Wingdings" w:hAnsi="Wingdings" w:hint="default"/>
+        <w:sz w:val="20"/>
+      </w:rPr>
+    </w:lvl>
+  </w:abstractNum>
+  <w:abstractNum w:abstractNumId="22" w15:restartNumberingAfterBreak="0">
+    <w:nsid w:val="74DD260C"/>
+    <w:multiLevelType w:val="multilevel"/>
+    <w:tmpl w:val="A53EB486"/>
+    <w:lvl w:ilvl="0">
+      <w:start w:val="1"/>
+      <w:numFmt w:val="bullet"/>
+      <w:lvlText w:val=""/>
+      <w:lvlJc w:val="left"/>
+      <w:pPr>
+        <w:tabs>
+          <w:tab w:val="num" w:pos="720"/>
+        </w:tabs>
+        <w:ind w:left="720" w:hanging="360"/>
+      </w:pPr>
+      <w:rPr>
+        <w:rFonts w:ascii="Symbol" w:hAnsi="Symbol" w:hint="default"/>
+        <w:sz w:val="20"/>
+      </w:rPr>
+    </w:lvl>
+    <w:lvl w:ilvl="1" w:tentative="1">
+      <w:start w:val="1"/>
+      <w:numFmt w:val="bullet"/>
+      <w:lvlText w:val="o"/>
+      <w:lvlJc w:val="left"/>
+      <w:pPr>
+        <w:tabs>
+          <w:tab w:val="num" w:pos="1440"/>
+        </w:tabs>
+        <w:ind w:left="1440" w:hanging="360"/>
+      </w:pPr>
+      <w:rPr>
+        <w:rFonts w:ascii="Courier New" w:hAnsi="Courier New" w:hint="default"/>
+        <w:sz w:val="20"/>
+      </w:rPr>
+    </w:lvl>
+    <w:lvl w:ilvl="2" w:tentative="1">
+      <w:start w:val="1"/>
+      <w:numFmt w:val="bullet"/>
+      <w:lvlText w:val=""/>
+      <w:lvlJc w:val="left"/>
+      <w:pPr>
+        <w:tabs>
+          <w:tab w:val="num" w:pos="2160"/>
+        </w:tabs>
+        <w:ind w:left="2160" w:hanging="360"/>
+      </w:pPr>
+      <w:rPr>
+        <w:rFonts w:ascii="Wingdings" w:hAnsi="Wingdings" w:hint="default"/>
+        <w:sz w:val="20"/>
+      </w:rPr>
+    </w:lvl>
+    <w:lvl w:ilvl="3" w:tentative="1">
+      <w:start w:val="1"/>
+      <w:numFmt w:val="bullet"/>
+      <w:lvlText w:val=""/>
+      <w:lvlJc w:val="left"/>
+      <w:pPr>
+        <w:tabs>
+          <w:tab w:val="num" w:pos="2880"/>
+        </w:tabs>
+        <w:ind w:left="2880" w:hanging="360"/>
+      </w:pPr>
+      <w:rPr>
+        <w:rFonts w:ascii="Wingdings" w:hAnsi="Wingdings" w:hint="default"/>
+        <w:sz w:val="20"/>
+      </w:rPr>
+    </w:lvl>
+    <w:lvl w:ilvl="4" w:tentative="1">
+      <w:start w:val="1"/>
+      <w:numFmt w:val="bullet"/>
+      <w:lvlText w:val=""/>
+      <w:lvlJc w:val="left"/>
+      <w:pPr>
+        <w:tabs>
+          <w:tab w:val="num" w:pos="3600"/>
+        </w:tabs>
+        <w:ind w:left="3600" w:hanging="360"/>
+      </w:pPr>
+      <w:rPr>
+        <w:rFonts w:ascii="Wingdings" w:hAnsi="Wingdings" w:hint="default"/>
+        <w:sz w:val="20"/>
+      </w:rPr>
+    </w:lvl>
+    <w:lvl w:ilvl="5" w:tentative="1">
+      <w:start w:val="1"/>
+      <w:numFmt w:val="bullet"/>
+      <w:lvlText w:val=""/>
+      <w:lvlJc w:val="left"/>
+      <w:pPr>
+        <w:tabs>
+          <w:tab w:val="num" w:pos="4320"/>
+        </w:tabs>
+        <w:ind w:left="4320" w:hanging="360"/>
+      </w:pPr>
+      <w:rPr>
+        <w:rFonts w:ascii="Wingdings" w:hAnsi="Wingdings" w:hint="default"/>
+        <w:sz w:val="20"/>
+      </w:rPr>
+    </w:lvl>
+    <w:lvl w:ilvl="6" w:tentative="1">
+      <w:start w:val="1"/>
+      <w:numFmt w:val="bullet"/>
+      <w:lvlText w:val=""/>
+      <w:lvlJc w:val="left"/>
+      <w:pPr>
+        <w:tabs>
+          <w:tab w:val="num" w:pos="5040"/>
+        </w:tabs>
+        <w:ind w:left="5040" w:hanging="360"/>
+      </w:pPr>
+      <w:rPr>
+        <w:rFonts w:ascii="Wingdings" w:hAnsi="Wingdings" w:hint="default"/>
+        <w:sz w:val="20"/>
+      </w:rPr>
+    </w:lvl>
+    <w:lvl w:ilvl="7" w:tentative="1">
+      <w:start w:val="1"/>
+      <w:numFmt w:val="bullet"/>
+      <w:lvlText w:val=""/>
+      <w:lvlJc w:val="left"/>
+      <w:pPr>
+        <w:tabs>
+          <w:tab w:val="num" w:pos="5760"/>
+        </w:tabs>
+        <w:ind w:left="5760" w:hanging="360"/>
+      </w:pPr>
+      <w:rPr>
+        <w:rFonts w:ascii="Wingdings" w:hAnsi="Wingdings" w:hint="default"/>
+        <w:sz w:val="20"/>
+      </w:rPr>
+    </w:lvl>
+    <w:lvl w:ilvl="8" w:tentative="1">
+      <w:start w:val="1"/>
+      <w:numFmt w:val="bullet"/>
+      <w:lvlText w:val=""/>
+      <w:lvlJc w:val="left"/>
+      <w:pPr>
+        <w:tabs>
+          <w:tab w:val="num" w:pos="6480"/>
+        </w:tabs>
+        <w:ind w:left="6480" w:hanging="360"/>
+      </w:pPr>
+      <w:rPr>
+        <w:rFonts w:ascii="Wingdings" w:hAnsi="Wingdings" w:hint="default"/>
+        <w:sz w:val="20"/>
+      </w:rPr>
+    </w:lvl>
+  </w:abstractNum>
+  <w:abstractNum w:abstractNumId="23" w15:restartNumberingAfterBreak="0">
+    <w:nsid w:val="7A5F50F6"/>
+    <w:multiLevelType w:val="multilevel"/>
+    <w:tmpl w:val="4C1C2244"/>
+    <w:lvl w:ilvl="0">
+      <w:start w:val="1"/>
+      <w:numFmt w:val="bullet"/>
+      <w:lvlText w:val=""/>
+      <w:lvlJc w:val="left"/>
+      <w:pPr>
+        <w:tabs>
+          <w:tab w:val="num" w:pos="720"/>
+        </w:tabs>
+        <w:ind w:left="720" w:hanging="360"/>
+      </w:pPr>
+      <w:rPr>
+        <w:rFonts w:ascii="Symbol" w:hAnsi="Symbol" w:hint="default"/>
+        <w:sz w:val="20"/>
+      </w:rPr>
+    </w:lvl>
+    <w:lvl w:ilvl="1" w:tentative="1">
+      <w:start w:val="1"/>
+      <w:numFmt w:val="bullet"/>
+      <w:lvlText w:val="o"/>
+      <w:lvlJc w:val="left"/>
+      <w:pPr>
+        <w:tabs>
+          <w:tab w:val="num" w:pos="1440"/>
+        </w:tabs>
+        <w:ind w:left="1440" w:hanging="360"/>
+      </w:pPr>
+      <w:rPr>
+        <w:rFonts w:ascii="Courier New" w:hAnsi="Courier New" w:hint="default"/>
+        <w:sz w:val="20"/>
+      </w:rPr>
+    </w:lvl>
+    <w:lvl w:ilvl="2" w:tentative="1">
+      <w:start w:val="1"/>
+      <w:numFmt w:val="bullet"/>
+      <w:lvlText w:val=""/>
+      <w:lvlJc w:val="left"/>
+      <w:pPr>
+        <w:tabs>
+          <w:tab w:val="num" w:pos="2160"/>
+        </w:tabs>
+        <w:ind w:left="2160" w:hanging="360"/>
+      </w:pPr>
+      <w:rPr>
+        <w:rFonts w:ascii="Wingdings" w:hAnsi="Wingdings" w:hint="default"/>
+        <w:sz w:val="20"/>
+      </w:rPr>
+    </w:lvl>
+    <w:lvl w:ilvl="3" w:tentative="1">
+      <w:start w:val="1"/>
+      <w:numFmt w:val="bullet"/>
+      <w:lvlText w:val=""/>
+      <w:lvlJc w:val="left"/>
+      <w:pPr>
+        <w:tabs>
+          <w:tab w:val="num" w:pos="2880"/>
+        </w:tabs>
+        <w:ind w:left="2880" w:hanging="360"/>
+      </w:pPr>
+      <w:rPr>
+        <w:rFonts w:ascii="Wingdings" w:hAnsi="Wingdings" w:hint="default"/>
+        <w:sz w:val="20"/>
+      </w:rPr>
+    </w:lvl>
+    <w:lvl w:ilvl="4" w:tentative="1">
+      <w:start w:val="1"/>
+      <w:numFmt w:val="bullet"/>
+      <w:lvlText w:val=""/>
+      <w:lvlJc w:val="left"/>
+      <w:pPr>
+        <w:tabs>
+          <w:tab w:val="num" w:pos="3600"/>
+        </w:tabs>
+        <w:ind w:left="3600" w:hanging="360"/>
+      </w:pPr>
+      <w:rPr>
+        <w:rFonts w:ascii="Wingdings" w:hAnsi="Wingdings" w:hint="default"/>
+        <w:sz w:val="20"/>
+      </w:rPr>
+    </w:lvl>
+    <w:lvl w:ilvl="5" w:tentative="1">
+      <w:start w:val="1"/>
+      <w:numFmt w:val="bullet"/>
+      <w:lvlText w:val=""/>
+      <w:lvlJc w:val="left"/>
+      <w:pPr>
+        <w:tabs>
+          <w:tab w:val="num" w:pos="4320"/>
+        </w:tabs>
+        <w:ind w:left="4320" w:hanging="360"/>
+      </w:pPr>
+      <w:rPr>
+        <w:rFonts w:ascii="Wingdings" w:hAnsi="Wingdings" w:hint="default"/>
+        <w:sz w:val="20"/>
+      </w:rPr>
+    </w:lvl>
+    <w:lvl w:ilvl="6" w:tentative="1">
+      <w:start w:val="1"/>
+      <w:numFmt w:val="bullet"/>
+      <w:lvlText w:val=""/>
+      <w:lvlJc w:val="left"/>
+      <w:pPr>
+        <w:tabs>
+          <w:tab w:val="num" w:pos="5040"/>
+        </w:tabs>
+        <w:ind w:left="5040" w:hanging="360"/>
+      </w:pPr>
+      <w:rPr>
+        <w:rFonts w:ascii="Wingdings" w:hAnsi="Wingdings" w:hint="default"/>
+        <w:sz w:val="20"/>
+      </w:rPr>
+    </w:lvl>
+    <w:lvl w:ilvl="7" w:tentative="1">
+      <w:start w:val="1"/>
+      <w:numFmt w:val="bullet"/>
+      <w:lvlText w:val=""/>
+      <w:lvlJc w:val="left"/>
+      <w:pPr>
+        <w:tabs>
+          <w:tab w:val="num" w:pos="5760"/>
+        </w:tabs>
+        <w:ind w:left="5760" w:hanging="360"/>
+      </w:pPr>
+      <w:rPr>
+        <w:rFonts w:ascii="Wingdings" w:hAnsi="Wingdings" w:hint="default"/>
+        <w:sz w:val="20"/>
+      </w:rPr>
+    </w:lvl>
+    <w:lvl w:ilvl="8" w:tentative="1">
+      <w:start w:val="1"/>
+      <w:numFmt w:val="bullet"/>
+      <w:lvlText w:val=""/>
+      <w:lvlJc w:val="left"/>
+      <w:pPr>
+        <w:tabs>
+          <w:tab w:val="num" w:pos="6480"/>
+        </w:tabs>
+        <w:ind w:left="6480" w:hanging="360"/>
+      </w:pPr>
+      <w:rPr>
+        <w:rFonts w:ascii="Wingdings" w:hAnsi="Wingdings" w:hint="default"/>
+        <w:sz w:val="20"/>
+      </w:rPr>
+    </w:lvl>
+  </w:abstractNum>
+  <w:abstractNum w:abstractNumId="24" w15:restartNumberingAfterBreak="0">
+    <w:nsid w:val="7F88623F"/>
+    <w:multiLevelType w:val="multilevel"/>
+    <w:tmpl w:val="91029884"/>
+    <w:lvl w:ilvl="0">
+      <w:start w:val="1"/>
+      <w:numFmt w:val="bullet"/>
+      <w:lvlText w:val=""/>
+      <w:lvlJc w:val="left"/>
+      <w:pPr>
+        <w:tabs>
+          <w:tab w:val="num" w:pos="720"/>
+        </w:tabs>
+        <w:ind w:left="720" w:hanging="360"/>
+      </w:pPr>
+      <w:rPr>
+        <w:rFonts w:ascii="Symbol" w:hAnsi="Symbol" w:hint="default"/>
+        <w:sz w:val="20"/>
+      </w:rPr>
+    </w:lvl>
+    <w:lvl w:ilvl="1" w:tentative="1">
+      <w:start w:val="1"/>
+      <w:numFmt w:val="bullet"/>
+      <w:lvlText w:val="o"/>
+      <w:lvlJc w:val="left"/>
+      <w:pPr>
+        <w:tabs>
+          <w:tab w:val="num" w:pos="1440"/>
+        </w:tabs>
+        <w:ind w:left="1440" w:hanging="360"/>
+      </w:pPr>
+      <w:rPr>
+        <w:rFonts w:ascii="Courier New" w:hAnsi="Courier New" w:hint="default"/>
+        <w:sz w:val="20"/>
+      </w:rPr>
+    </w:lvl>
+    <w:lvl w:ilvl="2" w:tentative="1">
+      <w:start w:val="1"/>
+      <w:numFmt w:val="bullet"/>
+      <w:lvlText w:val=""/>
+      <w:lvlJc w:val="left"/>
+      <w:pPr>
+        <w:tabs>
+          <w:tab w:val="num" w:pos="2160"/>
+        </w:tabs>
+        <w:ind w:left="2160" w:hanging="360"/>
+      </w:pPr>
+      <w:rPr>
+        <w:rFonts w:ascii="Wingdings" w:hAnsi="Wingdings" w:hint="default"/>
+        <w:sz w:val="20"/>
+      </w:rPr>
+    </w:lvl>
+    <w:lvl w:ilvl="3" w:tentative="1">
+      <w:start w:val="1"/>
+      <w:numFmt w:val="bullet"/>
+      <w:lvlText w:val=""/>
+      <w:lvlJc w:val="left"/>
+      <w:pPr>
+        <w:tabs>
+          <w:tab w:val="num" w:pos="2880"/>
+        </w:tabs>
+        <w:ind w:left="2880" w:hanging="360"/>
+      </w:pPr>
+      <w:rPr>
+        <w:rFonts w:ascii="Wingdings" w:hAnsi="Wingdings" w:hint="default"/>
+        <w:sz w:val="20"/>
+      </w:rPr>
+    </w:lvl>
+    <w:lvl w:ilvl="4" w:tentative="1">
+      <w:start w:val="1"/>
+      <w:numFmt w:val="bullet"/>
+      <w:lvlText w:val=""/>
+      <w:lvlJc w:val="left"/>
+      <w:pPr>
+        <w:tabs>
+          <w:tab w:val="num" w:pos="3600"/>
+        </w:tabs>
+        <w:ind w:left="3600" w:hanging="360"/>
+      </w:pPr>
+      <w:rPr>
+        <w:rFonts w:ascii="Wingdings" w:hAnsi="Wingdings" w:hint="default"/>
+        <w:sz w:val="20"/>
+      </w:rPr>
+    </w:lvl>
+    <w:lvl w:ilvl="5" w:tentative="1">
+      <w:start w:val="1"/>
+      <w:numFmt w:val="bullet"/>
+      <w:lvlText w:val=""/>
+      <w:lvlJc w:val="left"/>
+      <w:pPr>
+        <w:tabs>
+          <w:tab w:val="num" w:pos="4320"/>
+        </w:tabs>
+        <w:ind w:left="4320" w:hanging="360"/>
+      </w:pPr>
+      <w:rPr>
+        <w:rFonts w:ascii="Wingdings" w:hAnsi="Wingdings" w:hint="default"/>
+        <w:sz w:val="20"/>
+      </w:rPr>
+    </w:lvl>
+    <w:lvl w:ilvl="6" w:tentative="1">
+      <w:start w:val="1"/>
+      <w:numFmt w:val="bullet"/>
+      <w:lvlText w:val=""/>
+      <w:lvlJc w:val="left"/>
+      <w:pPr>
+        <w:tabs>
+          <w:tab w:val="num" w:pos="5040"/>
+        </w:tabs>
+        <w:ind w:left="5040" w:hanging="360"/>
+      </w:pPr>
+      <w:rPr>
+        <w:rFonts w:ascii="Wingdings" w:hAnsi="Wingdings" w:hint="default"/>
+        <w:sz w:val="20"/>
+      </w:rPr>
+    </w:lvl>
+    <w:lvl w:ilvl="7" w:tentative="1">
+      <w:start w:val="1"/>
+      <w:numFmt w:val="bullet"/>
+      <w:lvlText w:val=""/>
+      <w:lvlJc w:val="left"/>
+      <w:pPr>
+        <w:tabs>
+          <w:tab w:val="num" w:pos="5760"/>
+        </w:tabs>
+        <w:ind w:left="5760" w:hanging="360"/>
+      </w:pPr>
+      <w:rPr>
+        <w:rFonts w:ascii="Wingdings" w:hAnsi="Wingdings" w:hint="default"/>
+        <w:sz w:val="20"/>
+      </w:rPr>
+    </w:lvl>
+    <w:lvl w:ilvl="8" w:tentative="1">
+      <w:start w:val="1"/>
+      <w:numFmt w:val="bullet"/>
+      <w:lvlText w:val=""/>
+      <w:lvlJc w:val="left"/>
+      <w:pPr>
+        <w:tabs>
+          <w:tab w:val="num" w:pos="6480"/>
+        </w:tabs>
+        <w:ind w:left="6480" w:hanging="360"/>
+      </w:pPr>
+      <w:rPr>
+        <w:rFonts w:ascii="Wingdings" w:hAnsi="Wingdings" w:hint="default"/>
+        <w:sz w:val="20"/>
+      </w:rPr>
+    </w:lvl>
+  </w:abstractNum>
   <w:num w:numId="1">
-    <w:abstractNumId w:val="1"/>
+    <w:abstractNumId w:val="4"/>
   </w:num>
   <w:num w:numId="2">
-    <w:abstractNumId w:val="3"/>
+    <w:abstractNumId w:val="12"/>
   </w:num>
   <w:num w:numId="3">
     <w:abstractNumId w:val="0"/>
   </w:num>
   <w:num w:numId="4">
-    <w:abstractNumId w:val="4"/>
+    <w:abstractNumId w:val="14"/>
   </w:num>
   <w:num w:numId="5">
+    <w:abstractNumId w:val="8"/>
+  </w:num>
+  <w:num w:numId="6">
+    <w:abstractNumId w:val="17"/>
+  </w:num>
+  <w:num w:numId="7">
+    <w:abstractNumId w:val="19"/>
+  </w:num>
+  <w:num w:numId="8">
+    <w:abstractNumId w:val="3"/>
+  </w:num>
+  <w:num w:numId="9">
+    <w:abstractNumId w:val="21"/>
+  </w:num>
+  <w:num w:numId="10">
     <w:abstractNumId w:val="2"/>
   </w:num>
-  <w:num w:numId="6">
+  <w:num w:numId="11">
+    <w:abstractNumId w:val="7"/>
+  </w:num>
+  <w:num w:numId="12">
+    <w:abstractNumId w:val="22"/>
+  </w:num>
+  <w:num w:numId="13">
+    <w:abstractNumId w:val="6"/>
+  </w:num>
+  <w:num w:numId="14">
+    <w:abstractNumId w:val="1"/>
+  </w:num>
+  <w:num w:numId="15">
+    <w:abstractNumId w:val="10"/>
+  </w:num>
+  <w:num w:numId="16">
+    <w:abstractNumId w:val="18"/>
+  </w:num>
+  <w:num w:numId="17">
+    <w:abstractNumId w:val="16"/>
+  </w:num>
+  <w:num w:numId="18">
+    <w:abstractNumId w:val="23"/>
+  </w:num>
+  <w:num w:numId="19">
+    <w:abstractNumId w:val="24"/>
+  </w:num>
+  <w:num w:numId="20">
+    <w:abstractNumId w:val="15"/>
+  </w:num>
+  <w:num w:numId="21">
     <w:abstractNumId w:val="5"/>
   </w:num>
-  <w:num w:numId="7">
-    <w:abstractNumId w:val="6"/>
+  <w:num w:numId="22">
+    <w:abstractNumId w:val="13"/>
+  </w:num>
+  <w:num w:numId="23">
+    <w:abstractNumId w:val="9"/>
+  </w:num>
+  <w:num w:numId="24">
+    <w:abstractNumId w:val="20"/>
+  </w:num>
+  <w:num w:numId="25">
+    <w:abstractNumId w:val="11"/>
   </w:num>
 </w:numbering>
 </file>
@@ -3356,7 +10562,6 @@
     <w:next w:val="a"/>
     <w:link w:val="30"/>
     <w:uiPriority w:val="9"/>
-    <w:semiHidden/>
     <w:unhideWhenUsed/>
     <w:qFormat/>
     <w:rsid w:val="003F41F6"/>
@@ -3373,10 +10578,32 @@
       <w:szCs w:val="24"/>
     </w:rPr>
   </w:style>
+  <w:style w:type="paragraph" w:styleId="4">
+    <w:name w:val="heading 4"/>
+    <w:basedOn w:val="a"/>
+    <w:next w:val="a"/>
+    <w:link w:val="40"/>
+    <w:uiPriority w:val="9"/>
+    <w:semiHidden/>
+    <w:unhideWhenUsed/>
+    <w:qFormat/>
+    <w:rsid w:val="005D2A00"/>
+    <w:pPr>
+      <w:keepNext/>
+      <w:keepLines/>
+      <w:spacing w:before="40" w:after="0"/>
+      <w:outlineLvl w:val="3"/>
+    </w:pPr>
+    <w:rPr>
+      <w:rFonts w:asciiTheme="majorHAnsi" w:eastAsiaTheme="majorEastAsia" w:hAnsiTheme="majorHAnsi" w:cstheme="majorBidi"/>
+      <w:i/>
+      <w:iCs/>
+      <w:color w:val="2E74B5" w:themeColor="accent1" w:themeShade="BF"/>
+    </w:rPr>
+  </w:style>
   <w:style w:type="character" w:default="1" w:styleId="a0">
     <w:name w:val="Default Paragraph Font"/>
     <w:uiPriority w:val="1"/>
-    <w:semiHidden/>
     <w:unhideWhenUsed/>
   </w:style>
   <w:style w:type="table" w:default="1" w:styleId="a1">
@@ -3447,7 +10674,6 @@
     <w:basedOn w:val="a0"/>
     <w:link w:val="3"/>
     <w:uiPriority w:val="9"/>
-    <w:semiHidden/>
     <w:rsid w:val="003F41F6"/>
     <w:rPr>
       <w:rFonts w:asciiTheme="majorHAnsi" w:eastAsiaTheme="majorEastAsia" w:hAnsiTheme="majorHAnsi" w:cstheme="majorBidi"/>
@@ -3515,6 +10741,50 @@
       <w:spacing w:after="100"/>
       <w:ind w:left="440"/>
     </w:pPr>
+  </w:style>
+  <w:style w:type="character" w:customStyle="1" w:styleId="40">
+    <w:name w:val="Заголовок 4 Знак"/>
+    <w:basedOn w:val="a0"/>
+    <w:link w:val="4"/>
+    <w:uiPriority w:val="9"/>
+    <w:semiHidden/>
+    <w:rsid w:val="005D2A00"/>
+    <w:rPr>
+      <w:rFonts w:asciiTheme="majorHAnsi" w:eastAsiaTheme="majorEastAsia" w:hAnsiTheme="majorHAnsi" w:cstheme="majorBidi"/>
+      <w:i/>
+      <w:iCs/>
+      <w:color w:val="2E74B5" w:themeColor="accent1" w:themeShade="BF"/>
+      <w:sz w:val="22"/>
+      <w:lang w:eastAsia="ru-RU"/>
+    </w:rPr>
+  </w:style>
+  <w:style w:type="paragraph" w:styleId="a7">
+    <w:name w:val="List Paragraph"/>
+    <w:basedOn w:val="a"/>
+    <w:uiPriority w:val="34"/>
+    <w:qFormat/>
+    <w:rsid w:val="00FD4E53"/>
+    <w:pPr>
+      <w:ind w:left="720"/>
+      <w:contextualSpacing/>
+    </w:pPr>
+  </w:style>
+  <w:style w:type="character" w:customStyle="1" w:styleId="max-w-full">
+    <w:name w:val="max-w-full"/>
+    <w:basedOn w:val="a0"/>
+    <w:rsid w:val="00FD4E53"/>
+  </w:style>
+  <w:style w:type="character" w:styleId="a8">
+    <w:name w:val="FollowedHyperlink"/>
+    <w:basedOn w:val="a0"/>
+    <w:uiPriority w:val="99"/>
+    <w:semiHidden/>
+    <w:unhideWhenUsed/>
+    <w:rsid w:val="00634F76"/>
+    <w:rPr>
+      <w:color w:val="954F72" w:themeColor="followedHyperlink"/>
+      <w:u w:val="single"/>
+    </w:rPr>
   </w:style>
 </w:styles>
 </file>
@@ -3785,7 +11055,7 @@
 </file>
 
 <file path=customXml/itemProps1.xml><?xml version="1.0" encoding="utf-8"?>
-<ds:datastoreItem xmlns:ds="http://schemas.openxmlformats.org/officeDocument/2006/customXml" ds:itemID="{74CFDD8C-8626-466E-8C14-9C60F869F87A}">
+<ds:datastoreItem xmlns:ds="http://schemas.openxmlformats.org/officeDocument/2006/customXml" ds:itemID="{BDBB6C94-0891-414C-907A-2BE8523A8B70}">
   <ds:schemaRefs>
     <ds:schemaRef ds:uri="http://schemas.openxmlformats.org/officeDocument/2006/bibliography"/>
   </ds:schemaRefs>

--- a/reports/Отчёт.docx
+++ b/reports/Отчёт.docx
@@ -489,6 +489,7 @@
             <w:tabs>
               <w:tab w:val="right" w:leader="dot" w:pos="9345"/>
             </w:tabs>
+            <w:spacing w:line="360" w:lineRule="auto"/>
             <w:rPr>
               <w:rFonts w:ascii="Times New Roman" w:eastAsiaTheme="minorEastAsia" w:hAnsi="Times New Roman" w:cs="Times New Roman"/>
               <w:noProof/>
@@ -609,6 +610,7 @@
             <w:tabs>
               <w:tab w:val="right" w:leader="dot" w:pos="9345"/>
             </w:tabs>
+            <w:spacing w:line="360" w:lineRule="auto"/>
             <w:rPr>
               <w:rFonts w:ascii="Times New Roman" w:eastAsiaTheme="minorEastAsia" w:hAnsi="Times New Roman" w:cs="Times New Roman"/>
               <w:noProof/>
@@ -705,6 +707,7 @@
             <w:tabs>
               <w:tab w:val="right" w:leader="dot" w:pos="9345"/>
             </w:tabs>
+            <w:spacing w:line="360" w:lineRule="auto"/>
             <w:rPr>
               <w:rFonts w:ascii="Times New Roman" w:eastAsiaTheme="minorEastAsia" w:hAnsi="Times New Roman" w:cs="Times New Roman"/>
               <w:noProof/>
@@ -801,6 +804,7 @@
             <w:tabs>
               <w:tab w:val="right" w:leader="dot" w:pos="9345"/>
             </w:tabs>
+            <w:spacing w:line="360" w:lineRule="auto"/>
             <w:rPr>
               <w:rFonts w:ascii="Times New Roman" w:eastAsiaTheme="minorEastAsia" w:hAnsi="Times New Roman" w:cs="Times New Roman"/>
               <w:noProof/>
@@ -897,6 +901,7 @@
             <w:tabs>
               <w:tab w:val="right" w:leader="dot" w:pos="9345"/>
             </w:tabs>
+            <w:spacing w:line="360" w:lineRule="auto"/>
             <w:rPr>
               <w:rFonts w:ascii="Times New Roman" w:eastAsiaTheme="minorEastAsia" w:hAnsi="Times New Roman" w:cs="Times New Roman"/>
               <w:noProof/>
@@ -993,6 +998,7 @@
             <w:tabs>
               <w:tab w:val="right" w:leader="dot" w:pos="9345"/>
             </w:tabs>
+            <w:spacing w:line="360" w:lineRule="auto"/>
             <w:rPr>
               <w:rFonts w:ascii="Times New Roman" w:eastAsiaTheme="minorEastAsia" w:hAnsi="Times New Roman" w:cs="Times New Roman"/>
               <w:noProof/>
@@ -1089,6 +1095,7 @@
             <w:tabs>
               <w:tab w:val="right" w:leader="dot" w:pos="9345"/>
             </w:tabs>
+            <w:spacing w:line="360" w:lineRule="auto"/>
             <w:rPr>
               <w:rFonts w:ascii="Times New Roman" w:eastAsiaTheme="minorEastAsia" w:hAnsi="Times New Roman" w:cs="Times New Roman"/>
               <w:noProof/>
@@ -1185,6 +1192,7 @@
             <w:tabs>
               <w:tab w:val="right" w:leader="dot" w:pos="9345"/>
             </w:tabs>
+            <w:spacing w:line="360" w:lineRule="auto"/>
             <w:rPr>
               <w:rFonts w:ascii="Times New Roman" w:eastAsiaTheme="minorEastAsia" w:hAnsi="Times New Roman" w:cs="Times New Roman"/>
               <w:noProof/>
@@ -1281,6 +1289,7 @@
             <w:tabs>
               <w:tab w:val="right" w:leader="dot" w:pos="9345"/>
             </w:tabs>
+            <w:spacing w:line="360" w:lineRule="auto"/>
             <w:rPr>
               <w:rFonts w:ascii="Times New Roman" w:eastAsiaTheme="minorEastAsia" w:hAnsi="Times New Roman" w:cs="Times New Roman"/>
               <w:noProof/>
@@ -1559,78 +1568,86 @@
         </w:rPr>
         <w:t>Учебная практика, выполненная студентом группы 241-353 Мельниковым Кириллом, была направлена на получение теоретических знаний и развитие практических навыков в области информационной безопасности, а также на изучение современных подходов к обеспечению кибербезопасности. Основное внимание в ходе практики уделялось анализу реального инцидента информационной безопасности, произошедшего в 2024–2025 годах, а также разработке веб-проекта, посвящённого визуализации внутреннего университетского проекта «ИТ-сервисы для Цифрового университета». Данный проект реализуется в Московском Политехе в рамках общей стратегии цифровизации вуза.</w:t>
       </w:r>
+    </w:p>
+    <w:p>
+      <w:pPr>
+        <w:spacing w:after="0" w:line="360" w:lineRule="auto"/>
+        <w:ind w:firstLine="851"/>
+        <w:jc w:val="both"/>
+        <w:rPr>
+          <w:rFonts w:ascii="Times New Roman" w:eastAsia="Times New Roman" w:hAnsi="Times New Roman" w:cs="Times New Roman"/>
+          <w:sz w:val="28"/>
+          <w:szCs w:val="28"/>
+        </w:rPr>
+      </w:pPr>
+      <w:r>
+        <w:rPr>
+          <w:rFonts w:ascii="Times New Roman" w:eastAsia="Times New Roman" w:hAnsi="Times New Roman" w:cs="Times New Roman"/>
+          <w:sz w:val="28"/>
+          <w:szCs w:val="28"/>
+        </w:rPr>
+        <w:t xml:space="preserve">Одним из важных этапов практики стала экскурсия и ознакомление с деятельностью </w:t>
+      </w:r>
+      <w:r>
+        <w:rPr>
+          <w:rFonts w:ascii="Times New Roman" w:eastAsia="Times New Roman" w:hAnsi="Times New Roman" w:cs="Times New Roman"/>
+          <w:b/>
+          <w:sz w:val="28"/>
+          <w:szCs w:val="28"/>
+        </w:rPr>
+        <w:t>компании</w:t>
+      </w:r>
+      <w:r>
+        <w:rPr>
+          <w:rFonts w:ascii="Times New Roman" w:eastAsia="Times New Roman" w:hAnsi="Times New Roman" w:cs="Times New Roman"/>
+          <w:sz w:val="28"/>
+          <w:szCs w:val="28"/>
+        </w:rPr>
+        <w:t xml:space="preserve"> </w:t>
+      </w:r>
+      <w:r>
+        <w:rPr>
+          <w:rFonts w:ascii="Times New Roman" w:eastAsia="Times New Roman" w:hAnsi="Times New Roman" w:cs="Times New Roman"/>
+          <w:b/>
+          <w:sz w:val="28"/>
+          <w:szCs w:val="28"/>
+        </w:rPr>
+        <w:t>R-Vision</w:t>
+      </w:r>
+      <w:r>
+        <w:rPr>
+          <w:rFonts w:ascii="Times New Roman" w:eastAsia="Times New Roman" w:hAnsi="Times New Roman" w:cs="Times New Roman"/>
+          <w:sz w:val="28"/>
+          <w:szCs w:val="28"/>
+        </w:rPr>
+        <w:t xml:space="preserve"> — одного из лидеров в области разработки решений для обеспечения информационной безопасности в России. Компания представила свою технологическую платформу </w:t>
+      </w:r>
+      <w:r>
+        <w:rPr>
+          <w:rFonts w:ascii="Times New Roman" w:eastAsia="Times New Roman" w:hAnsi="Times New Roman" w:cs="Times New Roman"/>
+          <w:b/>
+          <w:sz w:val="28"/>
+          <w:szCs w:val="28"/>
+        </w:rPr>
+        <w:t>R-Vision EVO</w:t>
+      </w:r>
+      <w:r>
+        <w:rPr>
+          <w:rFonts w:ascii="Times New Roman" w:eastAsia="Times New Roman" w:hAnsi="Times New Roman" w:cs="Times New Roman"/>
+          <w:sz w:val="28"/>
+          <w:szCs w:val="28"/>
+        </w:rPr>
+        <w:t xml:space="preserve">, предназначенную для автоматизации процессов управления киберрисками, инцидентами информационной безопасности, уязвимостями, а также для </w:t>
+      </w:r>
       <w:bookmarkStart w:id="1" w:name="_GoBack"/>
       <w:bookmarkEnd w:id="1"/>
-    </w:p>
-    <w:p>
-      <w:pPr>
-        <w:spacing w:after="0" w:line="360" w:lineRule="auto"/>
-        <w:ind w:firstLine="851"/>
-        <w:jc w:val="both"/>
+      <w:r>
         <w:rPr>
           <w:rFonts w:ascii="Times New Roman" w:eastAsia="Times New Roman" w:hAnsi="Times New Roman" w:cs="Times New Roman"/>
           <w:sz w:val="28"/>
           <w:szCs w:val="28"/>
         </w:rPr>
-      </w:pPr>
-      <w:r>
-        <w:rPr>
-          <w:rFonts w:ascii="Times New Roman" w:eastAsia="Times New Roman" w:hAnsi="Times New Roman" w:cs="Times New Roman"/>
-          <w:sz w:val="28"/>
-          <w:szCs w:val="28"/>
-        </w:rPr>
-        <w:t xml:space="preserve">Одним из важных этапов практики стала экскурсия и ознакомление с деятельностью </w:t>
-      </w:r>
-      <w:r>
-        <w:rPr>
-          <w:rFonts w:ascii="Times New Roman" w:eastAsia="Times New Roman" w:hAnsi="Times New Roman" w:cs="Times New Roman"/>
-          <w:b/>
-          <w:sz w:val="28"/>
-          <w:szCs w:val="28"/>
-        </w:rPr>
-        <w:t>компании</w:t>
-      </w:r>
-      <w:r>
-        <w:rPr>
-          <w:rFonts w:ascii="Times New Roman" w:eastAsia="Times New Roman" w:hAnsi="Times New Roman" w:cs="Times New Roman"/>
-          <w:sz w:val="28"/>
-          <w:szCs w:val="28"/>
-        </w:rPr>
-        <w:t xml:space="preserve"> </w:t>
-      </w:r>
-      <w:r>
-        <w:rPr>
-          <w:rFonts w:ascii="Times New Roman" w:eastAsia="Times New Roman" w:hAnsi="Times New Roman" w:cs="Times New Roman"/>
-          <w:b/>
-          <w:sz w:val="28"/>
-          <w:szCs w:val="28"/>
-        </w:rPr>
-        <w:t>R-Vision</w:t>
-      </w:r>
-      <w:r>
-        <w:rPr>
-          <w:rFonts w:ascii="Times New Roman" w:eastAsia="Times New Roman" w:hAnsi="Times New Roman" w:cs="Times New Roman"/>
-          <w:sz w:val="28"/>
-          <w:szCs w:val="28"/>
-        </w:rPr>
-        <w:t xml:space="preserve"> — одного из лидеров в области разработки решений для обеспечения информационной безопасности в России. Компания представила свою технологическую платформу </w:t>
-      </w:r>
-      <w:r>
-        <w:rPr>
-          <w:rFonts w:ascii="Times New Roman" w:eastAsia="Times New Roman" w:hAnsi="Times New Roman" w:cs="Times New Roman"/>
-          <w:b/>
-          <w:sz w:val="28"/>
-          <w:szCs w:val="28"/>
-        </w:rPr>
-        <w:t>R-Vision EVO</w:t>
-      </w:r>
-      <w:r>
-        <w:rPr>
-          <w:rFonts w:ascii="Times New Roman" w:eastAsia="Times New Roman" w:hAnsi="Times New Roman" w:cs="Times New Roman"/>
-          <w:sz w:val="28"/>
-          <w:szCs w:val="28"/>
-        </w:rPr>
-        <w:t>, предназначенную для автоматизации процессов управления киберрисками, инцидентами информационной безопасности, уязвимостями, а также для координации реагирования на цифровые угрозы.</w:t>
+        <w:t>координации реагирования на цифровые угрозы.</w:t>
       </w:r>
     </w:p>
     <w:p>
@@ -3010,23 +3027,7 @@
           <w:sz w:val="28"/>
           <w:szCs w:val="28"/>
         </w:rPr>
-        <w:t>участники</w:t>
-      </w:r>
-      <w:r>
-        <w:rPr>
-          <w:rFonts w:ascii="Times New Roman" w:hAnsi="Times New Roman" w:cs="Times New Roman"/>
-          <w:sz w:val="28"/>
-          <w:szCs w:val="28"/>
-        </w:rPr>
-        <w:t xml:space="preserve">, </w:t>
-      </w:r>
-      <w:r>
-        <w:rPr>
-          <w:rFonts w:ascii="Times New Roman" w:hAnsi="Times New Roman" w:cs="Times New Roman"/>
-          <w:sz w:val="28"/>
-          <w:szCs w:val="28"/>
-        </w:rPr>
-        <w:t>ресурсы</w:t>
+        <w:t>участники, ресурсы</w:t>
       </w:r>
       <w:r>
         <w:rPr>
@@ -3938,15 +3939,7 @@
           <w:sz w:val="28"/>
           <w:szCs w:val="28"/>
         </w:rPr>
-        <w:t>)</w:t>
-      </w:r>
-      <w:r>
-        <w:rPr>
-          <w:rFonts w:ascii="Times New Roman" w:hAnsi="Times New Roman" w:cs="Times New Roman"/>
-          <w:sz w:val="28"/>
-          <w:szCs w:val="28"/>
-        </w:rPr>
-        <w:t>, отвечающие за отображение интерфейса;</w:t>
+        <w:t>), отвечающие за отображение интерфейса;</w:t>
       </w:r>
     </w:p>
     <w:p>
@@ -4239,16 +4232,7 @@
           <w:sz w:val="28"/>
           <w:szCs w:val="28"/>
         </w:rPr>
-        <w:t>Интерфейс минималистичен и интуитивно понятен: формы регистрации и входа, окно чата и поле ввода сообщений, реализованные с использованием EJS-шаблонов.</w:t>
-      </w:r>
-      <w:r>
-        <w:rPr>
-          <w:rFonts w:ascii="Times New Roman" w:hAnsi="Times New Roman" w:cs="Times New Roman"/>
-          <w:bCs/>
-          <w:sz w:val="28"/>
-          <w:szCs w:val="28"/>
-        </w:rPr>
-        <w:t xml:space="preserve"> </w:t>
+        <w:t xml:space="preserve">Интерфейс минималистичен и интуитивно понятен: формы регистрации и входа, окно чата и поле ввода сообщений, реализованные с использованием EJS-шаблонов. </w:t>
       </w:r>
       <w:r>
         <w:rPr>
@@ -5558,31 +5542,7 @@
           <w:sz w:val="28"/>
           <w:szCs w:val="28"/>
         </w:rPr>
-        <w:t>Проверено отображение состояния переключателя темы (</w:t>
-      </w:r>
-      <w:r>
-        <w:rPr>
-          <w:rFonts w:ascii="Times New Roman" w:hAnsi="Times New Roman" w:cs="Times New Roman"/>
-          <w:sz w:val="28"/>
-          <w:szCs w:val="28"/>
-        </w:rPr>
-        <w:t>светлая/тёмная</w:t>
-      </w:r>
-      <w:r>
-        <w:rPr>
-          <w:rFonts w:ascii="Times New Roman" w:hAnsi="Times New Roman" w:cs="Times New Roman"/>
-          <w:sz w:val="28"/>
-          <w:szCs w:val="28"/>
-        </w:rPr>
-        <w:t>) с сохранением через localStorage на клиентской стороне</w:t>
-      </w:r>
-      <w:r>
-        <w:rPr>
-          <w:rFonts w:ascii="Times New Roman" w:hAnsi="Times New Roman" w:cs="Times New Roman"/>
-          <w:sz w:val="28"/>
-          <w:szCs w:val="28"/>
-        </w:rPr>
-        <w:t>.</w:t>
+        <w:t>Проверено отображение состояния переключателя темы (светлая/тёмная) с сохранением через localStorage на клиентской стороне.</w:t>
       </w:r>
     </w:p>
     <w:p>
@@ -5645,6 +5605,7 @@
         </w:rPr>
         <w:t xml:space="preserve">Установить все необходимые библиотеки </w:t>
       </w:r>
+      <w:proofErr w:type="gramStart"/>
       <w:r>
         <w:rPr>
           <w:rFonts w:ascii="Times New Roman" w:hAnsi="Times New Roman" w:cs="Times New Roman"/>
@@ -5653,6 +5614,7 @@
         </w:rPr>
         <w:t>через менеджер</w:t>
       </w:r>
+      <w:proofErr w:type="gramEnd"/>
       <w:r>
         <w:rPr>
           <w:rFonts w:ascii="Times New Roman" w:hAnsi="Times New Roman" w:cs="Times New Roman"/>
@@ -10604,6 +10566,7 @@
   <w:style w:type="character" w:default="1" w:styleId="a0">
     <w:name w:val="Default Paragraph Font"/>
     <w:uiPriority w:val="1"/>
+    <w:semiHidden/>
     <w:unhideWhenUsed/>
   </w:style>
   <w:style w:type="table" w:default="1" w:styleId="a1">
@@ -11055,7 +11018,7 @@
 </file>
 
 <file path=customXml/itemProps1.xml><?xml version="1.0" encoding="utf-8"?>
-<ds:datastoreItem xmlns:ds="http://schemas.openxmlformats.org/officeDocument/2006/customXml" ds:itemID="{BDBB6C94-0891-414C-907A-2BE8523A8B70}">
+<ds:datastoreItem xmlns:ds="http://schemas.openxmlformats.org/officeDocument/2006/customXml" ds:itemID="{A9071423-D5A8-476E-BB3C-B00378429EF9}">
   <ds:schemaRefs>
     <ds:schemaRef ds:uri="http://schemas.openxmlformats.org/officeDocument/2006/bibliography"/>
   </ds:schemaRefs>

--- a/reports/Отчёт.docx
+++ b/reports/Отчёт.docx
@@ -273,7 +273,29 @@
           <w:szCs w:val="28"/>
           <w:lang w:eastAsia="en-US" w:bidi="en-US"/>
         </w:rPr>
-        <w:t xml:space="preserve"> Группа: 241-353</w:t>
+        <w:t xml:space="preserve"> Игоревич</w:t>
+      </w:r>
+      <w:r>
+        <w:rPr>
+          <w:rFonts w:ascii="Times New Roman" w:eastAsia="Times New Roman" w:hAnsi="Times New Roman" w:cs="Times New Roman"/>
+          <w:color w:val="000000"/>
+          <w:sz w:val="28"/>
+          <w:szCs w:val="28"/>
+          <w:lang w:eastAsia="en-US" w:bidi="en-US"/>
+        </w:rPr>
+        <w:t xml:space="preserve"> </w:t>
+      </w:r>
+      <w:bookmarkStart w:id="0" w:name="_GoBack"/>
+      <w:bookmarkEnd w:id="0"/>
+      <w:r>
+        <w:rPr>
+          <w:rFonts w:ascii="Times New Roman" w:eastAsia="Times New Roman" w:hAnsi="Times New Roman" w:cs="Times New Roman"/>
+          <w:color w:val="000000"/>
+          <w:sz w:val="28"/>
+          <w:szCs w:val="28"/>
+          <w:lang w:eastAsia="en-US" w:bidi="en-US"/>
+        </w:rPr>
+        <w:t>Группа: 241-353</w:t>
       </w:r>
     </w:p>
     <w:p>
@@ -1534,7 +1556,7 @@
           <w:szCs w:val="28"/>
         </w:rPr>
       </w:pPr>
-      <w:bookmarkStart w:id="0" w:name="_Toc197965269"/>
+      <w:bookmarkStart w:id="1" w:name="_Toc197965269"/>
       <w:r>
         <w:rPr>
           <w:rStyle w:val="a4"/>
@@ -1547,7 +1569,7 @@
         <w:lastRenderedPageBreak/>
         <w:t>ВВЕДЕНИЕ</w:t>
       </w:r>
-      <w:bookmarkEnd w:id="0"/>
+      <w:bookmarkEnd w:id="1"/>
     </w:p>
     <w:p>
       <w:pPr>
@@ -1637,17 +1659,7 @@
           <w:sz w:val="28"/>
           <w:szCs w:val="28"/>
         </w:rPr>
-        <w:t xml:space="preserve">, предназначенную для автоматизации процессов управления киберрисками, инцидентами информационной безопасности, уязвимостями, а также для </w:t>
-      </w:r>
-      <w:bookmarkStart w:id="1" w:name="_GoBack"/>
-      <w:bookmarkEnd w:id="1"/>
-      <w:r>
-        <w:rPr>
-          <w:rFonts w:ascii="Times New Roman" w:eastAsia="Times New Roman" w:hAnsi="Times New Roman" w:cs="Times New Roman"/>
-          <w:sz w:val="28"/>
-          <w:szCs w:val="28"/>
-        </w:rPr>
-        <w:t>координации реагирования на цифровые угрозы.</w:t>
+        <w:t>, предназначенную для автоматизации процессов управления киберрисками, инцидентами информационной безопасности, уязвимостями, а также для координации реагирования на цифровые угрозы.</w:t>
       </w:r>
     </w:p>
     <w:p>
@@ -11018,7 +11030,7 @@
 </file>
 
 <file path=customXml/itemProps1.xml><?xml version="1.0" encoding="utf-8"?>
-<ds:datastoreItem xmlns:ds="http://schemas.openxmlformats.org/officeDocument/2006/customXml" ds:itemID="{A9071423-D5A8-476E-BB3C-B00378429EF9}">
+<ds:datastoreItem xmlns:ds="http://schemas.openxmlformats.org/officeDocument/2006/customXml" ds:itemID="{E9EA0F1E-D8A9-4CA2-A64D-D603DAE74244}">
   <ds:schemaRefs>
     <ds:schemaRef ds:uri="http://schemas.openxmlformats.org/officeDocument/2006/bibliography"/>
   </ds:schemaRefs>

--- a/reports/Отчёт.docx
+++ b/reports/Отчёт.docx
@@ -283,19 +283,7 @@
           <w:szCs w:val="28"/>
           <w:lang w:eastAsia="en-US" w:bidi="en-US"/>
         </w:rPr>
-        <w:t xml:space="preserve"> </w:t>
-      </w:r>
-      <w:bookmarkStart w:id="0" w:name="_GoBack"/>
-      <w:bookmarkEnd w:id="0"/>
-      <w:r>
-        <w:rPr>
-          <w:rFonts w:ascii="Times New Roman" w:eastAsia="Times New Roman" w:hAnsi="Times New Roman" w:cs="Times New Roman"/>
-          <w:color w:val="000000"/>
-          <w:sz w:val="28"/>
-          <w:szCs w:val="28"/>
-          <w:lang w:eastAsia="en-US" w:bidi="en-US"/>
-        </w:rPr>
-        <w:t>Группа: 241-353</w:t>
+        <w:t xml:space="preserve"> Группа: 241-353</w:t>
       </w:r>
     </w:p>
     <w:p>
@@ -612,7 +600,7 @@
                 <w:sz w:val="28"/>
                 <w:szCs w:val="28"/>
               </w:rPr>
-              <w:t>2</w:t>
+              <w:t>3</w:t>
             </w:r>
             <w:r>
               <w:rPr>
@@ -903,7 +891,7 @@
                 <w:sz w:val="28"/>
                 <w:szCs w:val="28"/>
               </w:rPr>
-              <w:t>7</w:t>
+              <w:t>8</w:t>
             </w:r>
             <w:r>
               <w:rPr>
@@ -1000,7 +988,7 @@
                 <w:sz w:val="28"/>
                 <w:szCs w:val="28"/>
               </w:rPr>
-              <w:t>9</w:t>
+              <w:t>10</w:t>
             </w:r>
             <w:r>
               <w:rPr>
@@ -1291,7 +1279,7 @@
                 <w:sz w:val="28"/>
                 <w:szCs w:val="28"/>
               </w:rPr>
-              <w:t>15</w:t>
+              <w:t>16</w:t>
             </w:r>
             <w:r>
               <w:rPr>
@@ -1388,7 +1376,7 @@
                 <w:sz w:val="28"/>
                 <w:szCs w:val="28"/>
               </w:rPr>
-              <w:t>17</w:t>
+              <w:t>18</w:t>
             </w:r>
             <w:r>
               <w:rPr>
@@ -1543,6 +1531,8 @@
           <w:szCs w:val="28"/>
         </w:rPr>
       </w:pPr>
+      <w:bookmarkStart w:id="0" w:name="_GoBack"/>
+      <w:bookmarkEnd w:id="0"/>
     </w:p>
     <w:p>
       <w:pPr>
@@ -3909,6 +3899,7 @@
           <w:sz w:val="28"/>
           <w:szCs w:val="28"/>
         </w:rPr>
+        <w:lastRenderedPageBreak/>
         <w:t>Статические файлы (</w:t>
       </w:r>
       <w:r>
@@ -3974,7 +3965,6 @@
           <w:sz w:val="28"/>
           <w:szCs w:val="28"/>
         </w:rPr>
-        <w:lastRenderedPageBreak/>
         <w:t>Модели и маршруты для работы с базой данных и пользователями;</w:t>
       </w:r>
     </w:p>
@@ -4447,6 +4437,7 @@
           <w:szCs w:val="28"/>
           <w:lang w:val="en-US"/>
         </w:rPr>
+        <w:lastRenderedPageBreak/>
         <w:t>HTML</w:t>
       </w:r>
       <w:r>
@@ -5217,6 +5208,7 @@
           <w:sz w:val="28"/>
           <w:szCs w:val="28"/>
         </w:rPr>
+        <w:lastRenderedPageBreak/>
         <w:t xml:space="preserve">Настроен </w:t>
       </w:r>
       <w:r>
@@ -5265,7 +5257,6 @@
           <w:sz w:val="28"/>
           <w:szCs w:val="28"/>
         </w:rPr>
-        <w:lastRenderedPageBreak/>
         <w:t>Реализован механизм подключения пользователей к приватной комнате по id отправителя и получателя</w:t>
       </w:r>
       <w:r>
@@ -6140,7 +6131,7 @@
         </w:rPr>
         <w:t xml:space="preserve">Документация по HTML: </w:t>
       </w:r>
-      <w:hyperlink r:id="rId6" w:tgtFrame="_new" w:history="1">
+      <w:hyperlink r:id="rId8" w:tgtFrame="_new" w:history="1">
         <w:r>
           <w:rPr>
             <w:rStyle w:val="a6"/>
@@ -6179,7 +6170,7 @@
         </w:rPr>
         <w:t xml:space="preserve">Документация по CSS: </w:t>
       </w:r>
-      <w:hyperlink r:id="rId7" w:tgtFrame="_new" w:history="1">
+      <w:hyperlink r:id="rId9" w:tgtFrame="_new" w:history="1">
         <w:r>
           <w:rPr>
             <w:rStyle w:val="a6"/>
@@ -6223,7 +6214,7 @@
         </w:rPr>
         <w:t xml:space="preserve">R-vision: </w:t>
       </w:r>
-      <w:hyperlink r:id="rId8" w:history="1">
+      <w:hyperlink r:id="rId10" w:history="1">
         <w:r>
           <w:rPr>
             <w:rStyle w:val="a6"/>
@@ -6279,7 +6270,7 @@
         </w:rPr>
         <w:t xml:space="preserve">: </w:t>
       </w:r>
-      <w:hyperlink r:id="rId9" w:history="1">
+      <w:hyperlink r:id="rId11" w:history="1">
         <w:r>
           <w:rPr>
             <w:rStyle w:val="a6"/>
@@ -6321,7 +6312,7 @@
         </w:rPr>
         <w:t xml:space="preserve">Статья: </w:t>
       </w:r>
-      <w:hyperlink r:id="rId10" w:history="1">
+      <w:hyperlink r:id="rId12" w:history="1">
         <w:r>
           <w:rPr>
             <w:rStyle w:val="a6"/>
@@ -6340,7 +6331,7 @@
         </w:rPr>
         <w:t xml:space="preserve"> </w:t>
       </w:r>
-      <w:hyperlink r:id="rId11" w:history="1">
+      <w:hyperlink r:id="rId13" w:history="1">
         <w:r>
           <w:rPr>
             <w:rStyle w:val="a6"/>
@@ -6391,7 +6382,7 @@
         </w:rPr>
         <w:t xml:space="preserve">Документация уязвимости CVE-2024-55591: </w:t>
       </w:r>
-      <w:hyperlink r:id="rId12" w:history="1">
+      <w:hyperlink r:id="rId14" w:history="1">
         <w:r>
           <w:rPr>
             <w:rStyle w:val="a6"/>
@@ -6414,13 +6405,110 @@
       </w:pPr>
     </w:p>
     <w:sectPr>
+      <w:footerReference w:type="default" r:id="rId15"/>
       <w:pgSz w:w="11906" w:h="16838"/>
       <w:pgMar w:top="1134" w:right="850" w:bottom="1134" w:left="1701" w:header="708" w:footer="708" w:gutter="0"/>
       <w:cols w:space="708"/>
+      <w:titlePg/>
       <w:docGrid w:linePitch="360"/>
     </w:sectPr>
   </w:body>
 </w:document>
+</file>
+
+<file path=word/endnotes.xml><?xml version="1.0" encoding="utf-8"?>
+<w:endnotes xmlns:wpc="http://schemas.microsoft.com/office/word/2010/wordprocessingCanvas" xmlns:cx="http://schemas.microsoft.com/office/drawing/2014/chartex" xmlns:mc="http://schemas.openxmlformats.org/markup-compatibility/2006" xmlns:o="urn:schemas-microsoft-com:office:office" xmlns:r="http://schemas.openxmlformats.org/officeDocument/2006/relationships" xmlns:m="http://schemas.openxmlformats.org/officeDocument/2006/math" xmlns:v="urn:schemas-microsoft-com:vml" xmlns:wp14="http://schemas.microsoft.com/office/word/2010/wordprocessingDrawing" xmlns:wp="http://schemas.openxmlformats.org/drawingml/2006/wordprocessingDrawing" xmlns:w10="urn:schemas-microsoft-com:office:word" xmlns:w="http://schemas.openxmlformats.org/wordprocessingml/2006/main" xmlns:w14="http://schemas.microsoft.com/office/word/2010/wordml" xmlns:w15="http://schemas.microsoft.com/office/word/2012/wordml" xmlns:w16se="http://schemas.microsoft.com/office/word/2015/wordml/symex" xmlns:wpg="http://schemas.microsoft.com/office/word/2010/wordprocessingGroup" xmlns:wpi="http://schemas.microsoft.com/office/word/2010/wordprocessingInk" xmlns:wne="http://schemas.microsoft.com/office/word/2006/wordml" xmlns:wps="http://schemas.microsoft.com/office/word/2010/wordprocessingShape" mc:Ignorable="w14 w15 w16se wp14">
+  <w:endnote w:type="separator" w:id="-1">
+    <w:p>
+      <w:pPr>
+        <w:spacing w:after="0" w:line="240" w:lineRule="auto"/>
+      </w:pPr>
+      <w:r>
+        <w:separator/>
+      </w:r>
+    </w:p>
+  </w:endnote>
+  <w:endnote w:type="continuationSeparator" w:id="0">
+    <w:p>
+      <w:pPr>
+        <w:spacing w:after="0" w:line="240" w:lineRule="auto"/>
+      </w:pPr>
+      <w:r>
+        <w:continuationSeparator/>
+      </w:r>
+    </w:p>
+  </w:endnote>
+</w:endnotes>
+</file>
+
+<file path=word/footer1.xml><?xml version="1.0" encoding="utf-8"?>
+<w:ftr xmlns:wpc="http://schemas.microsoft.com/office/word/2010/wordprocessingCanvas" xmlns:cx="http://schemas.microsoft.com/office/drawing/2014/chartex" xmlns:mc="http://schemas.openxmlformats.org/markup-compatibility/2006" xmlns:o="urn:schemas-microsoft-com:office:office" xmlns:r="http://schemas.openxmlformats.org/officeDocument/2006/relationships" xmlns:m="http://schemas.openxmlformats.org/officeDocument/2006/math" xmlns:v="urn:schemas-microsoft-com:vml" xmlns:wp14="http://schemas.microsoft.com/office/word/2010/wordprocessingDrawing" xmlns:wp="http://schemas.openxmlformats.org/drawingml/2006/wordprocessingDrawing" xmlns:w10="urn:schemas-microsoft-com:office:word" xmlns:w="http://schemas.openxmlformats.org/wordprocessingml/2006/main" xmlns:w14="http://schemas.microsoft.com/office/word/2010/wordml" xmlns:w15="http://schemas.microsoft.com/office/word/2012/wordml" xmlns:w16se="http://schemas.microsoft.com/office/word/2015/wordml/symex" xmlns:wpg="http://schemas.microsoft.com/office/word/2010/wordprocessingGroup" xmlns:wpi="http://schemas.microsoft.com/office/word/2010/wordprocessingInk" xmlns:wne="http://schemas.microsoft.com/office/word/2006/wordml" xmlns:wps="http://schemas.microsoft.com/office/word/2010/wordprocessingShape" mc:Ignorable="w14 w15 w16se wp14">
+  <w:sdt>
+    <w:sdtPr>
+      <w:id w:val="-245040964"/>
+      <w:docPartObj>
+        <w:docPartGallery w:val="Page Numbers (Bottom of Page)"/>
+        <w:docPartUnique/>
+      </w:docPartObj>
+    </w:sdtPr>
+    <w:sdtContent>
+      <w:p>
+        <w:pPr>
+          <w:pStyle w:val="ab"/>
+          <w:jc w:val="center"/>
+        </w:pPr>
+        <w:r>
+          <w:fldChar w:fldCharType="begin"/>
+        </w:r>
+        <w:r>
+          <w:instrText>PAGE   \* MERGEFORMAT</w:instrText>
+        </w:r>
+        <w:r>
+          <w:fldChar w:fldCharType="separate"/>
+        </w:r>
+        <w:r>
+          <w:rPr>
+            <w:noProof/>
+          </w:rPr>
+          <w:t>2</w:t>
+        </w:r>
+        <w:r>
+          <w:fldChar w:fldCharType="end"/>
+        </w:r>
+      </w:p>
+    </w:sdtContent>
+  </w:sdt>
+  <w:p>
+    <w:pPr>
+      <w:pStyle w:val="ab"/>
+    </w:pPr>
+  </w:p>
+</w:ftr>
+</file>
+
+<file path=word/footnotes.xml><?xml version="1.0" encoding="utf-8"?>
+<w:footnotes xmlns:wpc="http://schemas.microsoft.com/office/word/2010/wordprocessingCanvas" xmlns:cx="http://schemas.microsoft.com/office/drawing/2014/chartex" xmlns:mc="http://schemas.openxmlformats.org/markup-compatibility/2006" xmlns:o="urn:schemas-microsoft-com:office:office" xmlns:r="http://schemas.openxmlformats.org/officeDocument/2006/relationships" xmlns:m="http://schemas.openxmlformats.org/officeDocument/2006/math" xmlns:v="urn:schemas-microsoft-com:vml" xmlns:wp14="http://schemas.microsoft.com/office/word/2010/wordprocessingDrawing" xmlns:wp="http://schemas.openxmlformats.org/drawingml/2006/wordprocessingDrawing" xmlns:w10="urn:schemas-microsoft-com:office:word" xmlns:w="http://schemas.openxmlformats.org/wordprocessingml/2006/main" xmlns:w14="http://schemas.microsoft.com/office/word/2010/wordml" xmlns:w15="http://schemas.microsoft.com/office/word/2012/wordml" xmlns:w16se="http://schemas.microsoft.com/office/word/2015/wordml/symex" xmlns:wpg="http://schemas.microsoft.com/office/word/2010/wordprocessingGroup" xmlns:wpi="http://schemas.microsoft.com/office/word/2010/wordprocessingInk" xmlns:wne="http://schemas.microsoft.com/office/word/2006/wordml" xmlns:wps="http://schemas.microsoft.com/office/word/2010/wordprocessingShape" mc:Ignorable="w14 w15 w16se wp14">
+  <w:footnote w:type="separator" w:id="-1">
+    <w:p>
+      <w:pPr>
+        <w:spacing w:after="0" w:line="240" w:lineRule="auto"/>
+      </w:pPr>
+      <w:r>
+        <w:separator/>
+      </w:r>
+    </w:p>
+  </w:footnote>
+  <w:footnote w:type="continuationSeparator" w:id="0">
+    <w:p>
+      <w:pPr>
+        <w:spacing w:after="0" w:line="240" w:lineRule="auto"/>
+      </w:pPr>
+      <w:r>
+        <w:continuationSeparator/>
+      </w:r>
+    </w:p>
+  </w:footnote>
+</w:footnotes>
 </file>
 
 <file path=word/numbering.xml><?xml version="1.0" encoding="utf-8"?>
@@ -10761,6 +10849,60 @@
       <w:u w:val="single"/>
     </w:rPr>
   </w:style>
+  <w:style w:type="paragraph" w:styleId="a9">
+    <w:name w:val="header"/>
+    <w:basedOn w:val="a"/>
+    <w:link w:val="aa"/>
+    <w:uiPriority w:val="99"/>
+    <w:unhideWhenUsed/>
+    <w:rsid w:val="00D34746"/>
+    <w:pPr>
+      <w:tabs>
+        <w:tab w:val="center" w:pos="4677"/>
+        <w:tab w:val="right" w:pos="9355"/>
+      </w:tabs>
+      <w:spacing w:after="0" w:line="240" w:lineRule="auto"/>
+    </w:pPr>
+  </w:style>
+  <w:style w:type="character" w:customStyle="1" w:styleId="aa">
+    <w:name w:val="Верхний колонтитул Знак"/>
+    <w:basedOn w:val="a0"/>
+    <w:link w:val="a9"/>
+    <w:uiPriority w:val="99"/>
+    <w:rsid w:val="00D34746"/>
+    <w:rPr>
+      <w:rFonts w:ascii="Calibri" w:eastAsia="Calibri" w:hAnsi="Calibri" w:cs="Calibri"/>
+      <w:sz w:val="22"/>
+      <w:lang w:eastAsia="ru-RU"/>
+    </w:rPr>
+  </w:style>
+  <w:style w:type="paragraph" w:styleId="ab">
+    <w:name w:val="footer"/>
+    <w:basedOn w:val="a"/>
+    <w:link w:val="ac"/>
+    <w:uiPriority w:val="99"/>
+    <w:unhideWhenUsed/>
+    <w:rsid w:val="00D34746"/>
+    <w:pPr>
+      <w:tabs>
+        <w:tab w:val="center" w:pos="4677"/>
+        <w:tab w:val="right" w:pos="9355"/>
+      </w:tabs>
+      <w:spacing w:after="0" w:line="240" w:lineRule="auto"/>
+    </w:pPr>
+  </w:style>
+  <w:style w:type="character" w:customStyle="1" w:styleId="ac">
+    <w:name w:val="Нижний колонтитул Знак"/>
+    <w:basedOn w:val="a0"/>
+    <w:link w:val="ab"/>
+    <w:uiPriority w:val="99"/>
+    <w:rsid w:val="00D34746"/>
+    <w:rPr>
+      <w:rFonts w:ascii="Calibri" w:eastAsia="Calibri" w:hAnsi="Calibri" w:cs="Calibri"/>
+      <w:sz w:val="22"/>
+      <w:lang w:eastAsia="ru-RU"/>
+    </w:rPr>
+  </w:style>
 </w:styles>
 </file>
 
@@ -11030,7 +11172,7 @@
 </file>
 
 <file path=customXml/itemProps1.xml><?xml version="1.0" encoding="utf-8"?>
-<ds:datastoreItem xmlns:ds="http://schemas.openxmlformats.org/officeDocument/2006/customXml" ds:itemID="{E9EA0F1E-D8A9-4CA2-A64D-D603DAE74244}">
+<ds:datastoreItem xmlns:ds="http://schemas.openxmlformats.org/officeDocument/2006/customXml" ds:itemID="{D57BD952-0390-417F-8E9E-7D3131000633}">
   <ds:schemaRefs>
     <ds:schemaRef ds:uri="http://schemas.openxmlformats.org/officeDocument/2006/bibliography"/>
   </ds:schemaRefs>

--- a/reports/Отчёт.docx
+++ b/reports/Отчёт.docx
@@ -92,7 +92,19 @@
           <w:szCs w:val="28"/>
           <w:lang w:eastAsia="en-US" w:bidi="en-US"/>
         </w:rPr>
-        <w:t>Информационная безопасность</w:t>
+        <w:t>Информационная</w:t>
+      </w:r>
+      <w:bookmarkStart w:id="0" w:name="_GoBack"/>
+      <w:bookmarkEnd w:id="0"/>
+      <w:r>
+        <w:rPr>
+          <w:rFonts w:ascii="Times New Roman" w:hAnsi="Times New Roman" w:cs="Times New Roman"/>
+          <w:color w:val="000000"/>
+          <w:sz w:val="28"/>
+          <w:szCs w:val="28"/>
+          <w:lang w:eastAsia="en-US" w:bidi="en-US"/>
+        </w:rPr>
+        <w:t xml:space="preserve"> безопасность</w:t>
       </w:r>
       <w:r>
         <w:rPr>
@@ -1531,8 +1543,6 @@
           <w:szCs w:val="28"/>
         </w:rPr>
       </w:pPr>
-      <w:bookmarkStart w:id="0" w:name="_GoBack"/>
-      <w:bookmarkEnd w:id="0"/>
     </w:p>
     <w:p>
       <w:pPr>
@@ -5608,7 +5618,6 @@
         </w:rPr>
         <w:t xml:space="preserve">Установить все необходимые библиотеки </w:t>
       </w:r>
-      <w:proofErr w:type="gramStart"/>
       <w:r>
         <w:rPr>
           <w:rFonts w:ascii="Times New Roman" w:hAnsi="Times New Roman" w:cs="Times New Roman"/>
@@ -5617,7 +5626,6 @@
         </w:rPr>
         <w:t>через менеджер</w:t>
       </w:r>
-      <w:proofErr w:type="gramEnd"/>
       <w:r>
         <w:rPr>
           <w:rFonts w:ascii="Times New Roman" w:hAnsi="Times New Roman" w:cs="Times New Roman"/>
@@ -6451,6 +6459,7 @@
         <w:docPartUnique/>
       </w:docPartObj>
     </w:sdtPr>
+    <w:sdtEndPr/>
     <w:sdtContent>
       <w:p>
         <w:pPr>
@@ -6470,7 +6479,7 @@
           <w:rPr>
             <w:noProof/>
           </w:rPr>
-          <w:t>2</w:t>
+          <w:t>18</w:t>
         </w:r>
         <w:r>
           <w:fldChar w:fldCharType="end"/>
@@ -11172,7 +11181,7 @@
 </file>
 
 <file path=customXml/itemProps1.xml><?xml version="1.0" encoding="utf-8"?>
-<ds:datastoreItem xmlns:ds="http://schemas.openxmlformats.org/officeDocument/2006/customXml" ds:itemID="{D57BD952-0390-417F-8E9E-7D3131000633}">
+<ds:datastoreItem xmlns:ds="http://schemas.openxmlformats.org/officeDocument/2006/customXml" ds:itemID="{160E3646-1A92-48DC-B07C-620DC0C0C535}">
   <ds:schemaRefs>
     <ds:schemaRef ds:uri="http://schemas.openxmlformats.org/officeDocument/2006/bibliography"/>
   </ds:schemaRefs>

--- a/reports/Отчёт.docx
+++ b/reports/Отчёт.docx
@@ -92,19 +92,7 @@
           <w:szCs w:val="28"/>
           <w:lang w:eastAsia="en-US" w:bidi="en-US"/>
         </w:rPr>
-        <w:t>Информационная</w:t>
-      </w:r>
-      <w:bookmarkStart w:id="0" w:name="_GoBack"/>
-      <w:bookmarkEnd w:id="0"/>
-      <w:r>
-        <w:rPr>
-          <w:rFonts w:ascii="Times New Roman" w:hAnsi="Times New Roman" w:cs="Times New Roman"/>
-          <w:color w:val="000000"/>
-          <w:sz w:val="28"/>
-          <w:szCs w:val="28"/>
-          <w:lang w:eastAsia="en-US" w:bidi="en-US"/>
-        </w:rPr>
-        <w:t xml:space="preserve"> безопасность</w:t>
+        <w:t>Информационная безопасность</w:t>
       </w:r>
       <w:r>
         <w:rPr>
@@ -507,11 +495,10 @@
         </w:p>
         <w:p>
           <w:pPr>
-            <w:pStyle w:val="21"/>
+            <w:pStyle w:val="11"/>
             <w:tabs>
               <w:tab w:val="right" w:leader="dot" w:pos="9345"/>
             </w:tabs>
-            <w:spacing w:line="360" w:lineRule="auto"/>
             <w:rPr>
               <w:rFonts w:ascii="Times New Roman" w:eastAsiaTheme="minorEastAsia" w:hAnsi="Times New Roman" w:cs="Times New Roman"/>
               <w:noProof/>
@@ -522,6 +509,7 @@
           <w:r>
             <w:rPr>
               <w:rFonts w:ascii="Times New Roman" w:hAnsi="Times New Roman" w:cs="Times New Roman"/>
+              <w:b/>
               <w:sz w:val="28"/>
               <w:szCs w:val="28"/>
             </w:rPr>
@@ -530,6 +518,7 @@
           <w:r>
             <w:rPr>
               <w:rFonts w:ascii="Times New Roman" w:hAnsi="Times New Roman" w:cs="Times New Roman"/>
+              <w:b/>
               <w:sz w:val="28"/>
               <w:szCs w:val="28"/>
             </w:rPr>
@@ -538,12 +527,13 @@
           <w:r>
             <w:rPr>
               <w:rFonts w:ascii="Times New Roman" w:hAnsi="Times New Roman" w:cs="Times New Roman"/>
+              <w:b/>
               <w:sz w:val="28"/>
               <w:szCs w:val="28"/>
             </w:rPr>
             <w:fldChar w:fldCharType="separate"/>
           </w:r>
-          <w:hyperlink w:anchor="_Toc197965269" w:history="1">
+          <w:hyperlink w:anchor="_Toc198150197" w:history="1">
             <w:r>
               <w:rPr>
                 <w:rStyle w:val="a6"/>
@@ -583,7 +573,7 @@
                 <w:sz w:val="28"/>
                 <w:szCs w:val="28"/>
               </w:rPr>
-              <w:instrText xml:space="preserve"> PAGEREF _Toc197965269 \h </w:instrText>
+              <w:instrText xml:space="preserve"> PAGEREF _Toc198150197 \h </w:instrText>
             </w:r>
             <w:r>
               <w:rPr>
@@ -628,34 +618,27 @@
         </w:p>
         <w:p>
           <w:pPr>
-            <w:pStyle w:val="31"/>
-            <w:tabs>
-              <w:tab w:val="right" w:leader="dot" w:pos="9345"/>
-            </w:tabs>
-            <w:spacing w:line="360" w:lineRule="auto"/>
+            <w:pStyle w:val="21"/>
             <w:rPr>
               <w:rFonts w:ascii="Times New Roman" w:eastAsiaTheme="minorEastAsia" w:hAnsi="Times New Roman" w:cs="Times New Roman"/>
-              <w:noProof/>
               <w:sz w:val="28"/>
               <w:szCs w:val="28"/>
             </w:rPr>
           </w:pPr>
-          <w:hyperlink w:anchor="_Toc197965270" w:history="1">
+          <w:hyperlink w:anchor="_Toc198150198" w:history="1">
             <w:r>
               <w:rPr>
                 <w:rStyle w:val="a6"/>
                 <w:rFonts w:ascii="Times New Roman" w:hAnsi="Times New Roman" w:cs="Times New Roman"/>
                 <w:b/>
-                <w:noProof/>
                 <w:sz w:val="28"/>
                 <w:szCs w:val="28"/>
               </w:rPr>
-              <w:t>Работа с разметкой</w:t>
+              <w:t>1. Общая информация о проекте</w:t>
             </w:r>
             <w:r>
               <w:rPr>
                 <w:rFonts w:ascii="Times New Roman" w:hAnsi="Times New Roman" w:cs="Times New Roman"/>
-                <w:noProof/>
                 <w:webHidden/>
                 <w:sz w:val="28"/>
                 <w:szCs w:val="28"/>
@@ -665,7 +648,6 @@
             <w:r>
               <w:rPr>
                 <w:rFonts w:ascii="Times New Roman" w:hAnsi="Times New Roman" w:cs="Times New Roman"/>
-                <w:noProof/>
                 <w:webHidden/>
                 <w:sz w:val="28"/>
                 <w:szCs w:val="28"/>
@@ -675,17 +657,15 @@
             <w:r>
               <w:rPr>
                 <w:rFonts w:ascii="Times New Roman" w:hAnsi="Times New Roman" w:cs="Times New Roman"/>
-                <w:noProof/>
                 <w:webHidden/>
                 <w:sz w:val="28"/>
                 <w:szCs w:val="28"/>
               </w:rPr>
-              <w:instrText xml:space="preserve"> PAGEREF _Toc197965270 \h </w:instrText>
+              <w:instrText xml:space="preserve"> PAGEREF _Toc198150198 \h </w:instrText>
             </w:r>
             <w:r>
               <w:rPr>
                 <w:rFonts w:ascii="Times New Roman" w:hAnsi="Times New Roman" w:cs="Times New Roman"/>
-                <w:noProof/>
                 <w:webHidden/>
                 <w:sz w:val="28"/>
                 <w:szCs w:val="28"/>
@@ -694,7 +674,6 @@
             <w:r>
               <w:rPr>
                 <w:rFonts w:ascii="Times New Roman" w:hAnsi="Times New Roman" w:cs="Times New Roman"/>
-                <w:noProof/>
                 <w:webHidden/>
                 <w:sz w:val="28"/>
                 <w:szCs w:val="28"/>
@@ -704,502 +683,15 @@
             <w:r>
               <w:rPr>
                 <w:rFonts w:ascii="Times New Roman" w:hAnsi="Times New Roman" w:cs="Times New Roman"/>
-                <w:noProof/>
                 <w:webHidden/>
                 <w:sz w:val="28"/>
                 <w:szCs w:val="28"/>
               </w:rPr>
-              <w:t>4</w:t>
+              <w:t>3</w:t>
             </w:r>
             <w:r>
               <w:rPr>
                 <w:rFonts w:ascii="Times New Roman" w:hAnsi="Times New Roman" w:cs="Times New Roman"/>
-                <w:noProof/>
-                <w:webHidden/>
-                <w:sz w:val="28"/>
-                <w:szCs w:val="28"/>
-              </w:rPr>
-              <w:fldChar w:fldCharType="end"/>
-            </w:r>
-          </w:hyperlink>
-        </w:p>
-        <w:p>
-          <w:pPr>
-            <w:pStyle w:val="31"/>
-            <w:tabs>
-              <w:tab w:val="right" w:leader="dot" w:pos="9345"/>
-            </w:tabs>
-            <w:spacing w:line="360" w:lineRule="auto"/>
-            <w:rPr>
-              <w:rFonts w:ascii="Times New Roman" w:eastAsiaTheme="minorEastAsia" w:hAnsi="Times New Roman" w:cs="Times New Roman"/>
-              <w:noProof/>
-              <w:sz w:val="28"/>
-              <w:szCs w:val="28"/>
-            </w:rPr>
-          </w:pPr>
-          <w:hyperlink w:anchor="_Toc197965271" w:history="1">
-            <w:r>
-              <w:rPr>
-                <w:rStyle w:val="a6"/>
-                <w:rFonts w:ascii="Times New Roman" w:hAnsi="Times New Roman" w:cs="Times New Roman"/>
-                <w:b/>
-                <w:noProof/>
-                <w:sz w:val="28"/>
-                <w:szCs w:val="28"/>
-              </w:rPr>
-              <w:t>Разбор реального инцидента ИБ</w:t>
-            </w:r>
-            <w:r>
-              <w:rPr>
-                <w:rFonts w:ascii="Times New Roman" w:hAnsi="Times New Roman" w:cs="Times New Roman"/>
-                <w:noProof/>
-                <w:webHidden/>
-                <w:sz w:val="28"/>
-                <w:szCs w:val="28"/>
-              </w:rPr>
-              <w:tab/>
-            </w:r>
-            <w:r>
-              <w:rPr>
-                <w:rFonts w:ascii="Times New Roman" w:hAnsi="Times New Roman" w:cs="Times New Roman"/>
-                <w:noProof/>
-                <w:webHidden/>
-                <w:sz w:val="28"/>
-                <w:szCs w:val="28"/>
-              </w:rPr>
-              <w:fldChar w:fldCharType="begin"/>
-            </w:r>
-            <w:r>
-              <w:rPr>
-                <w:rFonts w:ascii="Times New Roman" w:hAnsi="Times New Roman" w:cs="Times New Roman"/>
-                <w:noProof/>
-                <w:webHidden/>
-                <w:sz w:val="28"/>
-                <w:szCs w:val="28"/>
-              </w:rPr>
-              <w:instrText xml:space="preserve"> PAGEREF _Toc197965271 \h </w:instrText>
-            </w:r>
-            <w:r>
-              <w:rPr>
-                <w:rFonts w:ascii="Times New Roman" w:hAnsi="Times New Roman" w:cs="Times New Roman"/>
-                <w:noProof/>
-                <w:webHidden/>
-                <w:sz w:val="28"/>
-                <w:szCs w:val="28"/>
-              </w:rPr>
-            </w:r>
-            <w:r>
-              <w:rPr>
-                <w:rFonts w:ascii="Times New Roman" w:hAnsi="Times New Roman" w:cs="Times New Roman"/>
-                <w:noProof/>
-                <w:webHidden/>
-                <w:sz w:val="28"/>
-                <w:szCs w:val="28"/>
-              </w:rPr>
-              <w:fldChar w:fldCharType="separate"/>
-            </w:r>
-            <w:r>
-              <w:rPr>
-                <w:rFonts w:ascii="Times New Roman" w:hAnsi="Times New Roman" w:cs="Times New Roman"/>
-                <w:noProof/>
-                <w:webHidden/>
-                <w:sz w:val="28"/>
-                <w:szCs w:val="28"/>
-              </w:rPr>
-              <w:t>4</w:t>
-            </w:r>
-            <w:r>
-              <w:rPr>
-                <w:rFonts w:ascii="Times New Roman" w:hAnsi="Times New Roman" w:cs="Times New Roman"/>
-                <w:noProof/>
-                <w:webHidden/>
-                <w:sz w:val="28"/>
-                <w:szCs w:val="28"/>
-              </w:rPr>
-              <w:fldChar w:fldCharType="end"/>
-            </w:r>
-          </w:hyperlink>
-        </w:p>
-        <w:p>
-          <w:pPr>
-            <w:pStyle w:val="31"/>
-            <w:tabs>
-              <w:tab w:val="right" w:leader="dot" w:pos="9345"/>
-            </w:tabs>
-            <w:spacing w:line="360" w:lineRule="auto"/>
-            <w:rPr>
-              <w:rFonts w:ascii="Times New Roman" w:eastAsiaTheme="minorEastAsia" w:hAnsi="Times New Roman" w:cs="Times New Roman"/>
-              <w:noProof/>
-              <w:sz w:val="28"/>
-              <w:szCs w:val="28"/>
-            </w:rPr>
-          </w:pPr>
-          <w:hyperlink w:anchor="_Toc197965272" w:history="1">
-            <w:r>
-              <w:rPr>
-                <w:rStyle w:val="a6"/>
-                <w:rFonts w:ascii="Times New Roman" w:hAnsi="Times New Roman" w:cs="Times New Roman"/>
-                <w:b/>
-                <w:noProof/>
-                <w:sz w:val="28"/>
-                <w:szCs w:val="28"/>
-              </w:rPr>
-              <w:t>Базовая часть: создание простого веб-сайта</w:t>
-            </w:r>
-            <w:r>
-              <w:rPr>
-                <w:rFonts w:ascii="Times New Roman" w:hAnsi="Times New Roman" w:cs="Times New Roman"/>
-                <w:noProof/>
-                <w:webHidden/>
-                <w:sz w:val="28"/>
-                <w:szCs w:val="28"/>
-              </w:rPr>
-              <w:tab/>
-            </w:r>
-            <w:r>
-              <w:rPr>
-                <w:rFonts w:ascii="Times New Roman" w:hAnsi="Times New Roman" w:cs="Times New Roman"/>
-                <w:noProof/>
-                <w:webHidden/>
-                <w:sz w:val="28"/>
-                <w:szCs w:val="28"/>
-              </w:rPr>
-              <w:fldChar w:fldCharType="begin"/>
-            </w:r>
-            <w:r>
-              <w:rPr>
-                <w:rFonts w:ascii="Times New Roman" w:hAnsi="Times New Roman" w:cs="Times New Roman"/>
-                <w:noProof/>
-                <w:webHidden/>
-                <w:sz w:val="28"/>
-                <w:szCs w:val="28"/>
-              </w:rPr>
-              <w:instrText xml:space="preserve"> PAGEREF _Toc197965272 \h </w:instrText>
-            </w:r>
-            <w:r>
-              <w:rPr>
-                <w:rFonts w:ascii="Times New Roman" w:hAnsi="Times New Roman" w:cs="Times New Roman"/>
-                <w:noProof/>
-                <w:webHidden/>
-                <w:sz w:val="28"/>
-                <w:szCs w:val="28"/>
-              </w:rPr>
-            </w:r>
-            <w:r>
-              <w:rPr>
-                <w:rFonts w:ascii="Times New Roman" w:hAnsi="Times New Roman" w:cs="Times New Roman"/>
-                <w:noProof/>
-                <w:webHidden/>
-                <w:sz w:val="28"/>
-                <w:szCs w:val="28"/>
-              </w:rPr>
-              <w:fldChar w:fldCharType="separate"/>
-            </w:r>
-            <w:r>
-              <w:rPr>
-                <w:rFonts w:ascii="Times New Roman" w:hAnsi="Times New Roman" w:cs="Times New Roman"/>
-                <w:noProof/>
-                <w:webHidden/>
-                <w:sz w:val="28"/>
-                <w:szCs w:val="28"/>
-              </w:rPr>
-              <w:t>8</w:t>
-            </w:r>
-            <w:r>
-              <w:rPr>
-                <w:rFonts w:ascii="Times New Roman" w:hAnsi="Times New Roman" w:cs="Times New Roman"/>
-                <w:noProof/>
-                <w:webHidden/>
-                <w:sz w:val="28"/>
-                <w:szCs w:val="28"/>
-              </w:rPr>
-              <w:fldChar w:fldCharType="end"/>
-            </w:r>
-          </w:hyperlink>
-        </w:p>
-        <w:p>
-          <w:pPr>
-            <w:pStyle w:val="31"/>
-            <w:tabs>
-              <w:tab w:val="right" w:leader="dot" w:pos="9345"/>
-            </w:tabs>
-            <w:spacing w:line="360" w:lineRule="auto"/>
-            <w:rPr>
-              <w:rFonts w:ascii="Times New Roman" w:eastAsiaTheme="minorEastAsia" w:hAnsi="Times New Roman" w:cs="Times New Roman"/>
-              <w:noProof/>
-              <w:sz w:val="28"/>
-              <w:szCs w:val="28"/>
-            </w:rPr>
-          </w:pPr>
-          <w:hyperlink w:anchor="_Toc197965273" w:history="1">
-            <w:r>
-              <w:rPr>
-                <w:rStyle w:val="a6"/>
-                <w:rFonts w:ascii="Times New Roman" w:hAnsi="Times New Roman" w:cs="Times New Roman"/>
-                <w:b/>
-                <w:noProof/>
-                <w:sz w:val="28"/>
-                <w:szCs w:val="28"/>
-              </w:rPr>
-              <w:t>О компании R-Vision и событиях конференции</w:t>
-            </w:r>
-            <w:r>
-              <w:rPr>
-                <w:rFonts w:ascii="Times New Roman" w:hAnsi="Times New Roman" w:cs="Times New Roman"/>
-                <w:noProof/>
-                <w:webHidden/>
-                <w:sz w:val="28"/>
-                <w:szCs w:val="28"/>
-              </w:rPr>
-              <w:tab/>
-            </w:r>
-            <w:r>
-              <w:rPr>
-                <w:rFonts w:ascii="Times New Roman" w:hAnsi="Times New Roman" w:cs="Times New Roman"/>
-                <w:noProof/>
-                <w:webHidden/>
-                <w:sz w:val="28"/>
-                <w:szCs w:val="28"/>
-              </w:rPr>
-              <w:fldChar w:fldCharType="begin"/>
-            </w:r>
-            <w:r>
-              <w:rPr>
-                <w:rFonts w:ascii="Times New Roman" w:hAnsi="Times New Roman" w:cs="Times New Roman"/>
-                <w:noProof/>
-                <w:webHidden/>
-                <w:sz w:val="28"/>
-                <w:szCs w:val="28"/>
-              </w:rPr>
-              <w:instrText xml:space="preserve"> PAGEREF _Toc197965273 \h </w:instrText>
-            </w:r>
-            <w:r>
-              <w:rPr>
-                <w:rFonts w:ascii="Times New Roman" w:hAnsi="Times New Roman" w:cs="Times New Roman"/>
-                <w:noProof/>
-                <w:webHidden/>
-                <w:sz w:val="28"/>
-                <w:szCs w:val="28"/>
-              </w:rPr>
-            </w:r>
-            <w:r>
-              <w:rPr>
-                <w:rFonts w:ascii="Times New Roman" w:hAnsi="Times New Roman" w:cs="Times New Roman"/>
-                <w:noProof/>
-                <w:webHidden/>
-                <w:sz w:val="28"/>
-                <w:szCs w:val="28"/>
-              </w:rPr>
-              <w:fldChar w:fldCharType="separate"/>
-            </w:r>
-            <w:r>
-              <w:rPr>
-                <w:rFonts w:ascii="Times New Roman" w:hAnsi="Times New Roman" w:cs="Times New Roman"/>
-                <w:noProof/>
-                <w:webHidden/>
-                <w:sz w:val="28"/>
-                <w:szCs w:val="28"/>
-              </w:rPr>
-              <w:t>10</w:t>
-            </w:r>
-            <w:r>
-              <w:rPr>
-                <w:rFonts w:ascii="Times New Roman" w:hAnsi="Times New Roman" w:cs="Times New Roman"/>
-                <w:noProof/>
-                <w:webHidden/>
-                <w:sz w:val="28"/>
-                <w:szCs w:val="28"/>
-              </w:rPr>
-              <w:fldChar w:fldCharType="end"/>
-            </w:r>
-          </w:hyperlink>
-        </w:p>
-        <w:p>
-          <w:pPr>
-            <w:pStyle w:val="31"/>
-            <w:tabs>
-              <w:tab w:val="right" w:leader="dot" w:pos="9345"/>
-            </w:tabs>
-            <w:spacing w:line="360" w:lineRule="auto"/>
-            <w:rPr>
-              <w:rFonts w:ascii="Times New Roman" w:eastAsiaTheme="minorEastAsia" w:hAnsi="Times New Roman" w:cs="Times New Roman"/>
-              <w:noProof/>
-              <w:sz w:val="28"/>
-              <w:szCs w:val="28"/>
-            </w:rPr>
-          </w:pPr>
-          <w:hyperlink w:anchor="_Toc197965274" w:history="1">
-            <w:r>
-              <w:rPr>
-                <w:rStyle w:val="a6"/>
-                <w:rFonts w:ascii="Times New Roman" w:hAnsi="Times New Roman" w:cs="Times New Roman"/>
-                <w:b/>
-                <w:noProof/>
-                <w:sz w:val="28"/>
-                <w:szCs w:val="28"/>
-              </w:rPr>
-              <w:t>Участие в конференции и основные события</w:t>
-            </w:r>
-            <w:r>
-              <w:rPr>
-                <w:rFonts w:ascii="Times New Roman" w:hAnsi="Times New Roman" w:cs="Times New Roman"/>
-                <w:noProof/>
-                <w:webHidden/>
-                <w:sz w:val="28"/>
-                <w:szCs w:val="28"/>
-              </w:rPr>
-              <w:tab/>
-            </w:r>
-            <w:r>
-              <w:rPr>
-                <w:rFonts w:ascii="Times New Roman" w:hAnsi="Times New Roman" w:cs="Times New Roman"/>
-                <w:noProof/>
-                <w:webHidden/>
-                <w:sz w:val="28"/>
-                <w:szCs w:val="28"/>
-              </w:rPr>
-              <w:fldChar w:fldCharType="begin"/>
-            </w:r>
-            <w:r>
-              <w:rPr>
-                <w:rFonts w:ascii="Times New Roman" w:hAnsi="Times New Roman" w:cs="Times New Roman"/>
-                <w:noProof/>
-                <w:webHidden/>
-                <w:sz w:val="28"/>
-                <w:szCs w:val="28"/>
-              </w:rPr>
-              <w:instrText xml:space="preserve"> PAGEREF _Toc197965274 \h </w:instrText>
-            </w:r>
-            <w:r>
-              <w:rPr>
-                <w:rFonts w:ascii="Times New Roman" w:hAnsi="Times New Roman" w:cs="Times New Roman"/>
-                <w:noProof/>
-                <w:webHidden/>
-                <w:sz w:val="28"/>
-                <w:szCs w:val="28"/>
-              </w:rPr>
-            </w:r>
-            <w:r>
-              <w:rPr>
-                <w:rFonts w:ascii="Times New Roman" w:hAnsi="Times New Roman" w:cs="Times New Roman"/>
-                <w:noProof/>
-                <w:webHidden/>
-                <w:sz w:val="28"/>
-                <w:szCs w:val="28"/>
-              </w:rPr>
-              <w:fldChar w:fldCharType="separate"/>
-            </w:r>
-            <w:r>
-              <w:rPr>
-                <w:rFonts w:ascii="Times New Roman" w:hAnsi="Times New Roman" w:cs="Times New Roman"/>
-                <w:noProof/>
-                <w:webHidden/>
-                <w:sz w:val="28"/>
-                <w:szCs w:val="28"/>
-              </w:rPr>
-              <w:t>10</w:t>
-            </w:r>
-            <w:r>
-              <w:rPr>
-                <w:rFonts w:ascii="Times New Roman" w:hAnsi="Times New Roman" w:cs="Times New Roman"/>
-                <w:noProof/>
-                <w:webHidden/>
-                <w:sz w:val="28"/>
-                <w:szCs w:val="28"/>
-              </w:rPr>
-              <w:fldChar w:fldCharType="end"/>
-            </w:r>
-          </w:hyperlink>
-        </w:p>
-        <w:p>
-          <w:pPr>
-            <w:pStyle w:val="31"/>
-            <w:tabs>
-              <w:tab w:val="right" w:leader="dot" w:pos="9345"/>
-            </w:tabs>
-            <w:spacing w:line="360" w:lineRule="auto"/>
-            <w:rPr>
-              <w:rFonts w:ascii="Times New Roman" w:eastAsiaTheme="minorEastAsia" w:hAnsi="Times New Roman" w:cs="Times New Roman"/>
-              <w:noProof/>
-              <w:sz w:val="28"/>
-              <w:szCs w:val="28"/>
-            </w:rPr>
-          </w:pPr>
-          <w:hyperlink w:anchor="_Toc197965275" w:history="1">
-            <w:r>
-              <w:rPr>
-                <w:rStyle w:val="a6"/>
-                <w:rFonts w:ascii="Times New Roman" w:hAnsi="Times New Roman" w:cs="Times New Roman"/>
-                <w:b/>
-                <w:noProof/>
-                <w:sz w:val="28"/>
-                <w:szCs w:val="28"/>
-              </w:rPr>
-              <w:t>Вариативная часть: Разработка веб-мессенджера на Node.js с использованием Express и Socket.IO</w:t>
-            </w:r>
-            <w:r>
-              <w:rPr>
-                <w:rFonts w:ascii="Times New Roman" w:hAnsi="Times New Roman" w:cs="Times New Roman"/>
-                <w:noProof/>
-                <w:webHidden/>
-                <w:sz w:val="28"/>
-                <w:szCs w:val="28"/>
-              </w:rPr>
-              <w:tab/>
-            </w:r>
-            <w:r>
-              <w:rPr>
-                <w:rFonts w:ascii="Times New Roman" w:hAnsi="Times New Roman" w:cs="Times New Roman"/>
-                <w:noProof/>
-                <w:webHidden/>
-                <w:sz w:val="28"/>
-                <w:szCs w:val="28"/>
-              </w:rPr>
-              <w:fldChar w:fldCharType="begin"/>
-            </w:r>
-            <w:r>
-              <w:rPr>
-                <w:rFonts w:ascii="Times New Roman" w:hAnsi="Times New Roman" w:cs="Times New Roman"/>
-                <w:noProof/>
-                <w:webHidden/>
-                <w:sz w:val="28"/>
-                <w:szCs w:val="28"/>
-              </w:rPr>
-              <w:instrText xml:space="preserve"> PAGEREF _Toc197965275 \h </w:instrText>
-            </w:r>
-            <w:r>
-              <w:rPr>
-                <w:rFonts w:ascii="Times New Roman" w:hAnsi="Times New Roman" w:cs="Times New Roman"/>
-                <w:noProof/>
-                <w:webHidden/>
-                <w:sz w:val="28"/>
-                <w:szCs w:val="28"/>
-              </w:rPr>
-            </w:r>
-            <w:r>
-              <w:rPr>
-                <w:rFonts w:ascii="Times New Roman" w:hAnsi="Times New Roman" w:cs="Times New Roman"/>
-                <w:noProof/>
-                <w:webHidden/>
-                <w:sz w:val="28"/>
-                <w:szCs w:val="28"/>
-              </w:rPr>
-              <w:fldChar w:fldCharType="separate"/>
-            </w:r>
-            <w:r>
-              <w:rPr>
-                <w:rFonts w:ascii="Times New Roman" w:hAnsi="Times New Roman" w:cs="Times New Roman"/>
-                <w:noProof/>
-                <w:webHidden/>
-                <w:sz w:val="28"/>
-                <w:szCs w:val="28"/>
-              </w:rPr>
-              <w:t>12</w:t>
-            </w:r>
-            <w:r>
-              <w:rPr>
-                <w:rFonts w:ascii="Times New Roman" w:hAnsi="Times New Roman" w:cs="Times New Roman"/>
-                <w:noProof/>
                 <w:webHidden/>
                 <w:sz w:val="28"/>
                 <w:szCs w:val="28"/>
@@ -1211,10 +703,261 @@
         <w:p>
           <w:pPr>
             <w:pStyle w:val="21"/>
+            <w:rPr>
+              <w:rFonts w:ascii="Times New Roman" w:eastAsiaTheme="minorEastAsia" w:hAnsi="Times New Roman" w:cs="Times New Roman"/>
+              <w:sz w:val="28"/>
+              <w:szCs w:val="28"/>
+            </w:rPr>
+          </w:pPr>
+          <w:hyperlink w:anchor="_Toc198150199" w:history="1">
+            <w:r>
+              <w:rPr>
+                <w:rStyle w:val="a6"/>
+                <w:rFonts w:ascii="Times New Roman" w:hAnsi="Times New Roman" w:cs="Times New Roman"/>
+                <w:b/>
+                <w:sz w:val="28"/>
+                <w:szCs w:val="28"/>
+              </w:rPr>
+              <w:t>2. Общая характеристика деятельности организации</w:t>
+            </w:r>
+            <w:r>
+              <w:rPr>
+                <w:rFonts w:ascii="Times New Roman" w:hAnsi="Times New Roman" w:cs="Times New Roman"/>
+                <w:webHidden/>
+                <w:sz w:val="28"/>
+                <w:szCs w:val="28"/>
+              </w:rPr>
+              <w:tab/>
+            </w:r>
+            <w:r>
+              <w:rPr>
+                <w:rFonts w:ascii="Times New Roman" w:hAnsi="Times New Roman" w:cs="Times New Roman"/>
+                <w:webHidden/>
+                <w:sz w:val="28"/>
+                <w:szCs w:val="28"/>
+              </w:rPr>
+              <w:fldChar w:fldCharType="begin"/>
+            </w:r>
+            <w:r>
+              <w:rPr>
+                <w:rFonts w:ascii="Times New Roman" w:hAnsi="Times New Roman" w:cs="Times New Roman"/>
+                <w:webHidden/>
+                <w:sz w:val="28"/>
+                <w:szCs w:val="28"/>
+              </w:rPr>
+              <w:instrText xml:space="preserve"> PAGEREF _Toc198150199 \h </w:instrText>
+            </w:r>
+            <w:r>
+              <w:rPr>
+                <w:rFonts w:ascii="Times New Roman" w:hAnsi="Times New Roman" w:cs="Times New Roman"/>
+                <w:webHidden/>
+                <w:sz w:val="28"/>
+                <w:szCs w:val="28"/>
+              </w:rPr>
+            </w:r>
+            <w:r>
+              <w:rPr>
+                <w:rFonts w:ascii="Times New Roman" w:hAnsi="Times New Roman" w:cs="Times New Roman"/>
+                <w:webHidden/>
+                <w:sz w:val="28"/>
+                <w:szCs w:val="28"/>
+              </w:rPr>
+              <w:fldChar w:fldCharType="separate"/>
+            </w:r>
+            <w:r>
+              <w:rPr>
+                <w:rFonts w:ascii="Times New Roman" w:hAnsi="Times New Roman" w:cs="Times New Roman"/>
+                <w:webHidden/>
+                <w:sz w:val="28"/>
+                <w:szCs w:val="28"/>
+              </w:rPr>
+              <w:t>4</w:t>
+            </w:r>
+            <w:r>
+              <w:rPr>
+                <w:rFonts w:ascii="Times New Roman" w:hAnsi="Times New Roman" w:cs="Times New Roman"/>
+                <w:webHidden/>
+                <w:sz w:val="28"/>
+                <w:szCs w:val="28"/>
+              </w:rPr>
+              <w:fldChar w:fldCharType="end"/>
+            </w:r>
+          </w:hyperlink>
+        </w:p>
+        <w:p>
+          <w:pPr>
+            <w:pStyle w:val="21"/>
+            <w:rPr>
+              <w:rFonts w:ascii="Times New Roman" w:eastAsiaTheme="minorEastAsia" w:hAnsi="Times New Roman" w:cs="Times New Roman"/>
+              <w:sz w:val="28"/>
+              <w:szCs w:val="28"/>
+            </w:rPr>
+          </w:pPr>
+          <w:hyperlink w:anchor="_Toc198150200" w:history="1">
+            <w:r>
+              <w:rPr>
+                <w:rStyle w:val="a6"/>
+                <w:rFonts w:ascii="Times New Roman" w:hAnsi="Times New Roman" w:cs="Times New Roman"/>
+                <w:b/>
+                <w:sz w:val="28"/>
+                <w:szCs w:val="28"/>
+              </w:rPr>
+              <w:t>3. Описание задания по проектной практике</w:t>
+            </w:r>
+            <w:r>
+              <w:rPr>
+                <w:rFonts w:ascii="Times New Roman" w:hAnsi="Times New Roman" w:cs="Times New Roman"/>
+                <w:webHidden/>
+                <w:sz w:val="28"/>
+                <w:szCs w:val="28"/>
+              </w:rPr>
+              <w:tab/>
+            </w:r>
+            <w:r>
+              <w:rPr>
+                <w:rFonts w:ascii="Times New Roman" w:hAnsi="Times New Roman" w:cs="Times New Roman"/>
+                <w:webHidden/>
+                <w:sz w:val="28"/>
+                <w:szCs w:val="28"/>
+              </w:rPr>
+              <w:fldChar w:fldCharType="begin"/>
+            </w:r>
+            <w:r>
+              <w:rPr>
+                <w:rFonts w:ascii="Times New Roman" w:hAnsi="Times New Roman" w:cs="Times New Roman"/>
+                <w:webHidden/>
+                <w:sz w:val="28"/>
+                <w:szCs w:val="28"/>
+              </w:rPr>
+              <w:instrText xml:space="preserve"> PAGEREF _Toc198150200 \h </w:instrText>
+            </w:r>
+            <w:r>
+              <w:rPr>
+                <w:rFonts w:ascii="Times New Roman" w:hAnsi="Times New Roman" w:cs="Times New Roman"/>
+                <w:webHidden/>
+                <w:sz w:val="28"/>
+                <w:szCs w:val="28"/>
+              </w:rPr>
+            </w:r>
+            <w:r>
+              <w:rPr>
+                <w:rFonts w:ascii="Times New Roman" w:hAnsi="Times New Roman" w:cs="Times New Roman"/>
+                <w:webHidden/>
+                <w:sz w:val="28"/>
+                <w:szCs w:val="28"/>
+              </w:rPr>
+              <w:fldChar w:fldCharType="separate"/>
+            </w:r>
+            <w:r>
+              <w:rPr>
+                <w:rFonts w:ascii="Times New Roman" w:hAnsi="Times New Roman" w:cs="Times New Roman"/>
+                <w:webHidden/>
+                <w:sz w:val="28"/>
+                <w:szCs w:val="28"/>
+              </w:rPr>
+              <w:t>5</w:t>
+            </w:r>
+            <w:r>
+              <w:rPr>
+                <w:rFonts w:ascii="Times New Roman" w:hAnsi="Times New Roman" w:cs="Times New Roman"/>
+                <w:webHidden/>
+                <w:sz w:val="28"/>
+                <w:szCs w:val="28"/>
+              </w:rPr>
+              <w:fldChar w:fldCharType="end"/>
+            </w:r>
+          </w:hyperlink>
+        </w:p>
+        <w:p>
+          <w:pPr>
+            <w:pStyle w:val="21"/>
+            <w:rPr>
+              <w:rFonts w:ascii="Times New Roman" w:eastAsiaTheme="minorEastAsia" w:hAnsi="Times New Roman" w:cs="Times New Roman"/>
+              <w:sz w:val="28"/>
+              <w:szCs w:val="28"/>
+            </w:rPr>
+          </w:pPr>
+          <w:hyperlink w:anchor="_Toc198150201" w:history="1">
+            <w:r>
+              <w:rPr>
+                <w:rStyle w:val="a6"/>
+                <w:rFonts w:ascii="Times New Roman" w:hAnsi="Times New Roman" w:cs="Times New Roman"/>
+                <w:b/>
+                <w:sz w:val="28"/>
+                <w:szCs w:val="28"/>
+              </w:rPr>
+              <w:t>4. Описание достигнутых результатов по проектной практике</w:t>
+            </w:r>
+            <w:r>
+              <w:rPr>
+                <w:rFonts w:ascii="Times New Roman" w:hAnsi="Times New Roman" w:cs="Times New Roman"/>
+                <w:webHidden/>
+                <w:sz w:val="28"/>
+                <w:szCs w:val="28"/>
+              </w:rPr>
+              <w:tab/>
+            </w:r>
+            <w:r>
+              <w:rPr>
+                <w:rFonts w:ascii="Times New Roman" w:hAnsi="Times New Roman" w:cs="Times New Roman"/>
+                <w:webHidden/>
+                <w:sz w:val="28"/>
+                <w:szCs w:val="28"/>
+              </w:rPr>
+              <w:fldChar w:fldCharType="begin"/>
+            </w:r>
+            <w:r>
+              <w:rPr>
+                <w:rFonts w:ascii="Times New Roman" w:hAnsi="Times New Roman" w:cs="Times New Roman"/>
+                <w:webHidden/>
+                <w:sz w:val="28"/>
+                <w:szCs w:val="28"/>
+              </w:rPr>
+              <w:instrText xml:space="preserve"> PAGEREF _Toc198150201 \h </w:instrText>
+            </w:r>
+            <w:r>
+              <w:rPr>
+                <w:rFonts w:ascii="Times New Roman" w:hAnsi="Times New Roman" w:cs="Times New Roman"/>
+                <w:webHidden/>
+                <w:sz w:val="28"/>
+                <w:szCs w:val="28"/>
+              </w:rPr>
+            </w:r>
+            <w:r>
+              <w:rPr>
+                <w:rFonts w:ascii="Times New Roman" w:hAnsi="Times New Roman" w:cs="Times New Roman"/>
+                <w:webHidden/>
+                <w:sz w:val="28"/>
+                <w:szCs w:val="28"/>
+              </w:rPr>
+              <w:fldChar w:fldCharType="separate"/>
+            </w:r>
+            <w:r>
+              <w:rPr>
+                <w:rFonts w:ascii="Times New Roman" w:hAnsi="Times New Roman" w:cs="Times New Roman"/>
+                <w:webHidden/>
+                <w:sz w:val="28"/>
+                <w:szCs w:val="28"/>
+              </w:rPr>
+              <w:t>12</w:t>
+            </w:r>
+            <w:r>
+              <w:rPr>
+                <w:rFonts w:ascii="Times New Roman" w:hAnsi="Times New Roman" w:cs="Times New Roman"/>
+                <w:webHidden/>
+                <w:sz w:val="28"/>
+                <w:szCs w:val="28"/>
+              </w:rPr>
+              <w:fldChar w:fldCharType="end"/>
+            </w:r>
+          </w:hyperlink>
+        </w:p>
+        <w:p>
+          <w:pPr>
+            <w:pStyle w:val="11"/>
             <w:tabs>
               <w:tab w:val="right" w:leader="dot" w:pos="9345"/>
             </w:tabs>
-            <w:spacing w:line="360" w:lineRule="auto"/>
             <w:rPr>
               <w:rFonts w:ascii="Times New Roman" w:eastAsiaTheme="minorEastAsia" w:hAnsi="Times New Roman" w:cs="Times New Roman"/>
               <w:noProof/>
@@ -1222,7 +965,7 @@
               <w:szCs w:val="28"/>
             </w:rPr>
           </w:pPr>
-          <w:hyperlink w:anchor="_Toc197965276" w:history="1">
+          <w:hyperlink w:anchor="_Toc198150202" w:history="1">
             <w:r>
               <w:rPr>
                 <w:rStyle w:val="a6"/>
@@ -1262,7 +1005,7 @@
                 <w:sz w:val="28"/>
                 <w:szCs w:val="28"/>
               </w:rPr>
-              <w:instrText xml:space="preserve"> PAGEREF _Toc197965276 \h </w:instrText>
+              <w:instrText xml:space="preserve"> PAGEREF _Toc198150202 \h </w:instrText>
             </w:r>
             <w:r>
               <w:rPr>
@@ -1291,7 +1034,7 @@
                 <w:sz w:val="28"/>
                 <w:szCs w:val="28"/>
               </w:rPr>
-              <w:t>16</w:t>
+              <w:t>13</w:t>
             </w:r>
             <w:r>
               <w:rPr>
@@ -1307,11 +1050,10 @@
         </w:p>
         <w:p>
           <w:pPr>
-            <w:pStyle w:val="31"/>
+            <w:pStyle w:val="11"/>
             <w:tabs>
               <w:tab w:val="right" w:leader="dot" w:pos="9345"/>
             </w:tabs>
-            <w:spacing w:line="360" w:lineRule="auto"/>
             <w:rPr>
               <w:rFonts w:ascii="Times New Roman" w:eastAsiaTheme="minorEastAsia" w:hAnsi="Times New Roman" w:cs="Times New Roman"/>
               <w:noProof/>
@@ -1319,7 +1061,7 @@
               <w:szCs w:val="28"/>
             </w:rPr>
           </w:pPr>
-          <w:hyperlink w:anchor="_Toc197965277" w:history="1">
+          <w:hyperlink w:anchor="_Toc198150203" w:history="1">
             <w:r>
               <w:rPr>
                 <w:rStyle w:val="a6"/>
@@ -1329,7 +1071,7 @@
                 <w:sz w:val="28"/>
                 <w:szCs w:val="28"/>
               </w:rPr>
-              <w:t>Список литературы.</w:t>
+              <w:t>Список использованной литературы</w:t>
             </w:r>
             <w:r>
               <w:rPr>
@@ -1359,7 +1101,7 @@
                 <w:sz w:val="28"/>
                 <w:szCs w:val="28"/>
               </w:rPr>
-              <w:instrText xml:space="preserve"> PAGEREF _Toc197965277 \h </w:instrText>
+              <w:instrText xml:space="preserve"> PAGEREF _Toc198150203 \h </w:instrText>
             </w:r>
             <w:r>
               <w:rPr>
@@ -1388,7 +1130,7 @@
                 <w:sz w:val="28"/>
                 <w:szCs w:val="28"/>
               </w:rPr>
-              <w:t>18</w:t>
+              <w:t>13</w:t>
             </w:r>
             <w:r>
               <w:rPr>
@@ -1503,6 +1245,8 @@
           <w:szCs w:val="28"/>
         </w:rPr>
       </w:pPr>
+      <w:bookmarkStart w:id="0" w:name="_GoBack"/>
+      <w:bookmarkEnd w:id="0"/>
     </w:p>
     <w:p>
       <w:pPr>
@@ -1546,17 +1290,43 @@
     </w:p>
     <w:p>
       <w:pPr>
-        <w:pStyle w:val="2"/>
-        <w:spacing w:line="360" w:lineRule="auto"/>
+        <w:spacing w:after="160" w:line="360" w:lineRule="auto"/>
+        <w:rPr>
+          <w:rFonts w:ascii="Times New Roman" w:hAnsi="Times New Roman" w:cs="Times New Roman"/>
+          <w:sz w:val="28"/>
+          <w:szCs w:val="28"/>
+        </w:rPr>
+      </w:pPr>
+    </w:p>
+    <w:p>
+      <w:pPr>
+        <w:spacing w:after="160" w:line="360" w:lineRule="auto"/>
+        <w:rPr>
+          <w:rFonts w:ascii="Times New Roman" w:hAnsi="Times New Roman" w:cs="Times New Roman"/>
+          <w:sz w:val="28"/>
+          <w:szCs w:val="28"/>
+        </w:rPr>
+      </w:pPr>
+    </w:p>
+    <w:p>
+      <w:pPr>
+        <w:spacing w:after="160" w:line="360" w:lineRule="auto"/>
+        <w:rPr>
+          <w:rFonts w:ascii="Times New Roman" w:hAnsi="Times New Roman" w:cs="Times New Roman"/>
+          <w:sz w:val="28"/>
+          <w:szCs w:val="28"/>
+        </w:rPr>
+      </w:pPr>
+    </w:p>
+    <w:p>
+      <w:pPr>
+        <w:pStyle w:val="1"/>
         <w:jc w:val="center"/>
         <w:rPr>
-          <w:rFonts w:ascii="Times New Roman" w:eastAsia="Times New Roman" w:hAnsi="Times New Roman" w:cs="Times New Roman"/>
-          <w:color w:val="auto"/>
-          <w:sz w:val="28"/>
-          <w:szCs w:val="28"/>
-        </w:rPr>
-      </w:pPr>
-      <w:bookmarkStart w:id="1" w:name="_Toc197965269"/>
+          <w:rFonts w:eastAsia="Times New Roman"/>
+        </w:rPr>
+      </w:pPr>
+      <w:bookmarkStart w:id="1" w:name="_Toc198150197"/>
       <w:r>
         <w:rPr>
           <w:rStyle w:val="a4"/>
@@ -1588,40 +1358,179 @@
           <w:sz w:val="28"/>
           <w:szCs w:val="28"/>
         </w:rPr>
-        <w:t>Учебная практика, выполненная студентом группы 241-353 Мельниковым Кириллом, была направлена на получение теоретических знаний и развитие практических навыков в области информационной безопасности, а также на изучение современных подходов к обеспечению кибербезопасности. Основное внимание в ходе практики уделялось анализу реального инцидента информационной безопасности, произошедшего в 2024–2025 годах, а также разработке веб-проекта, посвящённого визуализации внутреннего университетского проекта «ИТ-сервисы для Цифрового университета». Данный проект реализуется в Московском Политехе в рамках общей стратегии цифровизации вуза.</w:t>
-      </w:r>
+        <w:t>Учебная практика, выполненная студентом группы 241-353 Мельниковым Кириллом, была направлена на получение теоретических знаний и развитие практических навыков в области информационной безопасности, а также на изучение современных подходов к обеспечению кибербезопасности. Основное вни</w:t>
+      </w:r>
+      <w:r>
+        <w:rPr>
+          <w:rFonts w:ascii="Times New Roman" w:eastAsia="Times New Roman" w:hAnsi="Times New Roman" w:cs="Times New Roman"/>
+          <w:sz w:val="28"/>
+          <w:szCs w:val="28"/>
+        </w:rPr>
+        <w:t>мание в ходе практики уделялось</w:t>
+      </w:r>
+      <w:r>
+        <w:rPr>
+          <w:rFonts w:ascii="Times New Roman" w:eastAsia="Times New Roman" w:hAnsi="Times New Roman" w:cs="Times New Roman"/>
+          <w:sz w:val="28"/>
+          <w:szCs w:val="28"/>
+        </w:rPr>
+        <w:t xml:space="preserve"> разработке веб-проекта, посвящённого визуализации внутреннего университетского проекта «ИТ-сервисы для Циф</w:t>
+      </w:r>
+      <w:r>
+        <w:rPr>
+          <w:rFonts w:ascii="Times New Roman" w:eastAsia="Times New Roman" w:hAnsi="Times New Roman" w:cs="Times New Roman"/>
+          <w:sz w:val="28"/>
+          <w:szCs w:val="28"/>
+        </w:rPr>
+        <w:t>рового университета»</w:t>
+      </w:r>
+      <w:r>
+        <w:rPr>
+          <w:rFonts w:ascii="Times New Roman" w:eastAsia="Times New Roman" w:hAnsi="Times New Roman" w:cs="Times New Roman"/>
+          <w:sz w:val="28"/>
+          <w:szCs w:val="28"/>
+        </w:rPr>
+        <w:t>,</w:t>
+      </w:r>
+      <w:r>
+        <w:rPr>
+          <w:rFonts w:ascii="Times New Roman" w:eastAsia="Times New Roman" w:hAnsi="Times New Roman" w:cs="Times New Roman"/>
+          <w:sz w:val="28"/>
+          <w:szCs w:val="28"/>
+        </w:rPr>
+        <w:t xml:space="preserve"> проект реализуется в Московском Политехе в рамках общей стратегии цифровизации вуза</w:t>
+      </w:r>
+      <w:r>
+        <w:rPr>
+          <w:rFonts w:ascii="Times New Roman" w:eastAsia="Times New Roman" w:hAnsi="Times New Roman" w:cs="Times New Roman"/>
+          <w:sz w:val="28"/>
+          <w:szCs w:val="28"/>
+        </w:rPr>
+        <w:t>, а также веб-разработке</w:t>
+      </w:r>
+      <w:r>
+        <w:rPr>
+          <w:rFonts w:ascii="Times New Roman" w:eastAsia="Times New Roman" w:hAnsi="Times New Roman" w:cs="Times New Roman"/>
+          <w:sz w:val="28"/>
+          <w:szCs w:val="28"/>
+        </w:rPr>
+        <w:t>,</w:t>
+      </w:r>
+      <w:r>
+        <w:rPr>
+          <w:rFonts w:ascii="Times New Roman" w:eastAsia="Times New Roman" w:hAnsi="Times New Roman" w:cs="Times New Roman"/>
+          <w:sz w:val="28"/>
+          <w:szCs w:val="28"/>
+        </w:rPr>
+        <w:t xml:space="preserve"> разработка веб-мессенджера,</w:t>
+      </w:r>
+      <w:r>
+        <w:t xml:space="preserve"> </w:t>
+      </w:r>
+      <w:r>
+        <w:rPr>
+          <w:rFonts w:ascii="Times New Roman" w:eastAsia="Times New Roman" w:hAnsi="Times New Roman" w:cs="Times New Roman"/>
+          <w:sz w:val="28"/>
+          <w:szCs w:val="28"/>
+        </w:rPr>
+        <w:t>а также анализу со</w:t>
+      </w:r>
+      <w:r>
+        <w:rPr>
+          <w:rFonts w:ascii="Times New Roman" w:eastAsia="Times New Roman" w:hAnsi="Times New Roman" w:cs="Times New Roman"/>
+          <w:sz w:val="28"/>
+          <w:szCs w:val="28"/>
+        </w:rPr>
+        <w:t>временных подходов к информационной безопасности</w:t>
+      </w:r>
+      <w:r>
+        <w:rPr>
+          <w:rFonts w:ascii="Times New Roman" w:eastAsia="Times New Roman" w:hAnsi="Times New Roman" w:cs="Times New Roman"/>
+          <w:sz w:val="28"/>
+          <w:szCs w:val="28"/>
+        </w:rPr>
+        <w:t>, включая участие в мероприятиях от ведущих компаний отрасли.</w:t>
+      </w:r>
+    </w:p>
+    <w:p>
+      <w:pPr>
+        <w:pStyle w:val="2"/>
+      </w:pPr>
+      <w:bookmarkStart w:id="2" w:name="_Toc198150198"/>
+      <w:r>
+        <w:t>1. Общая информация о проекте</w:t>
+      </w:r>
+      <w:bookmarkEnd w:id="2"/>
     </w:p>
     <w:p>
       <w:pPr>
         <w:spacing w:after="0" w:line="360" w:lineRule="auto"/>
-        <w:ind w:firstLine="851"/>
-        <w:jc w:val="both"/>
-        <w:rPr>
-          <w:rFonts w:ascii="Times New Roman" w:eastAsia="Times New Roman" w:hAnsi="Times New Roman" w:cs="Times New Roman"/>
-          <w:sz w:val="28"/>
-          <w:szCs w:val="28"/>
-        </w:rPr>
-      </w:pPr>
-      <w:r>
-        <w:rPr>
-          <w:rFonts w:ascii="Times New Roman" w:eastAsia="Times New Roman" w:hAnsi="Times New Roman" w:cs="Times New Roman"/>
-          <w:sz w:val="28"/>
-          <w:szCs w:val="28"/>
-        </w:rPr>
-        <w:t xml:space="preserve">Одним из важных этапов практики стала экскурсия и ознакомление с деятельностью </w:t>
-      </w:r>
-      <w:r>
-        <w:rPr>
-          <w:rFonts w:ascii="Times New Roman" w:eastAsia="Times New Roman" w:hAnsi="Times New Roman" w:cs="Times New Roman"/>
+        <w:ind w:left="720"/>
+        <w:rPr>
+          <w:rFonts w:ascii="Times New Roman" w:hAnsi="Times New Roman" w:cs="Times New Roman"/>
+          <w:sz w:val="28"/>
+          <w:szCs w:val="28"/>
+        </w:rPr>
+      </w:pPr>
+      <w:r>
+        <w:rPr>
+          <w:rStyle w:val="a4"/>
+          <w:rFonts w:ascii="Times New Roman" w:hAnsi="Times New Roman" w:cs="Times New Roman"/>
+          <w:sz w:val="28"/>
+          <w:szCs w:val="28"/>
+        </w:rPr>
+        <w:t>Название проекта:</w:t>
+      </w:r>
+      <w:r>
+        <w:rPr>
+          <w:rFonts w:ascii="Times New Roman" w:hAnsi="Times New Roman" w:cs="Times New Roman"/>
+          <w:sz w:val="28"/>
+          <w:szCs w:val="28"/>
+        </w:rPr>
+        <w:t xml:space="preserve"> ИТ-сервисы для Цифрового ун</w:t>
+      </w:r>
+      <w:r>
+        <w:rPr>
+          <w:rFonts w:ascii="Times New Roman" w:hAnsi="Times New Roman" w:cs="Times New Roman"/>
+          <w:sz w:val="28"/>
+          <w:szCs w:val="28"/>
+        </w:rPr>
+        <w:t>иверситета</w:t>
+      </w:r>
+    </w:p>
+    <w:p>
+      <w:pPr>
+        <w:spacing w:line="360" w:lineRule="auto"/>
+        <w:ind w:firstLine="709"/>
+        <w:rPr>
+          <w:rFonts w:ascii="Times New Roman" w:hAnsi="Times New Roman" w:cs="Times New Roman"/>
+          <w:sz w:val="28"/>
+          <w:szCs w:val="28"/>
+        </w:rPr>
+      </w:pPr>
+      <w:r>
+        <w:rPr>
+          <w:rFonts w:ascii="Times New Roman" w:hAnsi="Times New Roman" w:cs="Times New Roman"/>
           <w:b/>
-          <w:sz w:val="28"/>
-          <w:szCs w:val="28"/>
-        </w:rPr>
-        <w:t>компании</w:t>
-      </w:r>
-      <w:r>
-        <w:rPr>
-          <w:rFonts w:ascii="Times New Roman" w:eastAsia="Times New Roman" w:hAnsi="Times New Roman" w:cs="Times New Roman"/>
+          <w:bCs/>
+          <w:sz w:val="28"/>
+          <w:szCs w:val="28"/>
+        </w:rPr>
+        <w:t>Цели и задачи проекта</w:t>
+      </w:r>
+      <w:r>
+        <w:rPr>
+          <w:rFonts w:ascii="Times New Roman" w:hAnsi="Times New Roman" w:cs="Times New Roman"/>
+          <w:b/>
+          <w:bCs/>
+          <w:sz w:val="28"/>
+          <w:szCs w:val="28"/>
+        </w:rPr>
+        <w:t>.</w:t>
+      </w:r>
+      <w:r>
+        <w:rPr>
+          <w:rFonts w:ascii="Times New Roman" w:hAnsi="Times New Roman" w:cs="Times New Roman"/>
           <w:sz w:val="28"/>
           <w:szCs w:val="28"/>
         </w:rPr>
@@ -1629,908 +1538,63 @@
       </w:r>
       <w:r>
         <w:rPr>
-          <w:rFonts w:ascii="Times New Roman" w:eastAsia="Times New Roman" w:hAnsi="Times New Roman" w:cs="Times New Roman"/>
+          <w:rFonts w:ascii="Times New Roman" w:hAnsi="Times New Roman" w:cs="Times New Roman"/>
           <w:b/>
-          <w:sz w:val="28"/>
-          <w:szCs w:val="28"/>
-        </w:rPr>
-        <w:t>R-Vision</w:t>
-      </w:r>
-      <w:r>
-        <w:rPr>
-          <w:rFonts w:ascii="Times New Roman" w:eastAsia="Times New Roman" w:hAnsi="Times New Roman" w:cs="Times New Roman"/>
-          <w:sz w:val="28"/>
-          <w:szCs w:val="28"/>
-        </w:rPr>
-        <w:t xml:space="preserve"> — одного из лидеров в области разработки решений для обеспечения информационной безопасности в России. Компания представила свою технологическую платформу </w:t>
-      </w:r>
-      <w:r>
-        <w:rPr>
-          <w:rFonts w:ascii="Times New Roman" w:eastAsia="Times New Roman" w:hAnsi="Times New Roman" w:cs="Times New Roman"/>
+          <w:bCs/>
+          <w:sz w:val="28"/>
+          <w:szCs w:val="28"/>
+        </w:rPr>
+        <w:t xml:space="preserve">Цель проекта — </w:t>
+      </w:r>
+      <w:r>
+        <w:rPr>
+          <w:rFonts w:ascii="Times New Roman" w:hAnsi="Times New Roman" w:cs="Times New Roman"/>
+          <w:bCs/>
+          <w:sz w:val="28"/>
+          <w:szCs w:val="28"/>
+        </w:rPr>
+        <w:t>повысить продуктивность студентов и сотрудников, создав более комфортные и эффективные условия для взаимодействия с сервисами Московского политеха посредством их разработки, обновления и совершенствования</w:t>
+      </w:r>
+      <w:r>
+        <w:rPr>
+          <w:rFonts w:ascii="Times New Roman" w:hAnsi="Times New Roman" w:cs="Times New Roman"/>
+          <w:sz w:val="28"/>
+          <w:szCs w:val="28"/>
+        </w:rPr>
+        <w:t>.</w:t>
+      </w:r>
+      <w:r>
+        <w:rPr>
           <w:b/>
-          <w:sz w:val="28"/>
-          <w:szCs w:val="28"/>
-        </w:rPr>
-        <w:t>R-Vision EVO</w:t>
-      </w:r>
-      <w:r>
-        <w:rPr>
-          <w:rFonts w:ascii="Times New Roman" w:eastAsia="Times New Roman" w:hAnsi="Times New Roman" w:cs="Times New Roman"/>
-          <w:sz w:val="28"/>
-          <w:szCs w:val="28"/>
-        </w:rPr>
-        <w:t>, предназначенную для автоматизации процессов управления киберрисками, инцидентами информационной безопасности, уязвимостями, а также для координации реагирования на цифровые угрозы.</w:t>
-      </w:r>
-    </w:p>
-    <w:p>
-      <w:pPr>
-        <w:spacing w:after="0" w:line="360" w:lineRule="auto"/>
-        <w:ind w:firstLine="851"/>
-        <w:jc w:val="both"/>
-        <w:rPr>
-          <w:rFonts w:ascii="Times New Roman" w:eastAsia="Times New Roman" w:hAnsi="Times New Roman" w:cs="Times New Roman"/>
-          <w:sz w:val="28"/>
-          <w:szCs w:val="28"/>
-        </w:rPr>
-      </w:pPr>
-      <w:r>
-        <w:rPr>
-          <w:rFonts w:ascii="Times New Roman" w:eastAsia="Times New Roman" w:hAnsi="Times New Roman" w:cs="Times New Roman"/>
-          <w:sz w:val="28"/>
-          <w:szCs w:val="28"/>
-        </w:rPr>
-        <w:t>Во время конференции представители R-Vision подробно рассказали об архитектуре своей платформы, ориентированной на крупные корпоративные инфраструктуры. Особое внимание было уделено преимуществам системы: высокой отказоустойчивости, поддержке горизонтального масштабирования, гибкости настройки (в том числе с помощью no-code/low-code средств), регулярному обновлению аналитических пакетов и экономии вычислительных ресурсов. Прозвучали также практические примеры применения решений R-Vision в реальных сценариях реагирования на инциденты и автоматизации процессов ИБ, что позволило студентам лучше понять современные инструменты цифровой защиты.</w:t>
-      </w:r>
-    </w:p>
-    <w:p>
-      <w:pPr>
-        <w:spacing w:after="0" w:line="360" w:lineRule="auto"/>
-        <w:ind w:firstLine="851"/>
-        <w:jc w:val="both"/>
-        <w:rPr>
-          <w:rFonts w:ascii="Times New Roman" w:eastAsia="Times New Roman" w:hAnsi="Times New Roman" w:cs="Times New Roman"/>
-          <w:sz w:val="28"/>
-          <w:szCs w:val="28"/>
-        </w:rPr>
-      </w:pPr>
-      <w:r>
-        <w:rPr>
-          <w:rFonts w:ascii="Times New Roman" w:eastAsia="Times New Roman" w:hAnsi="Times New Roman" w:cs="Times New Roman"/>
-          <w:sz w:val="28"/>
-          <w:szCs w:val="28"/>
-        </w:rPr>
-        <w:t xml:space="preserve">Помимо экскурсии, в рамках проектной части практики студентом была выполнена разработка информационного веб-сайта, посвящённого </w:t>
-      </w:r>
-      <w:r>
-        <w:rPr>
-          <w:rFonts w:ascii="Times New Roman" w:eastAsia="Times New Roman" w:hAnsi="Times New Roman" w:cs="Times New Roman"/>
-          <w:sz w:val="28"/>
-          <w:szCs w:val="28"/>
-        </w:rPr>
-        <w:lastRenderedPageBreak/>
-        <w:t>проекту «ИТ-сервисы для Цифрового университета». Проект включал анализ целей, задач и архитектуры цифровых решений, таких как: личный кабинет студента, мобильные приложения, система визуализации данных и внутренние ИТ-сервисы вуза. Разработка включала создание статического сайта с использованием HTML и CSS, в котором структурированно и наглядно представлена вся информация о проекте, его командной структуре и достигнутых результатах.</w:t>
-      </w:r>
-    </w:p>
-    <w:p>
-      <w:pPr>
-        <w:spacing w:after="0" w:line="360" w:lineRule="auto"/>
-        <w:ind w:firstLine="851"/>
-        <w:jc w:val="both"/>
-        <w:rPr>
-          <w:rFonts w:ascii="Times New Roman" w:eastAsia="Times New Roman" w:hAnsi="Times New Roman" w:cs="Times New Roman"/>
-          <w:sz w:val="28"/>
-          <w:szCs w:val="28"/>
-        </w:rPr>
-      </w:pPr>
-      <w:r>
-        <w:rPr>
-          <w:rFonts w:ascii="Times New Roman" w:eastAsia="Times New Roman" w:hAnsi="Times New Roman" w:cs="Times New Roman"/>
-          <w:sz w:val="28"/>
-          <w:szCs w:val="28"/>
-        </w:rPr>
-        <w:t>Таким образом, данная практика позволила объединить теоретическое изучение цифровых подходов к развитию образовательной среды, знакомство с профессиональными решениями в области информационной безопасности, а также развитие практических навыков в области веб-разработки и визуализации образовательных ИТ-проектов.</w:t>
-      </w:r>
-    </w:p>
-    <w:p>
-      <w:pPr>
-        <w:pStyle w:val="3"/>
-        <w:spacing w:line="360" w:lineRule="auto"/>
-        <w:jc w:val="center"/>
+          <w:bCs/>
+        </w:rPr>
+        <w:t xml:space="preserve"> </w:t>
+      </w:r>
+      <w:r>
         <w:rPr>
           <w:rFonts w:ascii="Times New Roman" w:hAnsi="Times New Roman" w:cs="Times New Roman"/>
           <w:b/>
-          <w:color w:val="auto"/>
-          <w:sz w:val="28"/>
-          <w:szCs w:val="28"/>
-        </w:rPr>
-      </w:pPr>
-      <w:bookmarkStart w:id="2" w:name="_Toc194335478"/>
-      <w:bookmarkStart w:id="3" w:name="_Toc196913590"/>
-      <w:bookmarkStart w:id="4" w:name="_Toc197965270"/>
-      <w:r>
-        <w:rPr>
-          <w:rFonts w:ascii="Times New Roman" w:hAnsi="Times New Roman" w:cs="Times New Roman"/>
-          <w:b/>
-          <w:color w:val="auto"/>
-          <w:sz w:val="28"/>
-          <w:szCs w:val="28"/>
-        </w:rPr>
-        <w:t>Работа с разметкой</w:t>
-      </w:r>
-      <w:bookmarkEnd w:id="2"/>
-      <w:bookmarkEnd w:id="3"/>
-      <w:bookmarkEnd w:id="4"/>
-    </w:p>
-    <w:p>
-      <w:pPr>
-        <w:spacing w:after="0" w:line="360" w:lineRule="auto"/>
-        <w:ind w:firstLine="851"/>
-        <w:jc w:val="both"/>
-        <w:rPr>
-          <w:rFonts w:ascii="Times New Roman" w:eastAsia="Times New Roman" w:hAnsi="Times New Roman" w:cs="Times New Roman"/>
-          <w:sz w:val="28"/>
-          <w:szCs w:val="28"/>
-        </w:rPr>
-      </w:pPr>
-      <w:r>
-        <w:rPr>
-          <w:rFonts w:ascii="Times New Roman" w:eastAsia="Times New Roman" w:hAnsi="Times New Roman" w:cs="Times New Roman"/>
-          <w:sz w:val="28"/>
-          <w:szCs w:val="28"/>
-        </w:rPr>
-        <w:t>В рамках работы с программным обеспечением "</w:t>
-      </w:r>
-      <w:r>
-        <w:rPr>
-          <w:rFonts w:ascii="Times New Roman" w:eastAsia="Times New Roman" w:hAnsi="Times New Roman" w:cs="Times New Roman"/>
-          <w:b/>
-          <w:sz w:val="28"/>
-          <w:szCs w:val="28"/>
-        </w:rPr>
-        <w:t>MarkupToolBuild</w:t>
-      </w:r>
-      <w:r>
-        <w:rPr>
-          <w:rFonts w:ascii="Times New Roman" w:eastAsia="Times New Roman" w:hAnsi="Times New Roman" w:cs="Times New Roman"/>
-          <w:sz w:val="28"/>
-          <w:szCs w:val="28"/>
-        </w:rPr>
-        <w:t>", используемым для выполнения задач, поставленных компанией-партнером, была проведена всесторонняя оценка его назначения и функциональных возможностей.</w:t>
-      </w:r>
-    </w:p>
-    <w:p>
-      <w:pPr>
-        <w:spacing w:after="0" w:line="360" w:lineRule="auto"/>
-        <w:ind w:firstLine="851"/>
-        <w:jc w:val="both"/>
-        <w:rPr>
-          <w:rFonts w:ascii="Times New Roman" w:eastAsia="Times New Roman" w:hAnsi="Times New Roman" w:cs="Times New Roman"/>
-          <w:sz w:val="28"/>
-          <w:szCs w:val="28"/>
-        </w:rPr>
-      </w:pPr>
-      <w:r>
-        <w:rPr>
-          <w:rFonts w:ascii="Times New Roman" w:eastAsia="Times New Roman" w:hAnsi="Times New Roman" w:cs="Times New Roman"/>
-          <w:b/>
-          <w:sz w:val="28"/>
-          <w:szCs w:val="28"/>
-        </w:rPr>
-        <w:t>MarkupToolBuild</w:t>
-      </w:r>
-      <w:r>
-        <w:rPr>
-          <w:rFonts w:ascii="Times New Roman" w:eastAsia="Times New Roman" w:hAnsi="Times New Roman" w:cs="Times New Roman"/>
-          <w:sz w:val="28"/>
-          <w:szCs w:val="28"/>
-        </w:rPr>
-        <w:t xml:space="preserve"> представляет собой инструмент, предназначенный для разметки объектов, потенциально представляющих опасность для человека. К таким объектам относятся, в частности, люди с оружием, а также различные виды оружия — автоматы, пистолеты, дробовики и другие. В процессе работы было обработано свыше 25 тысяч кадров, на каждом из которых производилась идентификация и выделение как опасных, так и безопасных объектов.</w:t>
-      </w:r>
-    </w:p>
-    <w:p>
-      <w:pPr>
-        <w:pStyle w:val="3"/>
-        <w:spacing w:line="360" w:lineRule="auto"/>
-        <w:jc w:val="center"/>
-        <w:rPr>
-          <w:rFonts w:ascii="Times New Roman" w:hAnsi="Times New Roman" w:cs="Times New Roman"/>
-          <w:b/>
-          <w:color w:val="auto"/>
-          <w:sz w:val="28"/>
-          <w:szCs w:val="28"/>
-        </w:rPr>
-      </w:pPr>
-      <w:bookmarkStart w:id="5" w:name="_Toc194846763"/>
-      <w:bookmarkStart w:id="6" w:name="_Toc197965271"/>
-      <w:r>
-        <w:rPr>
-          <w:rFonts w:ascii="Times New Roman" w:hAnsi="Times New Roman" w:cs="Times New Roman"/>
-          <w:b/>
-          <w:color w:val="auto"/>
-          <w:sz w:val="28"/>
-          <w:szCs w:val="28"/>
-        </w:rPr>
-        <w:t>Разбор реального инцидента ИБ</w:t>
-      </w:r>
-      <w:bookmarkEnd w:id="5"/>
-      <w:bookmarkEnd w:id="6"/>
-    </w:p>
-    <w:p>
-      <w:pPr>
-        <w:spacing w:after="0" w:line="360" w:lineRule="auto"/>
-        <w:ind w:firstLine="851"/>
-        <w:jc w:val="both"/>
-        <w:rPr>
-          <w:rFonts w:ascii="Times New Roman" w:hAnsi="Times New Roman" w:cs="Times New Roman"/>
-          <w:b/>
-          <w:sz w:val="28"/>
-          <w:szCs w:val="28"/>
-        </w:rPr>
-      </w:pPr>
-      <w:bookmarkStart w:id="7" w:name="_Toc194846764"/>
-      <w:r>
-        <w:rPr>
-          <w:rFonts w:ascii="Times New Roman" w:hAnsi="Times New Roman" w:cs="Times New Roman"/>
-          <w:b/>
-          <w:sz w:val="28"/>
-          <w:szCs w:val="28"/>
-        </w:rPr>
-        <w:t>1.1 Общая информация об инциденте</w:t>
-      </w:r>
-      <w:bookmarkEnd w:id="7"/>
-    </w:p>
-    <w:p>
-      <w:pPr>
-        <w:spacing w:after="0" w:line="360" w:lineRule="auto"/>
-        <w:ind w:firstLine="851"/>
-        <w:jc w:val="both"/>
-        <w:rPr>
-          <w:rFonts w:ascii="Times New Roman" w:eastAsia="Times New Roman" w:hAnsi="Times New Roman" w:cs="Times New Roman"/>
-          <w:sz w:val="28"/>
-          <w:szCs w:val="28"/>
-        </w:rPr>
-      </w:pPr>
-      <w:r>
-        <w:rPr>
-          <w:rFonts w:ascii="Times New Roman" w:eastAsia="Times New Roman" w:hAnsi="Times New Roman" w:cs="Times New Roman"/>
-          <w:sz w:val="28"/>
-          <w:szCs w:val="28"/>
-        </w:rPr>
-        <w:t xml:space="preserve">В качестве примера для разбора инцидента выбран случай кибератаки на компанию </w:t>
-      </w:r>
-      <w:r>
-        <w:rPr>
-          <w:rFonts w:ascii="Times New Roman" w:eastAsia="Times New Roman" w:hAnsi="Times New Roman" w:cs="Times New Roman"/>
-          <w:b/>
-          <w:bCs/>
-          <w:sz w:val="28"/>
-          <w:szCs w:val="28"/>
-        </w:rPr>
-        <w:t>Fortinet</w:t>
-      </w:r>
-      <w:r>
-        <w:rPr>
-          <w:rFonts w:ascii="Times New Roman" w:eastAsia="Times New Roman" w:hAnsi="Times New Roman" w:cs="Times New Roman"/>
-          <w:sz w:val="28"/>
-          <w:szCs w:val="28"/>
-        </w:rPr>
-        <w:t xml:space="preserve">, произошедший в сентябре 2024 года. Целью кибератаки на компанию Fortinet, произошедшей 12 сентября 2024 года, было получение несанкционированного доступа к внутренним системам через облачное </w:t>
-      </w:r>
-      <w:r>
-        <w:rPr>
-          <w:rFonts w:ascii="Times New Roman" w:eastAsia="Times New Roman" w:hAnsi="Times New Roman" w:cs="Times New Roman"/>
-          <w:sz w:val="28"/>
-          <w:szCs w:val="28"/>
-        </w:rPr>
-        <w:lastRenderedPageBreak/>
-        <w:t>хранилище SharePoint, компрометация конфиденциальных данных и хищение информации, связанной с клиентами и сотрудниками компании. Злоумышленники стремились получить критически важные сведения, включая служебные документы и персональные данные, что могло быть использовано для дальнейших атак или шантажа. Атака также была направлена на подрыв доверия к Fortinet как поставщику решений в области информационной безопасности.</w:t>
-      </w:r>
-    </w:p>
-    <w:p>
-      <w:pPr>
-        <w:spacing w:after="0" w:line="360" w:lineRule="auto"/>
-        <w:ind w:firstLine="851"/>
-        <w:jc w:val="both"/>
-        <w:rPr>
-          <w:rFonts w:ascii="Times New Roman" w:hAnsi="Times New Roman" w:cs="Times New Roman"/>
-          <w:b/>
-          <w:sz w:val="28"/>
-          <w:szCs w:val="28"/>
-        </w:rPr>
-      </w:pPr>
-      <w:bookmarkStart w:id="8" w:name="_Toc194846765"/>
-      <w:r>
-        <w:rPr>
-          <w:rFonts w:ascii="Times New Roman" w:hAnsi="Times New Roman" w:cs="Times New Roman"/>
-          <w:b/>
-          <w:sz w:val="28"/>
-          <w:szCs w:val="28"/>
-        </w:rPr>
-        <w:t>1.2 Описание инцидента и уязвимости</w:t>
-      </w:r>
-      <w:bookmarkEnd w:id="8"/>
-    </w:p>
-    <w:p>
-      <w:pPr>
-        <w:spacing w:after="0" w:line="360" w:lineRule="auto"/>
-        <w:ind w:firstLine="851"/>
-        <w:jc w:val="both"/>
-        <w:rPr>
-          <w:rFonts w:ascii="Times New Roman" w:eastAsia="Times New Roman" w:hAnsi="Times New Roman" w:cs="Times New Roman"/>
-          <w:sz w:val="28"/>
-          <w:szCs w:val="28"/>
-        </w:rPr>
-      </w:pPr>
-      <w:r>
-        <w:rPr>
-          <w:rFonts w:ascii="Times New Roman" w:eastAsia="Times New Roman" w:hAnsi="Times New Roman" w:cs="Times New Roman"/>
-          <w:sz w:val="28"/>
-          <w:szCs w:val="28"/>
-        </w:rPr>
-        <w:t>Инцидент произошел в сентябре 2024 года, когда хакер, действующий под псевдонимом Fortibitch, осуществил успешную кибератаку на компанию Fortinet. В результате атаки злоумышленник получил доступ к облачному хранилищу Microsoft Azure SharePoint, где находились конфиденциальные данные компании. Атака проходила поэтапно: сначала был получен доступ к уязвимому аккаунту или сервису в облаке, после чего началась систематическая эксфильтрация данных объёмом около 440 ГБ, включая внутренние документы, а также данные клиентов и сотрудников.</w:t>
-      </w:r>
-    </w:p>
-    <w:p>
-      <w:pPr>
-        <w:spacing w:after="0" w:line="360" w:lineRule="auto"/>
-        <w:ind w:firstLine="851"/>
-        <w:jc w:val="both"/>
-        <w:rPr>
-          <w:rFonts w:ascii="Times New Roman" w:eastAsia="Times New Roman" w:hAnsi="Times New Roman" w:cs="Times New Roman"/>
-          <w:sz w:val="28"/>
-          <w:szCs w:val="28"/>
-        </w:rPr>
-      </w:pPr>
-      <w:r>
-        <w:rPr>
-          <w:rFonts w:ascii="Times New Roman" w:eastAsia="Times New Roman" w:hAnsi="Times New Roman" w:cs="Times New Roman"/>
-          <w:sz w:val="28"/>
-          <w:szCs w:val="28"/>
-        </w:rPr>
-        <w:t xml:space="preserve">Для атаки использовались уязвимости в облачной инфраструктуре, вероятно в сочетании с методами социальной инженерии, направленными на обход механизмов аутентификации и защиты. Одной из потенциально критических уязвимостей, связанной с продуктами Fortinet, является </w:t>
-      </w:r>
-      <w:r>
-        <w:rPr>
-          <w:rFonts w:ascii="Times New Roman" w:eastAsia="Times New Roman" w:hAnsi="Times New Roman" w:cs="Times New Roman"/>
-          <w:b/>
-          <w:bCs/>
-          <w:sz w:val="28"/>
-          <w:szCs w:val="28"/>
-        </w:rPr>
-        <w:t>CVE-2024-55591</w:t>
-      </w:r>
-      <w:r>
-        <w:rPr>
-          <w:rFonts w:ascii="Times New Roman" w:eastAsia="Times New Roman" w:hAnsi="Times New Roman" w:cs="Times New Roman"/>
-          <w:sz w:val="28"/>
-          <w:szCs w:val="28"/>
-        </w:rPr>
-        <w:t xml:space="preserve"> — уязвимость, позволяющая обходить аутентификацию и получать права супер-администратора через специально сформированные websocket-запросы в модулях на Node.js. Хотя эта уязвимость начала активно эксплуатироваться лишь в ноябре 2024 года, уже после атаки, её характеристики свидетельствуют о существовании серьезных проблем в области контроля доступа. Хакер использовал зашифрованные каналы связи для скрытного переноса данных на внешние ресурсы, что затруднило своевременное обнаружение атаки. Несмотря на то что Fortinet заявила о незначительном масштабе утечки (менее 0,3% клиентской базы), инцидент </w:t>
-      </w:r>
-      <w:r>
-        <w:rPr>
-          <w:rFonts w:ascii="Times New Roman" w:eastAsia="Times New Roman" w:hAnsi="Times New Roman" w:cs="Times New Roman"/>
-          <w:sz w:val="28"/>
-          <w:szCs w:val="28"/>
-        </w:rPr>
-        <w:lastRenderedPageBreak/>
-        <w:t>стал серьёзным вызовом для репутации компании, специализирующейся на кибербезопасности</w:t>
-      </w:r>
-      <w:r>
-        <w:rPr>
-          <w:rFonts w:ascii="Times New Roman" w:eastAsia="Times New Roman" w:hAnsi="Times New Roman" w:cs="Times New Roman"/>
-          <w:sz w:val="28"/>
-          <w:szCs w:val="28"/>
-        </w:rPr>
-        <w:t>.</w:t>
-      </w:r>
-    </w:p>
-    <w:p>
-      <w:pPr>
-        <w:spacing w:after="0" w:line="360" w:lineRule="auto"/>
-        <w:ind w:firstLine="851"/>
-        <w:jc w:val="both"/>
-        <w:rPr>
-          <w:rFonts w:ascii="Times New Roman" w:hAnsi="Times New Roman" w:cs="Times New Roman"/>
-          <w:b/>
-          <w:sz w:val="28"/>
-          <w:szCs w:val="28"/>
-        </w:rPr>
-      </w:pPr>
-      <w:bookmarkStart w:id="9" w:name="_Toc194846766"/>
-      <w:r>
-        <w:rPr>
-          <w:rFonts w:ascii="Times New Roman" w:hAnsi="Times New Roman" w:cs="Times New Roman"/>
-          <w:b/>
-          <w:sz w:val="28"/>
-          <w:szCs w:val="28"/>
-        </w:rPr>
-        <w:t>1.3 Тактики, техники и процедуры злоумышленников</w:t>
-      </w:r>
-      <w:bookmarkEnd w:id="9"/>
-    </w:p>
-    <w:p>
-      <w:pPr>
-        <w:spacing w:after="0" w:line="360" w:lineRule="auto"/>
-        <w:ind w:firstLine="851"/>
-        <w:jc w:val="both"/>
-        <w:rPr>
-          <w:rFonts w:ascii="Times New Roman" w:eastAsia="Times New Roman" w:hAnsi="Times New Roman" w:cs="Times New Roman"/>
-          <w:sz w:val="28"/>
-          <w:szCs w:val="28"/>
-        </w:rPr>
-      </w:pPr>
-      <w:r>
-        <w:rPr>
-          <w:rFonts w:ascii="Times New Roman" w:eastAsia="Times New Roman" w:hAnsi="Times New Roman" w:cs="Times New Roman"/>
-          <w:sz w:val="28"/>
-          <w:szCs w:val="28"/>
-        </w:rPr>
-        <w:t xml:space="preserve">Атака на компанию Fortinet началась с несанкционированного доступа к облачному хранилищу Microsoft Azure SharePoint. Хотя точный вектор проникновения не был раскрыт, предполагается, что злоумышленник использовал методы социальной инженерии для получения учетных данных или обхода многофакторной аутентификации. </w:t>
-      </w:r>
-      <w:r>
-        <w:rPr>
-          <w:rFonts w:ascii="Times New Roman" w:eastAsia="Times New Roman" w:hAnsi="Times New Roman" w:cs="Times New Roman"/>
-          <w:sz w:val="28"/>
-          <w:szCs w:val="28"/>
-        </w:rPr>
-        <w:t>П</w:t>
-      </w:r>
-      <w:r>
-        <w:rPr>
-          <w:rFonts w:ascii="Times New Roman" w:eastAsia="Times New Roman" w:hAnsi="Times New Roman" w:cs="Times New Roman"/>
-          <w:sz w:val="28"/>
-          <w:szCs w:val="28"/>
-        </w:rPr>
-        <w:t xml:space="preserve">осле получения доступа он смог незаметно перемещаться внутри облачной инфраструктуры, изучая структуру хранилищ и извлекая ценные данные. Для сокрытия своей активности злоумышленник использовал шифрование и защищённые каналы связи, благодаря чему эксфильтрация более 440 ГБ данных осталась незамеченной на протяжении значительного времени. Также рассматривается связь с уязвимостью </w:t>
-      </w:r>
-      <w:r>
-        <w:rPr>
-          <w:rFonts w:ascii="Times New Roman" w:eastAsia="Times New Roman" w:hAnsi="Times New Roman" w:cs="Times New Roman"/>
-          <w:b/>
-          <w:sz w:val="28"/>
-          <w:szCs w:val="28"/>
-        </w:rPr>
-        <w:t>CVE-2024-55591</w:t>
-      </w:r>
-      <w:r>
-        <w:rPr>
-          <w:rFonts w:ascii="Times New Roman" w:eastAsia="Times New Roman" w:hAnsi="Times New Roman" w:cs="Times New Roman"/>
-          <w:sz w:val="28"/>
-          <w:szCs w:val="28"/>
-        </w:rPr>
-        <w:t>, позволяющей обходить аутентификацию и получать права супер-администратора через websocket-запросы.</w:t>
-      </w:r>
-    </w:p>
-    <w:p>
-      <w:pPr>
-        <w:spacing w:after="0" w:line="360" w:lineRule="auto"/>
-        <w:ind w:firstLine="851"/>
-        <w:jc w:val="both"/>
-        <w:rPr>
-          <w:rFonts w:ascii="Times New Roman" w:eastAsia="Times New Roman" w:hAnsi="Times New Roman" w:cs="Times New Roman"/>
-          <w:sz w:val="28"/>
-          <w:szCs w:val="28"/>
-        </w:rPr>
-      </w:pPr>
-      <w:r>
-        <w:rPr>
-          <w:rFonts w:ascii="Times New Roman" w:eastAsia="Times New Roman" w:hAnsi="Times New Roman" w:cs="Times New Roman"/>
-          <w:sz w:val="28"/>
-          <w:szCs w:val="28"/>
-        </w:rPr>
-        <w:t xml:space="preserve">В рамках инцидента можно выделить следующие техники из матрицы </w:t>
-      </w:r>
-      <w:r>
-        <w:rPr>
-          <w:rFonts w:ascii="Times New Roman" w:eastAsia="Times New Roman" w:hAnsi="Times New Roman" w:cs="Times New Roman"/>
-          <w:b/>
-          <w:sz w:val="28"/>
-          <w:szCs w:val="28"/>
-        </w:rPr>
-        <w:t>MITRE ATT&amp;CK</w:t>
-      </w:r>
-      <w:r>
-        <w:rPr>
-          <w:rFonts w:ascii="Times New Roman" w:eastAsia="Times New Roman" w:hAnsi="Times New Roman" w:cs="Times New Roman"/>
+          <w:bCs/>
+          <w:sz w:val="28"/>
+          <w:szCs w:val="28"/>
+        </w:rPr>
+        <w:t>Основные задачи проекта</w:t>
+      </w:r>
+      <w:r>
+        <w:rPr>
+          <w:rFonts w:ascii="Times New Roman" w:hAnsi="Times New Roman" w:cs="Times New Roman"/>
+          <w:sz w:val="28"/>
+          <w:szCs w:val="28"/>
+        </w:rPr>
+        <w:t xml:space="preserve"> включают разработку и развитие шести отдельных подпроектов</w:t>
+      </w:r>
+      <w:r>
+        <w:rPr>
+          <w:rFonts w:ascii="Times New Roman" w:hAnsi="Times New Roman" w:cs="Times New Roman"/>
           <w:sz w:val="28"/>
           <w:szCs w:val="28"/>
         </w:rPr>
         <w:t>:</w:t>
-      </w:r>
-    </w:p>
-    <w:p>
-      <w:pPr>
-        <w:spacing w:after="0" w:line="360" w:lineRule="auto"/>
-        <w:ind w:left="720" w:firstLine="131"/>
-        <w:jc w:val="both"/>
-        <w:rPr>
-          <w:rFonts w:ascii="Times New Roman" w:eastAsia="Times New Roman" w:hAnsi="Times New Roman" w:cs="Times New Roman"/>
-          <w:bCs/>
-          <w:sz w:val="28"/>
-          <w:szCs w:val="28"/>
-        </w:rPr>
-      </w:pPr>
-      <w:r>
-        <w:rPr>
-          <w:rFonts w:ascii="Times New Roman" w:eastAsia="Times New Roman" w:hAnsi="Times New Roman" w:cs="Times New Roman"/>
-          <w:b/>
-          <w:bCs/>
-          <w:sz w:val="28"/>
-          <w:szCs w:val="28"/>
-        </w:rPr>
-        <w:t>T1566.002 – Phishing: Spearphishing Link</w:t>
-      </w:r>
-      <w:r>
-        <w:rPr>
-          <w:rFonts w:ascii="Times New Roman" w:eastAsia="Times New Roman" w:hAnsi="Times New Roman" w:cs="Times New Roman"/>
-          <w:bCs/>
-          <w:sz w:val="28"/>
-          <w:szCs w:val="28"/>
-        </w:rPr>
-        <w:t xml:space="preserve"> (Фишинг с использованием</w:t>
-      </w:r>
-    </w:p>
-    <w:p>
-      <w:pPr>
-        <w:spacing w:after="0" w:line="360" w:lineRule="auto"/>
-        <w:ind w:firstLine="131"/>
-        <w:jc w:val="both"/>
-        <w:rPr>
-          <w:rFonts w:ascii="Times New Roman" w:eastAsia="Times New Roman" w:hAnsi="Times New Roman" w:cs="Times New Roman"/>
-          <w:sz w:val="28"/>
-          <w:szCs w:val="28"/>
-        </w:rPr>
-      </w:pPr>
-      <w:r>
-        <w:rPr>
-          <w:rFonts w:ascii="Times New Roman" w:eastAsia="Times New Roman" w:hAnsi="Times New Roman" w:cs="Times New Roman"/>
-          <w:bCs/>
-          <w:sz w:val="28"/>
-          <w:szCs w:val="28"/>
-        </w:rPr>
-        <w:t>вредоносных ссылок для получения доступа)</w:t>
-      </w:r>
-    </w:p>
-    <w:p>
-      <w:pPr>
-        <w:spacing w:after="0" w:line="360" w:lineRule="auto"/>
-        <w:ind w:firstLine="851"/>
-        <w:jc w:val="both"/>
-        <w:rPr>
-          <w:rFonts w:ascii="Times New Roman" w:eastAsia="Times New Roman" w:hAnsi="Times New Roman" w:cs="Times New Roman"/>
-          <w:sz w:val="28"/>
-          <w:szCs w:val="28"/>
-        </w:rPr>
-      </w:pPr>
-      <w:r>
-        <w:rPr>
-          <w:rFonts w:ascii="Times New Roman" w:eastAsia="Times New Roman" w:hAnsi="Times New Roman" w:cs="Times New Roman"/>
-          <w:b/>
-          <w:bCs/>
-          <w:sz w:val="28"/>
-          <w:szCs w:val="28"/>
-        </w:rPr>
-        <w:t xml:space="preserve">T1078.004 – Valid Accounts: Cloud Accounts </w:t>
-      </w:r>
-      <w:r>
-        <w:rPr>
-          <w:rFonts w:ascii="Times New Roman" w:eastAsia="Times New Roman" w:hAnsi="Times New Roman" w:cs="Times New Roman"/>
-          <w:bCs/>
-          <w:sz w:val="28"/>
-          <w:szCs w:val="28"/>
-        </w:rPr>
-        <w:t>(Использование действующих облачных учетных записей)</w:t>
-      </w:r>
-    </w:p>
-    <w:p>
-      <w:pPr>
-        <w:spacing w:after="0" w:line="360" w:lineRule="auto"/>
-        <w:ind w:firstLine="851"/>
-        <w:jc w:val="both"/>
-        <w:rPr>
-          <w:rFonts w:ascii="Times New Roman" w:eastAsia="Times New Roman" w:hAnsi="Times New Roman" w:cs="Times New Roman"/>
-          <w:sz w:val="28"/>
-          <w:szCs w:val="28"/>
-        </w:rPr>
-      </w:pPr>
-      <w:r>
-        <w:rPr>
-          <w:rFonts w:ascii="Times New Roman" w:eastAsia="Times New Roman" w:hAnsi="Times New Roman" w:cs="Times New Roman"/>
-          <w:b/>
-          <w:bCs/>
-          <w:sz w:val="28"/>
-          <w:szCs w:val="28"/>
-        </w:rPr>
-        <w:t xml:space="preserve">T1041 – Exfiltration Over C2 Channel </w:t>
-      </w:r>
-      <w:r>
-        <w:rPr>
-          <w:rFonts w:ascii="Times New Roman" w:eastAsia="Times New Roman" w:hAnsi="Times New Roman" w:cs="Times New Roman"/>
-          <w:bCs/>
-          <w:sz w:val="28"/>
-          <w:szCs w:val="28"/>
-        </w:rPr>
-        <w:t>(Эксфильтрация данных через защищённые каналы управления)</w:t>
-      </w:r>
-    </w:p>
-    <w:p>
-      <w:pPr>
-        <w:spacing w:after="0" w:line="360" w:lineRule="auto"/>
-        <w:ind w:firstLine="851"/>
-        <w:jc w:val="both"/>
-        <w:rPr>
-          <w:rFonts w:ascii="Times New Roman" w:eastAsia="Times New Roman" w:hAnsi="Times New Roman" w:cs="Times New Roman"/>
-          <w:sz w:val="28"/>
-          <w:szCs w:val="28"/>
-        </w:rPr>
-      </w:pPr>
-      <w:r>
-        <w:rPr>
-          <w:rFonts w:ascii="Times New Roman" w:eastAsia="Times New Roman" w:hAnsi="Times New Roman" w:cs="Times New Roman"/>
-          <w:b/>
-          <w:bCs/>
-          <w:sz w:val="28"/>
-          <w:szCs w:val="28"/>
-        </w:rPr>
-        <w:t>T1556.003</w:t>
-      </w:r>
-      <w:r>
-        <w:rPr>
-          <w:rFonts w:ascii="Times New Roman" w:eastAsia="Times New Roman" w:hAnsi="Times New Roman" w:cs="Times New Roman"/>
-          <w:sz w:val="28"/>
-          <w:szCs w:val="28"/>
-        </w:rPr>
-        <w:t xml:space="preserve"> – </w:t>
-      </w:r>
-      <w:r>
-        <w:rPr>
-          <w:rFonts w:ascii="Times New Roman" w:eastAsia="Times New Roman" w:hAnsi="Times New Roman" w:cs="Times New Roman"/>
-          <w:b/>
-          <w:sz w:val="28"/>
-          <w:szCs w:val="28"/>
-        </w:rPr>
-        <w:t>Modify Authentication Process: Network Device Authentication</w:t>
-      </w:r>
-      <w:r>
-        <w:rPr>
-          <w:rFonts w:ascii="Times New Roman" w:eastAsia="Times New Roman" w:hAnsi="Times New Roman" w:cs="Times New Roman"/>
-          <w:sz w:val="28"/>
-          <w:szCs w:val="28"/>
-        </w:rPr>
-        <w:t xml:space="preserve"> (Попытки обхода или изменения процесса аутентификации, особенно в облачной среде)</w:t>
-      </w:r>
-    </w:p>
-    <w:p>
-      <w:pPr>
-        <w:spacing w:after="0" w:line="360" w:lineRule="auto"/>
-        <w:ind w:firstLine="851"/>
-        <w:jc w:val="both"/>
-        <w:rPr>
-          <w:rFonts w:ascii="Times New Roman" w:eastAsia="Times New Roman" w:hAnsi="Times New Roman" w:cs="Times New Roman"/>
-          <w:sz w:val="28"/>
-          <w:szCs w:val="28"/>
-        </w:rPr>
-      </w:pPr>
-      <w:r>
-        <w:rPr>
-          <w:rFonts w:ascii="Times New Roman" w:eastAsia="Times New Roman" w:hAnsi="Times New Roman" w:cs="Times New Roman"/>
-          <w:sz w:val="28"/>
-          <w:szCs w:val="28"/>
-        </w:rPr>
-        <w:t xml:space="preserve">Таким образом, злоумышленники сочетали социальную инженерию, использование уязвимостей в облачной инфраструктуре и продвинутые </w:t>
-      </w:r>
-      <w:r>
-        <w:rPr>
-          <w:rFonts w:ascii="Times New Roman" w:eastAsia="Times New Roman" w:hAnsi="Times New Roman" w:cs="Times New Roman"/>
-          <w:sz w:val="28"/>
-          <w:szCs w:val="28"/>
-        </w:rPr>
-        <w:lastRenderedPageBreak/>
-        <w:t>методы эксфильтрации данных для достижения своих целей и уклонения от обнаружения.</w:t>
-      </w:r>
-    </w:p>
-    <w:p>
-      <w:pPr>
-        <w:spacing w:after="0" w:line="360" w:lineRule="auto"/>
-        <w:ind w:firstLine="851"/>
-        <w:jc w:val="both"/>
-        <w:rPr>
-          <w:rFonts w:ascii="Times New Roman" w:hAnsi="Times New Roman" w:cs="Times New Roman"/>
-          <w:b/>
-          <w:sz w:val="28"/>
-          <w:szCs w:val="28"/>
-        </w:rPr>
-      </w:pPr>
-      <w:bookmarkStart w:id="10" w:name="_Toc194846767"/>
-      <w:r>
-        <w:rPr>
-          <w:rFonts w:ascii="Times New Roman" w:hAnsi="Times New Roman" w:cs="Times New Roman"/>
-          <w:b/>
-          <w:sz w:val="28"/>
-          <w:szCs w:val="28"/>
-        </w:rPr>
-        <w:t>1.4 Последствия инцидента</w:t>
-      </w:r>
-      <w:bookmarkEnd w:id="10"/>
-    </w:p>
-    <w:p>
-      <w:pPr>
-        <w:spacing w:after="0" w:line="360" w:lineRule="auto"/>
-        <w:ind w:firstLine="851"/>
-        <w:jc w:val="both"/>
-        <w:rPr>
-          <w:rFonts w:ascii="Times New Roman" w:eastAsia="Times New Roman" w:hAnsi="Times New Roman" w:cs="Times New Roman"/>
-          <w:sz w:val="28"/>
-          <w:szCs w:val="28"/>
-        </w:rPr>
-      </w:pPr>
-      <w:r>
-        <w:rPr>
-          <w:rFonts w:ascii="Times New Roman" w:eastAsia="Times New Roman" w:hAnsi="Times New Roman" w:cs="Times New Roman"/>
-          <w:sz w:val="28"/>
-          <w:szCs w:val="28"/>
-        </w:rPr>
-        <w:t>В результате кибератаки на компанию Fortinet произошла утечка конфиденциальных данных, включая внутренние документы, а также данные клиентов и сотрудников. Инцидент нарушил нормальное функционирование ряда сервисов компании, что привело к временному снижению производительности и усиленному мониторингу системы. Несмотря на минимальное воздействие на клиентскую базу (менее 0,3%), утечка данных значительно повлияла на репутацию компании, специализирующейся на кибербезопасности. Это также привело к значительным финансовым потерям, включая расходы на расследование инцидента, усиление защиты и восстановление утраченных данных</w:t>
-      </w:r>
-      <w:r>
-        <w:rPr>
-          <w:rFonts w:ascii="Times New Roman" w:eastAsia="Times New Roman" w:hAnsi="Times New Roman" w:cs="Times New Roman"/>
-          <w:sz w:val="28"/>
-          <w:szCs w:val="28"/>
-        </w:rPr>
-        <w:t>.</w:t>
-      </w:r>
-    </w:p>
-    <w:p>
-      <w:pPr>
-        <w:spacing w:after="0" w:line="360" w:lineRule="auto"/>
-        <w:ind w:firstLine="851"/>
-        <w:jc w:val="both"/>
-        <w:rPr>
-          <w:rFonts w:ascii="Times New Roman" w:hAnsi="Times New Roman" w:cs="Times New Roman"/>
-          <w:b/>
-          <w:sz w:val="28"/>
-          <w:szCs w:val="28"/>
-        </w:rPr>
-      </w:pPr>
-      <w:bookmarkStart w:id="11" w:name="_Toc194846768"/>
-      <w:r>
-        <w:rPr>
-          <w:rFonts w:ascii="Times New Roman" w:hAnsi="Times New Roman" w:cs="Times New Roman"/>
-          <w:b/>
-          <w:sz w:val="28"/>
-          <w:szCs w:val="28"/>
-        </w:rPr>
-        <w:t>1.5 Анализ применённых мер защиты и выводы</w:t>
-      </w:r>
-      <w:bookmarkEnd w:id="11"/>
-    </w:p>
-    <w:p>
-      <w:pPr>
-        <w:spacing w:after="0" w:line="360" w:lineRule="auto"/>
-        <w:ind w:firstLine="851"/>
-        <w:jc w:val="both"/>
-        <w:rPr>
-          <w:rFonts w:ascii="Times New Roman" w:eastAsia="Times New Roman" w:hAnsi="Times New Roman" w:cs="Times New Roman"/>
-          <w:sz w:val="28"/>
-          <w:szCs w:val="28"/>
-        </w:rPr>
-      </w:pPr>
-      <w:r>
-        <w:rPr>
-          <w:rFonts w:ascii="Times New Roman" w:eastAsia="Times New Roman" w:hAnsi="Times New Roman" w:cs="Times New Roman"/>
-          <w:sz w:val="28"/>
-          <w:szCs w:val="28"/>
-        </w:rPr>
-        <w:t>В ответ на инцидент руководство Fortinet предприняло ряд шагов для восстановления работоспособности системы. Были проведены обновления уязвимых компонентов серверных приложений, усилены меры защиты, а также проведён детализированный аудит безопасности всех внутренних сервисов. В дополнение к этому, компания внедрила многофакторную аутентификацию на ключевых системах для повышения уровня защиты и предотвращения подобных инцидентов в будущем.</w:t>
-      </w:r>
-    </w:p>
-    <w:p>
-      <w:pPr>
-        <w:spacing w:after="0" w:line="360" w:lineRule="auto"/>
-        <w:ind w:firstLine="851"/>
-        <w:jc w:val="both"/>
-        <w:rPr>
-          <w:rFonts w:ascii="Times New Roman" w:eastAsia="Times New Roman" w:hAnsi="Times New Roman" w:cs="Times New Roman"/>
-          <w:sz w:val="28"/>
-          <w:szCs w:val="28"/>
-        </w:rPr>
-      </w:pPr>
-      <w:r>
-        <w:rPr>
-          <w:rFonts w:ascii="Times New Roman" w:eastAsia="Times New Roman" w:hAnsi="Times New Roman" w:cs="Times New Roman"/>
-          <w:sz w:val="28"/>
-          <w:szCs w:val="28"/>
-        </w:rPr>
-        <w:t>На текущий момент нет информации о задержании злоумышленников, причастных к атаке на Fortinet в сентябре 2024 года. Ответственность за инцидент взяла на себя хакерская группа, известная как Fortibitch, которая действует под маской анонимности. Мотивы нападения, скорее всего, были связаны с попыткой подорвать доверие к Fortinet как ведущему поставщику решений в области кибербезопасности и показать уязвимости даже в компаниях, специализирующихся на защите от кибератак.</w:t>
-      </w:r>
-    </w:p>
-    <w:p>
-      <w:pPr>
-        <w:spacing w:after="0" w:line="360" w:lineRule="auto"/>
-        <w:ind w:firstLine="851"/>
-        <w:jc w:val="both"/>
-        <w:rPr>
-          <w:rFonts w:ascii="Times New Roman" w:eastAsia="Times New Roman" w:hAnsi="Times New Roman" w:cs="Times New Roman"/>
-          <w:sz w:val="28"/>
-          <w:szCs w:val="28"/>
-        </w:rPr>
-      </w:pPr>
-      <w:r>
-        <w:rPr>
-          <w:rFonts w:ascii="Times New Roman" w:eastAsia="Times New Roman" w:hAnsi="Times New Roman" w:cs="Times New Roman"/>
-          <w:sz w:val="28"/>
-          <w:szCs w:val="28"/>
-        </w:rPr>
-        <w:t xml:space="preserve">Как и в большинстве подобных случаев, хакеры действуют анонимно, что затрудняет их идентификацию и задержание. Процесс расследования </w:t>
-      </w:r>
-      <w:r>
-        <w:rPr>
-          <w:rFonts w:ascii="Times New Roman" w:eastAsia="Times New Roman" w:hAnsi="Times New Roman" w:cs="Times New Roman"/>
-          <w:sz w:val="28"/>
-          <w:szCs w:val="28"/>
-        </w:rPr>
-        <w:lastRenderedPageBreak/>
-        <w:t>инцидента может занять значительное время, в зависимости от уровня сложности технического анализа и степени международного сотрудничества правоохранительных органов</w:t>
-      </w:r>
-      <w:r>
-        <w:rPr>
-          <w:rFonts w:ascii="Times New Roman" w:eastAsia="Times New Roman" w:hAnsi="Times New Roman" w:cs="Times New Roman"/>
-          <w:sz w:val="28"/>
-          <w:szCs w:val="28"/>
-        </w:rPr>
-        <w:t>.</w:t>
-      </w:r>
-    </w:p>
-    <w:p>
-      <w:pPr>
-        <w:pStyle w:val="3"/>
-        <w:spacing w:line="360" w:lineRule="auto"/>
-        <w:jc w:val="center"/>
-        <w:rPr>
-          <w:rFonts w:ascii="Times New Roman" w:hAnsi="Times New Roman" w:cs="Times New Roman"/>
-          <w:b/>
-          <w:color w:val="auto"/>
-          <w:sz w:val="28"/>
-          <w:szCs w:val="28"/>
-        </w:rPr>
-      </w:pPr>
-      <w:bookmarkStart w:id="12" w:name="_Toc197908760"/>
-      <w:bookmarkStart w:id="13" w:name="_Toc197965272"/>
-      <w:r>
-        <w:rPr>
-          <w:rFonts w:ascii="Times New Roman" w:hAnsi="Times New Roman" w:cs="Times New Roman"/>
-          <w:b/>
-          <w:color w:val="auto"/>
-          <w:sz w:val="28"/>
-          <w:szCs w:val="28"/>
-        </w:rPr>
-        <w:t>Базовая часть: создание простого веб-сайта</w:t>
-      </w:r>
-      <w:bookmarkEnd w:id="12"/>
-      <w:bookmarkEnd w:id="13"/>
-    </w:p>
-    <w:p>
-      <w:pPr>
-        <w:spacing w:after="0" w:line="360" w:lineRule="auto"/>
-        <w:ind w:firstLine="851"/>
-        <w:jc w:val="both"/>
-        <w:rPr>
-          <w:rFonts w:ascii="Times New Roman" w:eastAsiaTheme="majorEastAsia" w:hAnsi="Times New Roman" w:cs="Times New Roman"/>
-          <w:b/>
-          <w:sz w:val="28"/>
-          <w:szCs w:val="28"/>
-        </w:rPr>
-      </w:pPr>
-      <w:r>
-        <w:rPr>
-          <w:rFonts w:ascii="Times New Roman" w:hAnsi="Times New Roman" w:cs="Times New Roman"/>
-          <w:b/>
-          <w:sz w:val="28"/>
-          <w:szCs w:val="28"/>
-        </w:rPr>
-        <w:t>1. Общая информация о проекте</w:t>
       </w:r>
     </w:p>
     <w:p>
@@ -2539,30 +1603,29 @@
           <w:ilvl w:val="0"/>
           <w:numId w:val="9"/>
         </w:numPr>
-        <w:spacing w:after="0" w:line="360" w:lineRule="auto"/>
-        <w:ind w:hanging="357"/>
-        <w:rPr>
-          <w:rFonts w:ascii="Times New Roman" w:hAnsi="Times New Roman" w:cs="Times New Roman"/>
-          <w:sz w:val="28"/>
-          <w:szCs w:val="28"/>
-        </w:rPr>
-      </w:pPr>
-      <w:r>
-        <w:rPr>
-          <w:rStyle w:val="a4"/>
-          <w:rFonts w:ascii="Times New Roman" w:hAnsi="Times New Roman" w:cs="Times New Roman"/>
-          <w:sz w:val="28"/>
-          <w:szCs w:val="28"/>
-        </w:rPr>
-        <w:t>Название проекта:</w:t>
-      </w:r>
-      <w:r>
-        <w:rPr>
-          <w:rFonts w:ascii="Times New Roman" w:hAnsi="Times New Roman" w:cs="Times New Roman"/>
-          <w:sz w:val="28"/>
-          <w:szCs w:val="28"/>
-        </w:rPr>
-        <w:t xml:space="preserve"> Разработка учебного информационного веб-сайта на тему «ИТ-сервисы для Цифрового университета»</w:t>
+        <w:spacing w:line="360" w:lineRule="auto"/>
+        <w:jc w:val="both"/>
+        <w:rPr>
+          <w:rFonts w:ascii="Times New Roman" w:hAnsi="Times New Roman" w:cs="Times New Roman"/>
+          <w:sz w:val="28"/>
+          <w:szCs w:val="28"/>
+        </w:rPr>
+      </w:pPr>
+      <w:r>
+        <w:rPr>
+          <w:rFonts w:ascii="Times New Roman" w:hAnsi="Times New Roman" w:cs="Times New Roman"/>
+          <w:sz w:val="28"/>
+          <w:szCs w:val="28"/>
+        </w:rPr>
+        <w:t>Л</w:t>
+      </w:r>
+      <w:r>
+        <w:rPr>
+          <w:rFonts w:ascii="Times New Roman" w:hAnsi="Times New Roman" w:cs="Times New Roman"/>
+          <w:sz w:val="28"/>
+          <w:szCs w:val="28"/>
+        </w:rPr>
+        <w:t>ичный кабинет Московского политеха;</w:t>
       </w:r>
     </w:p>
     <w:p>
@@ -2571,157 +1634,381 @@
           <w:ilvl w:val="0"/>
           <w:numId w:val="9"/>
         </w:numPr>
-        <w:spacing w:after="0" w:line="360" w:lineRule="auto"/>
-        <w:ind w:hanging="357"/>
-        <w:rPr>
-          <w:rFonts w:ascii="Times New Roman" w:hAnsi="Times New Roman" w:cs="Times New Roman"/>
-          <w:sz w:val="28"/>
-          <w:szCs w:val="28"/>
-        </w:rPr>
-      </w:pPr>
-      <w:r>
-        <w:rPr>
-          <w:rStyle w:val="a4"/>
-          <w:rFonts w:ascii="Times New Roman" w:hAnsi="Times New Roman" w:cs="Times New Roman"/>
-          <w:sz w:val="28"/>
-          <w:szCs w:val="28"/>
-        </w:rPr>
-        <w:t>Цели и задачи проекта:</w:t>
-      </w:r>
-      <w:r>
-        <w:rPr>
-          <w:rFonts w:ascii="Times New Roman" w:hAnsi="Times New Roman" w:cs="Times New Roman"/>
-          <w:sz w:val="28"/>
-          <w:szCs w:val="28"/>
-        </w:rPr>
-        <w:br/>
-      </w:r>
-      <w:r>
-        <w:rPr>
-          <w:rStyle w:val="a4"/>
-          <w:rFonts w:ascii="Times New Roman" w:hAnsi="Times New Roman" w:cs="Times New Roman"/>
-          <w:sz w:val="28"/>
-          <w:szCs w:val="28"/>
-        </w:rPr>
-        <w:t>Цель:</w:t>
-      </w:r>
-      <w:r>
-        <w:rPr>
-          <w:rFonts w:ascii="Times New Roman" w:hAnsi="Times New Roman" w:cs="Times New Roman"/>
-          <w:sz w:val="28"/>
-          <w:szCs w:val="28"/>
-        </w:rPr>
-        <w:t xml:space="preserve"> Получение практических навыков в области веб-разработки и визуализации цифровых образовательных сервисов.</w:t>
-      </w:r>
-      <w:r>
-        <w:rPr>
-          <w:rFonts w:ascii="Times New Roman" w:hAnsi="Times New Roman" w:cs="Times New Roman"/>
-          <w:sz w:val="28"/>
-          <w:szCs w:val="28"/>
-        </w:rPr>
-        <w:br/>
-      </w:r>
-      <w:r>
-        <w:rPr>
-          <w:rStyle w:val="a4"/>
-          <w:rFonts w:ascii="Times New Roman" w:hAnsi="Times New Roman" w:cs="Times New Roman"/>
-          <w:sz w:val="28"/>
-          <w:szCs w:val="28"/>
-        </w:rPr>
-        <w:t>Задачи:</w:t>
+        <w:spacing w:line="360" w:lineRule="auto"/>
+        <w:jc w:val="both"/>
+        <w:rPr>
+          <w:rFonts w:ascii="Times New Roman" w:hAnsi="Times New Roman" w:cs="Times New Roman"/>
+          <w:sz w:val="28"/>
+          <w:szCs w:val="28"/>
+        </w:rPr>
+      </w:pPr>
+      <w:r>
+        <w:rPr>
+          <w:rFonts w:ascii="Times New Roman" w:hAnsi="Times New Roman" w:cs="Times New Roman"/>
+          <w:sz w:val="28"/>
+          <w:szCs w:val="28"/>
+        </w:rPr>
+        <w:t>Мо</w:t>
+      </w:r>
+      <w:r>
+        <w:rPr>
+          <w:rFonts w:ascii="Times New Roman" w:hAnsi="Times New Roman" w:cs="Times New Roman"/>
+          <w:sz w:val="28"/>
+          <w:szCs w:val="28"/>
+        </w:rPr>
+        <w:t>бильное приложение личного кабинета на базе Android;</w:t>
       </w:r>
     </w:p>
     <w:p>
       <w:pPr>
         <w:numPr>
-          <w:ilvl w:val="1"/>
+          <w:ilvl w:val="0"/>
           <w:numId w:val="9"/>
         </w:numPr>
-        <w:spacing w:after="0" w:line="360" w:lineRule="auto"/>
-        <w:ind w:hanging="357"/>
-        <w:rPr>
-          <w:rFonts w:ascii="Times New Roman" w:hAnsi="Times New Roman" w:cs="Times New Roman"/>
-          <w:sz w:val="28"/>
-          <w:szCs w:val="28"/>
-        </w:rPr>
-      </w:pPr>
-      <w:r>
-        <w:rPr>
-          <w:rFonts w:ascii="Times New Roman" w:hAnsi="Times New Roman" w:cs="Times New Roman"/>
-          <w:sz w:val="28"/>
-          <w:szCs w:val="28"/>
-        </w:rPr>
-        <w:t>Изучить структуру и содержание университетского проекта «ИТ-сервисы для Цифрового университета»;</w:t>
+        <w:spacing w:line="360" w:lineRule="auto"/>
+        <w:jc w:val="both"/>
+        <w:rPr>
+          <w:rFonts w:ascii="Times New Roman" w:hAnsi="Times New Roman" w:cs="Times New Roman"/>
+          <w:sz w:val="28"/>
+          <w:szCs w:val="28"/>
+        </w:rPr>
+      </w:pPr>
+      <w:r>
+        <w:rPr>
+          <w:rFonts w:ascii="Times New Roman" w:hAnsi="Times New Roman" w:cs="Times New Roman"/>
+          <w:sz w:val="28"/>
+          <w:szCs w:val="28"/>
+        </w:rPr>
+        <w:t>М</w:t>
+      </w:r>
+      <w:r>
+        <w:rPr>
+          <w:rFonts w:ascii="Times New Roman" w:hAnsi="Times New Roman" w:cs="Times New Roman"/>
+          <w:sz w:val="28"/>
+          <w:szCs w:val="28"/>
+        </w:rPr>
+        <w:t>обильное приложение личного кабинета на базе IOS;</w:t>
       </w:r>
     </w:p>
     <w:p>
       <w:pPr>
         <w:numPr>
-          <w:ilvl w:val="1"/>
+          <w:ilvl w:val="0"/>
           <w:numId w:val="9"/>
         </w:numPr>
-        <w:spacing w:after="0" w:line="360" w:lineRule="auto"/>
-        <w:ind w:hanging="357"/>
-        <w:rPr>
-          <w:rFonts w:ascii="Times New Roman" w:hAnsi="Times New Roman" w:cs="Times New Roman"/>
-          <w:sz w:val="28"/>
-          <w:szCs w:val="28"/>
-        </w:rPr>
-      </w:pPr>
-      <w:r>
-        <w:rPr>
-          <w:rFonts w:ascii="Times New Roman" w:hAnsi="Times New Roman" w:cs="Times New Roman"/>
-          <w:sz w:val="28"/>
-          <w:szCs w:val="28"/>
-        </w:rPr>
-        <w:t>Ознакомиться с концепцией личного кабинета обучающегося;</w:t>
+        <w:spacing w:line="360" w:lineRule="auto"/>
+        <w:jc w:val="both"/>
+        <w:rPr>
+          <w:rFonts w:ascii="Times New Roman" w:hAnsi="Times New Roman" w:cs="Times New Roman"/>
+          <w:sz w:val="28"/>
+          <w:szCs w:val="28"/>
+        </w:rPr>
+      </w:pPr>
+      <w:r>
+        <w:rPr>
+          <w:rFonts w:ascii="Times New Roman" w:hAnsi="Times New Roman" w:cs="Times New Roman"/>
+          <w:sz w:val="28"/>
+          <w:szCs w:val="28"/>
+        </w:rPr>
+        <w:t>С</w:t>
+      </w:r>
+      <w:r>
+        <w:rPr>
+          <w:rFonts w:ascii="Times New Roman" w:hAnsi="Times New Roman" w:cs="Times New Roman"/>
+          <w:sz w:val="28"/>
+          <w:szCs w:val="28"/>
+        </w:rPr>
+        <w:t>ервис визуализации данных контакт-центра Московского политеха на базе Grafana;</w:t>
       </w:r>
     </w:p>
     <w:p>
       <w:pPr>
         <w:numPr>
-          <w:ilvl w:val="1"/>
+          <w:ilvl w:val="0"/>
           <w:numId w:val="9"/>
         </w:numPr>
-        <w:spacing w:after="0" w:line="360" w:lineRule="auto"/>
-        <w:ind w:hanging="357"/>
-        <w:rPr>
-          <w:rFonts w:ascii="Times New Roman" w:hAnsi="Times New Roman" w:cs="Times New Roman"/>
-          <w:sz w:val="28"/>
-          <w:szCs w:val="28"/>
-        </w:rPr>
-      </w:pPr>
-      <w:r>
-        <w:rPr>
-          <w:rFonts w:ascii="Times New Roman" w:hAnsi="Times New Roman" w:cs="Times New Roman"/>
-          <w:sz w:val="28"/>
-          <w:szCs w:val="28"/>
-        </w:rPr>
-        <w:t>Разработать простой статический веб-сайт с тематическим интерфейсом;</w:t>
+        <w:spacing w:line="360" w:lineRule="auto"/>
+        <w:jc w:val="both"/>
+        <w:rPr>
+          <w:rFonts w:ascii="Times New Roman" w:hAnsi="Times New Roman" w:cs="Times New Roman"/>
+          <w:sz w:val="28"/>
+          <w:szCs w:val="28"/>
+        </w:rPr>
+      </w:pPr>
+      <w:r>
+        <w:rPr>
+          <w:rFonts w:ascii="Times New Roman" w:hAnsi="Times New Roman" w:cs="Times New Roman"/>
+          <w:sz w:val="28"/>
+          <w:szCs w:val="28"/>
+        </w:rPr>
+        <w:t>«Политайм»;</w:t>
       </w:r>
     </w:p>
     <w:p>
       <w:pPr>
         <w:numPr>
-          <w:ilvl w:val="1"/>
+          <w:ilvl w:val="0"/>
           <w:numId w:val="9"/>
         </w:numPr>
+        <w:spacing w:line="360" w:lineRule="auto"/>
+        <w:jc w:val="both"/>
+        <w:rPr>
+          <w:rFonts w:ascii="Times New Roman" w:hAnsi="Times New Roman" w:cs="Times New Roman"/>
+          <w:sz w:val="28"/>
+          <w:szCs w:val="28"/>
+        </w:rPr>
+      </w:pPr>
+      <w:r>
+        <w:rPr>
+          <w:rFonts w:ascii="Times New Roman" w:hAnsi="Times New Roman" w:cs="Times New Roman"/>
+          <w:sz w:val="28"/>
+          <w:szCs w:val="28"/>
+        </w:rPr>
+        <w:t>С</w:t>
+      </w:r>
+      <w:r>
+        <w:rPr>
+          <w:rFonts w:ascii="Times New Roman" w:hAnsi="Times New Roman" w:cs="Times New Roman"/>
+          <w:sz w:val="28"/>
+          <w:szCs w:val="28"/>
+        </w:rPr>
+        <w:t>истема парсинга и анализа данных.</w:t>
+      </w:r>
+    </w:p>
+    <w:p>
+      <w:pPr>
+        <w:spacing w:line="360" w:lineRule="auto"/>
+        <w:jc w:val="both"/>
+        <w:rPr>
+          <w:rFonts w:ascii="Times New Roman" w:hAnsi="Times New Roman" w:cs="Times New Roman"/>
+          <w:sz w:val="28"/>
+          <w:szCs w:val="28"/>
+        </w:rPr>
+      </w:pPr>
+    </w:p>
+    <w:p>
+      <w:pPr>
+        <w:pStyle w:val="2"/>
+      </w:pPr>
+      <w:bookmarkStart w:id="3" w:name="_Toc198150199"/>
+      <w:r>
+        <w:lastRenderedPageBreak/>
+        <w:t>2. Общая характеристика деятельности</w:t>
+      </w:r>
+      <w:r>
+        <w:t xml:space="preserve"> организации</w:t>
+      </w:r>
+      <w:bookmarkEnd w:id="3"/>
+    </w:p>
+    <w:p>
+      <w:pPr>
+        <w:spacing w:before="100" w:beforeAutospacing="1" w:after="100" w:afterAutospacing="1" w:line="360" w:lineRule="auto"/>
+        <w:ind w:firstLine="851"/>
+        <w:jc w:val="both"/>
+        <w:rPr>
+          <w:rFonts w:ascii="Times New Roman" w:hAnsi="Times New Roman" w:cs="Times New Roman"/>
+          <w:sz w:val="28"/>
+          <w:szCs w:val="28"/>
+        </w:rPr>
+      </w:pPr>
+      <w:r>
+        <w:rPr>
+          <w:rStyle w:val="a4"/>
+          <w:rFonts w:ascii="Times New Roman" w:hAnsi="Times New Roman" w:cs="Times New Roman"/>
+          <w:sz w:val="28"/>
+          <w:szCs w:val="28"/>
+        </w:rPr>
+        <w:t>Наименование заказчика:</w:t>
+      </w:r>
+      <w:r>
+        <w:rPr>
+          <w:rFonts w:ascii="Times New Roman" w:hAnsi="Times New Roman" w:cs="Times New Roman"/>
+          <w:sz w:val="28"/>
+          <w:szCs w:val="28"/>
+        </w:rPr>
+        <w:t xml:space="preserve"> </w:t>
+      </w:r>
+      <w:r>
+        <w:rPr>
+          <w:rFonts w:ascii="Times New Roman" w:hAnsi="Times New Roman" w:cs="Times New Roman"/>
+          <w:sz w:val="28"/>
+          <w:szCs w:val="28"/>
+        </w:rPr>
+        <w:t>Федеральное государственное автономное образовательное учреждение высшего образования «Московский политехнический университет» (Московский Политех).</w:t>
+      </w:r>
+    </w:p>
+    <w:p>
+      <w:pPr>
+        <w:spacing w:before="100" w:beforeAutospacing="1" w:after="100" w:afterAutospacing="1" w:line="360" w:lineRule="auto"/>
+        <w:ind w:firstLine="851"/>
+        <w:jc w:val="both"/>
+        <w:rPr>
+          <w:rFonts w:ascii="Times New Roman" w:hAnsi="Times New Roman" w:cs="Times New Roman"/>
+          <w:sz w:val="28"/>
+          <w:szCs w:val="28"/>
+        </w:rPr>
+      </w:pPr>
+      <w:r>
+        <w:rPr>
+          <w:rStyle w:val="a4"/>
+          <w:rFonts w:ascii="Times New Roman" w:hAnsi="Times New Roman" w:cs="Times New Roman"/>
+          <w:sz w:val="28"/>
+          <w:szCs w:val="28"/>
+        </w:rPr>
+        <w:t>Организационная структура:</w:t>
+      </w:r>
+      <w:r>
+        <w:rPr>
+          <w:rFonts w:ascii="Times New Roman" w:hAnsi="Times New Roman" w:cs="Times New Roman"/>
+          <w:sz w:val="28"/>
+          <w:szCs w:val="28"/>
+        </w:rPr>
+        <w:t xml:space="preserve"> </w:t>
+      </w:r>
+      <w:r>
+        <w:rPr>
+          <w:rFonts w:ascii="Times New Roman" w:hAnsi="Times New Roman" w:cs="Times New Roman"/>
+          <w:sz w:val="28"/>
+          <w:szCs w:val="28"/>
+        </w:rPr>
+        <w:t>Московский Политех представляет собой крупный многопрофильный университет, включающий в себя различные институты, факультеты и кафедры. В структуру университета входит Факультет информационных технологий, в рамках которого работает кафедра «Информационная безопасность» — заказчик и куратор проектной практики. Практика студента проходила под научным руководством преподавателя кафедры и была организована в формате проектной работы с техническим и исследовате</w:t>
+      </w:r>
+      <w:r>
+        <w:rPr>
+          <w:rFonts w:ascii="Times New Roman" w:hAnsi="Times New Roman" w:cs="Times New Roman"/>
+          <w:sz w:val="28"/>
+          <w:szCs w:val="28"/>
+        </w:rPr>
+        <w:t>льским уклоном</w:t>
+      </w:r>
+      <w:r>
+        <w:rPr>
+          <w:rFonts w:ascii="Times New Roman" w:hAnsi="Times New Roman" w:cs="Times New Roman"/>
+          <w:sz w:val="28"/>
+          <w:szCs w:val="28"/>
+        </w:rPr>
+        <w:t>.</w:t>
+      </w:r>
+    </w:p>
+    <w:p>
+      <w:pPr>
+        <w:spacing w:before="100" w:beforeAutospacing="1" w:after="100" w:afterAutospacing="1" w:line="360" w:lineRule="auto"/>
+        <w:ind w:firstLine="851"/>
+        <w:jc w:val="both"/>
+        <w:rPr>
+          <w:rFonts w:ascii="Times New Roman" w:hAnsi="Times New Roman" w:cs="Times New Roman"/>
+          <w:bCs/>
+          <w:sz w:val="28"/>
+          <w:szCs w:val="28"/>
+        </w:rPr>
+      </w:pPr>
+      <w:r>
+        <w:rPr>
+          <w:rFonts w:ascii="Times New Roman" w:hAnsi="Times New Roman" w:cs="Times New Roman"/>
+          <w:b/>
+          <w:bCs/>
+          <w:sz w:val="28"/>
+          <w:szCs w:val="28"/>
+        </w:rPr>
+        <w:t xml:space="preserve">Описание деятельности: </w:t>
+      </w:r>
+      <w:r>
+        <w:rPr>
+          <w:rFonts w:ascii="Times New Roman" w:hAnsi="Times New Roman" w:cs="Times New Roman"/>
+          <w:bCs/>
+          <w:sz w:val="28"/>
+          <w:szCs w:val="28"/>
+        </w:rPr>
+        <w:t>Московский Политех активно осуществляет подготовку специалистов в сферах информационных технологий, информационной безопасности и смежных направлениях. Учебный процесс ориентирован на развитие веб-технологий, создание и модернизацию внутренних сервисов вуза, а также разработку мобильных приложений для платформ Android и iOS.</w:t>
+      </w:r>
+    </w:p>
+    <w:p>
+      <w:pPr>
+        <w:spacing w:before="100" w:beforeAutospacing="1" w:after="100" w:afterAutospacing="1" w:line="360" w:lineRule="auto"/>
+        <w:ind w:firstLine="851"/>
+        <w:jc w:val="both"/>
+        <w:rPr>
+          <w:rFonts w:ascii="Times New Roman" w:hAnsi="Times New Roman" w:cs="Times New Roman"/>
+          <w:bCs/>
+          <w:sz w:val="28"/>
+          <w:szCs w:val="28"/>
+        </w:rPr>
+      </w:pPr>
+      <w:r>
+        <w:rPr>
+          <w:rFonts w:ascii="Times New Roman" w:hAnsi="Times New Roman" w:cs="Times New Roman"/>
+          <w:bCs/>
+          <w:sz w:val="28"/>
+          <w:szCs w:val="28"/>
+        </w:rPr>
+        <w:t>В рамках текущей практики кафедра выступила заказчиком проекта «ИТ-сервисы для Цифрового университета», предоставив техническое задание на создание мобильного приложения личного кабинета для Android и iOS — “Политайм”, системы визуализации данных контакт-центра Московского Политеха на основе Grafana, а также личного кабинета и платформы для парсинга и анализа данных.</w:t>
+      </w:r>
+    </w:p>
+    <w:p>
+      <w:pPr>
+        <w:spacing w:before="100" w:beforeAutospacing="1" w:after="100" w:afterAutospacing="1" w:line="360" w:lineRule="auto"/>
+        <w:ind w:firstLine="851"/>
+        <w:jc w:val="both"/>
+        <w:rPr>
+          <w:rFonts w:ascii="Times New Roman" w:hAnsi="Times New Roman" w:cs="Times New Roman"/>
+          <w:bCs/>
+          <w:sz w:val="28"/>
+          <w:szCs w:val="28"/>
+        </w:rPr>
+      </w:pPr>
+      <w:r>
+        <w:rPr>
+          <w:rFonts w:ascii="Times New Roman" w:hAnsi="Times New Roman" w:cs="Times New Roman"/>
+          <w:bCs/>
+          <w:sz w:val="28"/>
+          <w:szCs w:val="28"/>
+        </w:rPr>
+        <w:t xml:space="preserve">Кроме того, в ходе практики студент принимал участие в выездных мероприятиях и взаимодействовал с профессиональным сообществом, включая специалистов компании R-Vision. Таким образом, кафедра </w:t>
+      </w:r>
+      <w:r>
+        <w:rPr>
+          <w:rFonts w:ascii="Times New Roman" w:hAnsi="Times New Roman" w:cs="Times New Roman"/>
+          <w:bCs/>
+          <w:sz w:val="28"/>
+          <w:szCs w:val="28"/>
+        </w:rPr>
+        <w:lastRenderedPageBreak/>
+        <w:t>Московского Политеха не только обеспечила методическое сопровождение выполнения проектной работы, но и проявила заинтересованность в дальнейшем использовании и внедрении полученных результатов в образовательный процесс для подготовки будущих специалистов.</w:t>
+      </w:r>
+    </w:p>
+    <w:p>
+      <w:pPr>
+        <w:pStyle w:val="2"/>
+      </w:pPr>
+      <w:bookmarkStart w:id="4" w:name="_Toc198150200"/>
+      <w:r>
+        <w:t>3. Описание задания по проектной практике</w:t>
+      </w:r>
+      <w:bookmarkEnd w:id="4"/>
+    </w:p>
+    <w:p>
+      <w:pPr>
         <w:spacing w:after="0" w:line="360" w:lineRule="auto"/>
-        <w:ind w:hanging="357"/>
-        <w:rPr>
-          <w:rFonts w:ascii="Times New Roman" w:hAnsi="Times New Roman" w:cs="Times New Roman"/>
-          <w:sz w:val="28"/>
-          <w:szCs w:val="28"/>
-        </w:rPr>
-      </w:pPr>
-      <w:r>
-        <w:rPr>
-          <w:rFonts w:ascii="Times New Roman" w:hAnsi="Times New Roman" w:cs="Times New Roman"/>
-          <w:sz w:val="28"/>
-          <w:szCs w:val="28"/>
-        </w:rPr>
-        <w:t>Представить структуру проекта в визуально понятной форме.</w:t>
-      </w:r>
+        <w:ind w:firstLine="851"/>
+        <w:jc w:val="center"/>
+        <w:rPr>
+          <w:rFonts w:ascii="Times New Roman" w:hAnsi="Times New Roman" w:cs="Times New Roman"/>
+          <w:b/>
+          <w:sz w:val="28"/>
+          <w:szCs w:val="28"/>
+        </w:rPr>
+      </w:pPr>
+      <w:bookmarkStart w:id="5" w:name="_Toc198057276"/>
+      <w:r>
+        <w:rPr>
+          <w:rFonts w:ascii="Times New Roman" w:hAnsi="Times New Roman" w:cs="Times New Roman"/>
+          <w:b/>
+          <w:sz w:val="28"/>
+          <w:szCs w:val="28"/>
+        </w:rPr>
+        <w:t>Базовая часть: создание простого веб-сайта</w:t>
+      </w:r>
+      <w:bookmarkEnd w:id="5"/>
     </w:p>
     <w:p>
       <w:pPr>
@@ -2730,124 +2017,28 @@
         <w:jc w:val="both"/>
         <w:rPr>
           <w:rFonts w:ascii="Times New Roman" w:hAnsi="Times New Roman" w:cs="Times New Roman"/>
-          <w:b/>
-          <w:sz w:val="28"/>
-          <w:szCs w:val="28"/>
-        </w:rPr>
-      </w:pPr>
-      <w:r>
-        <w:rPr>
-          <w:rFonts w:ascii="Times New Roman" w:hAnsi="Times New Roman" w:cs="Times New Roman"/>
-          <w:b/>
-          <w:sz w:val="28"/>
-          <w:szCs w:val="28"/>
-        </w:rPr>
-        <w:t>2. Общая характеристика деятельности организации (заказчика проекта)</w:t>
-      </w:r>
-    </w:p>
-    <w:p>
-      <w:pPr>
-        <w:numPr>
-          <w:ilvl w:val="0"/>
-          <w:numId w:val="10"/>
-        </w:numPr>
-        <w:spacing w:before="100" w:beforeAutospacing="1" w:after="100" w:afterAutospacing="1" w:line="360" w:lineRule="auto"/>
-        <w:jc w:val="both"/>
-        <w:rPr>
-          <w:rFonts w:ascii="Times New Roman" w:hAnsi="Times New Roman" w:cs="Times New Roman"/>
-          <w:sz w:val="28"/>
-          <w:szCs w:val="28"/>
-        </w:rPr>
-      </w:pPr>
-      <w:r>
-        <w:rPr>
-          <w:rStyle w:val="a4"/>
-          <w:rFonts w:ascii="Times New Roman" w:hAnsi="Times New Roman" w:cs="Times New Roman"/>
-          <w:sz w:val="28"/>
-          <w:szCs w:val="28"/>
-        </w:rPr>
-        <w:t>Наименование заказчика:</w:t>
-      </w:r>
-      <w:r>
-        <w:rPr>
-          <w:rFonts w:ascii="Times New Roman" w:hAnsi="Times New Roman" w:cs="Times New Roman"/>
-          <w:sz w:val="28"/>
-          <w:szCs w:val="28"/>
-        </w:rPr>
-        <w:t xml:space="preserve"> Московский Политехнический Университет</w:t>
-      </w:r>
-    </w:p>
-    <w:p>
-      <w:pPr>
-        <w:numPr>
-          <w:ilvl w:val="0"/>
-          <w:numId w:val="10"/>
-        </w:numPr>
-        <w:spacing w:before="100" w:beforeAutospacing="1" w:after="100" w:afterAutospacing="1" w:line="360" w:lineRule="auto"/>
-        <w:jc w:val="both"/>
-        <w:rPr>
-          <w:rFonts w:ascii="Times New Roman" w:hAnsi="Times New Roman" w:cs="Times New Roman"/>
-          <w:sz w:val="28"/>
-          <w:szCs w:val="28"/>
-        </w:rPr>
-      </w:pPr>
-      <w:r>
-        <w:rPr>
-          <w:rStyle w:val="a4"/>
-          <w:rFonts w:ascii="Times New Roman" w:hAnsi="Times New Roman" w:cs="Times New Roman"/>
-          <w:sz w:val="28"/>
-          <w:szCs w:val="28"/>
-        </w:rPr>
-        <w:t>Организационная структура:</w:t>
-      </w:r>
-      <w:r>
-        <w:rPr>
-          <w:rFonts w:ascii="Times New Roman" w:hAnsi="Times New Roman" w:cs="Times New Roman"/>
-          <w:sz w:val="28"/>
-          <w:szCs w:val="28"/>
-        </w:rPr>
-        <w:t xml:space="preserve"> Структура включает в себя студенческий и преподавательский состав, технические и ИТ-подразделения. Работа по проектной практике организована при поддержке профильной кафедры.</w:t>
-      </w:r>
-    </w:p>
-    <w:p>
-      <w:pPr>
-        <w:numPr>
-          <w:ilvl w:val="0"/>
-          <w:numId w:val="10"/>
-        </w:numPr>
-        <w:spacing w:before="100" w:beforeAutospacing="1" w:after="100" w:afterAutospacing="1" w:line="360" w:lineRule="auto"/>
-        <w:jc w:val="both"/>
-        <w:rPr>
-          <w:rFonts w:ascii="Times New Roman" w:hAnsi="Times New Roman" w:cs="Times New Roman"/>
-          <w:sz w:val="28"/>
-          <w:szCs w:val="28"/>
-        </w:rPr>
-      </w:pPr>
-      <w:r>
-        <w:rPr>
-          <w:rStyle w:val="a4"/>
-          <w:rFonts w:ascii="Times New Roman" w:hAnsi="Times New Roman" w:cs="Times New Roman"/>
-          <w:sz w:val="28"/>
-          <w:szCs w:val="28"/>
-        </w:rPr>
-        <w:t>Описание деятельности:</w:t>
-      </w:r>
-      <w:r>
-        <w:rPr>
-          <w:rFonts w:ascii="Times New Roman" w:hAnsi="Times New Roman" w:cs="Times New Roman"/>
-          <w:sz w:val="28"/>
-          <w:szCs w:val="28"/>
-        </w:rPr>
-        <w:t xml:space="preserve"> Московский Политех осуществляет подготовку специалистов в области информационных технологий, цифровой инфраструктуры и информационной безопасности. В рамках образовательного процесса студенты выполняют проектные задания, направленные на закрепление теоретических знаний в практических </w:t>
-      </w:r>
-      <w:r>
-        <w:rPr>
-          <w:rFonts w:ascii="Times New Roman" w:hAnsi="Times New Roman" w:cs="Times New Roman"/>
-          <w:sz w:val="28"/>
-          <w:szCs w:val="28"/>
-        </w:rPr>
-        <w:lastRenderedPageBreak/>
-        <w:t>условиях, с ориентацией на реальные задачи и внутренние университетские инициативы.</w:t>
+          <w:bCs/>
+          <w:sz w:val="28"/>
+          <w:szCs w:val="28"/>
+        </w:rPr>
+      </w:pPr>
+      <w:r>
+        <w:rPr>
+          <w:rFonts w:ascii="Times New Roman" w:hAnsi="Times New Roman" w:cs="Times New Roman"/>
+          <w:bCs/>
+          <w:sz w:val="28"/>
+          <w:szCs w:val="28"/>
+        </w:rPr>
+        <w:t>В рамках студенческого проекта была реализована информационная веб-страница, посвящённая продвижению цифровых сервисов для Московского политехнического университета. Данный сайт выступает в роли площадки для представления целей, задач и текущего хода проекта, а также координации взаимодействия между его участниками</w:t>
+      </w:r>
+      <w:r>
+        <w:rPr>
+          <w:rFonts w:ascii="Times New Roman" w:hAnsi="Times New Roman" w:cs="Times New Roman"/>
+          <w:bCs/>
+          <w:sz w:val="28"/>
+          <w:szCs w:val="28"/>
+        </w:rPr>
+        <w:t>.</w:t>
       </w:r>
     </w:p>
     <w:p>
@@ -2857,19 +2048,37 @@
         <w:jc w:val="both"/>
         <w:rPr>
           <w:rFonts w:ascii="Times New Roman" w:hAnsi="Times New Roman" w:cs="Times New Roman"/>
-          <w:b/>
-          <w:sz w:val="28"/>
-          <w:szCs w:val="28"/>
-        </w:rPr>
-      </w:pPr>
-      <w:r>
-        <w:rPr>
-          <w:rFonts w:ascii="Times New Roman" w:hAnsi="Times New Roman" w:cs="Times New Roman"/>
-          <w:b/>
-          <w:sz w:val="28"/>
-          <w:szCs w:val="28"/>
-        </w:rPr>
-        <w:t>3. Описание задания по проектной практике</w:t>
+          <w:bCs/>
+          <w:sz w:val="28"/>
+          <w:szCs w:val="28"/>
+        </w:rPr>
+      </w:pPr>
+      <w:r>
+        <w:rPr>
+          <w:rFonts w:ascii="Times New Roman" w:hAnsi="Times New Roman" w:cs="Times New Roman"/>
+          <w:bCs/>
+          <w:sz w:val="28"/>
+          <w:szCs w:val="28"/>
+        </w:rPr>
+        <w:t>Для разработки веб-страницы были использованы технологии HTML и CSS. Контент сайта включает информацию о проекте, новости о его реализации, а также визу</w:t>
+      </w:r>
+      <w:r>
+        <w:rPr>
+          <w:rFonts w:ascii="Times New Roman" w:hAnsi="Times New Roman" w:cs="Times New Roman"/>
+          <w:bCs/>
+          <w:sz w:val="28"/>
+          <w:szCs w:val="28"/>
+        </w:rPr>
+        <w:t>альные материалы</w:t>
+      </w:r>
+      <w:r>
+        <w:rPr>
+          <w:rFonts w:ascii="Times New Roman" w:hAnsi="Times New Roman" w:cs="Times New Roman"/>
+          <w:bCs/>
+          <w:sz w:val="28"/>
+          <w:szCs w:val="28"/>
+        </w:rPr>
+        <w:t>.</w:t>
       </w:r>
     </w:p>
     <w:p>
@@ -2879,17 +2088,28 @@
         <w:jc w:val="both"/>
         <w:rPr>
           <w:rFonts w:ascii="Times New Roman" w:hAnsi="Times New Roman" w:cs="Times New Roman"/>
-          <w:sz w:val="28"/>
-          <w:szCs w:val="28"/>
-        </w:rPr>
-      </w:pPr>
-      <w:r>
-        <w:rPr>
-          <w:rFonts w:ascii="Times New Roman" w:hAnsi="Times New Roman" w:cs="Times New Roman"/>
-          <w:sz w:val="28"/>
-          <w:szCs w:val="28"/>
-        </w:rPr>
-        <w:t>Задание заключалось в самостоятельной разработке простого статического веб-сайта, посвящённого проекту «ИТ-сервисы для Цифрового университета». Сайт должен содержать описание структуры проекта, ключевых направлений цифровой трансформации, таких как: личный кабинет студента, мобильные приложения и средства визуализации данных. Цель сайта — отразить содержание и актуальность университетского проекта, используя базовые средства HTML и CSS.</w:t>
+          <w:bCs/>
+          <w:sz w:val="28"/>
+          <w:szCs w:val="28"/>
+        </w:rPr>
+      </w:pPr>
+      <w:r>
+        <w:rPr>
+          <w:rFonts w:ascii="Times New Roman" w:hAnsi="Times New Roman" w:cs="Times New Roman"/>
+          <w:bCs/>
+          <w:sz w:val="28"/>
+          <w:szCs w:val="28"/>
+        </w:rPr>
+        <w:t>Ключевым элементом сайта является главная страница, на которой размещено общее описание проекта, его цели и основные направления развития. Проект ориентирован на цифровое преобразование процессов университета, охватывающее разработку, внедрение и обновление ИТ-сервисов с целью повышения продуктивности студентов и сотрудников</w:t>
+      </w:r>
+      <w:r>
+        <w:rPr>
+          <w:rFonts w:ascii="Times New Roman" w:hAnsi="Times New Roman" w:cs="Times New Roman"/>
+          <w:bCs/>
+          <w:sz w:val="28"/>
+          <w:szCs w:val="28"/>
+        </w:rPr>
+        <w:t>.</w:t>
       </w:r>
     </w:p>
     <w:p>
@@ -2899,260 +2119,19 @@
         <w:jc w:val="both"/>
         <w:rPr>
           <w:rFonts w:ascii="Times New Roman" w:hAnsi="Times New Roman" w:cs="Times New Roman"/>
-          <w:b/>
-          <w:sz w:val="28"/>
-          <w:szCs w:val="28"/>
-        </w:rPr>
-      </w:pPr>
-      <w:r>
-        <w:rPr>
-          <w:rFonts w:ascii="Times New Roman" w:hAnsi="Times New Roman" w:cs="Times New Roman"/>
-          <w:b/>
-          <w:sz w:val="28"/>
-          <w:szCs w:val="28"/>
-        </w:rPr>
-        <w:t>4. Описание достигнутых результатов по проектной практике</w:t>
-      </w:r>
-    </w:p>
-    <w:p>
-      <w:pPr>
-        <w:numPr>
-          <w:ilvl w:val="0"/>
-          <w:numId w:val="11"/>
-        </w:numPr>
-        <w:spacing w:before="100" w:beforeAutospacing="1" w:after="100" w:afterAutospacing="1" w:line="360" w:lineRule="auto"/>
-        <w:rPr>
-          <w:rFonts w:ascii="Times New Roman" w:hAnsi="Times New Roman" w:cs="Times New Roman"/>
-          <w:sz w:val="28"/>
-          <w:szCs w:val="28"/>
-        </w:rPr>
-      </w:pPr>
-      <w:r>
-        <w:rPr>
-          <w:rFonts w:ascii="Times New Roman" w:hAnsi="Times New Roman" w:cs="Times New Roman"/>
-          <w:sz w:val="28"/>
-          <w:szCs w:val="28"/>
-        </w:rPr>
-        <w:t>Изучена информация о проекте цифровизации учебной среды в Московском Политехе;</w:t>
-      </w:r>
-    </w:p>
-    <w:p>
-      <w:pPr>
-        <w:numPr>
-          <w:ilvl w:val="0"/>
-          <w:numId w:val="11"/>
-        </w:numPr>
-        <w:spacing w:before="100" w:beforeAutospacing="1" w:after="100" w:afterAutospacing="1" w:line="360" w:lineRule="auto"/>
-        <w:rPr>
-          <w:rFonts w:ascii="Times New Roman" w:hAnsi="Times New Roman" w:cs="Times New Roman"/>
-          <w:sz w:val="28"/>
-          <w:szCs w:val="28"/>
-        </w:rPr>
-      </w:pPr>
-      <w:r>
-        <w:rPr>
-          <w:rFonts w:ascii="Times New Roman" w:hAnsi="Times New Roman" w:cs="Times New Roman"/>
-          <w:sz w:val="28"/>
-          <w:szCs w:val="28"/>
-        </w:rPr>
-        <w:t>Разработан статический веб-сайт, включающий:</w:t>
-      </w:r>
-    </w:p>
-    <w:p>
-      <w:pPr>
-        <w:numPr>
-          <w:ilvl w:val="1"/>
-          <w:numId w:val="11"/>
-        </w:numPr>
-        <w:spacing w:before="100" w:beforeAutospacing="1" w:after="100" w:afterAutospacing="1" w:line="360" w:lineRule="auto"/>
-        <w:rPr>
-          <w:rFonts w:ascii="Times New Roman" w:hAnsi="Times New Roman" w:cs="Times New Roman"/>
-          <w:sz w:val="28"/>
-          <w:szCs w:val="28"/>
-        </w:rPr>
-      </w:pPr>
-      <w:r>
-        <w:rPr>
-          <w:rFonts w:ascii="Times New Roman" w:hAnsi="Times New Roman" w:cs="Times New Roman"/>
-          <w:sz w:val="28"/>
-          <w:szCs w:val="28"/>
-        </w:rPr>
-        <w:t>Главную страницу с кратким описанием проекта;</w:t>
-      </w:r>
-    </w:p>
-    <w:p>
-      <w:pPr>
-        <w:numPr>
-          <w:ilvl w:val="1"/>
-          <w:numId w:val="11"/>
-        </w:numPr>
-        <w:spacing w:before="100" w:beforeAutospacing="1" w:after="100" w:afterAutospacing="1" w:line="360" w:lineRule="auto"/>
-        <w:rPr>
-          <w:rFonts w:ascii="Times New Roman" w:hAnsi="Times New Roman" w:cs="Times New Roman"/>
-          <w:sz w:val="28"/>
-          <w:szCs w:val="28"/>
-        </w:rPr>
-      </w:pPr>
-      <w:r>
-        <w:rPr>
-          <w:rFonts w:ascii="Times New Roman" w:hAnsi="Times New Roman" w:cs="Times New Roman"/>
-          <w:sz w:val="28"/>
-          <w:szCs w:val="28"/>
-        </w:rPr>
-        <w:t>Разделы по ключевым направлениям (</w:t>
-      </w:r>
-      <w:r>
-        <w:rPr>
-          <w:rFonts w:ascii="Times New Roman" w:hAnsi="Times New Roman" w:cs="Times New Roman"/>
-          <w:sz w:val="28"/>
-          <w:szCs w:val="28"/>
-        </w:rPr>
-        <w:t>О проекте</w:t>
-      </w:r>
-      <w:r>
-        <w:rPr>
-          <w:rFonts w:ascii="Times New Roman" w:hAnsi="Times New Roman" w:cs="Times New Roman"/>
-          <w:sz w:val="28"/>
-          <w:szCs w:val="28"/>
-        </w:rPr>
-        <w:t xml:space="preserve">, </w:t>
-      </w:r>
-      <w:r>
-        <w:rPr>
-          <w:rFonts w:ascii="Times New Roman" w:hAnsi="Times New Roman" w:cs="Times New Roman"/>
-          <w:sz w:val="28"/>
-          <w:szCs w:val="28"/>
-        </w:rPr>
-        <w:t>журнал</w:t>
-      </w:r>
-      <w:r>
-        <w:rPr>
-          <w:rFonts w:ascii="Times New Roman" w:hAnsi="Times New Roman" w:cs="Times New Roman"/>
-          <w:sz w:val="28"/>
-          <w:szCs w:val="28"/>
-        </w:rPr>
-        <w:t xml:space="preserve">, </w:t>
-      </w:r>
-      <w:r>
-        <w:rPr>
-          <w:rFonts w:ascii="Times New Roman" w:hAnsi="Times New Roman" w:cs="Times New Roman"/>
-          <w:sz w:val="28"/>
-          <w:szCs w:val="28"/>
-        </w:rPr>
-        <w:t>участники, ресурсы</w:t>
-      </w:r>
-      <w:r>
-        <w:rPr>
-          <w:rFonts w:ascii="Times New Roman" w:hAnsi="Times New Roman" w:cs="Times New Roman"/>
-          <w:sz w:val="28"/>
-          <w:szCs w:val="28"/>
-        </w:rPr>
-        <w:t>);</w:t>
-      </w:r>
-    </w:p>
-    <w:p>
-      <w:pPr>
-        <w:numPr>
-          <w:ilvl w:val="0"/>
-          <w:numId w:val="11"/>
-        </w:numPr>
-        <w:spacing w:before="100" w:beforeAutospacing="1" w:after="100" w:afterAutospacing="1" w:line="360" w:lineRule="auto"/>
-        <w:rPr>
-          <w:rFonts w:ascii="Times New Roman" w:hAnsi="Times New Roman" w:cs="Times New Roman"/>
-          <w:sz w:val="28"/>
-          <w:szCs w:val="28"/>
-        </w:rPr>
-      </w:pPr>
-      <w:r>
-        <w:rPr>
-          <w:rFonts w:ascii="Times New Roman" w:hAnsi="Times New Roman" w:cs="Times New Roman"/>
-          <w:sz w:val="28"/>
-          <w:szCs w:val="28"/>
-        </w:rPr>
-        <w:t>Оформление выполнено с использованием HTML5 и CSS3;</w:t>
-      </w:r>
-    </w:p>
-    <w:p>
-      <w:pPr>
-        <w:numPr>
-          <w:ilvl w:val="0"/>
-          <w:numId w:val="11"/>
-        </w:numPr>
-        <w:spacing w:before="100" w:beforeAutospacing="1" w:after="100" w:afterAutospacing="1" w:line="360" w:lineRule="auto"/>
-        <w:rPr>
-          <w:rFonts w:ascii="Times New Roman" w:hAnsi="Times New Roman" w:cs="Times New Roman"/>
-          <w:sz w:val="28"/>
-          <w:szCs w:val="28"/>
-        </w:rPr>
-      </w:pPr>
-      <w:r>
-        <w:rPr>
-          <w:rFonts w:ascii="Times New Roman" w:hAnsi="Times New Roman" w:cs="Times New Roman"/>
-          <w:sz w:val="28"/>
-          <w:szCs w:val="28"/>
-        </w:rPr>
-        <w:t>Реализована базовая адаптивность и семантическая разметка;</w:t>
-      </w:r>
-    </w:p>
-    <w:p>
-      <w:pPr>
-        <w:numPr>
-          <w:ilvl w:val="0"/>
-          <w:numId w:val="11"/>
-        </w:numPr>
-        <w:spacing w:before="100" w:beforeAutospacing="1" w:after="100" w:afterAutospacing="1" w:line="360" w:lineRule="auto"/>
-        <w:rPr>
-          <w:rFonts w:ascii="Times New Roman" w:hAnsi="Times New Roman" w:cs="Times New Roman"/>
-          <w:sz w:val="28"/>
-          <w:szCs w:val="28"/>
-        </w:rPr>
-      </w:pPr>
-      <w:r>
-        <w:rPr>
-          <w:rFonts w:ascii="Times New Roman" w:hAnsi="Times New Roman" w:cs="Times New Roman"/>
-          <w:sz w:val="28"/>
-          <w:szCs w:val="28"/>
-        </w:rPr>
-        <w:t>Проведено структурирование и форматирование контента;</w:t>
-      </w:r>
-    </w:p>
-    <w:p>
-      <w:pPr>
-        <w:numPr>
-          <w:ilvl w:val="0"/>
-          <w:numId w:val="11"/>
-        </w:numPr>
-        <w:spacing w:before="100" w:beforeAutospacing="1" w:after="100" w:afterAutospacing="1" w:line="360" w:lineRule="auto"/>
-        <w:rPr>
-          <w:rFonts w:ascii="Times New Roman" w:hAnsi="Times New Roman" w:cs="Times New Roman"/>
-          <w:sz w:val="28"/>
-          <w:szCs w:val="28"/>
-        </w:rPr>
-      </w:pPr>
-      <w:r>
-        <w:rPr>
-          <w:rFonts w:ascii="Times New Roman" w:hAnsi="Times New Roman" w:cs="Times New Roman"/>
-          <w:sz w:val="28"/>
-          <w:szCs w:val="28"/>
-        </w:rPr>
-        <w:t xml:space="preserve">Проект опубликован в </w:t>
-      </w:r>
-      <w:r>
-        <w:rPr>
-          <w:rFonts w:ascii="Times New Roman" w:hAnsi="Times New Roman" w:cs="Times New Roman"/>
-          <w:sz w:val="28"/>
-          <w:szCs w:val="28"/>
-          <w:lang w:val="en-US"/>
-        </w:rPr>
-        <w:t>GitHub</w:t>
-      </w:r>
-      <w:r>
-        <w:rPr>
-          <w:rFonts w:ascii="Times New Roman" w:hAnsi="Times New Roman" w:cs="Times New Roman"/>
-          <w:sz w:val="28"/>
-          <w:szCs w:val="28"/>
-        </w:rPr>
-        <w:t>.</w:t>
+          <w:bCs/>
+          <w:sz w:val="28"/>
+          <w:szCs w:val="28"/>
+        </w:rPr>
+      </w:pPr>
+      <w:r>
+        <w:rPr>
+          <w:rFonts w:ascii="Times New Roman" w:hAnsi="Times New Roman" w:cs="Times New Roman"/>
+          <w:bCs/>
+          <w:sz w:val="28"/>
+          <w:szCs w:val="28"/>
+        </w:rPr>
+        <w:t>Раздел «О проекте» раскрывает значимость данной инициативы. Современные образовательные стандарты предполагают активное использование цифровых инструментов, включая дистанционное обучение, постоянный доступ к учебным материалам и автоматизацию управленческих процессов. Основной задачей проекта является создание комфортной цифровой среды, включающей в себя личный кабинет, мобильное приложение и систему визуализации данных на основе Grafana.</w:t>
       </w:r>
     </w:p>
     <w:p>
@@ -3162,53 +2141,39 @@
         <w:jc w:val="both"/>
         <w:rPr>
           <w:rFonts w:ascii="Times New Roman" w:hAnsi="Times New Roman" w:cs="Times New Roman"/>
-          <w:sz w:val="28"/>
-          <w:szCs w:val="28"/>
-        </w:rPr>
-      </w:pPr>
-      <w:r>
-        <w:rPr>
-          <w:rFonts w:ascii="Times New Roman" w:hAnsi="Times New Roman" w:cs="Times New Roman"/>
-          <w:sz w:val="28"/>
-          <w:szCs w:val="28"/>
-        </w:rPr>
-        <w:t xml:space="preserve">В результате выполнения проектной практики были закреплены базовые навыки веб-разработки, структурирования информации и работы с учебной документацией. Сайт наглядно демонстрирует структуру и цели университетского проекта, а также может быть использован в качестве учебного материала. Задача выполнена в полном объёме и соответствует поставленным требованиям. Полученные знания и опыт могут быть </w:t>
-      </w:r>
-      <w:r>
-        <w:rPr>
-          <w:rFonts w:ascii="Times New Roman" w:hAnsi="Times New Roman" w:cs="Times New Roman"/>
+          <w:bCs/>
+          <w:sz w:val="28"/>
+          <w:szCs w:val="28"/>
+        </w:rPr>
+      </w:pPr>
+      <w:r>
+        <w:rPr>
+          <w:rFonts w:ascii="Times New Roman" w:hAnsi="Times New Roman" w:cs="Times New Roman"/>
+          <w:bCs/>
+          <w:sz w:val="28"/>
+          <w:szCs w:val="28"/>
+        </w:rPr>
+        <w:t xml:space="preserve">Раздел «Участники» знакомит с командой проекта, где каждый разработчик отвечает за определённое направление: создание микросервисов, </w:t>
+      </w:r>
+      <w:r>
+        <w:rPr>
+          <w:rFonts w:ascii="Times New Roman" w:hAnsi="Times New Roman" w:cs="Times New Roman"/>
+          <w:bCs/>
           <w:sz w:val="28"/>
           <w:szCs w:val="28"/>
         </w:rPr>
         <w:lastRenderedPageBreak/>
-        <w:t>применены в дальнейшем обучении и профессиональной деятельности в сфере ИТ.</w:t>
-      </w:r>
-    </w:p>
-    <w:p>
-      <w:pPr>
-        <w:pStyle w:val="3"/>
-        <w:spacing w:line="360" w:lineRule="auto"/>
-        <w:jc w:val="center"/>
-        <w:rPr>
-          <w:rFonts w:ascii="Times New Roman" w:hAnsi="Times New Roman" w:cs="Times New Roman"/>
-          <w:b/>
-          <w:color w:val="auto"/>
-          <w:sz w:val="28"/>
-          <w:szCs w:val="28"/>
-        </w:rPr>
-      </w:pPr>
-      <w:bookmarkStart w:id="14" w:name="_Toc197965273"/>
-      <w:r>
-        <w:rPr>
-          <w:rFonts w:ascii="Times New Roman" w:hAnsi="Times New Roman" w:cs="Times New Roman"/>
-          <w:b/>
-          <w:color w:val="auto"/>
-          <w:sz w:val="28"/>
-          <w:szCs w:val="28"/>
-        </w:rPr>
-        <w:t>О компании R-Vision и событиях конференции</w:t>
-      </w:r>
-      <w:bookmarkEnd w:id="14"/>
+        <w:t>разработку дизайна мобильных приложений, настройку платформы Grafana и тестирование работоспособности системы</w:t>
+      </w:r>
+      <w:r>
+        <w:rPr>
+          <w:rFonts w:ascii="Times New Roman" w:hAnsi="Times New Roman" w:cs="Times New Roman"/>
+          <w:bCs/>
+          <w:sz w:val="28"/>
+          <w:szCs w:val="28"/>
+        </w:rPr>
+        <w:t>.</w:t>
+      </w:r>
     </w:p>
     <w:p>
       <w:pPr>
@@ -3217,27 +2182,19 @@
         <w:jc w:val="both"/>
         <w:rPr>
           <w:rFonts w:ascii="Times New Roman" w:hAnsi="Times New Roman" w:cs="Times New Roman"/>
-          <w:sz w:val="28"/>
-          <w:szCs w:val="28"/>
-        </w:rPr>
-      </w:pPr>
-      <w:r>
-        <w:rPr>
-          <w:rFonts w:ascii="Times New Roman" w:hAnsi="Times New Roman" w:cs="Times New Roman"/>
-          <w:b/>
-          <w:bCs/>
-          <w:sz w:val="28"/>
-          <w:szCs w:val="28"/>
-        </w:rPr>
-        <w:t>R-Vision</w:t>
-      </w:r>
-      <w:r>
-        <w:rPr>
-          <w:rFonts w:ascii="Times New Roman" w:hAnsi="Times New Roman" w:cs="Times New Roman"/>
-          <w:sz w:val="28"/>
-          <w:szCs w:val="28"/>
-        </w:rPr>
-        <w:t xml:space="preserve"> — отечественная компания, специализирующаяся на разработке программных решений в сфере информационной безопасности. Её основная деятельность направлена на создание комплексных платформ, предназначенных для автоматизации процессов управления инцидентами информационной безопасности, уязвимостями, активами, рисками и реагирования на киберугрозы. Благодаря инновационному подходу и широким функциональным возможностям, компания уверенно занимает ключевые позиции на российском рынке кибербезопасности и сотрудничает с крупными организациями государственного и коммерческого сектора.</w:t>
+          <w:bCs/>
+          <w:sz w:val="28"/>
+          <w:szCs w:val="28"/>
+        </w:rPr>
+      </w:pPr>
+      <w:r>
+        <w:rPr>
+          <w:rFonts w:ascii="Times New Roman" w:hAnsi="Times New Roman" w:cs="Times New Roman"/>
+          <w:bCs/>
+          <w:sz w:val="28"/>
+          <w:szCs w:val="28"/>
+        </w:rPr>
+        <w:t>В «Журнале» зафиксированы основные этапы разработки сайта. На начальной стадии была сформирована структура с ключевыми разделами. Далее добавлен контент, отражающий описание подпроектов и их роль для университета. Следующим шагом стала стилизация интерфейса с применением CSS для улучшения визуального оформления. Финальный этап включал тестирование, в процессе которого проверялась корректность навигации и устранялись незначительные ошибки в вёрстке.</w:t>
       </w:r>
     </w:p>
     <w:p>
@@ -3247,62 +2204,20 @@
         <w:jc w:val="both"/>
         <w:rPr>
           <w:rFonts w:ascii="Times New Roman" w:hAnsi="Times New Roman" w:cs="Times New Roman"/>
-          <w:sz w:val="28"/>
-          <w:szCs w:val="28"/>
-        </w:rPr>
-      </w:pPr>
-      <w:r>
-        <w:rPr>
-          <w:rFonts w:ascii="Times New Roman" w:hAnsi="Times New Roman" w:cs="Times New Roman"/>
-          <w:sz w:val="28"/>
-          <w:szCs w:val="28"/>
-        </w:rPr>
-        <w:t xml:space="preserve">Одним из главных продуктов R-Vision является </w:t>
-      </w:r>
-      <w:r>
-        <w:rPr>
-          <w:rFonts w:ascii="Times New Roman" w:hAnsi="Times New Roman" w:cs="Times New Roman"/>
-          <w:b/>
-          <w:bCs/>
-          <w:sz w:val="28"/>
-          <w:szCs w:val="28"/>
-        </w:rPr>
-        <w:t>платформа R-Vision EVO</w:t>
-      </w:r>
-      <w:r>
-        <w:rPr>
-          <w:rFonts w:ascii="Times New Roman" w:hAnsi="Times New Roman" w:cs="Times New Roman"/>
-          <w:sz w:val="28"/>
-          <w:szCs w:val="28"/>
-        </w:rPr>
-        <w:t xml:space="preserve"> — гибкое, модульное решение корпоративного уровня, обеспечивающее масштабируемость, устойчивость к сбоям и оптимизированную работу с большими объёмами данных. Платформа ориентирована на минимальное участие человека благодаря внедрённым механизмам автоматизации и встроенным средствам настройки на базе no-code/low-code, что позволяет адаптировать систему под индивидуальные процессы организации.</w:t>
-      </w:r>
-    </w:p>
-    <w:p>
-      <w:pPr>
-        <w:pStyle w:val="3"/>
-        <w:spacing w:line="360" w:lineRule="auto"/>
-        <w:jc w:val="center"/>
-        <w:rPr>
-          <w:rFonts w:ascii="Times New Roman" w:hAnsi="Times New Roman" w:cs="Times New Roman"/>
-          <w:b/>
-          <w:color w:val="auto"/>
-          <w:sz w:val="28"/>
-          <w:szCs w:val="28"/>
-        </w:rPr>
-      </w:pPr>
-      <w:bookmarkStart w:id="15" w:name="_Toc197965274"/>
-      <w:r>
-        <w:rPr>
-          <w:rFonts w:ascii="Times New Roman" w:hAnsi="Times New Roman" w:cs="Times New Roman"/>
-          <w:b/>
-          <w:color w:val="auto"/>
-          <w:sz w:val="28"/>
-          <w:szCs w:val="28"/>
-        </w:rPr>
-        <w:t>Участие в конференции и основные события</w:t>
-      </w:r>
-      <w:bookmarkEnd w:id="15"/>
+          <w:bCs/>
+          <w:sz w:val="28"/>
+          <w:szCs w:val="28"/>
+        </w:rPr>
+      </w:pPr>
+      <w:r>
+        <w:rPr>
+          <w:rFonts w:ascii="Times New Roman" w:hAnsi="Times New Roman" w:cs="Times New Roman"/>
+          <w:bCs/>
+          <w:sz w:val="28"/>
+          <w:szCs w:val="28"/>
+        </w:rPr>
+        <w:t>Раздел «Ресурсы» содержит полезные ссылки, включая официальный портал университета, доступ к личному кабинету, учебные материалы и документацию по работе с Grafana. Это обеспечивает удобный доступ к необходимой информации для участников проекта и заинтересованных пользователей.</w:t>
+      </w:r>
     </w:p>
     <w:p>
       <w:pPr>
@@ -3323,32 +2238,38 @@
           <w:sz w:val="28"/>
           <w:szCs w:val="28"/>
         </w:rPr>
-        <w:t xml:space="preserve">В рамках прохождения учебной практики студентам была предоставлена возможность посетить офис компании и принять участие в конференции, организованной </w:t>
-      </w:r>
-      <w:r>
-        <w:rPr>
-          <w:rFonts w:ascii="Times New Roman" w:hAnsi="Times New Roman" w:cs="Times New Roman"/>
-          <w:b/>
-          <w:bCs/>
-          <w:sz w:val="28"/>
-          <w:szCs w:val="28"/>
-        </w:rPr>
-        <w:t>R-Vision</w:t>
-      </w:r>
-      <w:r>
-        <w:rPr>
-          <w:rFonts w:ascii="Times New Roman" w:hAnsi="Times New Roman" w:cs="Times New Roman"/>
-          <w:bCs/>
-          <w:sz w:val="28"/>
-          <w:szCs w:val="28"/>
-        </w:rPr>
-        <w:t>. На мероприятии поднимались актуальные вопросы, связанные с обеспечением кибербезопасности, а также демонстрировались реальные инструменты и технологии, применяемые в отрасли.</w:t>
+        <w:t>В результате проделанной работы создан функциональный и содержательный сайт, информирующий о процессе цифровых преобразований в вузе. В перспективе планируется дополнение платформы интерактивными возможностями, такими как форма обратной связи и система отслеживания задач. Полученные в ходе проекта знания и навыки могут быть успешно применены в дальнейшем обучении и будущей профессиональной деятельности в сфере информационных технологий</w:t>
+      </w:r>
+      <w:r>
+        <w:rPr>
+          <w:rFonts w:ascii="Times New Roman" w:hAnsi="Times New Roman" w:cs="Times New Roman"/>
+          <w:bCs/>
+          <w:sz w:val="28"/>
+          <w:szCs w:val="28"/>
+        </w:rPr>
+        <w:t>.</w:t>
+      </w:r>
+    </w:p>
+    <w:p>
+      <w:pPr>
+        <w:pStyle w:val="ad"/>
+      </w:pPr>
+      <w:r>
+        <w:t>О компании R-Vision и событиях конференции</w:t>
       </w:r>
     </w:p>
     <w:p>
       <w:pPr>
         <w:spacing w:after="0" w:line="360" w:lineRule="auto"/>
         <w:ind w:firstLine="851"/>
+        <w:jc w:val="both"/>
+        <w:rPr>
+          <w:rFonts w:ascii="Times New Roman" w:hAnsi="Times New Roman" w:cs="Times New Roman"/>
+          <w:sz w:val="28"/>
+          <w:szCs w:val="28"/>
+        </w:rPr>
+      </w:pPr>
+      <w:r>
         <w:rPr>
           <w:rFonts w:ascii="Times New Roman" w:hAnsi="Times New Roman" w:cs="Times New Roman"/>
           <w:b/>
@@ -3356,7 +2277,45 @@
           <w:sz w:val="28"/>
           <w:szCs w:val="28"/>
         </w:rPr>
-      </w:pPr>
+        <w:t>R-Vision</w:t>
+      </w:r>
+      <w:r>
+        <w:rPr>
+          <w:rFonts w:ascii="Times New Roman" w:hAnsi="Times New Roman" w:cs="Times New Roman"/>
+          <w:sz w:val="28"/>
+          <w:szCs w:val="28"/>
+        </w:rPr>
+        <w:t xml:space="preserve"> — отечественная компания, специализирующаяся на разработке программных решений в сфере информационной безопасности. Её основная деятельность направлена на создание комплексных платформ, предназначенных для автоматизации процессов управления инцидентами информационной безопасности, уязвимостями, активами, рисками и реагирования на киберугрозы. Благодаря инновационному подходу и широким функциональным возможностям, компания уверенно занимает </w:t>
+      </w:r>
+      <w:r>
+        <w:rPr>
+          <w:rFonts w:ascii="Times New Roman" w:hAnsi="Times New Roman" w:cs="Times New Roman"/>
+          <w:sz w:val="28"/>
+          <w:szCs w:val="28"/>
+        </w:rPr>
+        <w:lastRenderedPageBreak/>
+        <w:t>ключевые позиции на российском рынке кибербезопасности и сотрудничает с крупными организациями государственного и коммерческого сектора.</w:t>
+      </w:r>
+    </w:p>
+    <w:p>
+      <w:pPr>
+        <w:spacing w:after="0" w:line="360" w:lineRule="auto"/>
+        <w:ind w:firstLine="851"/>
+        <w:jc w:val="both"/>
+        <w:rPr>
+          <w:rFonts w:ascii="Times New Roman" w:hAnsi="Times New Roman" w:cs="Times New Roman"/>
+          <w:sz w:val="28"/>
+          <w:szCs w:val="28"/>
+        </w:rPr>
+      </w:pPr>
+      <w:r>
+        <w:rPr>
+          <w:rFonts w:ascii="Times New Roman" w:hAnsi="Times New Roman" w:cs="Times New Roman"/>
+          <w:sz w:val="28"/>
+          <w:szCs w:val="28"/>
+        </w:rPr>
+        <w:t xml:space="preserve">Одним из главных продуктов R-Vision является </w:t>
+      </w:r>
       <w:r>
         <w:rPr>
           <w:rFonts w:ascii="Times New Roman" w:hAnsi="Times New Roman" w:cs="Times New Roman"/>
@@ -3365,6 +2324,89 @@
           <w:sz w:val="28"/>
           <w:szCs w:val="28"/>
         </w:rPr>
+        <w:t>платформа R-Vision EVO</w:t>
+      </w:r>
+      <w:r>
+        <w:rPr>
+          <w:rFonts w:ascii="Times New Roman" w:hAnsi="Times New Roman" w:cs="Times New Roman"/>
+          <w:sz w:val="28"/>
+          <w:szCs w:val="28"/>
+        </w:rPr>
+        <w:t xml:space="preserve"> — гибкое, модульное решение корпоративного уровня, обеспечивающее масштабируемость, устойчивость к сбоям и оптимизированную работу с большими объёмами данных. Платформа ориентирована на минимальное участие человека благодаря внедрённым механизмам автоматизации и встроенным средствам настройки на базе no-code/low-code, что позволяет адаптировать систему под индивидуальные процессы организации.</w:t>
+      </w:r>
+    </w:p>
+    <w:p>
+      <w:pPr>
+        <w:pStyle w:val="ad"/>
+      </w:pPr>
+      <w:r>
+        <w:t>Участие в конференции и основные события</w:t>
+      </w:r>
+    </w:p>
+    <w:p>
+      <w:pPr>
+        <w:spacing w:after="0" w:line="360" w:lineRule="auto"/>
+        <w:ind w:firstLine="851"/>
+        <w:jc w:val="both"/>
+        <w:rPr>
+          <w:rFonts w:ascii="Times New Roman" w:hAnsi="Times New Roman" w:cs="Times New Roman"/>
+          <w:bCs/>
+          <w:sz w:val="28"/>
+          <w:szCs w:val="28"/>
+        </w:rPr>
+      </w:pPr>
+      <w:r>
+        <w:rPr>
+          <w:rFonts w:ascii="Times New Roman" w:hAnsi="Times New Roman" w:cs="Times New Roman"/>
+          <w:bCs/>
+          <w:sz w:val="28"/>
+          <w:szCs w:val="28"/>
+        </w:rPr>
+        <w:t>В рамках прохождения учебной практики студентам была предоставлена возмо</w:t>
+      </w:r>
+      <w:r>
+        <w:rPr>
+          <w:rFonts w:ascii="Times New Roman" w:hAnsi="Times New Roman" w:cs="Times New Roman"/>
+          <w:bCs/>
+          <w:sz w:val="28"/>
+          <w:szCs w:val="28"/>
+        </w:rPr>
+        <w:t xml:space="preserve">жность </w:t>
+      </w:r>
+      <w:r>
+        <w:rPr>
+          <w:rFonts w:ascii="Times New Roman" w:hAnsi="Times New Roman" w:cs="Times New Roman"/>
+          <w:bCs/>
+          <w:sz w:val="28"/>
+          <w:szCs w:val="28"/>
+        </w:rPr>
+        <w:t xml:space="preserve">принять участие в конференции, организованной </w:t>
+      </w:r>
+      <w:r>
+        <w:rPr>
+          <w:rFonts w:ascii="Times New Roman" w:hAnsi="Times New Roman" w:cs="Times New Roman"/>
+          <w:b/>
+          <w:bCs/>
+          <w:sz w:val="28"/>
+          <w:szCs w:val="28"/>
+        </w:rPr>
+        <w:t>R-Vision</w:t>
+      </w:r>
+      <w:r>
+        <w:rPr>
+          <w:rFonts w:ascii="Times New Roman" w:hAnsi="Times New Roman" w:cs="Times New Roman"/>
+          <w:bCs/>
+          <w:sz w:val="28"/>
+          <w:szCs w:val="28"/>
+        </w:rPr>
+        <w:t>. На мероприятии поднимались актуальные вопросы, связанные с обеспечением кибербезопасности, а также демонстрировались реальные инструменты и технологии, применяемые в отрасли.</w:t>
+      </w:r>
+    </w:p>
+    <w:p>
+      <w:pPr>
+        <w:pStyle w:val="ad"/>
+      </w:pPr>
+      <w:r>
         <w:t>Основные темы и события конференции включали:</w:t>
       </w:r>
     </w:p>
@@ -3386,7 +2428,6 @@
           <w:sz w:val="28"/>
           <w:szCs w:val="28"/>
         </w:rPr>
-        <w:lastRenderedPageBreak/>
         <w:t>Презентацию R-Vision EVO:</w:t>
       </w:r>
       <w:r>
@@ -3453,25 +2494,7 @@
           <w:sz w:val="28"/>
           <w:szCs w:val="28"/>
         </w:rPr>
-        <w:t xml:space="preserve"> были приведены конкретные примеры кибератак, произошедших в 2024–2025 годах, включая случаи </w:t>
-      </w:r>
-      <w:proofErr w:type="spellStart"/>
-      <w:r>
-        <w:rPr>
-          <w:rFonts w:ascii="Times New Roman" w:hAnsi="Times New Roman" w:cs="Times New Roman"/>
-          <w:sz w:val="28"/>
-          <w:szCs w:val="28"/>
-        </w:rPr>
-        <w:t>фишинга</w:t>
-      </w:r>
-      <w:proofErr w:type="spellEnd"/>
-      <w:r>
-        <w:rPr>
-          <w:rFonts w:ascii="Times New Roman" w:hAnsi="Times New Roman" w:cs="Times New Roman"/>
-          <w:sz w:val="28"/>
-          <w:szCs w:val="28"/>
-        </w:rPr>
-        <w:t>, применения вредоносных программ и эксплуатации уязвимостей.</w:t>
+        <w:t xml:space="preserve"> были приведены конкретные примеры кибератак, произошедших в 2024–2025 годах, включая случаи фишинга, применения вредоносных программ и эксплуатации уязвимостей.</w:t>
       </w:r>
     </w:p>
     <w:p>
@@ -3500,7 +2523,16 @@
           <w:sz w:val="28"/>
           <w:szCs w:val="28"/>
         </w:rPr>
-        <w:t xml:space="preserve"> специалисты поделились текущими тенденциями в сфере ИБ, включая угрозы, связанные с применением ИИ, социальной инженерией и атаками класса APT (длительное скрытное присутствие в сети).</w:t>
+        <w:t xml:space="preserve"> специалисты поделились текущими тенденциями в сфере ИБ, включая угрозы, связанные с применением ИИ, </w:t>
+      </w:r>
+      <w:r>
+        <w:rPr>
+          <w:rFonts w:ascii="Times New Roman" w:hAnsi="Times New Roman" w:cs="Times New Roman"/>
+          <w:sz w:val="28"/>
+          <w:szCs w:val="28"/>
+        </w:rPr>
+        <w:lastRenderedPageBreak/>
+        <w:t>социальной инженерией и атаками класса APT (длительное скрытное присутствие в сети).</w:t>
       </w:r>
     </w:p>
     <w:p>
@@ -3574,10 +2606,7 @@
           <w:szCs w:val="28"/>
         </w:rPr>
       </w:pPr>
-    </w:p>
-    <w:p>
-      <w:pPr>
-        <w:spacing w:after="160" w:line="360" w:lineRule="auto"/>
+      <w:r>
         <w:rPr>
           <w:rFonts w:ascii="Times New Roman" w:hAnsi="Times New Roman" w:cs="Times New Roman"/>
           <w:b/>
@@ -3585,40 +2614,6 @@
           <w:sz w:val="28"/>
           <w:szCs w:val="28"/>
         </w:rPr>
-      </w:pPr>
-      <w:r>
-        <w:rPr>
-          <w:rFonts w:ascii="Times New Roman" w:hAnsi="Times New Roman" w:cs="Times New Roman"/>
-          <w:b/>
-          <w:bCs/>
-          <w:sz w:val="28"/>
-          <w:szCs w:val="28"/>
-        </w:rPr>
-        <w:br w:type="page"/>
-      </w:r>
-    </w:p>
-    <w:p>
-      <w:pPr>
-        <w:spacing w:after="0" w:line="360" w:lineRule="auto"/>
-        <w:ind w:firstLine="851"/>
-        <w:jc w:val="center"/>
-        <w:rPr>
-          <w:rFonts w:ascii="Times New Roman" w:hAnsi="Times New Roman" w:cs="Times New Roman"/>
-          <w:b/>
-          <w:bCs/>
-          <w:sz w:val="28"/>
-          <w:szCs w:val="28"/>
-        </w:rPr>
-      </w:pPr>
-      <w:r>
-        <w:rPr>
-          <w:rFonts w:ascii="Times New Roman" w:hAnsi="Times New Roman" w:cs="Times New Roman"/>
-          <w:b/>
-          <w:bCs/>
-          <w:sz w:val="28"/>
-          <w:szCs w:val="28"/>
-        </w:rPr>
-        <w:lastRenderedPageBreak/>
         <w:t>Значение конференции для учебной практики</w:t>
       </w:r>
     </w:p>
@@ -3646,29 +2641,11 @@
     </w:p>
     <w:p>
       <w:pPr>
-        <w:pStyle w:val="3"/>
-        <w:spacing w:line="360" w:lineRule="auto"/>
-        <w:jc w:val="center"/>
-        <w:rPr>
-          <w:rFonts w:ascii="Times New Roman" w:hAnsi="Times New Roman" w:cs="Times New Roman"/>
-          <w:b/>
-          <w:color w:val="auto"/>
-          <w:sz w:val="28"/>
-          <w:szCs w:val="28"/>
-        </w:rPr>
-      </w:pPr>
-      <w:bookmarkStart w:id="16" w:name="_Toc197965275"/>
-      <w:r>
-        <w:rPr>
-          <w:rFonts w:ascii="Times New Roman" w:hAnsi="Times New Roman" w:cs="Times New Roman"/>
-          <w:b/>
-          <w:color w:val="auto"/>
-          <w:sz w:val="28"/>
-          <w:szCs w:val="28"/>
-        </w:rPr>
+        <w:pStyle w:val="ad"/>
+      </w:pPr>
+      <w:r>
         <w:t>Вариативная часть: Разработка веб-мессенджера на Node.js с использованием Express и Socket.IO</w:t>
       </w:r>
-      <w:bookmarkEnd w:id="16"/>
     </w:p>
     <w:p>
       <w:pPr>
@@ -3784,6 +2761,7 @@
           <w:sz w:val="28"/>
           <w:szCs w:val="28"/>
         </w:rPr>
+        <w:lastRenderedPageBreak/>
         <w:t>Серверную часть</w:t>
       </w:r>
       <w:r>
@@ -3909,7 +2887,6 @@
           <w:sz w:val="28"/>
           <w:szCs w:val="28"/>
         </w:rPr>
-        <w:lastRenderedPageBreak/>
         <w:t>Статические файлы (</w:t>
       </w:r>
       <w:r>
@@ -4102,16 +3079,6 @@
           <w:sz w:val="28"/>
           <w:szCs w:val="28"/>
         </w:rPr>
-        <w:t xml:space="preserve">3.1. </w:t>
-      </w:r>
-      <w:r>
-        <w:rPr>
-          <w:rFonts w:ascii="Times New Roman" w:hAnsi="Times New Roman" w:cs="Times New Roman"/>
-          <w:b/>
-          <w:bCs/>
-          <w:sz w:val="28"/>
-          <w:szCs w:val="28"/>
-        </w:rPr>
         <w:t>Авторизация и регистрация</w:t>
       </w:r>
     </w:p>
@@ -4158,16 +3125,6 @@
           <w:sz w:val="28"/>
           <w:szCs w:val="28"/>
         </w:rPr>
-        <w:t xml:space="preserve">3.2. </w:t>
-      </w:r>
-      <w:r>
-        <w:rPr>
-          <w:rFonts w:ascii="Times New Roman" w:hAnsi="Times New Roman" w:cs="Times New Roman"/>
-          <w:b/>
-          <w:bCs/>
-          <w:sz w:val="28"/>
-          <w:szCs w:val="28"/>
-        </w:rPr>
         <w:t>Обмен сообщениями</w:t>
       </w:r>
     </w:p>
@@ -4212,16 +3169,6 @@
           <w:sz w:val="28"/>
           <w:szCs w:val="28"/>
         </w:rPr>
-        <w:t xml:space="preserve">3.3 </w:t>
-      </w:r>
-      <w:r>
-        <w:rPr>
-          <w:rFonts w:ascii="Times New Roman" w:hAnsi="Times New Roman" w:cs="Times New Roman"/>
-          <w:b/>
-          <w:bCs/>
-          <w:sz w:val="28"/>
-          <w:szCs w:val="28"/>
-        </w:rPr>
         <w:t>Интерфейс пользователя</w:t>
       </w:r>
     </w:p>
@@ -4244,6 +3191,7 @@
           <w:sz w:val="28"/>
           <w:szCs w:val="28"/>
         </w:rPr>
+        <w:lastRenderedPageBreak/>
         <w:t xml:space="preserve">Интерфейс минималистичен и интуитивно понятен: формы регистрации и входа, окно чата и поле ввода сообщений, реализованные с использованием EJS-шаблонов. </w:t>
       </w:r>
       <w:r>
@@ -4447,7 +3395,6 @@
           <w:szCs w:val="28"/>
           <w:lang w:val="en-US"/>
         </w:rPr>
-        <w:lastRenderedPageBreak/>
         <w:t>HTML</w:t>
       </w:r>
       <w:r>
@@ -4721,25 +3668,7 @@
           <w:sz w:val="28"/>
           <w:szCs w:val="28"/>
         </w:rPr>
-        <w:t>/</w:t>
-      </w:r>
-      <w:proofErr w:type="spellStart"/>
-      <w:r>
-        <w:rPr>
-          <w:rFonts w:ascii="Times New Roman" w:hAnsi="Times New Roman" w:cs="Times New Roman"/>
-          <w:sz w:val="28"/>
-          <w:szCs w:val="28"/>
-        </w:rPr>
-        <w:t>views</w:t>
-      </w:r>
-      <w:proofErr w:type="spellEnd"/>
-      <w:r>
-        <w:rPr>
-          <w:rFonts w:ascii="Times New Roman" w:hAnsi="Times New Roman" w:cs="Times New Roman"/>
-          <w:sz w:val="28"/>
-          <w:szCs w:val="28"/>
-        </w:rPr>
-        <w:t xml:space="preserve"> — для EJS-шаблонов.</w:t>
+        <w:t>/views — для EJS-шаблонов.</w:t>
       </w:r>
     </w:p>
     <w:p>
@@ -4799,25 +3728,7 @@
           <w:sz w:val="28"/>
           <w:szCs w:val="28"/>
         </w:rPr>
-        <w:t>/</w:t>
-      </w:r>
-      <w:proofErr w:type="spellStart"/>
-      <w:r>
-        <w:rPr>
-          <w:rFonts w:ascii="Times New Roman" w:hAnsi="Times New Roman" w:cs="Times New Roman"/>
-          <w:sz w:val="28"/>
-          <w:szCs w:val="28"/>
-        </w:rPr>
-        <w:t>routes</w:t>
-      </w:r>
-      <w:proofErr w:type="spellEnd"/>
-      <w:r>
-        <w:rPr>
-          <w:rFonts w:ascii="Times New Roman" w:hAnsi="Times New Roman" w:cs="Times New Roman"/>
-          <w:sz w:val="28"/>
-          <w:szCs w:val="28"/>
-        </w:rPr>
-        <w:t xml:space="preserve"> — для маршрутов.</w:t>
+        <w:t>/routes — для маршрутов.</w:t>
       </w:r>
     </w:p>
     <w:p>
@@ -4839,25 +3750,7 @@
           <w:sz w:val="28"/>
           <w:szCs w:val="28"/>
         </w:rPr>
-        <w:t>/</w:t>
-      </w:r>
-      <w:proofErr w:type="spellStart"/>
-      <w:r>
-        <w:rPr>
-          <w:rFonts w:ascii="Times New Roman" w:hAnsi="Times New Roman" w:cs="Times New Roman"/>
-          <w:sz w:val="28"/>
-          <w:szCs w:val="28"/>
-        </w:rPr>
-        <w:t>models</w:t>
-      </w:r>
-      <w:proofErr w:type="spellEnd"/>
-      <w:r>
-        <w:rPr>
-          <w:rFonts w:ascii="Times New Roman" w:hAnsi="Times New Roman" w:cs="Times New Roman"/>
-          <w:sz w:val="28"/>
-          <w:szCs w:val="28"/>
-        </w:rPr>
-        <w:t xml:space="preserve"> — для моделей базы данных.</w:t>
+        <w:t>/models — для моделей базы данных.</w:t>
       </w:r>
     </w:p>
     <w:p>
@@ -4879,25 +3772,7 @@
           <w:sz w:val="28"/>
           <w:szCs w:val="28"/>
         </w:rPr>
-        <w:t>/</w:t>
-      </w:r>
-      <w:proofErr w:type="spellStart"/>
-      <w:r>
-        <w:rPr>
-          <w:rFonts w:ascii="Times New Roman" w:hAnsi="Times New Roman" w:cs="Times New Roman"/>
-          <w:sz w:val="28"/>
-          <w:szCs w:val="28"/>
-        </w:rPr>
-        <w:t>db</w:t>
-      </w:r>
-      <w:proofErr w:type="spellEnd"/>
-      <w:r>
-        <w:rPr>
-          <w:rFonts w:ascii="Times New Roman" w:hAnsi="Times New Roman" w:cs="Times New Roman"/>
-          <w:sz w:val="28"/>
-          <w:szCs w:val="28"/>
-        </w:rPr>
-        <w:t xml:space="preserve"> — для файла базы данных SQLite.</w:t>
+        <w:t>/db — для файла базы данных SQLite.</w:t>
       </w:r>
     </w:p>
     <w:p>
@@ -5046,6 +3921,7 @@
           <w:sz w:val="28"/>
           <w:szCs w:val="28"/>
         </w:rPr>
+        <w:lastRenderedPageBreak/>
         <w:t>Реализована миграция и синхронизация базы при запуске приложения.</w:t>
       </w:r>
     </w:p>
@@ -5218,7 +4094,6 @@
           <w:sz w:val="28"/>
           <w:szCs w:val="28"/>
         </w:rPr>
-        <w:lastRenderedPageBreak/>
         <w:t xml:space="preserve">Настроен </w:t>
       </w:r>
       <w:r>
@@ -5555,6 +4430,7 @@
           <w:sz w:val="28"/>
           <w:szCs w:val="28"/>
         </w:rPr>
+        <w:lastRenderedPageBreak/>
         <w:t>Проверено отображение состояния переключателя темы (светлая/тёмная) с сохранением через localStorage на клиентской стороне.</w:t>
       </w:r>
     </w:p>
@@ -5787,6 +4663,26 @@
     <w:p>
       <w:pPr>
         <w:spacing w:after="0" w:line="360" w:lineRule="auto"/>
+        <w:rPr>
+          <w:rFonts w:ascii="Times New Roman" w:hAnsi="Times New Roman" w:cs="Times New Roman"/>
+          <w:sz w:val="28"/>
+          <w:szCs w:val="28"/>
+        </w:rPr>
+      </w:pPr>
+    </w:p>
+    <w:p>
+      <w:pPr>
+        <w:spacing w:after="0" w:line="360" w:lineRule="auto"/>
+        <w:rPr>
+          <w:rFonts w:ascii="Times New Roman" w:hAnsi="Times New Roman" w:cs="Times New Roman"/>
+          <w:sz w:val="28"/>
+          <w:szCs w:val="28"/>
+        </w:rPr>
+      </w:pPr>
+    </w:p>
+    <w:p>
+      <w:pPr>
+        <w:spacing w:after="0" w:line="360" w:lineRule="auto"/>
         <w:jc w:val="center"/>
         <w:rPr>
           <w:rFonts w:ascii="Times New Roman" w:hAnsi="Times New Roman" w:cs="Times New Roman"/>
@@ -5826,14 +4722,138 @@
           <w:sz w:val="28"/>
           <w:szCs w:val="28"/>
         </w:rPr>
+        <w:t>В результате выполненной работы был создан веб-мессенджер, обладающий базовым функционалом: регистрацией пользователей, входом в систему и возможностью общения в реальном времени. Реализованная система позволяет обмениваться сообщениями без перезагрузки страницы, при этом интерфейс сохраняет простоту и доступность. Проект может быть использован как шаблон для создания более сложных систем общения, а также как практический пример клиент-серверного взаимодействия в рамках учебной деятельности.</w:t>
+      </w:r>
+    </w:p>
+    <w:p>
+      <w:pPr>
+        <w:pStyle w:val="2"/>
+      </w:pPr>
+      <w:bookmarkStart w:id="6" w:name="_Toc198064987"/>
+      <w:bookmarkStart w:id="7" w:name="_Toc198150201"/>
+      <w:r>
+        <w:t>4. Описание достигнутых результатов по проектной практике</w:t>
+      </w:r>
+      <w:bookmarkEnd w:id="6"/>
+      <w:bookmarkEnd w:id="7"/>
+    </w:p>
+    <w:p>
+      <w:pPr>
+        <w:spacing w:after="0" w:line="360" w:lineRule="auto"/>
+        <w:ind w:firstLine="851"/>
+        <w:jc w:val="both"/>
+        <w:rPr>
+          <w:rFonts w:ascii="Times New Roman" w:hAnsi="Times New Roman" w:cs="Times New Roman"/>
+          <w:bCs/>
+          <w:sz w:val="28"/>
+          <w:szCs w:val="28"/>
+        </w:rPr>
+      </w:pPr>
+      <w:r>
+        <w:rPr>
+          <w:rFonts w:ascii="Times New Roman" w:hAnsi="Times New Roman" w:cs="Times New Roman"/>
+          <w:bCs/>
+          <w:sz w:val="28"/>
+          <w:szCs w:val="28"/>
+        </w:rPr>
+        <w:t xml:space="preserve">В результате практики были достигнуты следующие результаты: разработан информационный сайт проекта «ИТ-сервисы для Цифрового университета» с использованием HTML и CSS. </w:t>
+      </w:r>
+      <w:r>
+        <w:rPr>
+          <w:rFonts w:ascii="Times New Roman" w:hAnsi="Times New Roman" w:cs="Times New Roman"/>
+          <w:bCs/>
+          <w:sz w:val="28"/>
+          <w:szCs w:val="28"/>
+        </w:rPr>
+        <w:t xml:space="preserve">В рамках вариативной части курсового проекта было создано учебное веб-приложение на </w:t>
+      </w:r>
+      <w:r>
+        <w:rPr>
+          <w:rFonts w:ascii="Times New Roman" w:hAnsi="Times New Roman" w:cs="Times New Roman"/>
+          <w:b/>
+          <w:bCs/>
+          <w:sz w:val="28"/>
+          <w:szCs w:val="28"/>
+        </w:rPr>
+        <w:t>Node.js</w:t>
+      </w:r>
+      <w:r>
+        <w:rPr>
+          <w:rFonts w:ascii="Times New Roman" w:hAnsi="Times New Roman" w:cs="Times New Roman"/>
+          <w:bCs/>
+          <w:sz w:val="28"/>
+          <w:szCs w:val="28"/>
+        </w:rPr>
+        <w:t xml:space="preserve"> с </w:t>
+      </w:r>
+      <w:r>
+        <w:rPr>
+          <w:rFonts w:ascii="Times New Roman" w:hAnsi="Times New Roman" w:cs="Times New Roman"/>
+          <w:bCs/>
+          <w:sz w:val="28"/>
+          <w:szCs w:val="28"/>
+        </w:rPr>
+        <w:t xml:space="preserve">поддержкой регистрации, </w:t>
+      </w:r>
+      <w:r>
+        <w:rPr>
+          <w:rFonts w:ascii="Times New Roman" w:hAnsi="Times New Roman" w:cs="Times New Roman"/>
+          <w:bCs/>
+          <w:sz w:val="28"/>
+          <w:szCs w:val="28"/>
+        </w:rPr>
+        <w:t xml:space="preserve">приватных чатов между пользователями </w:t>
+      </w:r>
+      <w:r>
+        <w:rPr>
+          <w:rFonts w:ascii="Times New Roman" w:hAnsi="Times New Roman" w:cs="Times New Roman"/>
+          <w:bCs/>
+          <w:sz w:val="28"/>
+          <w:szCs w:val="28"/>
+        </w:rPr>
+        <w:t xml:space="preserve">и </w:t>
+      </w:r>
+      <w:r>
+        <w:rPr>
+          <w:rFonts w:ascii="Times New Roman" w:hAnsi="Times New Roman" w:cs="Times New Roman"/>
+          <w:bCs/>
+          <w:sz w:val="28"/>
+          <w:szCs w:val="28"/>
+        </w:rPr>
+        <w:t>обменом сообщениями в реальном времени</w:t>
+      </w:r>
+      <w:r>
+        <w:rPr>
+          <w:rFonts w:ascii="Times New Roman" w:hAnsi="Times New Roman" w:cs="Times New Roman"/>
+          <w:bCs/>
+          <w:sz w:val="28"/>
+          <w:szCs w:val="28"/>
+        </w:rPr>
+        <w:t>.</w:t>
+      </w:r>
+      <w:r>
+        <w:rPr>
+          <w:rFonts w:ascii="Times New Roman" w:hAnsi="Times New Roman" w:cs="Times New Roman"/>
+          <w:bCs/>
+          <w:sz w:val="28"/>
+          <w:szCs w:val="28"/>
+        </w:rPr>
+        <w:t xml:space="preserve"> Также студент принял участие в мероприятиях компании R-Vision, получив практические знания о </w:t>
+      </w:r>
+      <w:r>
+        <w:rPr>
+          <w:rFonts w:ascii="Times New Roman" w:hAnsi="Times New Roman" w:cs="Times New Roman"/>
+          <w:bCs/>
+          <w:sz w:val="28"/>
+          <w:szCs w:val="28"/>
+        </w:rPr>
         <w:lastRenderedPageBreak/>
-        <w:t>В результате выполненной работы был создан веб-мессенджер, обладающий базовым функционалом: регистрацией пользователей, входом в систему и возможностью общения в реальном времени. Реализованная система позволяет обмениваться сообщениями без перезагрузки страницы, при этом интерфейс сохраняет простоту и доступность. Проект может быть использован как шаблон для создания более сложных систем общения, а также как практический пример клиент-серверного взаимодействия в рамках учебной деятельности.</w:t>
-      </w:r>
-    </w:p>
-    <w:p>
-      <w:pPr>
-        <w:pStyle w:val="2"/>
-        <w:spacing w:line="360" w:lineRule="auto"/>
+        <w:t>современных ИБ-технологиях, что позволило углубить понимание клиент-серверной архитектуры, безопасности и цифровых сервисов</w:t>
+      </w:r>
+    </w:p>
+    <w:p>
+      <w:pPr>
+        <w:pStyle w:val="1"/>
         <w:jc w:val="center"/>
         <w:rPr>
           <w:rFonts w:ascii="Times New Roman" w:eastAsia="Times New Roman" w:hAnsi="Times New Roman" w:cs="Times New Roman"/>
@@ -5843,7 +4863,7 @@
           <w:szCs w:val="28"/>
         </w:rPr>
       </w:pPr>
-      <w:bookmarkStart w:id="17" w:name="_Toc197965276"/>
+      <w:bookmarkStart w:id="8" w:name="_Toc198150202"/>
       <w:r>
         <w:rPr>
           <w:rFonts w:ascii="Times New Roman" w:hAnsi="Times New Roman" w:cs="Times New Roman"/>
@@ -5854,7 +4874,7 @@
         </w:rPr>
         <w:t>ЗАКЛЮЧЕНИЕ</w:t>
       </w:r>
-      <w:bookmarkEnd w:id="17"/>
+      <w:bookmarkEnd w:id="8"/>
     </w:p>
     <w:p>
       <w:pPr>
@@ -5875,7 +4895,7 @@
           <w:sz w:val="28"/>
           <w:szCs w:val="28"/>
         </w:rPr>
-        <w:t>Учебная практика, выполненная студентом группы 241-353 Мельниковым Кириллом, была направлена на получение теоретических знаний и развитие практических навыков в области информационных технологий, а также на изучение современных подходов к цифровой трансформации образовательного пространства. Основной акцент в ходе практики был сделан на анализ и визуализацию внутреннего университетского проекта «ИТ-сервисы для Цифрового университета», реализуемого в Московском Политехе в рамках общей стратегии цифровизации вуза. В рамках проектной части студентом была выполнена разработка информационного веб-сайта, посвящённого данному проекту. Сайт включал в себя главную страницу с описанием, разделы о личном кабинете студента, мобильных приложениях, визуализации данных и контактную информацию. Для реализации использовались HTML5 и CSS3, обеспечена базовая адаптивность, выполнена семантическая разметка. Проект оформлен в виде учебной презентации и может быть использован в качестве демонстрационного материала.</w:t>
+        <w:t>В ходе проектной практики я получил ценнейший опыт в сфере разработки цифровых сервисов, информационной безопасности и клиент-серверных технологий. Работа охватывала сразу несколько направлений: создание информационного веб-сайта, участие в проектировании мобильного приложения, разработка системы визуализации данных, а также реализация учебного веб-приложения.</w:t>
       </w:r>
     </w:p>
     <w:p>
@@ -5897,37 +4917,7 @@
           <w:sz w:val="28"/>
           <w:szCs w:val="28"/>
         </w:rPr>
-        <w:t xml:space="preserve">Дополнительно в рамках практики была организована экскурсия в компанию R-Vision — лидера в области информационной безопасности. Студенты ознакомились с платформой R-Vision EVO, предназначенной для управления киберрисками, инцидентами ИБ, уязвимостями и реагированием на угрозы. Особое внимание уделялось возможностям горизонтального </w:t>
-      </w:r>
-      <w:r>
-        <w:rPr>
-          <w:rFonts w:ascii="Times New Roman" w:hAnsi="Times New Roman" w:cs="Times New Roman"/>
-          <w:bCs/>
-          <w:sz w:val="28"/>
-          <w:szCs w:val="28"/>
-        </w:rPr>
-        <w:lastRenderedPageBreak/>
-        <w:t xml:space="preserve">масштабирования, отказоустойчивости, гибкой настройке (включая no-code/low-code), регулярным обновлениям аналитических модулей и примерам реального применения. Участие в конференции R-Vision позволило студентам глубже понять принципы функционирования систем кибербезопасности, ознакомиться с кейсами APT-атак, </w:t>
-      </w:r>
-      <w:proofErr w:type="spellStart"/>
-      <w:r>
-        <w:rPr>
-          <w:rFonts w:ascii="Times New Roman" w:hAnsi="Times New Roman" w:cs="Times New Roman"/>
-          <w:bCs/>
-          <w:sz w:val="28"/>
-          <w:szCs w:val="28"/>
-        </w:rPr>
-        <w:t>фишинга</w:t>
-      </w:r>
-      <w:proofErr w:type="spellEnd"/>
-      <w:r>
-        <w:rPr>
-          <w:rFonts w:ascii="Times New Roman" w:hAnsi="Times New Roman" w:cs="Times New Roman"/>
-          <w:bCs/>
-          <w:sz w:val="28"/>
-          <w:szCs w:val="28"/>
-        </w:rPr>
-        <w:t>, социального инжиниринга и текущими тенденциями в отрасли, включая использование ИИ и развитие SOC-центров.</w:t>
+        <w:t>Особенно ценным для меня стало участие в мероприятиях, организованных компанией R-Vision, где я смог познакомиться с современными решениями в области информационной безопасности и методиками реагирования на инциденты.</w:t>
       </w:r>
     </w:p>
     <w:p>
@@ -5940,154 +4930,33 @@
           <w:bCs/>
           <w:sz w:val="28"/>
           <w:szCs w:val="28"/>
-        </w:rPr>
-      </w:pPr>
-      <w:r>
-        <w:rPr>
-          <w:rFonts w:ascii="Times New Roman" w:hAnsi="Times New Roman" w:cs="Times New Roman"/>
-          <w:bCs/>
-          <w:sz w:val="28"/>
-          <w:szCs w:val="28"/>
-        </w:rPr>
-        <w:t>В ходе практики студент также принял участие в выполнении задач по работе с программным обеспечением MarkupToolBuild, предназначенным для разметки опасных объектов (например, людей с оружием). Обработано более 25 тысяч кадров с выделением опасных и безопасных объектов, что позволило приобрести навыки работы с системами компьютерного зрения и предобработки данных.</w:t>
-      </w:r>
-    </w:p>
-    <w:p>
-      <w:pPr>
-        <w:spacing w:after="0" w:line="360" w:lineRule="auto"/>
-        <w:ind w:firstLine="851"/>
-        <w:jc w:val="both"/>
-        <w:rPr>
-          <w:rFonts w:ascii="Times New Roman" w:hAnsi="Times New Roman" w:cs="Times New Roman"/>
-          <w:bCs/>
-          <w:sz w:val="28"/>
-          <w:szCs w:val="28"/>
-        </w:rPr>
-      </w:pPr>
-      <w:r>
-        <w:rPr>
-          <w:rFonts w:ascii="Times New Roman" w:hAnsi="Times New Roman" w:cs="Times New Roman"/>
-          <w:bCs/>
-          <w:sz w:val="28"/>
-          <w:szCs w:val="28"/>
-        </w:rPr>
-        <w:t>Особое внимание было уделено разбору реального инцидента информационной безопасности — кибератаки на компанию Fortinet в сентябре 2024 года. Атака осуществлялась хакером под псевдонимом Fortibitch, целью было получение доступа к облачному хранилищу SharePoint и эксфильтрация данных объёмом более 440 ГБ. Использовались методы социальной инженерии, уязвимости в облаке и зашифрованные каналы связи, в том числе возможно эксплуатировалась уязвимость CVE-2024-55591 (обход аутентификации через websocket-запросы). Инцидент повлёк за собой утечку клиентских и внутренних данных, что негативно сказалось на репутации Fortinet. Были применены меры защиты, включая аудит, обновления уязвимых компонентов и внедрение многофакторной аутентификации.</w:t>
-      </w:r>
-    </w:p>
-    <w:p>
-      <w:pPr>
-        <w:spacing w:after="0" w:line="360" w:lineRule="auto"/>
-        <w:ind w:firstLine="851"/>
-        <w:jc w:val="both"/>
-        <w:rPr>
-          <w:rFonts w:ascii="Times New Roman" w:hAnsi="Times New Roman" w:cs="Times New Roman"/>
-          <w:bCs/>
-          <w:sz w:val="28"/>
-          <w:szCs w:val="28"/>
-        </w:rPr>
-      </w:pPr>
-      <w:r>
-        <w:rPr>
-          <w:rFonts w:ascii="Times New Roman" w:hAnsi="Times New Roman" w:cs="Times New Roman"/>
-          <w:bCs/>
-          <w:sz w:val="28"/>
-          <w:szCs w:val="28"/>
-        </w:rPr>
-        <w:t xml:space="preserve">В рамках вариативной части студентом был разработан веб-мессенджер на Node.js с использованием Express и Socket.IO. Приложение реализовано по клиент-серверной архитектуре и включает регистрацию, авторизацию и обмен сообщениями в реальном времени. </w:t>
-      </w:r>
-      <w:r>
-        <w:rPr>
-          <w:rFonts w:ascii="Times New Roman" w:hAnsi="Times New Roman" w:cs="Times New Roman"/>
-          <w:bCs/>
-          <w:sz w:val="28"/>
-          <w:szCs w:val="28"/>
-        </w:rPr>
-        <w:t xml:space="preserve">SQLite </w:t>
-      </w:r>
-      <w:r>
-        <w:rPr>
-          <w:rFonts w:ascii="Times New Roman" w:hAnsi="Times New Roman" w:cs="Times New Roman"/>
-          <w:bCs/>
-          <w:sz w:val="28"/>
-          <w:szCs w:val="28"/>
-        </w:rPr>
-        <w:t xml:space="preserve">используется для хранения данных пользователей, обмен сообщениями происходит через WebSocket. Интерфейс мессенджера реализован на </w:t>
-      </w:r>
-      <w:r>
-        <w:rPr>
-          <w:rFonts w:ascii="Times New Roman" w:hAnsi="Times New Roman" w:cs="Times New Roman"/>
-          <w:bCs/>
-          <w:sz w:val="28"/>
-          <w:szCs w:val="28"/>
-          <w:lang w:val="en-US"/>
-        </w:rPr>
-        <w:t>EJS</w:t>
-      </w:r>
-      <w:r>
-        <w:rPr>
-          <w:rFonts w:ascii="Times New Roman" w:hAnsi="Times New Roman" w:cs="Times New Roman"/>
-          <w:bCs/>
-          <w:sz w:val="28"/>
-          <w:szCs w:val="28"/>
-        </w:rPr>
-        <w:t xml:space="preserve">, CSS и JavaScript, </w:t>
-      </w:r>
-      <w:r>
-        <w:rPr>
-          <w:rFonts w:ascii="Times New Roman" w:hAnsi="Times New Roman" w:cs="Times New Roman"/>
-          <w:bCs/>
-          <w:sz w:val="28"/>
-          <w:szCs w:val="28"/>
-        </w:rPr>
-        <w:lastRenderedPageBreak/>
-        <w:t>отличается простотой и удобством. Проект выполнен поэтапно: от проектирования архитектуры до тестирования и финальной отладки.</w:t>
-      </w:r>
-    </w:p>
-    <w:p>
-      <w:pPr>
-        <w:spacing w:after="0" w:line="360" w:lineRule="auto"/>
-        <w:ind w:firstLine="851"/>
-        <w:jc w:val="both"/>
-        <w:rPr>
-          <w:rFonts w:ascii="Times New Roman" w:hAnsi="Times New Roman" w:cs="Times New Roman"/>
-          <w:bCs/>
-          <w:sz w:val="28"/>
-          <w:szCs w:val="28"/>
-        </w:rPr>
-      </w:pPr>
-      <w:r>
-        <w:rPr>
-          <w:rFonts w:ascii="Times New Roman" w:hAnsi="Times New Roman" w:cs="Times New Roman"/>
-          <w:bCs/>
-          <w:sz w:val="28"/>
-          <w:szCs w:val="28"/>
-        </w:rPr>
-        <w:t xml:space="preserve">В результате практики студент закрепил знания по веб-разработке, ИБ, взаимодействию с реальными ИТ-компаниями, анализу </w:t>
-      </w:r>
-      <w:r>
-        <w:rPr>
-          <w:rFonts w:ascii="Times New Roman" w:hAnsi="Times New Roman" w:cs="Times New Roman"/>
-          <w:bCs/>
-          <w:sz w:val="28"/>
-          <w:szCs w:val="28"/>
-        </w:rPr>
-        <w:t>киберинцидента</w:t>
-      </w:r>
-      <w:r>
-        <w:rPr>
-          <w:rFonts w:ascii="Times New Roman" w:hAnsi="Times New Roman" w:cs="Times New Roman"/>
-          <w:bCs/>
-          <w:sz w:val="28"/>
-          <w:szCs w:val="28"/>
-        </w:rPr>
-        <w:t>, а также приобрёл опыт в работе с современными цифровыми инструментами и технологиями. Полученные навыки могут быть использованы как в дальнейшей учёбе, так и в профессиональной деятельности.</w:t>
-      </w:r>
-    </w:p>
-    <w:p>
-      <w:pPr>
-        <w:pStyle w:val="3"/>
-        <w:spacing w:line="360" w:lineRule="auto"/>
+          <w:highlight w:val="yellow"/>
+        </w:rPr>
+      </w:pPr>
+      <w:r>
+        <w:rPr>
+          <w:rFonts w:ascii="Times New Roman" w:hAnsi="Times New Roman" w:cs="Times New Roman"/>
+          <w:bCs/>
+          <w:sz w:val="28"/>
+          <w:szCs w:val="28"/>
+        </w:rPr>
+        <w:t>Прохождение практики позволило не только значительно расширить технические компетенции, но и получить представление о реальных требованиях и задачах, с которыми сталкивается ИТ-отрасль. Полученные знания и опыт станут полезным ресурсом как для дальнейшего обучения, так и при формировании профессионального пути в сфере информационных технологий.</w:t>
+      </w:r>
+    </w:p>
+    <w:p>
+      <w:pPr>
+        <w:pStyle w:val="1"/>
         <w:jc w:val="center"/>
+        <w:rPr>
+          <w:rFonts w:ascii="Times New Roman" w:hAnsi="Times New Roman" w:cs="Times New Roman"/>
+          <w:b/>
+          <w:sz w:val="28"/>
+          <w:szCs w:val="28"/>
+        </w:rPr>
+      </w:pPr>
+      <w:bookmarkStart w:id="9" w:name="_Toc197908776"/>
+      <w:bookmarkStart w:id="10" w:name="_Toc198150203"/>
+      <w:r>
         <w:rPr>
           <w:rFonts w:ascii="Times New Roman" w:hAnsi="Times New Roman" w:cs="Times New Roman"/>
           <w:b/>
@@ -6095,9 +4964,9 @@
           <w:sz w:val="28"/>
           <w:szCs w:val="28"/>
         </w:rPr>
-      </w:pPr>
-      <w:bookmarkStart w:id="18" w:name="_Toc197908776"/>
-      <w:bookmarkStart w:id="19" w:name="_Toc197965277"/>
+        <w:t xml:space="preserve">Список </w:t>
+      </w:r>
+      <w:bookmarkEnd w:id="9"/>
       <w:r>
         <w:rPr>
           <w:rFonts w:ascii="Times New Roman" w:hAnsi="Times New Roman" w:cs="Times New Roman"/>
@@ -6106,10 +4975,9 @@
           <w:sz w:val="28"/>
           <w:szCs w:val="28"/>
         </w:rPr>
-        <w:t>Список литературы.</w:t>
-      </w:r>
-      <w:bookmarkEnd w:id="18"/>
-      <w:bookmarkEnd w:id="19"/>
+        <w:t>использованной литературы</w:t>
+      </w:r>
+      <w:bookmarkEnd w:id="10"/>
     </w:p>
     <w:p>
       <w:pPr>
@@ -6137,7 +5005,34 @@
           <w:sz w:val="28"/>
           <w:szCs w:val="28"/>
         </w:rPr>
-        <w:t xml:space="preserve">Документация по HTML: </w:t>
+        <w:t>Документация по HTML</w:t>
+      </w:r>
+      <w:r>
+        <w:rPr>
+          <w:rFonts w:ascii="Times New Roman" w:hAnsi="Times New Roman" w:cs="Times New Roman"/>
+          <w:sz w:val="28"/>
+          <w:szCs w:val="28"/>
+        </w:rPr>
+        <w:t xml:space="preserve"> //</w:t>
+      </w:r>
+      <w:r>
+        <w:t xml:space="preserve"> </w:t>
+      </w:r>
+      <w:r>
+        <w:rPr>
+          <w:rFonts w:ascii="Times New Roman" w:hAnsi="Times New Roman" w:cs="Times New Roman"/>
+          <w:sz w:val="28"/>
+          <w:szCs w:val="28"/>
+        </w:rPr>
+        <w:t>developer.mozilla.org URL</w:t>
+      </w:r>
+      <w:r>
+        <w:rPr>
+          <w:rFonts w:ascii="Times New Roman" w:hAnsi="Times New Roman" w:cs="Times New Roman"/>
+          <w:sz w:val="28"/>
+          <w:szCs w:val="28"/>
+        </w:rPr>
+        <w:t xml:space="preserve">: </w:t>
       </w:r>
       <w:hyperlink r:id="rId8" w:tgtFrame="_new" w:history="1">
         <w:r>
@@ -6150,6 +5045,23 @@
           <w:t>https://developer.mozilla.org/ru/docs/Web/HTML</w:t>
         </w:r>
       </w:hyperlink>
+      <w:r>
+        <w:rPr>
+          <w:rStyle w:val="a6"/>
+          <w:rFonts w:ascii="Times New Roman" w:hAnsi="Times New Roman" w:cs="Times New Roman"/>
+          <w:sz w:val="28"/>
+          <w:szCs w:val="28"/>
+        </w:rPr>
+        <w:t xml:space="preserve"> </w:t>
+      </w:r>
+      <w:r>
+        <w:rPr>
+          <w:rFonts w:ascii="Times New Roman" w:hAnsi="Times New Roman" w:cs="Times New Roman"/>
+          <w:sz w:val="28"/>
+          <w:u w:val="single"/>
+        </w:rPr>
+        <w:t>(Дата обращения: 05.05.2025)</w:t>
+      </w:r>
     </w:p>
     <w:p>
       <w:pPr>
@@ -6167,16 +5079,31 @@
         <w:rPr>
           <w:rFonts w:ascii="Times New Roman" w:hAnsi="Times New Roman" w:cs="Times New Roman"/>
           <w:sz w:val="28"/>
-          <w:szCs w:val="28"/>
-        </w:rPr>
-      </w:pPr>
-      <w:r>
-        <w:rPr>
-          <w:rFonts w:ascii="Times New Roman" w:hAnsi="Times New Roman" w:cs="Times New Roman"/>
-          <w:sz w:val="28"/>
-          <w:szCs w:val="28"/>
-        </w:rPr>
-        <w:t xml:space="preserve">Документация по CSS: </w:t>
+        </w:rPr>
+      </w:pPr>
+      <w:r>
+        <w:rPr>
+          <w:rFonts w:ascii="Times New Roman" w:hAnsi="Times New Roman" w:cs="Times New Roman"/>
+          <w:sz w:val="28"/>
+          <w:szCs w:val="28"/>
+        </w:rPr>
+        <w:t>Документация по CSS</w:t>
+      </w:r>
+      <w:r>
+        <w:rPr>
+          <w:rFonts w:ascii="Times New Roman" w:hAnsi="Times New Roman" w:cs="Times New Roman"/>
+          <w:sz w:val="28"/>
+          <w:szCs w:val="28"/>
+        </w:rPr>
+        <w:t xml:space="preserve"> // developer.mozilla.org URL</w:t>
+      </w:r>
+      <w:r>
+        <w:rPr>
+          <w:rFonts w:ascii="Times New Roman" w:hAnsi="Times New Roman" w:cs="Times New Roman"/>
+          <w:sz w:val="28"/>
+          <w:szCs w:val="28"/>
+        </w:rPr>
+        <w:t xml:space="preserve">: </w:t>
       </w:r>
       <w:hyperlink r:id="rId9" w:tgtFrame="_new" w:history="1">
         <w:r>
@@ -6189,6 +5116,23 @@
           <w:t>https://developer.mozilla.org/ru/docs/Web/CSS</w:t>
         </w:r>
       </w:hyperlink>
+      <w:r>
+        <w:rPr>
+          <w:rStyle w:val="a6"/>
+          <w:rFonts w:ascii="Times New Roman" w:hAnsi="Times New Roman" w:cs="Times New Roman"/>
+          <w:sz w:val="28"/>
+          <w:szCs w:val="28"/>
+        </w:rPr>
+        <w:t xml:space="preserve"> </w:t>
+      </w:r>
+      <w:r>
+        <w:rPr>
+          <w:rFonts w:ascii="Times New Roman" w:hAnsi="Times New Roman" w:cs="Times New Roman"/>
+          <w:sz w:val="28"/>
+          <w:u w:val="single"/>
+        </w:rPr>
+        <w:t>(Дата обращения: 05.05.2025)</w:t>
+      </w:r>
     </w:p>
     <w:p>
       <w:pPr>
@@ -6204,12 +5148,9 @@
         <w:spacing w:line="360" w:lineRule="auto"/>
         <w:ind w:hanging="720"/>
         <w:rPr>
-          <w:rStyle w:val="a6"/>
-          <w:rFonts w:ascii="Times New Roman" w:hAnsi="Times New Roman" w:cs="Times New Roman"/>
-          <w:color w:val="auto"/>
-          <w:sz w:val="28"/>
-          <w:szCs w:val="28"/>
-          <w:u w:val="none"/>
+          <w:rFonts w:ascii="Times New Roman" w:hAnsi="Times New Roman" w:cs="Times New Roman"/>
+          <w:sz w:val="28"/>
+          <w:szCs w:val="28"/>
           <w:lang w:val="en-US"/>
         </w:rPr>
       </w:pPr>
@@ -6220,7 +5161,34 @@
           <w:szCs w:val="28"/>
           <w:lang w:val="en-US"/>
         </w:rPr>
-        <w:t xml:space="preserve">R-vision: </w:t>
+        <w:t>R-vision</w:t>
+      </w:r>
+      <w:r>
+        <w:rPr>
+          <w:rFonts w:ascii="Times New Roman" w:hAnsi="Times New Roman" w:cs="Times New Roman"/>
+          <w:sz w:val="28"/>
+          <w:szCs w:val="28"/>
+          <w:lang w:val="en-US"/>
+        </w:rPr>
+        <w:t xml:space="preserve"> // </w:t>
+      </w:r>
+      <w:r>
+        <w:rPr>
+          <w:rFonts w:ascii="Times New Roman" w:hAnsi="Times New Roman" w:cs="Times New Roman"/>
+          <w:sz w:val="28"/>
+          <w:szCs w:val="28"/>
+          <w:lang w:val="en-US"/>
+        </w:rPr>
+        <w:t>Rvision.ru URL</w:t>
+      </w:r>
+      <w:r>
+        <w:rPr>
+          <w:rFonts w:ascii="Times New Roman" w:hAnsi="Times New Roman" w:cs="Times New Roman"/>
+          <w:sz w:val="28"/>
+          <w:szCs w:val="28"/>
+          <w:lang w:val="en-US"/>
+        </w:rPr>
+        <w:t xml:space="preserve">: </w:t>
       </w:r>
       <w:hyperlink r:id="rId10" w:history="1">
         <w:r>
@@ -6234,6 +5202,64 @@
           <w:t>https://rvision.ru/</w:t>
         </w:r>
       </w:hyperlink>
+      <w:r>
+        <w:rPr>
+          <w:rStyle w:val="a6"/>
+          <w:rFonts w:ascii="Times New Roman" w:hAnsi="Times New Roman" w:cs="Times New Roman"/>
+          <w:sz w:val="28"/>
+          <w:szCs w:val="28"/>
+          <w:lang w:val="en-US"/>
+        </w:rPr>
+        <w:t xml:space="preserve"> </w:t>
+      </w:r>
+      <w:r>
+        <w:rPr>
+          <w:rFonts w:ascii="Times New Roman" w:hAnsi="Times New Roman" w:cs="Times New Roman"/>
+          <w:sz w:val="28"/>
+          <w:szCs w:val="28"/>
+          <w:u w:val="single"/>
+          <w:lang w:val="en-US"/>
+        </w:rPr>
+        <w:t>(</w:t>
+      </w:r>
+      <w:r>
+        <w:rPr>
+          <w:rFonts w:ascii="Times New Roman" w:hAnsi="Times New Roman" w:cs="Times New Roman"/>
+          <w:sz w:val="28"/>
+          <w:szCs w:val="28"/>
+          <w:u w:val="single"/>
+        </w:rPr>
+        <w:t>Дата</w:t>
+      </w:r>
+      <w:r>
+        <w:rPr>
+          <w:rFonts w:ascii="Times New Roman" w:hAnsi="Times New Roman" w:cs="Times New Roman"/>
+          <w:sz w:val="28"/>
+          <w:szCs w:val="28"/>
+          <w:u w:val="single"/>
+          <w:lang w:val="en-US"/>
+        </w:rPr>
+        <w:t xml:space="preserve"> </w:t>
+      </w:r>
+      <w:r>
+        <w:rPr>
+          <w:rFonts w:ascii="Times New Roman" w:hAnsi="Times New Roman" w:cs="Times New Roman"/>
+          <w:sz w:val="28"/>
+          <w:szCs w:val="28"/>
+          <w:u w:val="single"/>
+        </w:rPr>
+        <w:t>обращения</w:t>
+      </w:r>
+      <w:r>
+        <w:rPr>
+          <w:rFonts w:ascii="Times New Roman" w:hAnsi="Times New Roman" w:cs="Times New Roman"/>
+          <w:sz w:val="28"/>
+          <w:szCs w:val="28"/>
+          <w:u w:val="single"/>
+          <w:lang w:val="en-US"/>
+        </w:rPr>
+        <w:t>: 26.03.2025)</w:t>
+      </w:r>
     </w:p>
     <w:p>
       <w:pPr>
@@ -6249,26 +5275,38 @@
         <w:spacing w:line="360" w:lineRule="auto"/>
         <w:ind w:hanging="720"/>
         <w:rPr>
-          <w:rFonts w:ascii="Times New Roman" w:hAnsi="Times New Roman" w:cs="Times New Roman"/>
-          <w:sz w:val="28"/>
-          <w:szCs w:val="28"/>
-        </w:rPr>
-      </w:pPr>
-      <w:r>
-        <w:rPr>
-          <w:rFonts w:ascii="Times New Roman" w:hAnsi="Times New Roman" w:cs="Times New Roman"/>
-          <w:sz w:val="28"/>
-          <w:szCs w:val="28"/>
-        </w:rPr>
-        <w:t>Репозитори</w:t>
-      </w:r>
-      <w:r>
-        <w:rPr>
-          <w:rFonts w:ascii="Times New Roman" w:hAnsi="Times New Roman" w:cs="Times New Roman"/>
-          <w:sz w:val="28"/>
-          <w:szCs w:val="28"/>
-        </w:rPr>
-        <w:t>й</w:t>
+          <w:rStyle w:val="a6"/>
+          <w:rFonts w:ascii="Times New Roman" w:hAnsi="Times New Roman" w:cs="Times New Roman"/>
+          <w:color w:val="auto"/>
+          <w:sz w:val="28"/>
+          <w:szCs w:val="28"/>
+          <w:u w:val="none"/>
+        </w:rPr>
+      </w:pPr>
+      <w:r>
+        <w:rPr>
+          <w:rFonts w:ascii="Times New Roman" w:hAnsi="Times New Roman" w:cs="Times New Roman"/>
+          <w:sz w:val="28"/>
+          <w:szCs w:val="28"/>
+        </w:rPr>
+        <w:t>Стать</w:t>
+      </w:r>
+      <w:r>
+        <w:rPr>
+          <w:rFonts w:ascii="Times New Roman" w:hAnsi="Times New Roman" w:cs="Times New Roman"/>
+          <w:sz w:val="28"/>
+          <w:szCs w:val="28"/>
+        </w:rPr>
+        <w:t xml:space="preserve">и // </w:t>
+      </w:r>
+      <w:r>
+        <w:rPr>
+          <w:rFonts w:ascii="Times New Roman" w:hAnsi="Times New Roman" w:cs="Times New Roman"/>
+          <w:sz w:val="28"/>
+          <w:szCs w:val="28"/>
+          <w:lang w:val="en-US"/>
+        </w:rPr>
+        <w:t>URL</w:t>
       </w:r>
       <w:r>
         <w:rPr>
@@ -6279,48 +5317,6 @@
         <w:t xml:space="preserve">: </w:t>
       </w:r>
       <w:hyperlink r:id="rId11" w:history="1">
-        <w:r>
-          <w:rPr>
-            <w:rStyle w:val="a6"/>
-            <w:rFonts w:ascii="Times New Roman" w:hAnsi="Times New Roman" w:cs="Times New Roman"/>
-            <w:sz w:val="28"/>
-            <w:szCs w:val="28"/>
-          </w:rPr>
-          <w:t>https://github.com/f1stle/Web-site</w:t>
-        </w:r>
-      </w:hyperlink>
-    </w:p>
-    <w:p>
-      <w:pPr>
-        <w:pStyle w:val="a7"/>
-        <w:numPr>
-          <w:ilvl w:val="0"/>
-          <w:numId w:val="4"/>
-        </w:numPr>
-        <w:tabs>
-          <w:tab w:val="clear" w:pos="720"/>
-          <w:tab w:val="num" w:pos="284"/>
-        </w:tabs>
-        <w:spacing w:line="360" w:lineRule="auto"/>
-        <w:ind w:hanging="720"/>
-        <w:rPr>
-          <w:rStyle w:val="a6"/>
-          <w:rFonts w:ascii="Times New Roman" w:hAnsi="Times New Roman" w:cs="Times New Roman"/>
-          <w:color w:val="auto"/>
-          <w:sz w:val="28"/>
-          <w:szCs w:val="28"/>
-          <w:u w:val="none"/>
-        </w:rPr>
-      </w:pPr>
-      <w:r>
-        <w:rPr>
-          <w:rFonts w:ascii="Times New Roman" w:hAnsi="Times New Roman" w:cs="Times New Roman"/>
-          <w:sz w:val="28"/>
-          <w:szCs w:val="28"/>
-        </w:rPr>
-        <w:t xml:space="preserve">Статья: </w:t>
-      </w:r>
-      <w:hyperlink r:id="rId12" w:history="1">
         <w:r>
           <w:rPr>
             <w:rStyle w:val="a6"/>
@@ -6339,7 +5335,7 @@
         </w:rPr>
         <w:t xml:space="preserve"> </w:t>
       </w:r>
-      <w:hyperlink r:id="rId13" w:history="1">
+      <w:hyperlink r:id="rId12" w:history="1">
         <w:r>
           <w:rPr>
             <w:rStyle w:val="a6"/>
@@ -6347,7 +5343,17 @@
             <w:sz w:val="28"/>
             <w:szCs w:val="28"/>
           </w:rPr>
-          <w:t>https://overclockers.ru/blog/technoboom/show/214365/Hakery-nashli-uyazvimost-v-Fortinet-dlya-ustanovki-programm-vymogatelej</w:t>
+          <w:t>https://overclockers.ru/blog/technoboom/show/214365/Hakery-nashli-</w:t>
+        </w:r>
+        <w:r>
+          <w:rPr>
+            <w:rStyle w:val="a6"/>
+            <w:rFonts w:ascii="Times New Roman" w:hAnsi="Times New Roman" w:cs="Times New Roman"/>
+            <w:sz w:val="28"/>
+            <w:szCs w:val="28"/>
+          </w:rPr>
+          <w:lastRenderedPageBreak/>
+          <w:t>uyazvimost-v-Fortinet-dlya-ustanovki-programm-vymogatelej</w:t>
         </w:r>
       </w:hyperlink>
       <w:r>
@@ -6358,6 +5364,14 @@
           <w:szCs w:val="28"/>
         </w:rPr>
         <w:t xml:space="preserve"> </w:t>
+      </w:r>
+      <w:r>
+        <w:rPr>
+          <w:rFonts w:ascii="Times New Roman" w:hAnsi="Times New Roman" w:cs="Times New Roman"/>
+          <w:sz w:val="28"/>
+          <w:u w:val="single"/>
+        </w:rPr>
+        <w:t>(Дата обращения: 26.03.2025)</w:t>
       </w:r>
     </w:p>
     <w:p>
@@ -6374,23 +5388,44 @@
         <w:spacing w:line="360" w:lineRule="auto"/>
         <w:ind w:hanging="720"/>
         <w:rPr>
-          <w:rStyle w:val="a6"/>
-          <w:rFonts w:ascii="Times New Roman" w:hAnsi="Times New Roman" w:cs="Times New Roman"/>
-          <w:color w:val="auto"/>
-          <w:sz w:val="28"/>
-          <w:szCs w:val="28"/>
-          <w:u w:val="none"/>
-        </w:rPr>
-      </w:pPr>
-      <w:r>
-        <w:rPr>
-          <w:rFonts w:ascii="Times New Roman" w:hAnsi="Times New Roman" w:cs="Times New Roman"/>
-          <w:sz w:val="28"/>
-          <w:szCs w:val="28"/>
-        </w:rPr>
-        <w:t xml:space="preserve">Документация уязвимости CVE-2024-55591: </w:t>
-      </w:r>
-      <w:hyperlink r:id="rId14" w:history="1">
+          <w:rFonts w:ascii="Times New Roman" w:hAnsi="Times New Roman" w:cs="Times New Roman"/>
+          <w:sz w:val="28"/>
+        </w:rPr>
+      </w:pPr>
+      <w:r>
+        <w:rPr>
+          <w:rFonts w:ascii="Times New Roman" w:hAnsi="Times New Roman" w:cs="Times New Roman"/>
+          <w:sz w:val="28"/>
+          <w:szCs w:val="28"/>
+        </w:rPr>
+        <w:t>Документация уязвимости CVE-2024-55591</w:t>
+      </w:r>
+      <w:r>
+        <w:rPr>
+          <w:rFonts w:ascii="Times New Roman" w:hAnsi="Times New Roman" w:cs="Times New Roman"/>
+          <w:sz w:val="28"/>
+          <w:szCs w:val="28"/>
+        </w:rPr>
+        <w:t xml:space="preserve"> // </w:t>
+      </w:r>
+      <w:r>
+        <w:rPr>
+          <w:rFonts w:ascii="Times New Roman" w:hAnsi="Times New Roman" w:cs="Times New Roman"/>
+          <w:sz w:val="28"/>
+          <w:szCs w:val="28"/>
+          <w:lang w:val="en-US"/>
+        </w:rPr>
+        <w:t>URL</w:t>
+      </w:r>
+      <w:r>
+        <w:rPr>
+          <w:rFonts w:ascii="Times New Roman" w:hAnsi="Times New Roman" w:cs="Times New Roman"/>
+          <w:sz w:val="28"/>
+          <w:szCs w:val="28"/>
+        </w:rPr>
+        <w:t xml:space="preserve">: </w:t>
+      </w:r>
+      <w:hyperlink r:id="rId13" w:history="1">
         <w:r>
           <w:rPr>
             <w:rStyle w:val="a6"/>
@@ -6401,6 +5436,23 @@
           <w:t>https://nvd.nist.gov/vuln/detail/CVE-2024-55591</w:t>
         </w:r>
       </w:hyperlink>
+      <w:r>
+        <w:rPr>
+          <w:rStyle w:val="a6"/>
+          <w:rFonts w:ascii="Times New Roman" w:hAnsi="Times New Roman" w:cs="Times New Roman"/>
+          <w:sz w:val="28"/>
+          <w:szCs w:val="28"/>
+        </w:rPr>
+        <w:t xml:space="preserve">   </w:t>
+      </w:r>
+      <w:r>
+        <w:rPr>
+          <w:rFonts w:ascii="Times New Roman" w:hAnsi="Times New Roman" w:cs="Times New Roman"/>
+          <w:sz w:val="28"/>
+          <w:u w:val="single"/>
+        </w:rPr>
+        <w:t>(Дата обращения: 26.03.2025)</w:t>
+      </w:r>
     </w:p>
     <w:p>
       <w:pPr>
@@ -6413,7 +5465,7 @@
       </w:pPr>
     </w:p>
     <w:sectPr>
-      <w:footerReference w:type="default" r:id="rId15"/>
+      <w:footerReference w:type="default" r:id="rId14"/>
       <w:pgSz w:w="11906" w:h="16838"/>
       <w:pgMar w:top="1134" w:right="850" w:bottom="1134" w:left="1701" w:header="708" w:footer="708" w:gutter="0"/>
       <w:cols w:space="708"/>
@@ -6479,7 +5531,7 @@
           <w:rPr>
             <w:noProof/>
           </w:rPr>
-          <w:t>18</w:t>
+          <w:t>9</w:t>
         </w:r>
         <w:r>
           <w:fldChar w:fldCharType="end"/>
@@ -8126,6 +7178,155 @@
     </w:lvl>
   </w:abstractNum>
   <w:abstractNum w:abstractNumId="11" w15:restartNumberingAfterBreak="0">
+    <w:nsid w:val="4743141B"/>
+    <w:multiLevelType w:val="multilevel"/>
+    <w:tmpl w:val="E50A4FAE"/>
+    <w:lvl w:ilvl="0">
+      <w:start w:val="1"/>
+      <w:numFmt w:val="bullet"/>
+      <w:lvlText w:val=""/>
+      <w:lvlJc w:val="left"/>
+      <w:pPr>
+        <w:tabs>
+          <w:tab w:val="num" w:pos="720"/>
+        </w:tabs>
+        <w:ind w:left="720" w:hanging="360"/>
+      </w:pPr>
+      <w:rPr>
+        <w:rFonts w:ascii="Symbol" w:hAnsi="Symbol" w:hint="default"/>
+        <w:sz w:val="20"/>
+      </w:rPr>
+    </w:lvl>
+    <w:lvl w:ilvl="1" w:tentative="1">
+      <w:start w:val="1"/>
+      <w:numFmt w:val="bullet"/>
+      <w:lvlText w:val="o"/>
+      <w:lvlJc w:val="left"/>
+      <w:pPr>
+        <w:tabs>
+          <w:tab w:val="num" w:pos="1440"/>
+        </w:tabs>
+        <w:ind w:left="1440" w:hanging="360"/>
+      </w:pPr>
+      <w:rPr>
+        <w:rFonts w:ascii="Courier New" w:hAnsi="Courier New" w:hint="default"/>
+        <w:sz w:val="20"/>
+      </w:rPr>
+    </w:lvl>
+    <w:lvl w:ilvl="2" w:tentative="1">
+      <w:start w:val="1"/>
+      <w:numFmt w:val="bullet"/>
+      <w:lvlText w:val=""/>
+      <w:lvlJc w:val="left"/>
+      <w:pPr>
+        <w:tabs>
+          <w:tab w:val="num" w:pos="2160"/>
+        </w:tabs>
+        <w:ind w:left="2160" w:hanging="360"/>
+      </w:pPr>
+      <w:rPr>
+        <w:rFonts w:ascii="Wingdings" w:hAnsi="Wingdings" w:hint="default"/>
+        <w:sz w:val="20"/>
+      </w:rPr>
+    </w:lvl>
+    <w:lvl w:ilvl="3" w:tentative="1">
+      <w:start w:val="1"/>
+      <w:numFmt w:val="bullet"/>
+      <w:lvlText w:val=""/>
+      <w:lvlJc w:val="left"/>
+      <w:pPr>
+        <w:tabs>
+          <w:tab w:val="num" w:pos="2880"/>
+        </w:tabs>
+        <w:ind w:left="2880" w:hanging="360"/>
+      </w:pPr>
+      <w:rPr>
+        <w:rFonts w:ascii="Wingdings" w:hAnsi="Wingdings" w:hint="default"/>
+        <w:sz w:val="20"/>
+      </w:rPr>
+    </w:lvl>
+    <w:lvl w:ilvl="4" w:tentative="1">
+      <w:start w:val="1"/>
+      <w:numFmt w:val="bullet"/>
+      <w:lvlText w:val=""/>
+      <w:lvlJc w:val="left"/>
+      <w:pPr>
+        <w:tabs>
+          <w:tab w:val="num" w:pos="3600"/>
+        </w:tabs>
+        <w:ind w:left="3600" w:hanging="360"/>
+      </w:pPr>
+      <w:rPr>
+        <w:rFonts w:ascii="Wingdings" w:hAnsi="Wingdings" w:hint="default"/>
+        <w:sz w:val="20"/>
+      </w:rPr>
+    </w:lvl>
+    <w:lvl w:ilvl="5" w:tentative="1">
+      <w:start w:val="1"/>
+      <w:numFmt w:val="bullet"/>
+      <w:lvlText w:val=""/>
+      <w:lvlJc w:val="left"/>
+      <w:pPr>
+        <w:tabs>
+          <w:tab w:val="num" w:pos="4320"/>
+        </w:tabs>
+        <w:ind w:left="4320" w:hanging="360"/>
+      </w:pPr>
+      <w:rPr>
+        <w:rFonts w:ascii="Wingdings" w:hAnsi="Wingdings" w:hint="default"/>
+        <w:sz w:val="20"/>
+      </w:rPr>
+    </w:lvl>
+    <w:lvl w:ilvl="6" w:tentative="1">
+      <w:start w:val="1"/>
+      <w:numFmt w:val="bullet"/>
+      <w:lvlText w:val=""/>
+      <w:lvlJc w:val="left"/>
+      <w:pPr>
+        <w:tabs>
+          <w:tab w:val="num" w:pos="5040"/>
+        </w:tabs>
+        <w:ind w:left="5040" w:hanging="360"/>
+      </w:pPr>
+      <w:rPr>
+        <w:rFonts w:ascii="Wingdings" w:hAnsi="Wingdings" w:hint="default"/>
+        <w:sz w:val="20"/>
+      </w:rPr>
+    </w:lvl>
+    <w:lvl w:ilvl="7" w:tentative="1">
+      <w:start w:val="1"/>
+      <w:numFmt w:val="bullet"/>
+      <w:lvlText w:val=""/>
+      <w:lvlJc w:val="left"/>
+      <w:pPr>
+        <w:tabs>
+          <w:tab w:val="num" w:pos="5760"/>
+        </w:tabs>
+        <w:ind w:left="5760" w:hanging="360"/>
+      </w:pPr>
+      <w:rPr>
+        <w:rFonts w:ascii="Wingdings" w:hAnsi="Wingdings" w:hint="default"/>
+        <w:sz w:val="20"/>
+      </w:rPr>
+    </w:lvl>
+    <w:lvl w:ilvl="8" w:tentative="1">
+      <w:start w:val="1"/>
+      <w:numFmt w:val="bullet"/>
+      <w:lvlText w:val=""/>
+      <w:lvlJc w:val="left"/>
+      <w:pPr>
+        <w:tabs>
+          <w:tab w:val="num" w:pos="6480"/>
+        </w:tabs>
+        <w:ind w:left="6480" w:hanging="360"/>
+      </w:pPr>
+      <w:rPr>
+        <w:rFonts w:ascii="Wingdings" w:hAnsi="Wingdings" w:hint="default"/>
+        <w:sz w:val="20"/>
+      </w:rPr>
+    </w:lvl>
+  </w:abstractNum>
+  <w:abstractNum w:abstractNumId="12" w15:restartNumberingAfterBreak="0">
     <w:nsid w:val="49A762A9"/>
     <w:multiLevelType w:val="hybridMultilevel"/>
     <w:tmpl w:val="6C72E9B6"/>
@@ -8238,7 +7439,7 @@
       </w:rPr>
     </w:lvl>
   </w:abstractNum>
-  <w:abstractNum w:abstractNumId="12" w15:restartNumberingAfterBreak="0">
+  <w:abstractNum w:abstractNumId="13" w15:restartNumberingAfterBreak="0">
     <w:nsid w:val="4C2D1489"/>
     <w:multiLevelType w:val="multilevel"/>
     <w:tmpl w:val="FFACFBEC"/>
@@ -8387,7 +7588,7 @@
       </w:rPr>
     </w:lvl>
   </w:abstractNum>
-  <w:abstractNum w:abstractNumId="13" w15:restartNumberingAfterBreak="0">
+  <w:abstractNum w:abstractNumId="14" w15:restartNumberingAfterBreak="0">
     <w:nsid w:val="4E01417A"/>
     <w:multiLevelType w:val="multilevel"/>
     <w:tmpl w:val="517ED3CA"/>
@@ -8536,7 +7737,7 @@
       </w:rPr>
     </w:lvl>
   </w:abstractNum>
-  <w:abstractNum w:abstractNumId="14" w15:restartNumberingAfterBreak="0">
+  <w:abstractNum w:abstractNumId="15" w15:restartNumberingAfterBreak="0">
     <w:nsid w:val="50A50F8E"/>
     <w:multiLevelType w:val="multilevel"/>
     <w:tmpl w:val="00E2305C"/>
@@ -8649,7 +7850,7 @@
       </w:pPr>
     </w:lvl>
   </w:abstractNum>
-  <w:abstractNum w:abstractNumId="15" w15:restartNumberingAfterBreak="0">
+  <w:abstractNum w:abstractNumId="16" w15:restartNumberingAfterBreak="0">
     <w:nsid w:val="51B258CF"/>
     <w:multiLevelType w:val="multilevel"/>
     <w:tmpl w:val="78303396"/>
@@ -8798,7 +7999,7 @@
       </w:rPr>
     </w:lvl>
   </w:abstractNum>
-  <w:abstractNum w:abstractNumId="16" w15:restartNumberingAfterBreak="0">
+  <w:abstractNum w:abstractNumId="17" w15:restartNumberingAfterBreak="0">
     <w:nsid w:val="58376E3B"/>
     <w:multiLevelType w:val="multilevel"/>
     <w:tmpl w:val="567E9C62"/>
@@ -8947,7 +8148,7 @@
       </w:rPr>
     </w:lvl>
   </w:abstractNum>
-  <w:abstractNum w:abstractNumId="17" w15:restartNumberingAfterBreak="0">
+  <w:abstractNum w:abstractNumId="18" w15:restartNumberingAfterBreak="0">
     <w:nsid w:val="62E36CFE"/>
     <w:multiLevelType w:val="multilevel"/>
     <w:tmpl w:val="21B215BA"/>
@@ -9096,7 +8297,7 @@
       </w:rPr>
     </w:lvl>
   </w:abstractNum>
-  <w:abstractNum w:abstractNumId="18" w15:restartNumberingAfterBreak="0">
+  <w:abstractNum w:abstractNumId="19" w15:restartNumberingAfterBreak="0">
     <w:nsid w:val="63E50DD0"/>
     <w:multiLevelType w:val="multilevel"/>
     <w:tmpl w:val="07D49850"/>
@@ -9209,7 +8410,7 @@
       </w:pPr>
     </w:lvl>
   </w:abstractNum>
-  <w:abstractNum w:abstractNumId="19" w15:restartNumberingAfterBreak="0">
+  <w:abstractNum w:abstractNumId="20" w15:restartNumberingAfterBreak="0">
     <w:nsid w:val="67921B5C"/>
     <w:multiLevelType w:val="multilevel"/>
     <w:tmpl w:val="A5C2924C"/>
@@ -9358,7 +8559,7 @@
       </w:rPr>
     </w:lvl>
   </w:abstractNum>
-  <w:abstractNum w:abstractNumId="20" w15:restartNumberingAfterBreak="0">
+  <w:abstractNum w:abstractNumId="21" w15:restartNumberingAfterBreak="0">
     <w:nsid w:val="6B992349"/>
     <w:multiLevelType w:val="multilevel"/>
     <w:tmpl w:val="B0321EA8"/>
@@ -9507,7 +8708,7 @@
       </w:rPr>
     </w:lvl>
   </w:abstractNum>
-  <w:abstractNum w:abstractNumId="21" w15:restartNumberingAfterBreak="0">
+  <w:abstractNum w:abstractNumId="22" w15:restartNumberingAfterBreak="0">
     <w:nsid w:val="6E4E018E"/>
     <w:multiLevelType w:val="multilevel"/>
     <w:tmpl w:val="B596A88A"/>
@@ -9656,7 +8857,7 @@
       </w:rPr>
     </w:lvl>
   </w:abstractNum>
-  <w:abstractNum w:abstractNumId="22" w15:restartNumberingAfterBreak="0">
+  <w:abstractNum w:abstractNumId="23" w15:restartNumberingAfterBreak="0">
     <w:nsid w:val="74DD260C"/>
     <w:multiLevelType w:val="multilevel"/>
     <w:tmpl w:val="A53EB486"/>
@@ -9805,7 +9006,7 @@
       </w:rPr>
     </w:lvl>
   </w:abstractNum>
-  <w:abstractNum w:abstractNumId="23" w15:restartNumberingAfterBreak="0">
+  <w:abstractNum w:abstractNumId="24" w15:restartNumberingAfterBreak="0">
     <w:nsid w:val="7A5F50F6"/>
     <w:multiLevelType w:val="multilevel"/>
     <w:tmpl w:val="4C1C2244"/>
@@ -9954,7 +9155,7 @@
       </w:rPr>
     </w:lvl>
   </w:abstractNum>
-  <w:abstractNum w:abstractNumId="24" w15:restartNumberingAfterBreak="0">
+  <w:abstractNum w:abstractNumId="25" w15:restartNumberingAfterBreak="0">
     <w:nsid w:val="7F88623F"/>
     <w:multiLevelType w:val="multilevel"/>
     <w:tmpl w:val="91029884"/>
@@ -10107,28 +9308,28 @@
     <w:abstractNumId w:val="4"/>
   </w:num>
   <w:num w:numId="2">
-    <w:abstractNumId w:val="12"/>
+    <w:abstractNumId w:val="13"/>
   </w:num>
   <w:num w:numId="3">
     <w:abstractNumId w:val="0"/>
   </w:num>
   <w:num w:numId="4">
-    <w:abstractNumId w:val="14"/>
+    <w:abstractNumId w:val="15"/>
   </w:num>
   <w:num w:numId="5">
     <w:abstractNumId w:val="8"/>
   </w:num>
   <w:num w:numId="6">
-    <w:abstractNumId w:val="17"/>
+    <w:abstractNumId w:val="18"/>
   </w:num>
   <w:num w:numId="7">
-    <w:abstractNumId w:val="19"/>
+    <w:abstractNumId w:val="20"/>
   </w:num>
   <w:num w:numId="8">
     <w:abstractNumId w:val="3"/>
   </w:num>
   <w:num w:numId="9">
-    <w:abstractNumId w:val="21"/>
+    <w:abstractNumId w:val="22"/>
   </w:num>
   <w:num w:numId="10">
     <w:abstractNumId w:val="2"/>
@@ -10137,7 +9338,7 @@
     <w:abstractNumId w:val="7"/>
   </w:num>
   <w:num w:numId="12">
-    <w:abstractNumId w:val="22"/>
+    <w:abstractNumId w:val="23"/>
   </w:num>
   <w:num w:numId="13">
     <w:abstractNumId w:val="6"/>
@@ -10149,33 +9350,36 @@
     <w:abstractNumId w:val="10"/>
   </w:num>
   <w:num w:numId="16">
-    <w:abstractNumId w:val="18"/>
+    <w:abstractNumId w:val="19"/>
   </w:num>
   <w:num w:numId="17">
-    <w:abstractNumId w:val="16"/>
+    <w:abstractNumId w:val="17"/>
   </w:num>
   <w:num w:numId="18">
-    <w:abstractNumId w:val="23"/>
+    <w:abstractNumId w:val="24"/>
   </w:num>
   <w:num w:numId="19">
-    <w:abstractNumId w:val="24"/>
+    <w:abstractNumId w:val="25"/>
   </w:num>
   <w:num w:numId="20">
-    <w:abstractNumId w:val="15"/>
+    <w:abstractNumId w:val="16"/>
   </w:num>
   <w:num w:numId="21">
     <w:abstractNumId w:val="5"/>
   </w:num>
   <w:num w:numId="22">
-    <w:abstractNumId w:val="13"/>
+    <w:abstractNumId w:val="14"/>
   </w:num>
   <w:num w:numId="23">
     <w:abstractNumId w:val="9"/>
   </w:num>
   <w:num w:numId="24">
-    <w:abstractNumId w:val="20"/>
+    <w:abstractNumId w:val="21"/>
   </w:num>
   <w:num w:numId="25">
+    <w:abstractNumId w:val="12"/>
+  </w:num>
+  <w:num w:numId="26">
     <w:abstractNumId w:val="11"/>
   </w:num>
 </w:numbering>
@@ -10610,20 +9814,20 @@
     <w:next w:val="a"/>
     <w:link w:val="20"/>
     <w:uiPriority w:val="9"/>
-    <w:semiHidden/>
     <w:unhideWhenUsed/>
     <w:qFormat/>
-    <w:rsid w:val="003F41F6"/>
+    <w:rsid w:val="00137981"/>
     <w:pPr>
       <w:keepNext/>
       <w:keepLines/>
       <w:spacing w:before="40" w:after="0"/>
+      <w:jc w:val="center"/>
       <w:outlineLvl w:val="1"/>
     </w:pPr>
     <w:rPr>
-      <w:rFonts w:asciiTheme="majorHAnsi" w:eastAsiaTheme="majorEastAsia" w:hAnsiTheme="majorHAnsi" w:cstheme="majorBidi"/>
-      <w:color w:val="2E74B5" w:themeColor="accent1" w:themeShade="BF"/>
-      <w:sz w:val="26"/>
+      <w:rFonts w:ascii="Times New Roman" w:eastAsiaTheme="majorEastAsia" w:hAnsi="Times New Roman" w:cs="Times New Roman"/>
+      <w:b/>
+      <w:sz w:val="28"/>
       <w:szCs w:val="26"/>
     </w:rPr>
   </w:style>
@@ -10675,7 +9879,6 @@
   <w:style w:type="character" w:default="1" w:styleId="a0">
     <w:name w:val="Default Paragraph Font"/>
     <w:uiPriority w:val="1"/>
-    <w:semiHidden/>
     <w:unhideWhenUsed/>
   </w:style>
   <w:style w:type="table" w:default="1" w:styleId="a1">
@@ -10731,12 +9934,10 @@
     <w:basedOn w:val="a0"/>
     <w:link w:val="2"/>
     <w:uiPriority w:val="9"/>
-    <w:semiHidden/>
-    <w:rsid w:val="003F41F6"/>
+    <w:rsid w:val="00137981"/>
     <w:rPr>
-      <w:rFonts w:asciiTheme="majorHAnsi" w:eastAsiaTheme="majorEastAsia" w:hAnsiTheme="majorHAnsi" w:cstheme="majorBidi"/>
-      <w:color w:val="2E74B5" w:themeColor="accent1" w:themeShade="BF"/>
-      <w:sz w:val="26"/>
+      <w:rFonts w:eastAsiaTheme="majorEastAsia"/>
+      <w:b/>
       <w:szCs w:val="26"/>
       <w:lang w:eastAsia="ru-RU"/>
     </w:rPr>
@@ -10795,11 +9996,17 @@
     <w:autoRedefine/>
     <w:uiPriority w:val="39"/>
     <w:unhideWhenUsed/>
-    <w:rsid w:val="002E2606"/>
+    <w:rsid w:val="00302FD2"/>
     <w:pPr>
+      <w:tabs>
+        <w:tab w:val="right" w:leader="dot" w:pos="9345"/>
+      </w:tabs>
       <w:spacing w:after="100"/>
       <w:ind w:left="220"/>
     </w:pPr>
+    <w:rPr>
+      <w:noProof/>
+    </w:rPr>
   </w:style>
   <w:style w:type="paragraph" w:styleId="31">
     <w:name w:val="toc 3"/>
@@ -10910,6 +10117,47 @@
       <w:rFonts w:ascii="Calibri" w:eastAsia="Calibri" w:hAnsi="Calibri" w:cs="Calibri"/>
       <w:sz w:val="22"/>
       <w:lang w:eastAsia="ru-RU"/>
+    </w:rPr>
+  </w:style>
+  <w:style w:type="paragraph" w:styleId="11">
+    <w:name w:val="toc 1"/>
+    <w:basedOn w:val="a"/>
+    <w:next w:val="a"/>
+    <w:autoRedefine/>
+    <w:uiPriority w:val="39"/>
+    <w:unhideWhenUsed/>
+    <w:rsid w:val="00137981"/>
+    <w:pPr>
+      <w:spacing w:after="100"/>
+    </w:pPr>
+  </w:style>
+  <w:style w:type="paragraph" w:styleId="ad">
+    <w:name w:val="No Spacing"/>
+    <w:uiPriority w:val="1"/>
+    <w:qFormat/>
+    <w:rsid w:val="00EF5DA5"/>
+    <w:pPr>
+      <w:spacing w:after="0" w:line="240" w:lineRule="auto"/>
+      <w:jc w:val="center"/>
+    </w:pPr>
+    <w:rPr>
+      <w:rFonts w:eastAsia="Calibri"/>
+      <w:b/>
+      <w:szCs w:val="28"/>
+      <w:lang w:eastAsia="ru-RU"/>
+    </w:rPr>
+  </w:style>
+  <w:style w:type="paragraph" w:styleId="ae">
+    <w:name w:val="Normal (Web)"/>
+    <w:basedOn w:val="a"/>
+    <w:uiPriority w:val="99"/>
+    <w:semiHidden/>
+    <w:unhideWhenUsed/>
+    <w:rsid w:val="00F43D43"/>
+    <w:rPr>
+      <w:rFonts w:ascii="Times New Roman" w:hAnsi="Times New Roman" w:cs="Times New Roman"/>
+      <w:sz w:val="24"/>
+      <w:szCs w:val="24"/>
     </w:rPr>
   </w:style>
 </w:styles>
@@ -11181,7 +10429,7 @@
 </file>
 
 <file path=customXml/itemProps1.xml><?xml version="1.0" encoding="utf-8"?>
-<ds:datastoreItem xmlns:ds="http://schemas.openxmlformats.org/officeDocument/2006/customXml" ds:itemID="{160E3646-1A92-48DC-B07C-620DC0C0C535}">
+<ds:datastoreItem xmlns:ds="http://schemas.openxmlformats.org/officeDocument/2006/customXml" ds:itemID="{7C9BAC00-E3BE-40AE-A68F-97E51D24846A}">
   <ds:schemaRefs>
     <ds:schemaRef ds:uri="http://schemas.openxmlformats.org/officeDocument/2006/bibliography"/>
   </ds:schemaRefs>

--- a/reports/Отчёт.docx
+++ b/reports/Отчёт.docx
@@ -1245,8 +1245,6 @@
           <w:szCs w:val="28"/>
         </w:rPr>
       </w:pPr>
-      <w:bookmarkStart w:id="0" w:name="_GoBack"/>
-      <w:bookmarkEnd w:id="0"/>
     </w:p>
     <w:p>
       <w:pPr>
@@ -1326,7 +1324,7 @@
           <w:rFonts w:eastAsia="Times New Roman"/>
         </w:rPr>
       </w:pPr>
-      <w:bookmarkStart w:id="1" w:name="_Toc198150197"/>
+      <w:bookmarkStart w:id="0" w:name="_Toc198150197"/>
       <w:r>
         <w:rPr>
           <w:rStyle w:val="a4"/>
@@ -1339,7 +1337,7 @@
         <w:lastRenderedPageBreak/>
         <w:t>ВВЕДЕНИЕ</w:t>
       </w:r>
-      <w:bookmarkEnd w:id="1"/>
+      <w:bookmarkEnd w:id="0"/>
     </w:p>
     <w:p>
       <w:pPr>
@@ -1456,11 +1454,11 @@
       <w:pPr>
         <w:pStyle w:val="2"/>
       </w:pPr>
-      <w:bookmarkStart w:id="2" w:name="_Toc198150198"/>
+      <w:bookmarkStart w:id="1" w:name="_Toc198150198"/>
       <w:r>
         <w:t>1. Общая информация о проекте</w:t>
       </w:r>
-      <w:bookmarkEnd w:id="2"/>
+      <w:bookmarkEnd w:id="1"/>
     </w:p>
     <w:p>
       <w:pPr>
@@ -1790,7 +1788,7 @@
       <w:pPr>
         <w:pStyle w:val="2"/>
       </w:pPr>
-      <w:bookmarkStart w:id="3" w:name="_Toc198150199"/>
+      <w:bookmarkStart w:id="2" w:name="_Toc198150199"/>
       <w:r>
         <w:lastRenderedPageBreak/>
         <w:t>2. Общая характеристика деятельности</w:t>
@@ -1798,7 +1796,7 @@
       <w:r>
         <w:t xml:space="preserve"> организации</w:t>
       </w:r>
-      <w:bookmarkEnd w:id="3"/>
+      <w:bookmarkEnd w:id="2"/>
     </w:p>
     <w:p>
       <w:pPr>
@@ -1980,11 +1978,11 @@
       <w:pPr>
         <w:pStyle w:val="2"/>
       </w:pPr>
-      <w:bookmarkStart w:id="4" w:name="_Toc198150200"/>
+      <w:bookmarkStart w:id="3" w:name="_Toc198150200"/>
       <w:r>
         <w:t>3. Описание задания по проектной практике</w:t>
       </w:r>
-      <w:bookmarkEnd w:id="4"/>
+      <w:bookmarkEnd w:id="3"/>
     </w:p>
     <w:p>
       <w:pPr>
@@ -1998,7 +1996,7 @@
           <w:szCs w:val="28"/>
         </w:rPr>
       </w:pPr>
-      <w:bookmarkStart w:id="5" w:name="_Toc198057276"/>
+      <w:bookmarkStart w:id="4" w:name="_Toc198057276"/>
       <w:r>
         <w:rPr>
           <w:rFonts w:ascii="Times New Roman" w:hAnsi="Times New Roman" w:cs="Times New Roman"/>
@@ -2008,7 +2006,7 @@
         </w:rPr>
         <w:t>Базовая часть: создание простого веб-сайта</w:t>
       </w:r>
-      <w:bookmarkEnd w:id="5"/>
+      <w:bookmarkEnd w:id="4"/>
     </w:p>
     <w:p>
       <w:pPr>
@@ -4707,35 +4705,108 @@
       <w:pPr>
         <w:spacing w:after="0" w:line="360" w:lineRule="auto"/>
         <w:ind w:firstLine="851"/>
-        <w:jc w:val="both"/>
-        <w:rPr>
-          <w:rFonts w:ascii="Times New Roman" w:hAnsi="Times New Roman" w:cs="Times New Roman"/>
-          <w:bCs/>
-          <w:sz w:val="28"/>
-          <w:szCs w:val="28"/>
-        </w:rPr>
-      </w:pPr>
-      <w:r>
-        <w:rPr>
-          <w:rFonts w:ascii="Times New Roman" w:hAnsi="Times New Roman" w:cs="Times New Roman"/>
-          <w:bCs/>
-          <w:sz w:val="28"/>
-          <w:szCs w:val="28"/>
-        </w:rPr>
-        <w:t>В результате выполненной работы был создан веб-мессенджер, обладающий базовым функционалом: регистрацией пользователей, входом в систему и возможностью общения в реальном времени. Реализованная система позволяет обмениваться сообщениями без перезагрузки страницы, при этом интерфейс сохраняет простоту и доступность. Проект может быть использован как шаблон для создания более сложных систем общения, а также как практический пример клиент-серверного взаимодействия в рамках учебной деятельности.</w:t>
-      </w:r>
-    </w:p>
-    <w:p>
-      <w:pPr>
-        <w:pStyle w:val="2"/>
-      </w:pPr>
-      <w:bookmarkStart w:id="6" w:name="_Toc198064987"/>
-      <w:bookmarkStart w:id="7" w:name="_Toc198150201"/>
-      <w:r>
-        <w:t>4. Описание достигнутых результатов по проектной практике</w:t>
-      </w:r>
-      <w:bookmarkEnd w:id="6"/>
-      <w:bookmarkEnd w:id="7"/>
+        <w:rPr>
+          <w:rFonts w:ascii="Times New Roman" w:hAnsi="Times New Roman" w:cs="Times New Roman"/>
+          <w:bCs/>
+          <w:sz w:val="28"/>
+          <w:szCs w:val="28"/>
+        </w:rPr>
+      </w:pPr>
+      <w:r>
+        <w:rPr>
+          <w:rFonts w:ascii="Times New Roman" w:hAnsi="Times New Roman" w:cs="Times New Roman"/>
+          <w:bCs/>
+          <w:sz w:val="28"/>
+          <w:szCs w:val="28"/>
+        </w:rPr>
+        <w:t xml:space="preserve">В процессе разработки веб-мессенджера были изучены ключевые технологии и концепции, включая работу с серверным </w:t>
+      </w:r>
+      <w:proofErr w:type="spellStart"/>
+      <w:r>
+        <w:rPr>
+          <w:rFonts w:ascii="Times New Roman" w:hAnsi="Times New Roman" w:cs="Times New Roman"/>
+          <w:bCs/>
+          <w:sz w:val="28"/>
+          <w:szCs w:val="28"/>
+        </w:rPr>
+        <w:t>фреймворком</w:t>
+      </w:r>
+      <w:proofErr w:type="spellEnd"/>
+      <w:r>
+        <w:rPr>
+          <w:rFonts w:ascii="Times New Roman" w:hAnsi="Times New Roman" w:cs="Times New Roman"/>
+          <w:bCs/>
+          <w:sz w:val="28"/>
+          <w:szCs w:val="28"/>
+        </w:rPr>
+        <w:t xml:space="preserve"> Express, настройку WebSocket-коммуникации с использованием Socket.IO, организацию клиент-серверного взаимодействия в реальном времени и реализацию баз данных на основе SQLite с использованием ORM Sequelize.</w:t>
+      </w:r>
+    </w:p>
+    <w:p>
+      <w:pPr>
+        <w:spacing w:after="0" w:line="360" w:lineRule="auto"/>
+        <w:ind w:firstLine="851"/>
+        <w:rPr>
+          <w:rFonts w:ascii="Times New Roman" w:hAnsi="Times New Roman" w:cs="Times New Roman"/>
+          <w:bCs/>
+          <w:sz w:val="28"/>
+          <w:szCs w:val="28"/>
+        </w:rPr>
+      </w:pPr>
+      <w:r>
+        <w:rPr>
+          <w:rFonts w:ascii="Times New Roman" w:hAnsi="Times New Roman" w:cs="Times New Roman"/>
+          <w:bCs/>
+          <w:sz w:val="28"/>
+          <w:szCs w:val="28"/>
+        </w:rPr>
+        <w:t>Также были освоены принципы реализации регистрации и авторизации пользователей, хранение паролей с помощью безопасного хеширования (bcryptjs), создание и обработка приватных чатов, а также организация онлайн-статусов и динамического обновления сообщений без перезагрузки страницы.</w:t>
+      </w:r>
+    </w:p>
+    <w:p>
+      <w:pPr>
+        <w:spacing w:after="0" w:line="360" w:lineRule="auto"/>
+        <w:ind w:firstLine="851"/>
+        <w:rPr>
+          <w:rFonts w:ascii="Times New Roman" w:hAnsi="Times New Roman" w:cs="Times New Roman"/>
+          <w:bCs/>
+          <w:sz w:val="28"/>
+          <w:szCs w:val="28"/>
+        </w:rPr>
+      </w:pPr>
+      <w:r>
+        <w:rPr>
+          <w:rFonts w:ascii="Times New Roman" w:hAnsi="Times New Roman" w:cs="Times New Roman"/>
+          <w:bCs/>
+          <w:sz w:val="28"/>
+          <w:szCs w:val="28"/>
+        </w:rPr>
+        <w:t>Реализована поддержка светлой и тёмной темы интерфейса, механизм отображения последнего сообщения под именем пользователя и автоматическое сохранение пользовательских данных и истории сообщений в базе данных SQLite между перезапусками сервера.</w:t>
+      </w:r>
+    </w:p>
+    <w:p>
+      <w:pPr>
+        <w:spacing w:after="0" w:line="360" w:lineRule="auto"/>
+        <w:ind w:firstLine="851"/>
+        <w:rPr>
+          <w:rFonts w:ascii="Times New Roman" w:hAnsi="Times New Roman" w:cs="Times New Roman"/>
+          <w:bCs/>
+          <w:sz w:val="28"/>
+          <w:szCs w:val="28"/>
+        </w:rPr>
+      </w:pPr>
+      <w:bookmarkStart w:id="5" w:name="_GoBack"/>
+      <w:bookmarkEnd w:id="5"/>
+      <w:r>
+        <w:rPr>
+          <w:rFonts w:ascii="Times New Roman" w:hAnsi="Times New Roman" w:cs="Times New Roman"/>
+          <w:bCs/>
+          <w:sz w:val="28"/>
+          <w:szCs w:val="28"/>
+        </w:rPr>
+        <w:lastRenderedPageBreak/>
+        <w:t>Проект организован по функциональным модулям с разделением кода на серверные маршруты, модели базы данных, обработчики WebSocket-событий и клиентские шаблоны представлений.</w:t>
+      </w:r>
     </w:p>
     <w:p>
       <w:pPr>
@@ -4756,6 +4827,40 @@
           <w:sz w:val="28"/>
           <w:szCs w:val="28"/>
         </w:rPr>
+        <w:t>В результате выполненной работы был создан веб-мессенджер, обладающий базовым функционалом: регистрацией пользователей, входом в систему и возможностью общения в реальном времени. Реализованная система позволяет обмениваться сообщениями без перезагрузки страницы, при этом интерфейс сохраняет простоту и доступность. Проект может быть использован как шаблон для создания более сложных систем общения, а также как практический пример клиент-серверного взаимодействия в рамках учебной деятельности.</w:t>
+      </w:r>
+    </w:p>
+    <w:p>
+      <w:pPr>
+        <w:pStyle w:val="2"/>
+      </w:pPr>
+      <w:bookmarkStart w:id="6" w:name="_Toc198064987"/>
+      <w:bookmarkStart w:id="7" w:name="_Toc198150201"/>
+      <w:r>
+        <w:t>4. Описание достигнутых результатов по проектной практике</w:t>
+      </w:r>
+      <w:bookmarkEnd w:id="6"/>
+      <w:bookmarkEnd w:id="7"/>
+    </w:p>
+    <w:p>
+      <w:pPr>
+        <w:spacing w:after="0" w:line="360" w:lineRule="auto"/>
+        <w:ind w:firstLine="851"/>
+        <w:jc w:val="both"/>
+        <w:rPr>
+          <w:rFonts w:ascii="Times New Roman" w:hAnsi="Times New Roman" w:cs="Times New Roman"/>
+          <w:bCs/>
+          <w:sz w:val="28"/>
+          <w:szCs w:val="28"/>
+        </w:rPr>
+      </w:pPr>
+      <w:r>
+        <w:rPr>
+          <w:rFonts w:ascii="Times New Roman" w:hAnsi="Times New Roman" w:cs="Times New Roman"/>
+          <w:bCs/>
+          <w:sz w:val="28"/>
+          <w:szCs w:val="28"/>
+        </w:rPr>
         <w:t xml:space="preserve">В результате практики были достигнуты следующие результаты: разработан информационный сайт проекта «ИТ-сервисы для Цифрового университета» с использованием HTML и CSS. </w:t>
       </w:r>
       <w:r>
@@ -4838,17 +4943,7 @@
           <w:sz w:val="28"/>
           <w:szCs w:val="28"/>
         </w:rPr>
-        <w:t xml:space="preserve"> Также студент принял участие в мероприятиях компании R-Vision, получив практические знания о </w:t>
-      </w:r>
-      <w:r>
-        <w:rPr>
-          <w:rFonts w:ascii="Times New Roman" w:hAnsi="Times New Roman" w:cs="Times New Roman"/>
-          <w:bCs/>
-          <w:sz w:val="28"/>
-          <w:szCs w:val="28"/>
-        </w:rPr>
-        <w:lastRenderedPageBreak/>
-        <w:t>современных ИБ-технологиях, что позволило углубить понимание клиент-серверной архитектуры, безопасности и цифровых сервисов</w:t>
+        <w:t xml:space="preserve"> Также студент принял участие в мероприятиях компании R-Vision, получив практические знания о современных ИБ-технологиях, что позволило углубить понимание клиент-серверной архитектуры, безопасности и цифровых сервисов</w:t>
       </w:r>
     </w:p>
     <w:p>
@@ -4917,7 +5012,17 @@
           <w:sz w:val="28"/>
           <w:szCs w:val="28"/>
         </w:rPr>
-        <w:t>Особенно ценным для меня стало участие в мероприятиях, организованных компанией R-Vision, где я смог познакомиться с современными решениями в области информационной безопасности и методиками реагирования на инциденты.</w:t>
+        <w:t xml:space="preserve">Особенно ценным для меня стало участие в мероприятиях, организованных компанией R-Vision, где я смог познакомиться с </w:t>
+      </w:r>
+      <w:r>
+        <w:rPr>
+          <w:rFonts w:ascii="Times New Roman" w:hAnsi="Times New Roman" w:cs="Times New Roman"/>
+          <w:bCs/>
+          <w:sz w:val="28"/>
+          <w:szCs w:val="28"/>
+        </w:rPr>
+        <w:lastRenderedPageBreak/>
+        <w:t>современными решениями в области информационной безопасности и методиками реагирования на инциденты.</w:t>
       </w:r>
     </w:p>
     <w:p>
@@ -5343,17 +5448,7 @@
             <w:sz w:val="28"/>
             <w:szCs w:val="28"/>
           </w:rPr>
-          <w:t>https://overclockers.ru/blog/technoboom/show/214365/Hakery-nashli-</w:t>
-        </w:r>
-        <w:r>
-          <w:rPr>
-            <w:rStyle w:val="a6"/>
-            <w:rFonts w:ascii="Times New Roman" w:hAnsi="Times New Roman" w:cs="Times New Roman"/>
-            <w:sz w:val="28"/>
-            <w:szCs w:val="28"/>
-          </w:rPr>
-          <w:lastRenderedPageBreak/>
-          <w:t>uyazvimost-v-Fortinet-dlya-ustanovki-programm-vymogatelej</w:t>
+          <w:t>https://overclockers.ru/blog/technoboom/show/214365/Hakery-nashli-uyazvimost-v-Fortinet-dlya-ustanovki-programm-vymogatelej</w:t>
         </w:r>
       </w:hyperlink>
       <w:r>
@@ -5531,7 +5626,7 @@
           <w:rPr>
             <w:noProof/>
           </w:rPr>
-          <w:t>9</w:t>
+          <w:t>14</w:t>
         </w:r>
         <w:r>
           <w:fldChar w:fldCharType="end"/>
@@ -10429,7 +10524,7 @@
 </file>
 
 <file path=customXml/itemProps1.xml><?xml version="1.0" encoding="utf-8"?>
-<ds:datastoreItem xmlns:ds="http://schemas.openxmlformats.org/officeDocument/2006/customXml" ds:itemID="{7C9BAC00-E3BE-40AE-A68F-97E51D24846A}">
+<ds:datastoreItem xmlns:ds="http://schemas.openxmlformats.org/officeDocument/2006/customXml" ds:itemID="{45424C8B-E424-47D3-B0BD-22EF6B152765}">
   <ds:schemaRefs>
     <ds:schemaRef ds:uri="http://schemas.openxmlformats.org/officeDocument/2006/bibliography"/>
   </ds:schemaRefs>

--- a/reports/Отчёт.docx
+++ b/reports/Отчёт.docx
@@ -136,14 +136,14 @@
           <w:szCs w:val="28"/>
           <w:lang w:eastAsia="en-US" w:bidi="en-US"/>
         </w:rPr>
-        <w:t>пециальность: Безопасность компьютерных систем</w:t>
+        <w:t>пециальность: 10.03.01 Информационная</w:t>
       </w:r>
     </w:p>
     <w:p>
       <w:pPr>
         <w:spacing w:before="100" w:beforeAutospacing="1" w:after="100" w:afterAutospacing="1" w:line="360" w:lineRule="auto"/>
         <w:ind w:right="15"/>
-        <w:jc w:val="both"/>
+        <w:jc w:val="center"/>
         <w:rPr>
           <w:rFonts w:ascii="Times New Roman" w:hAnsi="Times New Roman" w:cs="Times New Roman"/>
           <w:color w:val="000000"/>
@@ -152,6 +152,26 @@
           <w:lang w:eastAsia="en-US" w:bidi="en-US"/>
         </w:rPr>
       </w:pPr>
+      <w:r>
+        <w:rPr>
+          <w:rFonts w:ascii="Times New Roman" w:hAnsi="Times New Roman" w:cs="Times New Roman"/>
+          <w:color w:val="000000"/>
+          <w:sz w:val="28"/>
+          <w:szCs w:val="28"/>
+          <w:lang w:eastAsia="en-US" w:bidi="en-US"/>
+        </w:rPr>
+        <w:t xml:space="preserve"> </w:t>
+      </w:r>
+      <w:r>
+        <w:rPr>
+          <w:rFonts w:ascii="Times New Roman" w:hAnsi="Times New Roman" w:cs="Times New Roman"/>
+          <w:color w:val="000000"/>
+          <w:sz w:val="28"/>
+          <w:szCs w:val="28"/>
+          <w:lang w:eastAsia="en-US" w:bidi="en-US"/>
+        </w:rPr>
+        <w:t>безопасность</w:t>
+      </w:r>
     </w:p>
     <w:p>
       <w:pPr>
@@ -395,7 +415,7 @@
           <w:szCs w:val="28"/>
           <w:lang w:eastAsia="en-US" w:bidi="en-US"/>
         </w:rPr>
-        <w:t>Кесель Сергей Александрович</w:t>
+        <w:t>Гневшев Александр Юрьевич</w:t>
       </w:r>
     </w:p>
     <w:p>
@@ -4661,26 +4681,6 @@
     <w:p>
       <w:pPr>
         <w:spacing w:after="0" w:line="360" w:lineRule="auto"/>
-        <w:rPr>
-          <w:rFonts w:ascii="Times New Roman" w:hAnsi="Times New Roman" w:cs="Times New Roman"/>
-          <w:sz w:val="28"/>
-          <w:szCs w:val="28"/>
-        </w:rPr>
-      </w:pPr>
-    </w:p>
-    <w:p>
-      <w:pPr>
-        <w:spacing w:after="0" w:line="360" w:lineRule="auto"/>
-        <w:rPr>
-          <w:rFonts w:ascii="Times New Roman" w:hAnsi="Times New Roman" w:cs="Times New Roman"/>
-          <w:sz w:val="28"/>
-          <w:szCs w:val="28"/>
-        </w:rPr>
-      </w:pPr>
-    </w:p>
-    <w:p>
-      <w:pPr>
-        <w:spacing w:after="0" w:line="360" w:lineRule="auto"/>
         <w:jc w:val="center"/>
         <w:rPr>
           <w:rFonts w:ascii="Times New Roman" w:hAnsi="Times New Roman" w:cs="Times New Roman"/>
@@ -4795,16 +4795,13 @@
           <w:szCs w:val="28"/>
         </w:rPr>
       </w:pPr>
-      <w:bookmarkStart w:id="5" w:name="_GoBack"/>
-      <w:bookmarkEnd w:id="5"/>
-      <w:r>
-        <w:rPr>
-          <w:rFonts w:ascii="Times New Roman" w:hAnsi="Times New Roman" w:cs="Times New Roman"/>
-          <w:bCs/>
-          <w:sz w:val="28"/>
-          <w:szCs w:val="28"/>
-        </w:rPr>
-        <w:lastRenderedPageBreak/>
+      <w:r>
+        <w:rPr>
+          <w:rFonts w:ascii="Times New Roman" w:hAnsi="Times New Roman" w:cs="Times New Roman"/>
+          <w:bCs/>
+          <w:sz w:val="28"/>
+          <w:szCs w:val="28"/>
+        </w:rPr>
         <w:t>Проект организован по функциональным модулям с разделением кода на серверные маршруты, модели базы данных, обработчики WebSocket-событий и клиентские шаблоны представлений.</w:t>
       </w:r>
     </w:p>
@@ -4827,8 +4824,274 @@
           <w:sz w:val="28"/>
           <w:szCs w:val="28"/>
         </w:rPr>
+        <w:lastRenderedPageBreak/>
         <w:t>В результате выполненной работы был создан веб-мессенджер, обладающий базовым функционалом: регистрацией пользователей, входом в систему и возможностью общения в реальном времени. Реализованная система позволяет обмениваться сообщениями без перезагрузки страницы, при этом интерфейс сохраняет простоту и доступность. Проект может быть использован как шаблон для создания более сложных систем общения, а также как практический пример клиент-серверного взаимодействия в рамках учебной деятельности.</w:t>
       </w:r>
+    </w:p>
+    <w:p>
+      <w:pPr>
+        <w:keepNext/>
+        <w:spacing w:after="0" w:line="360" w:lineRule="auto"/>
+        <w:jc w:val="both"/>
+      </w:pPr>
+      <w:r>
+        <w:rPr>
+          <w:noProof/>
+        </w:rPr>
+        <w:drawing>
+          <wp:inline distT="0" distB="0" distL="0" distR="0" wp14:anchorId="484F746D" wp14:editId="2B3253BD">
+            <wp:extent cx="5940425" cy="2983230"/>
+            <wp:effectExtent l="0" t="0" r="3175" b="7620"/>
+            <wp:docPr id="1" name="Рисунок 1"/>
+            <wp:cNvGraphicFramePr>
+              <a:graphicFrameLocks xmlns:a="http://schemas.openxmlformats.org/drawingml/2006/main" noChangeAspect="1"/>
+            </wp:cNvGraphicFramePr>
+            <a:graphic xmlns:a="http://schemas.openxmlformats.org/drawingml/2006/main">
+              <a:graphicData uri="http://schemas.openxmlformats.org/drawingml/2006/picture">
+                <pic:pic xmlns:pic="http://schemas.openxmlformats.org/drawingml/2006/picture">
+                  <pic:nvPicPr>
+                    <pic:cNvPr id="1" name=""/>
+                    <pic:cNvPicPr/>
+                  </pic:nvPicPr>
+                  <pic:blipFill>
+                    <a:blip r:embed="rId8"/>
+                    <a:stretch>
+                      <a:fillRect/>
+                    </a:stretch>
+                  </pic:blipFill>
+                  <pic:spPr>
+                    <a:xfrm>
+                      <a:off x="0" y="0"/>
+                      <a:ext cx="5940425" cy="2983230"/>
+                    </a:xfrm>
+                    <a:prstGeom prst="rect">
+                      <a:avLst/>
+                    </a:prstGeom>
+                  </pic:spPr>
+                </pic:pic>
+              </a:graphicData>
+            </a:graphic>
+          </wp:inline>
+        </w:drawing>
+      </w:r>
+    </w:p>
+    <w:p>
+      <w:pPr>
+        <w:pStyle w:val="af"/>
+        <w:jc w:val="center"/>
+        <w:rPr>
+          <w:rFonts w:ascii="Times New Roman" w:hAnsi="Times New Roman" w:cs="Times New Roman"/>
+          <w:b/>
+          <w:color w:val="auto"/>
+          <w:sz w:val="28"/>
+        </w:rPr>
+      </w:pPr>
+      <w:r>
+        <w:rPr>
+          <w:rFonts w:ascii="Times New Roman" w:hAnsi="Times New Roman" w:cs="Times New Roman"/>
+          <w:b/>
+          <w:color w:val="auto"/>
+          <w:sz w:val="28"/>
+        </w:rPr>
+        <w:t xml:space="preserve">Рисунок </w:t>
+      </w:r>
+      <w:r>
+        <w:rPr>
+          <w:rFonts w:ascii="Times New Roman" w:hAnsi="Times New Roman" w:cs="Times New Roman"/>
+          <w:b/>
+          <w:color w:val="auto"/>
+          <w:sz w:val="28"/>
+        </w:rPr>
+        <w:fldChar w:fldCharType="begin"/>
+      </w:r>
+      <w:r>
+        <w:rPr>
+          <w:rFonts w:ascii="Times New Roman" w:hAnsi="Times New Roman" w:cs="Times New Roman"/>
+          <w:b/>
+          <w:color w:val="auto"/>
+          <w:sz w:val="28"/>
+        </w:rPr>
+        <w:instrText xml:space="preserve"> SEQ Рисунок \* ARABIC </w:instrText>
+      </w:r>
+      <w:r>
+        <w:rPr>
+          <w:rFonts w:ascii="Times New Roman" w:hAnsi="Times New Roman" w:cs="Times New Roman"/>
+          <w:b/>
+          <w:color w:val="auto"/>
+          <w:sz w:val="28"/>
+        </w:rPr>
+        <w:fldChar w:fldCharType="separate"/>
+      </w:r>
+      <w:r>
+        <w:rPr>
+          <w:rFonts w:ascii="Times New Roman" w:hAnsi="Times New Roman" w:cs="Times New Roman"/>
+          <w:b/>
+          <w:noProof/>
+          <w:color w:val="auto"/>
+          <w:sz w:val="28"/>
+        </w:rPr>
+        <w:t>1</w:t>
+      </w:r>
+      <w:r>
+        <w:rPr>
+          <w:rFonts w:ascii="Times New Roman" w:hAnsi="Times New Roman" w:cs="Times New Roman"/>
+          <w:b/>
+          <w:color w:val="auto"/>
+          <w:sz w:val="28"/>
+        </w:rPr>
+        <w:fldChar w:fldCharType="end"/>
+      </w:r>
+      <w:r>
+        <w:rPr>
+          <w:rFonts w:ascii="Times New Roman" w:hAnsi="Times New Roman" w:cs="Times New Roman"/>
+          <w:b/>
+          <w:color w:val="auto"/>
+          <w:sz w:val="28"/>
+        </w:rPr>
+        <w:t xml:space="preserve"> Работа мессенджера</w:t>
+      </w:r>
+    </w:p>
+    <w:p>
+      <w:pPr>
+        <w:keepNext/>
+      </w:pPr>
+      <w:r>
+        <w:rPr>
+          <w:noProof/>
+        </w:rPr>
+        <w:lastRenderedPageBreak/>
+        <w:drawing>
+          <wp:inline distT="0" distB="0" distL="0" distR="0" wp14:anchorId="796DDABB" wp14:editId="066D257C">
+            <wp:extent cx="5940425" cy="2968625"/>
+            <wp:effectExtent l="0" t="0" r="3175" b="3175"/>
+            <wp:docPr id="2" name="Рисунок 2"/>
+            <wp:cNvGraphicFramePr>
+              <a:graphicFrameLocks xmlns:a="http://schemas.openxmlformats.org/drawingml/2006/main" noChangeAspect="1"/>
+            </wp:cNvGraphicFramePr>
+            <a:graphic xmlns:a="http://schemas.openxmlformats.org/drawingml/2006/main">
+              <a:graphicData uri="http://schemas.openxmlformats.org/drawingml/2006/picture">
+                <pic:pic xmlns:pic="http://schemas.openxmlformats.org/drawingml/2006/picture">
+                  <pic:nvPicPr>
+                    <pic:cNvPr id="1" name=""/>
+                    <pic:cNvPicPr/>
+                  </pic:nvPicPr>
+                  <pic:blipFill>
+                    <a:blip r:embed="rId9"/>
+                    <a:stretch>
+                      <a:fillRect/>
+                    </a:stretch>
+                  </pic:blipFill>
+                  <pic:spPr>
+                    <a:xfrm>
+                      <a:off x="0" y="0"/>
+                      <a:ext cx="5940425" cy="2968625"/>
+                    </a:xfrm>
+                    <a:prstGeom prst="rect">
+                      <a:avLst/>
+                    </a:prstGeom>
+                  </pic:spPr>
+                </pic:pic>
+              </a:graphicData>
+            </a:graphic>
+          </wp:inline>
+        </w:drawing>
+      </w:r>
+    </w:p>
+    <w:p>
+      <w:pPr>
+        <w:pStyle w:val="af"/>
+        <w:jc w:val="center"/>
+        <w:rPr>
+          <w:rFonts w:ascii="Times New Roman" w:hAnsi="Times New Roman" w:cs="Times New Roman"/>
+          <w:b/>
+          <w:color w:val="auto"/>
+          <w:sz w:val="28"/>
+          <w:szCs w:val="28"/>
+        </w:rPr>
+      </w:pPr>
+      <w:r>
+        <w:rPr>
+          <w:rFonts w:ascii="Times New Roman" w:hAnsi="Times New Roman" w:cs="Times New Roman"/>
+          <w:b/>
+          <w:color w:val="auto"/>
+          <w:sz w:val="28"/>
+          <w:szCs w:val="28"/>
+        </w:rPr>
+        <w:t xml:space="preserve">Рисунок </w:t>
+      </w:r>
+      <w:r>
+        <w:rPr>
+          <w:rFonts w:ascii="Times New Roman" w:hAnsi="Times New Roman" w:cs="Times New Roman"/>
+          <w:b/>
+          <w:color w:val="auto"/>
+          <w:sz w:val="28"/>
+          <w:szCs w:val="28"/>
+        </w:rPr>
+        <w:fldChar w:fldCharType="begin"/>
+      </w:r>
+      <w:r>
+        <w:rPr>
+          <w:rFonts w:ascii="Times New Roman" w:hAnsi="Times New Roman" w:cs="Times New Roman"/>
+          <w:b/>
+          <w:color w:val="auto"/>
+          <w:sz w:val="28"/>
+          <w:szCs w:val="28"/>
+        </w:rPr>
+        <w:instrText xml:space="preserve"> SEQ Рисунок \* ARABIC </w:instrText>
+      </w:r>
+      <w:r>
+        <w:rPr>
+          <w:rFonts w:ascii="Times New Roman" w:hAnsi="Times New Roman" w:cs="Times New Roman"/>
+          <w:b/>
+          <w:color w:val="auto"/>
+          <w:sz w:val="28"/>
+          <w:szCs w:val="28"/>
+        </w:rPr>
+        <w:fldChar w:fldCharType="separate"/>
+      </w:r>
+      <w:r>
+        <w:rPr>
+          <w:rFonts w:ascii="Times New Roman" w:hAnsi="Times New Roman" w:cs="Times New Roman"/>
+          <w:b/>
+          <w:noProof/>
+          <w:color w:val="auto"/>
+          <w:sz w:val="28"/>
+          <w:szCs w:val="28"/>
+        </w:rPr>
+        <w:t>2</w:t>
+      </w:r>
+      <w:r>
+        <w:rPr>
+          <w:rFonts w:ascii="Times New Roman" w:hAnsi="Times New Roman" w:cs="Times New Roman"/>
+          <w:b/>
+          <w:color w:val="auto"/>
+          <w:sz w:val="28"/>
+          <w:szCs w:val="28"/>
+        </w:rPr>
+        <w:fldChar w:fldCharType="end"/>
+      </w:r>
+      <w:r>
+        <w:rPr>
+          <w:rFonts w:ascii="Times New Roman" w:hAnsi="Times New Roman" w:cs="Times New Roman"/>
+          <w:b/>
+          <w:color w:val="auto"/>
+          <w:sz w:val="28"/>
+          <w:szCs w:val="28"/>
+        </w:rPr>
+        <w:t xml:space="preserve"> </w:t>
+      </w:r>
+      <w:r>
+        <w:rPr>
+          <w:rFonts w:ascii="Times New Roman" w:hAnsi="Times New Roman" w:cs="Times New Roman"/>
+          <w:b/>
+          <w:color w:val="auto"/>
+          <w:sz w:val="28"/>
+          <w:szCs w:val="28"/>
+        </w:rPr>
+        <w:t>Работа мессенджера</w:t>
+      </w:r>
+      <w:bookmarkStart w:id="5" w:name="_GoBack"/>
+      <w:bookmarkEnd w:id="5"/>
     </w:p>
     <w:p>
       <w:pPr>
@@ -5012,17 +5275,8 @@
           <w:sz w:val="28"/>
           <w:szCs w:val="28"/>
         </w:rPr>
-        <w:t xml:space="preserve">Особенно ценным для меня стало участие в мероприятиях, организованных компанией R-Vision, где я смог познакомиться с </w:t>
-      </w:r>
-      <w:r>
-        <w:rPr>
-          <w:rFonts w:ascii="Times New Roman" w:hAnsi="Times New Roman" w:cs="Times New Roman"/>
-          <w:bCs/>
-          <w:sz w:val="28"/>
-          <w:szCs w:val="28"/>
-        </w:rPr>
         <w:lastRenderedPageBreak/>
-        <w:t>современными решениями в области информационной безопасности и методиками реагирования на инциденты.</w:t>
+        <w:t>Особенно ценным для меня стало участие в мероприятиях, организованных компанией R-Vision, где я смог познакомиться с современными решениями в области информационной безопасности и методиками реагирования на инциденты.</w:t>
       </w:r>
     </w:p>
     <w:p>
@@ -5139,7 +5393,7 @@
         </w:rPr>
         <w:t xml:space="preserve">: </w:t>
       </w:r>
-      <w:hyperlink r:id="rId8" w:tgtFrame="_new" w:history="1">
+      <w:hyperlink r:id="rId10" w:tgtFrame="_new" w:history="1">
         <w:r>
           <w:rPr>
             <w:rStyle w:val="a6"/>
@@ -5210,7 +5464,7 @@
         </w:rPr>
         <w:t xml:space="preserve">: </w:t>
       </w:r>
-      <w:hyperlink r:id="rId9" w:tgtFrame="_new" w:history="1">
+      <w:hyperlink r:id="rId11" w:tgtFrame="_new" w:history="1">
         <w:r>
           <w:rPr>
             <w:rStyle w:val="a6"/>
@@ -5295,7 +5549,7 @@
         </w:rPr>
         <w:t xml:space="preserve">: </w:t>
       </w:r>
-      <w:hyperlink r:id="rId10" w:history="1">
+      <w:hyperlink r:id="rId12" w:history="1">
         <w:r>
           <w:rPr>
             <w:rStyle w:val="a6"/>
@@ -5421,7 +5675,7 @@
         </w:rPr>
         <w:t xml:space="preserve">: </w:t>
       </w:r>
-      <w:hyperlink r:id="rId11" w:history="1">
+      <w:hyperlink r:id="rId13" w:history="1">
         <w:r>
           <w:rPr>
             <w:rStyle w:val="a6"/>
@@ -5440,7 +5694,7 @@
         </w:rPr>
         <w:t xml:space="preserve"> </w:t>
       </w:r>
-      <w:hyperlink r:id="rId12" w:history="1">
+      <w:hyperlink r:id="rId14" w:history="1">
         <w:r>
           <w:rPr>
             <w:rStyle w:val="a6"/>
@@ -5520,7 +5774,7 @@
         </w:rPr>
         <w:t xml:space="preserve">: </w:t>
       </w:r>
-      <w:hyperlink r:id="rId13" w:history="1">
+      <w:hyperlink r:id="rId15" w:history="1">
         <w:r>
           <w:rPr>
             <w:rStyle w:val="a6"/>
@@ -5560,7 +5814,7 @@
       </w:pPr>
     </w:p>
     <w:sectPr>
-      <w:footerReference w:type="default" r:id="rId14"/>
+      <w:footerReference w:type="default" r:id="rId16"/>
       <w:pgSz w:w="11906" w:h="16838"/>
       <w:pgMar w:top="1134" w:right="850" w:bottom="1134" w:left="1701" w:header="708" w:footer="708" w:gutter="0"/>
       <w:cols w:space="708"/>
@@ -5626,7 +5880,7 @@
           <w:rPr>
             <w:noProof/>
           </w:rPr>
-          <w:t>14</w:t>
+          <w:t>13</w:t>
         </w:r>
         <w:r>
           <w:fldChar w:fldCharType="end"/>
@@ -10255,6 +10509,25 @@
       <w:szCs w:val="24"/>
     </w:rPr>
   </w:style>
+  <w:style w:type="paragraph" w:styleId="af">
+    <w:name w:val="caption"/>
+    <w:basedOn w:val="a"/>
+    <w:next w:val="a"/>
+    <w:uiPriority w:val="35"/>
+    <w:unhideWhenUsed/>
+    <w:qFormat/>
+    <w:rsid w:val="0001279B"/>
+    <w:pPr>
+      <w:spacing w:line="240" w:lineRule="auto"/>
+    </w:pPr>
+    <w:rPr>
+      <w:i/>
+      <w:iCs/>
+      <w:color w:val="44546A" w:themeColor="text2"/>
+      <w:sz w:val="18"/>
+      <w:szCs w:val="18"/>
+    </w:rPr>
+  </w:style>
 </w:styles>
 </file>
 
@@ -10524,7 +10797,7 @@
 </file>
 
 <file path=customXml/itemProps1.xml><?xml version="1.0" encoding="utf-8"?>
-<ds:datastoreItem xmlns:ds="http://schemas.openxmlformats.org/officeDocument/2006/customXml" ds:itemID="{45424C8B-E424-47D3-B0BD-22EF6B152765}">
+<ds:datastoreItem xmlns:ds="http://schemas.openxmlformats.org/officeDocument/2006/customXml" ds:itemID="{D36EBD32-8DF3-48A8-BDA9-AE60DD6B70CC}">
   <ds:schemaRefs>
     <ds:schemaRef ds:uri="http://schemas.openxmlformats.org/officeDocument/2006/bibliography"/>
   </ds:schemaRefs>
